--- a/plantillas_maestras/13_seguro_multiple_y_equipos/negativa_cobertura/2_ddos_banco_y_aseguradora/mujer/TPL_1372_2025_SEGURO_MULTIPLE_Y_EQUIPOS_NEGATIVA_COBERTURA_BANCO_MUJER_R1.docx
+++ b/plantillas_maestras/13_seguro_multiple_y_equipos/negativa_cobertura/2_ddos_banco_y_aseguradora/mujer/TPL_1372_2025_SEGURO_MULTIPLE_Y_EQUIPOS_NEGATIVA_COBERTURA_BANCO_MUJER_R1.docx
@@ -428,7 +428,7 @@
           <w14:ligatures w14:val="none"/>
         </w:rPr>
         <w:tab/>
-        <w:t xml:space="preserve">:       </w:t>
+        <w:t xml:space="preserve">: </w:t>
       </w:r>
       <w:r>
         <w:rPr>
@@ -855,7 +855,7 @@
           <w:lang w:val="es-ES" w:eastAsia="es-ES"/>
           <w14:ligatures w14:val="none"/>
         </w:rPr>
-        <w:t xml:space="preserve"> por presuntas infracciones a la Ley N°29571, Código de Protección y Defensa del Consumidor (en adelante, Código)</w:t>
+        <w:t xml:space="preserve"> por presuntas infracciones a la Ley 29571, Código de Protección y Defensa del Consumidor (en adelante, Código)</w:t>
       </w:r>
       <w:r>
         <w:rPr>
@@ -1139,7 +1139,7 @@
           <w:lang w:eastAsia="es-ES"/>
           <w14:ligatures w14:val="none"/>
         </w:rPr>
-        <w:t>N°</w:t>
+        <w:t/>
       </w:r>
       <w:proofErr w:type="spellEnd"/>
       <w:r>
@@ -2484,7 +2484,7 @@
           <w:lang w:val="es-ES" w:eastAsia="es-ES"/>
           <w14:ligatures w14:val="none"/>
         </w:rPr>
-        <w:t>N.°</w:t>
+        <w:t/>
       </w:r>
       <w:proofErr w:type="spellEnd"/>
       <w:r>
@@ -2624,7 +2624,7 @@
           <w:lang w:eastAsia="es-PE"/>
           <w14:ligatures w14:val="none"/>
         </w:rPr>
-        <w:t>Técnica de la Comisión de Protección al Consumidor N°1 (en adelante, la Secretaría Técnica), en ejercicio de sus facultades</w:t>
+        <w:t>Técnica de la Comisión de Protección al Consumidor 1 (en adelante, la Secretaría Técnica), en ejercicio de sus facultades</w:t>
       </w:r>
       <w:r>
         <w:rPr>
@@ -2690,7 +2690,7 @@
           <w:lang w:eastAsia="es-PE"/>
           <w14:ligatures w14:val="none"/>
         </w:rPr>
-        <w:t>°</w:t>
+        <w:t/>
       </w:r>
       <w:r>
         <w:rPr>
@@ -2708,7 +2708,7 @@
           <w:lang w:eastAsia="es-PE"/>
           <w14:ligatures w14:val="none"/>
         </w:rPr>
-        <w:t>°</w:t>
+        <w:t/>
       </w:r>
       <w:r>
         <w:rPr>
@@ -2813,7 +2813,7 @@
           <w:lang w:eastAsia="es-PE"/>
           <w14:ligatures w14:val="none"/>
         </w:rPr>
-        <w:t>°</w:t>
+        <w:t/>
       </w:r>
       <w:r>
         <w:rPr>
@@ -2831,7 +2831,7 @@
           <w:lang w:eastAsia="es-PE"/>
           <w14:ligatures w14:val="none"/>
         </w:rPr>
-        <w:t>°</w:t>
+        <w:t/>
       </w:r>
       <w:r>
         <w:rPr>
@@ -2953,7 +2953,7 @@
           <w:lang w:eastAsia="es-PE"/>
           <w14:ligatures w14:val="none"/>
         </w:rPr>
-        <w:t>°</w:t>
+        <w:t/>
       </w:r>
       <w:r>
         <w:rPr>
@@ -2971,7 +2971,7 @@
           <w:lang w:eastAsia="es-PE"/>
           <w14:ligatures w14:val="none"/>
         </w:rPr>
-        <w:t>°</w:t>
+        <w:t/>
       </w:r>
       <w:r>
         <w:rPr>
@@ -3209,7 +3209,7 @@
           <w:lang w:eastAsia="es-PE"/>
           <w14:ligatures w14:val="none"/>
         </w:rPr>
-        <w:t xml:space="preserve">) del artículo 56° </w:t>
+        <w:t xml:space="preserve">) del artículo 56 </w:t>
       </w:r>
       <w:r>
         <w:rPr>
@@ -3249,7 +3249,7 @@
           <w:lang w:eastAsia="es-PE"/>
           <w14:ligatures w14:val="none"/>
         </w:rPr>
-        <w:t xml:space="preserve">  </w:t>
+        <w:t xml:space="preserve"> </w:t>
       </w:r>
     </w:p>
     <w:p>
@@ -3437,7 +3437,7 @@
           <w:lang w:eastAsia="es-PE"/>
           <w14:ligatures w14:val="none"/>
         </w:rPr>
-        <w:t xml:space="preserve">) del artículo 56° </w:t>
+        <w:t xml:space="preserve">) del artículo 56 </w:t>
       </w:r>
       <w:r>
         <w:rPr>
@@ -3536,7 +3536,7 @@
           <w:lang w:eastAsia="es-PE"/>
           <w14:ligatures w14:val="none"/>
         </w:rPr>
-        <w:t>°</w:t>
+        <w:t/>
       </w:r>
       <w:r>
         <w:rPr>
@@ -3554,7 +3554,7 @@
           <w:lang w:eastAsia="es-PE"/>
           <w14:ligatures w14:val="none"/>
         </w:rPr>
-        <w:t>°</w:t>
+        <w:t/>
       </w:r>
       <w:r>
         <w:rPr>
@@ -3641,7 +3641,7 @@
           <w:lang w:eastAsia="es-PE"/>
           <w14:ligatures w14:val="none"/>
         </w:rPr>
-        <w:t>°</w:t>
+        <w:t/>
       </w:r>
       <w:r>
         <w:rPr>
@@ -3659,7 +3659,7 @@
           <w:lang w:eastAsia="es-PE"/>
           <w14:ligatures w14:val="none"/>
         </w:rPr>
-        <w:t>°</w:t>
+        <w:t/>
       </w:r>
       <w:r>
         <w:rPr>
@@ -3756,7 +3756,7 @@
           <w:lang w:eastAsia="es-PE"/>
           <w14:ligatures w14:val="none"/>
         </w:rPr>
-        <w:t xml:space="preserve">artículo 1°, numeral 1, literal b) </w:t>
+        <w:t xml:space="preserve">artículo 1, numeral 1, literal b) </w:t>
       </w:r>
       <w:bookmarkEnd w:id="4"/>
       <w:r>
@@ -3768,7 +3768,7 @@
           <w:lang w:eastAsia="es-PE"/>
           <w14:ligatures w14:val="none"/>
         </w:rPr>
-        <w:t>y al artículo 2° del Código</w:t>
+        <w:t>y al artículo 2 del Código</w:t>
       </w:r>
       <w:r>
         <w:rPr>
@@ -3791,7 +3791,7 @@
           <w:lang w:eastAsia="es-PE"/>
           <w14:ligatures w14:val="none"/>
         </w:rPr>
-        <w:t xml:space="preserve">.  </w:t>
+        <w:t xml:space="preserve">. </w:t>
       </w:r>
     </w:p>
     <w:p>
@@ -3888,7 +3888,7 @@
           <w:lang w:eastAsia="es-PE"/>
           <w14:ligatures w14:val="none"/>
         </w:rPr>
-        <w:t>°</w:t>
+        <w:t/>
       </w:r>
       <w:r>
         <w:rPr>
@@ -3906,7 +3906,7 @@
           <w:lang w:eastAsia="es-PE"/>
           <w14:ligatures w14:val="none"/>
         </w:rPr>
-        <w:t>°</w:t>
+        <w:t/>
       </w:r>
       <w:r>
         <w:rPr>
@@ -3994,7 +3994,7 @@
           <w:lang w:eastAsia="es-PE"/>
           <w14:ligatures w14:val="none"/>
         </w:rPr>
-        <w:t>°</w:t>
+        <w:t/>
       </w:r>
       <w:r>
         <w:rPr>
@@ -4012,7 +4012,7 @@
           <w:lang w:eastAsia="es-PE"/>
           <w14:ligatures w14:val="none"/>
         </w:rPr>
-        <w:t>°</w:t>
+        <w:t/>
       </w:r>
       <w:r>
         <w:rPr>
@@ -4154,7 +4154,7 @@
           <w:lang w:eastAsia="es-PE"/>
           <w14:ligatures w14:val="none"/>
         </w:rPr>
-        <w:t xml:space="preserve">literal g) del artículo 56° </w:t>
+        <w:t xml:space="preserve">literal g) del artículo 56 </w:t>
       </w:r>
       <w:r>
         <w:rPr>
@@ -4184,7 +4184,7 @@
           <w:lang w:eastAsia="es-PE"/>
           <w14:ligatures w14:val="none"/>
         </w:rPr>
-        <w:t xml:space="preserve">.  </w:t>
+        <w:t xml:space="preserve">. </w:t>
       </w:r>
     </w:p>
     <w:p>
@@ -4420,7 +4420,7 @@
           <w:lang w:val="es-ES" w:eastAsia="es-ES"/>
           <w14:ligatures w14:val="none"/>
         </w:rPr>
-        <w:t>N°</w:t>
+        <w:t/>
       </w:r>
       <w:proofErr w:type="spellEnd"/>
       <w:r>
@@ -4547,7 +4547,7 @@
           <w:lang w:val="es-ES" w:eastAsia="es-ES"/>
           <w14:ligatures w14:val="none"/>
         </w:rPr>
-        <w:t>N°</w:t>
+        <w:t/>
       </w:r>
       <w:proofErr w:type="spellEnd"/>
       <w:r>
@@ -4654,7 +4654,7 @@
           <w14:ligatures w14:val="none"/>
         </w:rPr>
         <w:lastRenderedPageBreak/>
-        <w:t xml:space="preserve">RESOLUCIÓN DE LA SECRETARÍA TÉCNICA  </w:t>
+        <w:t xml:space="preserve">RESOLUCIÓN DE LA SECRETARÍA TÉCNICA </w:t>
       </w:r>
     </w:p>
     <w:p>
@@ -4872,7 +4872,7 @@
           <w:lang w:eastAsia="es-PE"/>
           <w14:ligatures w14:val="none"/>
         </w:rPr>
-        <w:t xml:space="preserve"> infracción a los artículos 18° y 19°</w:t>
+        <w:t xml:space="preserve"> infracción a los artículos 18 y 19</w:t>
       </w:r>
       <w:r>
         <w:rPr>
@@ -4985,7 +4985,7 @@
           <w:lang w:eastAsia="es-PE"/>
           <w14:ligatures w14:val="none"/>
         </w:rPr>
-        <w:t xml:space="preserve"> infracción a los artículos 18° y 19°</w:t>
+        <w:t xml:space="preserve"> infracción a los artículos 18 y 19</w:t>
       </w:r>
       <w:r>
         <w:rPr>
@@ -5109,7 +5109,7 @@
           <w:lang w:eastAsia="es-PE"/>
           <w14:ligatures w14:val="none"/>
         </w:rPr>
-        <w:t xml:space="preserve"> infracción a los artículos 18° y 19°</w:t>
+        <w:t xml:space="preserve"> infracción a los artículos 18 y 19</w:t>
       </w:r>
       <w:r>
         <w:rPr>
@@ -5294,7 +5294,7 @@
           <w:lang w:eastAsia="es-PE"/>
           <w14:ligatures w14:val="none"/>
         </w:rPr>
-        <w:t>°</w:t>
+        <w:t/>
       </w:r>
       <w:r>
         <w:rPr>
@@ -5520,7 +5520,7 @@
           <w:lang w:eastAsia="es-PE"/>
           <w14:ligatures w14:val="none"/>
         </w:rPr>
-        <w:t>°</w:t>
+        <w:t/>
       </w:r>
       <w:r>
         <w:rPr>
@@ -5664,7 +5664,7 @@
           <w:lang w:eastAsia="es-PE"/>
           <w14:ligatures w14:val="none"/>
         </w:rPr>
-        <w:t xml:space="preserve"> infracción a los artículos 18° y 19°</w:t>
+        <w:t xml:space="preserve"> infracción a los artículos 18 y 19</w:t>
       </w:r>
       <w:r>
         <w:rPr>
@@ -5761,7 +5761,7 @@
           <w:lang w:eastAsia="es-PE"/>
           <w14:ligatures w14:val="none"/>
         </w:rPr>
-        <w:t xml:space="preserve"> infracción a los artículos 18° y 19°</w:t>
+        <w:t xml:space="preserve"> infracción a los artículos 18 y 19</w:t>
       </w:r>
       <w:r>
         <w:rPr>
@@ -5865,7 +5865,7 @@
           <w:lang w:eastAsia="es-PE"/>
           <w14:ligatures w14:val="none"/>
         </w:rPr>
-        <w:t>Presunta infracción al artículo 1°, numeral 1, literal b) y al artículo 2° de la Ley 29571, Código de Protección y Defensa del Consumidor</w:t>
+        <w:t>Presunta infracción al artículo 1, numeral 1, literal b) y al artículo 2 de la Ley 29571, Código de Protección y Defensa del Consumidor</w:t>
       </w:r>
       <w:r>
         <w:rPr>
@@ -5968,7 +5968,7 @@
           <w:lang w:eastAsia="es-PE"/>
           <w14:ligatures w14:val="none"/>
         </w:rPr>
-        <w:t xml:space="preserve"> infracción a los artículos 18° y 19°</w:t>
+        <w:t xml:space="preserve"> infracción a los artículos 18 y 19</w:t>
       </w:r>
       <w:r>
         <w:rPr>
@@ -6134,7 +6134,7 @@
           <w:lang w:eastAsia="es-PE"/>
           <w14:ligatures w14:val="none"/>
         </w:rPr>
-        <w:t xml:space="preserve"> infracción a los artículos 18° y 19°</w:t>
+        <w:t xml:space="preserve"> infracción a los artículos 18 y 19</w:t>
       </w:r>
       <w:r>
         <w:rPr>
@@ -6239,7 +6239,7 @@
           <w14:ligatures w14:val="none"/>
         </w:rPr>
         <w:lastRenderedPageBreak/>
-        <w:t xml:space="preserve">Presunta infracción al literal g) del artículo 56° de la Ley 29571, Código de Protección y Defensa del Consumidor, en tanto </w:t>
+        <w:t xml:space="preserve">Presunta infracción al literal g) del artículo 56 de la Ley 29571, Código de Protección y Defensa del Consumidor, en tanto </w:t>
       </w:r>
       <w:r>
         <w:rPr>
@@ -6560,7 +6560,7 @@
           <w:lang w:eastAsia="es-PE"/>
           <w14:ligatures w14:val="none"/>
         </w:rPr>
-        <w:t>°</w:t>
+        <w:t/>
       </w:r>
       <w:r>
         <w:rPr>
@@ -6656,7 +6656,7 @@
           <w:lang w:eastAsia="es-PE"/>
           <w14:ligatures w14:val="none"/>
         </w:rPr>
-        <w:t>°</w:t>
+        <w:t/>
       </w:r>
       <w:r>
         <w:rPr>
@@ -6830,7 +6830,7 @@
           <w:lang w:eastAsia="es-PE"/>
           <w14:ligatures w14:val="none"/>
         </w:rPr>
-        <w:t>°</w:t>
+        <w:t/>
       </w:r>
       <w:r>
         <w:rPr>
@@ -6969,7 +6969,7 @@
           <w:lang w:val="es-ES" w:eastAsia="es-ES"/>
           <w14:ligatures w14:val="none"/>
         </w:rPr>
-        <w:t>N°</w:t>
+        <w:t/>
       </w:r>
       <w:proofErr w:type="spellEnd"/>
       <w:r>
@@ -7131,7 +7131,7 @@
           <w14:ligatures w14:val="none"/>
         </w:rPr>
         <w:lastRenderedPageBreak/>
-        <w:t>presentar una copia debidamente suscrita de la Póliza N° 31-166656 del Seguro de Accidentes Personales materia de denuncia; y, (</w:t>
+        <w:t>presentar una copia debidamente suscrita de la Póliza 31-166656 del Seguro de Accidentes Personales materia de denuncia; y, (</w:t>
       </w:r>
       <w:proofErr w:type="spellStart"/>
       <w:r>
@@ -7232,7 +7232,7 @@
           <w:lang w:eastAsia="es-PE"/>
           <w14:ligatures w14:val="none"/>
         </w:rPr>
-        <w:t>°</w:t>
+        <w:t/>
       </w:r>
       <w:r>
         <w:rPr>
@@ -7273,7 +7273,7 @@
           <w:lang w:eastAsia="es-PE"/>
           <w14:ligatures w14:val="none"/>
         </w:rPr>
-        <w:t>°</w:t>
+        <w:t/>
       </w:r>
       <w:r>
         <w:rPr>
@@ -7293,7 +7293,7 @@
           <w:lang w:eastAsia="es-PE"/>
           <w14:ligatures w14:val="none"/>
         </w:rPr>
-        <w:t>°</w:t>
+        <w:t/>
       </w:r>
       <w:r>
         <w:rPr>
@@ -7313,7 +7313,7 @@
           <w:lang w:eastAsia="es-PE"/>
           <w14:ligatures w14:val="none"/>
         </w:rPr>
-        <w:t>°</w:t>
+        <w:t/>
       </w:r>
       <w:r>
         <w:rPr>
@@ -7366,7 +7366,7 @@
           <w:lang w:eastAsia="es-PE"/>
           <w14:ligatures w14:val="none"/>
         </w:rPr>
-        <w:t>°</w:t>
+        <w:t/>
       </w:r>
       <w:r>
         <w:rPr>
@@ -7467,7 +7467,7 @@
           <w:lang w:eastAsia="es-PE"/>
           <w14:ligatures w14:val="none"/>
         </w:rPr>
-        <w:t>°</w:t>
+        <w:t/>
       </w:r>
       <w:r>
         <w:rPr>
@@ -7560,7 +7560,7 @@
           <w:lang w:eastAsia="es-PE"/>
           <w14:ligatures w14:val="none"/>
         </w:rPr>
-        <w:t>°</w:t>
+        <w:t/>
       </w:r>
       <w:r>
         <w:rPr>
@@ -7568,7 +7568,7 @@
           <w:kern w:val="0"/>
           <w14:ligatures w14:val="none"/>
         </w:rPr>
-        <w:t xml:space="preserve"> del Decreto Legislativo N° 807</w:t>
+        <w:t xml:space="preserve"> del Decreto Legislativo 807</w:t>
       </w:r>
       <w:r>
         <w:rPr>
@@ -7902,7 +7902,7 @@
           <w:lang w:eastAsia="es-PE"/>
           <w14:ligatures w14:val="none"/>
         </w:rPr>
-        <w:t>°</w:t>
+        <w:t/>
       </w:r>
       <w:r>
         <w:rPr>
@@ -7919,7 +7919,7 @@
           <w:lang w:eastAsia="es-PE"/>
           <w14:ligatures w14:val="none"/>
         </w:rPr>
-        <w:t>°</w:t>
+        <w:t/>
       </w:r>
       <w:r>
         <w:rPr>
@@ -8158,7 +8158,7 @@
           <w:kern w:val="0"/>
           <w14:ligatures w14:val="none"/>
         </w:rPr>
-        <w:t> Protección al Consumidor N° 1</w:t>
+        <w:t> Protección al Consumidor 1</w:t>
       </w:r>
     </w:p>
     <w:p>
@@ -8381,7 +8381,7 @@
           <w:szCs w:val="16"/>
         </w:rPr>
         <w:tab/>
-        <w:t xml:space="preserve">Denuncia remitida a esta Comisión mediante MEMORANDUM N° </w:t>
+        <w:t xml:space="preserve">Denuncia remitida a esta Comisión mediante MEMORANDUM </w:t>
       </w:r>
       <w:r>
         <w:rPr>
@@ -8580,7 +8580,7 @@
           <w:sz w:val="16"/>
           <w:szCs w:val="16"/>
         </w:rPr>
-        <w:t xml:space="preserve">  </w:t>
+        <w:t xml:space="preserve"> </w:t>
       </w:r>
       <w:r>
         <w:rPr>
@@ -8598,7 +8598,7 @@
           <w:sz w:val="16"/>
           <w:szCs w:val="16"/>
         </w:rPr>
-        <w:t xml:space="preserve">LEY N° 29571, CÓDIGO DE PROTECCIÓN Y DEFENSA DEL CONSUMIDOR, publicado el 2 de setiembre de 2010 y modificado por Decreto Legislativo N° 1308 </w:t>
+        <w:t xml:space="preserve">LEY 29571, CÓDIGO DE PROTECCIÓN Y DEFENSA DEL CONSUMIDOR, publicado el 2 de setiembre de 2010 y modificado por Decreto Legislativo 1308 </w:t>
       </w:r>
     </w:p>
     <w:p>
@@ -8650,7 +8650,7 @@
           <w:szCs w:val="16"/>
         </w:rPr>
         <w:tab/>
-        <w:t xml:space="preserve">El Instituto Nacional de Defensa de la Competencia y de la Protección de la Propiedad Intelectual (Indecopi) es la autoridad con competencia primaria y de alcance nacional para conocer las presuntas infracciones a las disposiciones contenidas en el presente Código, así como para imponer las sanciones y medidas correctivas establecidas en el presente capítulo, conforme al Decreto Legislativo N° 1033, Ley de Organización y Funciones del Indecopi. Dicha competencia solo puede ser negada cuando ella haya sido asignada o se asigne a favor de otro organismo por norma expresa con rango de ley. </w:t>
+        <w:t xml:space="preserve">El Instituto Nacional de Defensa de la Competencia y de la Protección de la Propiedad Intelectual (Indecopi) es la autoridad con competencia primaria y de alcance nacional para conocer las presuntas infracciones a las disposiciones contenidas en el presente Código, así como para imponer las sanciones y medidas correctivas establecidas en el presente capítulo, conforme al Decreto Legislativo 1033, Ley de Organización y Funciones del Indecopi. Dicha competencia solo puede ser negada cuando ella haya sido asignada o se asigne a favor de otro organismo por norma expresa con rango de ley. </w:t>
       </w:r>
     </w:p>
     <w:p>
@@ -8724,7 +8724,7 @@
           <w:sz w:val="16"/>
           <w:szCs w:val="16"/>
         </w:rPr>
-        <w:t xml:space="preserve">LEY DE ORGANIZACIÓN Y FUNCIONES DEL INDECOPI, APROBADA POR DECRETO LEGISLATIVO N° 1033 </w:t>
+        <w:t xml:space="preserve">LEY DE ORGANIZACIÓN Y FUNCIONES DEL INDECOPI, APROBADA POR DECRETO LEGISLATIVO 1033 </w:t>
       </w:r>
     </w:p>
     <w:p>
@@ -8851,7 +8851,7 @@
           <w:sz w:val="16"/>
           <w:szCs w:val="16"/>
         </w:rPr>
-        <w:t xml:space="preserve">           </w:t>
+        <w:t xml:space="preserve"> </w:t>
       </w:r>
       <w:r>
         <w:rPr>
@@ -8869,7 +8869,7 @@
           <w:sz w:val="16"/>
           <w:szCs w:val="16"/>
         </w:rPr>
-        <w:t xml:space="preserve">LEY N° 29571, CÓDIGO DE PROTECCIÓN Y DEFENSA DEL CONSUMIDOR, publicado el 2 de setiembre de 2010 y modificado por Decreto Legislativo N° 1308   </w:t>
+        <w:t xml:space="preserve">LEY 29571, CÓDIGO DE PROTECCIÓN Y DEFENSA DEL CONSUMIDOR, publicado el 2 de setiembre de 2010 y modificado por Decreto Legislativo 1308 </w:t>
       </w:r>
     </w:p>
     <w:p>
@@ -8893,7 +8893,7 @@
           <w:sz w:val="16"/>
           <w:szCs w:val="16"/>
         </w:rPr>
-        <w:t xml:space="preserve">Artículo 18.- Idoneidad   </w:t>
+        <w:t xml:space="preserve">Artículo 18.- Idoneidad </w:t>
       </w:r>
     </w:p>
     <w:p>
@@ -8913,7 +8913,7 @@
           <w:sz w:val="16"/>
           <w:szCs w:val="16"/>
         </w:rPr>
-        <w:t xml:space="preserve">Se entiende por idoneidad la correspondencia entre lo que un consumidor espera y lo que efectivamente recibe, en función a lo que se le hubiera ofrecido, la publicidad e información transmitida, las condiciones y circunstancias de la transacción, las características y naturaleza del producto o servicio, el precio, entre otros factores, atendiendo a las circunstancias del caso.    </w:t>
+        <w:t xml:space="preserve">Se entiende por idoneidad la correspondencia entre lo que un consumidor espera y lo que efectivamente recibe, en función a lo que se le hubiera ofrecido, la publicidad e información transmitida, las condiciones y circunstancias de la transacción, las características y naturaleza del producto o servicio, el precio, entre otros factores, atendiendo a las circunstancias del caso. </w:t>
       </w:r>
     </w:p>
     <w:p>
@@ -9063,7 +9063,7 @@
           <w:sz w:val="16"/>
           <w:szCs w:val="16"/>
         </w:rPr>
-        <w:t>N°</w:t>
+        <w:t/>
       </w:r>
       <w:proofErr w:type="spellEnd"/>
       <w:r>
@@ -9085,7 +9085,7 @@
           <w:sz w:val="16"/>
           <w:szCs w:val="16"/>
         </w:rPr>
-        <w:t>N°</w:t>
+        <w:t/>
       </w:r>
       <w:proofErr w:type="spellEnd"/>
       <w:r>
@@ -9096,7 +9096,7 @@
           <w:sz w:val="16"/>
           <w:szCs w:val="16"/>
         </w:rPr>
-        <w:t xml:space="preserve"> 1308   </w:t>
+        <w:t xml:space="preserve"> 1308 </w:t>
       </w:r>
     </w:p>
     <w:p>
@@ -9292,7 +9292,7 @@
           <w:sz w:val="15"/>
           <w:szCs w:val="15"/>
         </w:rPr>
-        <w:t>N°</w:t>
+        <w:t/>
       </w:r>
       <w:proofErr w:type="spellEnd"/>
       <w:r>
@@ -9314,7 +9314,7 @@
           <w:sz w:val="15"/>
           <w:szCs w:val="15"/>
         </w:rPr>
-        <w:t>N°</w:t>
+        <w:t/>
       </w:r>
       <w:proofErr w:type="spellEnd"/>
       <w:r>
@@ -9325,7 +9325,7 @@
           <w:sz w:val="15"/>
           <w:szCs w:val="15"/>
         </w:rPr>
-        <w:t xml:space="preserve"> 1308   </w:t>
+        <w:t xml:space="preserve"> 1308 </w:t>
       </w:r>
     </w:p>
     <w:p>
@@ -9641,7 +9641,7 @@
           <w:sz w:val="16"/>
           <w:szCs w:val="16"/>
         </w:rPr>
-        <w:t>N°</w:t>
+        <w:t/>
       </w:r>
       <w:proofErr w:type="spellEnd"/>
       <w:r>
@@ -9663,7 +9663,7 @@
           <w:sz w:val="16"/>
           <w:szCs w:val="16"/>
         </w:rPr>
-        <w:t>N°</w:t>
+        <w:t/>
       </w:r>
       <w:proofErr w:type="spellEnd"/>
       <w:r>
@@ -9674,7 +9674,7 @@
           <w:sz w:val="16"/>
           <w:szCs w:val="16"/>
         </w:rPr>
-        <w:t xml:space="preserve"> 1308   </w:t>
+        <w:t xml:space="preserve"> 1308 </w:t>
       </w:r>
     </w:p>
     <w:p>
@@ -9824,7 +9824,7 @@
           <w:sz w:val="16"/>
           <w:szCs w:val="16"/>
         </w:rPr>
-        <w:t xml:space="preserve">  </w:t>
+        <w:t xml:space="preserve"> </w:t>
       </w:r>
       <w:r>
         <w:rPr>
@@ -9842,7 +9842,7 @@
           <w:sz w:val="16"/>
           <w:szCs w:val="16"/>
         </w:rPr>
-        <w:t>LEY SOBRE FACULTADES, NORMAS Y ORGANIZACIÓN DEL INDECOPI, APROBADA POR DECRETO LEGISLATIVO N° 807 Artículo 24.-</w:t>
+        <w:t>LEY SOBRE FACULTADES, NORMAS Y ORGANIZACIÓN DEL INDECOPI, APROBADA POR DECRETO LEGISLATIVO 807 Artículo 24.-</w:t>
       </w:r>
       <w:r>
         <w:rPr>
@@ -10027,7 +10027,7 @@
           <w:sz w:val="16"/>
           <w:szCs w:val="16"/>
         </w:rPr>
-        <w:t>Nº</w:t>
+        <w:t/>
       </w:r>
       <w:proofErr w:type="spellEnd"/>
       <w:r>
@@ -10133,7 +10133,7 @@
           <w:sz w:val="16"/>
           <w:szCs w:val="16"/>
         </w:rPr>
-        <w:t>publicado el 2 de setiembre de 2010 y modificado por Decreto Legislativo N° 1308</w:t>
+        <w:t>publicado el 2 de setiembre de 2010 y modificado por Decreto Legislativo 1308</w:t>
       </w:r>
     </w:p>
     <w:p>
@@ -10290,7 +10290,7 @@
           <w:szCs w:val="16"/>
           <w:vertAlign w:val="superscript"/>
         </w:rPr>
-        <w:t xml:space="preserve">  </w:t>
+        <w:t xml:space="preserve"> </w:t>
       </w:r>
       <w:r>
         <w:rPr>
@@ -10298,7 +10298,7 @@
           <w:sz w:val="16"/>
           <w:szCs w:val="16"/>
         </w:rPr>
-        <w:t xml:space="preserve">     </w:t>
+        <w:t xml:space="preserve"> </w:t>
       </w:r>
       <w:r>
         <w:rPr>
@@ -10334,7 +10334,7 @@
           <w:sz w:val="16"/>
           <w:szCs w:val="16"/>
         </w:rPr>
-        <w:t>publicado el 2 de setiembre de 2010 y modificado por Decreto Legislativo N° 1308</w:t>
+        <w:t>publicado el 2 de setiembre de 2010 y modificado por Decreto Legislativo 1308</w:t>
       </w:r>
     </w:p>
     <w:p>
@@ -10377,7 +10377,7 @@
           <w:sz w:val="16"/>
           <w:szCs w:val="16"/>
         </w:rPr>
-        <w:t>El órgano resolutivo puede sancionar las infracciones administrativas a que se refiere el artículo 108º con amonestación y multas de hasta cuatrocientos cincuenta (450) Unidades Impositivas Tributarias (UIT), las cuales son calificadas de la siguiente manera:</w:t>
+        <w:t>El órgano resolutivo puede sancionar las infracciones administrativas a que se refiere el artículo 108 con amonestación y multas de hasta cuatrocientos cincuenta (450) Unidades Impositivas Tributarias (UIT), las cuales son calificadas de la siguiente manera:</w:t>
       </w:r>
     </w:p>
     <w:p>
@@ -10500,7 +10500,7 @@
           <w:sz w:val="16"/>
           <w:szCs w:val="16"/>
         </w:rPr>
-        <w:t xml:space="preserve">        </w:t>
+        <w:t xml:space="preserve"> </w:t>
       </w:r>
       <w:r>
         <w:rPr>
@@ -11317,7 +11317,7 @@
           <w:sz w:val="16"/>
           <w:szCs w:val="16"/>
         </w:rPr>
-        <w:t xml:space="preserve">         </w:t>
+        <w:t xml:space="preserve"> </w:t>
       </w:r>
       <w:r>
         <w:rPr>
@@ -11353,7 +11353,7 @@
           <w:sz w:val="16"/>
           <w:szCs w:val="16"/>
         </w:rPr>
-        <w:t>publicado el 2 de setiembre de 2010 y modificado por Decreto Legislativo N° 1308</w:t>
+        <w:t>publicado el 2 de setiembre de 2010 y modificado por Decreto Legislativo 1308</w:t>
       </w:r>
     </w:p>
     <w:p>
@@ -11561,7 +11561,7 @@
           <w:sz w:val="16"/>
           <w:szCs w:val="16"/>
         </w:rPr>
-        <w:t>Nº</w:t>
+        <w:t/>
       </w:r>
       <w:proofErr w:type="spellEnd"/>
       <w:r>
@@ -12013,7 +12013,7 @@
               <w:sz w:val="16"/>
               <w:szCs w:val="16"/>
             </w:rPr>
-            <w:t xml:space="preserve">CNICA DE LA    </w:t>
+            <w:t xml:space="preserve">CNICA DE LA </w:t>
           </w:r>
         </w:p>
         <w:p>

--- a/plantillas_maestras/13_seguro_multiple_y_equipos/negativa_cobertura/2_ddos_banco_y_aseguradora/mujer/TPL_1372_2025_SEGURO_MULTIPLE_Y_EQUIPOS_NEGATIVA_COBERTURA_BANCO_MUJER_R1.docx
+++ b/plantillas_maestras/13_seguro_multiple_y_equipos/negativa_cobertura/2_ddos_banco_y_aseguradora/mujer/TPL_1372_2025_SEGURO_MULTIPLE_Y_EQUIPOS_NEGATIVA_COBERTURA_BANCO_MUJER_R1.docx
@@ -93,7 +93,7 @@
           <w:lang w:eastAsia="es-PE"/>
           <w14:ligatures w14:val="none"/>
         </w:rPr>
-        <w:t>DENUNCIANTE</w:t>
+        <w:t xml:space="preserve">DENUNCIANTE:[DENUNCIANTE] (SEÑORA [APELLIDO])</w:t>
       </w:r>
       <w:r>
         <w:rPr>
@@ -105,7 +105,7 @@
           <w14:ligatures w14:val="none"/>
         </w:rPr>
         <w:tab/>
-        <w:t>:</w:t>
+        <w:t/>
       </w:r>
       <w:r>
         <w:rPr>
@@ -127,62 +127,62 @@
           <w:lang w:eastAsia="es-PE"/>
           <w14:ligatures w14:val="none"/>
         </w:rPr>
-        <w:t xml:space="preserve">ADRIANA LEONOR FLORES QUISPE </w:t>
-      </w:r>
-      <w:r>
-        <w:rPr>
-          <w:rFonts w:ascii="Arial Narrow" w:eastAsia="Arial Narrow" w:hAnsi="Arial Narrow" w:cs="Arial Narrow"/>
-          <w:b/>
-          <w:color w:val="000000"/>
-          <w:kern w:val="0"/>
-          <w:lang w:eastAsia="es-PE"/>
-          <w14:ligatures w14:val="none"/>
-        </w:rPr>
-        <w:t>(SEÑOR</w:t>
-      </w:r>
-      <w:r>
-        <w:rPr>
-          <w:rFonts w:ascii="Arial Narrow" w:eastAsia="Arial Narrow" w:hAnsi="Arial Narrow" w:cs="Arial Narrow"/>
-          <w:b/>
-          <w:color w:val="000000"/>
-          <w:kern w:val="0"/>
-          <w:lang w:eastAsia="es-PE"/>
-          <w14:ligatures w14:val="none"/>
-        </w:rPr>
-        <w:t>A</w:t>
-      </w:r>
-      <w:r>
-        <w:rPr>
-          <w:rFonts w:ascii="Arial Narrow" w:eastAsia="Arial Narrow" w:hAnsi="Arial Narrow" w:cs="Arial Narrow"/>
-          <w:b/>
-          <w:color w:val="000000"/>
-          <w:kern w:val="0"/>
-          <w:lang w:eastAsia="es-PE"/>
-          <w14:ligatures w14:val="none"/>
-        </w:rPr>
-        <w:t xml:space="preserve"> </w:t>
-      </w:r>
-      <w:r>
-        <w:rPr>
-          <w:rFonts w:ascii="Arial Narrow" w:eastAsia="Arial Narrow" w:hAnsi="Arial Narrow" w:cs="Arial Narrow"/>
-          <w:b/>
-          <w:color w:val="000000"/>
-          <w:kern w:val="0"/>
-          <w:lang w:eastAsia="es-PE"/>
-          <w14:ligatures w14:val="none"/>
-        </w:rPr>
-        <w:t>FLORES</w:t>
-      </w:r>
-      <w:r>
-        <w:rPr>
-          <w:rFonts w:ascii="Arial Narrow" w:eastAsia="Arial Narrow" w:hAnsi="Arial Narrow" w:cs="Arial Narrow"/>
-          <w:b/>
-          <w:color w:val="000000"/>
-          <w:kern w:val="0"/>
-          <w:lang w:eastAsia="es-PE"/>
-          <w14:ligatures w14:val="none"/>
-        </w:rPr>
-        <w:t>)</w:t>
+        <w:t xml:space="preserve"/>
+      </w:r>
+      <w:r>
+        <w:rPr>
+          <w:rFonts w:ascii="Arial Narrow" w:eastAsia="Arial Narrow" w:hAnsi="Arial Narrow" w:cs="Arial Narrow"/>
+          <w:b/>
+          <w:color w:val="000000"/>
+          <w:kern w:val="0"/>
+          <w:lang w:eastAsia="es-PE"/>
+          <w14:ligatures w14:val="none"/>
+        </w:rPr>
+        <w:t/>
+      </w:r>
+      <w:r>
+        <w:rPr>
+          <w:rFonts w:ascii="Arial Narrow" w:eastAsia="Arial Narrow" w:hAnsi="Arial Narrow" w:cs="Arial Narrow"/>
+          <w:b/>
+          <w:color w:val="000000"/>
+          <w:kern w:val="0"/>
+          <w:lang w:eastAsia="es-PE"/>
+          <w14:ligatures w14:val="none"/>
+        </w:rPr>
+        <w:t/>
+      </w:r>
+      <w:r>
+        <w:rPr>
+          <w:rFonts w:ascii="Arial Narrow" w:eastAsia="Arial Narrow" w:hAnsi="Arial Narrow" w:cs="Arial Narrow"/>
+          <w:b/>
+          <w:color w:val="000000"/>
+          <w:kern w:val="0"/>
+          <w:lang w:eastAsia="es-PE"/>
+          <w14:ligatures w14:val="none"/>
+        </w:rPr>
+        <w:t xml:space="preserve"/>
+      </w:r>
+      <w:r>
+        <w:rPr>
+          <w:rFonts w:ascii="Arial Narrow" w:eastAsia="Arial Narrow" w:hAnsi="Arial Narrow" w:cs="Arial Narrow"/>
+          <w:b/>
+          <w:color w:val="000000"/>
+          <w:kern w:val="0"/>
+          <w:lang w:eastAsia="es-PE"/>
+          <w14:ligatures w14:val="none"/>
+        </w:rPr>
+        <w:t/>
+      </w:r>
+      <w:r>
+        <w:rPr>
+          <w:rFonts w:ascii="Arial Narrow" w:eastAsia="Arial Narrow" w:hAnsi="Arial Narrow" w:cs="Arial Narrow"/>
+          <w:b/>
+          <w:color w:val="000000"/>
+          <w:kern w:val="0"/>
+          <w:lang w:eastAsia="es-PE"/>
+          <w14:ligatures w14:val="none"/>
+        </w:rPr>
+        <w:t/>
       </w:r>
     </w:p>
     <w:p>
@@ -698,7 +698,7 @@
           <w:lang w:val="es-ES" w:eastAsia="es-ES"/>
           <w14:ligatures w14:val="none"/>
         </w:rPr>
-        <w:t xml:space="preserve">Mediante la denuncia del </w:t>
+        <w:t xml:space="preserve">Mediante la denuncia del 20 de marzo de 2025, subsanada mediante escrito del 14 de mayo de 2025, la señora [APELLIDO] denunció a Chubb y al Banco por presuntas infracciones a la Ley 29571, Código de Protección y Defensa del Consumidor (en adelante, Código), señalando lo siguiente:</w:t>
       </w:r>
       <w:r>
         <w:rPr>
@@ -708,7 +708,7 @@
           <w:lang w:val="es-ES" w:eastAsia="es-ES"/>
           <w14:ligatures w14:val="none"/>
         </w:rPr>
-        <w:t>20 de marzo de 2025</w:t>
+        <w:t/>
       </w:r>
       <w:r>
         <w:rPr>
@@ -729,7 +729,7 @@
           <w:lang w:val="es-ES" w:eastAsia="es-ES"/>
           <w14:ligatures w14:val="none"/>
         </w:rPr>
-        <w:t xml:space="preserve">, subsanada mediante escrito </w:t>
+        <w:t xml:space="preserve"/>
       </w:r>
       <w:r>
         <w:rPr>
@@ -739,7 +739,7 @@
           <w:lang w:val="es-ES" w:eastAsia="es-ES"/>
           <w14:ligatures w14:val="none"/>
         </w:rPr>
-        <w:t>d</w:t>
+        <w:t/>
       </w:r>
       <w:r>
         <w:rPr>
@@ -749,7 +749,7 @@
           <w:lang w:val="es-ES" w:eastAsia="es-ES"/>
           <w14:ligatures w14:val="none"/>
         </w:rPr>
-        <w:t>el 14 de mayo de 2025</w:t>
+        <w:t/>
       </w:r>
       <w:r>
         <w:rPr>
@@ -757,7 +757,7 @@
           <w:kern w:val="0"/>
           <w14:ligatures w14:val="none"/>
         </w:rPr>
-        <w:t xml:space="preserve">, </w:t>
+        <w:t xml:space="preserve"/>
       </w:r>
       <w:r>
         <w:rPr>
@@ -765,7 +765,7 @@
           <w:kern w:val="0"/>
           <w14:ligatures w14:val="none"/>
         </w:rPr>
-        <w:t>la</w:t>
+        <w:t/>
       </w:r>
       <w:r>
         <w:rPr>
@@ -773,7 +773,7 @@
           <w:kern w:val="0"/>
           <w14:ligatures w14:val="none"/>
         </w:rPr>
-        <w:t xml:space="preserve"> </w:t>
+        <w:t xml:space="preserve"/>
       </w:r>
       <w:r>
         <w:rPr>
@@ -781,7 +781,7 @@
           <w:kern w:val="0"/>
           <w14:ligatures w14:val="none"/>
         </w:rPr>
-        <w:t>señora</w:t>
+        <w:t/>
       </w:r>
       <w:r>
         <w:rPr>
@@ -789,7 +789,7 @@
           <w:kern w:val="0"/>
           <w14:ligatures w14:val="none"/>
         </w:rPr>
-        <w:t xml:space="preserve"> </w:t>
+        <w:t xml:space="preserve"/>
       </w:r>
       <w:r>
         <w:rPr>
@@ -797,7 +797,7 @@
           <w:kern w:val="0"/>
           <w14:ligatures w14:val="none"/>
         </w:rPr>
-        <w:t xml:space="preserve">Flores </w:t>
+        <w:t xml:space="preserve"/>
       </w:r>
       <w:r>
         <w:rPr>
@@ -805,7 +805,7 @@
           <w:kern w:val="0"/>
           <w14:ligatures w14:val="none"/>
         </w:rPr>
-        <w:t>d</w:t>
+        <w:t/>
       </w:r>
       <w:r>
         <w:rPr>
@@ -815,7 +815,7 @@
           <w:lang w:val="es-ES" w:eastAsia="es-ES"/>
           <w14:ligatures w14:val="none"/>
         </w:rPr>
-        <w:t xml:space="preserve">enunció a </w:t>
+        <w:t xml:space="preserve"/>
       </w:r>
       <w:r>
         <w:rPr>
@@ -825,7 +825,7 @@
           <w:lang w:val="es-ES" w:eastAsia="es-ES"/>
           <w14:ligatures w14:val="none"/>
         </w:rPr>
-        <w:t xml:space="preserve">Chubb </w:t>
+        <w:t xml:space="preserve"/>
       </w:r>
       <w:r>
         <w:rPr>
@@ -835,7 +835,7 @@
           <w:lang w:val="es-ES" w:eastAsia="es-ES"/>
           <w14:ligatures w14:val="none"/>
         </w:rPr>
-        <w:t xml:space="preserve">y </w:t>
+        <w:t xml:space="preserve"/>
       </w:r>
       <w:r>
         <w:rPr>
@@ -845,7 +845,7 @@
           <w:lang w:val="es-ES" w:eastAsia="es-ES"/>
           <w14:ligatures w14:val="none"/>
         </w:rPr>
-        <w:t>al Banco</w:t>
+        <w:t/>
       </w:r>
       <w:r>
         <w:rPr>
@@ -855,7 +855,7 @@
           <w:lang w:val="es-ES" w:eastAsia="es-ES"/>
           <w14:ligatures w14:val="none"/>
         </w:rPr>
-        <w:t xml:space="preserve"> por presuntas infracciones a la Ley 29571, Código de Protección y Defensa del Consumidor (en adelante, Código)</w:t>
+        <w:t xml:space="preserve"/>
       </w:r>
       <w:r>
         <w:rPr>
@@ -876,7 +876,7 @@
           <w:lang w:val="es-ES" w:eastAsia="es-ES"/>
           <w14:ligatures w14:val="none"/>
         </w:rPr>
-        <w:t xml:space="preserve">, señalando </w:t>
+        <w:t xml:space="preserve"/>
       </w:r>
       <w:r>
         <w:rPr>
@@ -887,7 +887,7 @@
           <w:lang w:val="es-ES" w:eastAsia="es-ES"/>
           <w14:ligatures w14:val="none"/>
         </w:rPr>
-        <w:t>lo siguiente:</w:t>
+        <w:t/>
       </w:r>
     </w:p>
     <w:p>
@@ -2413,7 +2413,7 @@
           <w:kern w:val="0"/>
           <w14:ligatures w14:val="none"/>
         </w:rPr>
-        <w:t xml:space="preserve">La señora Flores </w:t>
+        <w:t xml:space="preserve">La señora [APELLIDO] solicitó, en calidad de medida correctiva, que Chubb cumpla con otorgar la cobertura de la Póliza de Seguro de Accidentes Personales  31-166656. Asimismo, requirió el reembolso de costos y costas del presente procedimiento.</w:t>
       </w:r>
       <w:r>
         <w:rPr>
@@ -2423,7 +2423,7 @@
           <w:lang w:val="es-ES" w:eastAsia="es-ES"/>
           <w14:ligatures w14:val="none"/>
         </w:rPr>
-        <w:t xml:space="preserve">solicitó, en calidad de medida correctiva, que </w:t>
+        <w:t xml:space="preserve"/>
       </w:r>
       <w:r>
         <w:rPr>
@@ -2433,7 +2433,7 @@
           <w:lang w:val="es-ES" w:eastAsia="es-ES"/>
           <w14:ligatures w14:val="none"/>
         </w:rPr>
-        <w:t xml:space="preserve">Chubb </w:t>
+        <w:t xml:space="preserve"/>
       </w:r>
       <w:r>
         <w:rPr>
@@ -2443,7 +2443,7 @@
           <w:lang w:val="es-ES" w:eastAsia="es-ES"/>
           <w14:ligatures w14:val="none"/>
         </w:rPr>
-        <w:t>cumpla</w:t>
+        <w:t/>
       </w:r>
       <w:r>
         <w:rPr>
@@ -2453,7 +2453,7 @@
           <w:lang w:val="es-ES" w:eastAsia="es-ES"/>
           <w14:ligatures w14:val="none"/>
         </w:rPr>
-        <w:t xml:space="preserve"> con otorgar la cobertura de la </w:t>
+        <w:t xml:space="preserve"/>
       </w:r>
       <w:r>
         <w:rPr>
@@ -2463,7 +2463,7 @@
           <w:lang w:val="es-ES" w:eastAsia="es-ES"/>
           <w14:ligatures w14:val="none"/>
         </w:rPr>
-        <w:t xml:space="preserve">Póliza de </w:t>
+        <w:t xml:space="preserve"/>
       </w:r>
       <w:r>
         <w:rPr>
@@ -2473,7 +2473,7 @@
           <w:lang w:eastAsia="es-ES"/>
           <w14:ligatures w14:val="none"/>
         </w:rPr>
-        <w:t xml:space="preserve">Seguro de Accidentes Personales </w:t>
+        <w:t xml:space="preserve"/>
       </w:r>
       <w:proofErr w:type="spellStart"/>
       <w:r>
@@ -2495,7 +2495,7 @@
           <w:lang w:val="es-ES" w:eastAsia="es-ES"/>
           <w14:ligatures w14:val="none"/>
         </w:rPr>
-        <w:t xml:space="preserve"> </w:t>
+        <w:t xml:space="preserve"/>
       </w:r>
       <w:r>
         <w:rPr>
@@ -2505,7 +2505,7 @@
           <w:lang w:eastAsia="es-ES"/>
           <w14:ligatures w14:val="none"/>
         </w:rPr>
-        <w:t>31-166656</w:t>
+        <w:t/>
       </w:r>
       <w:r>
         <w:rPr>
@@ -2515,7 +2515,7 @@
           <w:lang w:val="es-ES" w:eastAsia="es-ES"/>
           <w14:ligatures w14:val="none"/>
         </w:rPr>
-        <w:t>. Asimismo, requirió el reembolso de costos y costas del presente procedimiento.</w:t>
+        <w:t/>
       </w:r>
     </w:p>
     <w:p>
@@ -4692,7 +4692,7 @@
           <w:lang w:eastAsia="es-PE"/>
           <w14:ligatures w14:val="none"/>
         </w:rPr>
-        <w:t xml:space="preserve">PRIMERO: </w:t>
+        <w:t xml:space="preserve">PRIMERO: admitir a trámite la denuncia del 20 de marzo de 2025, subsanada mediante escrito del 14 de mayo de 2025, interpuesta por la señora [DENUNCIANTE] contra Chubb Perú S.A. Compañía de Seguros y Reaseguros y el Banco Internacional del Perú -Interbank S.A.A., por lo siguiente:</w:t>
       </w:r>
       <w:r>
         <w:rPr>
@@ -4703,7 +4703,7 @@
           <w:lang w:eastAsia="es-PE"/>
           <w14:ligatures w14:val="none"/>
         </w:rPr>
-        <w:t xml:space="preserve">admitir a trámite la denuncia del </w:t>
+        <w:t xml:space="preserve"/>
       </w:r>
       <w:r>
         <w:rPr>
@@ -4713,7 +4713,7 @@
           <w:lang w:val="es-ES" w:eastAsia="es-ES"/>
           <w14:ligatures w14:val="none"/>
         </w:rPr>
-        <w:t>20 de marzo de 2025, subsanada mediante escrito del 14 de mayo de 2025</w:t>
+        <w:t/>
       </w:r>
       <w:r>
         <w:rPr>
@@ -4723,7 +4723,7 @@
           <w:lang w:val="es-ES" w:eastAsia="es-ES"/>
           <w14:ligatures w14:val="none"/>
         </w:rPr>
-        <w:t xml:space="preserve">, </w:t>
+        <w:t xml:space="preserve"/>
       </w:r>
       <w:r>
         <w:rPr>
@@ -4734,7 +4734,7 @@
           <w:lang w:eastAsia="es-PE"/>
           <w14:ligatures w14:val="none"/>
         </w:rPr>
-        <w:t xml:space="preserve">interpuesta por </w:t>
+        <w:t xml:space="preserve"/>
       </w:r>
       <w:r>
         <w:rPr>
@@ -4745,7 +4745,7 @@
           <w:lang w:eastAsia="es-PE"/>
           <w14:ligatures w14:val="none"/>
         </w:rPr>
-        <w:t>la</w:t>
+        <w:t/>
       </w:r>
       <w:r>
         <w:rPr>
@@ -4756,7 +4756,7 @@
           <w:lang w:eastAsia="es-PE"/>
           <w14:ligatures w14:val="none"/>
         </w:rPr>
-        <w:t xml:space="preserve"> señor</w:t>
+        <w:t xml:space="preserve"/>
       </w:r>
       <w:r>
         <w:rPr>
@@ -4767,7 +4767,7 @@
           <w:lang w:eastAsia="es-PE"/>
           <w14:ligatures w14:val="none"/>
         </w:rPr>
-        <w:t>a</w:t>
+        <w:t/>
       </w:r>
       <w:r>
         <w:rPr>
@@ -4778,7 +4778,7 @@
           <w:lang w:eastAsia="es-PE"/>
           <w14:ligatures w14:val="none"/>
         </w:rPr>
-        <w:t xml:space="preserve"> </w:t>
+        <w:t xml:space="preserve"/>
       </w:r>
       <w:r>
         <w:rPr>
@@ -4789,7 +4789,7 @@
           <w:lang w:eastAsia="es-PE"/>
           <w14:ligatures w14:val="none"/>
         </w:rPr>
-        <w:t xml:space="preserve">Adriana Leonor Flores Quispe </w:t>
+        <w:t xml:space="preserve"/>
       </w:r>
       <w:r>
         <w:rPr>
@@ -4800,14 +4800,14 @@
           <w:lang w:eastAsia="es-PE"/>
           <w14:ligatures w14:val="none"/>
         </w:rPr>
-        <w:t xml:space="preserve">contra </w:t>
+        <w:t xml:space="preserve"/>
       </w:r>
       <w:r>
         <w:rPr>
           <w:rFonts w:ascii="Arial Narrow" w:eastAsia="Arial Narrow" w:hAnsi="Arial Narrow" w:cs="Arial Narrow"/>
           <w:bCs/>
         </w:rPr>
-        <w:t>Chubb Perú S.A. Compañía de Seguros y Reaseguros y el Banco Internacional del Perú -Interbank S.A.A</w:t>
+        <w:t/>
       </w:r>
       <w:r>
         <w:rPr>
@@ -4818,7 +4818,7 @@
           <w:lang w:eastAsia="es-PE"/>
           <w14:ligatures w14:val="none"/>
         </w:rPr>
-        <w:t>., por lo siguiente:</w:t>
+        <w:t/>
       </w:r>
     </w:p>
     <w:p>
@@ -7723,7 +7723,7 @@
           <w:b/>
           <w:bCs/>
         </w:rPr>
-        <w:t>DÉCIMO PRIMERO</w:t>
+        <w:t xml:space="preserve">DÉCIMO PRIMERO: requerir a la señora [DENUNCIANTE] y al Banco Internacional del Perú -Interbank S.A.A. para que, dentro del plazo de dos (2) días hábiles siguientes a la fecha en que reciban la notificación en sus bandejas de correo electrónico, efectúen la confirmación de recepción de la notificación remitida por este despacho a sus correos electrónicos, de conformidad con el segundo párrafo del numeral 4 del artículo 20 del Texto Único Ordenado de la Ley del Procedimiento Administrativo General, aprobado mediante Decreto Supremo 006-2026-JUS, bajo apercibimiento de rehacer el acto de notificación y notificarle conforme al numeral 1 del artículo 20 del citado cuerpo normativo.</w:t>
       </w:r>
       <w:r>
         <w:rPr>
@@ -7733,7 +7733,7 @@
           <w:kern w:val="0"/>
           <w14:ligatures w14:val="none"/>
         </w:rPr>
-        <w:t>:</w:t>
+        <w:t/>
       </w:r>
       <w:r>
         <w:rPr>
@@ -7743,7 +7743,7 @@
           <w:kern w:val="0"/>
           <w14:ligatures w14:val="none"/>
         </w:rPr>
-        <w:t xml:space="preserve"> requerir a la señora </w:t>
+        <w:t xml:space="preserve"/>
       </w:r>
       <w:r>
         <w:rPr>
@@ -7754,7 +7754,7 @@
           <w:lang w:eastAsia="es-PE"/>
           <w14:ligatures w14:val="none"/>
         </w:rPr>
-        <w:t xml:space="preserve">Adriana Leonor Flores Quispe </w:t>
+        <w:t xml:space="preserve"/>
       </w:r>
       <w:r>
         <w:rPr>
@@ -7765,7 +7765,7 @@
           <w:lang w:eastAsia="es-PE"/>
           <w14:ligatures w14:val="none"/>
         </w:rPr>
-        <w:t>y al Banco Internacional del Pe</w:t>
+        <w:t/>
       </w:r>
       <w:r>
         <w:rPr>
@@ -7776,7 +7776,7 @@
           <w:lang w:eastAsia="es-PE"/>
           <w14:ligatures w14:val="none"/>
         </w:rPr>
-        <w:t>r</w:t>
+        <w:t/>
       </w:r>
       <w:r>
         <w:rPr>
@@ -7787,112 +7787,112 @@
           <w:lang w:eastAsia="es-PE"/>
           <w14:ligatures w14:val="none"/>
         </w:rPr>
-        <w:t xml:space="preserve">ú -Interbank S.A.A. </w:t>
+        <w:t xml:space="preserve"/>
       </w:r>
       <w:r>
         <w:rPr>
           <w:rFonts w:ascii="Arial Narrow" w:hAnsi="Arial Narrow"/>
           <w:color w:val="000000"/>
         </w:rPr>
-        <w:t>para que, dentro del plazo de dos (2) días hábiles siguientes a la fecha en que reciba</w:t>
+        <w:t/>
       </w:r>
       <w:r>
         <w:rPr>
           <w:rFonts w:ascii="Arial Narrow" w:hAnsi="Arial Narrow"/>
           <w:color w:val="000000"/>
         </w:rPr>
-        <w:t>n</w:t>
+        <w:t/>
       </w:r>
       <w:r>
         <w:rPr>
           <w:rFonts w:ascii="Arial Narrow" w:hAnsi="Arial Narrow"/>
           <w:color w:val="000000"/>
         </w:rPr>
-        <w:t xml:space="preserve"> la notificación en su</w:t>
+        <w:t xml:space="preserve"/>
       </w:r>
       <w:r>
         <w:rPr>
           <w:rFonts w:ascii="Arial Narrow" w:hAnsi="Arial Narrow"/>
           <w:color w:val="000000"/>
         </w:rPr>
-        <w:t>s</w:t>
+        <w:t/>
       </w:r>
       <w:r>
         <w:rPr>
           <w:rFonts w:ascii="Arial Narrow" w:hAnsi="Arial Narrow"/>
           <w:color w:val="000000"/>
         </w:rPr>
-        <w:t xml:space="preserve"> bandeja</w:t>
+        <w:t xml:space="preserve"/>
       </w:r>
       <w:r>
         <w:rPr>
           <w:rFonts w:ascii="Arial Narrow" w:hAnsi="Arial Narrow"/>
           <w:color w:val="000000"/>
         </w:rPr>
-        <w:t>s</w:t>
+        <w:t/>
       </w:r>
       <w:r>
         <w:rPr>
           <w:rFonts w:ascii="Arial Narrow" w:hAnsi="Arial Narrow"/>
           <w:color w:val="000000"/>
         </w:rPr>
-        <w:t xml:space="preserve"> de correo electrónico, efectúe</w:t>
+        <w:t xml:space="preserve"/>
       </w:r>
       <w:r>
         <w:rPr>
           <w:rFonts w:ascii="Arial Narrow" w:hAnsi="Arial Narrow"/>
           <w:color w:val="000000"/>
         </w:rPr>
-        <w:t>n</w:t>
+        <w:t/>
       </w:r>
       <w:r>
         <w:rPr>
           <w:rFonts w:ascii="Arial Narrow" w:hAnsi="Arial Narrow"/>
           <w:color w:val="000000"/>
         </w:rPr>
-        <w:t xml:space="preserve"> la confirmación de recepción de la notificación remitida por este despacho a su</w:t>
+        <w:t xml:space="preserve"/>
       </w:r>
       <w:r>
         <w:rPr>
           <w:rFonts w:ascii="Arial Narrow" w:hAnsi="Arial Narrow"/>
           <w:color w:val="000000"/>
         </w:rPr>
-        <w:t>s</w:t>
+        <w:t/>
       </w:r>
       <w:r>
         <w:rPr>
           <w:rFonts w:ascii="Arial Narrow" w:hAnsi="Arial Narrow"/>
           <w:color w:val="000000"/>
         </w:rPr>
-        <w:t xml:space="preserve"> correo</w:t>
+        <w:t xml:space="preserve"/>
       </w:r>
       <w:r>
         <w:rPr>
           <w:rFonts w:ascii="Arial Narrow" w:hAnsi="Arial Narrow"/>
           <w:color w:val="000000"/>
         </w:rPr>
-        <w:t>s</w:t>
+        <w:t/>
       </w:r>
       <w:r>
         <w:rPr>
           <w:rFonts w:ascii="Arial Narrow" w:hAnsi="Arial Narrow"/>
           <w:color w:val="000000"/>
         </w:rPr>
-        <w:t xml:space="preserve"> electrónico</w:t>
+        <w:t xml:space="preserve"/>
       </w:r>
       <w:r>
         <w:rPr>
           <w:rFonts w:ascii="Arial Narrow" w:hAnsi="Arial Narrow"/>
           <w:color w:val="000000"/>
         </w:rPr>
-        <w:t>s</w:t>
+        <w:t/>
       </w:r>
       <w:r>
         <w:rPr>
           <w:rFonts w:ascii="Arial Narrow" w:hAnsi="Arial Narrow"/>
           <w:color w:val="000000"/>
         </w:rPr>
-        <w:t>, de conformidad con el segundo párrafo del numeral 4 del artículo 20</w:t>
+        <w:t/>
       </w:r>
       <w:r>
         <w:rPr>
@@ -7909,7 +7909,7 @@
           <w:rFonts w:ascii="Arial Narrow" w:hAnsi="Arial Narrow"/>
           <w:color w:val="000000"/>
         </w:rPr>
-        <w:t xml:space="preserve"> del Texto Único Ordenado de la Ley del Procedimiento Administrativo General, aprobado mediante Decreto Supremo 006-2026-JUS, bajo apercibimiento de rehacer el acto de notificación y notificarle conforme al numeral 1 del artículo 20</w:t>
+        <w:t xml:space="preserve"/>
       </w:r>
       <w:r>
         <w:rPr>
@@ -7926,7 +7926,7 @@
           <w:rFonts w:ascii="Arial Narrow" w:hAnsi="Arial Narrow"/>
           <w:color w:val="000000"/>
         </w:rPr>
-        <w:t xml:space="preserve"> del citado cuerpo normativo</w:t>
+        <w:t xml:space="preserve"/>
       </w:r>
       <w:r>
         <w:rPr>
@@ -7939,7 +7939,7 @@
         <w:rPr>
           <w:rFonts w:ascii="Arial Narrow" w:hAnsi="Arial Narrow" w:cs="Arial"/>
         </w:rPr>
-        <w:t>.</w:t>
+        <w:t/>
       </w:r>
     </w:p>
     <w:p>
@@ -8085,7 +8085,7 @@
           <w:kern w:val="0"/>
           <w14:ligatures w14:val="none"/>
         </w:rPr>
-        <w:t>EVELING ROA QUISPE</w:t>
+        <w:t xml:space="preserve">EVELING ROA [APELLIDO]</w:t>
       </w:r>
     </w:p>
     <w:p>

--- a/plantillas_maestras/13_seguro_multiple_y_equipos/negativa_cobertura/2_ddos_banco_y_aseguradora/mujer/TPL_1372_2025_SEGURO_MULTIPLE_Y_EQUIPOS_NEGATIVA_COBERTURA_BANCO_MUJER_R1.docx
+++ b/plantillas_maestras/13_seguro_multiple_y_equipos/negativa_cobertura/2_ddos_banco_y_aseguradora/mujer/TPL_1372_2025_SEGURO_MULTIPLE_Y_EQUIPOS_NEGATIVA_COBERTURA_BANCO_MUJER_R1.docx
@@ -2413,7 +2413,7 @@
           <w:kern w:val="0"/>
           <w14:ligatures w14:val="none"/>
         </w:rPr>
-        <w:t xml:space="preserve">La señora [APELLIDO] solicitó, en calidad de medida correctiva, que Chubb cumpla con otorgar la cobertura de la Póliza de Seguro de Accidentes Personales  31-166656. Asimismo, requirió el reembolso de costos y costas del presente procedimiento.</w:t>
+        <w:t xml:space="preserve">La señora [APELLIDO] solicitó, en calidad de medida correctiva, que Chubb cumpla con otorgar la cobertura de la Póliza de Seguro de Accidentes Personales 31-166656. Asimismo, requirió el reembolso de costos y costas del presente procedimiento.</w:t>
       </w:r>
       <w:r>
         <w:rPr>

--- a/plantillas_maestras/13_seguro_multiple_y_equipos/negativa_cobertura/2_ddos_banco_y_aseguradora/mujer/TPL_1372_2025_SEGURO_MULTIPLE_Y_EQUIPOS_NEGATIVA_COBERTURA_BANCO_MUJER_R1.docx
+++ b/plantillas_maestras/13_seguro_multiple_y_equipos/negativa_cobertura/2_ddos_banco_y_aseguradora/mujer/TPL_1372_2025_SEGURO_MULTIPLE_Y_EQUIPOS_NEGATIVA_COBERTURA_BANCO_MUJER_R1.docx
@@ -712,6 +712,7 @@
       </w:r>
       <w:r>
         <w:rPr>
+          <w:rStyle w:val="Refdenotaalpie"/>
           <w:rFonts w:ascii="Arial Narrow" w:eastAsia="Times New Roman" w:hAnsi="Arial Narrow" w:cs="Times New Roman"/>
           <w:color w:val="000000"/>
           <w:kern w:val="0"/>
@@ -859,6 +860,7 @@
       </w:r>
       <w:r>
         <w:rPr>
+          <w:rStyle w:val="Refdenotaalpie"/>
           <w:rFonts w:ascii="Arial Narrow" w:eastAsia="Times New Roman" w:hAnsi="Arial Narrow" w:cs="Times New Roman"/>
           <w:color w:val="000000"/>
           <w:kern w:val="0"/>
@@ -2628,6 +2630,7 @@
       </w:r>
       <w:r>
         <w:rPr>
+          <w:rStyle w:val="Refdenotaalpie"/>
           <w:rFonts w:ascii="Arial Narrow" w:eastAsia="Arial Narrow" w:hAnsi="Arial Narrow" w:cs="Arial Narrow"/>
           <w:kern w:val="0"/>
           <w:vertAlign w:val="superscript"/>
@@ -2720,6 +2723,7 @@
       </w:r>
       <w:r>
         <w:rPr>
+          <w:rStyle w:val="Refdenotaalpie"/>
           <w:rFonts w:ascii="Arial Narrow" w:eastAsia="Arial Narrow" w:hAnsi="Arial Narrow" w:cs="Arial"/>
           <w:kern w:val="0"/>
           <w:vertAlign w:val="superscript"/>
@@ -3224,6 +3228,7 @@
       </w:r>
       <w:r>
         <w:rPr>
+          <w:rStyle w:val="Refdenotaalpie"/>
           <w:vertAlign w:val="superscript"/>
           <w:lang w:eastAsia="es-PE"/>
         </w:rPr>
@@ -3772,6 +3777,7 @@
       </w:r>
       <w:r>
         <w:rPr>
+          <w:rStyle w:val="Refdenotaalpie"/>
           <w:rFonts w:ascii="Arial Narrow" w:eastAsia="Arial Narrow" w:hAnsi="Arial Narrow" w:cs="Arial"/>
           <w:bCs/>
           <w:color w:val="000000"/>
@@ -4169,6 +4175,7 @@
       </w:r>
       <w:r>
         <w:rPr>
+          <w:rStyle w:val="Refdenotaalpie"/>
           <w:rFonts w:ascii="Arial Narrow" w:hAnsi="Arial Narrow"/>
           <w:vertAlign w:val="superscript"/>
           <w:lang w:eastAsia="es-PE"/>
@@ -4230,6 +4237,7 @@
       </w:r>
       <w:r>
         <w:rPr>
+          <w:rStyle w:val="Refdenotaalpie"/>
           <w:rFonts w:ascii="Arial Narrow" w:eastAsia="Arial Narrow" w:hAnsi="Arial Narrow" w:cs="Arial Narrow"/>
           <w:kern w:val="0"/>
           <w:vertAlign w:val="superscript"/>
@@ -6633,6 +6641,7 @@
       </w:r>
       <w:r>
         <w:rPr>
+          <w:rStyle w:val="Refdenotaalpie"/>
           <w:rFonts w:ascii="Arial Narrow" w:eastAsia="Calibri" w:hAnsi="Arial Narrow" w:cs="Arial"/>
           <w:kern w:val="0"/>
           <w:vertAlign w:val="superscript"/>
@@ -6677,6 +6686,7 @@
       </w:r>
       <w:r>
         <w:rPr>
+          <w:rStyle w:val="Refdenotaalpie"/>
           <w:rFonts w:ascii="Arial Narrow" w:eastAsia="Calibri" w:hAnsi="Arial Narrow" w:cs="Arial"/>
           <w:spacing w:val="-2"/>
           <w:kern w:val="0"/>
@@ -7246,6 +7256,7 @@
       </w:r>
       <w:r>
         <w:rPr>
+          <w:rStyle w:val="Refdenotaalpie"/>
           <w:rFonts w:ascii="Arial Narrow" w:eastAsia="Arial Narrow" w:hAnsi="Arial Narrow" w:cs="Times New Roman"/>
           <w:color w:val="000000"/>
           <w:kern w:val="0"/>
@@ -7327,6 +7338,7 @@
       </w:r>
       <w:r>
         <w:rPr>
+          <w:rStyle w:val="Refdenotaalpie"/>
           <w:rFonts w:ascii="Arial Narrow" w:eastAsia="Arial Narrow" w:hAnsi="Arial Narrow" w:cs="Times New Roman"/>
           <w:color w:val="000000"/>
           <w:kern w:val="0"/>
@@ -7380,6 +7392,7 @@
       </w:r>
       <w:r>
         <w:rPr>
+          <w:rStyle w:val="Refdenotaalpie"/>
           <w:rFonts w:ascii="Arial Narrow" w:eastAsia="Arial Narrow" w:hAnsi="Arial Narrow" w:cs="Times New Roman"/>
           <w:color w:val="000000"/>
           <w:kern w:val="0"/>
@@ -7572,6 +7585,7 @@
       </w:r>
       <w:r>
         <w:rPr>
+          <w:rStyle w:val="Refdenotaalpie"/>
           <w:rFonts w:ascii="Arial Narrow" w:eastAsia="Calibri" w:hAnsi="Arial Narrow" w:cs="Arial"/>
           <w:kern w:val="0"/>
           <w:vertAlign w:val="superscript"/>
@@ -7930,6 +7944,7 @@
       </w:r>
       <w:r>
         <w:rPr>
+          <w:rStyle w:val="Refdenotaalpie"/>
           <w:rFonts w:ascii="Arial Narrow" w:hAnsi="Arial Narrow"/>
           <w:vertAlign w:val="superscript"/>
         </w:rPr>
@@ -8260,14 +8275,14 @@
         <w:tab w:val="right" w:pos="8838"/>
       </w:tabs>
       <w:rPr>
-        <w:rFonts w:ascii="Arial" w:eastAsia="Arial" w:hAnsi="Arial" w:cs="Arial"/>
+        <w:rFonts w:ascii="Arial Narrow" w:eastAsia="Arial" w:hAnsi="Arial Narrow" w:cs="Arial"/>
         <w:sz w:val="16"/>
         <w:szCs w:val="16"/>
       </w:rPr>
     </w:pPr>
     <w:r>
       <w:rPr>
-        <w:rFonts w:ascii="Arial" w:eastAsia="Arial" w:hAnsi="Arial" w:cs="Arial"/>
+        <w:rFonts w:ascii="Arial Narrow" w:eastAsia="Arial" w:hAnsi="Arial Narrow" w:cs="Arial"/>
         <w:sz w:val="16"/>
         <w:szCs w:val="16"/>
       </w:rPr>
@@ -8281,7 +8296,7 @@
     </w:pPr>
     <w:r>
       <w:rPr>
-        <w:rFonts w:ascii="Arial" w:eastAsia="Arial" w:hAnsi="Arial" w:cs="Arial"/>
+        <w:rFonts w:ascii="Arial Narrow" w:eastAsia="Arial" w:hAnsi="Arial Narrow" w:cs="Arial"/>
         <w:sz w:val="16"/>
         <w:szCs w:val="16"/>
       </w:rPr>
@@ -8289,7 +8304,7 @@
     </w:r>
     <w:r>
       <w:rPr>
-        <w:rFonts w:ascii="Arial" w:eastAsia="Arial" w:hAnsi="Arial" w:cs="Arial"/>
+        <w:rFonts w:ascii="Arial Narrow" w:eastAsia="Arial" w:hAnsi="Arial Narrow" w:cs="Arial"/>
         <w:sz w:val="16"/>
         <w:szCs w:val="16"/>
       </w:rPr>
@@ -8297,7 +8312,7 @@
     </w:r>
     <w:r>
       <w:rPr>
-        <w:rFonts w:ascii="Arial" w:eastAsia="Arial" w:hAnsi="Arial" w:cs="Arial"/>
+        <w:rFonts w:ascii="Arial Narrow" w:eastAsia="Arial" w:hAnsi="Arial Narrow" w:cs="Arial"/>
         <w:sz w:val="16"/>
         <w:szCs w:val="16"/>
       </w:rPr>
@@ -8305,7 +8320,7 @@
     </w:r>
     <w:r>
       <w:rPr>
-        <w:rFonts w:ascii="Arial" w:eastAsia="Arial" w:hAnsi="Arial" w:cs="Arial"/>
+        <w:rFonts w:ascii="Arial Narrow" w:eastAsia="Arial" w:hAnsi="Arial Narrow" w:cs="Arial"/>
         <w:sz w:val="16"/>
         <w:szCs w:val="16"/>
       </w:rPr>
@@ -8313,7 +8328,7 @@
     </w:r>
     <w:r>
       <w:rPr>
-        <w:rFonts w:ascii="Arial" w:eastAsia="Arial" w:hAnsi="Arial" w:cs="Arial"/>
+        <w:rFonts w:ascii="Arial Narrow" w:eastAsia="Arial" w:hAnsi="Arial Narrow" w:cs="Arial"/>
         <w:sz w:val="16"/>
         <w:szCs w:val="16"/>
       </w:rPr>
@@ -8363,6 +8378,7 @@
           <w:rFonts w:ascii="Arial Narrow" w:hAnsi="Arial Narrow" w:cs="Arial"/>
           <w:sz w:val="16"/>
           <w:szCs w:val="16"/>
+          <w:vertAlign w:val="superscript"/>
         </w:rPr>
         <w:footnoteRef/>
       </w:r>
@@ -8497,6 +8513,7 @@
           <w:rFonts w:ascii="Arial Narrow" w:hAnsi="Arial Narrow" w:cs="Arial"/>
           <w:sz w:val="16"/>
           <w:szCs w:val="16"/>
+          <w:vertAlign w:val="superscript"/>
         </w:rPr>
         <w:footnoteRef/>
       </w:r>
@@ -8571,6 +8588,7 @@
           <w:rFonts w:ascii="Arial Narrow" w:hAnsi="Arial Narrow" w:cs="Arial"/>
           <w:sz w:val="16"/>
           <w:szCs w:val="16"/>
+          <w:vertAlign w:val="superscript"/>
         </w:rPr>
         <w:footnoteRef/>
       </w:r>
@@ -8842,6 +8860,7 @@
           <w:rFonts w:ascii="Arial Narrow" w:hAnsi="Arial Narrow"/>
           <w:sz w:val="16"/>
           <w:szCs w:val="16"/>
+          <w:vertAlign w:val="superscript"/>
         </w:rPr>
         <w:footnoteRef/>
       </w:r>
@@ -9025,6 +9044,7 @@
           <w:rFonts w:ascii="Arial Narrow" w:hAnsi="Arial Narrow"/>
           <w:sz w:val="16"/>
           <w:szCs w:val="16"/>
+          <w:vertAlign w:val="superscript"/>
         </w:rPr>
         <w:footnoteRef/>
       </w:r>
@@ -9252,8 +9272,9 @@
         <w:rPr>
           <w:rStyle w:val="Refdenotaalpie"/>
           <w:rFonts w:ascii="Arial Narrow" w:hAnsi="Arial Narrow"/>
-          <w:sz w:val="15"/>
+          <w:sz w:val="16"/>
           <w:szCs w:val="15"/>
+          <w:vertAlign w:val="superscript"/>
         </w:rPr>
         <w:footnoteRef/>
       </w:r>
@@ -9603,6 +9624,7 @@
           <w:rFonts w:ascii="Arial Narrow" w:hAnsi="Arial Narrow"/>
           <w:sz w:val="16"/>
           <w:szCs w:val="16"/>
+          <w:vertAlign w:val="superscript"/>
         </w:rPr>
         <w:footnoteRef/>
       </w:r>
@@ -9815,6 +9837,7 @@
           <w:rFonts w:ascii="Arial Narrow" w:hAnsi="Arial Narrow" w:cs="Arial"/>
           <w:sz w:val="16"/>
           <w:szCs w:val="16"/>
+          <w:vertAlign w:val="superscript"/>
         </w:rPr>
         <w:footnoteRef/>
       </w:r>
@@ -10000,6 +10023,7 @@
           <w:rFonts w:ascii="Arial Narrow" w:hAnsi="Arial Narrow" w:cs="Arial"/>
           <w:sz w:val="16"/>
           <w:szCs w:val="16"/>
+          <w:vertAlign w:val="superscript"/>
         </w:rPr>
         <w:footnoteRef/>
       </w:r>
@@ -10088,6 +10112,7 @@
           <w:rFonts w:ascii="Arial Narrow" w:hAnsi="Arial Narrow" w:cs="Arial"/>
           <w:sz w:val="16"/>
           <w:szCs w:val="16"/>
+          <w:vertAlign w:val="superscript"/>
         </w:rPr>
         <w:footnoteRef/>
       </w:r>
@@ -10275,7 +10300,7 @@
       </w:pPr>
       <w:r>
         <w:rPr>
-          <w:rStyle w:val="TextonotapieCar"/>
+          <w:rStyle w:val="Refdenotaalpie"/>
           <w:rFonts w:ascii="Arial Narrow" w:hAnsi="Arial Narrow" w:cs="Arial"/>
           <w:sz w:val="16"/>
           <w:szCs w:val="16"/>
@@ -10491,6 +10516,7 @@
           <w:rFonts w:ascii="Arial Narrow" w:hAnsi="Arial Narrow" w:cs="Arial"/>
           <w:sz w:val="16"/>
           <w:szCs w:val="16"/>
+          <w:vertAlign w:val="superscript"/>
         </w:rPr>
         <w:footnoteRef/>
       </w:r>
@@ -11308,6 +11334,7 @@
           <w:rFonts w:ascii="Arial Narrow" w:hAnsi="Arial Narrow" w:cs="Arial"/>
           <w:sz w:val="16"/>
           <w:szCs w:val="16"/>
+          <w:vertAlign w:val="superscript"/>
         </w:rPr>
         <w:footnoteRef/>
       </w:r>
@@ -11528,6 +11555,7 @@
           <w:bCs/>
           <w:sz w:val="16"/>
           <w:szCs w:val="16"/>
+          <w:vertAlign w:val="superscript"/>
         </w:rPr>
         <w:footnoteRef/>
       </w:r>
@@ -11688,6 +11716,7 @@
           <w:rFonts w:ascii="Arial Narrow" w:hAnsi="Arial Narrow" w:cs="Arial"/>
           <w:sz w:val="16"/>
           <w:szCs w:val="16"/>
+          <w:vertAlign w:val="superscript"/>
         </w:rPr>
         <w:footnoteRef/>
       </w:r>
@@ -14275,6 +14304,17 @@
       <w:szCs w:val="20"/>
     </w:rPr>
   </w:style>
+  <w:style w:type="character" w:styleId="FootnoteReference">
+    <w:name w:val="footnote reference"/>
+    <w:basedOn w:val="Fuentedeprrafopredeter"/>
+    <w:uiPriority w:val="99"/>
+    <w:semiHidden/>
+    <w:unhideWhenUsed/>
+    <w:rPr>
+      <w:rFonts w:ascii="Arial Narrow" w:hAnsi="Arial Narrow"/>
+      <w:vertAlign w:val="superscript"/>
+    </w:rPr>
+  </w:style>
 </w:styles>
 </file>
 

--- a/plantillas_maestras/13_seguro_multiple_y_equipos/negativa_cobertura/2_ddos_banco_y_aseguradora/mujer/TPL_1372_2025_SEGURO_MULTIPLE_Y_EQUIPOS_NEGATIVA_COBERTURA_BANCO_MUJER_R1.docx
+++ b/plantillas_maestras/13_seguro_multiple_y_equipos/negativa_cobertura/2_ddos_banco_y_aseguradora/mujer/TPL_1372_2025_SEGURO_MULTIPLE_Y_EQUIPOS_NEGATIVA_COBERTURA_BANCO_MUJER_R1.docx
@@ -1,8 +1,8 @@
 
 <file path=word/document.xml><?xml version="1.0" encoding="utf-8"?>
-<w:document xmlns:wpc="http://schemas.microsoft.com/office/word/2010/wordprocessingCanvas" xmlns:cx="http://schemas.microsoft.com/office/drawing/2014/chartex" xmlns:cx1="http://schemas.microsoft.com/office/drawing/2015/9/8/chartex" xmlns:cx2="http://schemas.microsoft.com/office/drawing/2015/10/21/chartex" xmlns:cx3="http://schemas.microsoft.com/office/drawing/2016/5/9/chartex" xmlns:cx4="http://schemas.microsoft.com/office/drawing/2016/5/10/chartex" xmlns:cx5="http://schemas.microsoft.com/office/drawing/2016/5/11/chartex" xmlns:cx6="http://schemas.microsoft.com/office/drawing/2016/5/12/chartex" xmlns:cx7="http://schemas.microsoft.com/office/drawing/2016/5/13/chartex" xmlns:cx8="http://schemas.microsoft.com/office/drawing/2016/5/14/chartex" xmlns:mc="http://schemas.openxmlformats.org/markup-compatibility/2006" xmlns:aink="http://schemas.microsoft.com/office/drawing/2016/ink" xmlns:am3d="http://schemas.microsoft.com/office/drawing/2017/model3d" xmlns:o="urn:schemas-microsoft-com:office:office" xmlns:oel="http://schemas.microsoft.com/office/2019/extlst" xmlns:r="http://schemas.openxmlformats.org/officeDocument/2006/relationships" xmlns:m="http://schemas.openxmlformats.org/officeDocument/2006/math" xmlns:v="urn:schemas-microsoft-com:vml" xmlns:wp14="http://schemas.microsoft.com/office/word/2010/wordprocessingDrawing" xmlns:wp="http://schemas.openxmlformats.org/drawingml/2006/wordprocessingDrawing" xmlns:w10="urn:schemas-microsoft-com:office:word" xmlns:w="http://schemas.openxmlformats.org/wordprocessingml/2006/main" xmlns:w14="http://schemas.microsoft.com/office/word/2010/wordml" xmlns:w15="http://schemas.microsoft.com/office/word/2012/wordml" xmlns:w16cex="http://schemas.microsoft.com/office/word/2018/wordml/cex" xmlns:w16cid="http://schemas.microsoft.com/office/word/2016/wordml/cid" xmlns:w16="http://schemas.microsoft.com/office/word/2018/wordml" xmlns:w16du="http://schemas.microsoft.com/office/word/2023/wordml/word16du" xmlns:w16sdtdh="http://schemas.microsoft.com/office/word/2020/wordml/sdtdatahash" xmlns:w16sdtfl="http://schemas.microsoft.com/office/word/2024/wordml/sdtformatlock" xmlns:w16se="http://schemas.microsoft.com/office/word/2015/wordml/symex" xmlns:wpg="http://schemas.microsoft.com/office/word/2010/wordprocessingGroup" xmlns:wpi="http://schemas.microsoft.com/office/word/2010/wordprocessingInk" xmlns:wne="http://schemas.microsoft.com/office/word/2006/wordml" xmlns:wps="http://schemas.microsoft.com/office/word/2010/wordprocessingShape" mc:Ignorable="w14 w15 w16se w16cid w16 w16cex w16sdtdh w16sdtfl w16du wp14">
+<w:document xmlns:ns1="http://schemas.openxmlformats.org/markup-compatibility/2006" xmlns:ns2="http://schemas.microsoft.com/office/word/2010/wordml" xmlns:ns3="http://schemas.openxmlformats.org/officeDocument/2006/relationships" xmlns:w="http://schemas.openxmlformats.org/wordprocessingml/2006/main" ns1:Ignorable="w14 w15 w16se w16cid w16 w16cex w16sdtdh w16sdtfl w16du wp14">
   <w:body>
-    <w:p>
+    <w:p ns2:paraId="4D92E425" ns2:textId="6C17CD6F">
       <w:pPr>
         <w:tabs>
           <w:tab w:val="left" w:pos="1701"/>
@@ -14,7 +14,7 @@
           <w:color w:val="000000"/>
           <w:kern w:val="0"/>
           <w:lang w:eastAsia="es-PE"/>
-          <w14:ligatures w14:val="none"/>
+          <ns2:ligatures ns2:val="none"/>
         </w:rPr>
       </w:pPr>
       <w:bookmarkStart w:id="0" w:name="_Hlk80343540"/>
@@ -25,7 +25,7 @@
           <w:color w:val="000000"/>
           <w:kern w:val="0"/>
           <w:lang w:eastAsia="es-PE"/>
-          <w14:ligatures w14:val="none"/>
+          <ns2:ligatures ns2:val="none"/>
         </w:rPr>
         <w:t xml:space="preserve">EXPEDIENTE </w:t>
       </w:r>
@@ -36,7 +36,7 @@
           <w:color w:val="000000"/>
           <w:kern w:val="0"/>
           <w:lang w:eastAsia="es-PE"/>
-          <w14:ligatures w14:val="none"/>
+          <ns2:ligatures ns2:val="none"/>
         </w:rPr>
         <w:tab/>
         <w:t>:</w:t>
@@ -48,7 +48,7 @@
           <w:color w:val="000000"/>
           <w:kern w:val="0"/>
           <w:lang w:eastAsia="es-PE"/>
-          <w14:ligatures w14:val="none"/>
+          <ns2:ligatures ns2:val="none"/>
         </w:rPr>
         <w:tab/>
       </w:r>
@@ -61,12 +61,12 @@
           <w:kern w:val="0"/>
           <w:shd w:val="clear" w:color="auto" w:fill="FFFFFF"/>
           <w:lang w:eastAsia="es-PE"/>
-          <w14:ligatures w14:val="none"/>
+          <ns2:ligatures ns2:val="none"/>
         </w:rPr>
         <w:t>1372-2025/CC1</w:t>
       </w:r>
     </w:p>
-    <w:p>
+    <w:p ns2:paraId="174737B6" ns2:textId="20FA59AC">
       <w:pPr>
         <w:tabs>
           <w:tab w:val="left" w:pos="1701"/>
@@ -81,17 +81,17 @@
           <w:color w:val="000000"/>
           <w:kern w:val="0"/>
           <w:lang w:eastAsia="es-PE"/>
-          <w14:ligatures w14:val="none"/>
-        </w:rPr>
-      </w:pPr>
-      <w:r>
-        <w:rPr>
-          <w:rFonts w:ascii="Arial Narrow" w:eastAsia="Arial Narrow" w:hAnsi="Arial Narrow" w:cs="Arial Narrow"/>
-          <w:b/>
-          <w:color w:val="000000"/>
-          <w:kern w:val="0"/>
-          <w:lang w:eastAsia="es-PE"/>
-          <w14:ligatures w14:val="none"/>
+          <ns2:ligatures ns2:val="none"/>
+        </w:rPr>
+      </w:pPr>
+      <w:r>
+        <w:rPr>
+          <w:rFonts w:ascii="Arial Narrow" w:eastAsia="Arial Narrow" w:hAnsi="Arial Narrow" w:cs="Arial Narrow"/>
+          <w:b/>
+          <w:color w:val="000000"/>
+          <w:kern w:val="0"/>
+          <w:lang w:eastAsia="es-PE"/>
+          <ns2:ligatures ns2:val="none"/>
         </w:rPr>
         <w:t xml:space="preserve">DENUNCIANTE:[DENUNCIANTE] (SEÑORA [APELLIDO])</w:t>
       </w:r>
@@ -102,7 +102,7 @@
           <w:color w:val="000000"/>
           <w:kern w:val="0"/>
           <w:lang w:eastAsia="es-PE"/>
-          <w14:ligatures w14:val="none"/>
+          <ns2:ligatures ns2:val="none"/>
         </w:rPr>
         <w:tab/>
         <w:t/>
@@ -114,7 +114,7 @@
           <w:color w:val="000000"/>
           <w:kern w:val="0"/>
           <w:lang w:eastAsia="es-PE"/>
-          <w14:ligatures w14:val="none"/>
+          <ns2:ligatures ns2:val="none"/>
         </w:rPr>
         <w:tab/>
       </w:r>
@@ -125,7 +125,7 @@
           <w:color w:val="000000"/>
           <w:kern w:val="0"/>
           <w:lang w:eastAsia="es-PE"/>
-          <w14:ligatures w14:val="none"/>
+          <ns2:ligatures ns2:val="none"/>
         </w:rPr>
         <w:t xml:space="preserve"/>
       </w:r>
@@ -136,7 +136,7 @@
           <w:color w:val="000000"/>
           <w:kern w:val="0"/>
           <w:lang w:eastAsia="es-PE"/>
-          <w14:ligatures w14:val="none"/>
+          <ns2:ligatures ns2:val="none"/>
         </w:rPr>
         <w:t/>
       </w:r>
@@ -147,7 +147,7 @@
           <w:color w:val="000000"/>
           <w:kern w:val="0"/>
           <w:lang w:eastAsia="es-PE"/>
-          <w14:ligatures w14:val="none"/>
+          <ns2:ligatures ns2:val="none"/>
         </w:rPr>
         <w:t/>
       </w:r>
@@ -158,7 +158,7 @@
           <w:color w:val="000000"/>
           <w:kern w:val="0"/>
           <w:lang w:eastAsia="es-PE"/>
-          <w14:ligatures w14:val="none"/>
+          <ns2:ligatures ns2:val="none"/>
         </w:rPr>
         <w:t xml:space="preserve"/>
       </w:r>
@@ -169,7 +169,7 @@
           <w:color w:val="000000"/>
           <w:kern w:val="0"/>
           <w:lang w:eastAsia="es-PE"/>
-          <w14:ligatures w14:val="none"/>
+          <ns2:ligatures ns2:val="none"/>
         </w:rPr>
         <w:t/>
       </w:r>
@@ -180,12 +180,12 @@
           <w:color w:val="000000"/>
           <w:kern w:val="0"/>
           <w:lang w:eastAsia="es-PE"/>
-          <w14:ligatures w14:val="none"/>
+          <ns2:ligatures ns2:val="none"/>
         </w:rPr>
         <w:t/>
       </w:r>
     </w:p>
-    <w:p>
+    <w:p ns2:paraId="223101EF" ns2:textId="2C6BE753">
       <w:pPr>
         <w:tabs>
           <w:tab w:val="left" w:pos="1701"/>
@@ -200,17 +200,17 @@
           <w:color w:val="000000"/>
           <w:kern w:val="0"/>
           <w:lang w:eastAsia="es-PE"/>
-          <w14:ligatures w14:val="none"/>
-        </w:rPr>
-      </w:pPr>
-      <w:r>
-        <w:rPr>
-          <w:rFonts w:ascii="Arial Narrow" w:eastAsia="Arial Narrow" w:hAnsi="Arial Narrow" w:cs="Arial Narrow"/>
-          <w:b/>
-          <w:color w:val="000000"/>
-          <w:kern w:val="0"/>
-          <w:lang w:eastAsia="es-PE"/>
-          <w14:ligatures w14:val="none"/>
+          <ns2:ligatures ns2:val="none"/>
+        </w:rPr>
+      </w:pPr>
+      <w:r>
+        <w:rPr>
+          <w:rFonts w:ascii="Arial Narrow" w:eastAsia="Arial Narrow" w:hAnsi="Arial Narrow" w:cs="Arial Narrow"/>
+          <w:b/>
+          <w:color w:val="000000"/>
+          <w:kern w:val="0"/>
+          <w:lang w:eastAsia="es-PE"/>
+          <ns2:ligatures ns2:val="none"/>
         </w:rPr>
         <w:t>DENUNCIADOS</w:t>
       </w:r>
@@ -221,7 +221,7 @@
           <w:color w:val="000000"/>
           <w:kern w:val="0"/>
           <w:lang w:eastAsia="es-PE"/>
-          <w14:ligatures w14:val="none"/>
+          <ns2:ligatures ns2:val="none"/>
         </w:rPr>
         <w:tab/>
         <w:t>:</w:t>
@@ -233,7 +233,7 @@
           <w:color w:val="000000"/>
           <w:kern w:val="0"/>
           <w:lang w:eastAsia="es-PE"/>
-          <w14:ligatures w14:val="none"/>
+          <ns2:ligatures ns2:val="none"/>
         </w:rPr>
         <w:tab/>
       </w:r>
@@ -244,7 +244,7 @@
           <w:color w:val="000000"/>
           <w:kern w:val="0"/>
           <w:lang w:eastAsia="es-PE"/>
-          <w14:ligatures w14:val="none"/>
+          <ns2:ligatures ns2:val="none"/>
         </w:rPr>
         <w:t>CHUBB PERÚ S.A. COMPAÑ</w:t>
       </w:r>
@@ -255,7 +255,7 @@
           <w:color w:val="000000"/>
           <w:kern w:val="0"/>
           <w:lang w:eastAsia="es-PE"/>
-          <w14:ligatures w14:val="none"/>
+          <ns2:ligatures ns2:val="none"/>
         </w:rPr>
         <w:t>Í</w:t>
       </w:r>
@@ -266,7 +266,7 @@
           <w:color w:val="000000"/>
           <w:kern w:val="0"/>
           <w:lang w:eastAsia="es-PE"/>
-          <w14:ligatures w14:val="none"/>
+          <ns2:ligatures ns2:val="none"/>
         </w:rPr>
         <w:t xml:space="preserve">A DE SEGUROS Y REASEGUROS </w:t>
       </w:r>
@@ -277,7 +277,7 @@
           <w:color w:val="000000"/>
           <w:kern w:val="0"/>
           <w:lang w:eastAsia="es-PE"/>
-          <w14:ligatures w14:val="none"/>
+          <ns2:ligatures ns2:val="none"/>
         </w:rPr>
         <w:t>(</w:t>
       </w:r>
@@ -288,7 +288,7 @@
           <w:color w:val="000000"/>
           <w:kern w:val="0"/>
           <w:lang w:eastAsia="es-PE"/>
-          <w14:ligatures w14:val="none"/>
+          <ns2:ligatures ns2:val="none"/>
         </w:rPr>
         <w:t>CHUBB</w:t>
       </w:r>
@@ -299,12 +299,12 @@
           <w:color w:val="000000"/>
           <w:kern w:val="0"/>
           <w:lang w:eastAsia="es-PE"/>
-          <w14:ligatures w14:val="none"/>
+          <ns2:ligatures ns2:val="none"/>
         </w:rPr>
         <w:t xml:space="preserve">) </w:t>
       </w:r>
     </w:p>
-    <w:p>
+    <w:p ns2:paraId="4D23E5DF" ns2:textId="06D18D2B">
       <w:pPr>
         <w:tabs>
           <w:tab w:val="left" w:pos="1701"/>
@@ -319,17 +319,17 @@
           <w:color w:val="000000"/>
           <w:kern w:val="0"/>
           <w:lang w:eastAsia="es-PE"/>
-          <w14:ligatures w14:val="none"/>
-        </w:rPr>
-      </w:pPr>
-      <w:r>
-        <w:rPr>
-          <w:rFonts w:ascii="Arial Narrow" w:eastAsia="Arial Narrow" w:hAnsi="Arial Narrow" w:cs="Arial Narrow"/>
-          <w:b/>
-          <w:color w:val="000000"/>
-          <w:kern w:val="0"/>
-          <w:lang w:eastAsia="es-PE"/>
-          <w14:ligatures w14:val="none"/>
+          <ns2:ligatures ns2:val="none"/>
+        </w:rPr>
+      </w:pPr>
+      <w:r>
+        <w:rPr>
+          <w:rFonts w:ascii="Arial Narrow" w:eastAsia="Arial Narrow" w:hAnsi="Arial Narrow" w:cs="Arial Narrow"/>
+          <w:b/>
+          <w:color w:val="000000"/>
+          <w:kern w:val="0"/>
+          <w:lang w:eastAsia="es-PE"/>
+          <ns2:ligatures ns2:val="none"/>
         </w:rPr>
         <w:tab/>
       </w:r>
@@ -340,7 +340,7 @@
           <w:color w:val="000000"/>
           <w:kern w:val="0"/>
           <w:lang w:eastAsia="es-PE"/>
-          <w14:ligatures w14:val="none"/>
+          <ns2:ligatures ns2:val="none"/>
         </w:rPr>
         <w:tab/>
       </w:r>
@@ -351,7 +351,7 @@
           <w:color w:val="000000"/>
           <w:kern w:val="0"/>
           <w:lang w:eastAsia="es-PE"/>
-          <w14:ligatures w14:val="none"/>
+          <ns2:ligatures ns2:val="none"/>
         </w:rPr>
         <w:t>BANCO INTERNACIONAL DEL PERU-INTERBANK S.A.A.</w:t>
       </w:r>
@@ -362,7 +362,7 @@
           <w:color w:val="000000"/>
           <w:kern w:val="0"/>
           <w:lang w:eastAsia="es-PE"/>
-          <w14:ligatures w14:val="none"/>
+          <ns2:ligatures ns2:val="none"/>
         </w:rPr>
         <w:t xml:space="preserve"> (</w:t>
       </w:r>
@@ -373,7 +373,7 @@
           <w:color w:val="000000"/>
           <w:kern w:val="0"/>
           <w:lang w:eastAsia="es-PE"/>
-          <w14:ligatures w14:val="none"/>
+          <ns2:ligatures ns2:val="none"/>
         </w:rPr>
         <w:t>BANCO</w:t>
       </w:r>
@@ -384,12 +384,12 @@
           <w:color w:val="000000"/>
           <w:kern w:val="0"/>
           <w:lang w:eastAsia="es-PE"/>
-          <w14:ligatures w14:val="none"/>
+          <ns2:ligatures ns2:val="none"/>
         </w:rPr>
         <w:t>)</w:t>
       </w:r>
     </w:p>
-    <w:p>
+    <w:p ns2:paraId="753670C1" ns2:textId="77777777">
       <w:pPr>
         <w:tabs>
           <w:tab w:val="left" w:pos="1701"/>
@@ -404,17 +404,17 @@
           <w:color w:val="000000"/>
           <w:kern w:val="0"/>
           <w:lang w:eastAsia="es-PE"/>
-          <w14:ligatures w14:val="none"/>
-        </w:rPr>
-      </w:pPr>
-      <w:r>
-        <w:rPr>
-          <w:rFonts w:ascii="Arial Narrow" w:eastAsia="Arial Narrow" w:hAnsi="Arial Narrow" w:cs="Arial Narrow"/>
-          <w:b/>
-          <w:color w:val="000000"/>
-          <w:kern w:val="0"/>
-          <w:lang w:eastAsia="es-PE"/>
-          <w14:ligatures w14:val="none"/>
+          <ns2:ligatures ns2:val="none"/>
+        </w:rPr>
+      </w:pPr>
+      <w:r>
+        <w:rPr>
+          <w:rFonts w:ascii="Arial Narrow" w:eastAsia="Arial Narrow" w:hAnsi="Arial Narrow" w:cs="Arial Narrow"/>
+          <w:b/>
+          <w:color w:val="000000"/>
+          <w:kern w:val="0"/>
+          <w:lang w:eastAsia="es-PE"/>
+          <ns2:ligatures ns2:val="none"/>
         </w:rPr>
         <w:t>MATERIAS</w:t>
       </w:r>
@@ -425,7 +425,7 @@
           <w:color w:val="000000"/>
           <w:kern w:val="0"/>
           <w:lang w:eastAsia="es-PE"/>
-          <w14:ligatures w14:val="none"/>
+          <ns2:ligatures ns2:val="none"/>
         </w:rPr>
         <w:tab/>
         <w:t xml:space="preserve">: </w:t>
@@ -437,13 +437,13 @@
           <w:color w:val="000000"/>
           <w:kern w:val="0"/>
           <w:lang w:eastAsia="es-PE"/>
-          <w14:ligatures w14:val="none"/>
+          <ns2:ligatures ns2:val="none"/>
         </w:rPr>
         <w:tab/>
         <w:t>ADMISIÓN A TRÁMITE</w:t>
       </w:r>
     </w:p>
-    <w:p>
+    <w:p ns2:paraId="449086A9" ns2:textId="77777777">
       <w:pPr>
         <w:tabs>
           <w:tab w:val="left" w:pos="1701"/>
@@ -458,22 +458,22 @@
           <w:color w:val="000000"/>
           <w:kern w:val="0"/>
           <w:lang w:eastAsia="es-PE"/>
-          <w14:ligatures w14:val="none"/>
-        </w:rPr>
-      </w:pPr>
-      <w:r>
-        <w:rPr>
-          <w:rFonts w:ascii="Arial Narrow" w:eastAsia="Arial Narrow" w:hAnsi="Arial Narrow" w:cs="Arial Narrow"/>
-          <w:b/>
-          <w:color w:val="000000"/>
-          <w:kern w:val="0"/>
-          <w:lang w:eastAsia="es-PE"/>
-          <w14:ligatures w14:val="none"/>
+          <ns2:ligatures ns2:val="none"/>
+        </w:rPr>
+      </w:pPr>
+      <w:r>
+        <w:rPr>
+          <w:rFonts w:ascii="Arial Narrow" w:eastAsia="Arial Narrow" w:hAnsi="Arial Narrow" w:cs="Arial Narrow"/>
+          <w:b/>
+          <w:color w:val="000000"/>
+          <w:kern w:val="0"/>
+          <w:lang w:eastAsia="es-PE"/>
+          <ns2:ligatures ns2:val="none"/>
         </w:rPr>
         <w:t xml:space="preserve">REQUERIMIENTO DE INFORMACIÓN </w:t>
       </w:r>
     </w:p>
-    <w:p>
+    <w:p ns2:paraId="778AE69F" ns2:textId="77777777">
       <w:pPr>
         <w:tabs>
           <w:tab w:val="left" w:pos="1701"/>
@@ -487,17 +487,17 @@
           <w:color w:val="000000"/>
           <w:kern w:val="0"/>
           <w:lang w:eastAsia="es-PE"/>
-          <w14:ligatures w14:val="none"/>
-        </w:rPr>
-      </w:pPr>
-      <w:r>
-        <w:rPr>
-          <w:rFonts w:ascii="Arial Narrow" w:eastAsia="Arial Narrow" w:hAnsi="Arial Narrow" w:cs="Arial Narrow"/>
-          <w:b/>
-          <w:color w:val="000000"/>
-          <w:kern w:val="0"/>
-          <w:lang w:eastAsia="es-PE"/>
-          <w14:ligatures w14:val="none"/>
+          <ns2:ligatures ns2:val="none"/>
+        </w:rPr>
+      </w:pPr>
+      <w:r>
+        <w:rPr>
+          <w:rFonts w:ascii="Arial Narrow" w:eastAsia="Arial Narrow" w:hAnsi="Arial Narrow" w:cs="Arial Narrow"/>
+          <w:b/>
+          <w:color w:val="000000"/>
+          <w:kern w:val="0"/>
+          <w:lang w:eastAsia="es-PE"/>
+          <ns2:ligatures ns2:val="none"/>
         </w:rPr>
         <w:t xml:space="preserve">RESOLUCIÓN </w:t>
       </w:r>
@@ -508,7 +508,7 @@
           <w:color w:val="000000"/>
           <w:kern w:val="0"/>
           <w:lang w:eastAsia="es-PE"/>
-          <w14:ligatures w14:val="none"/>
+          <ns2:ligatures ns2:val="none"/>
         </w:rPr>
         <w:tab/>
         <w:t>:</w:t>
@@ -520,13 +520,13 @@
           <w:color w:val="000000"/>
           <w:kern w:val="0"/>
           <w:lang w:eastAsia="es-PE"/>
-          <w14:ligatures w14:val="none"/>
+          <ns2:ligatures ns2:val="none"/>
         </w:rPr>
         <w:tab/>
         <w:t>1</w:t>
       </w:r>
     </w:p>
-    <w:p>
+    <w:p ns2:paraId="26BE4AD0" ns2:textId="77777777">
       <w:pPr>
         <w:tabs>
           <w:tab w:val="left" w:pos="1014"/>
@@ -539,11 +539,11 @@
           <w:kern w:val="0"/>
           <w:shd w:val="clear" w:color="auto" w:fill="FFFFFF"/>
           <w:lang w:eastAsia="es-PE"/>
-          <w14:ligatures w14:val="none"/>
-        </w:rPr>
-      </w:pPr>
-    </w:p>
-    <w:p>
+          <ns2:ligatures ns2:val="none"/>
+        </w:rPr>
+      </w:pPr>
+    </w:p>
+    <w:p ns2:paraId="6D48DA83" ns2:textId="03703271">
       <w:pPr>
         <w:tabs>
           <w:tab w:val="left" w:pos="1014"/>
@@ -556,7 +556,7 @@
           <w:kern w:val="0"/>
           <w:shd w:val="clear" w:color="auto" w:fill="FFFFFF"/>
           <w:lang w:eastAsia="es-PE"/>
-          <w14:ligatures w14:val="none"/>
+          <ns2:ligatures ns2:val="none"/>
         </w:rPr>
       </w:pPr>
       <w:r>
@@ -566,7 +566,7 @@
           <w:kern w:val="0"/>
           <w:shd w:val="clear" w:color="auto" w:fill="FFFFFF"/>
           <w:lang w:eastAsia="es-PE"/>
-          <w14:ligatures w14:val="none"/>
+          <ns2:ligatures ns2:val="none"/>
         </w:rPr>
         <w:t xml:space="preserve">Lima, </w:t>
       </w:r>
@@ -577,7 +577,7 @@
           <w:kern w:val="0"/>
           <w:shd w:val="clear" w:color="auto" w:fill="FFFFFF"/>
           <w:lang w:eastAsia="es-PE"/>
-          <w14:ligatures w14:val="none"/>
+          <ns2:ligatures ns2:val="none"/>
         </w:rPr>
         <w:t>18</w:t>
       </w:r>
@@ -588,7 +588,7 @@
           <w:kern w:val="0"/>
           <w:shd w:val="clear" w:color="auto" w:fill="FFFFFF"/>
           <w:lang w:eastAsia="es-PE"/>
-          <w14:ligatures w14:val="none"/>
+          <ns2:ligatures ns2:val="none"/>
         </w:rPr>
         <w:t xml:space="preserve"> de </w:t>
       </w:r>
@@ -599,7 +599,7 @@
           <w:kern w:val="0"/>
           <w:shd w:val="clear" w:color="auto" w:fill="FFFFFF"/>
           <w:lang w:eastAsia="es-PE"/>
-          <w14:ligatures w14:val="none"/>
+          <ns2:ligatures ns2:val="none"/>
         </w:rPr>
         <w:t>julio</w:t>
       </w:r>
@@ -610,12 +610,12 @@
           <w:kern w:val="0"/>
           <w:shd w:val="clear" w:color="auto" w:fill="FFFFFF"/>
           <w:lang w:eastAsia="es-PE"/>
-          <w14:ligatures w14:val="none"/>
+          <ns2:ligatures ns2:val="none"/>
         </w:rPr>
         <w:t xml:space="preserve"> de 2025</w:t>
       </w:r>
     </w:p>
-    <w:p>
+    <w:p ns2:paraId="1EF3C256" ns2:textId="77777777">
       <w:pPr>
         <w:tabs>
           <w:tab w:val="left" w:pos="1014"/>
@@ -627,11 +627,11 @@
           <w:color w:val="000000"/>
           <w:kern w:val="0"/>
           <w:lang w:eastAsia="es-PE"/>
-          <w14:ligatures w14:val="none"/>
-        </w:rPr>
-      </w:pPr>
-    </w:p>
-    <w:p>
+          <ns2:ligatures ns2:val="none"/>
+        </w:rPr>
+      </w:pPr>
+    </w:p>
+    <w:p ns2:paraId="087322B4" ns2:textId="77777777">
       <w:pPr>
         <w:numPr>
           <w:ilvl w:val="0"/>
@@ -645,22 +645,22 @@
           <w:color w:val="000000"/>
           <w:kern w:val="0"/>
           <w:lang w:eastAsia="es-PE"/>
-          <w14:ligatures w14:val="none"/>
-        </w:rPr>
-      </w:pPr>
-      <w:r>
-        <w:rPr>
-          <w:rFonts w:ascii="Arial Narrow" w:eastAsia="Arial Narrow" w:hAnsi="Arial Narrow" w:cs="Arial Narrow"/>
-          <w:b/>
-          <w:color w:val="000000"/>
-          <w:kern w:val="0"/>
-          <w:lang w:eastAsia="es-PE"/>
-          <w14:ligatures w14:val="none"/>
+          <ns2:ligatures ns2:val="none"/>
+        </w:rPr>
+      </w:pPr>
+      <w:r>
+        <w:rPr>
+          <w:rFonts w:ascii="Arial Narrow" w:eastAsia="Arial Narrow" w:hAnsi="Arial Narrow" w:cs="Arial Narrow"/>
+          <w:b/>
+          <w:color w:val="000000"/>
+          <w:kern w:val="0"/>
+          <w:lang w:eastAsia="es-PE"/>
+          <ns2:ligatures ns2:val="none"/>
         </w:rPr>
         <w:t xml:space="preserve">HECHOS </w:t>
       </w:r>
     </w:p>
-    <w:p>
+    <w:p ns2:paraId="4407157A" ns2:textId="77777777">
       <w:pPr>
         <w:spacing w:after="0" w:line="240" w:lineRule="auto"/>
         <w:jc w:val="both"/>
@@ -669,11 +669,11 @@
           <w:color w:val="000000"/>
           <w:kern w:val="0"/>
           <w:lang w:eastAsia="es-PE"/>
-          <w14:ligatures w14:val="none"/>
-        </w:rPr>
-      </w:pPr>
-    </w:p>
-    <w:p>
+          <ns2:ligatures ns2:val="none"/>
+        </w:rPr>
+      </w:pPr>
+    </w:p>
+    <w:p ns2:paraId="5ECFCB1A" ns2:textId="565C1919">
       <w:pPr>
         <w:numPr>
           <w:ilvl w:val="1"/>
@@ -687,7 +687,7 @@
           <w:color w:val="000000"/>
           <w:kern w:val="0"/>
           <w:lang w:val="es-ES" w:eastAsia="es-ES"/>
-          <w14:ligatures w14:val="none"/>
+          <ns2:ligatures ns2:val="none"/>
         </w:rPr>
       </w:pPr>
       <w:r>
@@ -696,7 +696,7 @@
           <w:color w:val="000000"/>
           <w:kern w:val="0"/>
           <w:lang w:val="es-ES" w:eastAsia="es-ES"/>
-          <w14:ligatures w14:val="none"/>
+          <ns2:ligatures ns2:val="none"/>
         </w:rPr>
         <w:t xml:space="preserve">Mediante la denuncia del 20 de marzo de 2025, subsanada mediante escrito del 14 de mayo de 2025, la señora [APELLIDO] denunció a Chubb y al Banco por presuntas infracciones a la Ley 29571, Código de Protección y Defensa del Consumidor (en adelante, Código), señalando lo siguiente:</w:t>
       </w:r>
@@ -706,7 +706,7 @@
           <w:color w:val="000000"/>
           <w:kern w:val="0"/>
           <w:lang w:val="es-ES" w:eastAsia="es-ES"/>
-          <w14:ligatures w14:val="none"/>
+          <ns2:ligatures ns2:val="none"/>
         </w:rPr>
         <w:t/>
       </w:r>
@@ -718,7 +718,7 @@
           <w:kern w:val="0"/>
           <w:vertAlign w:val="superscript"/>
           <w:lang w:val="es-ES" w:eastAsia="es-ES"/>
-          <w14:ligatures w14:val="none"/>
+          <ns2:ligatures ns2:val="none"/>
         </w:rPr>
         <w:footnoteReference w:id="1"/>
       </w:r>
@@ -728,7 +728,7 @@
           <w:color w:val="000000"/>
           <w:kern w:val="0"/>
           <w:lang w:val="es-ES" w:eastAsia="es-ES"/>
-          <w14:ligatures w14:val="none"/>
+          <ns2:ligatures ns2:val="none"/>
         </w:rPr>
         <w:t xml:space="preserve"/>
       </w:r>
@@ -738,7 +738,7 @@
           <w:color w:val="000000"/>
           <w:kern w:val="0"/>
           <w:lang w:val="es-ES" w:eastAsia="es-ES"/>
-          <w14:ligatures w14:val="none"/>
+          <ns2:ligatures ns2:val="none"/>
         </w:rPr>
         <w:t/>
       </w:r>
@@ -748,7 +748,7 @@
           <w:color w:val="000000"/>
           <w:kern w:val="0"/>
           <w:lang w:val="es-ES" w:eastAsia="es-ES"/>
-          <w14:ligatures w14:val="none"/>
+          <ns2:ligatures ns2:val="none"/>
         </w:rPr>
         <w:t/>
       </w:r>
@@ -756,7 +756,7 @@
         <w:rPr>
           <w:rFonts w:ascii="Arial Narrow" w:eastAsia="Calibri" w:hAnsi="Arial Narrow" w:cs="Arial"/>
           <w:kern w:val="0"/>
-          <w14:ligatures w14:val="none"/>
+          <ns2:ligatures ns2:val="none"/>
         </w:rPr>
         <w:t xml:space="preserve"/>
       </w:r>
@@ -764,7 +764,7 @@
         <w:rPr>
           <w:rFonts w:ascii="Arial Narrow" w:eastAsia="Calibri" w:hAnsi="Arial Narrow" w:cs="Arial"/>
           <w:kern w:val="0"/>
-          <w14:ligatures w14:val="none"/>
+          <ns2:ligatures ns2:val="none"/>
         </w:rPr>
         <w:t/>
       </w:r>
@@ -772,7 +772,7 @@
         <w:rPr>
           <w:rFonts w:ascii="Arial Narrow" w:eastAsia="Calibri" w:hAnsi="Arial Narrow" w:cs="Arial"/>
           <w:kern w:val="0"/>
-          <w14:ligatures w14:val="none"/>
+          <ns2:ligatures ns2:val="none"/>
         </w:rPr>
         <w:t xml:space="preserve"/>
       </w:r>
@@ -780,7 +780,7 @@
         <w:rPr>
           <w:rFonts w:ascii="Arial Narrow" w:eastAsia="Calibri" w:hAnsi="Arial Narrow" w:cs="Arial"/>
           <w:kern w:val="0"/>
-          <w14:ligatures w14:val="none"/>
+          <ns2:ligatures ns2:val="none"/>
         </w:rPr>
         <w:t/>
       </w:r>
@@ -788,7 +788,7 @@
         <w:rPr>
           <w:rFonts w:ascii="Arial Narrow" w:eastAsia="Calibri" w:hAnsi="Arial Narrow" w:cs="Arial"/>
           <w:kern w:val="0"/>
-          <w14:ligatures w14:val="none"/>
+          <ns2:ligatures ns2:val="none"/>
         </w:rPr>
         <w:t xml:space="preserve"/>
       </w:r>
@@ -796,7 +796,7 @@
         <w:rPr>
           <w:rFonts w:ascii="Arial Narrow" w:eastAsia="Calibri" w:hAnsi="Arial Narrow" w:cs="Arial"/>
           <w:kern w:val="0"/>
-          <w14:ligatures w14:val="none"/>
+          <ns2:ligatures ns2:val="none"/>
         </w:rPr>
         <w:t xml:space="preserve"/>
       </w:r>
@@ -804,7 +804,7 @@
         <w:rPr>
           <w:rFonts w:ascii="Arial Narrow" w:eastAsia="Calibri" w:hAnsi="Arial Narrow" w:cs="Arial"/>
           <w:kern w:val="0"/>
-          <w14:ligatures w14:val="none"/>
+          <ns2:ligatures ns2:val="none"/>
         </w:rPr>
         <w:t/>
       </w:r>
@@ -814,7 +814,7 @@
           <w:color w:val="000000"/>
           <w:kern w:val="0"/>
           <w:lang w:val="es-ES" w:eastAsia="es-ES"/>
-          <w14:ligatures w14:val="none"/>
+          <ns2:ligatures ns2:val="none"/>
         </w:rPr>
         <w:t xml:space="preserve"/>
       </w:r>
@@ -824,7 +824,7 @@
           <w:color w:val="000000"/>
           <w:kern w:val="0"/>
           <w:lang w:val="es-ES" w:eastAsia="es-ES"/>
-          <w14:ligatures w14:val="none"/>
+          <ns2:ligatures ns2:val="none"/>
         </w:rPr>
         <w:t xml:space="preserve"/>
       </w:r>
@@ -834,7 +834,7 @@
           <w:color w:val="000000"/>
           <w:kern w:val="0"/>
           <w:lang w:val="es-ES" w:eastAsia="es-ES"/>
-          <w14:ligatures w14:val="none"/>
+          <ns2:ligatures ns2:val="none"/>
         </w:rPr>
         <w:t xml:space="preserve"/>
       </w:r>
@@ -844,7 +844,7 @@
           <w:color w:val="000000"/>
           <w:kern w:val="0"/>
           <w:lang w:val="es-ES" w:eastAsia="es-ES"/>
-          <w14:ligatures w14:val="none"/>
+          <ns2:ligatures ns2:val="none"/>
         </w:rPr>
         <w:t/>
       </w:r>
@@ -854,7 +854,7 @@
           <w:color w:val="000000"/>
           <w:kern w:val="0"/>
           <w:lang w:val="es-ES" w:eastAsia="es-ES"/>
-          <w14:ligatures w14:val="none"/>
+          <ns2:ligatures ns2:val="none"/>
         </w:rPr>
         <w:t xml:space="preserve"/>
       </w:r>
@@ -866,7 +866,7 @@
           <w:kern w:val="0"/>
           <w:vertAlign w:val="superscript"/>
           <w:lang w:val="es-ES" w:eastAsia="es-ES"/>
-          <w14:ligatures w14:val="none"/>
+          <ns2:ligatures ns2:val="none"/>
         </w:rPr>
         <w:footnoteReference w:id="2"/>
       </w:r>
@@ -876,7 +876,7 @@
           <w:color w:val="000000"/>
           <w:kern w:val="0"/>
           <w:lang w:val="es-ES" w:eastAsia="es-ES"/>
-          <w14:ligatures w14:val="none"/>
+          <ns2:ligatures ns2:val="none"/>
         </w:rPr>
         <w:t xml:space="preserve"/>
       </w:r>
@@ -887,12 +887,12 @@
           <w:color w:val="000000"/>
           <w:kern w:val="0"/>
           <w:lang w:val="es-ES" w:eastAsia="es-ES"/>
-          <w14:ligatures w14:val="none"/>
+          <ns2:ligatures ns2:val="none"/>
         </w:rPr>
         <w:t/>
       </w:r>
     </w:p>
-    <w:p>
+    <w:p ns2:paraId="64AF7FDB" ns2:textId="77777777">
       <w:pPr>
         <w:tabs>
           <w:tab w:val="left" w:pos="1134"/>
@@ -904,11 +904,11 @@
           <w:color w:val="000000"/>
           <w:kern w:val="0"/>
           <w:lang w:val="es-ES" w:eastAsia="es-ES"/>
-          <w14:ligatures w14:val="none"/>
-        </w:rPr>
-      </w:pPr>
-    </w:p>
-    <w:p>
+          <ns2:ligatures ns2:val="none"/>
+        </w:rPr>
+      </w:pPr>
+    </w:p>
+    <w:p ns2:paraId="6A79ABA2" ns2:textId="68266897">
       <w:pPr>
         <w:pStyle w:val="Prrafodelista"/>
         <w:numPr>
@@ -927,7 +927,7 @@
           <w:color w:val="000000"/>
           <w:kern w:val="0"/>
           <w:lang w:eastAsia="es-ES"/>
-          <w14:ligatures w14:val="none"/>
+          <ns2:ligatures ns2:val="none"/>
         </w:rPr>
       </w:pPr>
       <w:r>
@@ -936,12 +936,12 @@
           <w:color w:val="000000"/>
           <w:kern w:val="0"/>
           <w:lang w:eastAsia="es-ES"/>
-          <w14:ligatures w14:val="none"/>
+          <ns2:ligatures ns2:val="none"/>
         </w:rPr>
         <w:t>El 2019, obtuvo una tarjeta de consumo Interbank Benefit con una línea de crédito de S/ 4 500.</w:t>
       </w:r>
     </w:p>
-    <w:p>
+    <w:p ns2:paraId="58BA6108" ns2:textId="77777777">
       <w:pPr>
         <w:pStyle w:val="Prrafodelista"/>
         <w:spacing w:line="240" w:lineRule="auto"/>
@@ -952,11 +952,11 @@
           <w:color w:val="000000"/>
           <w:kern w:val="0"/>
           <w:lang w:eastAsia="es-ES"/>
-          <w14:ligatures w14:val="none"/>
-        </w:rPr>
-      </w:pPr>
-    </w:p>
-    <w:p>
+          <ns2:ligatures ns2:val="none"/>
+        </w:rPr>
+      </w:pPr>
+    </w:p>
+    <w:p ns2:paraId="794917BC" ns2:textId="3609FBB2">
       <w:pPr>
         <w:pStyle w:val="Prrafodelista"/>
         <w:numPr>
@@ -975,7 +975,7 @@
           <w:color w:val="000000"/>
           <w:kern w:val="0"/>
           <w:lang w:eastAsia="es-ES"/>
-          <w14:ligatures w14:val="none"/>
+          <ns2:ligatures ns2:val="none"/>
         </w:rPr>
       </w:pPr>
       <w:r>
@@ -984,7 +984,7 @@
           <w:color w:val="000000"/>
           <w:kern w:val="0"/>
           <w:lang w:eastAsia="es-ES"/>
-          <w14:ligatures w14:val="none"/>
+          <ns2:ligatures ns2:val="none"/>
         </w:rPr>
         <w:t>E</w:t>
       </w:r>
@@ -994,7 +994,7 @@
           <w:color w:val="000000"/>
           <w:kern w:val="0"/>
           <w:lang w:eastAsia="es-ES"/>
-          <w14:ligatures w14:val="none"/>
+          <ns2:ligatures ns2:val="none"/>
         </w:rPr>
         <w:t>n</w:t>
       </w:r>
@@ -1004,7 +1004,7 @@
           <w:color w:val="000000"/>
           <w:kern w:val="0"/>
           <w:lang w:eastAsia="es-ES"/>
-          <w14:ligatures w14:val="none"/>
+          <ns2:ligatures ns2:val="none"/>
         </w:rPr>
         <w:t xml:space="preserve"> abril de 2021, </w:t>
       </w:r>
@@ -1014,7 +1014,7 @@
           <w:color w:val="000000"/>
           <w:kern w:val="0"/>
           <w:lang w:eastAsia="es-ES"/>
-          <w14:ligatures w14:val="none"/>
+          <ns2:ligatures ns2:val="none"/>
         </w:rPr>
         <w:t>suscribió</w:t>
       </w:r>
@@ -1024,7 +1024,7 @@
           <w:color w:val="000000"/>
           <w:kern w:val="0"/>
           <w:lang w:eastAsia="es-ES"/>
-          <w14:ligatures w14:val="none"/>
+          <ns2:ligatures ns2:val="none"/>
         </w:rPr>
         <w:t xml:space="preserve"> </w:t>
       </w:r>
@@ -1034,7 +1034,7 @@
           <w:color w:val="000000"/>
           <w:kern w:val="0"/>
           <w:lang w:eastAsia="es-ES"/>
-          <w14:ligatures w14:val="none"/>
+          <ns2:ligatures ns2:val="none"/>
         </w:rPr>
         <w:t>con Chubb el</w:t>
       </w:r>
@@ -1044,7 +1044,7 @@
           <w:color w:val="000000"/>
           <w:kern w:val="0"/>
           <w:lang w:eastAsia="es-ES"/>
-          <w14:ligatures w14:val="none"/>
+          <ns2:ligatures ns2:val="none"/>
         </w:rPr>
         <w:t xml:space="preserve"> </w:t>
       </w:r>
@@ -1054,7 +1054,7 @@
           <w:color w:val="000000"/>
           <w:kern w:val="0"/>
           <w:lang w:eastAsia="es-ES"/>
-          <w14:ligatures w14:val="none"/>
+          <ns2:ligatures ns2:val="none"/>
         </w:rPr>
         <w:t xml:space="preserve">Seguro </w:t>
       </w:r>
@@ -1065,7 +1065,7 @@
           <w:color w:val="000000"/>
           <w:kern w:val="0"/>
           <w:lang w:eastAsia="es-ES"/>
-          <w14:ligatures w14:val="none"/>
+          <ns2:ligatures ns2:val="none"/>
         </w:rPr>
         <w:t>Multiprotección</w:t>
       </w:r>
@@ -1076,7 +1076,7 @@
           <w:color w:val="000000"/>
           <w:kern w:val="0"/>
           <w:lang w:eastAsia="es-ES"/>
-          <w14:ligatures w14:val="none"/>
+          <ns2:ligatures ns2:val="none"/>
         </w:rPr>
         <w:t xml:space="preserve"> </w:t>
       </w:r>
@@ -1086,7 +1086,7 @@
           <w:color w:val="000000"/>
           <w:kern w:val="0"/>
           <w:lang w:eastAsia="es-ES"/>
-          <w14:ligatures w14:val="none"/>
+          <ns2:ligatures ns2:val="none"/>
         </w:rPr>
         <w:t xml:space="preserve">de Accidentes Personales </w:t>
       </w:r>
@@ -1096,7 +1096,7 @@
           <w:color w:val="000000"/>
           <w:kern w:val="0"/>
           <w:lang w:eastAsia="es-ES"/>
-          <w14:ligatures w14:val="none"/>
+          <ns2:ligatures ns2:val="none"/>
         </w:rPr>
         <w:t xml:space="preserve">Chubb Perú </w:t>
       </w:r>
@@ -1107,7 +1107,7 @@
           <w:color w:val="000000"/>
           <w:kern w:val="0"/>
           <w:lang w:eastAsia="es-ES"/>
-          <w14:ligatures w14:val="none"/>
+          <ns2:ligatures ns2:val="none"/>
         </w:rPr>
         <w:t>Multiproteccion</w:t>
       </w:r>
@@ -1118,7 +1118,7 @@
           <w:color w:val="000000"/>
           <w:kern w:val="0"/>
           <w:lang w:eastAsia="es-ES"/>
-          <w14:ligatures w14:val="none"/>
+          <ns2:ligatures ns2:val="none"/>
         </w:rPr>
         <w:t xml:space="preserve"> - P</w:t>
       </w:r>
@@ -1128,7 +1128,7 @@
           <w:color w:val="000000"/>
           <w:kern w:val="0"/>
           <w:lang w:eastAsia="es-ES"/>
-          <w14:ligatures w14:val="none"/>
+          <ns2:ligatures ns2:val="none"/>
         </w:rPr>
         <w:t xml:space="preserve">óliza </w:t>
       </w:r>
@@ -1139,7 +1139,7 @@
           <w:color w:val="000000"/>
           <w:kern w:val="0"/>
           <w:lang w:eastAsia="es-ES"/>
-          <w14:ligatures w14:val="none"/>
+          <ns2:ligatures ns2:val="none"/>
         </w:rPr>
         <w:t/>
       </w:r>
@@ -1150,7 +1150,7 @@
           <w:color w:val="000000"/>
           <w:kern w:val="0"/>
           <w:lang w:eastAsia="es-ES"/>
-          <w14:ligatures w14:val="none"/>
+          <ns2:ligatures ns2:val="none"/>
         </w:rPr>
         <w:t xml:space="preserve"> 31-166656</w:t>
       </w:r>
@@ -1160,7 +1160,7 @@
           <w:color w:val="000000"/>
           <w:kern w:val="0"/>
           <w:lang w:eastAsia="es-ES"/>
-          <w14:ligatures w14:val="none"/>
+          <ns2:ligatures ns2:val="none"/>
         </w:rPr>
         <w:t xml:space="preserve"> (en adelante, Seguro de </w:t>
       </w:r>
@@ -1170,7 +1170,7 @@
           <w:color w:val="000000"/>
           <w:kern w:val="0"/>
           <w:lang w:eastAsia="es-ES"/>
-          <w14:ligatures w14:val="none"/>
+          <ns2:ligatures ns2:val="none"/>
         </w:rPr>
         <w:t>Accidentes Personales</w:t>
       </w:r>
@@ -1180,7 +1180,7 @@
           <w:color w:val="000000"/>
           <w:kern w:val="0"/>
           <w:lang w:eastAsia="es-ES"/>
-          <w14:ligatures w14:val="none"/>
+          <ns2:ligatures ns2:val="none"/>
         </w:rPr>
         <w:t>)</w:t>
       </w:r>
@@ -1190,7 +1190,7 @@
           <w:color w:val="000000"/>
           <w:kern w:val="0"/>
           <w:lang w:eastAsia="es-ES"/>
-          <w14:ligatures w14:val="none"/>
+          <ns2:ligatures ns2:val="none"/>
         </w:rPr>
         <w:t xml:space="preserve">, cuyo pago mensual se descontaba automáticamente de la tarjeta </w:t>
       </w:r>
@@ -1200,7 +1200,7 @@
           <w:color w:val="000000"/>
           <w:kern w:val="0"/>
           <w:lang w:eastAsia="es-ES"/>
-          <w14:ligatures w14:val="none"/>
+          <ns2:ligatures ns2:val="none"/>
         </w:rPr>
         <w:t>Interbank Benefit</w:t>
       </w:r>
@@ -1210,12 +1210,12 @@
           <w:color w:val="000000"/>
           <w:kern w:val="0"/>
           <w:lang w:eastAsia="es-ES"/>
-          <w14:ligatures w14:val="none"/>
+          <ns2:ligatures ns2:val="none"/>
         </w:rPr>
         <w:t>.</w:t>
       </w:r>
     </w:p>
-    <w:p>
+    <w:p ns2:paraId="64E29DC1" ns2:textId="77777777">
       <w:pPr>
         <w:pStyle w:val="Prrafodelista"/>
         <w:spacing w:line="240" w:lineRule="auto"/>
@@ -1224,11 +1224,11 @@
           <w:color w:val="000000"/>
           <w:kern w:val="0"/>
           <w:lang w:eastAsia="es-ES"/>
-          <w14:ligatures w14:val="none"/>
-        </w:rPr>
-      </w:pPr>
-    </w:p>
-    <w:p>
+          <ns2:ligatures ns2:val="none"/>
+        </w:rPr>
+      </w:pPr>
+    </w:p>
+    <w:p ns2:paraId="604BC02C" ns2:textId="77777777">
       <w:pPr>
         <w:pStyle w:val="Prrafodelista"/>
         <w:numPr>
@@ -1247,7 +1247,7 @@
           <w:color w:val="000000"/>
           <w:kern w:val="0"/>
           <w:lang w:eastAsia="es-ES"/>
-          <w14:ligatures w14:val="none"/>
+          <ns2:ligatures ns2:val="none"/>
         </w:rPr>
       </w:pPr>
       <w:r>
@@ -1256,12 +1256,12 @@
           <w:color w:val="000000"/>
           <w:kern w:val="0"/>
           <w:lang w:eastAsia="es-ES"/>
-          <w14:ligatures w14:val="none"/>
+          <ns2:ligatures ns2:val="none"/>
         </w:rPr>
         <w:t>Durante el periodo de abril de 2021 en adelante, el Banco proporcionó sus datos personales a la aseguradora Chubb sin su consentimiento, creando un correo electrónico no autorizado, una dirección domiciliaria incompleta y un teléfono fijo desconocido, para formalizar el contrato de Seguro de Accidentes Personales.</w:t>
       </w:r>
     </w:p>
-    <w:p>
+    <w:p ns2:paraId="55184AEC" ns2:textId="77777777">
       <w:pPr>
         <w:pStyle w:val="Prrafodelista"/>
         <w:spacing w:line="240" w:lineRule="auto"/>
@@ -1270,11 +1270,11 @@
           <w:color w:val="000000"/>
           <w:kern w:val="0"/>
           <w:lang w:eastAsia="es-ES"/>
-          <w14:ligatures w14:val="none"/>
-        </w:rPr>
-      </w:pPr>
-    </w:p>
-    <w:p>
+          <ns2:ligatures ns2:val="none"/>
+        </w:rPr>
+      </w:pPr>
+    </w:p>
+    <w:p ns2:paraId="66095C3F" ns2:textId="0E7CAED4">
       <w:pPr>
         <w:pStyle w:val="Prrafodelista"/>
         <w:numPr>
@@ -1293,7 +1293,7 @@
           <w:color w:val="000000"/>
           <w:kern w:val="0"/>
           <w:lang w:eastAsia="es-ES"/>
-          <w14:ligatures w14:val="none"/>
+          <ns2:ligatures ns2:val="none"/>
         </w:rPr>
       </w:pPr>
       <w:r>
@@ -1302,7 +1302,7 @@
           <w:color w:val="000000"/>
           <w:kern w:val="0"/>
           <w:lang w:eastAsia="es-ES"/>
-          <w14:ligatures w14:val="none"/>
+          <ns2:ligatures ns2:val="none"/>
         </w:rPr>
         <w:t xml:space="preserve">Desde junio de 2021 hasta abril de 2022, estuvo afiliada al seguro </w:t>
       </w:r>
@@ -1312,7 +1312,7 @@
           <w:color w:val="000000"/>
           <w:kern w:val="0"/>
           <w:lang w:eastAsia="es-ES"/>
-          <w14:ligatures w14:val="none"/>
+          <ns2:ligatures ns2:val="none"/>
         </w:rPr>
         <w:t xml:space="preserve">Chubb Perú </w:t>
       </w:r>
@@ -1323,7 +1323,7 @@
           <w:color w:val="000000"/>
           <w:kern w:val="0"/>
           <w:lang w:eastAsia="es-ES"/>
-          <w14:ligatures w14:val="none"/>
+          <ns2:ligatures ns2:val="none"/>
         </w:rPr>
         <w:t>Prot</w:t>
       </w:r>
@@ -1334,12 +1334,12 @@
           <w:color w:val="000000"/>
           <w:kern w:val="0"/>
           <w:lang w:eastAsia="es-ES"/>
-          <w14:ligatures w14:val="none"/>
+          <ns2:ligatures ns2:val="none"/>
         </w:rPr>
         <w:t>, que se obtuvo automáticamente sin su consentimiento, pagando una prima mensual de S/ 9,90, hasta que canceló dicha cobertura por llamada telefónica en abril de 2022.</w:t>
       </w:r>
     </w:p>
-    <w:p>
+    <w:p ns2:paraId="34180C2F" ns2:textId="77777777">
       <w:pPr>
         <w:pStyle w:val="Prrafodelista"/>
         <w:spacing w:line="240" w:lineRule="auto"/>
@@ -1348,11 +1348,11 @@
           <w:color w:val="000000"/>
           <w:kern w:val="0"/>
           <w:lang w:eastAsia="es-ES"/>
-          <w14:ligatures w14:val="none"/>
-        </w:rPr>
-      </w:pPr>
-    </w:p>
-    <w:p>
+          <ns2:ligatures ns2:val="none"/>
+        </w:rPr>
+      </w:pPr>
+    </w:p>
+    <w:p ns2:paraId="199CEC0A" ns2:textId="2E42E256">
       <w:pPr>
         <w:pStyle w:val="Prrafodelista"/>
         <w:numPr>
@@ -1371,7 +1371,7 @@
           <w:color w:val="000000"/>
           <w:kern w:val="0"/>
           <w:lang w:eastAsia="es-ES"/>
-          <w14:ligatures w14:val="none"/>
+          <ns2:ligatures ns2:val="none"/>
         </w:rPr>
       </w:pPr>
       <w:r>
@@ -1380,7 +1380,7 @@
           <w:color w:val="000000"/>
           <w:kern w:val="0"/>
           <w:lang w:eastAsia="es-ES"/>
-          <w14:ligatures w14:val="none"/>
+          <ns2:ligatures ns2:val="none"/>
         </w:rPr>
         <w:t xml:space="preserve">En mayo y agosto de 2022, se efectuó pagos dobles en su estado de cuenta por S/ 29,90 más S/ 29,90, totalizando S/ 59,80 en cada mes, pese a que la prima mensual del </w:t>
       </w:r>
@@ -1390,7 +1390,7 @@
           <w:color w:val="000000"/>
           <w:kern w:val="0"/>
           <w:lang w:eastAsia="es-ES"/>
-          <w14:ligatures w14:val="none"/>
+          <ns2:ligatures ns2:val="none"/>
         </w:rPr>
         <w:t xml:space="preserve">Seguro de Accidentes Personales </w:t>
       </w:r>
@@ -1400,12 +1400,12 @@
           <w:color w:val="000000"/>
           <w:kern w:val="0"/>
           <w:lang w:eastAsia="es-ES"/>
-          <w14:ligatures w14:val="none"/>
+          <ns2:ligatures ns2:val="none"/>
         </w:rPr>
         <w:t>era únicamente de S/ 29,90.</w:t>
       </w:r>
     </w:p>
-    <w:p>
+    <w:p ns2:paraId="1024D646" ns2:textId="77777777">
       <w:pPr>
         <w:pStyle w:val="Prrafodelista"/>
         <w:spacing w:line="240" w:lineRule="auto"/>
@@ -1414,11 +1414,11 @@
           <w:color w:val="000000"/>
           <w:kern w:val="0"/>
           <w:lang w:eastAsia="es-ES"/>
-          <w14:ligatures w14:val="none"/>
-        </w:rPr>
-      </w:pPr>
-    </w:p>
-    <w:p>
+          <ns2:ligatures ns2:val="none"/>
+        </w:rPr>
+      </w:pPr>
+    </w:p>
+    <w:p ns2:paraId="4A0ECAAA" ns2:textId="6279644A">
       <w:pPr>
         <w:pStyle w:val="Prrafodelista"/>
         <w:numPr>
@@ -1437,7 +1437,7 @@
           <w:color w:val="000000"/>
           <w:kern w:val="0"/>
           <w:lang w:eastAsia="es-ES"/>
-          <w14:ligatures w14:val="none"/>
+          <ns2:ligatures ns2:val="none"/>
         </w:rPr>
       </w:pPr>
       <w:r>
@@ -1446,12 +1446,12 @@
           <w:color w:val="000000"/>
           <w:kern w:val="0"/>
           <w:lang w:eastAsia="es-ES"/>
-          <w14:ligatures w14:val="none"/>
+          <ns2:ligatures ns2:val="none"/>
         </w:rPr>
         <w:t>Desde junio de 2023, dejó de poder trabajar y valerse por sí misma debido a la enfermedad terminal que padece, y su estado de salud se agravó con una operación maxilar derecha y pérdida del globo ocular derecho.</w:t>
       </w:r>
     </w:p>
-    <w:p>
+    <w:p ns2:paraId="54F3EE9B" ns2:textId="77777777">
       <w:pPr>
         <w:pStyle w:val="Prrafodelista"/>
         <w:spacing w:line="240" w:lineRule="auto"/>
@@ -1460,11 +1460,11 @@
           <w:color w:val="000000"/>
           <w:kern w:val="0"/>
           <w:lang w:eastAsia="es-ES"/>
-          <w14:ligatures w14:val="none"/>
-        </w:rPr>
-      </w:pPr>
-    </w:p>
-    <w:p>
+          <ns2:ligatures ns2:val="none"/>
+        </w:rPr>
+      </w:pPr>
+    </w:p>
+    <w:p ns2:paraId="57BA85A8" ns2:textId="678B9AD4">
       <w:pPr>
         <w:pStyle w:val="Prrafodelista"/>
         <w:numPr>
@@ -1483,7 +1483,7 @@
           <w:color w:val="000000"/>
           <w:kern w:val="0"/>
           <w:lang w:eastAsia="es-ES"/>
-          <w14:ligatures w14:val="none"/>
+          <ns2:ligatures ns2:val="none"/>
         </w:rPr>
       </w:pPr>
       <w:r>
@@ -1492,7 +1492,7 @@
           <w:color w:val="000000"/>
           <w:kern w:val="0"/>
           <w:lang w:eastAsia="es-ES"/>
-          <w14:ligatures w14:val="none"/>
+          <ns2:ligatures ns2:val="none"/>
         </w:rPr>
         <w:t xml:space="preserve">El 17 de julio de 2023, </w:t>
       </w:r>
@@ -1502,7 +1502,7 @@
           <w:color w:val="000000"/>
           <w:kern w:val="0"/>
           <w:lang w:eastAsia="es-ES"/>
-          <w14:ligatures w14:val="none"/>
+          <ns2:ligatures ns2:val="none"/>
         </w:rPr>
         <w:t>se emitió el</w:t>
       </w:r>
@@ -1512,7 +1512,7 @@
           <w:color w:val="000000"/>
           <w:kern w:val="0"/>
           <w:lang w:eastAsia="es-ES"/>
-          <w14:ligatures w14:val="none"/>
+          <ns2:ligatures ns2:val="none"/>
         </w:rPr>
         <w:t xml:space="preserve"> informe médico emitido en el hospital regional de Ica y los resultados de una biopsia del laboratorio Santo Tomás, </w:t>
       </w:r>
@@ -1522,7 +1522,7 @@
           <w:color w:val="000000"/>
           <w:kern w:val="0"/>
           <w:lang w:eastAsia="es-ES"/>
-          <w14:ligatures w14:val="none"/>
+          <ns2:ligatures ns2:val="none"/>
         </w:rPr>
         <w:t xml:space="preserve">y </w:t>
       </w:r>
@@ -1532,7 +1532,7 @@
           <w:color w:val="000000"/>
           <w:kern w:val="0"/>
           <w:lang w:eastAsia="es-ES"/>
-          <w14:ligatures w14:val="none"/>
+          <ns2:ligatures ns2:val="none"/>
         </w:rPr>
         <w:t>se estableció la invalidez total permanente</w:t>
       </w:r>
@@ -1542,7 +1542,7 @@
           <w:color w:val="000000"/>
           <w:kern w:val="0"/>
           <w:lang w:eastAsia="es-ES"/>
-          <w14:ligatures w14:val="none"/>
+          <ns2:ligatures ns2:val="none"/>
         </w:rPr>
         <w:t xml:space="preserve"> por pérdida objetiva para trabajar</w:t>
       </w:r>
@@ -1552,12 +1552,12 @@
           <w:color w:val="000000"/>
           <w:kern w:val="0"/>
           <w:lang w:eastAsia="es-ES"/>
-          <w14:ligatures w14:val="none"/>
+          <ns2:ligatures ns2:val="none"/>
         </w:rPr>
         <w:t>.</w:t>
       </w:r>
     </w:p>
-    <w:p>
+    <w:p ns2:paraId="6F70BFB7" ns2:textId="77777777">
       <w:pPr>
         <w:pStyle w:val="Prrafodelista"/>
         <w:spacing w:line="240" w:lineRule="auto"/>
@@ -1566,11 +1566,11 @@
           <w:color w:val="000000"/>
           <w:kern w:val="0"/>
           <w:lang w:eastAsia="es-ES"/>
-          <w14:ligatures w14:val="none"/>
-        </w:rPr>
-      </w:pPr>
-    </w:p>
-    <w:p>
+          <ns2:ligatures ns2:val="none"/>
+        </w:rPr>
+      </w:pPr>
+    </w:p>
+    <w:p ns2:paraId="57ABA89F" ns2:textId="73B175F4">
       <w:pPr>
         <w:pStyle w:val="Prrafodelista"/>
         <w:numPr>
@@ -1589,7 +1589,7 @@
           <w:color w:val="000000"/>
           <w:kern w:val="0"/>
           <w:lang w:eastAsia="es-ES"/>
-          <w14:ligatures w14:val="none"/>
+          <ns2:ligatures ns2:val="none"/>
         </w:rPr>
       </w:pPr>
       <w:r>
@@ -1598,7 +1598,7 @@
           <w:color w:val="000000"/>
           <w:kern w:val="0"/>
           <w:lang w:eastAsia="es-ES"/>
-          <w14:ligatures w14:val="none"/>
+          <ns2:ligatures ns2:val="none"/>
         </w:rPr>
         <w:lastRenderedPageBreak/>
         <w:t xml:space="preserve">El 3 de setiembre de 2024, </w:t>
@@ -1609,7 +1609,7 @@
           <w:color w:val="000000"/>
           <w:kern w:val="0"/>
           <w:lang w:eastAsia="es-ES"/>
-          <w14:ligatures w14:val="none"/>
+          <ns2:ligatures ns2:val="none"/>
         </w:rPr>
         <w:t>el Comité Médico de las AFP (en adelante, COMAFP) emitió el dictamen de evaluación y calificación de invalidez</w:t>
       </w:r>
@@ -1619,12 +1619,12 @@
           <w:color w:val="000000"/>
           <w:kern w:val="0"/>
           <w:lang w:eastAsia="es-ES"/>
-          <w14:ligatures w14:val="none"/>
+          <ns2:ligatures ns2:val="none"/>
         </w:rPr>
         <w:t>.</w:t>
       </w:r>
     </w:p>
-    <w:p>
+    <w:p ns2:paraId="534BB693" ns2:textId="77777777">
       <w:pPr>
         <w:pStyle w:val="Prrafodelista"/>
         <w:spacing w:line="240" w:lineRule="auto"/>
@@ -1635,11 +1635,11 @@
           <w:color w:val="000000"/>
           <w:kern w:val="0"/>
           <w:lang w:eastAsia="es-ES"/>
-          <w14:ligatures w14:val="none"/>
-        </w:rPr>
-      </w:pPr>
-    </w:p>
-    <w:p>
+          <ns2:ligatures ns2:val="none"/>
+        </w:rPr>
+      </w:pPr>
+    </w:p>
+    <w:p ns2:paraId="6E2F8336" ns2:textId="6D2C2A1E">
       <w:pPr>
         <w:pStyle w:val="Prrafodelista"/>
         <w:numPr>
@@ -1658,7 +1658,7 @@
           <w:color w:val="000000"/>
           <w:kern w:val="0"/>
           <w:lang w:eastAsia="es-ES"/>
-          <w14:ligatures w14:val="none"/>
+          <ns2:ligatures ns2:val="none"/>
         </w:rPr>
       </w:pPr>
       <w:r>
@@ -1667,7 +1667,7 @@
           <w:color w:val="000000"/>
           <w:kern w:val="0"/>
           <w:lang w:eastAsia="es-ES"/>
-          <w14:ligatures w14:val="none"/>
+          <ns2:ligatures ns2:val="none"/>
         </w:rPr>
         <w:t>E</w:t>
       </w:r>
@@ -1677,7 +1677,7 @@
           <w:color w:val="000000"/>
           <w:kern w:val="0"/>
           <w:lang w:eastAsia="es-ES"/>
-          <w14:ligatures w14:val="none"/>
+          <ns2:ligatures ns2:val="none"/>
         </w:rPr>
         <w:t>l 27</w:t>
       </w:r>
@@ -1687,7 +1687,7 @@
           <w:color w:val="000000"/>
           <w:kern w:val="0"/>
           <w:lang w:eastAsia="es-ES"/>
-          <w14:ligatures w14:val="none"/>
+          <ns2:ligatures ns2:val="none"/>
         </w:rPr>
         <w:t xml:space="preserve"> septiembre de 2023, </w:t>
       </w:r>
@@ -1697,7 +1697,7 @@
           <w:color w:val="000000"/>
           <w:kern w:val="0"/>
           <w:lang w:eastAsia="es-ES"/>
-          <w14:ligatures w14:val="none"/>
+          <ns2:ligatures ns2:val="none"/>
         </w:rPr>
         <w:t xml:space="preserve">Chubb </w:t>
       </w:r>
@@ -1707,7 +1707,7 @@
           <w:color w:val="000000"/>
           <w:kern w:val="0"/>
           <w:lang w:eastAsia="es-ES"/>
-          <w14:ligatures w14:val="none"/>
+          <ns2:ligatures ns2:val="none"/>
         </w:rPr>
         <w:t>concluyó la vigencia</w:t>
       </w:r>
@@ -1717,7 +1717,7 @@
           <w:color w:val="000000"/>
           <w:kern w:val="0"/>
           <w:lang w:eastAsia="es-ES"/>
-          <w14:ligatures w14:val="none"/>
+          <ns2:ligatures ns2:val="none"/>
         </w:rPr>
         <w:t xml:space="preserve"> </w:t>
       </w:r>
@@ -1727,7 +1727,7 @@
           <w:color w:val="000000"/>
           <w:kern w:val="0"/>
           <w:lang w:eastAsia="es-ES"/>
-          <w14:ligatures w14:val="none"/>
+          <ns2:ligatures ns2:val="none"/>
         </w:rPr>
         <w:t>d</w:t>
       </w:r>
@@ -1737,7 +1737,7 @@
           <w:color w:val="000000"/>
           <w:kern w:val="0"/>
           <w:lang w:eastAsia="es-ES"/>
-          <w14:ligatures w14:val="none"/>
+          <ns2:ligatures ns2:val="none"/>
         </w:rPr>
         <w:t xml:space="preserve">el </w:t>
       </w:r>
@@ -1747,7 +1747,7 @@
           <w:color w:val="000000"/>
           <w:kern w:val="0"/>
           <w:lang w:eastAsia="es-ES"/>
-          <w14:ligatures w14:val="none"/>
+          <ns2:ligatures ns2:val="none"/>
         </w:rPr>
         <w:t>Seguro de Accidentes Personales</w:t>
       </w:r>
@@ -1757,7 +1757,7 @@
           <w:color w:val="000000"/>
           <w:kern w:val="0"/>
           <w:lang w:eastAsia="es-ES"/>
-          <w14:ligatures w14:val="none"/>
+          <ns2:ligatures ns2:val="none"/>
         </w:rPr>
         <w:t xml:space="preserve"> de su tarjeta</w:t>
       </w:r>
@@ -1767,7 +1767,7 @@
           <w:color w:val="000000"/>
           <w:kern w:val="0"/>
           <w:lang w:eastAsia="es-ES"/>
-          <w14:ligatures w14:val="none"/>
+          <ns2:ligatures ns2:val="none"/>
         </w:rPr>
         <w:t xml:space="preserve"> </w:t>
       </w:r>
@@ -1777,7 +1777,7 @@
           <w:color w:val="000000"/>
           <w:kern w:val="0"/>
           <w:lang w:eastAsia="es-ES"/>
-          <w14:ligatures w14:val="none"/>
+          <ns2:ligatures ns2:val="none"/>
         </w:rPr>
         <w:t xml:space="preserve">sin </w:t>
       </w:r>
@@ -1787,7 +1787,7 @@
           <w:color w:val="000000"/>
           <w:kern w:val="0"/>
           <w:lang w:eastAsia="es-ES"/>
-          <w14:ligatures w14:val="none"/>
+          <ns2:ligatures ns2:val="none"/>
         </w:rPr>
         <w:t>haberle</w:t>
       </w:r>
@@ -1797,7 +1797,7 @@
           <w:color w:val="000000"/>
           <w:kern w:val="0"/>
           <w:lang w:eastAsia="es-ES"/>
-          <w14:ligatures w14:val="none"/>
+          <ns2:ligatures ns2:val="none"/>
         </w:rPr>
         <w:t xml:space="preserve"> informado</w:t>
       </w:r>
@@ -1807,7 +1807,7 @@
           <w:color w:val="000000"/>
           <w:kern w:val="0"/>
           <w:lang w:eastAsia="es-ES"/>
-          <w14:ligatures w14:val="none"/>
+          <ns2:ligatures ns2:val="none"/>
         </w:rPr>
         <w:t xml:space="preserve"> un motivo</w:t>
       </w:r>
@@ -1817,7 +1817,7 @@
           <w:color w:val="000000"/>
           <w:kern w:val="0"/>
           <w:lang w:eastAsia="es-ES"/>
-          <w14:ligatures w14:val="none"/>
+          <ns2:ligatures ns2:val="none"/>
         </w:rPr>
         <w:t xml:space="preserve">, pese a que la fecha de caducidad de la tarjeta era </w:t>
       </w:r>
@@ -1827,7 +1827,7 @@
           <w:color w:val="000000"/>
           <w:kern w:val="0"/>
           <w:lang w:eastAsia="es-ES"/>
-          <w14:ligatures w14:val="none"/>
+          <ns2:ligatures ns2:val="none"/>
         </w:rPr>
         <w:t xml:space="preserve">en </w:t>
       </w:r>
@@ -1837,7 +1837,7 @@
           <w:color w:val="000000"/>
           <w:kern w:val="0"/>
           <w:lang w:eastAsia="es-ES"/>
-          <w14:ligatures w14:val="none"/>
+          <ns2:ligatures ns2:val="none"/>
         </w:rPr>
         <w:t>junio de 2024.</w:t>
       </w:r>
@@ -1847,12 +1847,12 @@
           <w:color w:val="000000"/>
           <w:kern w:val="0"/>
           <w:lang w:eastAsia="es-ES"/>
-          <w14:ligatures w14:val="none"/>
+          <ns2:ligatures ns2:val="none"/>
         </w:rPr>
         <w:t xml:space="preserve"> </w:t>
       </w:r>
     </w:p>
-    <w:p>
+    <w:p ns2:paraId="08B7A4B4" ns2:textId="77777777">
       <w:pPr>
         <w:pStyle w:val="Prrafodelista"/>
         <w:spacing w:line="240" w:lineRule="auto"/>
@@ -1863,11 +1863,11 @@
           <w:color w:val="000000"/>
           <w:kern w:val="0"/>
           <w:lang w:eastAsia="es-ES"/>
-          <w14:ligatures w14:val="none"/>
-        </w:rPr>
-      </w:pPr>
-    </w:p>
-    <w:p>
+          <ns2:ligatures ns2:val="none"/>
+        </w:rPr>
+      </w:pPr>
+    </w:p>
+    <w:p ns2:paraId="2AE1C62A" ns2:textId="0CC8C225">
       <w:pPr>
         <w:pStyle w:val="Prrafodelista"/>
         <w:numPr>
@@ -1886,7 +1886,7 @@
           <w:color w:val="000000"/>
           <w:kern w:val="0"/>
           <w:lang w:eastAsia="es-ES"/>
-          <w14:ligatures w14:val="none"/>
+          <ns2:ligatures ns2:val="none"/>
         </w:rPr>
       </w:pPr>
       <w:r>
@@ -1895,7 +1895,7 @@
           <w:color w:val="000000"/>
           <w:kern w:val="0"/>
           <w:lang w:eastAsia="es-ES"/>
-          <w14:ligatures w14:val="none"/>
+          <ns2:ligatures ns2:val="none"/>
         </w:rPr>
         <w:t>El 11 de noviembre de 2024, mediante correo electrónico con número de solicitud 8328716, requirió a</w:t>
       </w:r>
@@ -1905,7 +1905,7 @@
           <w:color w:val="000000"/>
           <w:kern w:val="0"/>
           <w:lang w:eastAsia="es-ES"/>
-          <w14:ligatures w14:val="none"/>
+          <ns2:ligatures ns2:val="none"/>
         </w:rPr>
         <w:t xml:space="preserve">l Banco </w:t>
       </w:r>
@@ -1915,7 +1915,7 @@
           <w:color w:val="000000"/>
           <w:kern w:val="0"/>
           <w:lang w:eastAsia="es-ES"/>
-          <w14:ligatures w14:val="none"/>
+          <ns2:ligatures ns2:val="none"/>
         </w:rPr>
         <w:t xml:space="preserve">la entrega de recibos de </w:t>
       </w:r>
@@ -1925,7 +1925,7 @@
           <w:color w:val="000000"/>
           <w:kern w:val="0"/>
           <w:lang w:eastAsia="es-ES"/>
-          <w14:ligatures w14:val="none"/>
+          <ns2:ligatures ns2:val="none"/>
         </w:rPr>
         <w:t>pago,</w:t>
       </w:r>
@@ -1935,7 +1935,7 @@
           <w:color w:val="000000"/>
           <w:kern w:val="0"/>
           <w:lang w:eastAsia="es-ES"/>
-          <w14:ligatures w14:val="none"/>
+          <ns2:ligatures ns2:val="none"/>
         </w:rPr>
         <w:t xml:space="preserve"> pero le </w:t>
       </w:r>
@@ -1945,7 +1945,7 @@
           <w:color w:val="000000"/>
           <w:kern w:val="0"/>
           <w:lang w:eastAsia="es-ES"/>
-          <w14:ligatures w14:val="none"/>
+          <ns2:ligatures ns2:val="none"/>
         </w:rPr>
         <w:t>solicitaron</w:t>
       </w:r>
@@ -1955,7 +1955,7 @@
           <w:color w:val="000000"/>
           <w:kern w:val="0"/>
           <w:lang w:eastAsia="es-ES"/>
-          <w14:ligatures w14:val="none"/>
+          <ns2:ligatures ns2:val="none"/>
         </w:rPr>
         <w:t xml:space="preserve"> </w:t>
       </w:r>
@@ -1965,7 +1965,7 @@
           <w:color w:val="000000"/>
           <w:kern w:val="0"/>
           <w:lang w:eastAsia="es-ES"/>
-          <w14:ligatures w14:val="none"/>
+          <ns2:ligatures ns2:val="none"/>
         </w:rPr>
         <w:t xml:space="preserve">como requisito </w:t>
       </w:r>
@@ -1975,7 +1975,7 @@
           <w:color w:val="000000"/>
           <w:kern w:val="0"/>
           <w:lang w:eastAsia="es-ES"/>
-          <w14:ligatures w14:val="none"/>
+          <ns2:ligatures ns2:val="none"/>
         </w:rPr>
         <w:t xml:space="preserve">la anulación de </w:t>
       </w:r>
@@ -1985,7 +1985,7 @@
           <w:color w:val="000000"/>
           <w:kern w:val="0"/>
           <w:lang w:eastAsia="es-ES"/>
-          <w14:ligatures w14:val="none"/>
+          <ns2:ligatures ns2:val="none"/>
         </w:rPr>
         <w:t>su</w:t>
       </w:r>
@@ -1995,7 +1995,7 @@
           <w:color w:val="000000"/>
           <w:kern w:val="0"/>
           <w:lang w:eastAsia="es-ES"/>
-          <w14:ligatures w14:val="none"/>
+          <ns2:ligatures ns2:val="none"/>
         </w:rPr>
         <w:t xml:space="preserve"> tarjeta</w:t>
       </w:r>
@@ -2005,7 +2005,7 @@
           <w:color w:val="000000"/>
           <w:kern w:val="0"/>
           <w:lang w:eastAsia="es-ES"/>
-          <w14:ligatures w14:val="none"/>
+          <ns2:ligatures ns2:val="none"/>
         </w:rPr>
         <w:t xml:space="preserve"> para la entrega</w:t>
       </w:r>
@@ -2015,7 +2015,7 @@
           <w:color w:val="000000"/>
           <w:kern w:val="0"/>
           <w:lang w:eastAsia="es-ES"/>
-          <w14:ligatures w14:val="none"/>
+          <ns2:ligatures ns2:val="none"/>
         </w:rPr>
         <w:t xml:space="preserve">, solicitud que </w:t>
       </w:r>
@@ -2025,7 +2025,7 @@
           <w:color w:val="000000"/>
           <w:kern w:val="0"/>
           <w:lang w:eastAsia="es-ES"/>
-          <w14:ligatures w14:val="none"/>
+          <ns2:ligatures ns2:val="none"/>
         </w:rPr>
         <w:t>no cumplió</w:t>
       </w:r>
@@ -2035,7 +2035,7 @@
           <w:color w:val="000000"/>
           <w:kern w:val="0"/>
           <w:lang w:eastAsia="es-ES"/>
-          <w14:ligatures w14:val="none"/>
+          <ns2:ligatures ns2:val="none"/>
         </w:rPr>
         <w:t>.</w:t>
       </w:r>
@@ -2045,12 +2045,12 @@
           <w:color w:val="000000"/>
           <w:kern w:val="0"/>
           <w:lang w:eastAsia="es-ES"/>
-          <w14:ligatures w14:val="none"/>
+          <ns2:ligatures ns2:val="none"/>
         </w:rPr>
         <w:t xml:space="preserve"> No obstante, su tarjeta fue anulada.</w:t>
       </w:r>
     </w:p>
-    <w:p>
+    <w:p ns2:paraId="327C0D1B" ns2:textId="77777777">
       <w:pPr>
         <w:pStyle w:val="Prrafodelista"/>
         <w:spacing w:line="240" w:lineRule="auto"/>
@@ -2061,11 +2061,11 @@
           <w:color w:val="000000"/>
           <w:kern w:val="0"/>
           <w:lang w:eastAsia="es-ES"/>
-          <w14:ligatures w14:val="none"/>
-        </w:rPr>
-      </w:pPr>
-    </w:p>
-    <w:p>
+          <ns2:ligatures ns2:val="none"/>
+        </w:rPr>
+      </w:pPr>
+    </w:p>
+    <w:p ns2:paraId="5C0F8219" ns2:textId="443ADC98">
       <w:pPr>
         <w:pStyle w:val="Prrafodelista"/>
         <w:numPr>
@@ -2084,7 +2084,7 @@
           <w:color w:val="000000"/>
           <w:kern w:val="0"/>
           <w:lang w:eastAsia="es-ES"/>
-          <w14:ligatures w14:val="none"/>
+          <ns2:ligatures ns2:val="none"/>
         </w:rPr>
       </w:pPr>
       <w:r>
@@ -2093,7 +2093,7 @@
           <w:color w:val="000000"/>
           <w:kern w:val="0"/>
           <w:lang w:eastAsia="es-ES"/>
-          <w14:ligatures w14:val="none"/>
+          <ns2:ligatures ns2:val="none"/>
         </w:rPr>
         <w:t xml:space="preserve">En noviembre de 2024, </w:t>
       </w:r>
@@ -2103,7 +2103,7 @@
           <w:color w:val="000000"/>
           <w:kern w:val="0"/>
           <w:lang w:eastAsia="es-ES"/>
-          <w14:ligatures w14:val="none"/>
+          <ns2:ligatures ns2:val="none"/>
         </w:rPr>
         <w:t>el banco</w:t>
       </w:r>
@@ -2113,7 +2113,7 @@
           <w:color w:val="000000"/>
           <w:kern w:val="0"/>
           <w:lang w:eastAsia="es-ES"/>
-          <w14:ligatures w14:val="none"/>
+          <ns2:ligatures ns2:val="none"/>
         </w:rPr>
         <w:t xml:space="preserve"> intentó reactivar la tarjeta</w:t>
       </w:r>
@@ -2123,7 +2123,7 @@
           <w:color w:val="000000"/>
           <w:kern w:val="0"/>
           <w:lang w:eastAsia="es-ES"/>
-          <w14:ligatures w14:val="none"/>
+          <ns2:ligatures ns2:val="none"/>
         </w:rPr>
         <w:t>, no obstante, no autorizó que realizaran la reactivación</w:t>
       </w:r>
@@ -2133,12 +2133,12 @@
           <w:color w:val="000000"/>
           <w:kern w:val="0"/>
           <w:lang w:eastAsia="es-ES"/>
-          <w14:ligatures w14:val="none"/>
+          <ns2:ligatures ns2:val="none"/>
         </w:rPr>
         <w:t>, ocasión en la cual se comprometieron a enviar los estados de cuenta, pero no se cumplió con esta entrega.</w:t>
       </w:r>
     </w:p>
-    <w:p>
+    <w:p ns2:paraId="17BB05AE" ns2:textId="77777777">
       <w:pPr>
         <w:pStyle w:val="Prrafodelista"/>
         <w:spacing w:line="240" w:lineRule="auto"/>
@@ -2147,11 +2147,11 @@
           <w:color w:val="000000"/>
           <w:kern w:val="0"/>
           <w:lang w:eastAsia="es-ES"/>
-          <w14:ligatures w14:val="none"/>
-        </w:rPr>
-      </w:pPr>
-    </w:p>
-    <w:p>
+          <ns2:ligatures ns2:val="none"/>
+        </w:rPr>
+      </w:pPr>
+    </w:p>
+    <w:p ns2:paraId="47580B6C" ns2:textId="5DD1E238">
       <w:pPr>
         <w:pStyle w:val="Prrafodelista"/>
         <w:numPr>
@@ -2170,7 +2170,7 @@
           <w:color w:val="000000"/>
           <w:kern w:val="0"/>
           <w:lang w:eastAsia="es-ES"/>
-          <w14:ligatures w14:val="none"/>
+          <ns2:ligatures ns2:val="none"/>
         </w:rPr>
       </w:pPr>
       <w:r>
@@ -2179,7 +2179,7 @@
           <w:color w:val="000000"/>
           <w:kern w:val="0"/>
           <w:lang w:eastAsia="es-ES"/>
-          <w14:ligatures w14:val="none"/>
+          <ns2:ligatures ns2:val="none"/>
         </w:rPr>
         <w:t xml:space="preserve">Durante el proceso de invalidez iniciado en 2023 y prolongado hasta 2024, proporcionó a Chubb la documentación médica requerida, incluido el dictamen de invalidez total permanente emitido por la </w:t>
       </w:r>
@@ -2189,7 +2189,7 @@
           <w:color w:val="000000"/>
           <w:kern w:val="0"/>
           <w:lang w:eastAsia="es-ES"/>
-          <w14:ligatures w14:val="none"/>
+          <ns2:ligatures ns2:val="none"/>
         </w:rPr>
         <w:t>COMAFP</w:t>
       </w:r>
@@ -2199,7 +2199,7 @@
           <w:color w:val="000000"/>
           <w:kern w:val="0"/>
           <w:lang w:eastAsia="es-ES"/>
-          <w14:ligatures w14:val="none"/>
+          <ns2:ligatures ns2:val="none"/>
         </w:rPr>
         <w:t>, informes médicos, exámenes patológicos, historia clínica, certificado y carn</w:t>
       </w:r>
@@ -2209,7 +2209,7 @@
           <w:color w:val="000000"/>
           <w:kern w:val="0"/>
           <w:lang w:eastAsia="es-ES"/>
-          <w14:ligatures w14:val="none"/>
+          <ns2:ligatures ns2:val="none"/>
         </w:rPr>
         <w:t>é</w:t>
       </w:r>
@@ -2219,12 +2219,12 @@
           <w:color w:val="000000"/>
           <w:kern w:val="0"/>
           <w:lang w:eastAsia="es-ES"/>
-          <w14:ligatures w14:val="none"/>
+          <ns2:ligatures ns2:val="none"/>
         </w:rPr>
         <w:t xml:space="preserve"> de discapacidad severa, así como declaración jurada de enfermedad terminal.</w:t>
       </w:r>
     </w:p>
-    <w:p>
+    <w:p ns2:paraId="464F14DC" ns2:textId="77777777">
       <w:pPr>
         <w:pStyle w:val="Prrafodelista"/>
         <w:spacing w:line="240" w:lineRule="auto"/>
@@ -2233,11 +2233,11 @@
           <w:color w:val="000000"/>
           <w:kern w:val="0"/>
           <w:lang w:eastAsia="es-ES"/>
-          <w14:ligatures w14:val="none"/>
-        </w:rPr>
-      </w:pPr>
-    </w:p>
-    <w:p>
+          <ns2:ligatures ns2:val="none"/>
+        </w:rPr>
+      </w:pPr>
+    </w:p>
+    <w:p ns2:paraId="11BACCCA" ns2:textId="70194D0A">
       <w:pPr>
         <w:pStyle w:val="Prrafodelista"/>
         <w:numPr>
@@ -2256,7 +2256,7 @@
           <w:color w:val="000000"/>
           <w:kern w:val="0"/>
           <w:lang w:eastAsia="es-ES"/>
-          <w14:ligatures w14:val="none"/>
+          <ns2:ligatures ns2:val="none"/>
         </w:rPr>
       </w:pPr>
       <w:r>
@@ -2265,12 +2265,12 @@
           <w:color w:val="000000"/>
           <w:kern w:val="0"/>
           <w:lang w:eastAsia="es-ES"/>
-          <w14:ligatures w14:val="none"/>
+          <ns2:ligatures ns2:val="none"/>
         </w:rPr>
         <w:t>Mediante carta del 11 de febrero de 2025, Chubb rechazó su solicitud de cobertura por invalidez total y permanente por enfermedad, argumentando que el dictamen de invalidez de la COMAFP fue emitido el 3 de septiembre de 2024, después de la vigencia de la póliza que expiró el 27 de setiembre de 2023. Sin embargo, no consideró el informe médico del hospital regional de Ica del 17 de julio de 2023 ni los resultados de la biopsia del laboratorio Santo Tomás, donde se determinó la invalidez total y permanente.</w:t>
       </w:r>
     </w:p>
-    <w:p>
+    <w:p ns2:paraId="59FEE940" ns2:textId="77777777">
       <w:pPr>
         <w:pStyle w:val="Prrafodelista"/>
         <w:spacing w:line="240" w:lineRule="auto"/>
@@ -2281,11 +2281,11 @@
           <w:color w:val="000000"/>
           <w:kern w:val="0"/>
           <w:lang w:eastAsia="es-ES"/>
-          <w14:ligatures w14:val="none"/>
-        </w:rPr>
-      </w:pPr>
-    </w:p>
-    <w:p>
+          <ns2:ligatures ns2:val="none"/>
+        </w:rPr>
+      </w:pPr>
+    </w:p>
+    <w:p ns2:paraId="76630485" ns2:textId="5457781C">
       <w:pPr>
         <w:pStyle w:val="Prrafodelista"/>
         <w:numPr>
@@ -2304,7 +2304,7 @@
           <w:color w:val="000000"/>
           <w:kern w:val="0"/>
           <w:lang w:eastAsia="es-ES"/>
-          <w14:ligatures w14:val="none"/>
+          <ns2:ligatures ns2:val="none"/>
         </w:rPr>
       </w:pPr>
       <w:r>
@@ -2313,7 +2313,7 @@
           <w:color w:val="000000"/>
           <w:kern w:val="0"/>
           <w:lang w:eastAsia="es-ES"/>
-          <w14:ligatures w14:val="none"/>
+          <ns2:ligatures ns2:val="none"/>
         </w:rPr>
         <w:t xml:space="preserve">El 27 de febrero de 2025, reiteró </w:t>
       </w:r>
@@ -2323,7 +2323,7 @@
           <w:color w:val="000000"/>
           <w:kern w:val="0"/>
           <w:lang w:eastAsia="es-ES"/>
-          <w14:ligatures w14:val="none"/>
+          <ns2:ligatures ns2:val="none"/>
         </w:rPr>
         <w:t xml:space="preserve">al Banco </w:t>
       </w:r>
@@ -2333,7 +2333,7 @@
           <w:color w:val="000000"/>
           <w:kern w:val="0"/>
           <w:lang w:eastAsia="es-ES"/>
-          <w14:ligatures w14:val="none"/>
+          <ns2:ligatures ns2:val="none"/>
         </w:rPr>
         <w:t>su</w:t>
       </w:r>
@@ -2343,7 +2343,7 @@
           <w:color w:val="000000"/>
           <w:kern w:val="0"/>
           <w:lang w:eastAsia="es-ES"/>
-          <w14:ligatures w14:val="none"/>
+          <ns2:ligatures ns2:val="none"/>
         </w:rPr>
         <w:t xml:space="preserve"> solicitud de estados de cuenta correspondientes al año 2023 hasta la fecha en que </w:t>
       </w:r>
@@ -2353,7 +2353,7 @@
           <w:color w:val="000000"/>
           <w:kern w:val="0"/>
           <w:lang w:eastAsia="es-ES"/>
-          <w14:ligatures w14:val="none"/>
+          <ns2:ligatures ns2:val="none"/>
         </w:rPr>
         <w:t>su tarjeta perdió vigencia</w:t>
       </w:r>
@@ -2363,7 +2363,7 @@
           <w:color w:val="000000"/>
           <w:kern w:val="0"/>
           <w:lang w:eastAsia="es-ES"/>
-          <w14:ligatures w14:val="none"/>
+          <ns2:ligatures ns2:val="none"/>
         </w:rPr>
         <w:t xml:space="preserve">, bajo el código de solicitud 9082097, sin que hasta la fecha </w:t>
       </w:r>
@@ -2373,7 +2373,7 @@
           <w:color w:val="000000"/>
           <w:kern w:val="0"/>
           <w:lang w:eastAsia="es-ES"/>
-          <w14:ligatures w14:val="none"/>
+          <ns2:ligatures ns2:val="none"/>
         </w:rPr>
         <w:t>le entregara los recibos de pago correspondientes a los últimos seis meses requeridos para la evaluación del siniestro</w:t>
       </w:r>
@@ -2383,12 +2383,12 @@
           <w:color w:val="000000"/>
           <w:kern w:val="0"/>
           <w:lang w:eastAsia="es-ES"/>
-          <w14:ligatures w14:val="none"/>
+          <ns2:ligatures ns2:val="none"/>
         </w:rPr>
         <w:t>.</w:t>
       </w:r>
     </w:p>
-    <w:p>
+    <w:p ns2:paraId="4FB15987" ns2:textId="47BDA2AC">
       <w:pPr>
         <w:numPr>
           <w:ilvl w:val="1"/>
@@ -2406,14 +2406,14 @@
           <w:color w:val="000000"/>
           <w:kern w:val="0"/>
           <w:lang w:val="es-ES" w:eastAsia="es-ES"/>
-          <w14:ligatures w14:val="none"/>
+          <ns2:ligatures ns2:val="none"/>
         </w:rPr>
       </w:pPr>
       <w:r>
         <w:rPr>
           <w:rFonts w:ascii="Arial Narrow" w:eastAsia="Calibri" w:hAnsi="Arial Narrow" w:cs="Arial"/>
           <w:kern w:val="0"/>
-          <w14:ligatures w14:val="none"/>
+          <ns2:ligatures ns2:val="none"/>
         </w:rPr>
         <w:t xml:space="preserve">La señora [APELLIDO] solicitó, en calidad de medida correctiva, que Chubb cumpla con otorgar la cobertura de la Póliza de Seguro de Accidentes Personales 31-166656. Asimismo, requirió el reembolso de costos y costas del presente procedimiento.</w:t>
       </w:r>
@@ -2423,7 +2423,7 @@
           <w:color w:val="000000"/>
           <w:kern w:val="0"/>
           <w:lang w:val="es-ES" w:eastAsia="es-ES"/>
-          <w14:ligatures w14:val="none"/>
+          <ns2:ligatures ns2:val="none"/>
         </w:rPr>
         <w:t xml:space="preserve"/>
       </w:r>
@@ -2433,7 +2433,7 @@
           <w:color w:val="000000"/>
           <w:kern w:val="0"/>
           <w:lang w:val="es-ES" w:eastAsia="es-ES"/>
-          <w14:ligatures w14:val="none"/>
+          <ns2:ligatures ns2:val="none"/>
         </w:rPr>
         <w:t xml:space="preserve"/>
       </w:r>
@@ -2443,7 +2443,7 @@
           <w:color w:val="000000"/>
           <w:kern w:val="0"/>
           <w:lang w:val="es-ES" w:eastAsia="es-ES"/>
-          <w14:ligatures w14:val="none"/>
+          <ns2:ligatures ns2:val="none"/>
         </w:rPr>
         <w:t/>
       </w:r>
@@ -2453,7 +2453,7 @@
           <w:color w:val="000000"/>
           <w:kern w:val="0"/>
           <w:lang w:val="es-ES" w:eastAsia="es-ES"/>
-          <w14:ligatures w14:val="none"/>
+          <ns2:ligatures ns2:val="none"/>
         </w:rPr>
         <w:t xml:space="preserve"/>
       </w:r>
@@ -2463,7 +2463,7 @@
           <w:color w:val="000000"/>
           <w:kern w:val="0"/>
           <w:lang w:val="es-ES" w:eastAsia="es-ES"/>
-          <w14:ligatures w14:val="none"/>
+          <ns2:ligatures ns2:val="none"/>
         </w:rPr>
         <w:t xml:space="preserve"/>
       </w:r>
@@ -2473,7 +2473,7 @@
           <w:color w:val="000000"/>
           <w:kern w:val="0"/>
           <w:lang w:eastAsia="es-ES"/>
-          <w14:ligatures w14:val="none"/>
+          <ns2:ligatures ns2:val="none"/>
         </w:rPr>
         <w:t xml:space="preserve"/>
       </w:r>
@@ -2484,7 +2484,7 @@
           <w:color w:val="000000"/>
           <w:kern w:val="0"/>
           <w:lang w:val="es-ES" w:eastAsia="es-ES"/>
-          <w14:ligatures w14:val="none"/>
+          <ns2:ligatures ns2:val="none"/>
         </w:rPr>
         <w:t/>
       </w:r>
@@ -2495,7 +2495,7 @@
           <w:color w:val="000000"/>
           <w:kern w:val="0"/>
           <w:lang w:val="es-ES" w:eastAsia="es-ES"/>
-          <w14:ligatures w14:val="none"/>
+          <ns2:ligatures ns2:val="none"/>
         </w:rPr>
         <w:t xml:space="preserve"/>
       </w:r>
@@ -2505,7 +2505,7 @@
           <w:color w:val="000000"/>
           <w:kern w:val="0"/>
           <w:lang w:eastAsia="es-ES"/>
-          <w14:ligatures w14:val="none"/>
+          <ns2:ligatures ns2:val="none"/>
         </w:rPr>
         <w:t/>
       </w:r>
@@ -2515,12 +2515,12 @@
           <w:color w:val="000000"/>
           <w:kern w:val="0"/>
           <w:lang w:val="es-ES" w:eastAsia="es-ES"/>
-          <w14:ligatures w14:val="none"/>
+          <ns2:ligatures ns2:val="none"/>
         </w:rPr>
         <w:t/>
       </w:r>
     </w:p>
-    <w:p>
+    <w:p ns2:paraId="61C46995" ns2:textId="77777777">
       <w:pPr>
         <w:spacing w:after="0" w:line="240" w:lineRule="auto"/>
         <w:contextualSpacing/>
@@ -2531,11 +2531,11 @@
           <w:color w:val="000000"/>
           <w:kern w:val="0"/>
           <w:lang w:eastAsia="es-PE"/>
-          <w14:ligatures w14:val="none"/>
-        </w:rPr>
-      </w:pPr>
-    </w:p>
-    <w:p>
+          <ns2:ligatures ns2:val="none"/>
+        </w:rPr>
+      </w:pPr>
+    </w:p>
+    <w:p ns2:paraId="4713554A" ns2:textId="77777777">
       <w:pPr>
         <w:pStyle w:val="Prrafodelista"/>
         <w:numPr>
@@ -2555,22 +2555,22 @@
           <w:color w:val="000000"/>
           <w:kern w:val="0"/>
           <w:lang w:eastAsia="es-PE"/>
-          <w14:ligatures w14:val="none"/>
-        </w:rPr>
-      </w:pPr>
-      <w:r>
-        <w:rPr>
-          <w:rFonts w:ascii="Arial Narrow" w:eastAsia="Arial Narrow" w:hAnsi="Arial Narrow" w:cs="Arial Narrow"/>
-          <w:b/>
-          <w:color w:val="000000"/>
-          <w:kern w:val="0"/>
-          <w:lang w:eastAsia="es-PE"/>
-          <w14:ligatures w14:val="none"/>
+          <ns2:ligatures ns2:val="none"/>
+        </w:rPr>
+      </w:pPr>
+      <w:r>
+        <w:rPr>
+          <w:rFonts w:ascii="Arial Narrow" w:eastAsia="Arial Narrow" w:hAnsi="Arial Narrow" w:cs="Arial Narrow"/>
+          <w:b/>
+          <w:color w:val="000000"/>
+          <w:kern w:val="0"/>
+          <w:lang w:eastAsia="es-PE"/>
+          <ns2:ligatures ns2:val="none"/>
         </w:rPr>
         <w:t>DE LA ADMISIÓN A TRÁMITE DE LA DENUNCIA</w:t>
       </w:r>
     </w:p>
-    <w:p>
+    <w:p ns2:paraId="4BBBE1C2" ns2:textId="77777777">
       <w:pPr>
         <w:spacing w:after="0" w:line="240" w:lineRule="auto"/>
         <w:ind w:left="567"/>
@@ -2582,11 +2582,11 @@
           <w:color w:val="000000"/>
           <w:kern w:val="0"/>
           <w:lang w:eastAsia="es-PE"/>
-          <w14:ligatures w14:val="none"/>
-        </w:rPr>
-      </w:pPr>
-    </w:p>
-    <w:p>
+          <ns2:ligatures ns2:val="none"/>
+        </w:rPr>
+      </w:pPr>
+    </w:p>
+    <w:p ns2:paraId="01D09C35" ns2:textId="4E8255E9">
       <w:pPr>
         <w:pStyle w:val="Prrafodelista"/>
         <w:numPr>
@@ -2599,7 +2599,7 @@
         <w:rPr>
           <w:rFonts w:ascii="Arial Narrow" w:eastAsia="Arial Narrow" w:hAnsi="Arial Narrow" w:cs="Arial Narrow"/>
           <w:kern w:val="0"/>
-          <w14:ligatures w14:val="none"/>
+          <ns2:ligatures ns2:val="none"/>
         </w:rPr>
       </w:pPr>
       <w:bookmarkStart w:id="1" w:name="_Hlk140755208"/>
@@ -2611,7 +2611,7 @@
           <w:color w:val="000000"/>
           <w:kern w:val="0"/>
           <w:lang w:eastAsia="es-PE"/>
-          <w14:ligatures w14:val="none"/>
+          <ns2:ligatures ns2:val="none"/>
         </w:rPr>
         <w:t xml:space="preserve">La Secretaría </w:t>
       </w:r>
@@ -2624,7 +2624,7 @@
           <w:color w:val="000000"/>
           <w:kern w:val="0"/>
           <w:lang w:eastAsia="es-PE"/>
-          <w14:ligatures w14:val="none"/>
+          <ns2:ligatures ns2:val="none"/>
         </w:rPr>
         <w:t>Técnica de la Comisión de Protección al Consumidor 1 (en adelante, la Secretaría Técnica), en ejercicio de sus facultades</w:t>
       </w:r>
@@ -2634,7 +2634,7 @@
           <w:rFonts w:ascii="Arial Narrow" w:eastAsia="Arial Narrow" w:hAnsi="Arial Narrow" w:cs="Arial Narrow"/>
           <w:kern w:val="0"/>
           <w:vertAlign w:val="superscript"/>
-          <w14:ligatures w14:val="none"/>
+          <ns2:ligatures ns2:val="none"/>
         </w:rPr>
         <w:footnoteReference w:id="3"/>
       </w:r>
@@ -2644,7 +2644,7 @@
           <w:color w:val="000000"/>
           <w:kern w:val="0"/>
           <w:lang w:eastAsia="es-PE"/>
-          <w14:ligatures w14:val="none"/>
+          <ns2:ligatures ns2:val="none"/>
         </w:rPr>
         <w:t xml:space="preserve">, considera </w:t>
       </w:r>
@@ -2652,7 +2652,7 @@
         <w:rPr>
           <w:rFonts w:ascii="Arial Narrow" w:eastAsia="Arial Narrow" w:hAnsi="Arial Narrow" w:cs="Arial Narrow"/>
           <w:kern w:val="0"/>
-          <w14:ligatures w14:val="none"/>
+          <ns2:ligatures ns2:val="none"/>
         </w:rPr>
         <w:t xml:space="preserve">que el hecho denunciado, consistente en que </w:t>
       </w:r>
@@ -2662,7 +2662,7 @@
           <w:kern w:val="0"/>
           <w:shd w:val="clear" w:color="auto" w:fill="FFFFFF"/>
           <w:lang w:eastAsia="es-PE"/>
-          <w14:ligatures w14:val="none"/>
+          <ns2:ligatures ns2:val="none"/>
         </w:rPr>
         <w:t xml:space="preserve">la </w:t>
       </w:r>
@@ -2672,7 +2672,7 @@
           <w:kern w:val="0"/>
           <w:shd w:val="clear" w:color="auto" w:fill="FFFFFF"/>
           <w:lang w:eastAsia="es-PE"/>
-          <w14:ligatures w14:val="none"/>
+          <ns2:ligatures ns2:val="none"/>
         </w:rPr>
         <w:lastRenderedPageBreak/>
         <w:t>compañía aseguradora no habría considerado la fecha de la ocurrencia del siniestro el 17 de julio de 2023 para otorgar la cobertura del Seguro de Accidentes Personales presentada por la denunciante en virtud de la invalidez total permanente que padece</w:t>
@@ -2681,7 +2681,7 @@
         <w:rPr>
           <w:rFonts w:ascii="Arial Narrow" w:eastAsia="Arial Narrow" w:hAnsi="Arial Narrow" w:cs="Arial Narrow"/>
           <w:kern w:val="0"/>
-          <w14:ligatures w14:val="none"/>
+          <ns2:ligatures ns2:val="none"/>
         </w:rPr>
         <w:t>; involucraría una presunta afectación a sus expectativas, quien no habría encontrado una correspondencia entre lo que esperaba recibir de parte del proveedor y lo que realmente recibió. Por consiguiente, corresponde calificar el hecho materia de denuncia como una presunta infracción al deber de idoneidad, tipificado en los artículos 18</w:t>
       </w:r>
@@ -2691,7 +2691,7 @@
           <w:color w:val="000000"/>
           <w:kern w:val="0"/>
           <w:lang w:eastAsia="es-PE"/>
-          <w14:ligatures w14:val="none"/>
+          <ns2:ligatures ns2:val="none"/>
         </w:rPr>
         <w:t/>
       </w:r>
@@ -2699,7 +2699,7 @@
         <w:rPr>
           <w:rFonts w:ascii="Arial Narrow" w:eastAsia="Arial Narrow" w:hAnsi="Arial Narrow" w:cs="Arial Narrow"/>
           <w:kern w:val="0"/>
-          <w14:ligatures w14:val="none"/>
+          <ns2:ligatures ns2:val="none"/>
         </w:rPr>
         <w:t xml:space="preserve"> y 19</w:t>
       </w:r>
@@ -2709,7 +2709,7 @@
           <w:color w:val="000000"/>
           <w:kern w:val="0"/>
           <w:lang w:eastAsia="es-PE"/>
-          <w14:ligatures w14:val="none"/>
+          <ns2:ligatures ns2:val="none"/>
         </w:rPr>
         <w:t/>
       </w:r>
@@ -2717,7 +2717,7 @@
         <w:rPr>
           <w:rFonts w:ascii="Arial Narrow" w:eastAsia="Arial Narrow" w:hAnsi="Arial Narrow" w:cs="Arial Narrow"/>
           <w:kern w:val="0"/>
-          <w14:ligatures w14:val="none"/>
+          <ns2:ligatures ns2:val="none"/>
         </w:rPr>
         <w:t xml:space="preserve"> del Código</w:t>
       </w:r>
@@ -2727,7 +2727,7 @@
           <w:rFonts w:ascii="Arial Narrow" w:eastAsia="Arial Narrow" w:hAnsi="Arial Narrow" w:cs="Arial"/>
           <w:kern w:val="0"/>
           <w:vertAlign w:val="superscript"/>
-          <w14:ligatures w14:val="none"/>
+          <ns2:ligatures ns2:val="none"/>
         </w:rPr>
         <w:footnoteReference w:id="4"/>
       </w:r>
@@ -2735,23 +2735,23 @@
         <w:rPr>
           <w:rFonts w:ascii="Arial Narrow" w:eastAsia="Arial Narrow" w:hAnsi="Arial Narrow" w:cs="Arial Narrow"/>
           <w:kern w:val="0"/>
-          <w14:ligatures w14:val="none"/>
+          <ns2:ligatures ns2:val="none"/>
         </w:rPr>
         <w:t>.</w:t>
       </w:r>
     </w:p>
-    <w:p>
-      <w:pPr>
-        <w:spacing w:after="0" w:line="240" w:lineRule="auto"/>
-        <w:jc w:val="both"/>
-        <w:rPr>
-          <w:rFonts w:ascii="Arial Narrow" w:eastAsia="Arial Narrow" w:hAnsi="Arial Narrow" w:cs="Arial Narrow"/>
-          <w:kern w:val="0"/>
-          <w14:ligatures w14:val="none"/>
-        </w:rPr>
-      </w:pPr>
-    </w:p>
-    <w:p>
+    <w:p ns2:paraId="3B0550BB" ns2:textId="77777777">
+      <w:pPr>
+        <w:spacing w:after="0" w:line="240" w:lineRule="auto"/>
+        <w:jc w:val="both"/>
+        <w:rPr>
+          <w:rFonts w:ascii="Arial Narrow" w:eastAsia="Arial Narrow" w:hAnsi="Arial Narrow" w:cs="Arial Narrow"/>
+          <w:kern w:val="0"/>
+          <ns2:ligatures ns2:val="none"/>
+        </w:rPr>
+      </w:pPr>
+    </w:p>
+    <w:p ns2:paraId="55F6E79B" ns2:textId="0164B653">
       <w:pPr>
         <w:pStyle w:val="Prrafodelista"/>
         <w:numPr>
@@ -2764,14 +2764,14 @@
         <w:rPr>
           <w:rFonts w:ascii="Arial Narrow" w:eastAsia="Arial Narrow" w:hAnsi="Arial Narrow" w:cs="Arial Narrow"/>
           <w:kern w:val="0"/>
-          <w14:ligatures w14:val="none"/>
-        </w:rPr>
-      </w:pPr>
-      <w:r>
-        <w:rPr>
-          <w:rFonts w:ascii="Arial Narrow" w:eastAsia="Arial Narrow" w:hAnsi="Arial Narrow" w:cs="Arial Narrow"/>
-          <w:kern w:val="0"/>
-          <w14:ligatures w14:val="none"/>
+          <ns2:ligatures ns2:val="none"/>
+        </w:rPr>
+      </w:pPr>
+      <w:r>
+        <w:rPr>
+          <w:rFonts w:ascii="Arial Narrow" w:eastAsia="Arial Narrow" w:hAnsi="Arial Narrow" w:cs="Arial Narrow"/>
+          <w:kern w:val="0"/>
+          <ns2:ligatures ns2:val="none"/>
         </w:rPr>
         <w:t xml:space="preserve">Así también, la Secretaría Técnica, en ejercicio de sus facultades, </w:t>
       </w:r>
@@ -2781,7 +2781,7 @@
           <w:color w:val="000000"/>
           <w:kern w:val="0"/>
           <w:lang w:eastAsia="es-PE"/>
-          <w14:ligatures w14:val="none"/>
+          <ns2:ligatures ns2:val="none"/>
         </w:rPr>
         <w:t xml:space="preserve">considera </w:t>
       </w:r>
@@ -2789,7 +2789,7 @@
         <w:rPr>
           <w:rFonts w:ascii="Arial Narrow" w:eastAsia="Arial Narrow" w:hAnsi="Arial Narrow" w:cs="Arial Narrow"/>
           <w:kern w:val="0"/>
-          <w14:ligatures w14:val="none"/>
+          <ns2:ligatures ns2:val="none"/>
         </w:rPr>
         <w:t xml:space="preserve">que el hecho denunciado, consistente en que </w:t>
       </w:r>
@@ -2797,7 +2797,7 @@
         <w:rPr>
           <w:rFonts w:ascii="Arial Narrow" w:eastAsia="Arial Narrow" w:hAnsi="Arial Narrow" w:cs="Arial Narrow"/>
           <w:kern w:val="0"/>
-          <w14:ligatures w14:val="none"/>
+          <ns2:ligatures ns2:val="none"/>
         </w:rPr>
         <w:t>el Banco Internacional del Perú-Interbank S.A.A. habría anulado indebidamente su tarjeta de crédito, pese a que la fecha de caducidad era junio de 2024</w:t>
       </w:r>
@@ -2805,7 +2805,7 @@
         <w:rPr>
           <w:rFonts w:ascii="Arial Narrow" w:eastAsia="Arial Narrow" w:hAnsi="Arial Narrow" w:cs="Arial Narrow"/>
           <w:kern w:val="0"/>
-          <w14:ligatures w14:val="none"/>
+          <ns2:ligatures ns2:val="none"/>
         </w:rPr>
         <w:t>; involucraría una presunta afectación a sus expectativas, quien no habría encontrado una correspondencia entre lo que esperaba recibir de parte del proveedor y lo que realmente recibió. Por consiguiente, corresponde calificar el hecho materia de denuncia como una presunta infracción al deber de idoneidad, tipificado en los artículos 18</w:t>
       </w:r>
@@ -2815,7 +2815,7 @@
           <w:color w:val="000000"/>
           <w:kern w:val="0"/>
           <w:lang w:eastAsia="es-PE"/>
-          <w14:ligatures w14:val="none"/>
+          <ns2:ligatures ns2:val="none"/>
         </w:rPr>
         <w:t/>
       </w:r>
@@ -2823,7 +2823,7 @@
         <w:rPr>
           <w:rFonts w:ascii="Arial Narrow" w:eastAsia="Arial Narrow" w:hAnsi="Arial Narrow" w:cs="Arial Narrow"/>
           <w:kern w:val="0"/>
-          <w14:ligatures w14:val="none"/>
+          <ns2:ligatures ns2:val="none"/>
         </w:rPr>
         <w:t xml:space="preserve"> y 19</w:t>
       </w:r>
@@ -2833,7 +2833,7 @@
           <w:color w:val="000000"/>
           <w:kern w:val="0"/>
           <w:lang w:eastAsia="es-PE"/>
-          <w14:ligatures w14:val="none"/>
+          <ns2:ligatures ns2:val="none"/>
         </w:rPr>
         <w:t/>
       </w:r>
@@ -2841,23 +2841,23 @@
         <w:rPr>
           <w:rFonts w:ascii="Arial Narrow" w:eastAsia="Arial Narrow" w:hAnsi="Arial Narrow" w:cs="Arial Narrow"/>
           <w:kern w:val="0"/>
-          <w14:ligatures w14:val="none"/>
+          <ns2:ligatures ns2:val="none"/>
         </w:rPr>
         <w:t xml:space="preserve"> del Código.</w:t>
       </w:r>
     </w:p>
-    <w:p>
-      <w:pPr>
-        <w:spacing w:after="0" w:line="240" w:lineRule="auto"/>
-        <w:jc w:val="both"/>
-        <w:rPr>
-          <w:rFonts w:ascii="Arial Narrow" w:eastAsia="Arial Narrow" w:hAnsi="Arial Narrow" w:cs="Arial Narrow"/>
-          <w:kern w:val="0"/>
-          <w14:ligatures w14:val="none"/>
-        </w:rPr>
-      </w:pPr>
-    </w:p>
-    <w:p>
+    <w:p ns2:paraId="3E8CF44B" ns2:textId="77777777">
+      <w:pPr>
+        <w:spacing w:after="0" w:line="240" w:lineRule="auto"/>
+        <w:jc w:val="both"/>
+        <w:rPr>
+          <w:rFonts w:ascii="Arial Narrow" w:eastAsia="Arial Narrow" w:hAnsi="Arial Narrow" w:cs="Arial Narrow"/>
+          <w:kern w:val="0"/>
+          <ns2:ligatures ns2:val="none"/>
+        </w:rPr>
+      </w:pPr>
+    </w:p>
+    <w:p ns2:paraId="400CC106" ns2:textId="73617D57">
       <w:pPr>
         <w:pStyle w:val="Prrafodelista"/>
         <w:numPr>
@@ -2870,14 +2870,14 @@
         <w:rPr>
           <w:rFonts w:ascii="Arial Narrow" w:eastAsia="Arial Narrow" w:hAnsi="Arial Narrow" w:cs="Arial Narrow"/>
           <w:kern w:val="0"/>
-          <w14:ligatures w14:val="none"/>
-        </w:rPr>
-      </w:pPr>
-      <w:r>
-        <w:rPr>
-          <w:rFonts w:ascii="Arial Narrow" w:eastAsia="Arial Narrow" w:hAnsi="Arial Narrow" w:cs="Arial Narrow"/>
-          <w:kern w:val="0"/>
-          <w14:ligatures w14:val="none"/>
+          <ns2:ligatures ns2:val="none"/>
+        </w:rPr>
+      </w:pPr>
+      <w:r>
+        <w:rPr>
+          <w:rFonts w:ascii="Arial Narrow" w:eastAsia="Arial Narrow" w:hAnsi="Arial Narrow" w:cs="Arial Narrow"/>
+          <w:kern w:val="0"/>
+          <ns2:ligatures ns2:val="none"/>
         </w:rPr>
         <w:t xml:space="preserve">Así también, la Secretaría Técnica, en ejercicio de sus facultades, </w:t>
       </w:r>
@@ -2887,7 +2887,7 @@
           <w:color w:val="000000"/>
           <w:kern w:val="0"/>
           <w:lang w:eastAsia="es-PE"/>
-          <w14:ligatures w14:val="none"/>
+          <ns2:ligatures ns2:val="none"/>
         </w:rPr>
         <w:t xml:space="preserve">considera </w:t>
       </w:r>
@@ -2895,7 +2895,7 @@
         <w:rPr>
           <w:rFonts w:ascii="Arial Narrow" w:eastAsia="Arial Narrow" w:hAnsi="Arial Narrow" w:cs="Arial Narrow"/>
           <w:kern w:val="0"/>
-          <w14:ligatures w14:val="none"/>
+          <ns2:ligatures ns2:val="none"/>
         </w:rPr>
         <w:t xml:space="preserve">que el hecho denunciado, consistente en que </w:t>
       </w:r>
@@ -2903,7 +2903,7 @@
         <w:rPr>
           <w:rFonts w:ascii="Arial Narrow" w:eastAsia="Arial Narrow" w:hAnsi="Arial Narrow" w:cs="Arial Narrow"/>
           <w:kern w:val="0"/>
-          <w14:ligatures w14:val="none"/>
+          <ns2:ligatures ns2:val="none"/>
         </w:rPr>
         <w:t xml:space="preserve">la compañía aseguradora habría anulado indebidamente el Seguro Chubb </w:t>
       </w:r>
@@ -2911,7 +2911,7 @@
         <w:rPr>
           <w:rFonts w:ascii="Arial Narrow" w:eastAsia="Arial Narrow" w:hAnsi="Arial Narrow" w:cs="Arial Narrow"/>
           <w:kern w:val="0"/>
-          <w14:ligatures w14:val="none"/>
+          <ns2:ligatures ns2:val="none"/>
         </w:rPr>
         <w:t>Perú</w:t>
       </w:r>
@@ -2919,7 +2919,7 @@
         <w:rPr>
           <w:rFonts w:ascii="Arial Narrow" w:eastAsia="Arial Narrow" w:hAnsi="Arial Narrow" w:cs="Arial Narrow"/>
           <w:kern w:val="0"/>
-          <w14:ligatures w14:val="none"/>
+          <ns2:ligatures ns2:val="none"/>
         </w:rPr>
         <w:t xml:space="preserve"> </w:t>
       </w:r>
@@ -2928,7 +2928,7 @@
         <w:rPr>
           <w:rFonts w:ascii="Arial Narrow" w:eastAsia="Arial Narrow" w:hAnsi="Arial Narrow" w:cs="Arial Narrow"/>
           <w:kern w:val="0"/>
-          <w14:ligatures w14:val="none"/>
+          <ns2:ligatures ns2:val="none"/>
         </w:rPr>
         <w:t>Multiprotección</w:t>
       </w:r>
@@ -2937,7 +2937,7 @@
         <w:rPr>
           <w:rFonts w:ascii="Arial Narrow" w:eastAsia="Arial Narrow" w:hAnsi="Arial Narrow" w:cs="Arial Narrow"/>
           <w:kern w:val="0"/>
-          <w14:ligatures w14:val="none"/>
+          <ns2:ligatures ns2:val="none"/>
         </w:rPr>
         <w:t xml:space="preserve"> contratado por la denunciante, pese al descuento de las primas</w:t>
       </w:r>
@@ -2945,7 +2945,7 @@
         <w:rPr>
           <w:rFonts w:ascii="Arial Narrow" w:eastAsia="Arial Narrow" w:hAnsi="Arial Narrow" w:cs="Arial Narrow"/>
           <w:kern w:val="0"/>
-          <w14:ligatures w14:val="none"/>
+          <ns2:ligatures ns2:val="none"/>
         </w:rPr>
         <w:t>; involucraría una presunta afectación a sus expectativas, quien no habría encontrado una correspondencia entre lo que esperaba recibir de parte del proveedor y lo que realmente recibió. Por consiguiente, corresponde calificar el hecho materia de denuncia como una presunta infracción al deber de idoneidad, tipificado en los artículos 18</w:t>
       </w:r>
@@ -2955,7 +2955,7 @@
           <w:color w:val="000000"/>
           <w:kern w:val="0"/>
           <w:lang w:eastAsia="es-PE"/>
-          <w14:ligatures w14:val="none"/>
+          <ns2:ligatures ns2:val="none"/>
         </w:rPr>
         <w:t/>
       </w:r>
@@ -2963,7 +2963,7 @@
         <w:rPr>
           <w:rFonts w:ascii="Arial Narrow" w:eastAsia="Arial Narrow" w:hAnsi="Arial Narrow" w:cs="Arial Narrow"/>
           <w:kern w:val="0"/>
-          <w14:ligatures w14:val="none"/>
+          <ns2:ligatures ns2:val="none"/>
         </w:rPr>
         <w:t xml:space="preserve"> y 19</w:t>
       </w:r>
@@ -2973,7 +2973,7 @@
           <w:color w:val="000000"/>
           <w:kern w:val="0"/>
           <w:lang w:eastAsia="es-PE"/>
-          <w14:ligatures w14:val="none"/>
+          <ns2:ligatures ns2:val="none"/>
         </w:rPr>
         <w:t/>
       </w:r>
@@ -2981,23 +2981,23 @@
         <w:rPr>
           <w:rFonts w:ascii="Arial Narrow" w:eastAsia="Arial Narrow" w:hAnsi="Arial Narrow" w:cs="Arial Narrow"/>
           <w:kern w:val="0"/>
-          <w14:ligatures w14:val="none"/>
+          <ns2:ligatures ns2:val="none"/>
         </w:rPr>
         <w:t xml:space="preserve"> del Código.</w:t>
       </w:r>
     </w:p>
-    <w:p>
-      <w:pPr>
-        <w:spacing w:after="0" w:line="240" w:lineRule="auto"/>
-        <w:jc w:val="both"/>
-        <w:rPr>
-          <w:rFonts w:ascii="Arial Narrow" w:eastAsia="Arial Narrow" w:hAnsi="Arial Narrow" w:cs="Arial Narrow"/>
-          <w:kern w:val="0"/>
-          <w14:ligatures w14:val="none"/>
-        </w:rPr>
-      </w:pPr>
-    </w:p>
-    <w:p>
+    <w:p ns2:paraId="4455E94F" ns2:textId="77777777">
+      <w:pPr>
+        <w:spacing w:after="0" w:line="240" w:lineRule="auto"/>
+        <w:jc w:val="both"/>
+        <w:rPr>
+          <w:rFonts w:ascii="Arial Narrow" w:eastAsia="Arial Narrow" w:hAnsi="Arial Narrow" w:cs="Arial Narrow"/>
+          <w:kern w:val="0"/>
+          <ns2:ligatures ns2:val="none"/>
+        </w:rPr>
+      </w:pPr>
+    </w:p>
+    <w:p ns2:paraId="4488D5F4" ns2:textId="04B3F225">
       <w:pPr>
         <w:pStyle w:val="Prrafodelista"/>
         <w:numPr>
@@ -3010,14 +3010,14 @@
         <w:rPr>
           <w:rFonts w:ascii="Arial Narrow" w:eastAsia="Arial Narrow" w:hAnsi="Arial Narrow" w:cs="Arial Narrow"/>
           <w:kern w:val="0"/>
-          <w14:ligatures w14:val="none"/>
-        </w:rPr>
-      </w:pPr>
-      <w:r>
-        <w:rPr>
-          <w:rFonts w:ascii="Arial Narrow" w:eastAsia="Arial Narrow" w:hAnsi="Arial Narrow" w:cs="Arial Narrow"/>
-          <w:kern w:val="0"/>
-          <w14:ligatures w14:val="none"/>
+          <ns2:ligatures ns2:val="none"/>
+        </w:rPr>
+      </w:pPr>
+      <w:r>
+        <w:rPr>
+          <w:rFonts w:ascii="Arial Narrow" w:eastAsia="Arial Narrow" w:hAnsi="Arial Narrow" w:cs="Arial Narrow"/>
+          <w:kern w:val="0"/>
+          <ns2:ligatures ns2:val="none"/>
         </w:rPr>
         <w:t xml:space="preserve">Así también, la Secretaría Técnica, en ejercicio de sus facultades, </w:t>
       </w:r>
@@ -3027,7 +3027,7 @@
           <w:color w:val="000000"/>
           <w:kern w:val="0"/>
           <w:lang w:eastAsia="es-PE"/>
-          <w14:ligatures w14:val="none"/>
+          <ns2:ligatures ns2:val="none"/>
         </w:rPr>
         <w:t xml:space="preserve">considera </w:t>
       </w:r>
@@ -3035,7 +3035,7 @@
         <w:rPr>
           <w:rFonts w:ascii="Arial Narrow" w:eastAsia="Arial Narrow" w:hAnsi="Arial Narrow" w:cs="Arial Narrow"/>
           <w:kern w:val="0"/>
-          <w14:ligatures w14:val="none"/>
+          <ns2:ligatures ns2:val="none"/>
         </w:rPr>
         <w:t>que el hecho denunciado</w:t>
       </w:r>
@@ -3043,7 +3043,7 @@
         <w:rPr>
           <w:rFonts w:ascii="Arial Narrow" w:eastAsia="Arial Narrow" w:hAnsi="Arial Narrow" w:cs="Arial Narrow"/>
           <w:kern w:val="0"/>
-          <w14:ligatures w14:val="none"/>
+          <ns2:ligatures ns2:val="none"/>
         </w:rPr>
         <w:t xml:space="preserve">, consistente en que </w:t>
       </w:r>
@@ -3054,7 +3054,7 @@
           <w:kern w:val="0"/>
           <w:shd w:val="clear" w:color="auto" w:fill="FFFFFF"/>
           <w:lang w:eastAsia="es-PE"/>
-          <w14:ligatures w14:val="none"/>
+          <ns2:ligatures ns2:val="none"/>
         </w:rPr>
         <w:t>la compañía aseguradora habría contratado indebidamente a favor de la denunciante el “</w:t>
       </w:r>
@@ -3066,7 +3066,7 @@
           <w:kern w:val="0"/>
           <w:shd w:val="clear" w:color="auto" w:fill="FFFFFF"/>
           <w:lang w:eastAsia="es-PE"/>
-          <w14:ligatures w14:val="none"/>
+          <ns2:ligatures ns2:val="none"/>
         </w:rPr>
         <w:t>chubb</w:t>
       </w:r>
@@ -3078,7 +3078,7 @@
           <w:kern w:val="0"/>
           <w:shd w:val="clear" w:color="auto" w:fill="FFFFFF"/>
           <w:lang w:eastAsia="es-PE"/>
-          <w14:ligatures w14:val="none"/>
+          <ns2:ligatures ns2:val="none"/>
         </w:rPr>
         <w:t xml:space="preserve"> </w:t>
       </w:r>
@@ -3089,7 +3089,7 @@
           <w:kern w:val="0"/>
           <w:shd w:val="clear" w:color="auto" w:fill="FFFFFF"/>
           <w:lang w:eastAsia="es-PE"/>
-          <w14:ligatures w14:val="none"/>
+          <ns2:ligatures ns2:val="none"/>
         </w:rPr>
         <w:t>Perú</w:t>
       </w:r>
@@ -3100,7 +3100,7 @@
           <w:kern w:val="0"/>
           <w:shd w:val="clear" w:color="auto" w:fill="FFFFFF"/>
           <w:lang w:eastAsia="es-PE"/>
-          <w14:ligatures w14:val="none"/>
+          <ns2:ligatures ns2:val="none"/>
         </w:rPr>
         <w:t xml:space="preserve"> </w:t>
       </w:r>
@@ -3112,7 +3112,7 @@
           <w:kern w:val="0"/>
           <w:shd w:val="clear" w:color="auto" w:fill="FFFFFF"/>
           <w:lang w:eastAsia="es-PE"/>
-          <w14:ligatures w14:val="none"/>
+          <ns2:ligatures ns2:val="none"/>
         </w:rPr>
         <w:t>Multiprotección</w:t>
       </w:r>
@@ -3124,7 +3124,7 @@
           <w:kern w:val="0"/>
           <w:shd w:val="clear" w:color="auto" w:fill="FFFFFF"/>
           <w:lang w:eastAsia="es-PE"/>
-          <w14:ligatures w14:val="none"/>
+          <ns2:ligatures ns2:val="none"/>
         </w:rPr>
         <w:t>”, pese a no contar con su autorización</w:t>
       </w:r>
@@ -3134,7 +3134,7 @@
           <w:color w:val="000000"/>
           <w:kern w:val="0"/>
           <w:lang w:eastAsia="es-PE"/>
-          <w14:ligatures w14:val="none"/>
+          <ns2:ligatures ns2:val="none"/>
         </w:rPr>
         <w:t xml:space="preserve">. </w:t>
       </w:r>
@@ -3145,7 +3145,7 @@
           <w:color w:val="000000"/>
           <w:kern w:val="0"/>
           <w:lang w:eastAsia="es-PE"/>
-          <w14:ligatures w14:val="none"/>
+          <ns2:ligatures ns2:val="none"/>
         </w:rPr>
         <w:t>Por consiguiente, corresponde calificar el hecho materia de denuncia como una presunta infracción al deber de protección contra los métodos comerciales</w:t>
       </w:r>
@@ -3156,7 +3156,7 @@
           <w:color w:val="000000"/>
           <w:kern w:val="0"/>
           <w:lang w:eastAsia="es-PE"/>
-          <w14:ligatures w14:val="none"/>
+          <ns2:ligatures ns2:val="none"/>
         </w:rPr>
         <w:t xml:space="preserve"> </w:t>
       </w:r>
@@ -3167,7 +3167,7 @@
           <w:color w:val="000000"/>
           <w:kern w:val="0"/>
           <w:lang w:eastAsia="es-PE"/>
-          <w14:ligatures w14:val="none"/>
+          <ns2:ligatures ns2:val="none"/>
         </w:rPr>
         <w:t>coercitivos</w:t>
       </w:r>
@@ -3178,7 +3178,7 @@
           <w:color w:val="000000"/>
           <w:kern w:val="0"/>
           <w:lang w:eastAsia="es-PE"/>
-          <w14:ligatures w14:val="none"/>
+          <ns2:ligatures ns2:val="none"/>
         </w:rPr>
         <w:t xml:space="preserve">, tipificado en </w:t>
       </w:r>
@@ -3189,7 +3189,7 @@
           <w:kern w:val="0"/>
           <w:shd w:val="clear" w:color="auto" w:fill="FFFFFF"/>
           <w:lang w:eastAsia="es-PE"/>
-          <w14:ligatures w14:val="none"/>
+          <ns2:ligatures ns2:val="none"/>
         </w:rPr>
         <w:t xml:space="preserve">literal </w:t>
       </w:r>
@@ -3200,7 +3200,7 @@
           <w:kern w:val="0"/>
           <w:shd w:val="clear" w:color="auto" w:fill="FFFFFF"/>
           <w:lang w:eastAsia="es-PE"/>
-          <w14:ligatures w14:val="none"/>
+          <ns2:ligatures ns2:val="none"/>
         </w:rPr>
         <w:t>b</w:t>
       </w:r>
@@ -3211,7 +3211,7 @@
           <w:kern w:val="0"/>
           <w:shd w:val="clear" w:color="auto" w:fill="FFFFFF"/>
           <w:lang w:eastAsia="es-PE"/>
-          <w14:ligatures w14:val="none"/>
+          <ns2:ligatures ns2:val="none"/>
         </w:rPr>
         <w:t xml:space="preserve">) del artículo 56 </w:t>
       </w:r>
@@ -3222,7 +3222,7 @@
           <w:color w:val="000000"/>
           <w:kern w:val="0"/>
           <w:lang w:eastAsia="es-PE"/>
-          <w14:ligatures w14:val="none"/>
+          <ns2:ligatures ns2:val="none"/>
         </w:rPr>
         <w:t>del Código</w:t>
       </w:r>
@@ -3241,7 +3241,7 @@
           <w:color w:val="000000"/>
           <w:kern w:val="0"/>
           <w:lang w:eastAsia="es-PE"/>
-          <w14:ligatures w14:val="none"/>
+          <ns2:ligatures ns2:val="none"/>
         </w:rPr>
         <w:t>.</w:t>
       </w:r>
@@ -3252,12 +3252,12 @@
           <w:color w:val="000000"/>
           <w:kern w:val="0"/>
           <w:lang w:eastAsia="es-PE"/>
-          <w14:ligatures w14:val="none"/>
+          <ns2:ligatures ns2:val="none"/>
         </w:rPr>
         <w:t xml:space="preserve"> </w:t>
       </w:r>
     </w:p>
-    <w:p>
+    <w:p ns2:paraId="0F121B4B" ns2:textId="4C40B5C7">
       <w:pPr>
         <w:pStyle w:val="Prrafodelista"/>
         <w:numPr>
@@ -3270,14 +3270,14 @@
         <w:rPr>
           <w:rFonts w:ascii="Arial Narrow" w:eastAsia="Arial Narrow" w:hAnsi="Arial Narrow" w:cs="Arial Narrow"/>
           <w:kern w:val="0"/>
-          <w14:ligatures w14:val="none"/>
-        </w:rPr>
-      </w:pPr>
-      <w:r>
-        <w:rPr>
-          <w:rFonts w:ascii="Arial Narrow" w:eastAsia="Arial Narrow" w:hAnsi="Arial Narrow" w:cs="Arial Narrow"/>
-          <w:kern w:val="0"/>
-          <w14:ligatures w14:val="none"/>
+          <ns2:ligatures ns2:val="none"/>
+        </w:rPr>
+      </w:pPr>
+      <w:r>
+        <w:rPr>
+          <w:rFonts w:ascii="Arial Narrow" w:eastAsia="Arial Narrow" w:hAnsi="Arial Narrow" w:cs="Arial Narrow"/>
+          <w:kern w:val="0"/>
+          <ns2:ligatures ns2:val="none"/>
         </w:rPr>
         <w:lastRenderedPageBreak/>
         <w:t xml:space="preserve">Así también, la Secretaría Técnica, en ejercicio de sus facultades, </w:t>
@@ -3288,7 +3288,7 @@
           <w:color w:val="000000"/>
           <w:kern w:val="0"/>
           <w:lang w:eastAsia="es-PE"/>
-          <w14:ligatures w14:val="none"/>
+          <ns2:ligatures ns2:val="none"/>
         </w:rPr>
         <w:t xml:space="preserve">considera </w:t>
       </w:r>
@@ -3296,7 +3296,7 @@
         <w:rPr>
           <w:rFonts w:ascii="Arial Narrow" w:eastAsia="Arial Narrow" w:hAnsi="Arial Narrow" w:cs="Arial Narrow"/>
           <w:kern w:val="0"/>
-          <w14:ligatures w14:val="none"/>
+          <ns2:ligatures ns2:val="none"/>
         </w:rPr>
         <w:t xml:space="preserve">que el hecho denunciado, consistente en que </w:t>
       </w:r>
@@ -3307,7 +3307,7 @@
           <w:kern w:val="0"/>
           <w:shd w:val="clear" w:color="auto" w:fill="FFFFFF"/>
           <w:lang w:eastAsia="es-PE"/>
-          <w14:ligatures w14:val="none"/>
+          <ns2:ligatures ns2:val="none"/>
         </w:rPr>
         <w:t xml:space="preserve">la compañía aseguradora habría contratado indebidamente a favor de la denunciante el “seguro </w:t>
       </w:r>
@@ -3319,7 +3319,7 @@
           <w:kern w:val="0"/>
           <w:shd w:val="clear" w:color="auto" w:fill="FFFFFF"/>
           <w:lang w:eastAsia="es-PE"/>
-          <w14:ligatures w14:val="none"/>
+          <ns2:ligatures ns2:val="none"/>
         </w:rPr>
         <w:t>chubb</w:t>
       </w:r>
@@ -3331,7 +3331,7 @@
           <w:kern w:val="0"/>
           <w:shd w:val="clear" w:color="auto" w:fill="FFFFFF"/>
           <w:lang w:eastAsia="es-PE"/>
-          <w14:ligatures w14:val="none"/>
+          <ns2:ligatures ns2:val="none"/>
         </w:rPr>
         <w:t xml:space="preserve"> </w:t>
       </w:r>
@@ -3342,7 +3342,7 @@
           <w:kern w:val="0"/>
           <w:shd w:val="clear" w:color="auto" w:fill="FFFFFF"/>
           <w:lang w:eastAsia="es-PE"/>
-          <w14:ligatures w14:val="none"/>
+          <ns2:ligatures ns2:val="none"/>
         </w:rPr>
         <w:t>Perú</w:t>
       </w:r>
@@ -3353,7 +3353,7 @@
           <w:kern w:val="0"/>
           <w:shd w:val="clear" w:color="auto" w:fill="FFFFFF"/>
           <w:lang w:eastAsia="es-PE"/>
-          <w14:ligatures w14:val="none"/>
+          <ns2:ligatures ns2:val="none"/>
         </w:rPr>
         <w:t xml:space="preserve"> pro”, pese a no contar con su autorización</w:t>
       </w:r>
@@ -3363,7 +3363,7 @@
           <w:color w:val="000000"/>
           <w:kern w:val="0"/>
           <w:lang w:eastAsia="es-PE"/>
-          <w14:ligatures w14:val="none"/>
+          <ns2:ligatures ns2:val="none"/>
         </w:rPr>
         <w:t xml:space="preserve">. </w:t>
       </w:r>
@@ -3374,7 +3374,7 @@
           <w:color w:val="000000"/>
           <w:kern w:val="0"/>
           <w:lang w:eastAsia="es-PE"/>
-          <w14:ligatures w14:val="none"/>
+          <ns2:ligatures ns2:val="none"/>
         </w:rPr>
         <w:t>Por consiguiente, corresponde calificar el hecho materia de denuncia como una presunta infracción al deber de protección contra los métodos comerciales</w:t>
       </w:r>
@@ -3385,7 +3385,7 @@
           <w:color w:val="000000"/>
           <w:kern w:val="0"/>
           <w:lang w:eastAsia="es-PE"/>
-          <w14:ligatures w14:val="none"/>
+          <ns2:ligatures ns2:val="none"/>
         </w:rPr>
         <w:t xml:space="preserve"> </w:t>
       </w:r>
@@ -3396,7 +3396,7 @@
           <w:color w:val="000000"/>
           <w:kern w:val="0"/>
           <w:lang w:eastAsia="es-PE"/>
-          <w14:ligatures w14:val="none"/>
+          <ns2:ligatures ns2:val="none"/>
         </w:rPr>
         <w:t>coercitivos</w:t>
       </w:r>
@@ -3407,7 +3407,7 @@
           <w:color w:val="000000"/>
           <w:kern w:val="0"/>
           <w:lang w:eastAsia="es-PE"/>
-          <w14:ligatures w14:val="none"/>
+          <ns2:ligatures ns2:val="none"/>
         </w:rPr>
         <w:t xml:space="preserve">, tipificado en </w:t>
       </w:r>
@@ -3418,7 +3418,7 @@
           <w:kern w:val="0"/>
           <w:shd w:val="clear" w:color="auto" w:fill="FFFFFF"/>
           <w:lang w:eastAsia="es-PE"/>
-          <w14:ligatures w14:val="none"/>
+          <ns2:ligatures ns2:val="none"/>
         </w:rPr>
         <w:t xml:space="preserve">literal </w:t>
       </w:r>
@@ -3429,7 +3429,7 @@
           <w:kern w:val="0"/>
           <w:shd w:val="clear" w:color="auto" w:fill="FFFFFF"/>
           <w:lang w:eastAsia="es-PE"/>
-          <w14:ligatures w14:val="none"/>
+          <ns2:ligatures ns2:val="none"/>
         </w:rPr>
         <w:t>b</w:t>
       </w:r>
@@ -3440,7 +3440,7 @@
           <w:kern w:val="0"/>
           <w:shd w:val="clear" w:color="auto" w:fill="FFFFFF"/>
           <w:lang w:eastAsia="es-PE"/>
-          <w14:ligatures w14:val="none"/>
+          <ns2:ligatures ns2:val="none"/>
         </w:rPr>
         <w:t xml:space="preserve">) del artículo 56 </w:t>
       </w:r>
@@ -3451,7 +3451,7 @@
           <w:color w:val="000000"/>
           <w:kern w:val="0"/>
           <w:lang w:eastAsia="es-PE"/>
-          <w14:ligatures w14:val="none"/>
+          <ns2:ligatures ns2:val="none"/>
         </w:rPr>
         <w:t>del Código</w:t>
       </w:r>
@@ -3459,23 +3459,23 @@
         <w:rPr>
           <w:rFonts w:ascii="Arial Narrow" w:eastAsia="Arial Narrow" w:hAnsi="Arial Narrow" w:cs="Arial Narrow"/>
           <w:kern w:val="0"/>
-          <w14:ligatures w14:val="none"/>
+          <ns2:ligatures ns2:val="none"/>
         </w:rPr>
         <w:t>.</w:t>
       </w:r>
     </w:p>
-    <w:p>
-      <w:pPr>
-        <w:spacing w:after="0" w:line="240" w:lineRule="auto"/>
-        <w:jc w:val="both"/>
-        <w:rPr>
-          <w:rFonts w:ascii="Arial Narrow" w:eastAsia="Arial Narrow" w:hAnsi="Arial Narrow" w:cs="Arial Narrow"/>
-          <w:kern w:val="0"/>
-          <w14:ligatures w14:val="none"/>
-        </w:rPr>
-      </w:pPr>
-    </w:p>
-    <w:p>
+    <w:p ns2:paraId="44ADC711" ns2:textId="77777777">
+      <w:pPr>
+        <w:spacing w:after="0" w:line="240" w:lineRule="auto"/>
+        <w:jc w:val="both"/>
+        <w:rPr>
+          <w:rFonts w:ascii="Arial Narrow" w:eastAsia="Arial Narrow" w:hAnsi="Arial Narrow" w:cs="Arial Narrow"/>
+          <w:kern w:val="0"/>
+          <ns2:ligatures ns2:val="none"/>
+        </w:rPr>
+      </w:pPr>
+    </w:p>
+    <w:p ns2:paraId="59BAA134" ns2:textId="457431F5">
       <w:pPr>
         <w:pStyle w:val="Prrafodelista"/>
         <w:numPr>
@@ -3488,14 +3488,14 @@
         <w:rPr>
           <w:rFonts w:ascii="Arial Narrow" w:eastAsia="Arial Narrow" w:hAnsi="Arial Narrow" w:cs="Arial Narrow"/>
           <w:kern w:val="0"/>
-          <w14:ligatures w14:val="none"/>
-        </w:rPr>
-      </w:pPr>
-      <w:r>
-        <w:rPr>
-          <w:rFonts w:ascii="Arial Narrow" w:eastAsia="Arial Narrow" w:hAnsi="Arial Narrow" w:cs="Arial Narrow"/>
-          <w:kern w:val="0"/>
-          <w14:ligatures w14:val="none"/>
+          <ns2:ligatures ns2:val="none"/>
+        </w:rPr>
+      </w:pPr>
+      <w:r>
+        <w:rPr>
+          <w:rFonts w:ascii="Arial Narrow" w:eastAsia="Arial Narrow" w:hAnsi="Arial Narrow" w:cs="Arial Narrow"/>
+          <w:kern w:val="0"/>
+          <ns2:ligatures ns2:val="none"/>
         </w:rPr>
         <w:t xml:space="preserve">Así también, la Secretaría Técnica, en ejercicio de sus facultades, </w:t>
       </w:r>
@@ -3505,7 +3505,7 @@
           <w:color w:val="000000"/>
           <w:kern w:val="0"/>
           <w:lang w:eastAsia="es-PE"/>
-          <w14:ligatures w14:val="none"/>
+          <ns2:ligatures ns2:val="none"/>
         </w:rPr>
         <w:t xml:space="preserve">considera </w:t>
       </w:r>
@@ -3513,7 +3513,7 @@
         <w:rPr>
           <w:rFonts w:ascii="Arial Narrow" w:eastAsia="Arial Narrow" w:hAnsi="Arial Narrow" w:cs="Arial Narrow"/>
           <w:kern w:val="0"/>
-          <w14:ligatures w14:val="none"/>
+          <ns2:ligatures ns2:val="none"/>
         </w:rPr>
         <w:t xml:space="preserve">que el hecho denunciado, consistente en que </w:t>
       </w:r>
@@ -3521,7 +3521,7 @@
         <w:rPr>
           <w:rFonts w:ascii="Arial Narrow" w:eastAsia="Arial Narrow" w:hAnsi="Arial Narrow" w:cs="Arial Narrow"/>
           <w:kern w:val="0"/>
-          <w14:ligatures w14:val="none"/>
+          <ns2:ligatures ns2:val="none"/>
         </w:rPr>
         <w:t>el Banco Internacional del Perú-Interbank S.A.A. no habría cumplido con brindar una respuesta a la solicitud presentada por la denunciante el 27 de febrero de 2025 respecto los estados de cuenta correspondientes al año 2023</w:t>
       </w:r>
@@ -3529,7 +3529,7 @@
         <w:rPr>
           <w:rFonts w:ascii="Arial Narrow" w:eastAsia="Arial Narrow" w:hAnsi="Arial Narrow" w:cs="Arial Narrow"/>
           <w:kern w:val="0"/>
-          <w14:ligatures w14:val="none"/>
+          <ns2:ligatures ns2:val="none"/>
         </w:rPr>
         <w:t>; involucraría una presunta afectación a sus expectativas, quien no habría encontrado una correspondencia entre lo que esperaba recibir de parte del proveedor y lo que realmente recibió. Por consiguiente, corresponde calificar el hecho materia de denuncia como una presunta infracción al deber de idoneidad, tipificado en los artículos 18</w:t>
       </w:r>
@@ -3539,7 +3539,7 @@
           <w:color w:val="000000"/>
           <w:kern w:val="0"/>
           <w:lang w:eastAsia="es-PE"/>
-          <w14:ligatures w14:val="none"/>
+          <ns2:ligatures ns2:val="none"/>
         </w:rPr>
         <w:t/>
       </w:r>
@@ -3547,7 +3547,7 @@
         <w:rPr>
           <w:rFonts w:ascii="Arial Narrow" w:eastAsia="Arial Narrow" w:hAnsi="Arial Narrow" w:cs="Arial Narrow"/>
           <w:kern w:val="0"/>
-          <w14:ligatures w14:val="none"/>
+          <ns2:ligatures ns2:val="none"/>
         </w:rPr>
         <w:t xml:space="preserve"> y 19</w:t>
       </w:r>
@@ -3557,7 +3557,7 @@
           <w:color w:val="000000"/>
           <w:kern w:val="0"/>
           <w:lang w:eastAsia="es-PE"/>
-          <w14:ligatures w14:val="none"/>
+          <ns2:ligatures ns2:val="none"/>
         </w:rPr>
         <w:t/>
       </w:r>
@@ -3565,22 +3565,22 @@
         <w:rPr>
           <w:rFonts w:ascii="Arial Narrow" w:eastAsia="Arial Narrow" w:hAnsi="Arial Narrow" w:cs="Arial Narrow"/>
           <w:kern w:val="0"/>
-          <w14:ligatures w14:val="none"/>
+          <ns2:ligatures ns2:val="none"/>
         </w:rPr>
         <w:t xml:space="preserve"> del Código.</w:t>
       </w:r>
     </w:p>
-    <w:p>
+    <w:p ns2:paraId="731D1418" ns2:textId="77777777">
       <w:pPr>
         <w:pStyle w:val="Prrafodelista"/>
         <w:rPr>
           <w:rFonts w:ascii="Arial Narrow" w:eastAsia="Arial Narrow" w:hAnsi="Arial Narrow" w:cs="Arial Narrow"/>
           <w:kern w:val="0"/>
-          <w14:ligatures w14:val="none"/>
-        </w:rPr>
-      </w:pPr>
-    </w:p>
-    <w:p>
+          <ns2:ligatures ns2:val="none"/>
+        </w:rPr>
+      </w:pPr>
+    </w:p>
+    <w:p ns2:paraId="298B7E71" ns2:textId="5B85BC31">
       <w:pPr>
         <w:pStyle w:val="Prrafodelista"/>
         <w:numPr>
@@ -3593,14 +3593,14 @@
         <w:rPr>
           <w:rFonts w:ascii="Arial Narrow" w:eastAsia="Arial Narrow" w:hAnsi="Arial Narrow" w:cs="Arial Narrow"/>
           <w:kern w:val="0"/>
-          <w14:ligatures w14:val="none"/>
-        </w:rPr>
-      </w:pPr>
-      <w:r>
-        <w:rPr>
-          <w:rFonts w:ascii="Arial Narrow" w:eastAsia="Arial Narrow" w:hAnsi="Arial Narrow" w:cs="Arial Narrow"/>
-          <w:kern w:val="0"/>
-          <w14:ligatures w14:val="none"/>
+          <ns2:ligatures ns2:val="none"/>
+        </w:rPr>
+      </w:pPr>
+      <w:r>
+        <w:rPr>
+          <w:rFonts w:ascii="Arial Narrow" w:eastAsia="Arial Narrow" w:hAnsi="Arial Narrow" w:cs="Arial Narrow"/>
+          <w:kern w:val="0"/>
+          <ns2:ligatures ns2:val="none"/>
         </w:rPr>
         <w:t xml:space="preserve">Así también, la Secretaría Técnica, en ejercicio de sus facultades, </w:t>
       </w:r>
@@ -3610,7 +3610,7 @@
           <w:color w:val="000000"/>
           <w:kern w:val="0"/>
           <w:lang w:eastAsia="es-PE"/>
-          <w14:ligatures w14:val="none"/>
+          <ns2:ligatures ns2:val="none"/>
         </w:rPr>
         <w:t xml:space="preserve">considera </w:t>
       </w:r>
@@ -3618,7 +3618,7 @@
         <w:rPr>
           <w:rFonts w:ascii="Arial Narrow" w:eastAsia="Arial Narrow" w:hAnsi="Arial Narrow" w:cs="Arial Narrow"/>
           <w:kern w:val="0"/>
-          <w14:ligatures w14:val="none"/>
+          <ns2:ligatures ns2:val="none"/>
         </w:rPr>
         <w:t xml:space="preserve">que el hecho denunciado, consistente en que </w:t>
       </w:r>
@@ -3626,7 +3626,7 @@
         <w:rPr>
           <w:rFonts w:ascii="Arial Narrow" w:eastAsia="Arial Narrow" w:hAnsi="Arial Narrow" w:cs="Arial Narrow"/>
           <w:kern w:val="0"/>
-          <w14:ligatures w14:val="none"/>
+          <ns2:ligatures ns2:val="none"/>
         </w:rPr>
         <w:t>el Banco Internacional del Perú-Interbank S.A.A. no habría cumplido con brindar una respuesta a la solicitud presentada por la denunciante el 11 de noviembre de 2024 respecto a los estados de cuenta correspondientes al año 2023</w:t>
       </w:r>
@@ -3634,7 +3634,7 @@
         <w:rPr>
           <w:rFonts w:ascii="Arial Narrow" w:eastAsia="Arial Narrow" w:hAnsi="Arial Narrow" w:cs="Arial Narrow"/>
           <w:kern w:val="0"/>
-          <w14:ligatures w14:val="none"/>
+          <ns2:ligatures ns2:val="none"/>
         </w:rPr>
         <w:t>; involucraría una presunta afectación a sus expectativas, quien no habría encontrado una correspondencia entre lo que esperaba recibir de parte del proveedor y lo que realmente recibió. Por consiguiente, corresponde calificar el hecho materia de denuncia como una presunta infracción al deber de idoneidad, tipificado en los artículos 18</w:t>
       </w:r>
@@ -3644,7 +3644,7 @@
           <w:color w:val="000000"/>
           <w:kern w:val="0"/>
           <w:lang w:eastAsia="es-PE"/>
-          <w14:ligatures w14:val="none"/>
+          <ns2:ligatures ns2:val="none"/>
         </w:rPr>
         <w:t/>
       </w:r>
@@ -3652,7 +3652,7 @@
         <w:rPr>
           <w:rFonts w:ascii="Arial Narrow" w:eastAsia="Arial Narrow" w:hAnsi="Arial Narrow" w:cs="Arial Narrow"/>
           <w:kern w:val="0"/>
-          <w14:ligatures w14:val="none"/>
+          <ns2:ligatures ns2:val="none"/>
         </w:rPr>
         <w:t xml:space="preserve"> y 19</w:t>
       </w:r>
@@ -3662,7 +3662,7 @@
           <w:color w:val="000000"/>
           <w:kern w:val="0"/>
           <w:lang w:eastAsia="es-PE"/>
-          <w14:ligatures w14:val="none"/>
+          <ns2:ligatures ns2:val="none"/>
         </w:rPr>
         <w:t/>
       </w:r>
@@ -3670,23 +3670,23 @@
         <w:rPr>
           <w:rFonts w:ascii="Arial Narrow" w:eastAsia="Arial Narrow" w:hAnsi="Arial Narrow" w:cs="Arial Narrow"/>
           <w:kern w:val="0"/>
-          <w14:ligatures w14:val="none"/>
+          <ns2:ligatures ns2:val="none"/>
         </w:rPr>
         <w:t xml:space="preserve"> del Código.</w:t>
       </w:r>
     </w:p>
-    <w:p>
-      <w:pPr>
-        <w:spacing w:after="0" w:line="240" w:lineRule="auto"/>
-        <w:jc w:val="both"/>
-        <w:rPr>
-          <w:rFonts w:ascii="Arial Narrow" w:eastAsia="Arial Narrow" w:hAnsi="Arial Narrow" w:cs="Arial Narrow"/>
-          <w:kern w:val="0"/>
-          <w14:ligatures w14:val="none"/>
-        </w:rPr>
-      </w:pPr>
-    </w:p>
-    <w:p>
+    <w:p ns2:paraId="05FB8F18" ns2:textId="77777777">
+      <w:pPr>
+        <w:spacing w:after="0" w:line="240" w:lineRule="auto"/>
+        <w:jc w:val="both"/>
+        <w:rPr>
+          <w:rFonts w:ascii="Arial Narrow" w:eastAsia="Arial Narrow" w:hAnsi="Arial Narrow" w:cs="Arial Narrow"/>
+          <w:kern w:val="0"/>
+          <ns2:ligatures ns2:val="none"/>
+        </w:rPr>
+      </w:pPr>
+    </w:p>
+    <w:p ns2:paraId="4280BB6C" ns2:textId="312E5CB8">
       <w:pPr>
         <w:pStyle w:val="Prrafodelista"/>
         <w:numPr>
@@ -3699,16 +3699,16 @@
         <w:rPr>
           <w:rFonts w:ascii="Arial Narrow" w:eastAsia="Arial Narrow" w:hAnsi="Arial Narrow" w:cs="Arial Narrow"/>
           <w:kern w:val="0"/>
-          <w14:ligatures w14:val="none"/>
-        </w:rPr>
-      </w:pPr>
-      <w:r>
-        <w:rPr>
-          <w:rFonts w:ascii="Arial Narrow" w:eastAsia="Times New Roman" w:hAnsi="Arial Narrow" w:cs="Arial"/>
-          <w:color w:val="000000"/>
-          <w:kern w:val="0"/>
-          <w:lang w:eastAsia="es-PE"/>
-          <w14:ligatures w14:val="none"/>
+          <ns2:ligatures ns2:val="none"/>
+        </w:rPr>
+      </w:pPr>
+      <w:r>
+        <w:rPr>
+          <w:rFonts w:ascii="Arial Narrow" w:eastAsia="Times New Roman" w:hAnsi="Arial Narrow" w:cs="Arial"/>
+          <w:color w:val="000000"/>
+          <w:kern w:val="0"/>
+          <w:lang w:eastAsia="es-PE"/>
+          <ns2:ligatures ns2:val="none"/>
         </w:rPr>
         <w:t xml:space="preserve">Además, la Secretaría Técnica, en ejercicio de sus </w:t>
       </w:r>
@@ -3718,7 +3718,7 @@
           <w:color w:val="000000"/>
           <w:kern w:val="0"/>
           <w:lang w:eastAsia="es-PE"/>
-          <w14:ligatures w14:val="none"/>
+          <ns2:ligatures ns2:val="none"/>
         </w:rPr>
         <w:t xml:space="preserve">facultades, considera </w:t>
       </w:r>
@@ -3726,7 +3726,7 @@
         <w:rPr>
           <w:rFonts w:ascii="Arial Narrow" w:eastAsia="Arial Narrow" w:hAnsi="Arial Narrow" w:cs="Arial"/>
           <w:kern w:val="0"/>
-          <w14:ligatures w14:val="none"/>
+          <ns2:ligatures ns2:val="none"/>
         </w:rPr>
         <w:t xml:space="preserve">que el hecho denunciado, consistente en que </w:t>
       </w:r>
@@ -3736,7 +3736,7 @@
           <w:kern w:val="0"/>
           <w:shd w:val="clear" w:color="auto" w:fill="FFFFFF"/>
           <w:lang w:eastAsia="es-PE"/>
-          <w14:ligatures w14:val="none"/>
+          <ns2:ligatures ns2:val="none"/>
         </w:rPr>
         <w:t>la compañía aseguradora no habría informado oportunamente a la denunciante que necesitaba el dictamen para su invalidez total y permanente</w:t>
       </w:r>
@@ -3747,7 +3747,7 @@
           <w:color w:val="000000"/>
           <w:kern w:val="0"/>
           <w:lang w:eastAsia="es-PE"/>
-          <w14:ligatures w14:val="none"/>
+          <ns2:ligatures ns2:val="none"/>
         </w:rPr>
         <w:t xml:space="preserve">. Por consiguiente, corresponde calificar el hecho materia de denuncia como una presunta infracción al deber de información, tipificado en el </w:t>
       </w:r>
@@ -3759,7 +3759,7 @@
           <w:color w:val="000000"/>
           <w:kern w:val="0"/>
           <w:lang w:eastAsia="es-PE"/>
-          <w14:ligatures w14:val="none"/>
+          <ns2:ligatures ns2:val="none"/>
         </w:rPr>
         <w:t xml:space="preserve">artículo 1, numeral 1, literal b) </w:t>
       </w:r>
@@ -3771,7 +3771,7 @@
           <w:color w:val="000000"/>
           <w:kern w:val="0"/>
           <w:lang w:eastAsia="es-PE"/>
-          <w14:ligatures w14:val="none"/>
+          <ns2:ligatures ns2:val="none"/>
         </w:rPr>
         <w:t>y al artículo 2 del Código</w:t>
       </w:r>
@@ -3784,7 +3784,7 @@
           <w:kern w:val="0"/>
           <w:vertAlign w:val="superscript"/>
           <w:lang w:eastAsia="es-PE"/>
-          <w14:ligatures w14:val="none"/>
+          <ns2:ligatures ns2:val="none"/>
         </w:rPr>
         <w:footnoteReference w:id="6"/>
       </w:r>
@@ -3795,23 +3795,23 @@
           <w:color w:val="000000"/>
           <w:kern w:val="0"/>
           <w:lang w:eastAsia="es-PE"/>
-          <w14:ligatures w14:val="none"/>
+          <ns2:ligatures ns2:val="none"/>
         </w:rPr>
         <w:t xml:space="preserve">. </w:t>
       </w:r>
     </w:p>
-    <w:p>
-      <w:pPr>
-        <w:spacing w:after="0" w:line="240" w:lineRule="auto"/>
-        <w:jc w:val="both"/>
-        <w:rPr>
-          <w:rFonts w:ascii="Arial Narrow" w:eastAsia="Arial Narrow" w:hAnsi="Arial Narrow" w:cs="Arial Narrow"/>
-          <w:kern w:val="0"/>
-          <w14:ligatures w14:val="none"/>
-        </w:rPr>
-      </w:pPr>
-    </w:p>
-    <w:p>
+    <w:p ns2:paraId="48434227" ns2:textId="77777777">
+      <w:pPr>
+        <w:spacing w:after="0" w:line="240" w:lineRule="auto"/>
+        <w:jc w:val="both"/>
+        <w:rPr>
+          <w:rFonts w:ascii="Arial Narrow" w:eastAsia="Arial Narrow" w:hAnsi="Arial Narrow" w:cs="Arial Narrow"/>
+          <w:kern w:val="0"/>
+          <ns2:ligatures ns2:val="none"/>
+        </w:rPr>
+      </w:pPr>
+    </w:p>
+    <w:p ns2:paraId="574DAFAD" ns2:textId="2F6B618B">
       <w:pPr>
         <w:pStyle w:val="Prrafodelista"/>
         <w:numPr>
@@ -3824,14 +3824,14 @@
         <w:rPr>
           <w:rFonts w:ascii="Arial Narrow" w:eastAsia="Arial Narrow" w:hAnsi="Arial Narrow" w:cs="Arial Narrow"/>
           <w:kern w:val="0"/>
-          <w14:ligatures w14:val="none"/>
-        </w:rPr>
-      </w:pPr>
-      <w:r>
-        <w:rPr>
-          <w:rFonts w:ascii="Arial Narrow" w:eastAsia="Arial Narrow" w:hAnsi="Arial Narrow" w:cs="Arial Narrow"/>
-          <w:kern w:val="0"/>
-          <w14:ligatures w14:val="none"/>
+          <ns2:ligatures ns2:val="none"/>
+        </w:rPr>
+      </w:pPr>
+      <w:r>
+        <w:rPr>
+          <w:rFonts w:ascii="Arial Narrow" w:eastAsia="Arial Narrow" w:hAnsi="Arial Narrow" w:cs="Arial Narrow"/>
+          <w:kern w:val="0"/>
+          <ns2:ligatures ns2:val="none"/>
         </w:rPr>
         <w:t xml:space="preserve">Así también, la Secretaría Técnica, en ejercicio de sus facultades, </w:t>
       </w:r>
@@ -3841,7 +3841,7 @@
           <w:color w:val="000000"/>
           <w:kern w:val="0"/>
           <w:lang w:eastAsia="es-PE"/>
-          <w14:ligatures w14:val="none"/>
+          <ns2:ligatures ns2:val="none"/>
         </w:rPr>
         <w:t xml:space="preserve">considera </w:t>
       </w:r>
@@ -3849,7 +3849,7 @@
         <w:rPr>
           <w:rFonts w:ascii="Arial Narrow" w:eastAsia="Arial Narrow" w:hAnsi="Arial Narrow" w:cs="Arial Narrow"/>
           <w:kern w:val="0"/>
-          <w14:ligatures w14:val="none"/>
+          <ns2:ligatures ns2:val="none"/>
         </w:rPr>
         <w:t xml:space="preserve">que el hecho denunciado, consistente en que </w:t>
       </w:r>
@@ -3857,7 +3857,7 @@
         <w:rPr>
           <w:rFonts w:ascii="Arial Narrow" w:eastAsia="Arial Narrow" w:hAnsi="Arial Narrow" w:cs="Arial Narrow"/>
           <w:kern w:val="0"/>
-          <w14:ligatures w14:val="none"/>
+          <ns2:ligatures ns2:val="none"/>
         </w:rPr>
         <w:t>el Banco Internacional del Perú-Interbank S.A.A. habría proporcionado indebidamente datos personales de la denunciante a Chubb Perú S.A. Compañía de Seguros y Reaseguros para formalizar contratos de seguro sin su consentimiento y usando información incorrecta e incomplet</w:t>
       </w:r>
@@ -3865,7 +3865,7 @@
         <w:rPr>
           <w:rFonts w:ascii="Arial Narrow" w:eastAsia="Arial Narrow" w:hAnsi="Arial Narrow" w:cs="Arial Narrow"/>
           <w:kern w:val="0"/>
-          <w14:ligatures w14:val="none"/>
+          <ns2:ligatures ns2:val="none"/>
         </w:rPr>
         <w:t>a</w:t>
       </w:r>
@@ -3873,7 +3873,7 @@
         <w:rPr>
           <w:rFonts w:ascii="Arial Narrow" w:eastAsia="Arial Narrow" w:hAnsi="Arial Narrow" w:cs="Arial Narrow"/>
           <w:kern w:val="0"/>
-          <w14:ligatures w14:val="none"/>
+          <ns2:ligatures ns2:val="none"/>
         </w:rPr>
         <w:t xml:space="preserve">; involucraría una presunta afectación a sus expectativas, quien no habría encontrado una correspondencia entre lo que esperaba recibir de parte del proveedor y lo </w:t>
       </w:r>
@@ -3881,7 +3881,7 @@
         <w:rPr>
           <w:rFonts w:ascii="Arial Narrow" w:eastAsia="Arial Narrow" w:hAnsi="Arial Narrow" w:cs="Arial Narrow"/>
           <w:kern w:val="0"/>
-          <w14:ligatures w14:val="none"/>
+          <ns2:ligatures ns2:val="none"/>
         </w:rPr>
         <w:lastRenderedPageBreak/>
         <w:t>que realmente recibió. Por consiguiente, corresponde calificar el hecho materia de denuncia como una presunta infracción al deber de idoneidad, tipificado en los artículos 18</w:t>
@@ -3892,7 +3892,7 @@
           <w:color w:val="000000"/>
           <w:kern w:val="0"/>
           <w:lang w:eastAsia="es-PE"/>
-          <w14:ligatures w14:val="none"/>
+          <ns2:ligatures ns2:val="none"/>
         </w:rPr>
         <w:t/>
       </w:r>
@@ -3900,7 +3900,7 @@
         <w:rPr>
           <w:rFonts w:ascii="Arial Narrow" w:eastAsia="Arial Narrow" w:hAnsi="Arial Narrow" w:cs="Arial Narrow"/>
           <w:kern w:val="0"/>
-          <w14:ligatures w14:val="none"/>
+          <ns2:ligatures ns2:val="none"/>
         </w:rPr>
         <w:t xml:space="preserve"> y 19</w:t>
       </w:r>
@@ -3910,7 +3910,7 @@
           <w:color w:val="000000"/>
           <w:kern w:val="0"/>
           <w:lang w:eastAsia="es-PE"/>
-          <w14:ligatures w14:val="none"/>
+          <ns2:ligatures ns2:val="none"/>
         </w:rPr>
         <w:t/>
       </w:r>
@@ -3918,23 +3918,23 @@
         <w:rPr>
           <w:rFonts w:ascii="Arial Narrow" w:eastAsia="Arial Narrow" w:hAnsi="Arial Narrow" w:cs="Arial Narrow"/>
           <w:kern w:val="0"/>
-          <w14:ligatures w14:val="none"/>
+          <ns2:ligatures ns2:val="none"/>
         </w:rPr>
         <w:t xml:space="preserve"> del Código.</w:t>
       </w:r>
     </w:p>
-    <w:p>
-      <w:pPr>
-        <w:spacing w:after="0" w:line="240" w:lineRule="auto"/>
-        <w:jc w:val="both"/>
-        <w:rPr>
-          <w:rFonts w:ascii="Arial Narrow" w:eastAsia="Arial Narrow" w:hAnsi="Arial Narrow" w:cs="Arial Narrow"/>
-          <w:kern w:val="0"/>
-          <w14:ligatures w14:val="none"/>
-        </w:rPr>
-      </w:pPr>
-    </w:p>
-    <w:p>
+    <w:p ns2:paraId="5DDE103A" ns2:textId="77777777">
+      <w:pPr>
+        <w:spacing w:after="0" w:line="240" w:lineRule="auto"/>
+        <w:jc w:val="both"/>
+        <w:rPr>
+          <w:rFonts w:ascii="Arial Narrow" w:eastAsia="Arial Narrow" w:hAnsi="Arial Narrow" w:cs="Arial Narrow"/>
+          <w:kern w:val="0"/>
+          <ns2:ligatures ns2:val="none"/>
+        </w:rPr>
+      </w:pPr>
+    </w:p>
+    <w:p ns2:paraId="531E0A5F" ns2:textId="65B8D145">
       <w:pPr>
         <w:pStyle w:val="Prrafodelista"/>
         <w:numPr>
@@ -3947,14 +3947,14 @@
         <w:rPr>
           <w:rFonts w:ascii="Arial Narrow" w:eastAsia="Arial Narrow" w:hAnsi="Arial Narrow" w:cs="Arial Narrow"/>
           <w:kern w:val="0"/>
-          <w14:ligatures w14:val="none"/>
-        </w:rPr>
-      </w:pPr>
-      <w:r>
-        <w:rPr>
-          <w:rFonts w:ascii="Arial Narrow" w:eastAsia="Arial Narrow" w:hAnsi="Arial Narrow" w:cs="Arial Narrow"/>
-          <w:kern w:val="0"/>
-          <w14:ligatures w14:val="none"/>
+          <ns2:ligatures ns2:val="none"/>
+        </w:rPr>
+      </w:pPr>
+      <w:r>
+        <w:rPr>
+          <w:rFonts w:ascii="Arial Narrow" w:eastAsia="Arial Narrow" w:hAnsi="Arial Narrow" w:cs="Arial Narrow"/>
+          <w:kern w:val="0"/>
+          <ns2:ligatures ns2:val="none"/>
         </w:rPr>
         <w:t xml:space="preserve">Así también, la Secretaría Técnica, en ejercicio de sus facultades, </w:t>
       </w:r>
@@ -3964,7 +3964,7 @@
           <w:color w:val="000000"/>
           <w:kern w:val="0"/>
           <w:lang w:eastAsia="es-PE"/>
-          <w14:ligatures w14:val="none"/>
+          <ns2:ligatures ns2:val="none"/>
         </w:rPr>
         <w:t xml:space="preserve">considera </w:t>
       </w:r>
@@ -3972,7 +3972,7 @@
         <w:rPr>
           <w:rFonts w:ascii="Arial Narrow" w:eastAsia="Arial Narrow" w:hAnsi="Arial Narrow" w:cs="Arial Narrow"/>
           <w:kern w:val="0"/>
-          <w14:ligatures w14:val="none"/>
+          <ns2:ligatures ns2:val="none"/>
         </w:rPr>
         <w:t xml:space="preserve">que el hecho denunciado, consistente en que </w:t>
       </w:r>
@@ -3980,7 +3980,7 @@
         <w:rPr>
           <w:rFonts w:ascii="Arial Narrow" w:eastAsia="Arial Narrow" w:hAnsi="Arial Narrow" w:cs="Arial Narrow"/>
           <w:kern w:val="0"/>
-          <w14:ligatures w14:val="none"/>
+          <ns2:ligatures ns2:val="none"/>
         </w:rPr>
         <w:t>los proveedores denunciados habrían efectuado cobros duplicados en los meses de mayo y agosto de 2022 por un monto de S/ 59,80 cada uno, a pesar de que la prima mensual del seguro ascendía únicamente a S/ 29,90</w:t>
       </w:r>
@@ -3988,7 +3988,7 @@
         <w:rPr>
           <w:rFonts w:ascii="Arial Narrow" w:eastAsia="Arial Narrow" w:hAnsi="Arial Narrow" w:cs="Arial Narrow"/>
           <w:kern w:val="0"/>
-          <w14:ligatures w14:val="none"/>
+          <ns2:ligatures ns2:val="none"/>
         </w:rPr>
         <w:t>; involucraría una presunta afectación a sus expectativas, quien no habría encontrado una correspondencia entre lo que esperaba recibir de parte del proveedor y lo que realmente recibió. Por consiguiente, corresponde calificar el hecho materia de denuncia como una presunta infracción al deber de idoneidad, tipificado en los artículos 18</w:t>
       </w:r>
@@ -3998,7 +3998,7 @@
           <w:color w:val="000000"/>
           <w:kern w:val="0"/>
           <w:lang w:eastAsia="es-PE"/>
-          <w14:ligatures w14:val="none"/>
+          <ns2:ligatures ns2:val="none"/>
         </w:rPr>
         <w:t/>
       </w:r>
@@ -4006,7 +4006,7 @@
         <w:rPr>
           <w:rFonts w:ascii="Arial Narrow" w:eastAsia="Arial Narrow" w:hAnsi="Arial Narrow" w:cs="Arial Narrow"/>
           <w:kern w:val="0"/>
-          <w14:ligatures w14:val="none"/>
+          <ns2:ligatures ns2:val="none"/>
         </w:rPr>
         <w:t xml:space="preserve"> y 19</w:t>
       </w:r>
@@ -4016,7 +4016,7 @@
           <w:color w:val="000000"/>
           <w:kern w:val="0"/>
           <w:lang w:eastAsia="es-PE"/>
-          <w14:ligatures w14:val="none"/>
+          <ns2:ligatures ns2:val="none"/>
         </w:rPr>
         <w:t/>
       </w:r>
@@ -4024,23 +4024,23 @@
         <w:rPr>
           <w:rFonts w:ascii="Arial Narrow" w:eastAsia="Arial Narrow" w:hAnsi="Arial Narrow" w:cs="Arial Narrow"/>
           <w:kern w:val="0"/>
-          <w14:ligatures w14:val="none"/>
+          <ns2:ligatures ns2:val="none"/>
         </w:rPr>
         <w:t xml:space="preserve"> del Código.</w:t>
       </w:r>
     </w:p>
-    <w:p>
-      <w:pPr>
-        <w:spacing w:after="0" w:line="240" w:lineRule="auto"/>
-        <w:jc w:val="both"/>
-        <w:rPr>
-          <w:rFonts w:ascii="Arial Narrow" w:eastAsia="Arial Narrow" w:hAnsi="Arial Narrow" w:cs="Arial Narrow"/>
-          <w:kern w:val="0"/>
-          <w14:ligatures w14:val="none"/>
-        </w:rPr>
-      </w:pPr>
-    </w:p>
-    <w:p>
+    <w:p ns2:paraId="03A3E7BC" ns2:textId="77777777">
+      <w:pPr>
+        <w:spacing w:after="0" w:line="240" w:lineRule="auto"/>
+        <w:jc w:val="both"/>
+        <w:rPr>
+          <w:rFonts w:ascii="Arial Narrow" w:eastAsia="Arial Narrow" w:hAnsi="Arial Narrow" w:cs="Arial Narrow"/>
+          <w:kern w:val="0"/>
+          <ns2:ligatures ns2:val="none"/>
+        </w:rPr>
+      </w:pPr>
+    </w:p>
+    <w:p ns2:paraId="55E5A0D8" ns2:textId="05D6ECAA">
       <w:pPr>
         <w:pStyle w:val="Prrafodelista"/>
         <w:numPr>
@@ -4053,16 +4053,16 @@
         <w:rPr>
           <w:rFonts w:ascii="Arial Narrow" w:eastAsia="Arial Narrow" w:hAnsi="Arial Narrow" w:cs="Arial Narrow"/>
           <w:kern w:val="0"/>
-          <w14:ligatures w14:val="none"/>
-        </w:rPr>
-      </w:pPr>
-      <w:r>
-        <w:rPr>
-          <w:rFonts w:ascii="Arial Narrow" w:eastAsia="Times New Roman" w:hAnsi="Arial Narrow" w:cs="Arial"/>
-          <w:color w:val="000000"/>
-          <w:kern w:val="0"/>
-          <w:lang w:eastAsia="es-PE"/>
-          <w14:ligatures w14:val="none"/>
+          <ns2:ligatures ns2:val="none"/>
+        </w:rPr>
+      </w:pPr>
+      <w:r>
+        <w:rPr>
+          <w:rFonts w:ascii="Arial Narrow" w:eastAsia="Times New Roman" w:hAnsi="Arial Narrow" w:cs="Arial"/>
+          <w:color w:val="000000"/>
+          <w:kern w:val="0"/>
+          <w:lang w:eastAsia="es-PE"/>
+          <ns2:ligatures ns2:val="none"/>
         </w:rPr>
         <w:t xml:space="preserve">Además, la Secretaría Técnica, en ejercicio de sus facultades, </w:t>
       </w:r>
@@ -4072,7 +4072,7 @@
           <w:color w:val="000000"/>
           <w:kern w:val="0"/>
           <w:lang w:eastAsia="es-PE"/>
-          <w14:ligatures w14:val="none"/>
+          <ns2:ligatures ns2:val="none"/>
         </w:rPr>
         <w:t xml:space="preserve">considera </w:t>
       </w:r>
@@ -4080,7 +4080,7 @@
         <w:rPr>
           <w:rFonts w:ascii="Arial Narrow" w:eastAsia="Arial Narrow" w:hAnsi="Arial Narrow" w:cs="Arial Narrow"/>
           <w:kern w:val="0"/>
-          <w14:ligatures w14:val="none"/>
+          <ns2:ligatures ns2:val="none"/>
         </w:rPr>
         <w:t>que el hecho denunciado, consistente en que</w:t>
       </w:r>
@@ -4088,7 +4088,7 @@
         <w:rPr>
           <w:rFonts w:ascii="Arial Narrow" w:eastAsia="Arial Narrow" w:hAnsi="Arial Narrow" w:cs="Arial Narrow"/>
           <w:kern w:val="0"/>
-          <w14:ligatures w14:val="none"/>
+          <ns2:ligatures ns2:val="none"/>
         </w:rPr>
         <w:t xml:space="preserve"> </w:t>
       </w:r>
@@ -4098,7 +4098,7 @@
           <w:kern w:val="0"/>
           <w:shd w:val="clear" w:color="auto" w:fill="FFFFFF"/>
           <w:lang w:eastAsia="es-PE"/>
-          <w14:ligatures w14:val="none"/>
+          <ns2:ligatures ns2:val="none"/>
         </w:rPr>
         <w:t>el Banco Internacional del Perú-Interbank S.A.A. habría exigido la anulación de la tarjeta de la denunciante como requisito para la entrega de recibos de pago solicitados por correo electrónico, a pesar de que tal condición no fue aceptada ni solicitada por la denunciante</w:t>
       </w:r>
@@ -4108,7 +4108,7 @@
           <w:color w:val="000000"/>
           <w:kern w:val="0"/>
           <w:lang w:eastAsia="es-PE"/>
-          <w14:ligatures w14:val="none"/>
+          <ns2:ligatures ns2:val="none"/>
         </w:rPr>
         <w:t xml:space="preserve">. </w:t>
       </w:r>
@@ -4119,7 +4119,7 @@
           <w:color w:val="000000"/>
           <w:kern w:val="0"/>
           <w:lang w:eastAsia="es-PE"/>
-          <w14:ligatures w14:val="none"/>
+          <ns2:ligatures ns2:val="none"/>
         </w:rPr>
         <w:t>Por consiguiente, corresponde calificar el hecho materia de denuncia como una presunta infracción al deber de protección contra los métodos comerciales</w:t>
       </w:r>
@@ -4136,7 +4136,7 @@
           <w:color w:val="000000"/>
           <w:kern w:val="0"/>
           <w:lang w:eastAsia="es-PE"/>
-          <w14:ligatures w14:val="none"/>
+          <ns2:ligatures ns2:val="none"/>
         </w:rPr>
         <w:t>coercitivos</w:t>
       </w:r>
@@ -4147,7 +4147,7 @@
           <w:color w:val="000000"/>
           <w:kern w:val="0"/>
           <w:lang w:eastAsia="es-PE"/>
-          <w14:ligatures w14:val="none"/>
+          <ns2:ligatures ns2:val="none"/>
         </w:rPr>
         <w:t xml:space="preserve">, tipificado en </w:t>
       </w:r>
@@ -4158,7 +4158,7 @@
           <w:kern w:val="0"/>
           <w:shd w:val="clear" w:color="auto" w:fill="FFFFFF"/>
           <w:lang w:eastAsia="es-PE"/>
-          <w14:ligatures w14:val="none"/>
+          <ns2:ligatures ns2:val="none"/>
         </w:rPr>
         <w:t xml:space="preserve">literal g) del artículo 56 </w:t>
       </w:r>
@@ -4169,7 +4169,7 @@
           <w:color w:val="000000"/>
           <w:kern w:val="0"/>
           <w:lang w:eastAsia="es-PE"/>
-          <w14:ligatures w14:val="none"/>
+          <ns2:ligatures ns2:val="none"/>
         </w:rPr>
         <w:t>del Código</w:t>
       </w:r>
@@ -4189,12 +4189,12 @@
           <w:color w:val="000000"/>
           <w:kern w:val="0"/>
           <w:lang w:eastAsia="es-PE"/>
-          <w14:ligatures w14:val="none"/>
+          <ns2:ligatures ns2:val="none"/>
         </w:rPr>
         <w:t xml:space="preserve">. </w:t>
       </w:r>
     </w:p>
-    <w:p>
+    <w:p ns2:paraId="2E7770E0" ns2:textId="77777777">
       <w:pPr>
         <w:pStyle w:val="Prrafodelista"/>
         <w:spacing w:after="0" w:line="240" w:lineRule="auto"/>
@@ -4204,11 +4204,11 @@
           <w:rFonts w:ascii="Arial Narrow" w:eastAsia="Calibri" w:hAnsi="Arial Narrow" w:cs="Arial Narrow"/>
           <w:kern w:val="0"/>
           <w:lang w:eastAsia="es-PE"/>
-          <w14:ligatures w14:val="none"/>
-        </w:rPr>
-      </w:pPr>
-    </w:p>
-    <w:p>
+          <ns2:ligatures ns2:val="none"/>
+        </w:rPr>
+      </w:pPr>
+    </w:p>
+    <w:p ns2:paraId="37321452" ns2:textId="77777777">
       <w:pPr>
         <w:pStyle w:val="Prrafodelista"/>
         <w:numPr>
@@ -4222,7 +4222,7 @@
           <w:rFonts w:ascii="Arial Narrow" w:eastAsia="Calibri" w:hAnsi="Arial Narrow" w:cs="Arial Narrow"/>
           <w:kern w:val="0"/>
           <w:lang w:eastAsia="es-PE"/>
-          <w14:ligatures w14:val="none"/>
+          <ns2:ligatures ns2:val="none"/>
         </w:rPr>
       </w:pPr>
       <w:r>
@@ -4231,7 +4231,7 @@
           <w:color w:val="000000"/>
           <w:kern w:val="0"/>
           <w:lang w:eastAsia="es-PE"/>
-          <w14:ligatures w14:val="none"/>
+          <ns2:ligatures ns2:val="none"/>
         </w:rPr>
         <w:t>En tanto la denuncia reúne los requisitos establecidos por la norma citada, corresponde admitirla a trámite</w:t>
       </w:r>
@@ -4241,7 +4241,7 @@
           <w:rFonts w:ascii="Arial Narrow" w:eastAsia="Arial Narrow" w:hAnsi="Arial Narrow" w:cs="Arial Narrow"/>
           <w:kern w:val="0"/>
           <w:vertAlign w:val="superscript"/>
-          <w14:ligatures w14:val="none"/>
+          <ns2:ligatures ns2:val="none"/>
         </w:rPr>
         <w:footnoteReference w:id="8"/>
       </w:r>
@@ -4251,12 +4251,12 @@
           <w:color w:val="000000"/>
           <w:kern w:val="0"/>
           <w:lang w:eastAsia="es-PE"/>
-          <w14:ligatures w14:val="none"/>
+          <ns2:ligatures ns2:val="none"/>
         </w:rPr>
         <w:t>.</w:t>
       </w:r>
     </w:p>
-    <w:p>
+    <w:p ns2:paraId="17426A8E" ns2:textId="77777777">
       <w:pPr>
         <w:spacing w:after="0" w:line="240" w:lineRule="auto"/>
         <w:ind w:left="567"/>
@@ -4267,11 +4267,11 @@
           <w:color w:val="000000"/>
           <w:kern w:val="0"/>
           <w:lang w:eastAsia="es-PE"/>
-          <w14:ligatures w14:val="none"/>
-        </w:rPr>
-      </w:pPr>
-    </w:p>
-    <w:p>
+          <ns2:ligatures ns2:val="none"/>
+        </w:rPr>
+      </w:pPr>
+    </w:p>
+    <w:p ns2:paraId="69FE781D" ns2:textId="77777777">
       <w:pPr>
         <w:pStyle w:val="Prrafodelista"/>
         <w:numPr>
@@ -4291,22 +4291,22 @@
           <w:color w:val="000000"/>
           <w:kern w:val="0"/>
           <w:lang w:eastAsia="es-PE"/>
-          <w14:ligatures w14:val="none"/>
-        </w:rPr>
-      </w:pPr>
-      <w:r>
-        <w:rPr>
-          <w:rFonts w:ascii="Arial Narrow" w:eastAsia="Arial Narrow" w:hAnsi="Arial Narrow" w:cs="Arial Narrow"/>
-          <w:b/>
-          <w:color w:val="000000"/>
-          <w:kern w:val="0"/>
-          <w:lang w:eastAsia="es-PE"/>
-          <w14:ligatures w14:val="none"/>
+          <ns2:ligatures ns2:val="none"/>
+        </w:rPr>
+      </w:pPr>
+      <w:r>
+        <w:rPr>
+          <w:rFonts w:ascii="Arial Narrow" w:eastAsia="Arial Narrow" w:hAnsi="Arial Narrow" w:cs="Arial Narrow"/>
+          <w:b/>
+          <w:color w:val="000000"/>
+          <w:kern w:val="0"/>
+          <w:lang w:eastAsia="es-PE"/>
+          <ns2:ligatures ns2:val="none"/>
         </w:rPr>
         <w:t>REQUERIMIENTO DE INFORMACION</w:t>
       </w:r>
     </w:p>
-    <w:p>
+    <w:p ns2:paraId="6252E905" ns2:textId="77777777">
       <w:pPr>
         <w:spacing w:after="0" w:line="240" w:lineRule="auto"/>
         <w:jc w:val="both"/>
@@ -4315,11 +4315,11 @@
           <w:color w:val="000000"/>
           <w:kern w:val="0"/>
           <w:lang w:val="es-ES" w:eastAsia="es-ES"/>
-          <w14:ligatures w14:val="none"/>
-        </w:rPr>
-      </w:pPr>
-    </w:p>
-    <w:p>
+          <ns2:ligatures ns2:val="none"/>
+        </w:rPr>
+      </w:pPr>
+    </w:p>
+    <w:p ns2:paraId="21C241A8" ns2:textId="77777777">
       <w:pPr>
         <w:pStyle w:val="Prrafodelista"/>
         <w:numPr>
@@ -4334,7 +4334,7 @@
           <w:color w:val="000000"/>
           <w:kern w:val="0"/>
           <w:lang w:val="es-ES" w:eastAsia="es-ES"/>
-          <w14:ligatures w14:val="none"/>
+          <ns2:ligatures ns2:val="none"/>
         </w:rPr>
       </w:pPr>
       <w:r>
@@ -4343,12 +4343,12 @@
           <w:color w:val="000000"/>
           <w:kern w:val="0"/>
           <w:lang w:val="es-ES" w:eastAsia="es-ES"/>
-          <w14:ligatures w14:val="none"/>
+          <ns2:ligatures ns2:val="none"/>
         </w:rPr>
         <w:t>A efectos de tener mayores elementos que sirvan para la resolución definitiva del presente caso, la Secretaría Técnica, en ejercicio de las facultades que la ley le confiere, conviene requerir a los proveedores denunciados que, en un plazo no mayor de cinco (5) días hábiles contado a partir del día siguiente de la notificación de la presente resolución, cumplan con lo siguiente:</w:t>
       </w:r>
     </w:p>
-    <w:p>
+    <w:p ns2:paraId="345D7F88" ns2:textId="77777777">
       <w:pPr>
         <w:pStyle w:val="Prrafodelista"/>
         <w:spacing w:after="0" w:line="240" w:lineRule="auto"/>
@@ -4359,11 +4359,11 @@
           <w:color w:val="000000"/>
           <w:kern w:val="0"/>
           <w:lang w:val="es-ES" w:eastAsia="es-ES"/>
-          <w14:ligatures w14:val="none"/>
-        </w:rPr>
-      </w:pPr>
-    </w:p>
-    <w:p>
+          <ns2:ligatures ns2:val="none"/>
+        </w:rPr>
+      </w:pPr>
+    </w:p>
+    <w:p ns2:paraId="01F25269" ns2:textId="5DBE4272">
       <w:pPr>
         <w:pStyle w:val="Prrafodelista"/>
         <w:spacing w:after="0" w:line="240" w:lineRule="auto"/>
@@ -4374,7 +4374,7 @@
           <w:color w:val="000000"/>
           <w:kern w:val="0"/>
           <w:lang w:val="es-ES" w:eastAsia="es-ES"/>
-          <w14:ligatures w14:val="none"/>
+          <ns2:ligatures ns2:val="none"/>
         </w:rPr>
       </w:pPr>
       <w:r>
@@ -4384,7 +4384,7 @@
           <w:kern w:val="0"/>
           <w:u w:val="single"/>
           <w:lang w:val="es-ES" w:eastAsia="es-ES"/>
-          <w14:ligatures w14:val="none"/>
+          <ns2:ligatures ns2:val="none"/>
         </w:rPr>
         <w:t xml:space="preserve">A </w:t>
       </w:r>
@@ -4395,7 +4395,7 @@
           <w:kern w:val="0"/>
           <w:u w:val="single"/>
           <w:lang w:val="es-ES" w:eastAsia="es-ES"/>
-          <w14:ligatures w14:val="none"/>
+          <ns2:ligatures ns2:val="none"/>
         </w:rPr>
         <w:t>Chubb</w:t>
       </w:r>
@@ -4405,7 +4405,7 @@
           <w:color w:val="000000"/>
           <w:kern w:val="0"/>
           <w:lang w:val="es-ES" w:eastAsia="es-ES"/>
-          <w14:ligatures w14:val="none"/>
+          <ns2:ligatures ns2:val="none"/>
         </w:rPr>
         <w:t xml:space="preserve">: </w:t>
       </w:r>
@@ -4415,7 +4415,7 @@
           <w:color w:val="000000"/>
           <w:kern w:val="0"/>
           <w:lang w:val="es-ES" w:eastAsia="es-ES"/>
-          <w14:ligatures w14:val="none"/>
+          <ns2:ligatures ns2:val="none"/>
         </w:rPr>
         <w:t xml:space="preserve">(i) presentar una copia debidamente suscrita de la Póliza </w:t>
       </w:r>
@@ -4426,7 +4426,7 @@
           <w:color w:val="000000"/>
           <w:kern w:val="0"/>
           <w:lang w:val="es-ES" w:eastAsia="es-ES"/>
-          <w14:ligatures w14:val="none"/>
+          <ns2:ligatures ns2:val="none"/>
         </w:rPr>
         <w:t/>
       </w:r>
@@ -4437,7 +4437,7 @@
           <w:color w:val="000000"/>
           <w:kern w:val="0"/>
           <w:lang w:val="es-ES" w:eastAsia="es-ES"/>
-          <w14:ligatures w14:val="none"/>
+          <ns2:ligatures ns2:val="none"/>
         </w:rPr>
         <w:t xml:space="preserve"> 31-166656; y, (</w:t>
       </w:r>
@@ -4448,7 +4448,7 @@
           <w:color w:val="000000"/>
           <w:kern w:val="0"/>
           <w:lang w:val="es-ES" w:eastAsia="es-ES"/>
-          <w14:ligatures w14:val="none"/>
+          <ns2:ligatures ns2:val="none"/>
         </w:rPr>
         <w:t>ii</w:t>
       </w:r>
@@ -4459,7 +4459,7 @@
           <w:color w:val="000000"/>
           <w:kern w:val="0"/>
           <w:lang w:val="es-ES" w:eastAsia="es-ES"/>
-          <w14:ligatures w14:val="none"/>
+          <ns2:ligatures ns2:val="none"/>
         </w:rPr>
         <w:t>) presentar los medios probatorios que desvirtúen los hechos denunciados</w:t>
       </w:r>
@@ -4469,12 +4469,12 @@
           <w:color w:val="000000"/>
           <w:kern w:val="0"/>
           <w:lang w:val="es-ES" w:eastAsia="es-ES"/>
-          <w14:ligatures w14:val="none"/>
+          <ns2:ligatures ns2:val="none"/>
         </w:rPr>
         <w:t>.</w:t>
       </w:r>
     </w:p>
-    <w:p>
+    <w:p ns2:paraId="48503CFE" ns2:textId="77777777">
       <w:pPr>
         <w:pStyle w:val="Prrafodelista"/>
         <w:spacing w:after="0" w:line="240" w:lineRule="auto"/>
@@ -4486,11 +4486,11 @@
           <w:kern w:val="0"/>
           <w:u w:val="single"/>
           <w:lang w:val="es-ES" w:eastAsia="es-ES"/>
-          <w14:ligatures w14:val="none"/>
-        </w:rPr>
-      </w:pPr>
-    </w:p>
-    <w:p>
+          <ns2:ligatures ns2:val="none"/>
+        </w:rPr>
+      </w:pPr>
+    </w:p>
+    <w:p ns2:paraId="4940B49E" ns2:textId="6A93C766">
       <w:pPr>
         <w:pStyle w:val="Prrafodelista"/>
         <w:spacing w:after="0" w:line="240" w:lineRule="auto"/>
@@ -4502,7 +4502,7 @@
           <w:kern w:val="0"/>
           <w:u w:val="single"/>
           <w:lang w:val="es-ES" w:eastAsia="es-ES"/>
-          <w14:ligatures w14:val="none"/>
+          <ns2:ligatures ns2:val="none"/>
         </w:rPr>
       </w:pPr>
       <w:r>
@@ -4512,7 +4512,7 @@
           <w:kern w:val="0"/>
           <w:u w:val="single"/>
           <w:lang w:val="es-ES" w:eastAsia="es-ES"/>
-          <w14:ligatures w14:val="none"/>
+          <ns2:ligatures ns2:val="none"/>
         </w:rPr>
         <w:t>Al Banco</w:t>
       </w:r>
@@ -4522,7 +4522,7 @@
           <w:color w:val="000000"/>
           <w:kern w:val="0"/>
           <w:lang w:val="es-ES" w:eastAsia="es-ES"/>
-          <w14:ligatures w14:val="none"/>
+          <ns2:ligatures ns2:val="none"/>
         </w:rPr>
         <w:t>:</w:t>
       </w:r>
@@ -4532,7 +4532,7 @@
           <w:color w:val="000000"/>
           <w:kern w:val="0"/>
           <w:lang w:eastAsia="es-ES"/>
-          <w14:ligatures w14:val="none"/>
+          <ns2:ligatures ns2:val="none"/>
         </w:rPr>
         <w:t xml:space="preserve"> </w:t>
       </w:r>
@@ -4542,7 +4542,7 @@
           <w:color w:val="000000"/>
           <w:kern w:val="0"/>
           <w:lang w:val="es-ES" w:eastAsia="es-ES"/>
-          <w14:ligatures w14:val="none"/>
+          <ns2:ligatures ns2:val="none"/>
         </w:rPr>
         <w:t xml:space="preserve">(i) presentar una copia debidamente suscrita de la Póliza </w:t>
       </w:r>
@@ -4553,7 +4553,7 @@
           <w:color w:val="000000"/>
           <w:kern w:val="0"/>
           <w:lang w:val="es-ES" w:eastAsia="es-ES"/>
-          <w14:ligatures w14:val="none"/>
+          <ns2:ligatures ns2:val="none"/>
         </w:rPr>
         <w:t/>
       </w:r>
@@ -4564,7 +4564,7 @@
           <w:color w:val="000000"/>
           <w:kern w:val="0"/>
           <w:lang w:val="es-ES" w:eastAsia="es-ES"/>
-          <w14:ligatures w14:val="none"/>
+          <ns2:ligatures ns2:val="none"/>
         </w:rPr>
         <w:t xml:space="preserve"> 31-166656 del Seguro de Accidentes Personales materia de denuncia; y, (</w:t>
       </w:r>
@@ -4575,7 +4575,7 @@
           <w:color w:val="000000"/>
           <w:kern w:val="0"/>
           <w:lang w:val="es-ES" w:eastAsia="es-ES"/>
-          <w14:ligatures w14:val="none"/>
+          <ns2:ligatures ns2:val="none"/>
         </w:rPr>
         <w:t>ii</w:t>
       </w:r>
@@ -4586,7 +4586,7 @@
           <w:color w:val="000000"/>
           <w:kern w:val="0"/>
           <w:lang w:val="es-ES" w:eastAsia="es-ES"/>
-          <w14:ligatures w14:val="none"/>
+          <ns2:ligatures ns2:val="none"/>
         </w:rPr>
         <w:t>) presentar todas las comunicaciones cursadas con la parte denunciante en virtud de los hechos materia de denuncia</w:t>
       </w:r>
@@ -4596,12 +4596,12 @@
           <w:color w:val="000000"/>
           <w:kern w:val="0"/>
           <w:lang w:val="es-ES" w:eastAsia="es-ES"/>
-          <w14:ligatures w14:val="none"/>
+          <ns2:ligatures ns2:val="none"/>
         </w:rPr>
         <w:t>.</w:t>
       </w:r>
     </w:p>
-    <w:p>
+    <w:p ns2:paraId="525DE1CC" ns2:textId="77777777">
       <w:pPr>
         <w:spacing w:after="0" w:line="240" w:lineRule="auto"/>
         <w:jc w:val="both"/>
@@ -4610,11 +4610,11 @@
           <w:color w:val="000000"/>
           <w:kern w:val="0"/>
           <w:lang w:val="es-ES" w:eastAsia="es-ES"/>
-          <w14:ligatures w14:val="none"/>
-        </w:rPr>
-      </w:pPr>
-    </w:p>
-    <w:p>
+          <ns2:ligatures ns2:val="none"/>
+        </w:rPr>
+      </w:pPr>
+    </w:p>
+    <w:p ns2:paraId="76AC2520" ns2:textId="77777777">
       <w:pPr>
         <w:pStyle w:val="Prrafodelista"/>
         <w:spacing w:after="0" w:line="240" w:lineRule="auto"/>
@@ -4625,11 +4625,11 @@
           <w:color w:val="000000"/>
           <w:kern w:val="0"/>
           <w:lang w:val="es-ES" w:eastAsia="es-ES"/>
-          <w14:ligatures w14:val="none"/>
-        </w:rPr>
-      </w:pPr>
-    </w:p>
-    <w:p>
+          <ns2:ligatures ns2:val="none"/>
+        </w:rPr>
+      </w:pPr>
+    </w:p>
+    <w:p ns2:paraId="45192A8B" ns2:textId="77777777">
       <w:pPr>
         <w:pStyle w:val="Prrafodelista"/>
         <w:numPr>
@@ -4649,37 +4649,37 @@
           <w:color w:val="000000"/>
           <w:kern w:val="0"/>
           <w:lang w:eastAsia="es-PE"/>
-          <w14:ligatures w14:val="none"/>
-        </w:rPr>
-      </w:pPr>
-      <w:r>
-        <w:rPr>
-          <w:rFonts w:ascii="Arial Narrow" w:eastAsia="Arial Narrow" w:hAnsi="Arial Narrow" w:cs="Arial Narrow"/>
-          <w:b/>
-          <w:color w:val="000000"/>
-          <w:kern w:val="0"/>
-          <w:lang w:eastAsia="es-PE"/>
-          <w14:ligatures w14:val="none"/>
+          <ns2:ligatures ns2:val="none"/>
+        </w:rPr>
+      </w:pPr>
+      <w:r>
+        <w:rPr>
+          <w:rFonts w:ascii="Arial Narrow" w:eastAsia="Arial Narrow" w:hAnsi="Arial Narrow" w:cs="Arial Narrow"/>
+          <w:b/>
+          <w:color w:val="000000"/>
+          <w:kern w:val="0"/>
+          <w:lang w:eastAsia="es-PE"/>
+          <ns2:ligatures ns2:val="none"/>
         </w:rPr>
         <w:lastRenderedPageBreak/>
         <w:t xml:space="preserve">RESOLUCIÓN DE LA SECRETARÍA TÉCNICA </w:t>
       </w:r>
     </w:p>
-    <w:p>
-      <w:pPr>
-        <w:spacing w:after="0" w:line="240" w:lineRule="auto"/>
-        <w:jc w:val="both"/>
-        <w:rPr>
-          <w:rFonts w:ascii="Arial Narrow" w:eastAsia="Arial Narrow" w:hAnsi="Arial Narrow" w:cs="Arial Narrow"/>
-          <w:b/>
-          <w:color w:val="000000"/>
-          <w:kern w:val="0"/>
-          <w:lang w:eastAsia="es-PE"/>
-          <w14:ligatures w14:val="none"/>
-        </w:rPr>
-      </w:pPr>
-    </w:p>
-    <w:p>
+    <w:p ns2:paraId="71820251" ns2:textId="77777777">
+      <w:pPr>
+        <w:spacing w:after="0" w:line="240" w:lineRule="auto"/>
+        <w:jc w:val="both"/>
+        <w:rPr>
+          <w:rFonts w:ascii="Arial Narrow" w:eastAsia="Arial Narrow" w:hAnsi="Arial Narrow" w:cs="Arial Narrow"/>
+          <w:b/>
+          <w:color w:val="000000"/>
+          <w:kern w:val="0"/>
+          <w:lang w:eastAsia="es-PE"/>
+          <ns2:ligatures ns2:val="none"/>
+        </w:rPr>
+      </w:pPr>
+    </w:p>
+    <w:p ns2:paraId="239FC5E1" ns2:textId="1F91198C">
       <w:pPr>
         <w:spacing w:after="0" w:line="240" w:lineRule="auto"/>
         <w:jc w:val="both"/>
@@ -4688,17 +4688,17 @@
           <w:color w:val="000000"/>
           <w:kern w:val="0"/>
           <w:lang w:eastAsia="es-PE"/>
-          <w14:ligatures w14:val="none"/>
-        </w:rPr>
-      </w:pPr>
-      <w:r>
-        <w:rPr>
-          <w:rFonts w:ascii="Arial Narrow" w:eastAsia="Arial Narrow" w:hAnsi="Arial Narrow" w:cs="Arial Narrow"/>
-          <w:b/>
-          <w:color w:val="000000"/>
-          <w:kern w:val="0"/>
-          <w:lang w:eastAsia="es-PE"/>
-          <w14:ligatures w14:val="none"/>
+          <ns2:ligatures ns2:val="none"/>
+        </w:rPr>
+      </w:pPr>
+      <w:r>
+        <w:rPr>
+          <w:rFonts w:ascii="Arial Narrow" w:eastAsia="Arial Narrow" w:hAnsi="Arial Narrow" w:cs="Arial Narrow"/>
+          <w:b/>
+          <w:color w:val="000000"/>
+          <w:kern w:val="0"/>
+          <w:lang w:eastAsia="es-PE"/>
+          <ns2:ligatures ns2:val="none"/>
         </w:rPr>
         <w:t xml:space="preserve">PRIMERO: admitir a trámite la denuncia del 20 de marzo de 2025, subsanada mediante escrito del 14 de mayo de 2025, interpuesta por la señora [DENUNCIANTE] contra Chubb Perú S.A. Compañía de Seguros y Reaseguros y el Banco Internacional del Perú -Interbank S.A.A., por lo siguiente:</w:t>
       </w:r>
@@ -4709,7 +4709,7 @@
           <w:kern w:val="0"/>
           <w:shd w:val="clear" w:color="auto" w:fill="FFFFFF"/>
           <w:lang w:eastAsia="es-PE"/>
-          <w14:ligatures w14:val="none"/>
+          <ns2:ligatures ns2:val="none"/>
         </w:rPr>
         <w:t xml:space="preserve"/>
       </w:r>
@@ -4719,7 +4719,7 @@
           <w:color w:val="000000"/>
           <w:kern w:val="0"/>
           <w:lang w:val="es-ES" w:eastAsia="es-ES"/>
-          <w14:ligatures w14:val="none"/>
+          <ns2:ligatures ns2:val="none"/>
         </w:rPr>
         <w:t/>
       </w:r>
@@ -4729,7 +4729,7 @@
           <w:color w:val="000000"/>
           <w:kern w:val="0"/>
           <w:lang w:val="es-ES" w:eastAsia="es-ES"/>
-          <w14:ligatures w14:val="none"/>
+          <ns2:ligatures ns2:val="none"/>
         </w:rPr>
         <w:t xml:space="preserve"/>
       </w:r>
@@ -4740,7 +4740,7 @@
           <w:kern w:val="0"/>
           <w:shd w:val="clear" w:color="auto" w:fill="FFFFFF"/>
           <w:lang w:eastAsia="es-PE"/>
-          <w14:ligatures w14:val="none"/>
+          <ns2:ligatures ns2:val="none"/>
         </w:rPr>
         <w:t xml:space="preserve"/>
       </w:r>
@@ -4751,7 +4751,7 @@
           <w:kern w:val="0"/>
           <w:shd w:val="clear" w:color="auto" w:fill="FFFFFF"/>
           <w:lang w:eastAsia="es-PE"/>
-          <w14:ligatures w14:val="none"/>
+          <ns2:ligatures ns2:val="none"/>
         </w:rPr>
         <w:t/>
       </w:r>
@@ -4762,7 +4762,7 @@
           <w:kern w:val="0"/>
           <w:shd w:val="clear" w:color="auto" w:fill="FFFFFF"/>
           <w:lang w:eastAsia="es-PE"/>
-          <w14:ligatures w14:val="none"/>
+          <ns2:ligatures ns2:val="none"/>
         </w:rPr>
         <w:t xml:space="preserve"/>
       </w:r>
@@ -4773,7 +4773,7 @@
           <w:kern w:val="0"/>
           <w:shd w:val="clear" w:color="auto" w:fill="FFFFFF"/>
           <w:lang w:eastAsia="es-PE"/>
-          <w14:ligatures w14:val="none"/>
+          <ns2:ligatures ns2:val="none"/>
         </w:rPr>
         <w:t/>
       </w:r>
@@ -4784,7 +4784,7 @@
           <w:kern w:val="0"/>
           <w:shd w:val="clear" w:color="auto" w:fill="FFFFFF"/>
           <w:lang w:eastAsia="es-PE"/>
-          <w14:ligatures w14:val="none"/>
+          <ns2:ligatures ns2:val="none"/>
         </w:rPr>
         <w:t xml:space="preserve"/>
       </w:r>
@@ -4795,7 +4795,7 @@
           <w:kern w:val="0"/>
           <w:shd w:val="clear" w:color="auto" w:fill="FFFFFF"/>
           <w:lang w:eastAsia="es-PE"/>
-          <w14:ligatures w14:val="none"/>
+          <ns2:ligatures ns2:val="none"/>
         </w:rPr>
         <w:t xml:space="preserve"/>
       </w:r>
@@ -4806,7 +4806,7 @@
           <w:kern w:val="0"/>
           <w:shd w:val="clear" w:color="auto" w:fill="FFFFFF"/>
           <w:lang w:eastAsia="es-PE"/>
-          <w14:ligatures w14:val="none"/>
+          <ns2:ligatures ns2:val="none"/>
         </w:rPr>
         <w:t xml:space="preserve"/>
       </w:r>
@@ -4824,12 +4824,12 @@
           <w:kern w:val="0"/>
           <w:shd w:val="clear" w:color="auto" w:fill="FFFFFF"/>
           <w:lang w:eastAsia="es-PE"/>
-          <w14:ligatures w14:val="none"/>
+          <ns2:ligatures ns2:val="none"/>
         </w:rPr>
         <w:t/>
       </w:r>
     </w:p>
-    <w:p>
+    <w:p ns2:paraId="4377044E" ns2:textId="77777777">
       <w:pPr>
         <w:spacing w:after="0" w:line="240" w:lineRule="auto"/>
         <w:jc w:val="both"/>
@@ -4838,11 +4838,11 @@
           <w:color w:val="000000"/>
           <w:kern w:val="0"/>
           <w:lang w:eastAsia="es-PE"/>
-          <w14:ligatures w14:val="none"/>
-        </w:rPr>
-      </w:pPr>
-    </w:p>
-    <w:p>
+          <ns2:ligatures ns2:val="none"/>
+        </w:rPr>
+      </w:pPr>
+    </w:p>
+    <w:p ns2:paraId="10E1ED62" ns2:textId="1DE20156">
       <w:pPr>
         <w:pStyle w:val="Prrafodelista"/>
         <w:numPr>
@@ -4859,7 +4859,7 @@
         <w:rPr>
           <w:rFonts w:ascii="Arial Narrow" w:eastAsia="Arial Narrow" w:hAnsi="Arial Narrow" w:cs="Arial Narrow"/>
           <w:kern w:val="0"/>
-          <w14:ligatures w14:val="none"/>
+          <ns2:ligatures ns2:val="none"/>
         </w:rPr>
       </w:pPr>
       <w:r>
@@ -4868,7 +4868,7 @@
           <w:color w:val="000000"/>
           <w:kern w:val="0"/>
           <w:lang w:eastAsia="es-PE"/>
-          <w14:ligatures w14:val="none"/>
+          <ns2:ligatures ns2:val="none"/>
         </w:rPr>
         <w:t>Presunta</w:t>
       </w:r>
@@ -4878,7 +4878,7 @@
           <w:kern w:val="0"/>
           <w:shd w:val="clear" w:color="auto" w:fill="FFFFFF"/>
           <w:lang w:eastAsia="es-PE"/>
-          <w14:ligatures w14:val="none"/>
+          <ns2:ligatures ns2:val="none"/>
         </w:rPr>
         <w:t xml:space="preserve"> infracción a los artículos 18 y 19</w:t>
       </w:r>
@@ -4887,7 +4887,7 @@
           <w:rFonts w:ascii="Arial Narrow" w:eastAsia="Calibri" w:hAnsi="Arial Narrow" w:cs="Arial Narrow"/>
           <w:kern w:val="0"/>
           <w:lang w:eastAsia="es-PE"/>
-          <w14:ligatures w14:val="none"/>
+          <ns2:ligatures ns2:val="none"/>
         </w:rPr>
         <w:t xml:space="preserve"> de </w:t>
       </w:r>
@@ -4897,7 +4897,7 @@
           <w:kern w:val="0"/>
           <w:shd w:val="clear" w:color="auto" w:fill="FFFFFF"/>
           <w:lang w:eastAsia="es-PE"/>
-          <w14:ligatures w14:val="none"/>
+          <ns2:ligatures ns2:val="none"/>
         </w:rPr>
         <w:t>la Ley 29571, Código de Protección y Defensa del Consumidor, en tanto</w:t>
       </w:r>
@@ -4905,7 +4905,7 @@
         <w:rPr>
           <w:rFonts w:ascii="Arial Narrow" w:eastAsia="Arial Narrow" w:hAnsi="Arial Narrow" w:cs="Arial Narrow"/>
           <w:kern w:val="0"/>
-          <w14:ligatures w14:val="none"/>
+          <ns2:ligatures ns2:val="none"/>
         </w:rPr>
         <w:t xml:space="preserve"> </w:t>
       </w:r>
@@ -4913,7 +4913,7 @@
         <w:rPr>
           <w:rFonts w:ascii="Arial Narrow" w:eastAsia="Arial Narrow" w:hAnsi="Arial Narrow" w:cs="Arial Narrow"/>
           <w:kern w:val="0"/>
-          <w14:ligatures w14:val="none"/>
+          <ns2:ligatures ns2:val="none"/>
         </w:rPr>
         <w:t xml:space="preserve">la compañía aseguradora no habría considerado la fecha </w:t>
       </w:r>
@@ -4921,7 +4921,7 @@
         <w:rPr>
           <w:rFonts w:ascii="Arial Narrow" w:eastAsia="Arial Narrow" w:hAnsi="Arial Narrow" w:cs="Arial Narrow"/>
           <w:kern w:val="0"/>
-          <w14:ligatures w14:val="none"/>
+          <ns2:ligatures ns2:val="none"/>
         </w:rPr>
         <w:t>de la ocurrencia</w:t>
       </w:r>
@@ -4929,7 +4929,7 @@
         <w:rPr>
           <w:rFonts w:ascii="Arial Narrow" w:eastAsia="Arial Narrow" w:hAnsi="Arial Narrow" w:cs="Arial Narrow"/>
           <w:kern w:val="0"/>
-          <w14:ligatures w14:val="none"/>
+          <ns2:ligatures ns2:val="none"/>
         </w:rPr>
         <w:t xml:space="preserve"> del siniestro el 17 de julio de 2023 para otorgar la cobertura del Seguro de Accidentes Personales presentada por la denunciante en virtud de la invalidez total permanente que padece</w:t>
       </w:r>
@@ -4937,12 +4937,12 @@
         <w:rPr>
           <w:rFonts w:ascii="Arial Narrow" w:eastAsia="Arial Narrow" w:hAnsi="Arial Narrow" w:cs="Arial Narrow"/>
           <w:kern w:val="0"/>
-          <w14:ligatures w14:val="none"/>
+          <ns2:ligatures ns2:val="none"/>
         </w:rPr>
         <w:t>.</w:t>
       </w:r>
     </w:p>
-    <w:p>
+    <w:p ns2:paraId="7C602E6C" ns2:textId="77777777">
       <w:pPr>
         <w:spacing w:after="0" w:line="240" w:lineRule="auto"/>
         <w:jc w:val="both"/>
@@ -4951,11 +4951,11 @@
           <w:color w:val="000000"/>
           <w:kern w:val="0"/>
           <w:lang w:eastAsia="es-PE"/>
-          <w14:ligatures w14:val="none"/>
-        </w:rPr>
-      </w:pPr>
-    </w:p>
-    <w:p>
+          <ns2:ligatures ns2:val="none"/>
+        </w:rPr>
+      </w:pPr>
+    </w:p>
+    <w:p ns2:paraId="7CB31A14" ns2:textId="6B598D25">
       <w:pPr>
         <w:pStyle w:val="Prrafodelista"/>
         <w:numPr>
@@ -4972,7 +4972,7 @@
         <w:rPr>
           <w:rFonts w:ascii="Arial Narrow" w:eastAsia="Arial Narrow" w:hAnsi="Arial Narrow" w:cs="Arial Narrow"/>
           <w:kern w:val="0"/>
-          <w14:ligatures w14:val="none"/>
+          <ns2:ligatures ns2:val="none"/>
         </w:rPr>
       </w:pPr>
       <w:r>
@@ -4981,7 +4981,7 @@
           <w:color w:val="000000"/>
           <w:kern w:val="0"/>
           <w:lang w:eastAsia="es-PE"/>
-          <w14:ligatures w14:val="none"/>
+          <ns2:ligatures ns2:val="none"/>
         </w:rPr>
         <w:t>Presunta</w:t>
       </w:r>
@@ -4991,7 +4991,7 @@
           <w:kern w:val="0"/>
           <w:shd w:val="clear" w:color="auto" w:fill="FFFFFF"/>
           <w:lang w:eastAsia="es-PE"/>
-          <w14:ligatures w14:val="none"/>
+          <ns2:ligatures ns2:val="none"/>
         </w:rPr>
         <w:t xml:space="preserve"> infracción a los artículos 18 y 19</w:t>
       </w:r>
@@ -5000,7 +5000,7 @@
           <w:rFonts w:ascii="Arial Narrow" w:eastAsia="Calibri" w:hAnsi="Arial Narrow" w:cs="Arial Narrow"/>
           <w:kern w:val="0"/>
           <w:lang w:eastAsia="es-PE"/>
-          <w14:ligatures w14:val="none"/>
+          <ns2:ligatures ns2:val="none"/>
         </w:rPr>
         <w:t xml:space="preserve"> de </w:t>
       </w:r>
@@ -5010,7 +5010,7 @@
           <w:kern w:val="0"/>
           <w:shd w:val="clear" w:color="auto" w:fill="FFFFFF"/>
           <w:lang w:eastAsia="es-PE"/>
-          <w14:ligatures w14:val="none"/>
+          <ns2:ligatures ns2:val="none"/>
         </w:rPr>
         <w:t>la Ley 29571, Código de Protección y Defensa del Consumidor, en tanto</w:t>
       </w:r>
@@ -5018,7 +5018,7 @@
         <w:rPr>
           <w:rFonts w:ascii="Arial Narrow" w:eastAsia="Arial Narrow" w:hAnsi="Arial Narrow" w:cs="Arial Narrow"/>
           <w:kern w:val="0"/>
-          <w14:ligatures w14:val="none"/>
+          <ns2:ligatures ns2:val="none"/>
         </w:rPr>
         <w:t xml:space="preserve"> </w:t>
       </w:r>
@@ -5028,7 +5028,7 @@
           <w:kern w:val="0"/>
           <w:shd w:val="clear" w:color="auto" w:fill="FFFFFF"/>
           <w:lang w:eastAsia="es-PE"/>
-          <w14:ligatures w14:val="none"/>
+          <ns2:ligatures ns2:val="none"/>
         </w:rPr>
         <w:t xml:space="preserve">el </w:t>
       </w:r>
@@ -5043,7 +5043,7 @@
         <w:rPr>
           <w:rFonts w:ascii="Arial Narrow" w:eastAsia="Arial Narrow" w:hAnsi="Arial Narrow" w:cs="Arial Narrow"/>
           <w:kern w:val="0"/>
-          <w14:ligatures w14:val="none"/>
+          <ns2:ligatures ns2:val="none"/>
         </w:rPr>
         <w:t>habría anulado indebidamente su tarjeta de crédito, pese a que la fecha de caducidad era junio de 2024</w:t>
       </w:r>
@@ -5051,7 +5051,7 @@
         <w:rPr>
           <w:rFonts w:ascii="Arial Narrow" w:eastAsia="Arial Narrow" w:hAnsi="Arial Narrow" w:cs="Arial Narrow"/>
           <w:kern w:val="0"/>
-          <w14:ligatures w14:val="none"/>
+          <ns2:ligatures ns2:val="none"/>
         </w:rPr>
         <w:t>.</w:t>
       </w:r>
@@ -5061,12 +5061,12 @@
           <w:color w:val="000000"/>
           <w:kern w:val="0"/>
           <w:lang w:eastAsia="es-ES"/>
-          <w14:ligatures w14:val="none"/>
+          <ns2:ligatures ns2:val="none"/>
         </w:rPr>
         <w:t xml:space="preserve"> </w:t>
       </w:r>
     </w:p>
-    <w:p>
+    <w:p ns2:paraId="64005B15" ns2:textId="77777777">
       <w:pPr>
         <w:spacing w:after="0" w:line="240" w:lineRule="auto"/>
         <w:jc w:val="both"/>
@@ -5075,11 +5075,11 @@
           <w:color w:val="000000"/>
           <w:kern w:val="0"/>
           <w:lang w:eastAsia="es-PE"/>
-          <w14:ligatures w14:val="none"/>
-        </w:rPr>
-      </w:pPr>
-    </w:p>
-    <w:p>
+          <ns2:ligatures ns2:val="none"/>
+        </w:rPr>
+      </w:pPr>
+    </w:p>
+    <w:p ns2:paraId="496F965C" ns2:textId="255DDA6D">
       <w:pPr>
         <w:pStyle w:val="Prrafodelista"/>
         <w:numPr>
@@ -5096,7 +5096,7 @@
         <w:rPr>
           <w:rFonts w:ascii="Arial Narrow" w:eastAsia="Arial Narrow" w:hAnsi="Arial Narrow" w:cs="Arial Narrow"/>
           <w:kern w:val="0"/>
-          <w14:ligatures w14:val="none"/>
+          <ns2:ligatures ns2:val="none"/>
         </w:rPr>
       </w:pPr>
       <w:r>
@@ -5105,7 +5105,7 @@
           <w:color w:val="000000"/>
           <w:kern w:val="0"/>
           <w:lang w:eastAsia="es-PE"/>
-          <w14:ligatures w14:val="none"/>
+          <ns2:ligatures ns2:val="none"/>
         </w:rPr>
         <w:t>Presunta</w:t>
       </w:r>
@@ -5115,7 +5115,7 @@
           <w:kern w:val="0"/>
           <w:shd w:val="clear" w:color="auto" w:fill="FFFFFF"/>
           <w:lang w:eastAsia="es-PE"/>
-          <w14:ligatures w14:val="none"/>
+          <ns2:ligatures ns2:val="none"/>
         </w:rPr>
         <w:t xml:space="preserve"> infracción a los artículos 18 y 19</w:t>
       </w:r>
@@ -5124,7 +5124,7 @@
           <w:rFonts w:ascii="Arial Narrow" w:eastAsia="Calibri" w:hAnsi="Arial Narrow" w:cs="Arial Narrow"/>
           <w:kern w:val="0"/>
           <w:lang w:eastAsia="es-PE"/>
-          <w14:ligatures w14:val="none"/>
+          <ns2:ligatures ns2:val="none"/>
         </w:rPr>
         <w:t xml:space="preserve"> de </w:t>
       </w:r>
@@ -5134,7 +5134,7 @@
           <w:kern w:val="0"/>
           <w:shd w:val="clear" w:color="auto" w:fill="FFFFFF"/>
           <w:lang w:eastAsia="es-PE"/>
-          <w14:ligatures w14:val="none"/>
+          <ns2:ligatures ns2:val="none"/>
         </w:rPr>
         <w:t>la Ley 29571, Código de Protección y Defensa del Consumidor, en tanto</w:t>
       </w:r>
@@ -5142,7 +5142,7 @@
         <w:rPr>
           <w:rFonts w:ascii="Arial Narrow" w:eastAsia="Arial Narrow" w:hAnsi="Arial Narrow" w:cs="Arial Narrow"/>
           <w:kern w:val="0"/>
-          <w14:ligatures w14:val="none"/>
+          <ns2:ligatures ns2:val="none"/>
         </w:rPr>
         <w:t xml:space="preserve"> </w:t>
       </w:r>
@@ -5150,7 +5150,7 @@
         <w:rPr>
           <w:rFonts w:ascii="Arial Narrow" w:eastAsia="Arial Narrow" w:hAnsi="Arial Narrow" w:cs="Arial Narrow"/>
           <w:kern w:val="0"/>
-          <w14:ligatures w14:val="none"/>
+          <ns2:ligatures ns2:val="none"/>
         </w:rPr>
         <w:t>la compañía aseguradora habría anulado indebidamente el Seguro</w:t>
       </w:r>
@@ -5158,7 +5158,7 @@
         <w:rPr>
           <w:rFonts w:ascii="Arial Narrow" w:eastAsia="Arial Narrow" w:hAnsi="Arial Narrow" w:cs="Arial Narrow"/>
           <w:kern w:val="0"/>
-          <w14:ligatures w14:val="none"/>
+          <ns2:ligatures ns2:val="none"/>
         </w:rPr>
         <w:t xml:space="preserve"> Chubb </w:t>
       </w:r>
@@ -5166,7 +5166,7 @@
         <w:rPr>
           <w:rFonts w:ascii="Arial Narrow" w:eastAsia="Arial Narrow" w:hAnsi="Arial Narrow" w:cs="Arial Narrow"/>
           <w:kern w:val="0"/>
-          <w14:ligatures w14:val="none"/>
+          <ns2:ligatures ns2:val="none"/>
         </w:rPr>
         <w:t>Perú</w:t>
       </w:r>
@@ -5174,7 +5174,7 @@
         <w:rPr>
           <w:rFonts w:ascii="Arial Narrow" w:eastAsia="Arial Narrow" w:hAnsi="Arial Narrow" w:cs="Arial Narrow"/>
           <w:kern w:val="0"/>
-          <w14:ligatures w14:val="none"/>
+          <ns2:ligatures ns2:val="none"/>
         </w:rPr>
         <w:t xml:space="preserve"> </w:t>
       </w:r>
@@ -5183,7 +5183,7 @@
         <w:rPr>
           <w:rFonts w:ascii="Arial Narrow" w:eastAsia="Arial Narrow" w:hAnsi="Arial Narrow" w:cs="Arial Narrow"/>
           <w:kern w:val="0"/>
-          <w14:ligatures w14:val="none"/>
+          <ns2:ligatures ns2:val="none"/>
         </w:rPr>
         <w:t>Multiprotección</w:t>
       </w:r>
@@ -5192,7 +5192,7 @@
         <w:rPr>
           <w:rFonts w:ascii="Arial Narrow" w:eastAsia="Arial Narrow" w:hAnsi="Arial Narrow" w:cs="Arial Narrow"/>
           <w:kern w:val="0"/>
-          <w14:ligatures w14:val="none"/>
+          <ns2:ligatures ns2:val="none"/>
         </w:rPr>
         <w:t xml:space="preserve"> contratado por la denunciante, pese al descuento de las primas</w:t>
       </w:r>
@@ -5200,12 +5200,12 @@
         <w:rPr>
           <w:rFonts w:ascii="Arial Narrow" w:eastAsia="Arial Narrow" w:hAnsi="Arial Narrow" w:cs="Arial Narrow"/>
           <w:kern w:val="0"/>
-          <w14:ligatures w14:val="none"/>
+          <ns2:ligatures ns2:val="none"/>
         </w:rPr>
         <w:t>.</w:t>
       </w:r>
     </w:p>
-    <w:p>
+    <w:p ns2:paraId="0D3F1E06" ns2:textId="77777777">
       <w:pPr>
         <w:spacing w:after="0" w:line="240" w:lineRule="auto"/>
         <w:jc w:val="both"/>
@@ -5214,11 +5214,11 @@
           <w:color w:val="000000"/>
           <w:kern w:val="0"/>
           <w:lang w:eastAsia="es-PE"/>
-          <w14:ligatures w14:val="none"/>
-        </w:rPr>
-      </w:pPr>
-    </w:p>
-    <w:p>
+          <ns2:ligatures ns2:val="none"/>
+        </w:rPr>
+      </w:pPr>
+    </w:p>
+    <w:p ns2:paraId="31CDF477" ns2:textId="01795EBB">
       <w:pPr>
         <w:pStyle w:val="Prrafodelista"/>
         <w:numPr>
@@ -5235,7 +5235,7 @@
         <w:rPr>
           <w:rFonts w:ascii="Arial Narrow" w:eastAsia="Arial Narrow" w:hAnsi="Arial Narrow" w:cs="Arial Narrow"/>
           <w:kern w:val="0"/>
-          <w14:ligatures w14:val="none"/>
+          <ns2:ligatures ns2:val="none"/>
         </w:rPr>
       </w:pPr>
       <w:r>
@@ -5245,7 +5245,7 @@
           <w:kern w:val="0"/>
           <w:shd w:val="clear" w:color="auto" w:fill="FFFFFF"/>
           <w:lang w:eastAsia="es-PE"/>
-          <w14:ligatures w14:val="none"/>
+          <ns2:ligatures ns2:val="none"/>
         </w:rPr>
         <w:t>P</w:t>
       </w:r>
@@ -5256,7 +5256,7 @@
           <w:kern w:val="0"/>
           <w:shd w:val="clear" w:color="auto" w:fill="FFFFFF"/>
           <w:lang w:eastAsia="es-PE"/>
-          <w14:ligatures w14:val="none"/>
+          <ns2:ligatures ns2:val="none"/>
         </w:rPr>
         <w:t xml:space="preserve">resunta infracción </w:t>
       </w:r>
@@ -5267,7 +5267,7 @@
           <w:kern w:val="0"/>
           <w:shd w:val="clear" w:color="auto" w:fill="FFFFFF"/>
           <w:lang w:eastAsia="es-PE"/>
-          <w14:ligatures w14:val="none"/>
+          <ns2:ligatures ns2:val="none"/>
         </w:rPr>
         <w:t xml:space="preserve">al literal </w:t>
       </w:r>
@@ -5278,7 +5278,7 @@
           <w:kern w:val="0"/>
           <w:shd w:val="clear" w:color="auto" w:fill="FFFFFF"/>
           <w:lang w:eastAsia="es-PE"/>
-          <w14:ligatures w14:val="none"/>
+          <ns2:ligatures ns2:val="none"/>
         </w:rPr>
         <w:t>b</w:t>
       </w:r>
@@ -5289,7 +5289,7 @@
           <w:kern w:val="0"/>
           <w:shd w:val="clear" w:color="auto" w:fill="FFFFFF"/>
           <w:lang w:eastAsia="es-PE"/>
-          <w14:ligatures w14:val="none"/>
+          <ns2:ligatures ns2:val="none"/>
         </w:rPr>
         <w:t>) del artículo 56</w:t>
       </w:r>
@@ -5300,7 +5300,7 @@
           <w:kern w:val="0"/>
           <w:shd w:val="clear" w:color="auto" w:fill="FFFFFF"/>
           <w:lang w:eastAsia="es-PE"/>
-          <w14:ligatures w14:val="none"/>
+          <ns2:ligatures ns2:val="none"/>
         </w:rPr>
         <w:t/>
       </w:r>
@@ -5311,7 +5311,7 @@
           <w:kern w:val="0"/>
           <w:shd w:val="clear" w:color="auto" w:fill="FFFFFF"/>
           <w:lang w:eastAsia="es-PE"/>
-          <w14:ligatures w14:val="none"/>
+          <ns2:ligatures ns2:val="none"/>
         </w:rPr>
         <w:t xml:space="preserve"> </w:t>
       </w:r>
@@ -5322,7 +5322,7 @@
           <w:kern w:val="0"/>
           <w:shd w:val="clear" w:color="auto" w:fill="FFFFFF"/>
           <w:lang w:eastAsia="es-PE"/>
-          <w14:ligatures w14:val="none"/>
+          <ns2:ligatures ns2:val="none"/>
         </w:rPr>
         <w:t>de la Ley 29571</w:t>
       </w:r>
@@ -5332,7 +5332,7 @@
           <w:kern w:val="0"/>
           <w:shd w:val="clear" w:color="auto" w:fill="FFFFFF"/>
           <w:lang w:eastAsia="es-PE"/>
-          <w14:ligatures w14:val="none"/>
+          <ns2:ligatures ns2:val="none"/>
         </w:rPr>
         <w:t>, Código de Protección y Defensa del Consumidor, en tanto</w:t>
       </w:r>
@@ -5340,7 +5340,7 @@
         <w:rPr>
           <w:rFonts w:ascii="Arial Narrow" w:eastAsia="Arial Narrow" w:hAnsi="Arial Narrow" w:cs="Arial Narrow"/>
           <w:kern w:val="0"/>
-          <w14:ligatures w14:val="none"/>
+          <ns2:ligatures ns2:val="none"/>
         </w:rPr>
         <w:t xml:space="preserve"> </w:t>
       </w:r>
@@ -5348,7 +5348,7 @@
         <w:rPr>
           <w:rFonts w:ascii="Arial Narrow" w:eastAsia="Arial Narrow" w:hAnsi="Arial Narrow" w:cs="Arial Narrow"/>
           <w:kern w:val="0"/>
-          <w14:ligatures w14:val="none"/>
+          <ns2:ligatures ns2:val="none"/>
         </w:rPr>
         <w:t xml:space="preserve">la compañía aseguradora habría contratado indebidamente a favor de la denunciante </w:t>
       </w:r>
@@ -5356,7 +5356,7 @@
         <w:rPr>
           <w:rFonts w:ascii="Arial Narrow" w:eastAsia="Arial Narrow" w:hAnsi="Arial Narrow" w:cs="Arial Narrow"/>
           <w:kern w:val="0"/>
-          <w14:ligatures w14:val="none"/>
+          <ns2:ligatures ns2:val="none"/>
         </w:rPr>
         <w:t>el “</w:t>
       </w:r>
@@ -5365,7 +5365,7 @@
         <w:rPr>
           <w:rFonts w:ascii="Arial Narrow" w:eastAsia="Arial Narrow" w:hAnsi="Arial Narrow" w:cs="Arial Narrow"/>
           <w:kern w:val="0"/>
-          <w14:ligatures w14:val="none"/>
+          <ns2:ligatures ns2:val="none"/>
         </w:rPr>
         <w:t>chubb</w:t>
       </w:r>
@@ -5374,7 +5374,7 @@
         <w:rPr>
           <w:rFonts w:ascii="Arial Narrow" w:eastAsia="Arial Narrow" w:hAnsi="Arial Narrow" w:cs="Arial Narrow"/>
           <w:kern w:val="0"/>
-          <w14:ligatures w14:val="none"/>
+          <ns2:ligatures ns2:val="none"/>
         </w:rPr>
         <w:t xml:space="preserve"> </w:t>
       </w:r>
@@ -5383,7 +5383,7 @@
         <w:rPr>
           <w:rFonts w:ascii="Arial Narrow" w:eastAsia="Arial Narrow" w:hAnsi="Arial Narrow" w:cs="Arial Narrow"/>
           <w:kern w:val="0"/>
-          <w14:ligatures w14:val="none"/>
+          <ns2:ligatures ns2:val="none"/>
         </w:rPr>
         <w:t>perú</w:t>
       </w:r>
@@ -5392,7 +5392,7 @@
         <w:rPr>
           <w:rFonts w:ascii="Arial Narrow" w:eastAsia="Arial Narrow" w:hAnsi="Arial Narrow" w:cs="Arial Narrow"/>
           <w:kern w:val="0"/>
-          <w14:ligatures w14:val="none"/>
+          <ns2:ligatures ns2:val="none"/>
         </w:rPr>
         <w:t xml:space="preserve"> </w:t>
       </w:r>
@@ -5401,7 +5401,7 @@
         <w:rPr>
           <w:rFonts w:ascii="Arial Narrow" w:eastAsia="Arial Narrow" w:hAnsi="Arial Narrow" w:cs="Arial Narrow"/>
           <w:kern w:val="0"/>
-          <w14:ligatures w14:val="none"/>
+          <ns2:ligatures ns2:val="none"/>
         </w:rPr>
         <w:t>Multiprotección</w:t>
       </w:r>
@@ -5410,7 +5410,7 @@
         <w:rPr>
           <w:rFonts w:ascii="Arial Narrow" w:eastAsia="Arial Narrow" w:hAnsi="Arial Narrow" w:cs="Arial Narrow"/>
           <w:kern w:val="0"/>
-          <w14:ligatures w14:val="none"/>
+          <ns2:ligatures ns2:val="none"/>
         </w:rPr>
         <w:t>”, pese a no contar con su autorización</w:t>
       </w:r>
@@ -5418,7 +5418,7 @@
         <w:rPr>
           <w:rFonts w:ascii="Arial Narrow" w:eastAsia="Arial Narrow" w:hAnsi="Arial Narrow" w:cs="Arial Narrow"/>
           <w:kern w:val="0"/>
-          <w14:ligatures w14:val="none"/>
+          <ns2:ligatures ns2:val="none"/>
         </w:rPr>
         <w:t>.</w:t>
       </w:r>
@@ -5426,12 +5426,12 @@
         <w:rPr>
           <w:rFonts w:ascii="Arial Narrow" w:eastAsia="Arial Narrow" w:hAnsi="Arial Narrow" w:cs="Arial Narrow"/>
           <w:kern w:val="0"/>
-          <w14:ligatures w14:val="none"/>
+          <ns2:ligatures ns2:val="none"/>
         </w:rPr>
         <w:t xml:space="preserve"> </w:t>
       </w:r>
     </w:p>
-    <w:p>
+    <w:p ns2:paraId="0B3E6D21" ns2:textId="77777777">
       <w:pPr>
         <w:spacing w:after="0" w:line="240" w:lineRule="auto"/>
         <w:jc w:val="both"/>
@@ -5440,11 +5440,11 @@
           <w:color w:val="000000"/>
           <w:kern w:val="0"/>
           <w:lang w:eastAsia="es-PE"/>
-          <w14:ligatures w14:val="none"/>
-        </w:rPr>
-      </w:pPr>
-    </w:p>
-    <w:p>
+          <ns2:ligatures ns2:val="none"/>
+        </w:rPr>
+      </w:pPr>
+    </w:p>
+    <w:p ns2:paraId="19E8F725" ns2:textId="7E9DA21D">
       <w:pPr>
         <w:pStyle w:val="Prrafodelista"/>
         <w:numPr>
@@ -5461,7 +5461,7 @@
         <w:rPr>
           <w:rFonts w:ascii="Arial Narrow" w:eastAsia="Arial Narrow" w:hAnsi="Arial Narrow" w:cs="Arial Narrow"/>
           <w:kern w:val="0"/>
-          <w14:ligatures w14:val="none"/>
+          <ns2:ligatures ns2:val="none"/>
         </w:rPr>
       </w:pPr>
       <w:r>
@@ -5471,7 +5471,7 @@
           <w:kern w:val="0"/>
           <w:shd w:val="clear" w:color="auto" w:fill="FFFFFF"/>
           <w:lang w:eastAsia="es-PE"/>
-          <w14:ligatures w14:val="none"/>
+          <ns2:ligatures ns2:val="none"/>
         </w:rPr>
         <w:t>P</w:t>
       </w:r>
@@ -5482,7 +5482,7 @@
           <w:kern w:val="0"/>
           <w:shd w:val="clear" w:color="auto" w:fill="FFFFFF"/>
           <w:lang w:eastAsia="es-PE"/>
-          <w14:ligatures w14:val="none"/>
+          <ns2:ligatures ns2:val="none"/>
         </w:rPr>
         <w:t xml:space="preserve">resunta infracción </w:t>
       </w:r>
@@ -5493,7 +5493,7 @@
           <w:kern w:val="0"/>
           <w:shd w:val="clear" w:color="auto" w:fill="FFFFFF"/>
           <w:lang w:eastAsia="es-PE"/>
-          <w14:ligatures w14:val="none"/>
+          <ns2:ligatures ns2:val="none"/>
         </w:rPr>
         <w:t xml:space="preserve">al literal </w:t>
       </w:r>
@@ -5504,7 +5504,7 @@
           <w:kern w:val="0"/>
           <w:shd w:val="clear" w:color="auto" w:fill="FFFFFF"/>
           <w:lang w:eastAsia="es-PE"/>
-          <w14:ligatures w14:val="none"/>
+          <ns2:ligatures ns2:val="none"/>
         </w:rPr>
         <w:t>b</w:t>
       </w:r>
@@ -5515,7 +5515,7 @@
           <w:kern w:val="0"/>
           <w:shd w:val="clear" w:color="auto" w:fill="FFFFFF"/>
           <w:lang w:eastAsia="es-PE"/>
-          <w14:ligatures w14:val="none"/>
+          <ns2:ligatures ns2:val="none"/>
         </w:rPr>
         <w:t>) del artículo 56</w:t>
       </w:r>
@@ -5526,7 +5526,7 @@
           <w:kern w:val="0"/>
           <w:shd w:val="clear" w:color="auto" w:fill="FFFFFF"/>
           <w:lang w:eastAsia="es-PE"/>
-          <w14:ligatures w14:val="none"/>
+          <ns2:ligatures ns2:val="none"/>
         </w:rPr>
         <w:t/>
       </w:r>
@@ -5537,7 +5537,7 @@
           <w:kern w:val="0"/>
           <w:shd w:val="clear" w:color="auto" w:fill="FFFFFF"/>
           <w:lang w:eastAsia="es-PE"/>
-          <w14:ligatures w14:val="none"/>
+          <ns2:ligatures ns2:val="none"/>
         </w:rPr>
         <w:t xml:space="preserve"> </w:t>
       </w:r>
@@ -5548,7 +5548,7 @@
           <w:kern w:val="0"/>
           <w:shd w:val="clear" w:color="auto" w:fill="FFFFFF"/>
           <w:lang w:eastAsia="es-PE"/>
-          <w14:ligatures w14:val="none"/>
+          <ns2:ligatures ns2:val="none"/>
         </w:rPr>
         <w:t>de la Ley 29571</w:t>
       </w:r>
@@ -5558,7 +5558,7 @@
           <w:kern w:val="0"/>
           <w:shd w:val="clear" w:color="auto" w:fill="FFFFFF"/>
           <w:lang w:eastAsia="es-PE"/>
-          <w14:ligatures w14:val="none"/>
+          <ns2:ligatures ns2:val="none"/>
         </w:rPr>
         <w:t>, Código de Protección y Defensa del Consumidor, en tanto</w:t>
       </w:r>
@@ -5566,7 +5566,7 @@
         <w:rPr>
           <w:rFonts w:ascii="Arial Narrow" w:eastAsia="Arial Narrow" w:hAnsi="Arial Narrow" w:cs="Arial Narrow"/>
           <w:kern w:val="0"/>
-          <w14:ligatures w14:val="none"/>
+          <ns2:ligatures ns2:val="none"/>
         </w:rPr>
         <w:t xml:space="preserve"> </w:t>
       </w:r>
@@ -5574,7 +5574,7 @@
         <w:rPr>
           <w:rFonts w:ascii="Arial Narrow" w:eastAsia="Arial Narrow" w:hAnsi="Arial Narrow" w:cs="Arial Narrow"/>
           <w:kern w:val="0"/>
-          <w14:ligatures w14:val="none"/>
+          <ns2:ligatures ns2:val="none"/>
         </w:rPr>
         <w:t xml:space="preserve">la compañía aseguradora habría contratado indebidamente a favor de la denunciante el “seguro </w:t>
       </w:r>
@@ -5583,7 +5583,7 @@
         <w:rPr>
           <w:rFonts w:ascii="Arial Narrow" w:eastAsia="Arial Narrow" w:hAnsi="Arial Narrow" w:cs="Arial Narrow"/>
           <w:kern w:val="0"/>
-          <w14:ligatures w14:val="none"/>
+          <ns2:ligatures ns2:val="none"/>
         </w:rPr>
         <w:t>chubb</w:t>
       </w:r>
@@ -5592,7 +5592,7 @@
         <w:rPr>
           <w:rFonts w:ascii="Arial Narrow" w:eastAsia="Arial Narrow" w:hAnsi="Arial Narrow" w:cs="Arial Narrow"/>
           <w:kern w:val="0"/>
-          <w14:ligatures w14:val="none"/>
+          <ns2:ligatures ns2:val="none"/>
         </w:rPr>
         <w:t xml:space="preserve"> </w:t>
       </w:r>
@@ -5600,7 +5600,7 @@
         <w:rPr>
           <w:rFonts w:ascii="Arial Narrow" w:eastAsia="Arial Narrow" w:hAnsi="Arial Narrow" w:cs="Arial Narrow"/>
           <w:kern w:val="0"/>
-          <w14:ligatures w14:val="none"/>
+          <ns2:ligatures ns2:val="none"/>
         </w:rPr>
         <w:t>Perú</w:t>
       </w:r>
@@ -5608,7 +5608,7 @@
         <w:rPr>
           <w:rFonts w:ascii="Arial Narrow" w:eastAsia="Arial Narrow" w:hAnsi="Arial Narrow" w:cs="Arial Narrow"/>
           <w:kern w:val="0"/>
-          <w14:ligatures w14:val="none"/>
+          <ns2:ligatures ns2:val="none"/>
         </w:rPr>
         <w:t xml:space="preserve"> pro”, pese a no contar con su autorización</w:t>
       </w:r>
@@ -5616,12 +5616,12 @@
         <w:rPr>
           <w:rFonts w:ascii="Arial Narrow" w:eastAsia="Arial Narrow" w:hAnsi="Arial Narrow" w:cs="Arial Narrow"/>
           <w:kern w:val="0"/>
-          <w14:ligatures w14:val="none"/>
+          <ns2:ligatures ns2:val="none"/>
         </w:rPr>
         <w:t xml:space="preserve">. </w:t>
       </w:r>
     </w:p>
-    <w:p>
+    <w:p ns2:paraId="6FBF533B" ns2:textId="77777777">
       <w:pPr>
         <w:spacing w:after="0" w:line="240" w:lineRule="auto"/>
         <w:jc w:val="both"/>
@@ -5630,11 +5630,11 @@
           <w:color w:val="000000"/>
           <w:kern w:val="0"/>
           <w:lang w:eastAsia="es-PE"/>
-          <w14:ligatures w14:val="none"/>
-        </w:rPr>
-      </w:pPr>
-    </w:p>
-    <w:p>
+          <ns2:ligatures ns2:val="none"/>
+        </w:rPr>
+      </w:pPr>
+    </w:p>
+    <w:p ns2:paraId="122BA031" ns2:textId="024C544E">
       <w:pPr>
         <w:pStyle w:val="Prrafodelista"/>
         <w:numPr>
@@ -5651,7 +5651,7 @@
         <w:rPr>
           <w:rFonts w:ascii="Arial Narrow" w:eastAsia="Arial Narrow" w:hAnsi="Arial Narrow" w:cs="Arial Narrow"/>
           <w:kern w:val="0"/>
-          <w14:ligatures w14:val="none"/>
+          <ns2:ligatures ns2:val="none"/>
         </w:rPr>
       </w:pPr>
       <w:r>
@@ -5660,7 +5660,7 @@
           <w:color w:val="000000"/>
           <w:kern w:val="0"/>
           <w:lang w:eastAsia="es-PE"/>
-          <w14:ligatures w14:val="none"/>
+          <ns2:ligatures ns2:val="none"/>
         </w:rPr>
         <w:t>Presunta</w:t>
       </w:r>
@@ -5670,7 +5670,7 @@
           <w:kern w:val="0"/>
           <w:shd w:val="clear" w:color="auto" w:fill="FFFFFF"/>
           <w:lang w:eastAsia="es-PE"/>
-          <w14:ligatures w14:val="none"/>
+          <ns2:ligatures ns2:val="none"/>
         </w:rPr>
         <w:t xml:space="preserve"> infracción a los artículos 18 y 19</w:t>
       </w:r>
@@ -5679,7 +5679,7 @@
           <w:rFonts w:ascii="Arial Narrow" w:eastAsia="Calibri" w:hAnsi="Arial Narrow" w:cs="Arial Narrow"/>
           <w:kern w:val="0"/>
           <w:lang w:eastAsia="es-PE"/>
-          <w14:ligatures w14:val="none"/>
+          <ns2:ligatures ns2:val="none"/>
         </w:rPr>
         <w:t xml:space="preserve"> de </w:t>
       </w:r>
@@ -5689,7 +5689,7 @@
           <w:kern w:val="0"/>
           <w:shd w:val="clear" w:color="auto" w:fill="FFFFFF"/>
           <w:lang w:eastAsia="es-PE"/>
-          <w14:ligatures w14:val="none"/>
+          <ns2:ligatures ns2:val="none"/>
         </w:rPr>
         <w:t>la Ley 29571, Código de Protección y Defensa del Consumidor, en tanto</w:t>
       </w:r>
@@ -5697,7 +5697,7 @@
         <w:rPr>
           <w:rFonts w:ascii="Arial Narrow" w:eastAsia="Arial Narrow" w:hAnsi="Arial Narrow" w:cs="Arial Narrow"/>
           <w:kern w:val="0"/>
-          <w14:ligatures w14:val="none"/>
+          <ns2:ligatures ns2:val="none"/>
         </w:rPr>
         <w:t xml:space="preserve"> </w:t>
       </w:r>
@@ -5705,7 +5705,7 @@
         <w:rPr>
           <w:rFonts w:ascii="Arial Narrow" w:eastAsia="Arial Narrow" w:hAnsi="Arial Narrow" w:cs="Arial Narrow"/>
           <w:kern w:val="0"/>
-          <w14:ligatures w14:val="none"/>
+          <ns2:ligatures ns2:val="none"/>
         </w:rPr>
         <w:t>el Banco Internacional del Perú-Interbank S.A.A. no habría cumplido con brindar una respuesta a la solicitud presentada por la denunciante el 27 de febrero de 2025 respecto los estados de cuenta correspondientes al año 2023</w:t>
       </w:r>
@@ -5713,12 +5713,12 @@
         <w:rPr>
           <w:rFonts w:ascii="Arial Narrow" w:eastAsia="Arial Narrow" w:hAnsi="Arial Narrow" w:cs="Arial Narrow"/>
           <w:kern w:val="0"/>
-          <w14:ligatures w14:val="none"/>
+          <ns2:ligatures ns2:val="none"/>
         </w:rPr>
         <w:t>.</w:t>
       </w:r>
     </w:p>
-    <w:p>
+    <w:p ns2:paraId="09F18944" ns2:textId="77777777">
       <w:pPr>
         <w:spacing w:after="0" w:line="240" w:lineRule="auto"/>
         <w:jc w:val="both"/>
@@ -5727,11 +5727,11 @@
           <w:color w:val="000000"/>
           <w:kern w:val="0"/>
           <w:lang w:eastAsia="es-PE"/>
-          <w14:ligatures w14:val="none"/>
-        </w:rPr>
-      </w:pPr>
-    </w:p>
-    <w:p>
+          <ns2:ligatures ns2:val="none"/>
+        </w:rPr>
+      </w:pPr>
+    </w:p>
+    <w:p ns2:paraId="0640F645" ns2:textId="25C1F01B">
       <w:pPr>
         <w:pStyle w:val="Prrafodelista"/>
         <w:numPr>
@@ -5748,7 +5748,7 @@
         <w:rPr>
           <w:rFonts w:ascii="Arial Narrow" w:eastAsia="Arial Narrow" w:hAnsi="Arial Narrow" w:cs="Arial Narrow"/>
           <w:kern w:val="0"/>
-          <w14:ligatures w14:val="none"/>
+          <ns2:ligatures ns2:val="none"/>
         </w:rPr>
       </w:pPr>
       <w:r>
@@ -5757,7 +5757,7 @@
           <w:color w:val="000000"/>
           <w:kern w:val="0"/>
           <w:lang w:eastAsia="es-PE"/>
-          <w14:ligatures w14:val="none"/>
+          <ns2:ligatures ns2:val="none"/>
         </w:rPr>
         <w:t>Presunta</w:t>
       </w:r>
@@ -5767,7 +5767,7 @@
           <w:kern w:val="0"/>
           <w:shd w:val="clear" w:color="auto" w:fill="FFFFFF"/>
           <w:lang w:eastAsia="es-PE"/>
-          <w14:ligatures w14:val="none"/>
+          <ns2:ligatures ns2:val="none"/>
         </w:rPr>
         <w:t xml:space="preserve"> infracción a los artículos 18 y 19</w:t>
       </w:r>
@@ -5776,7 +5776,7 @@
           <w:rFonts w:ascii="Arial Narrow" w:eastAsia="Calibri" w:hAnsi="Arial Narrow" w:cs="Arial Narrow"/>
           <w:kern w:val="0"/>
           <w:lang w:eastAsia="es-PE"/>
-          <w14:ligatures w14:val="none"/>
+          <ns2:ligatures ns2:val="none"/>
         </w:rPr>
         <w:t xml:space="preserve"> de </w:t>
       </w:r>
@@ -5786,7 +5786,7 @@
           <w:kern w:val="0"/>
           <w:shd w:val="clear" w:color="auto" w:fill="FFFFFF"/>
           <w:lang w:eastAsia="es-PE"/>
-          <w14:ligatures w14:val="none"/>
+          <ns2:ligatures ns2:val="none"/>
         </w:rPr>
         <w:t>la Ley 29571, Código de Protección y Defensa del Consumidor, en tanto</w:t>
       </w:r>
@@ -5794,7 +5794,7 @@
         <w:rPr>
           <w:rFonts w:ascii="Arial Narrow" w:eastAsia="Arial Narrow" w:hAnsi="Arial Narrow" w:cs="Arial Narrow"/>
           <w:kern w:val="0"/>
-          <w14:ligatures w14:val="none"/>
+          <ns2:ligatures ns2:val="none"/>
         </w:rPr>
         <w:t xml:space="preserve"> </w:t>
       </w:r>
@@ -5804,7 +5804,7 @@
           <w:kern w:val="0"/>
           <w:shd w:val="clear" w:color="auto" w:fill="FFFFFF"/>
           <w:lang w:eastAsia="es-PE"/>
-          <w14:ligatures w14:val="none"/>
+          <ns2:ligatures ns2:val="none"/>
         </w:rPr>
         <w:t xml:space="preserve">el </w:t>
       </w:r>
@@ -5819,7 +5819,7 @@
         <w:rPr>
           <w:rFonts w:ascii="Arial Narrow" w:eastAsia="Arial Narrow" w:hAnsi="Arial Narrow" w:cs="Arial Narrow"/>
           <w:kern w:val="0"/>
-          <w14:ligatures w14:val="none"/>
+          <ns2:ligatures ns2:val="none"/>
         </w:rPr>
         <w:t>no habría cumplido con brindar una respuesta a la solicitud presentada por la denunciante el 11 de noviembre de 2024 respecto a los estados de cuenta correspondientes al año 2023</w:t>
       </w:r>
@@ -5827,12 +5827,12 @@
         <w:rPr>
           <w:rFonts w:ascii="Arial Narrow" w:eastAsia="Arial Narrow" w:hAnsi="Arial Narrow" w:cs="Arial Narrow"/>
           <w:kern w:val="0"/>
-          <w14:ligatures w14:val="none"/>
+          <ns2:ligatures ns2:val="none"/>
         </w:rPr>
         <w:t>.</w:t>
       </w:r>
     </w:p>
-    <w:p>
+    <w:p ns2:paraId="7B59FFD0" ns2:textId="77777777">
       <w:pPr>
         <w:pStyle w:val="Prrafodelista"/>
         <w:spacing w:after="0" w:line="240" w:lineRule="auto"/>
@@ -5841,11 +5841,11 @@
         <w:rPr>
           <w:rFonts w:ascii="Arial Narrow" w:eastAsia="Arial Narrow" w:hAnsi="Arial Narrow" w:cs="Arial Narrow"/>
           <w:kern w:val="0"/>
-          <w14:ligatures w14:val="none"/>
-        </w:rPr>
-      </w:pPr>
-    </w:p>
-    <w:p>
+          <ns2:ligatures ns2:val="none"/>
+        </w:rPr>
+      </w:pPr>
+    </w:p>
+    <w:p ns2:paraId="46B7DB5A" ns2:textId="5B4F7283">
       <w:pPr>
         <w:pStyle w:val="Prrafodelista"/>
         <w:numPr>
@@ -5862,7 +5862,7 @@
         <w:rPr>
           <w:rFonts w:ascii="Arial Narrow" w:eastAsia="Arial Narrow" w:hAnsi="Arial Narrow" w:cs="Arial Narrow"/>
           <w:kern w:val="0"/>
-          <w14:ligatures w14:val="none"/>
+          <ns2:ligatures ns2:val="none"/>
         </w:rPr>
       </w:pPr>
       <w:r>
@@ -5871,7 +5871,7 @@
           <w:color w:val="000000"/>
           <w:kern w:val="0"/>
           <w:lang w:eastAsia="es-PE"/>
-          <w14:ligatures w14:val="none"/>
+          <ns2:ligatures ns2:val="none"/>
         </w:rPr>
         <w:t>Presunta infracción al artículo 1, numeral 1, literal b) y al artículo 2 de la Ley 29571, Código de Protección y Defensa del Consumidor</w:t>
       </w:r>
@@ -5881,7 +5881,7 @@
           <w:kern w:val="0"/>
           <w:shd w:val="clear" w:color="auto" w:fill="FFFFFF"/>
           <w:lang w:eastAsia="es-PE"/>
-          <w14:ligatures w14:val="none"/>
+          <ns2:ligatures ns2:val="none"/>
         </w:rPr>
         <w:t>, en tanto</w:t>
       </w:r>
@@ -5889,7 +5889,7 @@
         <w:rPr>
           <w:rFonts w:ascii="Arial Narrow" w:eastAsia="Arial Narrow" w:hAnsi="Arial Narrow" w:cs="Arial Narrow"/>
           <w:kern w:val="0"/>
-          <w14:ligatures w14:val="none"/>
+          <ns2:ligatures ns2:val="none"/>
         </w:rPr>
         <w:t xml:space="preserve"> </w:t>
       </w:r>
@@ -5897,7 +5897,7 @@
         <w:rPr>
           <w:rFonts w:ascii="Arial Narrow" w:eastAsia="Arial Narrow" w:hAnsi="Arial Narrow" w:cs="Arial Narrow"/>
           <w:kern w:val="0"/>
-          <w14:ligatures w14:val="none"/>
+          <ns2:ligatures ns2:val="none"/>
         </w:rPr>
         <w:t>la compañía aseguradora</w:t>
       </w:r>
@@ -5908,7 +5908,7 @@
           <w:kern w:val="0"/>
           <w:shd w:val="clear" w:color="auto" w:fill="FFFFFF"/>
           <w:lang w:eastAsia="es-PE"/>
-          <w14:ligatures w14:val="none"/>
+          <ns2:ligatures ns2:val="none"/>
         </w:rPr>
         <w:t xml:space="preserve"> no habría informado oportunamente a la denunciante que necesitaba el dictamen para su invalidez total y permanente</w:t>
       </w:r>
@@ -5919,12 +5919,12 @@
           <w:kern w:val="0"/>
           <w:shd w:val="clear" w:color="auto" w:fill="FFFFFF"/>
           <w:lang w:eastAsia="es-PE"/>
-          <w14:ligatures w14:val="none"/>
+          <ns2:ligatures ns2:val="none"/>
         </w:rPr>
         <w:t>.</w:t>
       </w:r>
     </w:p>
-    <w:p>
+    <w:p ns2:paraId="7865FAF8" ns2:textId="77777777">
       <w:pPr>
         <w:spacing w:after="0" w:line="240" w:lineRule="auto"/>
         <w:jc w:val="both"/>
@@ -5933,11 +5933,11 @@
           <w:color w:val="000000"/>
           <w:kern w:val="0"/>
           <w:lang w:eastAsia="es-PE"/>
-          <w14:ligatures w14:val="none"/>
-        </w:rPr>
-      </w:pPr>
-    </w:p>
-    <w:p>
+          <ns2:ligatures ns2:val="none"/>
+        </w:rPr>
+      </w:pPr>
+    </w:p>
+    <w:p ns2:paraId="47ED0DAF" ns2:textId="4768BBBF">
       <w:pPr>
         <w:pStyle w:val="Prrafodelista"/>
         <w:numPr>
@@ -5955,7 +5955,7 @@
           <w:rFonts w:ascii="Arial Narrow" w:eastAsia="Calibri" w:hAnsi="Arial Narrow" w:cs="Arial Narrow"/>
           <w:kern w:val="0"/>
           <w:lang w:eastAsia="es-PE"/>
-          <w14:ligatures w14:val="none"/>
+          <ns2:ligatures ns2:val="none"/>
         </w:rPr>
       </w:pPr>
       <w:r>
@@ -5964,7 +5964,7 @@
           <w:color w:val="000000"/>
           <w:kern w:val="0"/>
           <w:lang w:eastAsia="es-PE"/>
-          <w14:ligatures w14:val="none"/>
+          <ns2:ligatures ns2:val="none"/>
         </w:rPr>
         <w:t>Presunta</w:t>
       </w:r>
@@ -5974,7 +5974,7 @@
           <w:kern w:val="0"/>
           <w:shd w:val="clear" w:color="auto" w:fill="FFFFFF"/>
           <w:lang w:eastAsia="es-PE"/>
-          <w14:ligatures w14:val="none"/>
+          <ns2:ligatures ns2:val="none"/>
         </w:rPr>
         <w:t xml:space="preserve"> infracción a los artículos 18 y 19</w:t>
       </w:r>
@@ -5983,7 +5983,7 @@
           <w:rFonts w:ascii="Arial Narrow" w:eastAsia="Calibri" w:hAnsi="Arial Narrow" w:cs="Arial Narrow"/>
           <w:kern w:val="0"/>
           <w:lang w:eastAsia="es-PE"/>
-          <w14:ligatures w14:val="none"/>
+          <ns2:ligatures ns2:val="none"/>
         </w:rPr>
         <w:t xml:space="preserve"> de </w:t>
       </w:r>
@@ -5993,7 +5993,7 @@
           <w:kern w:val="0"/>
           <w:shd w:val="clear" w:color="auto" w:fill="FFFFFF"/>
           <w:lang w:eastAsia="es-PE"/>
-          <w14:ligatures w14:val="none"/>
+          <ns2:ligatures ns2:val="none"/>
         </w:rPr>
         <w:t>la Ley 29571, Código de Protección y Defensa del Consumidor, en tanto</w:t>
       </w:r>
@@ -6003,7 +6003,7 @@
           <w:kern w:val="0"/>
           <w:shd w:val="clear" w:color="auto" w:fill="FFFFFF"/>
           <w:lang w:eastAsia="es-PE"/>
-          <w14:ligatures w14:val="none"/>
+          <ns2:ligatures ns2:val="none"/>
         </w:rPr>
         <w:t xml:space="preserve"> </w:t>
       </w:r>
@@ -6013,7 +6013,7 @@
           <w:kern w:val="0"/>
           <w:shd w:val="clear" w:color="auto" w:fill="FFFFFF"/>
           <w:lang w:eastAsia="es-PE"/>
-          <w14:ligatures w14:val="none"/>
+          <ns2:ligatures ns2:val="none"/>
         </w:rPr>
         <w:t>el</w:t>
       </w:r>
@@ -6023,7 +6023,7 @@
           <w:kern w:val="0"/>
           <w:shd w:val="clear" w:color="auto" w:fill="FFFFFF"/>
           <w:lang w:eastAsia="es-PE"/>
-          <w14:ligatures w14:val="none"/>
+          <ns2:ligatures ns2:val="none"/>
         </w:rPr>
         <w:t xml:space="preserve"> </w:t>
       </w:r>
@@ -6091,7 +6091,7 @@
         <w:t>.</w:t>
       </w:r>
     </w:p>
-    <w:p>
+    <w:p ns2:paraId="6C32DB3F" ns2:textId="77777777">
       <w:pPr>
         <w:pStyle w:val="Prrafodelista"/>
         <w:spacing w:after="0" w:line="240" w:lineRule="auto"/>
@@ -6100,11 +6100,11 @@
         <w:rPr>
           <w:rFonts w:ascii="Arial Narrow" w:eastAsia="Arial Narrow" w:hAnsi="Arial Narrow" w:cs="Arial Narrow"/>
           <w:kern w:val="0"/>
-          <w14:ligatures w14:val="none"/>
-        </w:rPr>
-      </w:pPr>
-    </w:p>
-    <w:p>
+          <ns2:ligatures ns2:val="none"/>
+        </w:rPr>
+      </w:pPr>
+    </w:p>
+    <w:p ns2:paraId="30C3F087" ns2:textId="17A8AA53">
       <w:pPr>
         <w:pStyle w:val="Prrafodelista"/>
         <w:numPr>
@@ -6121,7 +6121,7 @@
         <w:rPr>
           <w:rFonts w:ascii="Arial Narrow" w:eastAsia="Arial Narrow" w:hAnsi="Arial Narrow" w:cs="Arial Narrow"/>
           <w:kern w:val="0"/>
-          <w14:ligatures w14:val="none"/>
+          <ns2:ligatures ns2:val="none"/>
         </w:rPr>
       </w:pPr>
       <w:r>
@@ -6130,7 +6130,7 @@
           <w:color w:val="000000"/>
           <w:kern w:val="0"/>
           <w:lang w:eastAsia="es-PE"/>
-          <w14:ligatures w14:val="none"/>
+          <ns2:ligatures ns2:val="none"/>
         </w:rPr>
         <w:t>Presunta</w:t>
       </w:r>
@@ -6140,7 +6140,7 @@
           <w:kern w:val="0"/>
           <w:shd w:val="clear" w:color="auto" w:fill="FFFFFF"/>
           <w:lang w:eastAsia="es-PE"/>
-          <w14:ligatures w14:val="none"/>
+          <ns2:ligatures ns2:val="none"/>
         </w:rPr>
         <w:t xml:space="preserve"> infracción a los artículos 18 y 19</w:t>
       </w:r>
@@ -6149,7 +6149,7 @@
           <w:rFonts w:ascii="Arial Narrow" w:eastAsia="Calibri" w:hAnsi="Arial Narrow" w:cs="Arial Narrow"/>
           <w:kern w:val="0"/>
           <w:lang w:eastAsia="es-PE"/>
-          <w14:ligatures w14:val="none"/>
+          <ns2:ligatures ns2:val="none"/>
         </w:rPr>
         <w:t xml:space="preserve"> de </w:t>
       </w:r>
@@ -6159,7 +6159,7 @@
           <w:kern w:val="0"/>
           <w:shd w:val="clear" w:color="auto" w:fill="FFFFFF"/>
           <w:lang w:eastAsia="es-PE"/>
-          <w14:ligatures w14:val="none"/>
+          <ns2:ligatures ns2:val="none"/>
         </w:rPr>
         <w:t>la Ley 29571, Código de Protección y Defensa del Consumidor, en tanto</w:t>
       </w:r>
@@ -6167,7 +6167,7 @@
         <w:rPr>
           <w:rFonts w:ascii="Arial Narrow" w:eastAsia="Arial Narrow" w:hAnsi="Arial Narrow" w:cs="Arial Narrow"/>
           <w:kern w:val="0"/>
-          <w14:ligatures w14:val="none"/>
+          <ns2:ligatures ns2:val="none"/>
         </w:rPr>
         <w:t xml:space="preserve"> </w:t>
       </w:r>
@@ -6175,7 +6175,7 @@
         <w:rPr>
           <w:rFonts w:ascii="Arial Narrow" w:eastAsia="Arial Narrow" w:hAnsi="Arial Narrow" w:cs="Arial Narrow"/>
           <w:kern w:val="0"/>
-          <w14:ligatures w14:val="none"/>
+          <ns2:ligatures ns2:val="none"/>
         </w:rPr>
         <w:t xml:space="preserve">los proveedores denunciados habrían efectuado cobros duplicados en los meses de mayo y agosto de 2022 por un monto de S/ 59,80 cada uno, a pesar de que la prima mensual </w:t>
       </w:r>
@@ -6183,7 +6183,7 @@
         <w:rPr>
           <w:rFonts w:ascii="Arial Narrow" w:eastAsia="Arial Narrow" w:hAnsi="Arial Narrow" w:cs="Arial Narrow"/>
           <w:kern w:val="0"/>
-          <w14:ligatures w14:val="none"/>
+          <ns2:ligatures ns2:val="none"/>
         </w:rPr>
         <w:t>del seguro</w:t>
       </w:r>
@@ -6191,7 +6191,7 @@
         <w:rPr>
           <w:rFonts w:ascii="Arial Narrow" w:eastAsia="Arial Narrow" w:hAnsi="Arial Narrow" w:cs="Arial Narrow"/>
           <w:kern w:val="0"/>
-          <w14:ligatures w14:val="none"/>
+          <ns2:ligatures ns2:val="none"/>
         </w:rPr>
         <w:t xml:space="preserve"> ascendía únicamente a S/ 29,90</w:t>
       </w:r>
@@ -6201,23 +6201,23 @@
           <w:color w:val="000000"/>
           <w:kern w:val="0"/>
           <w:lang w:eastAsia="es-ES"/>
-          <w14:ligatures w14:val="none"/>
+          <ns2:ligatures ns2:val="none"/>
         </w:rPr>
         <w:t xml:space="preserve">. </w:t>
       </w:r>
     </w:p>
-    <w:p>
-      <w:pPr>
-        <w:spacing w:after="0" w:line="240" w:lineRule="auto"/>
-        <w:jc w:val="both"/>
-        <w:rPr>
-          <w:rFonts w:ascii="Arial Narrow" w:eastAsia="Arial Narrow" w:hAnsi="Arial Narrow" w:cs="Arial Narrow"/>
-          <w:kern w:val="0"/>
-          <w14:ligatures w14:val="none"/>
-        </w:rPr>
-      </w:pPr>
-    </w:p>
-    <w:p>
+    <w:p ns2:paraId="6C8D88C9" ns2:textId="77777777">
+      <w:pPr>
+        <w:spacing w:after="0" w:line="240" w:lineRule="auto"/>
+        <w:jc w:val="both"/>
+        <w:rPr>
+          <w:rFonts w:ascii="Arial Narrow" w:eastAsia="Arial Narrow" w:hAnsi="Arial Narrow" w:cs="Arial Narrow"/>
+          <w:kern w:val="0"/>
+          <ns2:ligatures ns2:val="none"/>
+        </w:rPr>
+      </w:pPr>
+    </w:p>
+    <w:p ns2:paraId="0CC56D73" ns2:textId="49303C1F">
       <w:pPr>
         <w:pStyle w:val="Prrafodelista"/>
         <w:numPr>
@@ -6234,7 +6234,7 @@
         <w:rPr>
           <w:rFonts w:ascii="Arial Narrow" w:eastAsia="Arial Narrow" w:hAnsi="Arial Narrow" w:cs="Arial Narrow"/>
           <w:kern w:val="0"/>
-          <w14:ligatures w14:val="none"/>
+          <ns2:ligatures ns2:val="none"/>
         </w:rPr>
       </w:pPr>
       <w:r>
@@ -6244,7 +6244,7 @@
           <w:kern w:val="0"/>
           <w:shd w:val="clear" w:color="auto" w:fill="FFFFFF"/>
           <w:lang w:eastAsia="es-PE"/>
-          <w14:ligatures w14:val="none"/>
+          <ns2:ligatures ns2:val="none"/>
         </w:rPr>
         <w:lastRenderedPageBreak/>
         <w:t xml:space="preserve">Presunta infracción al literal g) del artículo 56 de la Ley 29571, Código de Protección y Defensa del Consumidor, en tanto </w:t>
@@ -6255,7 +6255,7 @@
           <w:kern w:val="0"/>
           <w:shd w:val="clear" w:color="auto" w:fill="FFFFFF"/>
           <w:lang w:eastAsia="es-PE"/>
-          <w14:ligatures w14:val="none"/>
+          <ns2:ligatures ns2:val="none"/>
         </w:rPr>
         <w:t xml:space="preserve">el </w:t>
       </w:r>
@@ -6270,7 +6270,7 @@
         <w:rPr>
           <w:rFonts w:ascii="Arial Narrow" w:eastAsia="Arial Narrow" w:hAnsi="Arial Narrow" w:cs="Arial Narrow"/>
           <w:kern w:val="0"/>
-          <w14:ligatures w14:val="none"/>
+          <ns2:ligatures ns2:val="none"/>
         </w:rPr>
         <w:t xml:space="preserve"> </w:t>
       </w:r>
@@ -6281,7 +6281,7 @@
           <w:kern w:val="0"/>
           <w:shd w:val="clear" w:color="auto" w:fill="FFFFFF"/>
           <w:lang w:eastAsia="es-PE"/>
-          <w14:ligatures w14:val="none"/>
+          <ns2:ligatures ns2:val="none"/>
         </w:rPr>
         <w:t>habría exigido la anulación de la tarjeta de la denunciante como requisito para la entrega de recibos de pago solicitados por correo electrónico, a pesar de que tal condición no fue aceptada ni solicitada por la denunciante</w:t>
       </w:r>
@@ -6289,23 +6289,23 @@
         <w:rPr>
           <w:rFonts w:ascii="Arial Narrow" w:eastAsia="Arial Narrow" w:hAnsi="Arial Narrow" w:cs="Arial Narrow"/>
           <w:kern w:val="0"/>
-          <w14:ligatures w14:val="none"/>
+          <ns2:ligatures ns2:val="none"/>
         </w:rPr>
         <w:t>.</w:t>
       </w:r>
     </w:p>
-    <w:p>
-      <w:pPr>
-        <w:spacing w:after="0" w:line="240" w:lineRule="auto"/>
-        <w:jc w:val="both"/>
-        <w:rPr>
-          <w:rFonts w:ascii="Arial Narrow" w:eastAsia="Arial Narrow" w:hAnsi="Arial Narrow" w:cs="Arial Narrow"/>
-          <w:kern w:val="0"/>
-          <w14:ligatures w14:val="none"/>
-        </w:rPr>
-      </w:pPr>
-    </w:p>
-    <w:p>
+    <w:p ns2:paraId="1DEB3481" ns2:textId="77777777">
+      <w:pPr>
+        <w:spacing w:after="0" w:line="240" w:lineRule="auto"/>
+        <w:jc w:val="both"/>
+        <w:rPr>
+          <w:rFonts w:ascii="Arial Narrow" w:eastAsia="Arial Narrow" w:hAnsi="Arial Narrow" w:cs="Arial Narrow"/>
+          <w:kern w:val="0"/>
+          <ns2:ligatures ns2:val="none"/>
+        </w:rPr>
+      </w:pPr>
+    </w:p>
+    <w:p ns2:paraId="634A0D61" ns2:textId="03FBB443">
       <w:pPr>
         <w:spacing w:line="240" w:lineRule="auto"/>
         <w:contextualSpacing/>
@@ -6313,17 +6313,17 @@
         <w:rPr>
           <w:rFonts w:ascii="Arial Narrow" w:eastAsia="Calibri" w:hAnsi="Arial Narrow" w:cs="Arial"/>
           <w:kern w:val="0"/>
-          <w14:ligatures w14:val="none"/>
-        </w:rPr>
-      </w:pPr>
-      <w:r>
-        <w:rPr>
-          <w:rFonts w:ascii="Arial Narrow" w:eastAsia="Arial Narrow" w:hAnsi="Arial Narrow" w:cs="Arial Narrow"/>
-          <w:b/>
-          <w:color w:val="000000"/>
-          <w:kern w:val="0"/>
-          <w:lang w:eastAsia="es-PE"/>
-          <w14:ligatures w14:val="none"/>
+          <ns2:ligatures ns2:val="none"/>
+        </w:rPr>
+      </w:pPr>
+      <w:r>
+        <w:rPr>
+          <w:rFonts w:ascii="Arial Narrow" w:eastAsia="Arial Narrow" w:hAnsi="Arial Narrow" w:cs="Arial Narrow"/>
+          <w:b/>
+          <w:color w:val="000000"/>
+          <w:kern w:val="0"/>
+          <w:lang w:eastAsia="es-PE"/>
+          <ns2:ligatures ns2:val="none"/>
         </w:rPr>
         <w:t>SEGUNDO:</w:t>
       </w:r>
@@ -6333,7 +6333,7 @@
           <w:color w:val="000000"/>
           <w:kern w:val="0"/>
           <w:lang w:eastAsia="es-PE"/>
-          <w14:ligatures w14:val="none"/>
+          <ns2:ligatures ns2:val="none"/>
         </w:rPr>
         <w:t xml:space="preserve"> tener por ofrecidos los medios probatorios presentados en el escrito de denuncia </w:t>
       </w:r>
@@ -6343,7 +6343,7 @@
           <w:color w:val="000000"/>
           <w:kern w:val="0"/>
           <w:lang w:val="es-ES" w:eastAsia="es-ES"/>
-          <w14:ligatures w14:val="none"/>
+          <ns2:ligatures ns2:val="none"/>
         </w:rPr>
         <w:t xml:space="preserve">del </w:t>
       </w:r>
@@ -6353,7 +6353,7 @@
           <w:color w:val="000000"/>
           <w:kern w:val="0"/>
           <w:lang w:val="es-ES" w:eastAsia="es-ES"/>
-          <w14:ligatures w14:val="none"/>
+          <ns2:ligatures ns2:val="none"/>
         </w:rPr>
         <w:t>20 de marzo de 2025, subsanada mediante escrito del 14 de mayo de 2025</w:t>
       </w:r>
@@ -6361,12 +6361,12 @@
         <w:rPr>
           <w:rFonts w:ascii="Arial Narrow" w:eastAsia="Calibri" w:hAnsi="Arial Narrow" w:cs="Arial"/>
           <w:kern w:val="0"/>
-          <w14:ligatures w14:val="none"/>
+          <ns2:ligatures ns2:val="none"/>
         </w:rPr>
         <w:t>.</w:t>
       </w:r>
     </w:p>
-    <w:p>
+    <w:p ns2:paraId="2AF03E3F" ns2:textId="77777777">
       <w:pPr>
         <w:spacing w:line="240" w:lineRule="auto"/>
         <w:contextualSpacing/>
@@ -6376,30 +6376,30 @@
           <w:color w:val="000000"/>
           <w:kern w:val="0"/>
           <w:lang w:eastAsia="es-PE"/>
-          <w14:ligatures w14:val="none"/>
-        </w:rPr>
-      </w:pPr>
-    </w:p>
-    <w:p>
-      <w:pPr>
-        <w:spacing w:after="0" w:line="240" w:lineRule="auto"/>
-        <w:jc w:val="both"/>
-        <w:rPr>
-          <w:rFonts w:ascii="Arial Narrow" w:eastAsia="Arial Narrow" w:hAnsi="Arial Narrow" w:cs="Arial Narrow"/>
-          <w:color w:val="000000"/>
-          <w:kern w:val="0"/>
-          <w:lang w:eastAsia="es-PE"/>
-          <w14:ligatures w14:val="none"/>
-        </w:rPr>
-      </w:pPr>
-      <w:r>
-        <w:rPr>
-          <w:rFonts w:ascii="Arial Narrow" w:eastAsia="Arial Narrow" w:hAnsi="Arial Narrow" w:cs="Arial Narrow"/>
-          <w:b/>
-          <w:color w:val="000000"/>
-          <w:kern w:val="0"/>
-          <w:lang w:eastAsia="es-PE"/>
-          <w14:ligatures w14:val="none"/>
+          <ns2:ligatures ns2:val="none"/>
+        </w:rPr>
+      </w:pPr>
+    </w:p>
+    <w:p ns2:paraId="5D90C1F7" ns2:textId="20C6A813">
+      <w:pPr>
+        <w:spacing w:after="0" w:line="240" w:lineRule="auto"/>
+        <w:jc w:val="both"/>
+        <w:rPr>
+          <w:rFonts w:ascii="Arial Narrow" w:eastAsia="Arial Narrow" w:hAnsi="Arial Narrow" w:cs="Arial Narrow"/>
+          <w:color w:val="000000"/>
+          <w:kern w:val="0"/>
+          <w:lang w:eastAsia="es-PE"/>
+          <ns2:ligatures ns2:val="none"/>
+        </w:rPr>
+      </w:pPr>
+      <w:r>
+        <w:rPr>
+          <w:rFonts w:ascii="Arial Narrow" w:eastAsia="Arial Narrow" w:hAnsi="Arial Narrow" w:cs="Arial Narrow"/>
+          <w:b/>
+          <w:color w:val="000000"/>
+          <w:kern w:val="0"/>
+          <w:lang w:eastAsia="es-PE"/>
+          <ns2:ligatures ns2:val="none"/>
         </w:rPr>
         <w:t xml:space="preserve">TERCERO: </w:t>
       </w:r>
@@ -6409,7 +6409,7 @@
           <w:color w:val="000000"/>
           <w:kern w:val="0"/>
           <w:lang w:eastAsia="es-PE"/>
-          <w14:ligatures w14:val="none"/>
+          <ns2:ligatures ns2:val="none"/>
         </w:rPr>
         <w:t xml:space="preserve">requerir a </w:t>
       </w:r>
@@ -6433,12 +6433,12 @@
           <w:color w:val="000000"/>
           <w:kern w:val="0"/>
           <w:lang w:eastAsia="es-PE"/>
-          <w14:ligatures w14:val="none"/>
+          <ns2:ligatures ns2:val="none"/>
         </w:rPr>
         <w:t>que cumplan con lo siguiente:</w:t>
       </w:r>
     </w:p>
-    <w:p>
+    <w:p ns2:paraId="156DFAB9" ns2:textId="77777777">
       <w:pPr>
         <w:spacing w:after="0" w:line="240" w:lineRule="auto"/>
         <w:jc w:val="both"/>
@@ -6447,11 +6447,11 @@
           <w:color w:val="000000"/>
           <w:kern w:val="0"/>
           <w:lang w:eastAsia="es-PE"/>
-          <w14:ligatures w14:val="none"/>
-        </w:rPr>
-      </w:pPr>
-    </w:p>
-    <w:p>
+          <ns2:ligatures ns2:val="none"/>
+        </w:rPr>
+      </w:pPr>
+    </w:p>
+    <w:p ns2:paraId="37384474" ns2:textId="77777777">
       <w:pPr>
         <w:numPr>
           <w:ilvl w:val="0"/>
@@ -6465,21 +6465,21 @@
           <w:color w:val="000000"/>
           <w:kern w:val="0"/>
           <w:lang w:eastAsia="es-PE"/>
-          <w14:ligatures w14:val="none"/>
-        </w:rPr>
-      </w:pPr>
-      <w:r>
-        <w:rPr>
-          <w:rFonts w:ascii="Arial Narrow" w:eastAsia="Arial Narrow" w:hAnsi="Arial Narrow" w:cs="Arial Narrow"/>
-          <w:color w:val="000000"/>
-          <w:kern w:val="0"/>
-          <w:lang w:eastAsia="es-PE"/>
-          <w14:ligatures w14:val="none"/>
+          <ns2:ligatures ns2:val="none"/>
+        </w:rPr>
+      </w:pPr>
+      <w:r>
+        <w:rPr>
+          <w:rFonts w:ascii="Arial Narrow" w:eastAsia="Arial Narrow" w:hAnsi="Arial Narrow" w:cs="Arial Narrow"/>
+          <w:color w:val="000000"/>
+          <w:kern w:val="0"/>
+          <w:lang w:eastAsia="es-PE"/>
+          <ns2:ligatures ns2:val="none"/>
         </w:rPr>
         <w:t>presentar documentos que acrediten su inscripción en los Registros Públicos o una declaración jurada que indique que cuenta con dicha inscripción;</w:t>
       </w:r>
     </w:p>
-    <w:p>
+    <w:p ns2:paraId="04A6E74B" ns2:textId="77777777">
       <w:pPr>
         <w:numPr>
           <w:ilvl w:val="0"/>
@@ -6493,21 +6493,21 @@
           <w:color w:val="000000"/>
           <w:kern w:val="0"/>
           <w:lang w:eastAsia="es-PE"/>
-          <w14:ligatures w14:val="none"/>
-        </w:rPr>
-      </w:pPr>
-      <w:r>
-        <w:rPr>
-          <w:rFonts w:ascii="Arial Narrow" w:eastAsia="Arial Narrow" w:hAnsi="Arial Narrow" w:cs="Arial Narrow"/>
-          <w:color w:val="000000"/>
-          <w:kern w:val="0"/>
-          <w:lang w:eastAsia="es-PE"/>
-          <w14:ligatures w14:val="none"/>
+          <ns2:ligatures ns2:val="none"/>
+        </w:rPr>
+      </w:pPr>
+      <w:r>
+        <w:rPr>
+          <w:rFonts w:ascii="Arial Narrow" w:eastAsia="Arial Narrow" w:hAnsi="Arial Narrow" w:cs="Arial Narrow"/>
+          <w:color w:val="000000"/>
+          <w:kern w:val="0"/>
+          <w:lang w:eastAsia="es-PE"/>
+          <ns2:ligatures ns2:val="none"/>
         </w:rPr>
         <w:t>presentar copia simple de las facultades de representación de su representante legal en el presente procedimiento o la declaración jurada que indique que cuenta con dichas facultades y que estas se encuentran vigentes;</w:t>
       </w:r>
     </w:p>
-    <w:p>
+    <w:p ns2:paraId="1203D0DC" ns2:textId="77777777">
       <w:pPr>
         <w:numPr>
           <w:ilvl w:val="0"/>
@@ -6521,21 +6521,21 @@
           <w:color w:val="000000"/>
           <w:kern w:val="0"/>
           <w:lang w:eastAsia="es-PE"/>
-          <w14:ligatures w14:val="none"/>
-        </w:rPr>
-      </w:pPr>
-      <w:r>
-        <w:rPr>
-          <w:rFonts w:ascii="Arial Narrow" w:eastAsia="Arial Narrow" w:hAnsi="Arial Narrow" w:cs="Arial Narrow"/>
-          <w:color w:val="000000"/>
-          <w:kern w:val="0"/>
-          <w:lang w:eastAsia="es-PE"/>
-          <w14:ligatures w14:val="none"/>
+          <ns2:ligatures ns2:val="none"/>
+        </w:rPr>
+      </w:pPr>
+      <w:r>
+        <w:rPr>
+          <w:rFonts w:ascii="Arial Narrow" w:eastAsia="Arial Narrow" w:hAnsi="Arial Narrow" w:cs="Arial Narrow"/>
+          <w:color w:val="000000"/>
+          <w:kern w:val="0"/>
+          <w:lang w:eastAsia="es-PE"/>
+          <ns2:ligatures ns2:val="none"/>
         </w:rPr>
         <w:t>consignar el Número de Registro Único de Contribuyentes (RUC); y,</w:t>
       </w:r>
     </w:p>
-    <w:p>
+    <w:p ns2:paraId="37704CA2" ns2:textId="77777777">
       <w:pPr>
         <w:numPr>
           <w:ilvl w:val="0"/>
@@ -6547,16 +6547,16 @@
         <w:rPr>
           <w:rFonts w:ascii="Arial Narrow" w:eastAsia="Calibri" w:hAnsi="Arial Narrow" w:cs="Arial"/>
           <w:kern w:val="0"/>
-          <w14:ligatures w14:val="none"/>
-        </w:rPr>
-      </w:pPr>
-      <w:r>
-        <w:rPr>
-          <w:rFonts w:ascii="Arial Narrow" w:eastAsia="Arial Narrow" w:hAnsi="Arial Narrow" w:cs="Arial Narrow"/>
-          <w:color w:val="000000"/>
-          <w:kern w:val="0"/>
-          <w:lang w:eastAsia="es-PE"/>
-          <w14:ligatures w14:val="none"/>
+          <ns2:ligatures ns2:val="none"/>
+        </w:rPr>
+      </w:pPr>
+      <w:r>
+        <w:rPr>
+          <w:rFonts w:ascii="Arial Narrow" w:eastAsia="Arial Narrow" w:hAnsi="Arial Narrow" w:cs="Arial Narrow"/>
+          <w:color w:val="000000"/>
+          <w:kern w:val="0"/>
+          <w:lang w:eastAsia="es-PE"/>
+          <ns2:ligatures ns2:val="none"/>
         </w:rPr>
         <w:t>fijar domicilio procesal para el procedimiento, de conformidad con el numeral 1 del artículo 442</w:t>
       </w:r>
@@ -6566,7 +6566,7 @@
           <w:color w:val="000000"/>
           <w:kern w:val="0"/>
           <w:lang w:eastAsia="es-PE"/>
-          <w14:ligatures w14:val="none"/>
+          <ns2:ligatures ns2:val="none"/>
         </w:rPr>
         <w:t/>
       </w:r>
@@ -6576,7 +6576,7 @@
           <w:color w:val="000000"/>
           <w:kern w:val="0"/>
           <w:lang w:eastAsia="es-PE"/>
-          <w14:ligatures w14:val="none"/>
+          <ns2:ligatures ns2:val="none"/>
         </w:rPr>
         <w:t xml:space="preserve"> del Código Procesal Civil. </w:t>
       </w:r>
@@ -6584,7 +6584,7 @@
         <w:rPr>
           <w:rFonts w:ascii="Arial Narrow" w:eastAsia="Calibri" w:hAnsi="Arial Narrow" w:cs="Arial"/>
           <w:kern w:val="0"/>
-          <w14:ligatures w14:val="none"/>
+          <ns2:ligatures ns2:val="none"/>
         </w:rPr>
         <w:t>Para ello podrá señalar domicilio físico o una dirección electrónica a la que pueda remitirse las notificaciones</w:t>
       </w:r>
@@ -6593,12 +6593,12 @@
           <w:rFonts w:ascii="Arial Narrow" w:eastAsia="Arial" w:hAnsi="Arial Narrow" w:cs="Arial"/>
           <w:kern w:val="0"/>
           <w:lang w:val="es"/>
-          <w14:ligatures w14:val="none"/>
+          <ns2:ligatures ns2:val="none"/>
         </w:rPr>
         <w:t>;</w:t>
       </w:r>
     </w:p>
-    <w:p>
+    <w:p ns2:paraId="6A38ABFB" ns2:textId="77777777">
       <w:pPr>
         <w:numPr>
           <w:ilvl w:val="0"/>
@@ -6610,14 +6610,14 @@
         <w:rPr>
           <w:rFonts w:ascii="Arial Narrow" w:eastAsia="Calibri" w:hAnsi="Arial Narrow" w:cs="Arial"/>
           <w:kern w:val="0"/>
-          <w14:ligatures w14:val="none"/>
+          <ns2:ligatures ns2:val="none"/>
         </w:rPr>
       </w:pPr>
       <w:r>
         <w:rPr>
           <w:rFonts w:ascii="Arial Narrow" w:eastAsia="Calibri" w:hAnsi="Arial Narrow" w:cs="Arial"/>
           <w:kern w:val="0"/>
-          <w14:ligatures w14:val="none"/>
+          <ns2:ligatures ns2:val="none"/>
         </w:rPr>
         <w:t xml:space="preserve">en caso califique como </w:t>
       </w:r>
@@ -6626,7 +6626,7 @@
         <w:rPr>
           <w:rFonts w:ascii="Arial Narrow" w:eastAsia="Calibri" w:hAnsi="Arial Narrow" w:cs="Arial"/>
           <w:kern w:val="0"/>
-          <w14:ligatures w14:val="none"/>
+          <ns2:ligatures ns2:val="none"/>
         </w:rPr>
         <w:t>micro empresa</w:t>
       </w:r>
@@ -6635,7 +6635,7 @@
         <w:rPr>
           <w:rFonts w:ascii="Arial Narrow" w:eastAsia="Calibri" w:hAnsi="Arial Narrow" w:cs="Arial"/>
           <w:kern w:val="0"/>
-          <w14:ligatures w14:val="none"/>
+          <ns2:ligatures ns2:val="none"/>
         </w:rPr>
         <w:t xml:space="preserve"> o pequeña empresa, presentar los documentos que acrediten su volumen de ventas o ingresos brutos percibidos el año anterior relativo a todas sus actividades económicas y el número de trabajadores con el que cuenta</w:t>
       </w:r>
@@ -6645,7 +6645,7 @@
           <w:rFonts w:ascii="Arial Narrow" w:eastAsia="Calibri" w:hAnsi="Arial Narrow" w:cs="Arial"/>
           <w:kern w:val="0"/>
           <w:vertAlign w:val="superscript"/>
-          <w14:ligatures w14:val="none"/>
+          <ns2:ligatures ns2:val="none"/>
         </w:rPr>
         <w:footnoteReference w:id="9"/>
       </w:r>
@@ -6653,7 +6653,7 @@
         <w:rPr>
           <w:rFonts w:ascii="Arial Narrow" w:eastAsia="Calibri" w:hAnsi="Arial Narrow" w:cs="Arial"/>
           <w:kern w:val="0"/>
-          <w14:ligatures w14:val="none"/>
+          <ns2:ligatures ns2:val="none"/>
         </w:rPr>
         <w:t>. Ello, a fin de que la Comisión pueda meritar dicha documentación, conforme lo establece el artículo 110</w:t>
       </w:r>
@@ -6663,7 +6663,7 @@
           <w:color w:val="000000"/>
           <w:kern w:val="0"/>
           <w:lang w:eastAsia="es-PE"/>
-          <w14:ligatures w14:val="none"/>
+          <ns2:ligatures ns2:val="none"/>
         </w:rPr>
         <w:t/>
       </w:r>
@@ -6671,7 +6671,7 @@
         <w:rPr>
           <w:rFonts w:ascii="Arial Narrow" w:eastAsia="Calibri" w:hAnsi="Arial Narrow" w:cs="Arial"/>
           <w:kern w:val="0"/>
-          <w14:ligatures w14:val="none"/>
+          <ns2:ligatures ns2:val="none"/>
         </w:rPr>
         <w:t xml:space="preserve"> del </w:t>
       </w:r>
@@ -6680,7 +6680,7 @@
           <w:rFonts w:ascii="Arial Narrow" w:eastAsia="Calibri" w:hAnsi="Arial Narrow" w:cs="Arial"/>
           <w:spacing w:val="-2"/>
           <w:kern w:val="0"/>
-          <w14:ligatures w14:val="none"/>
+          <ns2:ligatures ns2:val="none"/>
         </w:rPr>
         <w:t>Código</w:t>
       </w:r>
@@ -6691,7 +6691,7 @@
           <w:spacing w:val="-2"/>
           <w:kern w:val="0"/>
           <w:vertAlign w:val="superscript"/>
-          <w14:ligatures w14:val="none"/>
+          <ns2:ligatures ns2:val="none"/>
         </w:rPr>
         <w:footnoteReference w:id="10"/>
       </w:r>
@@ -6700,67 +6700,102 @@
           <w:rFonts w:ascii="Arial Narrow" w:eastAsia="Calibri" w:hAnsi="Arial Narrow" w:cs="Arial"/>
           <w:spacing w:val="-2"/>
           <w:kern w:val="0"/>
-          <w14:ligatures w14:val="none"/>
+          <ns2:ligatures ns2:val="none"/>
         </w:rPr>
         <w:t>.</w:t>
       </w:r>
     </w:p>
+    <w:p ns2:paraId="1B2AA0D1" ns2:textId="77777777">
+      <w:pPr>
+        <w:spacing w:after="0" w:line="240" w:lineRule="auto"/>
+        <w:ind w:left="567"/>
+        <w:jc w:val="both"/>
+        <w:rPr>
+          <w:rFonts w:ascii="Arial Narrow" w:eastAsia="Arial Narrow" w:hAnsi="Arial Narrow" w:cs="Arial Narrow"/>
+          <w:color w:val="000000"/>
+          <w:kern w:val="0"/>
+          <w:lang w:eastAsia="es-PE"/>
+          <ns2:ligatures ns2:val="none"/>
+        </w:rPr>
+      </w:pPr>
+    </w:p>
     <w:p>
       <w:pPr>
         <w:spacing w:after="0" w:line="240" w:lineRule="auto"/>
-        <w:ind w:left="567"/>
-        <w:jc w:val="both"/>
-        <w:rPr>
-          <w:rFonts w:ascii="Arial Narrow" w:eastAsia="Arial Narrow" w:hAnsi="Arial Narrow" w:cs="Arial Narrow"/>
-          <w:color w:val="000000"/>
-          <w:kern w:val="0"/>
-          <w:lang w:eastAsia="es-PE"/>
-          <w14:ligatures w14:val="none"/>
-        </w:rPr>
-      </w:pPr>
-    </w:p>
-    <w:p>
-      <w:pPr>
-        <w:spacing w:after="0" w:line="240" w:lineRule="auto"/>
-        <w:jc w:val="both"/>
-        <w:rPr>
-          <w:rFonts w:ascii="Arial Narrow" w:eastAsia="Arial Narrow" w:hAnsi="Arial Narrow" w:cs="Arial Narrow"/>
-          <w:color w:val="000000"/>
-          <w:kern w:val="0"/>
-          <w:lang w:eastAsia="es-PE"/>
-          <w14:ligatures w14:val="none"/>
-        </w:rPr>
-      </w:pPr>
-      <w:r>
-        <w:rPr>
-          <w:rFonts w:ascii="Arial Narrow" w:eastAsia="Arial Narrow" w:hAnsi="Arial Narrow" w:cs="Arial Narrow"/>
-          <w:b/>
-          <w:color w:val="000000"/>
-          <w:kern w:val="0"/>
-          <w:lang w:eastAsia="es-PE"/>
-          <w14:ligatures w14:val="none"/>
+        <w:jc w:val="both"/>
+        <w:rPr>
+          <w:rFonts w:ascii="Arial Narrow" w:eastAsia="Arial Narrow" w:hAnsi="Arial Narrow" w:cs="Arial Narrow"/>
+          <w:color w:val="000000"/>
+          <w:kern w:val="0"/>
+          <w:lang w:eastAsia="es-PE"/>
+          <ns2:ligatures ns2:val="none"/>
+        </w:rPr>
+      </w:pPr>
+      <w:r>
+        <w:rPr>
+          <w:rFonts w:ascii="Arial Narrow" w:hAnsi="Arial Narrow" w:cs="Arial Narrow"/>
+          <w:b w:val="1"/>
+          <w:bCs w:val="1"/>
+          <w:sz w:val="20"/>
+          <w:szCs w:val="20"/>
         </w:rPr>
         <w:t xml:space="preserve">CUARTO: </w:t>
       </w:r>
       <w:r>
         <w:rPr>
-          <w:rFonts w:ascii="Arial Narrow" w:eastAsia="Arial Narrow" w:hAnsi="Arial Narrow" w:cs="Arial Narrow"/>
-          <w:color w:val="000000"/>
-          <w:kern w:val="0"/>
-          <w:lang w:eastAsia="es-PE"/>
-          <w14:ligatures w14:val="none"/>
-        </w:rPr>
-        <w:t xml:space="preserve">correr traslado de la denuncia interpuesta </w:t>
-      </w:r>
-      <w:r>
+          <w:rFonts w:ascii="Arial Narrow" w:hAnsi="Arial Narrow" w:cs="Arial Narrow"/>
+          <w:sz w:val="20"/>
+          <w:szCs w:val="20"/>
+        </w:rPr>
+        <w:t xml:space="preserve">correr traslado de la presente resolución a Chubb Perú S.A. Compañía de Seguros y Reaseguros y al Banco Internacional del Perú -Interbank S.A.A para que, de conformidad con lo dispuesto por el artículo 26° de la Ley sobre Facultades, Normas y Organización del Indecopi, aprobado por Decreto Legislativo N° 8079, presenten sus descargos sobre la imputación de cargos realizada en un plazo no mayor a cinco (5) días hábiles contado a partir del día siguiente de la notificación de la presente resolución, vencido el cual, el Secretario Técnico declarará en rebeldía a los denunciados que no lo hubieran presentado. Debe precisarse que de conformidad con lo establecido por el artículo 223° del Texto Único Ordenado de la Ley N° 27444, Ley del Procedimiento Administrativo General, las alegaciones y los hechos relevantes de la reclamación, salvo que hayan sido específicamente negadas en la contestación, se tendrán por aceptadas o meritadas como ciertas.</w:t>
+      </w:r>
+    </w:p>
+    <w:p ns2:paraId="2F1C55D7" ns2:textId="77777777">
+      <w:pPr>
+        <w:spacing w:after="0" w:line="240" w:lineRule="auto"/>
+        <w:jc w:val="both"/>
+        <w:rPr>
+          <w:rFonts w:ascii="Arial Narrow" w:eastAsia="Arial Narrow" w:hAnsi="Arial Narrow" w:cs="Arial Narrow"/>
+          <w:color w:val="000000"/>
+          <w:kern w:val="0"/>
+          <w:lang w:eastAsia="es-PE"/>
+          <ns2:ligatures ns2:val="none"/>
+        </w:rPr>
+      </w:pPr>
+    </w:p>
+    <w:p ns2:paraId="6D15F6EA" ns2:textId="77B7ED2C">
+      <w:pPr>
+        <w:spacing w:after="0" w:line="240" w:lineRule="auto"/>
+        <w:jc w:val="both"/>
         <w:rPr>
           <w:rFonts w:ascii="Arial Narrow" w:eastAsia="Times New Roman" w:hAnsi="Arial Narrow" w:cs="Arial"/>
           <w:color w:val="000000"/>
           <w:kern w:val="0"/>
           <w:lang w:val="es-ES" w:eastAsia="es-ES"/>
-          <w14:ligatures w14:val="none"/>
-        </w:rPr>
-        <w:t xml:space="preserve">el </w:t>
+          <ns2:ligatures ns2:val="none"/>
+        </w:rPr>
+      </w:pPr>
+      <w:r>
+        <w:rPr>
+          <w:rFonts w:ascii="Arial Narrow" w:eastAsia="Arial Narrow" w:hAnsi="Arial Narrow" w:cs="Arial Narrow"/>
+          <w:b/>
+          <w:color w:val="000000"/>
+          <w:kern w:val="0"/>
+          <w:lang w:eastAsia="es-PE"/>
+          <ns2:ligatures ns2:val="none"/>
+        </w:rPr>
+        <w:t xml:space="preserve">QUINTO: </w:t>
+      </w:r>
+      <w:bookmarkStart w:id="5" w:name="_Hlk188286813"/>
+      <w:r>
+        <w:rPr>
+          <w:rFonts w:ascii="Arial Narrow" w:eastAsia="Times New Roman" w:hAnsi="Arial Narrow" w:cs="Arial"/>
+          <w:color w:val="000000"/>
+          <w:kern w:val="0"/>
+          <w:lang w:eastAsia="es-ES"/>
+          <ns2:ligatures ns2:val="none"/>
+        </w:rPr>
+        <w:t xml:space="preserve">requerir </w:t>
       </w:r>
       <w:r>
         <w:rPr>
@@ -6768,27 +6803,190 @@
           <w:color w:val="000000"/>
           <w:kern w:val="0"/>
           <w:lang w:val="es-ES" w:eastAsia="es-ES"/>
-          <w14:ligatures w14:val="none"/>
-        </w:rPr>
-        <w:t>20 de marzo de 2025, subsanada mediante escrito del 14 de mayo de 2025</w:t>
-      </w:r>
-      <w:r>
-        <w:rPr>
-          <w:rFonts w:ascii="Arial Narrow" w:eastAsia="Calibri" w:hAnsi="Arial Narrow" w:cs="Arial"/>
-          <w:kern w:val="0"/>
-          <w14:ligatures w14:val="none"/>
+          <ns2:ligatures ns2:val="none"/>
+        </w:rPr>
+        <w:t xml:space="preserve">que, en un </w:t>
+      </w:r>
+      <w:r>
+        <w:rPr>
+          <w:rFonts w:ascii="Arial Narrow" w:eastAsia="Times New Roman" w:hAnsi="Arial Narrow" w:cs="Arial"/>
+          <w:color w:val="000000"/>
+          <w:kern w:val="0"/>
+          <w:lang w:eastAsia="es-ES"/>
+          <ns2:ligatures ns2:val="none"/>
+        </w:rPr>
+        <w:t>plazo no mayor de cinco (5) días hábiles contado a partir del día siguiente de la notificación de la presente resolución</w:t>
+      </w:r>
+      <w:bookmarkEnd w:id="5"/>
+      <w:r>
+        <w:rPr>
+          <w:rFonts w:ascii="Arial Narrow" w:eastAsia="Times New Roman" w:hAnsi="Arial Narrow" w:cs="Arial"/>
+          <w:color w:val="000000"/>
+          <w:kern w:val="0"/>
+          <w:lang w:eastAsia="es-ES"/>
+          <ns2:ligatures ns2:val="none"/>
         </w:rPr>
         <w:t xml:space="preserve">, </w:t>
       </w:r>
-      <w:r>
-        <w:rPr>
-          <w:rFonts w:ascii="Arial Narrow" w:eastAsia="Arial Narrow" w:hAnsi="Arial Narrow" w:cs="Arial Narrow"/>
-          <w:color w:val="000000"/>
-          <w:kern w:val="0"/>
-          <w:lang w:eastAsia="es-PE"/>
-          <w14:ligatures w14:val="none"/>
-        </w:rPr>
-        <w:t>a</w:t>
+      <w:bookmarkStart w:id="6" w:name="_Hlk188286828"/>
+      <w:r>
+        <w:rPr>
+          <w:rFonts w:ascii="Arial Narrow" w:eastAsia="Arial Narrow" w:hAnsi="Arial Narrow" w:cs="Arial Narrow"/>
+          <w:bCs/>
+        </w:rPr>
+        <w:t>Chubb Perú S.A. Compañía de Seguros y Reaseguros</w:t>
+      </w:r>
+      <w:r>
+        <w:rPr>
+          <w:rFonts w:ascii="Arial Narrow" w:eastAsia="Times New Roman" w:hAnsi="Arial Narrow" w:cs="Arial"/>
+          <w:color w:val="000000"/>
+          <w:kern w:val="0"/>
+          <w:lang w:eastAsia="es-ES"/>
+          <ns2:ligatures ns2:val="none"/>
+        </w:rPr>
+        <w:t xml:space="preserve">, </w:t>
+      </w:r>
+      <w:bookmarkEnd w:id="6"/>
+      <w:r>
+        <w:rPr>
+          <w:rFonts w:ascii="Arial Narrow" w:eastAsia="Times New Roman" w:hAnsi="Arial Narrow" w:cs="Arial"/>
+          <w:color w:val="000000"/>
+          <w:kern w:val="0"/>
+          <w:lang w:val="es-ES" w:eastAsia="es-ES"/>
+          <ns2:ligatures ns2:val="none"/>
+        </w:rPr>
+        <w:t xml:space="preserve">cumpla con: </w:t>
+      </w:r>
+      <w:r>
+        <w:rPr>
+          <w:rFonts w:ascii="Arial Narrow" w:eastAsia="Times New Roman" w:hAnsi="Arial Narrow" w:cs="Arial"/>
+          <w:color w:val="000000"/>
+          <w:kern w:val="0"/>
+          <w:lang w:val="es-ES" w:eastAsia="es-ES"/>
+          <ns2:ligatures ns2:val="none"/>
+        </w:rPr>
+        <w:t xml:space="preserve">(i) presentar una copia debidamente suscrita de la Póliza </w:t>
+      </w:r>
+      <w:proofErr w:type="spellStart"/>
+      <w:r>
+        <w:rPr>
+          <w:rFonts w:ascii="Arial Narrow" w:eastAsia="Times New Roman" w:hAnsi="Arial Narrow" w:cs="Arial"/>
+          <w:color w:val="000000"/>
+          <w:kern w:val="0"/>
+          <w:lang w:val="es-ES" w:eastAsia="es-ES"/>
+          <ns2:ligatures ns2:val="none"/>
+        </w:rPr>
+        <w:t/>
+      </w:r>
+      <w:proofErr w:type="spellEnd"/>
+      <w:r>
+        <w:rPr>
+          <w:rFonts w:ascii="Arial Narrow" w:eastAsia="Times New Roman" w:hAnsi="Arial Narrow" w:cs="Arial"/>
+          <w:color w:val="000000"/>
+          <w:kern w:val="0"/>
+          <w:lang w:val="es-ES" w:eastAsia="es-ES"/>
+          <ns2:ligatures ns2:val="none"/>
+        </w:rPr>
+        <w:t xml:space="preserve"> 31-166656; y, (</w:t>
+      </w:r>
+      <w:proofErr w:type="spellStart"/>
+      <w:r>
+        <w:rPr>
+          <w:rFonts w:ascii="Arial Narrow" w:eastAsia="Times New Roman" w:hAnsi="Arial Narrow" w:cs="Arial"/>
+          <w:color w:val="000000"/>
+          <w:kern w:val="0"/>
+          <w:lang w:val="es-ES" w:eastAsia="es-ES"/>
+          <ns2:ligatures ns2:val="none"/>
+        </w:rPr>
+        <w:t>ii</w:t>
+      </w:r>
+      <w:proofErr w:type="spellEnd"/>
+      <w:r>
+        <w:rPr>
+          <w:rFonts w:ascii="Arial Narrow" w:eastAsia="Times New Roman" w:hAnsi="Arial Narrow" w:cs="Arial"/>
+          <w:color w:val="000000"/>
+          <w:kern w:val="0"/>
+          <w:lang w:val="es-ES" w:eastAsia="es-ES"/>
+          <ns2:ligatures ns2:val="none"/>
+        </w:rPr>
+        <w:t>) presentar los medios probatorios que desvirtúen los hechos denunciados</w:t>
+      </w:r>
+      <w:r>
+        <w:rPr>
+          <w:rFonts w:ascii="Arial Narrow" w:eastAsia="Times New Roman" w:hAnsi="Arial Narrow" w:cs="Arial"/>
+          <w:color w:val="000000"/>
+          <w:kern w:val="0"/>
+          <w:lang w:val="es-ES" w:eastAsia="es-ES"/>
+          <ns2:ligatures ns2:val="none"/>
+        </w:rPr>
+        <w:t>.</w:t>
+      </w:r>
+    </w:p>
+    <w:p ns2:paraId="7EAE58BA" ns2:textId="77777777">
+      <w:pPr>
+        <w:spacing w:after="0" w:line="240" w:lineRule="auto"/>
+        <w:jc w:val="both"/>
+        <w:rPr>
+          <w:rFonts w:ascii="Arial Narrow" w:eastAsia="Times New Roman" w:hAnsi="Arial Narrow" w:cs="Arial"/>
+          <w:color w:val="000000"/>
+          <w:kern w:val="0"/>
+          <w:lang w:val="es-ES" w:eastAsia="es-ES"/>
+          <ns2:ligatures ns2:val="none"/>
+        </w:rPr>
+      </w:pPr>
+    </w:p>
+    <w:p ns2:paraId="018EE32A" ns2:textId="3EA53423">
+      <w:pPr>
+        <w:spacing w:after="0" w:line="240" w:lineRule="auto"/>
+        <w:jc w:val="both"/>
+        <w:rPr>
+          <w:rFonts w:ascii="Arial Narrow" w:eastAsia="Times New Roman" w:hAnsi="Arial Narrow" w:cs="Arial"/>
+          <w:color w:val="000000"/>
+          <w:kern w:val="0"/>
+          <w:lang w:val="es-ES" w:eastAsia="es-ES"/>
+          <ns2:ligatures ns2:val="none"/>
+        </w:rPr>
+      </w:pPr>
+      <w:r>
+        <w:rPr>
+          <w:rFonts w:ascii="Arial Narrow" w:eastAsia="Arial Narrow" w:hAnsi="Arial Narrow" w:cs="Arial Narrow"/>
+          <w:b/>
+          <w:color w:val="000000"/>
+          <w:kern w:val="0"/>
+          <w:lang w:eastAsia="es-PE"/>
+          <ns2:ligatures ns2:val="none"/>
+        </w:rPr>
+        <w:t xml:space="preserve">SEXTO: </w:t>
+      </w:r>
+      <w:r>
+        <w:rPr>
+          <w:rFonts w:ascii="Arial Narrow" w:eastAsia="Times New Roman" w:hAnsi="Arial Narrow" w:cs="Arial"/>
+          <w:color w:val="000000"/>
+          <w:kern w:val="0"/>
+          <w:lang w:eastAsia="es-ES"/>
+          <ns2:ligatures ns2:val="none"/>
+        </w:rPr>
+        <w:t xml:space="preserve">requerir </w:t>
+      </w:r>
+      <w:r>
+        <w:rPr>
+          <w:rFonts w:ascii="Arial Narrow" w:eastAsia="Times New Roman" w:hAnsi="Arial Narrow" w:cs="Arial"/>
+          <w:color w:val="000000"/>
+          <w:kern w:val="0"/>
+          <w:lang w:val="es-ES" w:eastAsia="es-ES"/>
+          <ns2:ligatures ns2:val="none"/>
+        </w:rPr>
+        <w:t xml:space="preserve">que, en un </w:t>
+      </w:r>
+      <w:r>
+        <w:rPr>
+          <w:rFonts w:ascii="Arial Narrow" w:eastAsia="Times New Roman" w:hAnsi="Arial Narrow" w:cs="Arial"/>
+          <w:color w:val="000000"/>
+          <w:kern w:val="0"/>
+          <w:lang w:eastAsia="es-ES"/>
+          <ns2:ligatures ns2:val="none"/>
+        </w:rPr>
+        <w:t xml:space="preserve">plazo no mayor de cinco (5) días hábiles contado a partir del día siguiente de la notificación de la presente resolución, </w:t>
       </w:r>
       <w:r>
         <w:rPr>
@@ -6797,108 +6995,29 @@
           <w:kern w:val="0"/>
           <w:shd w:val="clear" w:color="auto" w:fill="FFFFFF"/>
           <w:lang w:eastAsia="es-PE"/>
-          <w14:ligatures w14:val="none"/>
-        </w:rPr>
-        <w:t xml:space="preserve"> </w:t>
-      </w:r>
-      <w:r>
-        <w:rPr>
-          <w:rFonts w:ascii="Arial Narrow" w:eastAsia="Arial Narrow" w:hAnsi="Arial Narrow" w:cs="Arial Narrow"/>
-          <w:bCs/>
-        </w:rPr>
-        <w:t xml:space="preserve">Chubb Perú S.A. Compañía de Seguros y Reaseguros y </w:t>
-      </w:r>
-      <w:r>
-        <w:rPr>
-          <w:rFonts w:ascii="Arial Narrow" w:eastAsia="Arial Narrow" w:hAnsi="Arial Narrow" w:cs="Arial Narrow"/>
-          <w:bCs/>
-        </w:rPr>
-        <w:t xml:space="preserve">al </w:t>
-      </w:r>
-      <w:r>
-        <w:rPr>
-          <w:rFonts w:ascii="Arial Narrow" w:eastAsia="Arial Narrow" w:hAnsi="Arial Narrow" w:cs="Arial Narrow"/>
-          <w:bCs/>
+          <ns2:ligatures ns2:val="none"/>
         </w:rPr>
         <w:t>Banco Internacional del Perú -Interbank S.A.A.</w:t>
       </w:r>
       <w:r>
         <w:rPr>
-          <w:rFonts w:ascii="Arial Narrow" w:eastAsia="Arial Narrow" w:hAnsi="Arial Narrow" w:cs="Arial Narrow"/>
-          <w:color w:val="000000"/>
-          <w:kern w:val="0"/>
-          <w:lang w:eastAsia="es-PE"/>
-          <w14:ligatures w14:val="none"/>
-        </w:rPr>
-        <w:t>, para que, de conformidad con lo dispuesto por el artículo 26</w:t>
-      </w:r>
-      <w:r>
-        <w:rPr>
-          <w:rFonts w:ascii="Arial Narrow" w:eastAsia="Times New Roman" w:hAnsi="Arial Narrow" w:cs="Segoe UI"/>
-          <w:color w:val="000000"/>
-          <w:kern w:val="0"/>
-          <w:lang w:eastAsia="es-PE"/>
-          <w14:ligatures w14:val="none"/>
-        </w:rPr>
-        <w:t/>
-      </w:r>
-      <w:r>
-        <w:rPr>
-          <w:rFonts w:ascii="Arial Narrow" w:eastAsia="Arial Narrow" w:hAnsi="Arial Narrow" w:cs="Arial Narrow"/>
-          <w:color w:val="000000"/>
-          <w:kern w:val="0"/>
-          <w:lang w:eastAsia="es-PE"/>
-          <w14:ligatures w14:val="none"/>
-        </w:rPr>
-        <w:t xml:space="preserve"> de la Ley sobre Facultades, Normas y Organización del Indecopi, aprobada por Decreto Legislativo 807, presenten sus descargos en un plazo no mayor de cinco (5) días hábiles contados desde la notificación. </w:t>
-      </w:r>
-    </w:p>
-    <w:p>
-      <w:pPr>
-        <w:spacing w:after="0" w:line="240" w:lineRule="auto"/>
-        <w:jc w:val="both"/>
-        <w:rPr>
-          <w:rFonts w:ascii="Arial Narrow" w:eastAsia="Arial Narrow" w:hAnsi="Arial Narrow" w:cs="Arial Narrow"/>
-          <w:color w:val="000000"/>
-          <w:kern w:val="0"/>
-          <w:lang w:eastAsia="es-PE"/>
-          <w14:ligatures w14:val="none"/>
-        </w:rPr>
-      </w:pPr>
-    </w:p>
-    <w:p>
-      <w:pPr>
-        <w:spacing w:after="0" w:line="240" w:lineRule="auto"/>
-        <w:jc w:val="both"/>
+          <w:rFonts w:ascii="Arial Narrow" w:eastAsia="Times New Roman" w:hAnsi="Arial Narrow" w:cs="Arial"/>
+          <w:color w:val="000000"/>
+          <w:kern w:val="0"/>
+          <w:lang w:eastAsia="es-ES"/>
+          <ns2:ligatures ns2:val="none"/>
+        </w:rPr>
+        <w:t xml:space="preserve">, </w:t>
+      </w:r>
+      <w:r>
         <w:rPr>
           <w:rFonts w:ascii="Arial Narrow" w:eastAsia="Times New Roman" w:hAnsi="Arial Narrow" w:cs="Arial"/>
           <w:color w:val="000000"/>
           <w:kern w:val="0"/>
           <w:lang w:val="es-ES" w:eastAsia="es-ES"/>
-          <w14:ligatures w14:val="none"/>
-        </w:rPr>
-      </w:pPr>
-      <w:r>
-        <w:rPr>
-          <w:rFonts w:ascii="Arial Narrow" w:eastAsia="Arial Narrow" w:hAnsi="Arial Narrow" w:cs="Arial Narrow"/>
-          <w:b/>
-          <w:color w:val="000000"/>
-          <w:kern w:val="0"/>
-          <w:lang w:eastAsia="es-PE"/>
-          <w14:ligatures w14:val="none"/>
-        </w:rPr>
-        <w:t xml:space="preserve">QUINTO: </w:t>
-      </w:r>
-      <w:bookmarkStart w:id="5" w:name="_Hlk188286813"/>
-      <w:r>
-        <w:rPr>
-          <w:rFonts w:ascii="Arial Narrow" w:eastAsia="Times New Roman" w:hAnsi="Arial Narrow" w:cs="Arial"/>
-          <w:color w:val="000000"/>
-          <w:kern w:val="0"/>
-          <w:lang w:eastAsia="es-ES"/>
-          <w14:ligatures w14:val="none"/>
-        </w:rPr>
-        <w:t xml:space="preserve">requerir </w:t>
+          <ns2:ligatures ns2:val="none"/>
+        </w:rPr>
+        <w:t xml:space="preserve">cumpla con: </w:t>
       </w:r>
       <w:r>
         <w:rPr>
@@ -6906,239 +7025,17 @@
           <w:color w:val="000000"/>
           <w:kern w:val="0"/>
           <w:lang w:val="es-ES" w:eastAsia="es-ES"/>
-          <w14:ligatures w14:val="none"/>
-        </w:rPr>
-        <w:t xml:space="preserve">que, en un </w:t>
-      </w:r>
-      <w:r>
-        <w:rPr>
-          <w:rFonts w:ascii="Arial Narrow" w:eastAsia="Times New Roman" w:hAnsi="Arial Narrow" w:cs="Arial"/>
-          <w:color w:val="000000"/>
-          <w:kern w:val="0"/>
-          <w:lang w:eastAsia="es-ES"/>
-          <w14:ligatures w14:val="none"/>
-        </w:rPr>
-        <w:t>plazo no mayor de cinco (5) días hábiles contado a partir del día siguiente de la notificación de la presente resolución</w:t>
-      </w:r>
-      <w:bookmarkEnd w:id="5"/>
-      <w:r>
-        <w:rPr>
-          <w:rFonts w:ascii="Arial Narrow" w:eastAsia="Times New Roman" w:hAnsi="Arial Narrow" w:cs="Arial"/>
-          <w:color w:val="000000"/>
-          <w:kern w:val="0"/>
-          <w:lang w:eastAsia="es-ES"/>
-          <w14:ligatures w14:val="none"/>
-        </w:rPr>
-        <w:t xml:space="preserve">, </w:t>
-      </w:r>
-      <w:bookmarkStart w:id="6" w:name="_Hlk188286828"/>
-      <w:r>
-        <w:rPr>
-          <w:rFonts w:ascii="Arial Narrow" w:eastAsia="Arial Narrow" w:hAnsi="Arial Narrow" w:cs="Arial Narrow"/>
-          <w:bCs/>
-        </w:rPr>
-        <w:t>Chubb Perú S.A. Compañía de Seguros y Reaseguros</w:t>
-      </w:r>
-      <w:r>
-        <w:rPr>
-          <w:rFonts w:ascii="Arial Narrow" w:eastAsia="Times New Roman" w:hAnsi="Arial Narrow" w:cs="Arial"/>
-          <w:color w:val="000000"/>
-          <w:kern w:val="0"/>
-          <w:lang w:eastAsia="es-ES"/>
-          <w14:ligatures w14:val="none"/>
-        </w:rPr>
-        <w:t xml:space="preserve">, </w:t>
-      </w:r>
-      <w:bookmarkEnd w:id="6"/>
+          <ns2:ligatures ns2:val="none"/>
+        </w:rPr>
+        <w:t xml:space="preserve">(i) </w:t>
+      </w:r>
       <w:r>
         <w:rPr>
           <w:rFonts w:ascii="Arial Narrow" w:eastAsia="Times New Roman" w:hAnsi="Arial Narrow" w:cs="Arial"/>
           <w:color w:val="000000"/>
           <w:kern w:val="0"/>
           <w:lang w:val="es-ES" w:eastAsia="es-ES"/>
-          <w14:ligatures w14:val="none"/>
-        </w:rPr>
-        <w:t xml:space="preserve">cumpla con: </w:t>
-      </w:r>
-      <w:r>
-        <w:rPr>
-          <w:rFonts w:ascii="Arial Narrow" w:eastAsia="Times New Roman" w:hAnsi="Arial Narrow" w:cs="Arial"/>
-          <w:color w:val="000000"/>
-          <w:kern w:val="0"/>
-          <w:lang w:val="es-ES" w:eastAsia="es-ES"/>
-          <w14:ligatures w14:val="none"/>
-        </w:rPr>
-        <w:t xml:space="preserve">(i) presentar una copia debidamente suscrita de la Póliza </w:t>
-      </w:r>
-      <w:proofErr w:type="spellStart"/>
-      <w:r>
-        <w:rPr>
-          <w:rFonts w:ascii="Arial Narrow" w:eastAsia="Times New Roman" w:hAnsi="Arial Narrow" w:cs="Arial"/>
-          <w:color w:val="000000"/>
-          <w:kern w:val="0"/>
-          <w:lang w:val="es-ES" w:eastAsia="es-ES"/>
-          <w14:ligatures w14:val="none"/>
-        </w:rPr>
-        <w:t/>
-      </w:r>
-      <w:proofErr w:type="spellEnd"/>
-      <w:r>
-        <w:rPr>
-          <w:rFonts w:ascii="Arial Narrow" w:eastAsia="Times New Roman" w:hAnsi="Arial Narrow" w:cs="Arial"/>
-          <w:color w:val="000000"/>
-          <w:kern w:val="0"/>
-          <w:lang w:val="es-ES" w:eastAsia="es-ES"/>
-          <w14:ligatures w14:val="none"/>
-        </w:rPr>
-        <w:t xml:space="preserve"> 31-166656; y, (</w:t>
-      </w:r>
-      <w:proofErr w:type="spellStart"/>
-      <w:r>
-        <w:rPr>
-          <w:rFonts w:ascii="Arial Narrow" w:eastAsia="Times New Roman" w:hAnsi="Arial Narrow" w:cs="Arial"/>
-          <w:color w:val="000000"/>
-          <w:kern w:val="0"/>
-          <w:lang w:val="es-ES" w:eastAsia="es-ES"/>
-          <w14:ligatures w14:val="none"/>
-        </w:rPr>
-        <w:t>ii</w:t>
-      </w:r>
-      <w:proofErr w:type="spellEnd"/>
-      <w:r>
-        <w:rPr>
-          <w:rFonts w:ascii="Arial Narrow" w:eastAsia="Times New Roman" w:hAnsi="Arial Narrow" w:cs="Arial"/>
-          <w:color w:val="000000"/>
-          <w:kern w:val="0"/>
-          <w:lang w:val="es-ES" w:eastAsia="es-ES"/>
-          <w14:ligatures w14:val="none"/>
-        </w:rPr>
-        <w:t>) presentar los medios probatorios que desvirtúen los hechos denunciados</w:t>
-      </w:r>
-      <w:r>
-        <w:rPr>
-          <w:rFonts w:ascii="Arial Narrow" w:eastAsia="Times New Roman" w:hAnsi="Arial Narrow" w:cs="Arial"/>
-          <w:color w:val="000000"/>
-          <w:kern w:val="0"/>
-          <w:lang w:val="es-ES" w:eastAsia="es-ES"/>
-          <w14:ligatures w14:val="none"/>
-        </w:rPr>
-        <w:t>.</w:t>
-      </w:r>
-    </w:p>
-    <w:p>
-      <w:pPr>
-        <w:spacing w:after="0" w:line="240" w:lineRule="auto"/>
-        <w:jc w:val="both"/>
-        <w:rPr>
-          <w:rFonts w:ascii="Arial Narrow" w:eastAsia="Times New Roman" w:hAnsi="Arial Narrow" w:cs="Arial"/>
-          <w:color w:val="000000"/>
-          <w:kern w:val="0"/>
-          <w:lang w:val="es-ES" w:eastAsia="es-ES"/>
-          <w14:ligatures w14:val="none"/>
-        </w:rPr>
-      </w:pPr>
-    </w:p>
-    <w:p>
-      <w:pPr>
-        <w:spacing w:after="0" w:line="240" w:lineRule="auto"/>
-        <w:jc w:val="both"/>
-        <w:rPr>
-          <w:rFonts w:ascii="Arial Narrow" w:eastAsia="Times New Roman" w:hAnsi="Arial Narrow" w:cs="Arial"/>
-          <w:color w:val="000000"/>
-          <w:kern w:val="0"/>
-          <w:lang w:val="es-ES" w:eastAsia="es-ES"/>
-          <w14:ligatures w14:val="none"/>
-        </w:rPr>
-      </w:pPr>
-      <w:r>
-        <w:rPr>
-          <w:rFonts w:ascii="Arial Narrow" w:eastAsia="Arial Narrow" w:hAnsi="Arial Narrow" w:cs="Arial Narrow"/>
-          <w:b/>
-          <w:color w:val="000000"/>
-          <w:kern w:val="0"/>
-          <w:lang w:eastAsia="es-PE"/>
-          <w14:ligatures w14:val="none"/>
-        </w:rPr>
-        <w:t xml:space="preserve">SEXTO: </w:t>
-      </w:r>
-      <w:r>
-        <w:rPr>
-          <w:rFonts w:ascii="Arial Narrow" w:eastAsia="Times New Roman" w:hAnsi="Arial Narrow" w:cs="Arial"/>
-          <w:color w:val="000000"/>
-          <w:kern w:val="0"/>
-          <w:lang w:eastAsia="es-ES"/>
-          <w14:ligatures w14:val="none"/>
-        </w:rPr>
-        <w:t xml:space="preserve">requerir </w:t>
-      </w:r>
-      <w:r>
-        <w:rPr>
-          <w:rFonts w:ascii="Arial Narrow" w:eastAsia="Times New Roman" w:hAnsi="Arial Narrow" w:cs="Arial"/>
-          <w:color w:val="000000"/>
-          <w:kern w:val="0"/>
-          <w:lang w:val="es-ES" w:eastAsia="es-ES"/>
-          <w14:ligatures w14:val="none"/>
-        </w:rPr>
-        <w:t xml:space="preserve">que, en un </w:t>
-      </w:r>
-      <w:r>
-        <w:rPr>
-          <w:rFonts w:ascii="Arial Narrow" w:eastAsia="Times New Roman" w:hAnsi="Arial Narrow" w:cs="Arial"/>
-          <w:color w:val="000000"/>
-          <w:kern w:val="0"/>
-          <w:lang w:eastAsia="es-ES"/>
-          <w14:ligatures w14:val="none"/>
-        </w:rPr>
-        <w:t xml:space="preserve">plazo no mayor de cinco (5) días hábiles contado a partir del día siguiente de la notificación de la presente resolución, </w:t>
-      </w:r>
-      <w:r>
-        <w:rPr>
-          <w:rFonts w:ascii="Arial Narrow" w:eastAsia="Times New Roman" w:hAnsi="Arial Narrow" w:cs="Times New Roman"/>
-          <w:color w:val="000000"/>
-          <w:kern w:val="0"/>
-          <w:shd w:val="clear" w:color="auto" w:fill="FFFFFF"/>
-          <w:lang w:eastAsia="es-PE"/>
-          <w14:ligatures w14:val="none"/>
-        </w:rPr>
-        <w:t>Banco Internacional del Perú -Interbank S.A.A.</w:t>
-      </w:r>
-      <w:r>
-        <w:rPr>
-          <w:rFonts w:ascii="Arial Narrow" w:eastAsia="Times New Roman" w:hAnsi="Arial Narrow" w:cs="Arial"/>
-          <w:color w:val="000000"/>
-          <w:kern w:val="0"/>
-          <w:lang w:eastAsia="es-ES"/>
-          <w14:ligatures w14:val="none"/>
-        </w:rPr>
-        <w:t xml:space="preserve">, </w:t>
-      </w:r>
-      <w:r>
-        <w:rPr>
-          <w:rFonts w:ascii="Arial Narrow" w:eastAsia="Times New Roman" w:hAnsi="Arial Narrow" w:cs="Arial"/>
-          <w:color w:val="000000"/>
-          <w:kern w:val="0"/>
-          <w:lang w:val="es-ES" w:eastAsia="es-ES"/>
-          <w14:ligatures w14:val="none"/>
-        </w:rPr>
-        <w:t xml:space="preserve">cumpla con: </w:t>
-      </w:r>
-      <w:r>
-        <w:rPr>
-          <w:rFonts w:ascii="Arial Narrow" w:eastAsia="Times New Roman" w:hAnsi="Arial Narrow" w:cs="Arial"/>
-          <w:color w:val="000000"/>
-          <w:kern w:val="0"/>
-          <w:lang w:val="es-ES" w:eastAsia="es-ES"/>
-          <w14:ligatures w14:val="none"/>
-        </w:rPr>
-        <w:t xml:space="preserve">(i) </w:t>
-      </w:r>
-      <w:r>
-        <w:rPr>
-          <w:rFonts w:ascii="Arial Narrow" w:eastAsia="Times New Roman" w:hAnsi="Arial Narrow" w:cs="Arial"/>
-          <w:color w:val="000000"/>
-          <w:kern w:val="0"/>
-          <w:lang w:val="es-ES" w:eastAsia="es-ES"/>
-          <w14:ligatures w14:val="none"/>
+          <ns2:ligatures ns2:val="none"/>
         </w:rPr>
         <w:lastRenderedPageBreak/>
         <w:t>presentar una copia debidamente suscrita de la Póliza 31-166656 del Seguro de Accidentes Personales materia de denuncia; y, (</w:t>
@@ -7150,7 +7047,7 @@
           <w:color w:val="000000"/>
           <w:kern w:val="0"/>
           <w:lang w:val="es-ES" w:eastAsia="es-ES"/>
-          <w14:ligatures w14:val="none"/>
+          <ns2:ligatures ns2:val="none"/>
         </w:rPr>
         <w:t>ii</w:t>
       </w:r>
@@ -7161,7 +7058,7 @@
           <w:color w:val="000000"/>
           <w:kern w:val="0"/>
           <w:lang w:val="es-ES" w:eastAsia="es-ES"/>
-          <w14:ligatures w14:val="none"/>
+          <ns2:ligatures ns2:val="none"/>
         </w:rPr>
         <w:t>) presentar todas las comunicaciones cursadas con la parte denunciante en virtud de los hechos materia de denuncia</w:t>
       </w:r>
@@ -7171,12 +7068,12 @@
           <w:color w:val="000000"/>
           <w:kern w:val="0"/>
           <w:lang w:val="es-ES" w:eastAsia="es-ES"/>
-          <w14:ligatures w14:val="none"/>
+          <ns2:ligatures ns2:val="none"/>
         </w:rPr>
         <w:t>.</w:t>
       </w:r>
     </w:p>
-    <w:p>
+    <w:p ns2:paraId="61AD8504" ns2:textId="77777777">
       <w:pPr>
         <w:spacing w:after="0" w:line="240" w:lineRule="auto"/>
         <w:jc w:val="both"/>
@@ -7186,30 +7083,30 @@
           <w:color w:val="000000"/>
           <w:kern w:val="0"/>
           <w:lang w:val="es-ES" w:eastAsia="es-PE"/>
-          <w14:ligatures w14:val="none"/>
-        </w:rPr>
-      </w:pPr>
-    </w:p>
-    <w:p>
-      <w:pPr>
-        <w:spacing w:after="0" w:line="240" w:lineRule="auto"/>
-        <w:jc w:val="both"/>
-        <w:rPr>
-          <w:rFonts w:ascii="Arial Narrow" w:eastAsia="Arial Narrow" w:hAnsi="Arial Narrow" w:cs="Arial Narrow"/>
-          <w:color w:val="000000"/>
-          <w:kern w:val="0"/>
-          <w:lang w:eastAsia="es-PE"/>
-          <w14:ligatures w14:val="none"/>
-        </w:rPr>
-      </w:pPr>
-      <w:r>
-        <w:rPr>
-          <w:rFonts w:ascii="Arial Narrow" w:eastAsia="Arial Narrow" w:hAnsi="Arial Narrow" w:cs="Arial Narrow"/>
-          <w:b/>
-          <w:color w:val="000000"/>
-          <w:kern w:val="0"/>
-          <w:lang w:eastAsia="es-PE"/>
-          <w14:ligatures w14:val="none"/>
+          <ns2:ligatures ns2:val="none"/>
+        </w:rPr>
+      </w:pPr>
+    </w:p>
+    <w:p ns2:paraId="58D4E496" ns2:textId="77777777">
+      <w:pPr>
+        <w:spacing w:after="0" w:line="240" w:lineRule="auto"/>
+        <w:jc w:val="both"/>
+        <w:rPr>
+          <w:rFonts w:ascii="Arial Narrow" w:eastAsia="Arial Narrow" w:hAnsi="Arial Narrow" w:cs="Arial Narrow"/>
+          <w:color w:val="000000"/>
+          <w:kern w:val="0"/>
+          <w:lang w:eastAsia="es-PE"/>
+          <ns2:ligatures ns2:val="none"/>
+        </w:rPr>
+      </w:pPr>
+      <w:r>
+        <w:rPr>
+          <w:rFonts w:ascii="Arial Narrow" w:eastAsia="Arial Narrow" w:hAnsi="Arial Narrow" w:cs="Arial Narrow"/>
+          <w:b/>
+          <w:color w:val="000000"/>
+          <w:kern w:val="0"/>
+          <w:lang w:eastAsia="es-PE"/>
+          <ns2:ligatures ns2:val="none"/>
         </w:rPr>
         <w:t>SÉTIMO:</w:t>
       </w:r>
@@ -7219,7 +7116,7 @@
           <w:color w:val="000000"/>
           <w:kern w:val="0"/>
           <w:lang w:eastAsia="es-PE"/>
-          <w14:ligatures w14:val="none"/>
+          <ns2:ligatures ns2:val="none"/>
         </w:rPr>
         <w:t xml:space="preserve"> </w:t>
       </w:r>
@@ -7230,7 +7127,7 @@
           <w:color w:val="000000"/>
           <w:kern w:val="0"/>
           <w:lang w:eastAsia="es-PE"/>
-          <w14:ligatures w14:val="none"/>
+          <ns2:ligatures ns2:val="none"/>
         </w:rPr>
         <w:t>informar a las partes que el artículo 110</w:t>
       </w:r>
@@ -7240,7 +7137,7 @@
           <w:color w:val="000000"/>
           <w:kern w:val="0"/>
           <w:lang w:eastAsia="es-PE"/>
-          <w14:ligatures w14:val="none"/>
+          <ns2:ligatures ns2:val="none"/>
         </w:rPr>
         <w:t/>
       </w:r>
@@ -7250,7 +7147,7 @@
           <w:color w:val="000000"/>
           <w:kern w:val="0"/>
           <w:lang w:eastAsia="es-PE"/>
-          <w14:ligatures w14:val="none"/>
+          <ns2:ligatures ns2:val="none"/>
         </w:rPr>
         <w:t xml:space="preserve"> de la Ley 29571, Código de Protección y Defensa del Consumidor</w:t>
       </w:r>
@@ -7262,7 +7159,7 @@
           <w:kern w:val="0"/>
           <w:vertAlign w:val="superscript"/>
           <w:lang w:eastAsia="es-PE"/>
-          <w14:ligatures w14:val="none"/>
+          <ns2:ligatures ns2:val="none"/>
         </w:rPr>
         <w:footnoteReference w:id="11"/>
       </w:r>
@@ -7272,7 +7169,7 @@
           <w:color w:val="000000"/>
           <w:kern w:val="0"/>
           <w:lang w:eastAsia="es-PE"/>
-          <w14:ligatures w14:val="none"/>
+          <ns2:ligatures ns2:val="none"/>
         </w:rPr>
         <w:t>, faculta a la Comisión a calificar las infracciones de la referida norma como leves, graves o muy graves e imponer sanciones que van desde una amonestación hasta una multa por un máximo de 450 Unidades Impositivas Tributarias, sin perjuicio de las medidas correctivas, reparadoras y complementarias, que puedan ordenarse de acuerdo a lo estipulado en los artículos 114</w:t>
       </w:r>
@@ -7282,7 +7179,7 @@
           <w:color w:val="000000"/>
           <w:kern w:val="0"/>
           <w:lang w:eastAsia="es-PE"/>
-          <w14:ligatures w14:val="none"/>
+          <ns2:ligatures ns2:val="none"/>
         </w:rPr>
         <w:t/>
       </w:r>
@@ -7292,7 +7189,7 @@
           <w:color w:val="000000"/>
           <w:kern w:val="0"/>
           <w:lang w:eastAsia="es-PE"/>
-          <w14:ligatures w14:val="none"/>
+          <ns2:ligatures ns2:val="none"/>
         </w:rPr>
         <w:t>, 115</w:t>
       </w:r>
@@ -7302,7 +7199,7 @@
           <w:color w:val="000000"/>
           <w:kern w:val="0"/>
           <w:lang w:eastAsia="es-PE"/>
-          <w14:ligatures w14:val="none"/>
+          <ns2:ligatures ns2:val="none"/>
         </w:rPr>
         <w:t/>
       </w:r>
@@ -7312,7 +7209,7 @@
           <w:color w:val="000000"/>
           <w:kern w:val="0"/>
           <w:lang w:eastAsia="es-PE"/>
-          <w14:ligatures w14:val="none"/>
+          <ns2:ligatures ns2:val="none"/>
         </w:rPr>
         <w:t xml:space="preserve"> y 116</w:t>
       </w:r>
@@ -7322,7 +7219,7 @@
           <w:color w:val="000000"/>
           <w:kern w:val="0"/>
           <w:lang w:eastAsia="es-PE"/>
-          <w14:ligatures w14:val="none"/>
+          <ns2:ligatures ns2:val="none"/>
         </w:rPr>
         <w:t/>
       </w:r>
@@ -7332,7 +7229,7 @@
           <w:color w:val="000000"/>
           <w:kern w:val="0"/>
           <w:lang w:eastAsia="es-PE"/>
-          <w14:ligatures w14:val="none"/>
+          <ns2:ligatures ns2:val="none"/>
         </w:rPr>
         <w:t xml:space="preserve"> de la referida norma</w:t>
       </w:r>
@@ -7344,7 +7241,7 @@
           <w:kern w:val="0"/>
           <w:vertAlign w:val="superscript"/>
           <w:lang w:eastAsia="es-PE"/>
-          <w14:ligatures w14:val="none"/>
+          <ns2:ligatures ns2:val="none"/>
         </w:rPr>
         <w:footnoteReference w:id="12"/>
       </w:r>
@@ -7354,7 +7251,7 @@
           <w:color w:val="000000"/>
           <w:kern w:val="0"/>
           <w:lang w:eastAsia="es-PE"/>
-          <w14:ligatures w14:val="none"/>
+          <ns2:ligatures ns2:val="none"/>
         </w:rPr>
         <w:t xml:space="preserve">. </w:t>
       </w:r>
@@ -7365,7 +7262,7 @@
           <w:color w:val="000000"/>
           <w:kern w:val="0"/>
           <w:lang w:eastAsia="es-PE"/>
-          <w14:ligatures w14:val="none"/>
+          <ns2:ligatures ns2:val="none"/>
         </w:rPr>
         <w:lastRenderedPageBreak/>
         <w:t>Asimismo, se consideran circunstancias atenuantes para la graduación de la sanción, el allanamiento de la denuncia o el reconocimiento de las pretensiones en ella contenidas, de acuerdo con el artículo 112</w:t>
@@ -7376,7 +7273,7 @@
           <w:color w:val="000000"/>
           <w:kern w:val="0"/>
           <w:lang w:eastAsia="es-PE"/>
-          <w14:ligatures w14:val="none"/>
+          <ns2:ligatures ns2:val="none"/>
         </w:rPr>
         <w:t/>
       </w:r>
@@ -7386,7 +7283,7 @@
           <w:color w:val="000000"/>
           <w:kern w:val="0"/>
           <w:lang w:eastAsia="es-PE"/>
-          <w14:ligatures w14:val="none"/>
+          <ns2:ligatures ns2:val="none"/>
         </w:rPr>
         <w:t xml:space="preserve"> del Código</w:t>
       </w:r>
@@ -7398,7 +7295,7 @@
           <w:kern w:val="0"/>
           <w:vertAlign w:val="superscript"/>
           <w:lang w:eastAsia="es-PE"/>
-          <w14:ligatures w14:val="none"/>
+          <ns2:ligatures ns2:val="none"/>
         </w:rPr>
         <w:footnoteReference w:id="13"/>
       </w:r>
@@ -7408,12 +7305,12 @@
           <w:color w:val="000000"/>
           <w:kern w:val="0"/>
           <w:lang w:eastAsia="es-PE"/>
-          <w14:ligatures w14:val="none"/>
+          <ns2:ligatures ns2:val="none"/>
         </w:rPr>
         <w:t>.</w:t>
       </w:r>
     </w:p>
-    <w:p>
+    <w:p ns2:paraId="7A5236A4" ns2:textId="77777777">
       <w:pPr>
         <w:shd w:val="clear" w:color="auto" w:fill="FFFFFF"/>
         <w:spacing w:after="0" w:line="240" w:lineRule="auto"/>
@@ -7424,11 +7321,11 @@
           <w:color w:val="000000"/>
           <w:kern w:val="0"/>
           <w:lang w:eastAsia="es-PE"/>
-          <w14:ligatures w14:val="none"/>
-        </w:rPr>
-      </w:pPr>
-    </w:p>
-    <w:p>
+          <ns2:ligatures ns2:val="none"/>
+        </w:rPr>
+      </w:pPr>
+    </w:p>
+    <w:p ns2:paraId="3F071DDA" ns2:textId="77777777">
       <w:pPr>
         <w:shd w:val="clear" w:color="auto" w:fill="FFFFFF"/>
         <w:spacing w:after="0" w:line="240" w:lineRule="auto"/>
@@ -7438,7 +7335,7 @@
           <w:color w:val="000000"/>
           <w:kern w:val="0"/>
           <w:lang w:eastAsia="es-PE"/>
-          <w14:ligatures w14:val="none"/>
+          <ns2:ligatures ns2:val="none"/>
         </w:rPr>
       </w:pPr>
       <w:r>
@@ -7447,7 +7344,7 @@
           <w:b/>
           <w:bCs/>
           <w:kern w:val="0"/>
-          <w14:ligatures w14:val="none"/>
+          <ns2:ligatures ns2:val="none"/>
         </w:rPr>
         <w:t>OCTAVO</w:t>
       </w:r>
@@ -7458,7 +7355,7 @@
           <w:color w:val="000000"/>
           <w:kern w:val="0"/>
           <w:lang w:eastAsia="es-PE"/>
-          <w14:ligatures w14:val="none"/>
+          <ns2:ligatures ns2:val="none"/>
         </w:rPr>
         <w:t>:</w:t>
       </w:r>
@@ -7468,7 +7365,7 @@
           <w:color w:val="000000"/>
           <w:kern w:val="0"/>
           <w:lang w:eastAsia="es-PE"/>
-          <w14:ligatures w14:val="none"/>
+          <ns2:ligatures ns2:val="none"/>
         </w:rPr>
         <w:t xml:space="preserve"> informar a las partes que conforme a lo establecido en el artículo 39</w:t>
       </w:r>
@@ -7478,7 +7375,7 @@
           <w:color w:val="000000"/>
           <w:kern w:val="0"/>
           <w:lang w:eastAsia="es-PE"/>
-          <w14:ligatures w14:val="none"/>
+          <ns2:ligatures ns2:val="none"/>
         </w:rPr>
         <w:t/>
       </w:r>
@@ -7488,12 +7385,12 @@
           <w:color w:val="000000"/>
           <w:kern w:val="0"/>
           <w:lang w:eastAsia="es-PE"/>
-          <w14:ligatures w14:val="none"/>
+          <ns2:ligatures ns2:val="none"/>
         </w:rPr>
         <w:t xml:space="preserve"> de la Ley sobre Facultades, Normas y Organización del Indecopi, aprobada por Decreto Legislativo 807, los gastos por los peritajes realizados, actuación de pruebas, inspecciones y otros derivados de la tramitación del proceso serán de cargo de la parte que solicita la prueba, salvo pacto en contrario. En todos los casos, la resolución final determinará si los gastos deben ser asumidos por alguna de las partes, o reembolsados a la otra parte o al Indecopi, según sea el caso, de manera adicional a la sanción que haya podido imponerse. </w:t>
       </w:r>
     </w:p>
-    <w:p>
+    <w:p ns2:paraId="0F10F9CF" ns2:textId="77777777">
       <w:pPr>
         <w:shd w:val="clear" w:color="auto" w:fill="FFFFFF"/>
         <w:spacing w:after="0" w:line="240" w:lineRule="auto"/>
@@ -7503,11 +7400,11 @@
           <w:color w:val="000000"/>
           <w:kern w:val="0"/>
           <w:lang w:eastAsia="es-PE"/>
-          <w14:ligatures w14:val="none"/>
-        </w:rPr>
-      </w:pPr>
-    </w:p>
-    <w:p>
+          <ns2:ligatures ns2:val="none"/>
+        </w:rPr>
+      </w:pPr>
+    </w:p>
+    <w:p ns2:paraId="194C23DD" ns2:textId="77777777">
       <w:pPr>
         <w:suppressAutoHyphens/>
         <w:spacing w:after="0" w:line="240" w:lineRule="auto"/>
@@ -7516,7 +7413,7 @@
           <w:rFonts w:ascii="Arial Narrow" w:eastAsia="Calibri" w:hAnsi="Arial Narrow" w:cs="Arial"/>
           <w:kern w:val="0"/>
           <w:u w:val="single"/>
-          <w14:ligatures w14:val="none"/>
+          <ns2:ligatures ns2:val="none"/>
         </w:rPr>
       </w:pPr>
       <w:r>
@@ -7526,7 +7423,7 @@
           <w:color w:val="000000"/>
           <w:kern w:val="0"/>
           <w:lang w:eastAsia="es-PE"/>
-          <w14:ligatures w14:val="none"/>
+          <ns2:ligatures ns2:val="none"/>
         </w:rPr>
         <w:t>NOVENO</w:t>
       </w:r>
@@ -7535,7 +7432,7 @@
           <w:rFonts w:ascii="Arial Narrow" w:eastAsia="Calibri" w:hAnsi="Arial Narrow" w:cs="Arial"/>
           <w:b/>
           <w:kern w:val="0"/>
-          <w14:ligatures w14:val="none"/>
+          <ns2:ligatures ns2:val="none"/>
         </w:rPr>
         <w:t>:</w:t>
       </w:r>
@@ -7543,7 +7440,7 @@
         <w:rPr>
           <w:rFonts w:ascii="Arial Narrow" w:eastAsia="Calibri" w:hAnsi="Arial Narrow" w:cs="Arial"/>
           <w:kern w:val="0"/>
-          <w14:ligatures w14:val="none"/>
+          <ns2:ligatures ns2:val="none"/>
         </w:rPr>
         <w:t xml:space="preserve"> comunicar a las partes que, </w:t>
       </w:r>
@@ -7552,7 +7449,7 @@
         <w:rPr>
           <w:rFonts w:ascii="Arial Narrow" w:eastAsia="Calibri" w:hAnsi="Arial Narrow" w:cs="Arial"/>
           <w:kern w:val="0"/>
-          <w14:ligatures w14:val="none"/>
+          <ns2:ligatures ns2:val="none"/>
         </w:rPr>
         <w:t>de acuerdo a</w:t>
       </w:r>
@@ -7561,7 +7458,7 @@
         <w:rPr>
           <w:rFonts w:ascii="Arial Narrow" w:eastAsia="Calibri" w:hAnsi="Arial Narrow" w:cs="Arial"/>
           <w:kern w:val="0"/>
-          <w14:ligatures w14:val="none"/>
+          <ns2:ligatures ns2:val="none"/>
         </w:rPr>
         <w:t xml:space="preserve"> lo señalado por el artículo 29</w:t>
       </w:r>
@@ -7571,7 +7468,7 @@
           <w:color w:val="000000"/>
           <w:kern w:val="0"/>
           <w:lang w:eastAsia="es-PE"/>
-          <w14:ligatures w14:val="none"/>
+          <ns2:ligatures ns2:val="none"/>
         </w:rPr>
         <w:t/>
       </w:r>
@@ -7579,7 +7476,7 @@
         <w:rPr>
           <w:rFonts w:ascii="Arial Narrow" w:eastAsia="Calibri" w:hAnsi="Arial Narrow" w:cs="Arial"/>
           <w:kern w:val="0"/>
-          <w14:ligatures w14:val="none"/>
+          <ns2:ligatures ns2:val="none"/>
         </w:rPr>
         <w:t xml:space="preserve"> del Decreto Legislativo 807</w:t>
       </w:r>
@@ -7589,7 +7486,7 @@
           <w:rFonts w:ascii="Arial Narrow" w:eastAsia="Calibri" w:hAnsi="Arial Narrow" w:cs="Arial"/>
           <w:kern w:val="0"/>
           <w:vertAlign w:val="superscript"/>
-          <w14:ligatures w14:val="none"/>
+          <ns2:ligatures ns2:val="none"/>
         </w:rPr>
         <w:footnoteReference w:id="14"/>
       </w:r>
@@ -7597,7 +7494,7 @@
         <w:rPr>
           <w:rFonts w:ascii="Arial Narrow" w:eastAsia="Calibri" w:hAnsi="Arial Narrow" w:cs="Arial"/>
           <w:kern w:val="0"/>
-          <w14:ligatures w14:val="none"/>
+          <ns2:ligatures ns2:val="none"/>
         </w:rPr>
         <w:t xml:space="preserve">, hasta antes de la emisión de la Resolución Final tienen la posibilidad de solicitar una audiencia de conciliación. En caso deleguen a favor de una tercera persona su actuación en la diligencia programada, esta deberá presentar un poder especial con firma legalizada ante Notario Público, donde conste </w:t>
       </w:r>
@@ -7606,7 +7503,7 @@
           <w:rFonts w:ascii="Arial Narrow" w:eastAsia="Calibri" w:hAnsi="Arial Narrow" w:cs="Arial"/>
           <w:kern w:val="0"/>
           <w:u w:val="single"/>
-          <w14:ligatures w14:val="none"/>
+          <ns2:ligatures ns2:val="none"/>
         </w:rPr>
         <w:t>expresamente su facultad para asistir y conciliar en su representación</w:t>
       </w:r>
@@ -7615,7 +7512,7 @@
           <w:rFonts w:ascii="Arial Narrow" w:eastAsia="Calibri" w:hAnsi="Arial Narrow" w:cs="Arial"/>
           <w:bCs/>
           <w:kern w:val="0"/>
-          <w14:ligatures w14:val="none"/>
+          <ns2:ligatures ns2:val="none"/>
         </w:rPr>
         <w:t>.</w:t>
       </w:r>
@@ -7625,7 +7522,7 @@
           <w:b/>
           <w:bCs/>
           <w:kern w:val="0"/>
-          <w14:ligatures w14:val="none"/>
+          <ns2:ligatures ns2:val="none"/>
         </w:rPr>
         <w:t xml:space="preserve"> </w:t>
       </w:r>
@@ -7634,12 +7531,12 @@
           <w:rFonts w:ascii="Arial Narrow" w:eastAsia="Calibri" w:hAnsi="Arial Narrow" w:cs="Arial"/>
           <w:kern w:val="0"/>
           <w:u w:val="single"/>
-          <w14:ligatures w14:val="none"/>
+          <ns2:ligatures ns2:val="none"/>
         </w:rPr>
         <w:t xml:space="preserve">Ello bajo apercibimiento de no realizar la audiencia de conciliación y levantar el acta de inasistencia correspondiente. </w:t>
       </w:r>
     </w:p>
-    <w:p>
+    <w:p ns2:paraId="19088877" ns2:textId="77777777">
       <w:pPr>
         <w:suppressAutoHyphens/>
         <w:spacing w:after="0" w:line="240" w:lineRule="auto"/>
@@ -7648,11 +7545,11 @@
           <w:rFonts w:ascii="Arial Narrow" w:eastAsia="Calibri" w:hAnsi="Arial Narrow" w:cs="Arial"/>
           <w:kern w:val="0"/>
           <w:u w:val="single"/>
-          <w14:ligatures w14:val="none"/>
-        </w:rPr>
-      </w:pPr>
-    </w:p>
-    <w:p>
+          <ns2:ligatures ns2:val="none"/>
+        </w:rPr>
+      </w:pPr>
+    </w:p>
+    <w:p ns2:paraId="7767F307" ns2:textId="77777777">
       <w:pPr>
         <w:suppressAutoHyphens/>
         <w:spacing w:after="0" w:line="240" w:lineRule="auto"/>
@@ -7669,7 +7566,7 @@
           <w:b/>
           <w:spacing w:val="-3"/>
           <w:kern w:val="0"/>
-          <w14:ligatures w14:val="none"/>
+          <ns2:ligatures ns2:val="none"/>
         </w:rPr>
         <w:t>DÉCIMO</w:t>
       </w:r>
@@ -7680,7 +7577,7 @@
           <w:color w:val="000000"/>
           <w:kern w:val="0"/>
           <w:lang w:eastAsia="es-PE"/>
-          <w14:ligatures w14:val="none"/>
+          <ns2:ligatures ns2:val="none"/>
         </w:rPr>
         <w:t>:</w:t>
       </w:r>
@@ -7690,7 +7587,7 @@
           <w:color w:val="000000"/>
           <w:kern w:val="0"/>
           <w:lang w:eastAsia="es-PE"/>
-          <w14:ligatures w14:val="none"/>
+          <ns2:ligatures ns2:val="none"/>
         </w:rPr>
         <w:t xml:space="preserve"> poner en conocimiento de las partes que, antes de la emisión de la Resolución Final, tienen la posibilidad de formular su desistimiento o presentar el acuerdo arribado mediante la conciliación, mediación, </w:t>
       </w:r>
@@ -7700,7 +7597,7 @@
           <w:color w:val="000000"/>
           <w:kern w:val="0"/>
           <w:lang w:eastAsia="es-PE"/>
-          <w14:ligatures w14:val="none"/>
+          <ns2:ligatures ns2:val="none"/>
         </w:rPr>
         <w:lastRenderedPageBreak/>
         <w:t>transacción o cualquier otro que, de forma indubitable, deje constancia que se ha solucionado la controversia materia de denuncia.</w:t>
@@ -7708,7 +7605,7 @@
       <w:bookmarkStart w:id="8" w:name="h.gjdgxs" w:colFirst="0" w:colLast="0"/>
       <w:bookmarkEnd w:id="8"/>
     </w:p>
-    <w:p>
+    <w:p ns2:paraId="69E33D6A" ns2:textId="77777777">
       <w:pPr>
         <w:suppressAutoHyphens/>
         <w:spacing w:after="0" w:line="240" w:lineRule="auto"/>
@@ -7718,11 +7615,11 @@
           <w:color w:val="000000"/>
           <w:kern w:val="0"/>
           <w:lang w:eastAsia="es-PE"/>
-          <w14:ligatures w14:val="none"/>
-        </w:rPr>
-      </w:pPr>
-    </w:p>
-    <w:p>
+          <ns2:ligatures ns2:val="none"/>
+        </w:rPr>
+      </w:pPr>
+    </w:p>
+    <w:p ns2:paraId="4DB7FEAC" ns2:textId="426A5D5D">
       <w:pPr>
         <w:suppressAutoHyphens/>
         <w:spacing w:after="0" w:line="240" w:lineRule="auto"/>
@@ -7745,7 +7642,7 @@
           <w:b/>
           <w:spacing w:val="-3"/>
           <w:kern w:val="0"/>
-          <w14:ligatures w14:val="none"/>
+          <ns2:ligatures ns2:val="none"/>
         </w:rPr>
         <w:t/>
       </w:r>
@@ -7755,7 +7652,7 @@
           <w:bCs/>
           <w:spacing w:val="-3"/>
           <w:kern w:val="0"/>
-          <w14:ligatures w14:val="none"/>
+          <ns2:ligatures ns2:val="none"/>
         </w:rPr>
         <w:t xml:space="preserve"/>
       </w:r>
@@ -7766,7 +7663,7 @@
           <w:kern w:val="0"/>
           <w:shd w:val="clear" w:color="auto" w:fill="FFFFFF"/>
           <w:lang w:eastAsia="es-PE"/>
-          <w14:ligatures w14:val="none"/>
+          <ns2:ligatures ns2:val="none"/>
         </w:rPr>
         <w:t xml:space="preserve"/>
       </w:r>
@@ -7777,7 +7674,7 @@
           <w:kern w:val="0"/>
           <w:shd w:val="clear" w:color="auto" w:fill="FFFFFF"/>
           <w:lang w:eastAsia="es-PE"/>
-          <w14:ligatures w14:val="none"/>
+          <ns2:ligatures ns2:val="none"/>
         </w:rPr>
         <w:t/>
       </w:r>
@@ -7788,7 +7685,7 @@
           <w:kern w:val="0"/>
           <w:shd w:val="clear" w:color="auto" w:fill="FFFFFF"/>
           <w:lang w:eastAsia="es-PE"/>
-          <w14:ligatures w14:val="none"/>
+          <ns2:ligatures ns2:val="none"/>
         </w:rPr>
         <w:t/>
       </w:r>
@@ -7799,7 +7696,7 @@
           <w:kern w:val="0"/>
           <w:shd w:val="clear" w:color="auto" w:fill="FFFFFF"/>
           <w:lang w:eastAsia="es-PE"/>
-          <w14:ligatures w14:val="none"/>
+          <ns2:ligatures ns2:val="none"/>
         </w:rPr>
         <w:t xml:space="preserve"/>
       </w:r>
@@ -7914,7 +7811,7 @@
           <w:color w:val="000000"/>
           <w:kern w:val="0"/>
           <w:lang w:eastAsia="es-PE"/>
-          <w14:ligatures w14:val="none"/>
+          <ns2:ligatures ns2:val="none"/>
         </w:rPr>
         <w:t/>
       </w:r>
@@ -7931,7 +7828,7 @@
           <w:color w:val="000000"/>
           <w:kern w:val="0"/>
           <w:lang w:eastAsia="es-PE"/>
-          <w14:ligatures w14:val="none"/>
+          <ns2:ligatures ns2:val="none"/>
         </w:rPr>
         <w:t/>
       </w:r>
@@ -7957,7 +7854,7 @@
         <w:t/>
       </w:r>
     </w:p>
-    <w:p>
+    <w:p ns2:paraId="26B1ED4B" ns2:textId="77777777">
       <w:pPr>
         <w:suppressAutoHyphens/>
         <w:spacing w:after="0" w:line="240" w:lineRule="auto"/>
@@ -7967,7 +7864,7 @@
         </w:rPr>
       </w:pPr>
     </w:p>
-    <w:p>
+    <w:p ns2:paraId="12E923CD" ns2:textId="6817F3A4">
       <w:pPr>
         <w:suppressAutoHyphens/>
         <w:spacing w:line="240" w:lineRule="auto"/>
@@ -8018,7 +7915,7 @@
         <w:t>efectúe el acuse de recibo mediante la confirmación de recepción de la notificación remitida por este despacho a su Casilla Electrónica, dentro de los cinco (5) primeros días hábiles siguientes a la fecha en que recibe la notificación.</w:t>
       </w:r>
     </w:p>
-    <w:p>
+    <w:p ns2:paraId="00B9B615" ns2:textId="77777777">
       <w:pPr>
         <w:suppressAutoHyphens/>
         <w:spacing w:after="0" w:line="240" w:lineRule="auto"/>
@@ -8029,11 +7926,11 @@
           <w:color w:val="000000"/>
           <w:kern w:val="0"/>
           <w:lang w:eastAsia="es-PE"/>
-          <w14:ligatures w14:val="none"/>
-        </w:rPr>
-      </w:pPr>
-    </w:p>
-    <w:p>
+          <ns2:ligatures ns2:val="none"/>
+        </w:rPr>
+      </w:pPr>
+    </w:p>
+    <w:p ns2:paraId="78633E44" ns2:textId="77777777">
       <w:pPr>
         <w:suppressAutoHyphens/>
         <w:spacing w:after="0" w:line="240" w:lineRule="auto"/>
@@ -8044,40 +7941,40 @@
           <w:color w:val="000000"/>
           <w:kern w:val="0"/>
           <w:lang w:eastAsia="es-PE"/>
-          <w14:ligatures w14:val="none"/>
+          <ns2:ligatures ns2:val="none"/>
         </w:rPr>
       </w:pPr>
     </w:p>
     <w:bookmarkEnd w:id="0"/>
-    <w:p>
-      <w:pPr>
-        <w:spacing w:after="0" w:line="240" w:lineRule="auto"/>
-        <w:jc w:val="both"/>
-        <w:rPr>
-          <w:rFonts w:ascii="Arial Narrow" w:eastAsia="Arial Narrow" w:hAnsi="Arial Narrow" w:cs="Arial Narrow"/>
-          <w:b/>
-          <w:color w:val="000000"/>
-          <w:kern w:val="0"/>
-          <w:lang w:eastAsia="es-PE"/>
-          <w14:ligatures w14:val="none"/>
-        </w:rPr>
-      </w:pPr>
-    </w:p>
-    <w:p>
-      <w:pPr>
-        <w:spacing w:after="0" w:line="240" w:lineRule="auto"/>
-        <w:jc w:val="both"/>
-        <w:rPr>
-          <w:rFonts w:ascii="Arial Narrow" w:eastAsia="Arial Narrow" w:hAnsi="Arial Narrow" w:cs="Arial Narrow"/>
-          <w:b/>
-          <w:color w:val="000000"/>
-          <w:kern w:val="0"/>
-          <w:lang w:eastAsia="es-PE"/>
-          <w14:ligatures w14:val="none"/>
-        </w:rPr>
-      </w:pPr>
-    </w:p>
-    <w:p>
+    <w:p ns2:paraId="6F8AFAC6" ns2:textId="77777777">
+      <w:pPr>
+        <w:spacing w:after="0" w:line="240" w:lineRule="auto"/>
+        <w:jc w:val="both"/>
+        <w:rPr>
+          <w:rFonts w:ascii="Arial Narrow" w:eastAsia="Arial Narrow" w:hAnsi="Arial Narrow" w:cs="Arial Narrow"/>
+          <w:b/>
+          <w:color w:val="000000"/>
+          <w:kern w:val="0"/>
+          <w:lang w:eastAsia="es-PE"/>
+          <ns2:ligatures ns2:val="none"/>
+        </w:rPr>
+      </w:pPr>
+    </w:p>
+    <w:p ns2:paraId="41C37225" ns2:textId="77777777">
+      <w:pPr>
+        <w:spacing w:after="0" w:line="240" w:lineRule="auto"/>
+        <w:jc w:val="both"/>
+        <w:rPr>
+          <w:rFonts w:ascii="Arial Narrow" w:eastAsia="Arial Narrow" w:hAnsi="Arial Narrow" w:cs="Arial Narrow"/>
+          <w:b/>
+          <w:color w:val="000000"/>
+          <w:kern w:val="0"/>
+          <w:lang w:eastAsia="es-PE"/>
+          <ns2:ligatures ns2:val="none"/>
+        </w:rPr>
+      </w:pPr>
+    </w:p>
+    <w:p ns2:paraId="01FED055" ns2:textId="77777777">
       <w:pPr>
         <w:shd w:val="clear" w:color="auto" w:fill="FFFFFF"/>
         <w:spacing w:after="0" w:line="240" w:lineRule="auto"/>
@@ -8088,7 +7985,7 @@
           <w:bCs/>
           <w:color w:val="000000"/>
           <w:kern w:val="0"/>
-          <w14:ligatures w14:val="none"/>
+          <ns2:ligatures ns2:val="none"/>
         </w:rPr>
       </w:pPr>
       <w:r>
@@ -8098,12 +7995,12 @@
           <w:bCs/>
           <w:color w:val="000000"/>
           <w:kern w:val="0"/>
-          <w14:ligatures w14:val="none"/>
+          <ns2:ligatures ns2:val="none"/>
         </w:rPr>
         <w:t xml:space="preserve">EVELING ROA [APELLIDO]</w:t>
       </w:r>
     </w:p>
-    <w:p>
+    <w:p ns2:paraId="278B0D05" ns2:textId="77777777">
       <w:pPr>
         <w:shd w:val="clear" w:color="auto" w:fill="FFFFFF"/>
         <w:spacing w:after="0" w:line="240" w:lineRule="auto"/>
@@ -8114,7 +8011,7 @@
           <w:bCs/>
           <w:color w:val="000000"/>
           <w:kern w:val="0"/>
-          <w14:ligatures w14:val="none"/>
+          <ns2:ligatures ns2:val="none"/>
         </w:rPr>
       </w:pPr>
       <w:r>
@@ -8124,12 +8021,12 @@
           <w:bCs/>
           <w:color w:val="000000"/>
           <w:kern w:val="0"/>
-          <w14:ligatures w14:val="none"/>
+          <ns2:ligatures ns2:val="none"/>
         </w:rPr>
         <w:t>Secretaria Técnica</w:t>
       </w:r>
     </w:p>
-    <w:p>
+    <w:p ns2:paraId="1C7F3EE1" ns2:textId="77777777">
       <w:pPr>
         <w:shd w:val="clear" w:color="auto" w:fill="FFFFFF"/>
         <w:spacing w:after="0" w:line="240" w:lineRule="auto"/>
@@ -8138,7 +8035,7 @@
           <w:rFonts w:ascii="Arial Narrow" w:eastAsia="Calibri" w:hAnsi="Arial Narrow" w:cs="Times New Roman"/>
           <w:color w:val="000000"/>
           <w:kern w:val="0"/>
-          <w14:ligatures w14:val="none"/>
+          <ns2:ligatures ns2:val="none"/>
         </w:rPr>
       </w:pPr>
       <w:r>
@@ -8148,7 +8045,7 @@
           <w:bCs/>
           <w:color w:val="000000"/>
           <w:kern w:val="0"/>
-          <w14:ligatures w14:val="none"/>
+          <ns2:ligatures ns2:val="none"/>
         </w:rPr>
         <w:t>Comisión </w:t>
       </w:r>
@@ -8160,7 +8057,7 @@
           <w:color w:val="000000"/>
           <w:kern w:val="0"/>
           <w:shd w:val="clear" w:color="auto" w:fill="FFFFFF"/>
-          <w14:ligatures w14:val="none"/>
+          <ns2:ligatures ns2:val="none"/>
         </w:rPr>
         <w:t>de</w:t>
       </w:r>
@@ -8171,26 +8068,26 @@
           <w:bCs/>
           <w:color w:val="000000"/>
           <w:kern w:val="0"/>
-          <w14:ligatures w14:val="none"/>
+          <ns2:ligatures ns2:val="none"/>
         </w:rPr>
         <w:t> Protección al Consumidor 1</w:t>
       </w:r>
     </w:p>
-    <w:p>
-      <w:pPr>
-        <w:spacing w:after="0" w:line="240" w:lineRule="auto"/>
-        <w:jc w:val="both"/>
-        <w:rPr>
-          <w:rFonts w:ascii="Arial Narrow" w:eastAsia="Arial Narrow" w:hAnsi="Arial Narrow" w:cs="Arial Narrow"/>
-          <w:b/>
-          <w:color w:val="000000"/>
-          <w:kern w:val="0"/>
-          <w:lang w:eastAsia="es-PE"/>
-          <w14:ligatures w14:val="none"/>
-        </w:rPr>
-      </w:pPr>
-    </w:p>
-    <w:p>
+    <w:p ns2:paraId="589C01D9" ns2:textId="77777777">
+      <w:pPr>
+        <w:spacing w:after="0" w:line="240" w:lineRule="auto"/>
+        <w:jc w:val="both"/>
+        <w:rPr>
+          <w:rFonts w:ascii="Arial Narrow" w:eastAsia="Arial Narrow" w:hAnsi="Arial Narrow" w:cs="Arial Narrow"/>
+          <w:b/>
+          <w:color w:val="000000"/>
+          <w:kern w:val="0"/>
+          <w:lang w:eastAsia="es-PE"/>
+          <ns2:ligatures ns2:val="none"/>
+        </w:rPr>
+      </w:pPr>
+    </w:p>
+    <w:p ns2:paraId="73FFBFF0" ns2:textId="77777777">
       <w:pPr>
         <w:spacing w:after="0" w:line="240" w:lineRule="auto"/>
         <w:jc w:val="both"/>
@@ -8208,12 +8105,12 @@
           <w:sz w:val="16"/>
           <w:szCs w:val="16"/>
           <w:lang w:eastAsia="es-PE"/>
-          <w14:ligatures w14:val="none"/>
+          <ns2:ligatures ns2:val="none"/>
         </w:rPr>
         <w:t>LSM/JCQ</w:t>
       </w:r>
     </w:p>
-    <w:p>
+    <w:p ns2:paraId="68107EE2" ns2:textId="77777777">
       <w:pPr>
         <w:spacing w:line="240" w:lineRule="auto"/>
         <w:rPr>
@@ -8223,8 +8120,8 @@
       </w:pPr>
     </w:p>
     <w:sectPr>
-      <w:headerReference w:type="default" r:id="rId8"/>
-      <w:footerReference w:type="default" r:id="rId9"/>
+      <w:headerReference w:type="default" ns3:id="rId8"/>
+      <w:footerReference w:type="default" ns3:id="rId9"/>
       <w:pgSz w:w="11906" w:h="16838"/>
       <w:pgMar w:top="1417" w:right="1701" w:bottom="1417" w:left="1701" w:header="708" w:footer="708" w:gutter="0"/>
       <w:cols w:space="708"/>

--- a/plantillas_maestras/13_seguro_multiple_y_equipos/negativa_cobertura/2_ddos_banco_y_aseguradora/mujer/TPL_1372_2025_SEGURO_MULTIPLE_Y_EQUIPOS_NEGATIVA_COBERTURA_BANCO_MUJER_R1.docx
+++ b/plantillas_maestras/13_seguro_multiple_y_equipos/negativa_cobertura/2_ddos_banco_y_aseguradora/mujer/TPL_1372_2025_SEGURO_MULTIPLE_Y_EQUIPOS_NEGATIVA_COBERTURA_BANCO_MUJER_R1.docx
@@ -6747,7 +6747,7 @@
           <w:sz w:val="20"/>
           <w:szCs w:val="20"/>
         </w:rPr>
-        <w:t xml:space="preserve">correr traslado de la presente resolución a Chubb Perú S.A. Compañía de Seguros y Reaseguros y al Banco Internacional del Perú -Interbank S.A.A para que, de conformidad con lo dispuesto por el artículo 26° de la Ley sobre Facultades, Normas y Organización del Indecopi, aprobado por Decreto Legislativo N° 8079, presenten sus descargos sobre la imputación de cargos realizada en un plazo no mayor a cinco (5) días hábiles contado a partir del día siguiente de la notificación de la presente resolución, vencido el cual, el Secretario Técnico declarará en rebeldía a los denunciados que no lo hubieran presentado. Debe precisarse que de conformidad con lo establecido por el artículo 223° del Texto Único Ordenado de la Ley N° 27444, Ley del Procedimiento Administrativo General, las alegaciones y los hechos relevantes de la reclamación, salvo que hayan sido específicamente negadas en la contestación, se tendrán por aceptadas o meritadas como ciertas.</w:t>
+        <w:t xml:space="preserve">correr traslado de la presente resolución a Chubb Perú S.A. Compañía de Seguros y Reaseguros y al Banco Internacional del Perú -Interbank S.A.A. para que, de conformidad con lo dispuesto por el artículo 26 de la Ley sobre Facultades, Normas y Organización del Indecopi, aprobada por Decreto Legislativo 807, presenten sus descargos sobre la imputación de cargos realizada en un plazo no mayor a cinco (5) días hábiles contado a partir del día siguiente de la notificación de la presente resolución, vencido el cual, el Secretario Técnico declarará en rebeldía a los denunciados que no lo hubieran presentado. Debe precisarse que de conformidad con lo establecido por el artículo 223 del Texto Único Ordenado de la Ley 27444, Ley del Procedimiento Administrativo General, las alegaciones y los hechos relevantes de la reclamación, salvo que hayan sido específicamente negadas en la contestación, se tendrán por aceptadas o merituadas como ciertas.</w:t>
       </w:r>
     </w:p>
     <w:p ns2:paraId="2F1C55D7" ns2:textId="77777777">
@@ -7997,7 +7997,7 @@
           <w:kern w:val="0"/>
           <ns2:ligatures ns2:val="none"/>
         </w:rPr>
-        <w:t xml:space="preserve">EVELING ROA [APELLIDO]</w:t>
+        <w:t xml:space="preserve">EVELING ROA QUISPE</w:t>
       </w:r>
     </w:p>
     <w:p ns2:paraId="278B0D05" ns2:textId="77777777">

--- a/plantillas_maestras/13_seguro_multiple_y_equipos/negativa_cobertura/2_ddos_banco_y_aseguradora/mujer/TPL_1372_2025_SEGURO_MULTIPLE_Y_EQUIPOS_NEGATIVA_COBERTURA_BANCO_MUJER_R1.docx
+++ b/plantillas_maestras/13_seguro_multiple_y_equipos/negativa_cobertura/2_ddos_banco_y_aseguradora/mujer/TPL_1372_2025_SEGURO_MULTIPLE_Y_EQUIPOS_NEGATIVA_COBERTURA_BANCO_MUJER_R1.docx
@@ -579,7 +579,7 @@
           <w:lang w:eastAsia="es-PE"/>
           <ns2:ligatures ns2:val="none"/>
         </w:rPr>
-        <w:t>18</w:t>
+        <w:t xml:space="preserve">18 de julio de 2025</w:t>
       </w:r>
       <w:r>
         <w:rPr>
@@ -590,7 +590,7 @@
           <w:lang w:eastAsia="es-PE"/>
           <ns2:ligatures ns2:val="none"/>
         </w:rPr>
-        <w:t xml:space="preserve"> de </w:t>
+        <w:t xml:space="preserve"/>
       </w:r>
       <w:r>
         <w:rPr>
@@ -601,7 +601,7 @@
           <w:lang w:eastAsia="es-PE"/>
           <ns2:ligatures ns2:val="none"/>
         </w:rPr>
-        <w:t>julio</w:t>
+        <w:t xml:space="preserve"/>
       </w:r>
       <w:r>
         <w:rPr>
@@ -612,7 +612,7 @@
           <w:lang w:eastAsia="es-PE"/>
           <ns2:ligatures ns2:val="none"/>
         </w:rPr>
-        <w:t xml:space="preserve"> de 2025</w:t>
+        <w:t xml:space="preserve"/>
       </w:r>
     </w:p>
     <w:p ns2:paraId="1EF3C256" ns2:textId="77777777">
@@ -2267,7 +2267,7 @@
           <w:lang w:eastAsia="es-ES"/>
           <ns2:ligatures ns2:val="none"/>
         </w:rPr>
-        <w:t>Mediante carta del 11 de febrero de 2025, Chubb rechazó su solicitud de cobertura por invalidez total y permanente por enfermedad, argumentando que el dictamen de invalidez de la COMAFP fue emitido el 3 de septiembre de 2024, después de la vigencia de la póliza que expiró el 27 de setiembre de 2023. Sin embargo, no consideró el informe médico del hospital regional de Ica del 17 de julio de 2023 ni los resultados de la biopsia del laboratorio Santo Tomás, donde se determinó la invalidez total y permanente.</w:t>
+        <w:t xml:space="preserve">Mediante carta del 11 de febrero de 2025, Chubb rechazó su solicitud de cobertura por invalidez total y permanente por enfermedad, argumentando que el dictamen de invalidez de la COMAFP fue emitido el 3 de setiembre de 2024, después de la vigencia de la póliza que expiró el 27 de setiembre de 2023. Sin embargo, no consideró el informe médico del hospital regional de Ica del 17 de julio de 2023 ni los resultados de la biopsia del laboratorio Santo Tomás, donde se determinó la invalidez total y permanente.</w:t>
       </w:r>
     </w:p>
     <w:p ns2:paraId="59FEE940" ns2:textId="77777777">
@@ -8318,7 +8318,7 @@
           <w:sz w:val="16"/>
           <w:szCs w:val="16"/>
         </w:rPr>
-        <w:t>11</w:t>
+        <w:t xml:space="preserve">11 de junio de 2025</w:t>
       </w:r>
       <w:r>
         <w:rPr>
@@ -8326,7 +8326,7 @@
           <w:sz w:val="16"/>
           <w:szCs w:val="16"/>
         </w:rPr>
-        <w:t xml:space="preserve"> de </w:t>
+        <w:t xml:space="preserve"/>
       </w:r>
       <w:r>
         <w:rPr>
@@ -8334,7 +8334,7 @@
           <w:sz w:val="16"/>
           <w:szCs w:val="16"/>
         </w:rPr>
-        <w:t>junio</w:t>
+        <w:t xml:space="preserve"/>
       </w:r>
       <w:r>
         <w:rPr>
@@ -8342,7 +8342,7 @@
           <w:sz w:val="16"/>
           <w:szCs w:val="16"/>
         </w:rPr>
-        <w:t xml:space="preserve"> del 2025, </w:t>
+        <w:t xml:space="preserve">, </w:t>
       </w:r>
       <w:proofErr w:type="spellStart"/>
       <w:r>
@@ -8351,7 +8351,7 @@
           <w:sz w:val="16"/>
           <w:szCs w:val="16"/>
         </w:rPr>
-        <w:t>recepcionada</w:t>
+        <w:t xml:space="preserve">recibida</w:t>
       </w:r>
       <w:proofErr w:type="spellEnd"/>
       <w:r>
@@ -8368,7 +8368,7 @@
           <w:sz w:val="16"/>
           <w:szCs w:val="16"/>
         </w:rPr>
-        <w:t xml:space="preserve">11 de junio </w:t>
+        <w:t xml:space="preserve">11 de junio de 2025</w:t>
       </w:r>
       <w:r>
         <w:rPr>
@@ -8376,7 +8376,7 @@
           <w:sz w:val="16"/>
           <w:szCs w:val="16"/>
         </w:rPr>
-        <w:t>del 2025.</w:t>
+        <w:t xml:space="preserve">.</w:t>
       </w:r>
     </w:p>
     <w:p>
@@ -8446,7 +8446,7 @@
           <w:sz w:val="16"/>
           <w:szCs w:val="16"/>
         </w:rPr>
-        <w:t>el 2 de setiembre del 2010 en el Diario Oficial El Peruano, vigente desde el 2 de octubre del 2010 y modificado por Decreto Legislativo 1308.</w:t>
+        <w:t xml:space="preserve">el 2 de setiembre de 2010 en el Diario Oficial El Peruano, vigente desde el 2 de octubre de 2010 y modificado por Decreto Legislativo 1308.</w:t>
       </w:r>
     </w:p>
     <w:p>

--- a/plantillas_maestras/13_seguro_multiple_y_equipos/negativa_cobertura/2_ddos_banco_y_aseguradora/mujer/TPL_1372_2025_SEGURO_MULTIPLE_Y_EQUIPOS_NEGATIVA_COBERTURA_BANCO_MUJER_R1.docx
+++ b/plantillas_maestras/13_seguro_multiple_y_equipos/negativa_cobertura/2_ddos_banco_y_aseguradora/mujer/TPL_1372_2025_SEGURO_MULTIPLE_Y_EQUIPOS_NEGATIVA_COBERTURA_BANCO_MUJER_R1.docx
@@ -1,8 +1,8 @@
 
 <file path=word/document.xml><?xml version="1.0" encoding="utf-8"?>
-<w:document xmlns:ns1="http://schemas.openxmlformats.org/markup-compatibility/2006" xmlns:ns2="http://schemas.microsoft.com/office/word/2010/wordml" xmlns:ns3="http://schemas.openxmlformats.org/officeDocument/2006/relationships" xmlns:w="http://schemas.openxmlformats.org/wordprocessingml/2006/main" ns1:Ignorable="w14 w15 w16se w16cid w16 w16cex w16sdtdh w16sdtfl w16du wp14">
+<w:document xmlns:mc="http://schemas.openxmlformats.org/markup-compatibility/2006" xmlns:r="http://schemas.openxmlformats.org/officeDocument/2006/relationships" xmlns:w="http://schemas.openxmlformats.org/wordprocessingml/2006/main" xmlns:w14="http://schemas.microsoft.com/office/word/2010/wordml" xmlns:w15="http://schemas.microsoft.com/office/word/2012/wordml" xmlns:w16="http://schemas.microsoft.com/office/word/2018/wordml" xmlns:w16cex="http://schemas.microsoft.com/office/word/2018/wordml/cex" xmlns:w16cid="http://schemas.microsoft.com/office/word/2016/wordml/cid" xmlns:w16du="http://schemas.microsoft.com/office/word/2023/wordml/word16du" xmlns:w16sdtdh="http://schemas.microsoft.com/office/word/2020/wordml/sdtdatahash" xmlns:w16se="http://schemas.microsoft.com/office/word/2015/wordml/symex" xmlns:wp14="http://schemas.microsoft.com/office/word/2010/wordprocessingDrawing" mc:Ignorable="w14 w15 w16se w16cid w16 w16cex w16sdtdh w16du wp14">
   <w:body>
-    <w:p ns2:paraId="4D92E425" ns2:textId="6C17CD6F">
+    <w:p>
       <w:pPr>
         <w:tabs>
           <w:tab w:val="left" w:pos="1701"/>
@@ -14,7 +14,7 @@
           <w:color w:val="000000"/>
           <w:kern w:val="0"/>
           <w:lang w:eastAsia="es-PE"/>
-          <ns2:ligatures ns2:val="none"/>
+          <w14:ligatures w14:val="none"/>
         </w:rPr>
       </w:pPr>
       <w:bookmarkStart w:id="0" w:name="_Hlk80343540"/>
@@ -25,7 +25,7 @@
           <w:color w:val="000000"/>
           <w:kern w:val="0"/>
           <w:lang w:eastAsia="es-PE"/>
-          <ns2:ligatures ns2:val="none"/>
+          <w14:ligatures w14:val="none"/>
         </w:rPr>
         <w:t xml:space="preserve">EXPEDIENTE </w:t>
       </w:r>
@@ -36,7 +36,7 @@
           <w:color w:val="000000"/>
           <w:kern w:val="0"/>
           <w:lang w:eastAsia="es-PE"/>
-          <ns2:ligatures ns2:val="none"/>
+          <w14:ligatures w14:val="none"/>
         </w:rPr>
         <w:tab/>
         <w:t>:</w:t>
@@ -48,7 +48,7 @@
           <w:color w:val="000000"/>
           <w:kern w:val="0"/>
           <w:lang w:eastAsia="es-PE"/>
-          <ns2:ligatures ns2:val="none"/>
+          <w14:ligatures w14:val="none"/>
         </w:rPr>
         <w:tab/>
       </w:r>
@@ -61,12 +61,12 @@
           <w:kern w:val="0"/>
           <w:shd w:val="clear" w:color="auto" w:fill="FFFFFF"/>
           <w:lang w:eastAsia="es-PE"/>
-          <ns2:ligatures ns2:val="none"/>
+          <w14:ligatures w14:val="none"/>
         </w:rPr>
         <w:t>1372-2025/CC1</w:t>
       </w:r>
     </w:p>
-    <w:p ns2:paraId="174737B6" ns2:textId="20FA59AC">
+    <w:p>
       <w:pPr>
         <w:tabs>
           <w:tab w:val="left" w:pos="1701"/>
@@ -81,111 +81,26 @@
           <w:color w:val="000000"/>
           <w:kern w:val="0"/>
           <w:lang w:eastAsia="es-PE"/>
-          <ns2:ligatures ns2:val="none"/>
-        </w:rPr>
-      </w:pPr>
-      <w:r>
-        <w:rPr>
-          <w:rFonts w:ascii="Arial Narrow" w:eastAsia="Arial Narrow" w:hAnsi="Arial Narrow" w:cs="Arial Narrow"/>
-          <w:b/>
-          <w:color w:val="000000"/>
-          <w:kern w:val="0"/>
-          <w:lang w:eastAsia="es-PE"/>
-          <ns2:ligatures ns2:val="none"/>
-        </w:rPr>
-        <w:t xml:space="preserve">DENUNCIANTE:[DENUNCIANTE] (SEÑORA [APELLIDO])</w:t>
-      </w:r>
-      <w:r>
-        <w:rPr>
-          <w:rFonts w:ascii="Arial Narrow" w:eastAsia="Arial Narrow" w:hAnsi="Arial Narrow" w:cs="Arial Narrow"/>
-          <w:b/>
-          <w:color w:val="000000"/>
-          <w:kern w:val="0"/>
-          <w:lang w:eastAsia="es-PE"/>
-          <ns2:ligatures ns2:val="none"/>
-        </w:rPr>
+          <w14:ligatures w14:val="none"/>
+        </w:rPr>
+      </w:pPr>
+      <w:r>
+        <w:rPr>
+          <w:rFonts w:ascii="Arial Narrow" w:eastAsia="Arial Narrow" w:hAnsi="Arial Narrow" w:cs="Arial Narrow"/>
+          <w:b/>
+          <w:color w:val="000000"/>
+          <w:kern w:val="0"/>
+          <w:lang w:eastAsia="es-PE"/>
+          <w14:ligatures w14:val="none"/>
+        </w:rPr>
+        <w:t>DENUNCIANTE</w:t>
         <w:tab/>
-        <w:t/>
-      </w:r>
-      <w:r>
-        <w:rPr>
-          <w:rFonts w:ascii="Arial Narrow" w:eastAsia="Arial Narrow" w:hAnsi="Arial Narrow" w:cs="Arial Narrow"/>
-          <w:b/>
-          <w:color w:val="000000"/>
-          <w:kern w:val="0"/>
-          <w:lang w:eastAsia="es-PE"/>
-          <ns2:ligatures ns2:val="none"/>
-        </w:rPr>
+        <w:t>:</w:t>
         <w:tab/>
-      </w:r>
-      <w:r>
-        <w:rPr>
-          <w:rFonts w:ascii="Arial Narrow" w:eastAsia="Arial Narrow" w:hAnsi="Arial Narrow" w:cs="Arial Narrow"/>
-          <w:b/>
-          <w:color w:val="000000"/>
-          <w:kern w:val="0"/>
-          <w:lang w:eastAsia="es-PE"/>
-          <ns2:ligatures ns2:val="none"/>
-        </w:rPr>
-        <w:t xml:space="preserve"/>
-      </w:r>
-      <w:r>
-        <w:rPr>
-          <w:rFonts w:ascii="Arial Narrow" w:eastAsia="Arial Narrow" w:hAnsi="Arial Narrow" w:cs="Arial Narrow"/>
-          <w:b/>
-          <w:color w:val="000000"/>
-          <w:kern w:val="0"/>
-          <w:lang w:eastAsia="es-PE"/>
-          <ns2:ligatures ns2:val="none"/>
-        </w:rPr>
-        <w:t/>
-      </w:r>
-      <w:r>
-        <w:rPr>
-          <w:rFonts w:ascii="Arial Narrow" w:eastAsia="Arial Narrow" w:hAnsi="Arial Narrow" w:cs="Arial Narrow"/>
-          <w:b/>
-          <w:color w:val="000000"/>
-          <w:kern w:val="0"/>
-          <w:lang w:eastAsia="es-PE"/>
-          <ns2:ligatures ns2:val="none"/>
-        </w:rPr>
-        <w:t/>
-      </w:r>
-      <w:r>
-        <w:rPr>
-          <w:rFonts w:ascii="Arial Narrow" w:eastAsia="Arial Narrow" w:hAnsi="Arial Narrow" w:cs="Arial Narrow"/>
-          <w:b/>
-          <w:color w:val="000000"/>
-          <w:kern w:val="0"/>
-          <w:lang w:eastAsia="es-PE"/>
-          <ns2:ligatures ns2:val="none"/>
-        </w:rPr>
-        <w:t xml:space="preserve"/>
-      </w:r>
-      <w:r>
-        <w:rPr>
-          <w:rFonts w:ascii="Arial Narrow" w:eastAsia="Arial Narrow" w:hAnsi="Arial Narrow" w:cs="Arial Narrow"/>
-          <w:b/>
-          <w:color w:val="000000"/>
-          <w:kern w:val="0"/>
-          <w:lang w:eastAsia="es-PE"/>
-          <ns2:ligatures ns2:val="none"/>
-        </w:rPr>
-        <w:t/>
-      </w:r>
-      <w:r>
-        <w:rPr>
-          <w:rFonts w:ascii="Arial Narrow" w:eastAsia="Arial Narrow" w:hAnsi="Arial Narrow" w:cs="Arial Narrow"/>
-          <w:b/>
-          <w:color w:val="000000"/>
-          <w:kern w:val="0"/>
-          <w:lang w:eastAsia="es-PE"/>
-          <ns2:ligatures ns2:val="none"/>
-        </w:rPr>
-        <w:t/>
-      </w:r>
-    </w:p>
-    <w:p ns2:paraId="223101EF" ns2:textId="2C6BE753">
+        <w:t xml:space="preserve">[DENUNCIANTE] (SEÑORA [APELLIDO])</w:t>
+      </w:r>
+    </w:p>
+    <w:p>
       <w:pPr>
         <w:tabs>
           <w:tab w:val="left" w:pos="1701"/>
@@ -200,17 +115,17 @@
           <w:color w:val="000000"/>
           <w:kern w:val="0"/>
           <w:lang w:eastAsia="es-PE"/>
-          <ns2:ligatures ns2:val="none"/>
-        </w:rPr>
-      </w:pPr>
-      <w:r>
-        <w:rPr>
-          <w:rFonts w:ascii="Arial Narrow" w:eastAsia="Arial Narrow" w:hAnsi="Arial Narrow" w:cs="Arial Narrow"/>
-          <w:b/>
-          <w:color w:val="000000"/>
-          <w:kern w:val="0"/>
-          <w:lang w:eastAsia="es-PE"/>
-          <ns2:ligatures ns2:val="none"/>
+          <w14:ligatures w14:val="none"/>
+        </w:rPr>
+      </w:pPr>
+      <w:r>
+        <w:rPr>
+          <w:rFonts w:ascii="Arial Narrow" w:eastAsia="Arial Narrow" w:hAnsi="Arial Narrow" w:cs="Arial Narrow"/>
+          <w:b/>
+          <w:color w:val="000000"/>
+          <w:kern w:val="0"/>
+          <w:lang w:eastAsia="es-PE"/>
+          <w14:ligatures w14:val="none"/>
         </w:rPr>
         <w:t>DENUNCIADOS</w:t>
       </w:r>
@@ -221,7 +136,7 @@
           <w:color w:val="000000"/>
           <w:kern w:val="0"/>
           <w:lang w:eastAsia="es-PE"/>
-          <ns2:ligatures ns2:val="none"/>
+          <w14:ligatures w14:val="none"/>
         </w:rPr>
         <w:tab/>
         <w:t>:</w:t>
@@ -233,7 +148,7 @@
           <w:color w:val="000000"/>
           <w:kern w:val="0"/>
           <w:lang w:eastAsia="es-PE"/>
-          <ns2:ligatures ns2:val="none"/>
+          <w14:ligatures w14:val="none"/>
         </w:rPr>
         <w:tab/>
       </w:r>
@@ -244,7 +159,7 @@
           <w:color w:val="000000"/>
           <w:kern w:val="0"/>
           <w:lang w:eastAsia="es-PE"/>
-          <ns2:ligatures ns2:val="none"/>
+          <w14:ligatures w14:val="none"/>
         </w:rPr>
         <w:t>CHUBB PERÚ S.A. COMPAÑ</w:t>
       </w:r>
@@ -255,7 +170,7 @@
           <w:color w:val="000000"/>
           <w:kern w:val="0"/>
           <w:lang w:eastAsia="es-PE"/>
-          <ns2:ligatures ns2:val="none"/>
+          <w14:ligatures w14:val="none"/>
         </w:rPr>
         <w:t>Í</w:t>
       </w:r>
@@ -266,7 +181,7 @@
           <w:color w:val="000000"/>
           <w:kern w:val="0"/>
           <w:lang w:eastAsia="es-PE"/>
-          <ns2:ligatures ns2:val="none"/>
+          <w14:ligatures w14:val="none"/>
         </w:rPr>
         <w:t xml:space="preserve">A DE SEGUROS Y REASEGUROS </w:t>
       </w:r>
@@ -277,7 +192,7 @@
           <w:color w:val="000000"/>
           <w:kern w:val="0"/>
           <w:lang w:eastAsia="es-PE"/>
-          <ns2:ligatures ns2:val="none"/>
+          <w14:ligatures w14:val="none"/>
         </w:rPr>
         <w:t>(</w:t>
       </w:r>
@@ -288,7 +203,7 @@
           <w:color w:val="000000"/>
           <w:kern w:val="0"/>
           <w:lang w:eastAsia="es-PE"/>
-          <ns2:ligatures ns2:val="none"/>
+          <w14:ligatures w14:val="none"/>
         </w:rPr>
         <w:t>CHUBB</w:t>
       </w:r>
@@ -299,12 +214,12 @@
           <w:color w:val="000000"/>
           <w:kern w:val="0"/>
           <w:lang w:eastAsia="es-PE"/>
-          <ns2:ligatures ns2:val="none"/>
+          <w14:ligatures w14:val="none"/>
         </w:rPr>
         <w:t xml:space="preserve">) </w:t>
       </w:r>
     </w:p>
-    <w:p ns2:paraId="4D23E5DF" ns2:textId="06D18D2B">
+    <w:p>
       <w:pPr>
         <w:tabs>
           <w:tab w:val="left" w:pos="1701"/>
@@ -319,17 +234,17 @@
           <w:color w:val="000000"/>
           <w:kern w:val="0"/>
           <w:lang w:eastAsia="es-PE"/>
-          <ns2:ligatures ns2:val="none"/>
-        </w:rPr>
-      </w:pPr>
-      <w:r>
-        <w:rPr>
-          <w:rFonts w:ascii="Arial Narrow" w:eastAsia="Arial Narrow" w:hAnsi="Arial Narrow" w:cs="Arial Narrow"/>
-          <w:b/>
-          <w:color w:val="000000"/>
-          <w:kern w:val="0"/>
-          <w:lang w:eastAsia="es-PE"/>
-          <ns2:ligatures ns2:val="none"/>
+          <w14:ligatures w14:val="none"/>
+        </w:rPr>
+      </w:pPr>
+      <w:r>
+        <w:rPr>
+          <w:rFonts w:ascii="Arial Narrow" w:eastAsia="Arial Narrow" w:hAnsi="Arial Narrow" w:cs="Arial Narrow"/>
+          <w:b/>
+          <w:color w:val="000000"/>
+          <w:kern w:val="0"/>
+          <w:lang w:eastAsia="es-PE"/>
+          <w14:ligatures w14:val="none"/>
         </w:rPr>
         <w:tab/>
       </w:r>
@@ -340,7 +255,7 @@
           <w:color w:val="000000"/>
           <w:kern w:val="0"/>
           <w:lang w:eastAsia="es-PE"/>
-          <ns2:ligatures ns2:val="none"/>
+          <w14:ligatures w14:val="none"/>
         </w:rPr>
         <w:tab/>
       </w:r>
@@ -351,7 +266,7 @@
           <w:color w:val="000000"/>
           <w:kern w:val="0"/>
           <w:lang w:eastAsia="es-PE"/>
-          <ns2:ligatures ns2:val="none"/>
+          <w14:ligatures w14:val="none"/>
         </w:rPr>
         <w:t>BANCO INTERNACIONAL DEL PERU-INTERBANK S.A.A.</w:t>
       </w:r>
@@ -362,7 +277,7 @@
           <w:color w:val="000000"/>
           <w:kern w:val="0"/>
           <w:lang w:eastAsia="es-PE"/>
-          <ns2:ligatures ns2:val="none"/>
+          <w14:ligatures w14:val="none"/>
         </w:rPr>
         <w:t xml:space="preserve"> (</w:t>
       </w:r>
@@ -373,7 +288,7 @@
           <w:color w:val="000000"/>
           <w:kern w:val="0"/>
           <w:lang w:eastAsia="es-PE"/>
-          <ns2:ligatures ns2:val="none"/>
+          <w14:ligatures w14:val="none"/>
         </w:rPr>
         <w:t>BANCO</w:t>
       </w:r>
@@ -384,12 +299,12 @@
           <w:color w:val="000000"/>
           <w:kern w:val="0"/>
           <w:lang w:eastAsia="es-PE"/>
-          <ns2:ligatures ns2:val="none"/>
+          <w14:ligatures w14:val="none"/>
         </w:rPr>
         <w:t>)</w:t>
       </w:r>
     </w:p>
-    <w:p ns2:paraId="753670C1" ns2:textId="77777777">
+    <w:p>
       <w:pPr>
         <w:tabs>
           <w:tab w:val="left" w:pos="1701"/>
@@ -404,17 +319,17 @@
           <w:color w:val="000000"/>
           <w:kern w:val="0"/>
           <w:lang w:eastAsia="es-PE"/>
-          <ns2:ligatures ns2:val="none"/>
-        </w:rPr>
-      </w:pPr>
-      <w:r>
-        <w:rPr>
-          <w:rFonts w:ascii="Arial Narrow" w:eastAsia="Arial Narrow" w:hAnsi="Arial Narrow" w:cs="Arial Narrow"/>
-          <w:b/>
-          <w:color w:val="000000"/>
-          <w:kern w:val="0"/>
-          <w:lang w:eastAsia="es-PE"/>
-          <ns2:ligatures ns2:val="none"/>
+          <w14:ligatures w14:val="none"/>
+        </w:rPr>
+      </w:pPr>
+      <w:r>
+        <w:rPr>
+          <w:rFonts w:ascii="Arial Narrow" w:eastAsia="Arial Narrow" w:hAnsi="Arial Narrow" w:cs="Arial Narrow"/>
+          <w:b/>
+          <w:color w:val="000000"/>
+          <w:kern w:val="0"/>
+          <w:lang w:eastAsia="es-PE"/>
+          <w14:ligatures w14:val="none"/>
         </w:rPr>
         <w:t>MATERIAS</w:t>
       </w:r>
@@ -425,7 +340,7 @@
           <w:color w:val="000000"/>
           <w:kern w:val="0"/>
           <w:lang w:eastAsia="es-PE"/>
-          <ns2:ligatures ns2:val="none"/>
+          <w14:ligatures w14:val="none"/>
         </w:rPr>
         <w:tab/>
         <w:t xml:space="preserve">: </w:t>
@@ -437,13 +352,13 @@
           <w:color w:val="000000"/>
           <w:kern w:val="0"/>
           <w:lang w:eastAsia="es-PE"/>
-          <ns2:ligatures ns2:val="none"/>
+          <w14:ligatures w14:val="none"/>
         </w:rPr>
         <w:tab/>
         <w:t>ADMISIÓN A TRÁMITE</w:t>
       </w:r>
     </w:p>
-    <w:p ns2:paraId="449086A9" ns2:textId="77777777">
+    <w:p>
       <w:pPr>
         <w:tabs>
           <w:tab w:val="left" w:pos="1701"/>
@@ -458,22 +373,22 @@
           <w:color w:val="000000"/>
           <w:kern w:val="0"/>
           <w:lang w:eastAsia="es-PE"/>
-          <ns2:ligatures ns2:val="none"/>
-        </w:rPr>
-      </w:pPr>
-      <w:r>
-        <w:rPr>
-          <w:rFonts w:ascii="Arial Narrow" w:eastAsia="Arial Narrow" w:hAnsi="Arial Narrow" w:cs="Arial Narrow"/>
-          <w:b/>
-          <w:color w:val="000000"/>
-          <w:kern w:val="0"/>
-          <w:lang w:eastAsia="es-PE"/>
-          <ns2:ligatures ns2:val="none"/>
+          <w14:ligatures w14:val="none"/>
+        </w:rPr>
+      </w:pPr>
+      <w:r>
+        <w:rPr>
+          <w:rFonts w:ascii="Arial Narrow" w:eastAsia="Arial Narrow" w:hAnsi="Arial Narrow" w:cs="Arial Narrow"/>
+          <w:b/>
+          <w:color w:val="000000"/>
+          <w:kern w:val="0"/>
+          <w:lang w:eastAsia="es-PE"/>
+          <w14:ligatures w14:val="none"/>
         </w:rPr>
         <w:t xml:space="preserve">REQUERIMIENTO DE INFORMACIÓN </w:t>
       </w:r>
     </w:p>
-    <w:p ns2:paraId="778AE69F" ns2:textId="77777777">
+    <w:p>
       <w:pPr>
         <w:tabs>
           <w:tab w:val="left" w:pos="1701"/>
@@ -487,17 +402,17 @@
           <w:color w:val="000000"/>
           <w:kern w:val="0"/>
           <w:lang w:eastAsia="es-PE"/>
-          <ns2:ligatures ns2:val="none"/>
-        </w:rPr>
-      </w:pPr>
-      <w:r>
-        <w:rPr>
-          <w:rFonts w:ascii="Arial Narrow" w:eastAsia="Arial Narrow" w:hAnsi="Arial Narrow" w:cs="Arial Narrow"/>
-          <w:b/>
-          <w:color w:val="000000"/>
-          <w:kern w:val="0"/>
-          <w:lang w:eastAsia="es-PE"/>
-          <ns2:ligatures ns2:val="none"/>
+          <w14:ligatures w14:val="none"/>
+        </w:rPr>
+      </w:pPr>
+      <w:r>
+        <w:rPr>
+          <w:rFonts w:ascii="Arial Narrow" w:eastAsia="Arial Narrow" w:hAnsi="Arial Narrow" w:cs="Arial Narrow"/>
+          <w:b/>
+          <w:color w:val="000000"/>
+          <w:kern w:val="0"/>
+          <w:lang w:eastAsia="es-PE"/>
+          <w14:ligatures w14:val="none"/>
         </w:rPr>
         <w:t xml:space="preserve">RESOLUCIÓN </w:t>
       </w:r>
@@ -508,7 +423,7 @@
           <w:color w:val="000000"/>
           <w:kern w:val="0"/>
           <w:lang w:eastAsia="es-PE"/>
-          <ns2:ligatures ns2:val="none"/>
+          <w14:ligatures w14:val="none"/>
         </w:rPr>
         <w:tab/>
         <w:t>:</w:t>
@@ -520,13 +435,13 @@
           <w:color w:val="000000"/>
           <w:kern w:val="0"/>
           <w:lang w:eastAsia="es-PE"/>
-          <ns2:ligatures ns2:val="none"/>
+          <w14:ligatures w14:val="none"/>
         </w:rPr>
         <w:tab/>
         <w:t>1</w:t>
       </w:r>
     </w:p>
-    <w:p ns2:paraId="26BE4AD0" ns2:textId="77777777">
+    <w:p>
       <w:pPr>
         <w:tabs>
           <w:tab w:val="left" w:pos="1014"/>
@@ -539,11 +454,11 @@
           <w:kern w:val="0"/>
           <w:shd w:val="clear" w:color="auto" w:fill="FFFFFF"/>
           <w:lang w:eastAsia="es-PE"/>
-          <ns2:ligatures ns2:val="none"/>
-        </w:rPr>
-      </w:pPr>
-    </w:p>
-    <w:p ns2:paraId="6D48DA83" ns2:textId="03703271">
+          <w14:ligatures w14:val="none"/>
+        </w:rPr>
+      </w:pPr>
+    </w:p>
+    <w:p>
       <w:pPr>
         <w:tabs>
           <w:tab w:val="left" w:pos="1014"/>
@@ -556,7 +471,7 @@
           <w:kern w:val="0"/>
           <w:shd w:val="clear" w:color="auto" w:fill="FFFFFF"/>
           <w:lang w:eastAsia="es-PE"/>
-          <ns2:ligatures ns2:val="none"/>
+          <w14:ligatures w14:val="none"/>
         </w:rPr>
       </w:pPr>
       <w:r>
@@ -566,7 +481,7 @@
           <w:kern w:val="0"/>
           <w:shd w:val="clear" w:color="auto" w:fill="FFFFFF"/>
           <w:lang w:eastAsia="es-PE"/>
-          <ns2:ligatures ns2:val="none"/>
+          <w14:ligatures w14:val="none"/>
         </w:rPr>
         <w:t xml:space="preserve">Lima, </w:t>
       </w:r>
@@ -577,7 +492,7 @@
           <w:kern w:val="0"/>
           <w:shd w:val="clear" w:color="auto" w:fill="FFFFFF"/>
           <w:lang w:eastAsia="es-PE"/>
-          <ns2:ligatures ns2:val="none"/>
+          <w14:ligatures w14:val="none"/>
         </w:rPr>
         <w:t xml:space="preserve">18 de julio de 2025</w:t>
       </w:r>
@@ -588,7 +503,7 @@
           <w:kern w:val="0"/>
           <w:shd w:val="clear" w:color="auto" w:fill="FFFFFF"/>
           <w:lang w:eastAsia="es-PE"/>
-          <ns2:ligatures ns2:val="none"/>
+          <w14:ligatures w14:val="none"/>
         </w:rPr>
         <w:t xml:space="preserve"/>
       </w:r>
@@ -599,7 +514,7 @@
           <w:kern w:val="0"/>
           <w:shd w:val="clear" w:color="auto" w:fill="FFFFFF"/>
           <w:lang w:eastAsia="es-PE"/>
-          <ns2:ligatures ns2:val="none"/>
+          <w14:ligatures w14:val="none"/>
         </w:rPr>
         <w:t xml:space="preserve"/>
       </w:r>
@@ -610,12 +525,12 @@
           <w:kern w:val="0"/>
           <w:shd w:val="clear" w:color="auto" w:fill="FFFFFF"/>
           <w:lang w:eastAsia="es-PE"/>
-          <ns2:ligatures ns2:val="none"/>
+          <w14:ligatures w14:val="none"/>
         </w:rPr>
         <w:t xml:space="preserve"/>
       </w:r>
     </w:p>
-    <w:p ns2:paraId="1EF3C256" ns2:textId="77777777">
+    <w:p>
       <w:pPr>
         <w:tabs>
           <w:tab w:val="left" w:pos="1014"/>
@@ -627,11 +542,11 @@
           <w:color w:val="000000"/>
           <w:kern w:val="0"/>
           <w:lang w:eastAsia="es-PE"/>
-          <ns2:ligatures ns2:val="none"/>
-        </w:rPr>
-      </w:pPr>
-    </w:p>
-    <w:p ns2:paraId="087322B4" ns2:textId="77777777">
+          <w14:ligatures w14:val="none"/>
+        </w:rPr>
+      </w:pPr>
+    </w:p>
+    <w:p>
       <w:pPr>
         <w:numPr>
           <w:ilvl w:val="0"/>
@@ -645,22 +560,22 @@
           <w:color w:val="000000"/>
           <w:kern w:val="0"/>
           <w:lang w:eastAsia="es-PE"/>
-          <ns2:ligatures ns2:val="none"/>
-        </w:rPr>
-      </w:pPr>
-      <w:r>
-        <w:rPr>
-          <w:rFonts w:ascii="Arial Narrow" w:eastAsia="Arial Narrow" w:hAnsi="Arial Narrow" w:cs="Arial Narrow"/>
-          <w:b/>
-          <w:color w:val="000000"/>
-          <w:kern w:val="0"/>
-          <w:lang w:eastAsia="es-PE"/>
-          <ns2:ligatures ns2:val="none"/>
+          <w14:ligatures w14:val="none"/>
+        </w:rPr>
+      </w:pPr>
+      <w:r>
+        <w:rPr>
+          <w:rFonts w:ascii="Arial Narrow" w:eastAsia="Arial Narrow" w:hAnsi="Arial Narrow" w:cs="Arial Narrow"/>
+          <w:b/>
+          <w:color w:val="000000"/>
+          <w:kern w:val="0"/>
+          <w:lang w:eastAsia="es-PE"/>
+          <w14:ligatures w14:val="none"/>
         </w:rPr>
         <w:t xml:space="preserve">HECHOS </w:t>
       </w:r>
     </w:p>
-    <w:p ns2:paraId="4407157A" ns2:textId="77777777">
+    <w:p>
       <w:pPr>
         <w:spacing w:after="0" w:line="240" w:lineRule="auto"/>
         <w:jc w:val="both"/>
@@ -669,11 +584,11 @@
           <w:color w:val="000000"/>
           <w:kern w:val="0"/>
           <w:lang w:eastAsia="es-PE"/>
-          <ns2:ligatures ns2:val="none"/>
-        </w:rPr>
-      </w:pPr>
-    </w:p>
-    <w:p ns2:paraId="5ECFCB1A" ns2:textId="565C1919">
+          <w14:ligatures w14:val="none"/>
+        </w:rPr>
+      </w:pPr>
+    </w:p>
+    <w:p>
       <w:pPr>
         <w:numPr>
           <w:ilvl w:val="1"/>
@@ -687,7 +602,7 @@
           <w:color w:val="000000"/>
           <w:kern w:val="0"/>
           <w:lang w:val="es-ES" w:eastAsia="es-ES"/>
-          <ns2:ligatures ns2:val="none"/>
+          <w14:ligatures w14:val="none"/>
         </w:rPr>
       </w:pPr>
       <w:r>
@@ -696,7 +611,7 @@
           <w:color w:val="000000"/>
           <w:kern w:val="0"/>
           <w:lang w:val="es-ES" w:eastAsia="es-ES"/>
-          <ns2:ligatures ns2:val="none"/>
+          <w14:ligatures w14:val="none"/>
         </w:rPr>
         <w:t xml:space="preserve">Mediante la denuncia del 20 de marzo de 2025, subsanada mediante escrito del 14 de mayo de 2025, la señora [APELLIDO] denunció a Chubb y al Banco por presuntas infracciones a la Ley 29571, Código de Protección y Defensa del Consumidor (en adelante, Código), señalando lo siguiente:</w:t>
       </w:r>
@@ -706,7 +621,7 @@
           <w:color w:val="000000"/>
           <w:kern w:val="0"/>
           <w:lang w:val="es-ES" w:eastAsia="es-ES"/>
-          <ns2:ligatures ns2:val="none"/>
+          <w14:ligatures w14:val="none"/>
         </w:rPr>
         <w:t/>
       </w:r>
@@ -718,7 +633,7 @@
           <w:kern w:val="0"/>
           <w:vertAlign w:val="superscript"/>
           <w:lang w:val="es-ES" w:eastAsia="es-ES"/>
-          <ns2:ligatures ns2:val="none"/>
+          <w14:ligatures w14:val="none"/>
         </w:rPr>
         <w:footnoteReference w:id="1"/>
       </w:r>
@@ -728,7 +643,7 @@
           <w:color w:val="000000"/>
           <w:kern w:val="0"/>
           <w:lang w:val="es-ES" w:eastAsia="es-ES"/>
-          <ns2:ligatures ns2:val="none"/>
+          <w14:ligatures w14:val="none"/>
         </w:rPr>
         <w:t xml:space="preserve"/>
       </w:r>
@@ -738,7 +653,7 @@
           <w:color w:val="000000"/>
           <w:kern w:val="0"/>
           <w:lang w:val="es-ES" w:eastAsia="es-ES"/>
-          <ns2:ligatures ns2:val="none"/>
+          <w14:ligatures w14:val="none"/>
         </w:rPr>
         <w:t/>
       </w:r>
@@ -748,7 +663,7 @@
           <w:color w:val="000000"/>
           <w:kern w:val="0"/>
           <w:lang w:val="es-ES" w:eastAsia="es-ES"/>
-          <ns2:ligatures ns2:val="none"/>
+          <w14:ligatures w14:val="none"/>
         </w:rPr>
         <w:t/>
       </w:r>
@@ -756,7 +671,7 @@
         <w:rPr>
           <w:rFonts w:ascii="Arial Narrow" w:eastAsia="Calibri" w:hAnsi="Arial Narrow" w:cs="Arial"/>
           <w:kern w:val="0"/>
-          <ns2:ligatures ns2:val="none"/>
+          <w14:ligatures w14:val="none"/>
         </w:rPr>
         <w:t xml:space="preserve"/>
       </w:r>
@@ -764,7 +679,7 @@
         <w:rPr>
           <w:rFonts w:ascii="Arial Narrow" w:eastAsia="Calibri" w:hAnsi="Arial Narrow" w:cs="Arial"/>
           <w:kern w:val="0"/>
-          <ns2:ligatures ns2:val="none"/>
+          <w14:ligatures w14:val="none"/>
         </w:rPr>
         <w:t/>
       </w:r>
@@ -772,7 +687,7 @@
         <w:rPr>
           <w:rFonts w:ascii="Arial Narrow" w:eastAsia="Calibri" w:hAnsi="Arial Narrow" w:cs="Arial"/>
           <w:kern w:val="0"/>
-          <ns2:ligatures ns2:val="none"/>
+          <w14:ligatures w14:val="none"/>
         </w:rPr>
         <w:t xml:space="preserve"/>
       </w:r>
@@ -780,7 +695,7 @@
         <w:rPr>
           <w:rFonts w:ascii="Arial Narrow" w:eastAsia="Calibri" w:hAnsi="Arial Narrow" w:cs="Arial"/>
           <w:kern w:val="0"/>
-          <ns2:ligatures ns2:val="none"/>
+          <w14:ligatures w14:val="none"/>
         </w:rPr>
         <w:t/>
       </w:r>
@@ -788,7 +703,7 @@
         <w:rPr>
           <w:rFonts w:ascii="Arial Narrow" w:eastAsia="Calibri" w:hAnsi="Arial Narrow" w:cs="Arial"/>
           <w:kern w:val="0"/>
-          <ns2:ligatures ns2:val="none"/>
+          <w14:ligatures w14:val="none"/>
         </w:rPr>
         <w:t xml:space="preserve"/>
       </w:r>
@@ -796,7 +711,7 @@
         <w:rPr>
           <w:rFonts w:ascii="Arial Narrow" w:eastAsia="Calibri" w:hAnsi="Arial Narrow" w:cs="Arial"/>
           <w:kern w:val="0"/>
-          <ns2:ligatures ns2:val="none"/>
+          <w14:ligatures w14:val="none"/>
         </w:rPr>
         <w:t xml:space="preserve"/>
       </w:r>
@@ -804,7 +719,7 @@
         <w:rPr>
           <w:rFonts w:ascii="Arial Narrow" w:eastAsia="Calibri" w:hAnsi="Arial Narrow" w:cs="Arial"/>
           <w:kern w:val="0"/>
-          <ns2:ligatures ns2:val="none"/>
+          <w14:ligatures w14:val="none"/>
         </w:rPr>
         <w:t/>
       </w:r>
@@ -814,7 +729,7 @@
           <w:color w:val="000000"/>
           <w:kern w:val="0"/>
           <w:lang w:val="es-ES" w:eastAsia="es-ES"/>
-          <ns2:ligatures ns2:val="none"/>
+          <w14:ligatures w14:val="none"/>
         </w:rPr>
         <w:t xml:space="preserve"/>
       </w:r>
@@ -824,7 +739,7 @@
           <w:color w:val="000000"/>
           <w:kern w:val="0"/>
           <w:lang w:val="es-ES" w:eastAsia="es-ES"/>
-          <ns2:ligatures ns2:val="none"/>
+          <w14:ligatures w14:val="none"/>
         </w:rPr>
         <w:t xml:space="preserve"/>
       </w:r>
@@ -834,7 +749,7 @@
           <w:color w:val="000000"/>
           <w:kern w:val="0"/>
           <w:lang w:val="es-ES" w:eastAsia="es-ES"/>
-          <ns2:ligatures ns2:val="none"/>
+          <w14:ligatures w14:val="none"/>
         </w:rPr>
         <w:t xml:space="preserve"/>
       </w:r>
@@ -844,7 +759,7 @@
           <w:color w:val="000000"/>
           <w:kern w:val="0"/>
           <w:lang w:val="es-ES" w:eastAsia="es-ES"/>
-          <ns2:ligatures ns2:val="none"/>
+          <w14:ligatures w14:val="none"/>
         </w:rPr>
         <w:t/>
       </w:r>
@@ -854,7 +769,7 @@
           <w:color w:val="000000"/>
           <w:kern w:val="0"/>
           <w:lang w:val="es-ES" w:eastAsia="es-ES"/>
-          <ns2:ligatures ns2:val="none"/>
+          <w14:ligatures w14:val="none"/>
         </w:rPr>
         <w:t xml:space="preserve"/>
       </w:r>
@@ -866,7 +781,7 @@
           <w:kern w:val="0"/>
           <w:vertAlign w:val="superscript"/>
           <w:lang w:val="es-ES" w:eastAsia="es-ES"/>
-          <ns2:ligatures ns2:val="none"/>
+          <w14:ligatures w14:val="none"/>
         </w:rPr>
         <w:footnoteReference w:id="2"/>
       </w:r>
@@ -876,7 +791,7 @@
           <w:color w:val="000000"/>
           <w:kern w:val="0"/>
           <w:lang w:val="es-ES" w:eastAsia="es-ES"/>
-          <ns2:ligatures ns2:val="none"/>
+          <w14:ligatures w14:val="none"/>
         </w:rPr>
         <w:t xml:space="preserve"/>
       </w:r>
@@ -887,12 +802,12 @@
           <w:color w:val="000000"/>
           <w:kern w:val="0"/>
           <w:lang w:val="es-ES" w:eastAsia="es-ES"/>
-          <ns2:ligatures ns2:val="none"/>
+          <w14:ligatures w14:val="none"/>
         </w:rPr>
         <w:t/>
       </w:r>
     </w:p>
-    <w:p ns2:paraId="64AF7FDB" ns2:textId="77777777">
+    <w:p>
       <w:pPr>
         <w:tabs>
           <w:tab w:val="left" w:pos="1134"/>
@@ -904,11 +819,11 @@
           <w:color w:val="000000"/>
           <w:kern w:val="0"/>
           <w:lang w:val="es-ES" w:eastAsia="es-ES"/>
-          <ns2:ligatures ns2:val="none"/>
-        </w:rPr>
-      </w:pPr>
-    </w:p>
-    <w:p ns2:paraId="6A79ABA2" ns2:textId="68266897">
+          <w14:ligatures w14:val="none"/>
+        </w:rPr>
+      </w:pPr>
+    </w:p>
+    <w:p>
       <w:pPr>
         <w:pStyle w:val="Prrafodelista"/>
         <w:numPr>
@@ -927,7 +842,7 @@
           <w:color w:val="000000"/>
           <w:kern w:val="0"/>
           <w:lang w:eastAsia="es-ES"/>
-          <ns2:ligatures ns2:val="none"/>
+          <w14:ligatures w14:val="none"/>
         </w:rPr>
       </w:pPr>
       <w:r>
@@ -936,12 +851,12 @@
           <w:color w:val="000000"/>
           <w:kern w:val="0"/>
           <w:lang w:eastAsia="es-ES"/>
-          <ns2:ligatures ns2:val="none"/>
+          <w14:ligatures w14:val="none"/>
         </w:rPr>
         <w:t>El 2019, obtuvo una tarjeta de consumo Interbank Benefit con una línea de crédito de S/ 4 500.</w:t>
       </w:r>
     </w:p>
-    <w:p ns2:paraId="58BA6108" ns2:textId="77777777">
+    <w:p>
       <w:pPr>
         <w:pStyle w:val="Prrafodelista"/>
         <w:spacing w:line="240" w:lineRule="auto"/>
@@ -952,11 +867,11 @@
           <w:color w:val="000000"/>
           <w:kern w:val="0"/>
           <w:lang w:eastAsia="es-ES"/>
-          <ns2:ligatures ns2:val="none"/>
-        </w:rPr>
-      </w:pPr>
-    </w:p>
-    <w:p ns2:paraId="794917BC" ns2:textId="3609FBB2">
+          <w14:ligatures w14:val="none"/>
+        </w:rPr>
+      </w:pPr>
+    </w:p>
+    <w:p>
       <w:pPr>
         <w:pStyle w:val="Prrafodelista"/>
         <w:numPr>
@@ -975,7 +890,7 @@
           <w:color w:val="000000"/>
           <w:kern w:val="0"/>
           <w:lang w:eastAsia="es-ES"/>
-          <ns2:ligatures ns2:val="none"/>
+          <w14:ligatures w14:val="none"/>
         </w:rPr>
       </w:pPr>
       <w:r>
@@ -984,7 +899,7 @@
           <w:color w:val="000000"/>
           <w:kern w:val="0"/>
           <w:lang w:eastAsia="es-ES"/>
-          <ns2:ligatures ns2:val="none"/>
+          <w14:ligatures w14:val="none"/>
         </w:rPr>
         <w:t>E</w:t>
       </w:r>
@@ -994,7 +909,7 @@
           <w:color w:val="000000"/>
           <w:kern w:val="0"/>
           <w:lang w:eastAsia="es-ES"/>
-          <ns2:ligatures ns2:val="none"/>
+          <w14:ligatures w14:val="none"/>
         </w:rPr>
         <w:t>n</w:t>
       </w:r>
@@ -1004,7 +919,7 @@
           <w:color w:val="000000"/>
           <w:kern w:val="0"/>
           <w:lang w:eastAsia="es-ES"/>
-          <ns2:ligatures ns2:val="none"/>
+          <w14:ligatures w14:val="none"/>
         </w:rPr>
         <w:t xml:space="preserve"> abril de 2021, </w:t>
       </w:r>
@@ -1014,7 +929,7 @@
           <w:color w:val="000000"/>
           <w:kern w:val="0"/>
           <w:lang w:eastAsia="es-ES"/>
-          <ns2:ligatures ns2:val="none"/>
+          <w14:ligatures w14:val="none"/>
         </w:rPr>
         <w:t>suscribió</w:t>
       </w:r>
@@ -1024,7 +939,7 @@
           <w:color w:val="000000"/>
           <w:kern w:val="0"/>
           <w:lang w:eastAsia="es-ES"/>
-          <ns2:ligatures ns2:val="none"/>
+          <w14:ligatures w14:val="none"/>
         </w:rPr>
         <w:t xml:space="preserve"> </w:t>
       </w:r>
@@ -1034,7 +949,7 @@
           <w:color w:val="000000"/>
           <w:kern w:val="0"/>
           <w:lang w:eastAsia="es-ES"/>
-          <ns2:ligatures ns2:val="none"/>
+          <w14:ligatures w14:val="none"/>
         </w:rPr>
         <w:t>con Chubb el</w:t>
       </w:r>
@@ -1044,7 +959,7 @@
           <w:color w:val="000000"/>
           <w:kern w:val="0"/>
           <w:lang w:eastAsia="es-ES"/>
-          <ns2:ligatures ns2:val="none"/>
+          <w14:ligatures w14:val="none"/>
         </w:rPr>
         <w:t xml:space="preserve"> </w:t>
       </w:r>
@@ -1054,7 +969,7 @@
           <w:color w:val="000000"/>
           <w:kern w:val="0"/>
           <w:lang w:eastAsia="es-ES"/>
-          <ns2:ligatures ns2:val="none"/>
+          <w14:ligatures w14:val="none"/>
         </w:rPr>
         <w:t xml:space="preserve">Seguro </w:t>
       </w:r>
@@ -1065,7 +980,7 @@
           <w:color w:val="000000"/>
           <w:kern w:val="0"/>
           <w:lang w:eastAsia="es-ES"/>
-          <ns2:ligatures ns2:val="none"/>
+          <w14:ligatures w14:val="none"/>
         </w:rPr>
         <w:t>Multiprotección</w:t>
       </w:r>
@@ -1076,7 +991,7 @@
           <w:color w:val="000000"/>
           <w:kern w:val="0"/>
           <w:lang w:eastAsia="es-ES"/>
-          <ns2:ligatures ns2:val="none"/>
+          <w14:ligatures w14:val="none"/>
         </w:rPr>
         <w:t xml:space="preserve"> </w:t>
       </w:r>
@@ -1086,7 +1001,7 @@
           <w:color w:val="000000"/>
           <w:kern w:val="0"/>
           <w:lang w:eastAsia="es-ES"/>
-          <ns2:ligatures ns2:val="none"/>
+          <w14:ligatures w14:val="none"/>
         </w:rPr>
         <w:t xml:space="preserve">de Accidentes Personales </w:t>
       </w:r>
@@ -1096,7 +1011,7 @@
           <w:color w:val="000000"/>
           <w:kern w:val="0"/>
           <w:lang w:eastAsia="es-ES"/>
-          <ns2:ligatures ns2:val="none"/>
+          <w14:ligatures w14:val="none"/>
         </w:rPr>
         <w:t xml:space="preserve">Chubb Perú </w:t>
       </w:r>
@@ -1107,7 +1022,7 @@
           <w:color w:val="000000"/>
           <w:kern w:val="0"/>
           <w:lang w:eastAsia="es-ES"/>
-          <ns2:ligatures ns2:val="none"/>
+          <w14:ligatures w14:val="none"/>
         </w:rPr>
         <w:t>Multiproteccion</w:t>
       </w:r>
@@ -1118,7 +1033,7 @@
           <w:color w:val="000000"/>
           <w:kern w:val="0"/>
           <w:lang w:eastAsia="es-ES"/>
-          <ns2:ligatures ns2:val="none"/>
+          <w14:ligatures w14:val="none"/>
         </w:rPr>
         <w:t xml:space="preserve"> - P</w:t>
       </w:r>
@@ -1128,7 +1043,7 @@
           <w:color w:val="000000"/>
           <w:kern w:val="0"/>
           <w:lang w:eastAsia="es-ES"/>
-          <ns2:ligatures ns2:val="none"/>
+          <w14:ligatures w14:val="none"/>
         </w:rPr>
         <w:t xml:space="preserve">óliza </w:t>
       </w:r>
@@ -1139,7 +1054,7 @@
           <w:color w:val="000000"/>
           <w:kern w:val="0"/>
           <w:lang w:eastAsia="es-ES"/>
-          <ns2:ligatures ns2:val="none"/>
+          <w14:ligatures w14:val="none"/>
         </w:rPr>
         <w:t/>
       </w:r>
@@ -1150,7 +1065,7 @@
           <w:color w:val="000000"/>
           <w:kern w:val="0"/>
           <w:lang w:eastAsia="es-ES"/>
-          <ns2:ligatures ns2:val="none"/>
+          <w14:ligatures w14:val="none"/>
         </w:rPr>
         <w:t xml:space="preserve"> 31-166656</w:t>
       </w:r>
@@ -1160,7 +1075,7 @@
           <w:color w:val="000000"/>
           <w:kern w:val="0"/>
           <w:lang w:eastAsia="es-ES"/>
-          <ns2:ligatures ns2:val="none"/>
+          <w14:ligatures w14:val="none"/>
         </w:rPr>
         <w:t xml:space="preserve"> (en adelante, Seguro de </w:t>
       </w:r>
@@ -1170,7 +1085,7 @@
           <w:color w:val="000000"/>
           <w:kern w:val="0"/>
           <w:lang w:eastAsia="es-ES"/>
-          <ns2:ligatures ns2:val="none"/>
+          <w14:ligatures w14:val="none"/>
         </w:rPr>
         <w:t>Accidentes Personales</w:t>
       </w:r>
@@ -1180,7 +1095,7 @@
           <w:color w:val="000000"/>
           <w:kern w:val="0"/>
           <w:lang w:eastAsia="es-ES"/>
-          <ns2:ligatures ns2:val="none"/>
+          <w14:ligatures w14:val="none"/>
         </w:rPr>
         <w:t>)</w:t>
       </w:r>
@@ -1190,7 +1105,7 @@
           <w:color w:val="000000"/>
           <w:kern w:val="0"/>
           <w:lang w:eastAsia="es-ES"/>
-          <ns2:ligatures ns2:val="none"/>
+          <w14:ligatures w14:val="none"/>
         </w:rPr>
         <w:t xml:space="preserve">, cuyo pago mensual se descontaba automáticamente de la tarjeta </w:t>
       </w:r>
@@ -1200,7 +1115,7 @@
           <w:color w:val="000000"/>
           <w:kern w:val="0"/>
           <w:lang w:eastAsia="es-ES"/>
-          <ns2:ligatures ns2:val="none"/>
+          <w14:ligatures w14:val="none"/>
         </w:rPr>
         <w:t>Interbank Benefit</w:t>
       </w:r>
@@ -1210,12 +1125,12 @@
           <w:color w:val="000000"/>
           <w:kern w:val="0"/>
           <w:lang w:eastAsia="es-ES"/>
-          <ns2:ligatures ns2:val="none"/>
+          <w14:ligatures w14:val="none"/>
         </w:rPr>
         <w:t>.</w:t>
       </w:r>
     </w:p>
-    <w:p ns2:paraId="64E29DC1" ns2:textId="77777777">
+    <w:p>
       <w:pPr>
         <w:pStyle w:val="Prrafodelista"/>
         <w:spacing w:line="240" w:lineRule="auto"/>
@@ -1224,11 +1139,11 @@
           <w:color w:val="000000"/>
           <w:kern w:val="0"/>
           <w:lang w:eastAsia="es-ES"/>
-          <ns2:ligatures ns2:val="none"/>
-        </w:rPr>
-      </w:pPr>
-    </w:p>
-    <w:p ns2:paraId="604BC02C" ns2:textId="77777777">
+          <w14:ligatures w14:val="none"/>
+        </w:rPr>
+      </w:pPr>
+    </w:p>
+    <w:p>
       <w:pPr>
         <w:pStyle w:val="Prrafodelista"/>
         <w:numPr>
@@ -1247,7 +1162,7 @@
           <w:color w:val="000000"/>
           <w:kern w:val="0"/>
           <w:lang w:eastAsia="es-ES"/>
-          <ns2:ligatures ns2:val="none"/>
+          <w14:ligatures w14:val="none"/>
         </w:rPr>
       </w:pPr>
       <w:r>
@@ -1256,12 +1171,12 @@
           <w:color w:val="000000"/>
           <w:kern w:val="0"/>
           <w:lang w:eastAsia="es-ES"/>
-          <ns2:ligatures ns2:val="none"/>
+          <w14:ligatures w14:val="none"/>
         </w:rPr>
         <w:t>Durante el periodo de abril de 2021 en adelante, el Banco proporcionó sus datos personales a la aseguradora Chubb sin su consentimiento, creando un correo electrónico no autorizado, una dirección domiciliaria incompleta y un teléfono fijo desconocido, para formalizar el contrato de Seguro de Accidentes Personales.</w:t>
       </w:r>
     </w:p>
-    <w:p ns2:paraId="55184AEC" ns2:textId="77777777">
+    <w:p>
       <w:pPr>
         <w:pStyle w:val="Prrafodelista"/>
         <w:spacing w:line="240" w:lineRule="auto"/>
@@ -1270,11 +1185,11 @@
           <w:color w:val="000000"/>
           <w:kern w:val="0"/>
           <w:lang w:eastAsia="es-ES"/>
-          <ns2:ligatures ns2:val="none"/>
-        </w:rPr>
-      </w:pPr>
-    </w:p>
-    <w:p ns2:paraId="66095C3F" ns2:textId="0E7CAED4">
+          <w14:ligatures w14:val="none"/>
+        </w:rPr>
+      </w:pPr>
+    </w:p>
+    <w:p>
       <w:pPr>
         <w:pStyle w:val="Prrafodelista"/>
         <w:numPr>
@@ -1293,7 +1208,7 @@
           <w:color w:val="000000"/>
           <w:kern w:val="0"/>
           <w:lang w:eastAsia="es-ES"/>
-          <ns2:ligatures ns2:val="none"/>
+          <w14:ligatures w14:val="none"/>
         </w:rPr>
       </w:pPr>
       <w:r>
@@ -1302,7 +1217,7 @@
           <w:color w:val="000000"/>
           <w:kern w:val="0"/>
           <w:lang w:eastAsia="es-ES"/>
-          <ns2:ligatures ns2:val="none"/>
+          <w14:ligatures w14:val="none"/>
         </w:rPr>
         <w:t xml:space="preserve">Desde junio de 2021 hasta abril de 2022, estuvo afiliada al seguro </w:t>
       </w:r>
@@ -1312,7 +1227,7 @@
           <w:color w:val="000000"/>
           <w:kern w:val="0"/>
           <w:lang w:eastAsia="es-ES"/>
-          <ns2:ligatures ns2:val="none"/>
+          <w14:ligatures w14:val="none"/>
         </w:rPr>
         <w:t xml:space="preserve">Chubb Perú </w:t>
       </w:r>
@@ -1323,7 +1238,7 @@
           <w:color w:val="000000"/>
           <w:kern w:val="0"/>
           <w:lang w:eastAsia="es-ES"/>
-          <ns2:ligatures ns2:val="none"/>
+          <w14:ligatures w14:val="none"/>
         </w:rPr>
         <w:t>Prot</w:t>
       </w:r>
@@ -1334,12 +1249,12 @@
           <w:color w:val="000000"/>
           <w:kern w:val="0"/>
           <w:lang w:eastAsia="es-ES"/>
-          <ns2:ligatures ns2:val="none"/>
+          <w14:ligatures w14:val="none"/>
         </w:rPr>
         <w:t>, que se obtuvo automáticamente sin su consentimiento, pagando una prima mensual de S/ 9,90, hasta que canceló dicha cobertura por llamada telefónica en abril de 2022.</w:t>
       </w:r>
     </w:p>
-    <w:p ns2:paraId="34180C2F" ns2:textId="77777777">
+    <w:p>
       <w:pPr>
         <w:pStyle w:val="Prrafodelista"/>
         <w:spacing w:line="240" w:lineRule="auto"/>
@@ -1348,11 +1263,11 @@
           <w:color w:val="000000"/>
           <w:kern w:val="0"/>
           <w:lang w:eastAsia="es-ES"/>
-          <ns2:ligatures ns2:val="none"/>
-        </w:rPr>
-      </w:pPr>
-    </w:p>
-    <w:p ns2:paraId="199CEC0A" ns2:textId="2E42E256">
+          <w14:ligatures w14:val="none"/>
+        </w:rPr>
+      </w:pPr>
+    </w:p>
+    <w:p>
       <w:pPr>
         <w:pStyle w:val="Prrafodelista"/>
         <w:numPr>
@@ -1371,7 +1286,7 @@
           <w:color w:val="000000"/>
           <w:kern w:val="0"/>
           <w:lang w:eastAsia="es-ES"/>
-          <ns2:ligatures ns2:val="none"/>
+          <w14:ligatures w14:val="none"/>
         </w:rPr>
       </w:pPr>
       <w:r>
@@ -1380,7 +1295,7 @@
           <w:color w:val="000000"/>
           <w:kern w:val="0"/>
           <w:lang w:eastAsia="es-ES"/>
-          <ns2:ligatures ns2:val="none"/>
+          <w14:ligatures w14:val="none"/>
         </w:rPr>
         <w:t xml:space="preserve">En mayo y agosto de 2022, se efectuó pagos dobles en su estado de cuenta por S/ 29,90 más S/ 29,90, totalizando S/ 59,80 en cada mes, pese a que la prima mensual del </w:t>
       </w:r>
@@ -1390,7 +1305,7 @@
           <w:color w:val="000000"/>
           <w:kern w:val="0"/>
           <w:lang w:eastAsia="es-ES"/>
-          <ns2:ligatures ns2:val="none"/>
+          <w14:ligatures w14:val="none"/>
         </w:rPr>
         <w:t xml:space="preserve">Seguro de Accidentes Personales </w:t>
       </w:r>
@@ -1400,12 +1315,12 @@
           <w:color w:val="000000"/>
           <w:kern w:val="0"/>
           <w:lang w:eastAsia="es-ES"/>
-          <ns2:ligatures ns2:val="none"/>
+          <w14:ligatures w14:val="none"/>
         </w:rPr>
         <w:t>era únicamente de S/ 29,90.</w:t>
       </w:r>
     </w:p>
-    <w:p ns2:paraId="1024D646" ns2:textId="77777777">
+    <w:p>
       <w:pPr>
         <w:pStyle w:val="Prrafodelista"/>
         <w:spacing w:line="240" w:lineRule="auto"/>
@@ -1414,11 +1329,11 @@
           <w:color w:val="000000"/>
           <w:kern w:val="0"/>
           <w:lang w:eastAsia="es-ES"/>
-          <ns2:ligatures ns2:val="none"/>
-        </w:rPr>
-      </w:pPr>
-    </w:p>
-    <w:p ns2:paraId="4A0ECAAA" ns2:textId="6279644A">
+          <w14:ligatures w14:val="none"/>
+        </w:rPr>
+      </w:pPr>
+    </w:p>
+    <w:p>
       <w:pPr>
         <w:pStyle w:val="Prrafodelista"/>
         <w:numPr>
@@ -1437,7 +1352,7 @@
           <w:color w:val="000000"/>
           <w:kern w:val="0"/>
           <w:lang w:eastAsia="es-ES"/>
-          <ns2:ligatures ns2:val="none"/>
+          <w14:ligatures w14:val="none"/>
         </w:rPr>
       </w:pPr>
       <w:r>
@@ -1446,12 +1361,12 @@
           <w:color w:val="000000"/>
           <w:kern w:val="0"/>
           <w:lang w:eastAsia="es-ES"/>
-          <ns2:ligatures ns2:val="none"/>
+          <w14:ligatures w14:val="none"/>
         </w:rPr>
         <w:t>Desde junio de 2023, dejó de poder trabajar y valerse por sí misma debido a la enfermedad terminal que padece, y su estado de salud se agravó con una operación maxilar derecha y pérdida del globo ocular derecho.</w:t>
       </w:r>
     </w:p>
-    <w:p ns2:paraId="54F3EE9B" ns2:textId="77777777">
+    <w:p>
       <w:pPr>
         <w:pStyle w:val="Prrafodelista"/>
         <w:spacing w:line="240" w:lineRule="auto"/>
@@ -1460,11 +1375,11 @@
           <w:color w:val="000000"/>
           <w:kern w:val="0"/>
           <w:lang w:eastAsia="es-ES"/>
-          <ns2:ligatures ns2:val="none"/>
-        </w:rPr>
-      </w:pPr>
-    </w:p>
-    <w:p ns2:paraId="57BA85A8" ns2:textId="678B9AD4">
+          <w14:ligatures w14:val="none"/>
+        </w:rPr>
+      </w:pPr>
+    </w:p>
+    <w:p>
       <w:pPr>
         <w:pStyle w:val="Prrafodelista"/>
         <w:numPr>
@@ -1483,7 +1398,7 @@
           <w:color w:val="000000"/>
           <w:kern w:val="0"/>
           <w:lang w:eastAsia="es-ES"/>
-          <ns2:ligatures ns2:val="none"/>
+          <w14:ligatures w14:val="none"/>
         </w:rPr>
       </w:pPr>
       <w:r>
@@ -1492,7 +1407,7 @@
           <w:color w:val="000000"/>
           <w:kern w:val="0"/>
           <w:lang w:eastAsia="es-ES"/>
-          <ns2:ligatures ns2:val="none"/>
+          <w14:ligatures w14:val="none"/>
         </w:rPr>
         <w:t xml:space="preserve">El 17 de julio de 2023, </w:t>
       </w:r>
@@ -1502,7 +1417,7 @@
           <w:color w:val="000000"/>
           <w:kern w:val="0"/>
           <w:lang w:eastAsia="es-ES"/>
-          <ns2:ligatures ns2:val="none"/>
+          <w14:ligatures w14:val="none"/>
         </w:rPr>
         <w:t>se emitió el</w:t>
       </w:r>
@@ -1512,7 +1427,7 @@
           <w:color w:val="000000"/>
           <w:kern w:val="0"/>
           <w:lang w:eastAsia="es-ES"/>
-          <ns2:ligatures ns2:val="none"/>
+          <w14:ligatures w14:val="none"/>
         </w:rPr>
         <w:t xml:space="preserve"> informe médico emitido en el hospital regional de Ica y los resultados de una biopsia del laboratorio Santo Tomás, </w:t>
       </w:r>
@@ -1522,7 +1437,7 @@
           <w:color w:val="000000"/>
           <w:kern w:val="0"/>
           <w:lang w:eastAsia="es-ES"/>
-          <ns2:ligatures ns2:val="none"/>
+          <w14:ligatures w14:val="none"/>
         </w:rPr>
         <w:t xml:space="preserve">y </w:t>
       </w:r>
@@ -1532,7 +1447,7 @@
           <w:color w:val="000000"/>
           <w:kern w:val="0"/>
           <w:lang w:eastAsia="es-ES"/>
-          <ns2:ligatures ns2:val="none"/>
+          <w14:ligatures w14:val="none"/>
         </w:rPr>
         <w:t>se estableció la invalidez total permanente</w:t>
       </w:r>
@@ -1542,7 +1457,7 @@
           <w:color w:val="000000"/>
           <w:kern w:val="0"/>
           <w:lang w:eastAsia="es-ES"/>
-          <ns2:ligatures ns2:val="none"/>
+          <w14:ligatures w14:val="none"/>
         </w:rPr>
         <w:t xml:space="preserve"> por pérdida objetiva para trabajar</w:t>
       </w:r>
@@ -1552,12 +1467,12 @@
           <w:color w:val="000000"/>
           <w:kern w:val="0"/>
           <w:lang w:eastAsia="es-ES"/>
-          <ns2:ligatures ns2:val="none"/>
+          <w14:ligatures w14:val="none"/>
         </w:rPr>
         <w:t>.</w:t>
       </w:r>
     </w:p>
-    <w:p ns2:paraId="6F70BFB7" ns2:textId="77777777">
+    <w:p>
       <w:pPr>
         <w:pStyle w:val="Prrafodelista"/>
         <w:spacing w:line="240" w:lineRule="auto"/>
@@ -1566,11 +1481,11 @@
           <w:color w:val="000000"/>
           <w:kern w:val="0"/>
           <w:lang w:eastAsia="es-ES"/>
-          <ns2:ligatures ns2:val="none"/>
-        </w:rPr>
-      </w:pPr>
-    </w:p>
-    <w:p ns2:paraId="57ABA89F" ns2:textId="73B175F4">
+          <w14:ligatures w14:val="none"/>
+        </w:rPr>
+      </w:pPr>
+    </w:p>
+    <w:p>
       <w:pPr>
         <w:pStyle w:val="Prrafodelista"/>
         <w:numPr>
@@ -1589,7 +1504,7 @@
           <w:color w:val="000000"/>
           <w:kern w:val="0"/>
           <w:lang w:eastAsia="es-ES"/>
-          <ns2:ligatures ns2:val="none"/>
+          <w14:ligatures w14:val="none"/>
         </w:rPr>
       </w:pPr>
       <w:r>
@@ -1598,7 +1513,7 @@
           <w:color w:val="000000"/>
           <w:kern w:val="0"/>
           <w:lang w:eastAsia="es-ES"/>
-          <ns2:ligatures ns2:val="none"/>
+          <w14:ligatures w14:val="none"/>
         </w:rPr>
         <w:lastRenderedPageBreak/>
         <w:t xml:space="preserve">El 3 de setiembre de 2024, </w:t>
@@ -1609,7 +1524,7 @@
           <w:color w:val="000000"/>
           <w:kern w:val="0"/>
           <w:lang w:eastAsia="es-ES"/>
-          <ns2:ligatures ns2:val="none"/>
+          <w14:ligatures w14:val="none"/>
         </w:rPr>
         <w:t>el Comité Médico de las AFP (en adelante, COMAFP) emitió el dictamen de evaluación y calificación de invalidez</w:t>
       </w:r>
@@ -1619,12 +1534,12 @@
           <w:color w:val="000000"/>
           <w:kern w:val="0"/>
           <w:lang w:eastAsia="es-ES"/>
-          <ns2:ligatures ns2:val="none"/>
+          <w14:ligatures w14:val="none"/>
         </w:rPr>
         <w:t>.</w:t>
       </w:r>
     </w:p>
-    <w:p ns2:paraId="534BB693" ns2:textId="77777777">
+    <w:p>
       <w:pPr>
         <w:pStyle w:val="Prrafodelista"/>
         <w:spacing w:line="240" w:lineRule="auto"/>
@@ -1635,11 +1550,11 @@
           <w:color w:val="000000"/>
           <w:kern w:val="0"/>
           <w:lang w:eastAsia="es-ES"/>
-          <ns2:ligatures ns2:val="none"/>
-        </w:rPr>
-      </w:pPr>
-    </w:p>
-    <w:p ns2:paraId="6E2F8336" ns2:textId="6D2C2A1E">
+          <w14:ligatures w14:val="none"/>
+        </w:rPr>
+      </w:pPr>
+    </w:p>
+    <w:p>
       <w:pPr>
         <w:pStyle w:val="Prrafodelista"/>
         <w:numPr>
@@ -1658,7 +1573,7 @@
           <w:color w:val="000000"/>
           <w:kern w:val="0"/>
           <w:lang w:eastAsia="es-ES"/>
-          <ns2:ligatures ns2:val="none"/>
+          <w14:ligatures w14:val="none"/>
         </w:rPr>
       </w:pPr>
       <w:r>
@@ -1667,7 +1582,7 @@
           <w:color w:val="000000"/>
           <w:kern w:val="0"/>
           <w:lang w:eastAsia="es-ES"/>
-          <ns2:ligatures ns2:val="none"/>
+          <w14:ligatures w14:val="none"/>
         </w:rPr>
         <w:t>E</w:t>
       </w:r>
@@ -1677,7 +1592,7 @@
           <w:color w:val="000000"/>
           <w:kern w:val="0"/>
           <w:lang w:eastAsia="es-ES"/>
-          <ns2:ligatures ns2:val="none"/>
+          <w14:ligatures w14:val="none"/>
         </w:rPr>
         <w:t>l 27</w:t>
       </w:r>
@@ -1687,7 +1602,7 @@
           <w:color w:val="000000"/>
           <w:kern w:val="0"/>
           <w:lang w:eastAsia="es-ES"/>
-          <ns2:ligatures ns2:val="none"/>
+          <w14:ligatures w14:val="none"/>
         </w:rPr>
         <w:t xml:space="preserve"> septiembre de 2023, </w:t>
       </w:r>
@@ -1697,7 +1612,7 @@
           <w:color w:val="000000"/>
           <w:kern w:val="0"/>
           <w:lang w:eastAsia="es-ES"/>
-          <ns2:ligatures ns2:val="none"/>
+          <w14:ligatures w14:val="none"/>
         </w:rPr>
         <w:t xml:space="preserve">Chubb </w:t>
       </w:r>
@@ -1707,7 +1622,7 @@
           <w:color w:val="000000"/>
           <w:kern w:val="0"/>
           <w:lang w:eastAsia="es-ES"/>
-          <ns2:ligatures ns2:val="none"/>
+          <w14:ligatures w14:val="none"/>
         </w:rPr>
         <w:t>concluyó la vigencia</w:t>
       </w:r>
@@ -1717,7 +1632,7 @@
           <w:color w:val="000000"/>
           <w:kern w:val="0"/>
           <w:lang w:eastAsia="es-ES"/>
-          <ns2:ligatures ns2:val="none"/>
+          <w14:ligatures w14:val="none"/>
         </w:rPr>
         <w:t xml:space="preserve"> </w:t>
       </w:r>
@@ -1727,7 +1642,7 @@
           <w:color w:val="000000"/>
           <w:kern w:val="0"/>
           <w:lang w:eastAsia="es-ES"/>
-          <ns2:ligatures ns2:val="none"/>
+          <w14:ligatures w14:val="none"/>
         </w:rPr>
         <w:t>d</w:t>
       </w:r>
@@ -1737,7 +1652,7 @@
           <w:color w:val="000000"/>
           <w:kern w:val="0"/>
           <w:lang w:eastAsia="es-ES"/>
-          <ns2:ligatures ns2:val="none"/>
+          <w14:ligatures w14:val="none"/>
         </w:rPr>
         <w:t xml:space="preserve">el </w:t>
       </w:r>
@@ -1747,7 +1662,7 @@
           <w:color w:val="000000"/>
           <w:kern w:val="0"/>
           <w:lang w:eastAsia="es-ES"/>
-          <ns2:ligatures ns2:val="none"/>
+          <w14:ligatures w14:val="none"/>
         </w:rPr>
         <w:t>Seguro de Accidentes Personales</w:t>
       </w:r>
@@ -1757,7 +1672,7 @@
           <w:color w:val="000000"/>
           <w:kern w:val="0"/>
           <w:lang w:eastAsia="es-ES"/>
-          <ns2:ligatures ns2:val="none"/>
+          <w14:ligatures w14:val="none"/>
         </w:rPr>
         <w:t xml:space="preserve"> de su tarjeta</w:t>
       </w:r>
@@ -1767,7 +1682,7 @@
           <w:color w:val="000000"/>
           <w:kern w:val="0"/>
           <w:lang w:eastAsia="es-ES"/>
-          <ns2:ligatures ns2:val="none"/>
+          <w14:ligatures w14:val="none"/>
         </w:rPr>
         <w:t xml:space="preserve"> </w:t>
       </w:r>
@@ -1777,7 +1692,7 @@
           <w:color w:val="000000"/>
           <w:kern w:val="0"/>
           <w:lang w:eastAsia="es-ES"/>
-          <ns2:ligatures ns2:val="none"/>
+          <w14:ligatures w14:val="none"/>
         </w:rPr>
         <w:t xml:space="preserve">sin </w:t>
       </w:r>
@@ -1787,7 +1702,7 @@
           <w:color w:val="000000"/>
           <w:kern w:val="0"/>
           <w:lang w:eastAsia="es-ES"/>
-          <ns2:ligatures ns2:val="none"/>
+          <w14:ligatures w14:val="none"/>
         </w:rPr>
         <w:t>haberle</w:t>
       </w:r>
@@ -1797,7 +1712,7 @@
           <w:color w:val="000000"/>
           <w:kern w:val="0"/>
           <w:lang w:eastAsia="es-ES"/>
-          <ns2:ligatures ns2:val="none"/>
+          <w14:ligatures w14:val="none"/>
         </w:rPr>
         <w:t xml:space="preserve"> informado</w:t>
       </w:r>
@@ -1807,7 +1722,7 @@
           <w:color w:val="000000"/>
           <w:kern w:val="0"/>
           <w:lang w:eastAsia="es-ES"/>
-          <ns2:ligatures ns2:val="none"/>
+          <w14:ligatures w14:val="none"/>
         </w:rPr>
         <w:t xml:space="preserve"> un motivo</w:t>
       </w:r>
@@ -1817,7 +1732,7 @@
           <w:color w:val="000000"/>
           <w:kern w:val="0"/>
           <w:lang w:eastAsia="es-ES"/>
-          <ns2:ligatures ns2:val="none"/>
+          <w14:ligatures w14:val="none"/>
         </w:rPr>
         <w:t xml:space="preserve">, pese a que la fecha de caducidad de la tarjeta era </w:t>
       </w:r>
@@ -1827,7 +1742,7 @@
           <w:color w:val="000000"/>
           <w:kern w:val="0"/>
           <w:lang w:eastAsia="es-ES"/>
-          <ns2:ligatures ns2:val="none"/>
+          <w14:ligatures w14:val="none"/>
         </w:rPr>
         <w:t xml:space="preserve">en </w:t>
       </w:r>
@@ -1837,7 +1752,7 @@
           <w:color w:val="000000"/>
           <w:kern w:val="0"/>
           <w:lang w:eastAsia="es-ES"/>
-          <ns2:ligatures ns2:val="none"/>
+          <w14:ligatures w14:val="none"/>
         </w:rPr>
         <w:t>junio de 2024.</w:t>
       </w:r>
@@ -1847,12 +1762,12 @@
           <w:color w:val="000000"/>
           <w:kern w:val="0"/>
           <w:lang w:eastAsia="es-ES"/>
-          <ns2:ligatures ns2:val="none"/>
+          <w14:ligatures w14:val="none"/>
         </w:rPr>
         <w:t xml:space="preserve"> </w:t>
       </w:r>
     </w:p>
-    <w:p ns2:paraId="08B7A4B4" ns2:textId="77777777">
+    <w:p>
       <w:pPr>
         <w:pStyle w:val="Prrafodelista"/>
         <w:spacing w:line="240" w:lineRule="auto"/>
@@ -1863,11 +1778,11 @@
           <w:color w:val="000000"/>
           <w:kern w:val="0"/>
           <w:lang w:eastAsia="es-ES"/>
-          <ns2:ligatures ns2:val="none"/>
-        </w:rPr>
-      </w:pPr>
-    </w:p>
-    <w:p ns2:paraId="2AE1C62A" ns2:textId="0CC8C225">
+          <w14:ligatures w14:val="none"/>
+        </w:rPr>
+      </w:pPr>
+    </w:p>
+    <w:p>
       <w:pPr>
         <w:pStyle w:val="Prrafodelista"/>
         <w:numPr>
@@ -1886,7 +1801,7 @@
           <w:color w:val="000000"/>
           <w:kern w:val="0"/>
           <w:lang w:eastAsia="es-ES"/>
-          <ns2:ligatures ns2:val="none"/>
+          <w14:ligatures w14:val="none"/>
         </w:rPr>
       </w:pPr>
       <w:r>
@@ -1895,7 +1810,7 @@
           <w:color w:val="000000"/>
           <w:kern w:val="0"/>
           <w:lang w:eastAsia="es-ES"/>
-          <ns2:ligatures ns2:val="none"/>
+          <w14:ligatures w14:val="none"/>
         </w:rPr>
         <w:t>El 11 de noviembre de 2024, mediante correo electrónico con número de solicitud 8328716, requirió a</w:t>
       </w:r>
@@ -1905,7 +1820,7 @@
           <w:color w:val="000000"/>
           <w:kern w:val="0"/>
           <w:lang w:eastAsia="es-ES"/>
-          <ns2:ligatures ns2:val="none"/>
+          <w14:ligatures w14:val="none"/>
         </w:rPr>
         <w:t xml:space="preserve">l Banco </w:t>
       </w:r>
@@ -1915,7 +1830,7 @@
           <w:color w:val="000000"/>
           <w:kern w:val="0"/>
           <w:lang w:eastAsia="es-ES"/>
-          <ns2:ligatures ns2:val="none"/>
+          <w14:ligatures w14:val="none"/>
         </w:rPr>
         <w:t xml:space="preserve">la entrega de recibos de </w:t>
       </w:r>
@@ -1925,7 +1840,7 @@
           <w:color w:val="000000"/>
           <w:kern w:val="0"/>
           <w:lang w:eastAsia="es-ES"/>
-          <ns2:ligatures ns2:val="none"/>
+          <w14:ligatures w14:val="none"/>
         </w:rPr>
         <w:t>pago,</w:t>
       </w:r>
@@ -1935,7 +1850,7 @@
           <w:color w:val="000000"/>
           <w:kern w:val="0"/>
           <w:lang w:eastAsia="es-ES"/>
-          <ns2:ligatures ns2:val="none"/>
+          <w14:ligatures w14:val="none"/>
         </w:rPr>
         <w:t xml:space="preserve"> pero le </w:t>
       </w:r>
@@ -1945,7 +1860,7 @@
           <w:color w:val="000000"/>
           <w:kern w:val="0"/>
           <w:lang w:eastAsia="es-ES"/>
-          <ns2:ligatures ns2:val="none"/>
+          <w14:ligatures w14:val="none"/>
         </w:rPr>
         <w:t>solicitaron</w:t>
       </w:r>
@@ -1955,7 +1870,7 @@
           <w:color w:val="000000"/>
           <w:kern w:val="0"/>
           <w:lang w:eastAsia="es-ES"/>
-          <ns2:ligatures ns2:val="none"/>
+          <w14:ligatures w14:val="none"/>
         </w:rPr>
         <w:t xml:space="preserve"> </w:t>
       </w:r>
@@ -1965,7 +1880,7 @@
           <w:color w:val="000000"/>
           <w:kern w:val="0"/>
           <w:lang w:eastAsia="es-ES"/>
-          <ns2:ligatures ns2:val="none"/>
+          <w14:ligatures w14:val="none"/>
         </w:rPr>
         <w:t xml:space="preserve">como requisito </w:t>
       </w:r>
@@ -1975,7 +1890,7 @@
           <w:color w:val="000000"/>
           <w:kern w:val="0"/>
           <w:lang w:eastAsia="es-ES"/>
-          <ns2:ligatures ns2:val="none"/>
+          <w14:ligatures w14:val="none"/>
         </w:rPr>
         <w:t xml:space="preserve">la anulación de </w:t>
       </w:r>
@@ -1985,7 +1900,7 @@
           <w:color w:val="000000"/>
           <w:kern w:val="0"/>
           <w:lang w:eastAsia="es-ES"/>
-          <ns2:ligatures ns2:val="none"/>
+          <w14:ligatures w14:val="none"/>
         </w:rPr>
         <w:t>su</w:t>
       </w:r>
@@ -1995,7 +1910,7 @@
           <w:color w:val="000000"/>
           <w:kern w:val="0"/>
           <w:lang w:eastAsia="es-ES"/>
-          <ns2:ligatures ns2:val="none"/>
+          <w14:ligatures w14:val="none"/>
         </w:rPr>
         <w:t xml:space="preserve"> tarjeta</w:t>
       </w:r>
@@ -2005,7 +1920,7 @@
           <w:color w:val="000000"/>
           <w:kern w:val="0"/>
           <w:lang w:eastAsia="es-ES"/>
-          <ns2:ligatures ns2:val="none"/>
+          <w14:ligatures w14:val="none"/>
         </w:rPr>
         <w:t xml:space="preserve"> para la entrega</w:t>
       </w:r>
@@ -2015,7 +1930,7 @@
           <w:color w:val="000000"/>
           <w:kern w:val="0"/>
           <w:lang w:eastAsia="es-ES"/>
-          <ns2:ligatures ns2:val="none"/>
+          <w14:ligatures w14:val="none"/>
         </w:rPr>
         <w:t xml:space="preserve">, solicitud que </w:t>
       </w:r>
@@ -2025,7 +1940,7 @@
           <w:color w:val="000000"/>
           <w:kern w:val="0"/>
           <w:lang w:eastAsia="es-ES"/>
-          <ns2:ligatures ns2:val="none"/>
+          <w14:ligatures w14:val="none"/>
         </w:rPr>
         <w:t>no cumplió</w:t>
       </w:r>
@@ -2035,7 +1950,7 @@
           <w:color w:val="000000"/>
           <w:kern w:val="0"/>
           <w:lang w:eastAsia="es-ES"/>
-          <ns2:ligatures ns2:val="none"/>
+          <w14:ligatures w14:val="none"/>
         </w:rPr>
         <w:t>.</w:t>
       </w:r>
@@ -2045,12 +1960,12 @@
           <w:color w:val="000000"/>
           <w:kern w:val="0"/>
           <w:lang w:eastAsia="es-ES"/>
-          <ns2:ligatures ns2:val="none"/>
+          <w14:ligatures w14:val="none"/>
         </w:rPr>
         <w:t xml:space="preserve"> No obstante, su tarjeta fue anulada.</w:t>
       </w:r>
     </w:p>
-    <w:p ns2:paraId="327C0D1B" ns2:textId="77777777">
+    <w:p>
       <w:pPr>
         <w:pStyle w:val="Prrafodelista"/>
         <w:spacing w:line="240" w:lineRule="auto"/>
@@ -2061,11 +1976,11 @@
           <w:color w:val="000000"/>
           <w:kern w:val="0"/>
           <w:lang w:eastAsia="es-ES"/>
-          <ns2:ligatures ns2:val="none"/>
-        </w:rPr>
-      </w:pPr>
-    </w:p>
-    <w:p ns2:paraId="5C0F8219" ns2:textId="443ADC98">
+          <w14:ligatures w14:val="none"/>
+        </w:rPr>
+      </w:pPr>
+    </w:p>
+    <w:p>
       <w:pPr>
         <w:pStyle w:val="Prrafodelista"/>
         <w:numPr>
@@ -2084,7 +1999,7 @@
           <w:color w:val="000000"/>
           <w:kern w:val="0"/>
           <w:lang w:eastAsia="es-ES"/>
-          <ns2:ligatures ns2:val="none"/>
+          <w14:ligatures w14:val="none"/>
         </w:rPr>
       </w:pPr>
       <w:r>
@@ -2093,7 +2008,7 @@
           <w:color w:val="000000"/>
           <w:kern w:val="0"/>
           <w:lang w:eastAsia="es-ES"/>
-          <ns2:ligatures ns2:val="none"/>
+          <w14:ligatures w14:val="none"/>
         </w:rPr>
         <w:t xml:space="preserve">En noviembre de 2024, </w:t>
       </w:r>
@@ -2103,7 +2018,7 @@
           <w:color w:val="000000"/>
           <w:kern w:val="0"/>
           <w:lang w:eastAsia="es-ES"/>
-          <ns2:ligatures ns2:val="none"/>
+          <w14:ligatures w14:val="none"/>
         </w:rPr>
         <w:t>el banco</w:t>
       </w:r>
@@ -2113,7 +2028,7 @@
           <w:color w:val="000000"/>
           <w:kern w:val="0"/>
           <w:lang w:eastAsia="es-ES"/>
-          <ns2:ligatures ns2:val="none"/>
+          <w14:ligatures w14:val="none"/>
         </w:rPr>
         <w:t xml:space="preserve"> intentó reactivar la tarjeta</w:t>
       </w:r>
@@ -2123,7 +2038,7 @@
           <w:color w:val="000000"/>
           <w:kern w:val="0"/>
           <w:lang w:eastAsia="es-ES"/>
-          <ns2:ligatures ns2:val="none"/>
+          <w14:ligatures w14:val="none"/>
         </w:rPr>
         <w:t>, no obstante, no autorizó que realizaran la reactivación</w:t>
       </w:r>
@@ -2133,12 +2048,12 @@
           <w:color w:val="000000"/>
           <w:kern w:val="0"/>
           <w:lang w:eastAsia="es-ES"/>
-          <ns2:ligatures ns2:val="none"/>
+          <w14:ligatures w14:val="none"/>
         </w:rPr>
         <w:t>, ocasión en la cual se comprometieron a enviar los estados de cuenta, pero no se cumplió con esta entrega.</w:t>
       </w:r>
     </w:p>
-    <w:p ns2:paraId="17BB05AE" ns2:textId="77777777">
+    <w:p>
       <w:pPr>
         <w:pStyle w:val="Prrafodelista"/>
         <w:spacing w:line="240" w:lineRule="auto"/>
@@ -2147,11 +2062,11 @@
           <w:color w:val="000000"/>
           <w:kern w:val="0"/>
           <w:lang w:eastAsia="es-ES"/>
-          <ns2:ligatures ns2:val="none"/>
-        </w:rPr>
-      </w:pPr>
-    </w:p>
-    <w:p ns2:paraId="47580B6C" ns2:textId="5DD1E238">
+          <w14:ligatures w14:val="none"/>
+        </w:rPr>
+      </w:pPr>
+    </w:p>
+    <w:p>
       <w:pPr>
         <w:pStyle w:val="Prrafodelista"/>
         <w:numPr>
@@ -2170,7 +2085,7 @@
           <w:color w:val="000000"/>
           <w:kern w:val="0"/>
           <w:lang w:eastAsia="es-ES"/>
-          <ns2:ligatures ns2:val="none"/>
+          <w14:ligatures w14:val="none"/>
         </w:rPr>
       </w:pPr>
       <w:r>
@@ -2179,7 +2094,7 @@
           <w:color w:val="000000"/>
           <w:kern w:val="0"/>
           <w:lang w:eastAsia="es-ES"/>
-          <ns2:ligatures ns2:val="none"/>
+          <w14:ligatures w14:val="none"/>
         </w:rPr>
         <w:t xml:space="preserve">Durante el proceso de invalidez iniciado en 2023 y prolongado hasta 2024, proporcionó a Chubb la documentación médica requerida, incluido el dictamen de invalidez total permanente emitido por la </w:t>
       </w:r>
@@ -2189,7 +2104,7 @@
           <w:color w:val="000000"/>
           <w:kern w:val="0"/>
           <w:lang w:eastAsia="es-ES"/>
-          <ns2:ligatures ns2:val="none"/>
+          <w14:ligatures w14:val="none"/>
         </w:rPr>
         <w:t>COMAFP</w:t>
       </w:r>
@@ -2199,7 +2114,7 @@
           <w:color w:val="000000"/>
           <w:kern w:val="0"/>
           <w:lang w:eastAsia="es-ES"/>
-          <ns2:ligatures ns2:val="none"/>
+          <w14:ligatures w14:val="none"/>
         </w:rPr>
         <w:t>, informes médicos, exámenes patológicos, historia clínica, certificado y carn</w:t>
       </w:r>
@@ -2209,7 +2124,7 @@
           <w:color w:val="000000"/>
           <w:kern w:val="0"/>
           <w:lang w:eastAsia="es-ES"/>
-          <ns2:ligatures ns2:val="none"/>
+          <w14:ligatures w14:val="none"/>
         </w:rPr>
         <w:t>é</w:t>
       </w:r>
@@ -2219,12 +2134,12 @@
           <w:color w:val="000000"/>
           <w:kern w:val="0"/>
           <w:lang w:eastAsia="es-ES"/>
-          <ns2:ligatures ns2:val="none"/>
+          <w14:ligatures w14:val="none"/>
         </w:rPr>
         <w:t xml:space="preserve"> de discapacidad severa, así como declaración jurada de enfermedad terminal.</w:t>
       </w:r>
     </w:p>
-    <w:p ns2:paraId="464F14DC" ns2:textId="77777777">
+    <w:p>
       <w:pPr>
         <w:pStyle w:val="Prrafodelista"/>
         <w:spacing w:line="240" w:lineRule="auto"/>
@@ -2233,11 +2148,11 @@
           <w:color w:val="000000"/>
           <w:kern w:val="0"/>
           <w:lang w:eastAsia="es-ES"/>
-          <ns2:ligatures ns2:val="none"/>
-        </w:rPr>
-      </w:pPr>
-    </w:p>
-    <w:p ns2:paraId="11BACCCA" ns2:textId="70194D0A">
+          <w14:ligatures w14:val="none"/>
+        </w:rPr>
+      </w:pPr>
+    </w:p>
+    <w:p>
       <w:pPr>
         <w:pStyle w:val="Prrafodelista"/>
         <w:numPr>
@@ -2256,7 +2171,7 @@
           <w:color w:val="000000"/>
           <w:kern w:val="0"/>
           <w:lang w:eastAsia="es-ES"/>
-          <ns2:ligatures ns2:val="none"/>
+          <w14:ligatures w14:val="none"/>
         </w:rPr>
       </w:pPr>
       <w:r>
@@ -2265,12 +2180,12 @@
           <w:color w:val="000000"/>
           <w:kern w:val="0"/>
           <w:lang w:eastAsia="es-ES"/>
-          <ns2:ligatures ns2:val="none"/>
+          <w14:ligatures w14:val="none"/>
         </w:rPr>
         <w:t xml:space="preserve">Mediante carta del 11 de febrero de 2025, Chubb rechazó su solicitud de cobertura por invalidez total y permanente por enfermedad, argumentando que el dictamen de invalidez de la COMAFP fue emitido el 3 de setiembre de 2024, después de la vigencia de la póliza que expiró el 27 de setiembre de 2023. Sin embargo, no consideró el informe médico del hospital regional de Ica del 17 de julio de 2023 ni los resultados de la biopsia del laboratorio Santo Tomás, donde se determinó la invalidez total y permanente.</w:t>
       </w:r>
     </w:p>
-    <w:p ns2:paraId="59FEE940" ns2:textId="77777777">
+    <w:p>
       <w:pPr>
         <w:pStyle w:val="Prrafodelista"/>
         <w:spacing w:line="240" w:lineRule="auto"/>
@@ -2281,11 +2196,11 @@
           <w:color w:val="000000"/>
           <w:kern w:val="0"/>
           <w:lang w:eastAsia="es-ES"/>
-          <ns2:ligatures ns2:val="none"/>
-        </w:rPr>
-      </w:pPr>
-    </w:p>
-    <w:p ns2:paraId="76630485" ns2:textId="5457781C">
+          <w14:ligatures w14:val="none"/>
+        </w:rPr>
+      </w:pPr>
+    </w:p>
+    <w:p>
       <w:pPr>
         <w:pStyle w:val="Prrafodelista"/>
         <w:numPr>
@@ -2304,7 +2219,7 @@
           <w:color w:val="000000"/>
           <w:kern w:val="0"/>
           <w:lang w:eastAsia="es-ES"/>
-          <ns2:ligatures ns2:val="none"/>
+          <w14:ligatures w14:val="none"/>
         </w:rPr>
       </w:pPr>
       <w:r>
@@ -2313,7 +2228,7 @@
           <w:color w:val="000000"/>
           <w:kern w:val="0"/>
           <w:lang w:eastAsia="es-ES"/>
-          <ns2:ligatures ns2:val="none"/>
+          <w14:ligatures w14:val="none"/>
         </w:rPr>
         <w:t xml:space="preserve">El 27 de febrero de 2025, reiteró </w:t>
       </w:r>
@@ -2323,7 +2238,7 @@
           <w:color w:val="000000"/>
           <w:kern w:val="0"/>
           <w:lang w:eastAsia="es-ES"/>
-          <ns2:ligatures ns2:val="none"/>
+          <w14:ligatures w14:val="none"/>
         </w:rPr>
         <w:t xml:space="preserve">al Banco </w:t>
       </w:r>
@@ -2333,7 +2248,7 @@
           <w:color w:val="000000"/>
           <w:kern w:val="0"/>
           <w:lang w:eastAsia="es-ES"/>
-          <ns2:ligatures ns2:val="none"/>
+          <w14:ligatures w14:val="none"/>
         </w:rPr>
         <w:t>su</w:t>
       </w:r>
@@ -2343,7 +2258,7 @@
           <w:color w:val="000000"/>
           <w:kern w:val="0"/>
           <w:lang w:eastAsia="es-ES"/>
-          <ns2:ligatures ns2:val="none"/>
+          <w14:ligatures w14:val="none"/>
         </w:rPr>
         <w:t xml:space="preserve"> solicitud de estados de cuenta correspondientes al año 2023 hasta la fecha en que </w:t>
       </w:r>
@@ -2353,7 +2268,7 @@
           <w:color w:val="000000"/>
           <w:kern w:val="0"/>
           <w:lang w:eastAsia="es-ES"/>
-          <ns2:ligatures ns2:val="none"/>
+          <w14:ligatures w14:val="none"/>
         </w:rPr>
         <w:t>su tarjeta perdió vigencia</w:t>
       </w:r>
@@ -2363,7 +2278,7 @@
           <w:color w:val="000000"/>
           <w:kern w:val="0"/>
           <w:lang w:eastAsia="es-ES"/>
-          <ns2:ligatures ns2:val="none"/>
+          <w14:ligatures w14:val="none"/>
         </w:rPr>
         <w:t xml:space="preserve">, bajo el código de solicitud 9082097, sin que hasta la fecha </w:t>
       </w:r>
@@ -2373,7 +2288,7 @@
           <w:color w:val="000000"/>
           <w:kern w:val="0"/>
           <w:lang w:eastAsia="es-ES"/>
-          <ns2:ligatures ns2:val="none"/>
+          <w14:ligatures w14:val="none"/>
         </w:rPr>
         <w:t>le entregara los recibos de pago correspondientes a los últimos seis meses requeridos para la evaluación del siniestro</w:t>
       </w:r>
@@ -2383,12 +2298,12 @@
           <w:color w:val="000000"/>
           <w:kern w:val="0"/>
           <w:lang w:eastAsia="es-ES"/>
-          <ns2:ligatures ns2:val="none"/>
+          <w14:ligatures w14:val="none"/>
         </w:rPr>
         <w:t>.</w:t>
       </w:r>
     </w:p>
-    <w:p ns2:paraId="4FB15987" ns2:textId="47BDA2AC">
+    <w:p>
       <w:pPr>
         <w:numPr>
           <w:ilvl w:val="1"/>
@@ -2406,14 +2321,14 @@
           <w:color w:val="000000"/>
           <w:kern w:val="0"/>
           <w:lang w:val="es-ES" w:eastAsia="es-ES"/>
-          <ns2:ligatures ns2:val="none"/>
+          <w14:ligatures w14:val="none"/>
         </w:rPr>
       </w:pPr>
       <w:r>
         <w:rPr>
           <w:rFonts w:ascii="Arial Narrow" w:eastAsia="Calibri" w:hAnsi="Arial Narrow" w:cs="Arial"/>
           <w:kern w:val="0"/>
-          <ns2:ligatures ns2:val="none"/>
+          <w14:ligatures w14:val="none"/>
         </w:rPr>
         <w:t xml:space="preserve">La señora [APELLIDO] solicitó, en calidad de medida correctiva, que Chubb cumpla con otorgar la cobertura de la Póliza de Seguro de Accidentes Personales 31-166656. Asimismo, requirió el reembolso de costos y costas del presente procedimiento.</w:t>
       </w:r>
@@ -2423,7 +2338,7 @@
           <w:color w:val="000000"/>
           <w:kern w:val="0"/>
           <w:lang w:val="es-ES" w:eastAsia="es-ES"/>
-          <ns2:ligatures ns2:val="none"/>
+          <w14:ligatures w14:val="none"/>
         </w:rPr>
         <w:t xml:space="preserve"/>
       </w:r>
@@ -2433,7 +2348,7 @@
           <w:color w:val="000000"/>
           <w:kern w:val="0"/>
           <w:lang w:val="es-ES" w:eastAsia="es-ES"/>
-          <ns2:ligatures ns2:val="none"/>
+          <w14:ligatures w14:val="none"/>
         </w:rPr>
         <w:t xml:space="preserve"/>
       </w:r>
@@ -2443,7 +2358,7 @@
           <w:color w:val="000000"/>
           <w:kern w:val="0"/>
           <w:lang w:val="es-ES" w:eastAsia="es-ES"/>
-          <ns2:ligatures ns2:val="none"/>
+          <w14:ligatures w14:val="none"/>
         </w:rPr>
         <w:t/>
       </w:r>
@@ -2453,7 +2368,7 @@
           <w:color w:val="000000"/>
           <w:kern w:val="0"/>
           <w:lang w:val="es-ES" w:eastAsia="es-ES"/>
-          <ns2:ligatures ns2:val="none"/>
+          <w14:ligatures w14:val="none"/>
         </w:rPr>
         <w:t xml:space="preserve"/>
       </w:r>
@@ -2463,7 +2378,7 @@
           <w:color w:val="000000"/>
           <w:kern w:val="0"/>
           <w:lang w:val="es-ES" w:eastAsia="es-ES"/>
-          <ns2:ligatures ns2:val="none"/>
+          <w14:ligatures w14:val="none"/>
         </w:rPr>
         <w:t xml:space="preserve"/>
       </w:r>
@@ -2473,7 +2388,7 @@
           <w:color w:val="000000"/>
           <w:kern w:val="0"/>
           <w:lang w:eastAsia="es-ES"/>
-          <ns2:ligatures ns2:val="none"/>
+          <w14:ligatures w14:val="none"/>
         </w:rPr>
         <w:t xml:space="preserve"/>
       </w:r>
@@ -2484,7 +2399,7 @@
           <w:color w:val="000000"/>
           <w:kern w:val="0"/>
           <w:lang w:val="es-ES" w:eastAsia="es-ES"/>
-          <ns2:ligatures ns2:val="none"/>
+          <w14:ligatures w14:val="none"/>
         </w:rPr>
         <w:t/>
       </w:r>
@@ -2495,7 +2410,7 @@
           <w:color w:val="000000"/>
           <w:kern w:val="0"/>
           <w:lang w:val="es-ES" w:eastAsia="es-ES"/>
-          <ns2:ligatures ns2:val="none"/>
+          <w14:ligatures w14:val="none"/>
         </w:rPr>
         <w:t xml:space="preserve"/>
       </w:r>
@@ -2505,7 +2420,7 @@
           <w:color w:val="000000"/>
           <w:kern w:val="0"/>
           <w:lang w:eastAsia="es-ES"/>
-          <ns2:ligatures ns2:val="none"/>
+          <w14:ligatures w14:val="none"/>
         </w:rPr>
         <w:t/>
       </w:r>
@@ -2515,12 +2430,12 @@
           <w:color w:val="000000"/>
           <w:kern w:val="0"/>
           <w:lang w:val="es-ES" w:eastAsia="es-ES"/>
-          <ns2:ligatures ns2:val="none"/>
+          <w14:ligatures w14:val="none"/>
         </w:rPr>
         <w:t/>
       </w:r>
     </w:p>
-    <w:p ns2:paraId="61C46995" ns2:textId="77777777">
+    <w:p>
       <w:pPr>
         <w:spacing w:after="0" w:line="240" w:lineRule="auto"/>
         <w:contextualSpacing/>
@@ -2531,11 +2446,11 @@
           <w:color w:val="000000"/>
           <w:kern w:val="0"/>
           <w:lang w:eastAsia="es-PE"/>
-          <ns2:ligatures ns2:val="none"/>
-        </w:rPr>
-      </w:pPr>
-    </w:p>
-    <w:p ns2:paraId="4713554A" ns2:textId="77777777">
+          <w14:ligatures w14:val="none"/>
+        </w:rPr>
+      </w:pPr>
+    </w:p>
+    <w:p>
       <w:pPr>
         <w:pStyle w:val="Prrafodelista"/>
         <w:numPr>
@@ -2555,22 +2470,22 @@
           <w:color w:val="000000"/>
           <w:kern w:val="0"/>
           <w:lang w:eastAsia="es-PE"/>
-          <ns2:ligatures ns2:val="none"/>
-        </w:rPr>
-      </w:pPr>
-      <w:r>
-        <w:rPr>
-          <w:rFonts w:ascii="Arial Narrow" w:eastAsia="Arial Narrow" w:hAnsi="Arial Narrow" w:cs="Arial Narrow"/>
-          <w:b/>
-          <w:color w:val="000000"/>
-          <w:kern w:val="0"/>
-          <w:lang w:eastAsia="es-PE"/>
-          <ns2:ligatures ns2:val="none"/>
+          <w14:ligatures w14:val="none"/>
+        </w:rPr>
+      </w:pPr>
+      <w:r>
+        <w:rPr>
+          <w:rFonts w:ascii="Arial Narrow" w:eastAsia="Arial Narrow" w:hAnsi="Arial Narrow" w:cs="Arial Narrow"/>
+          <w:b/>
+          <w:color w:val="000000"/>
+          <w:kern w:val="0"/>
+          <w:lang w:eastAsia="es-PE"/>
+          <w14:ligatures w14:val="none"/>
         </w:rPr>
         <w:t>DE LA ADMISIÓN A TRÁMITE DE LA DENUNCIA</w:t>
       </w:r>
     </w:p>
-    <w:p ns2:paraId="4BBBE1C2" ns2:textId="77777777">
+    <w:p>
       <w:pPr>
         <w:spacing w:after="0" w:line="240" w:lineRule="auto"/>
         <w:ind w:left="567"/>
@@ -2582,11 +2497,11 @@
           <w:color w:val="000000"/>
           <w:kern w:val="0"/>
           <w:lang w:eastAsia="es-PE"/>
-          <ns2:ligatures ns2:val="none"/>
-        </w:rPr>
-      </w:pPr>
-    </w:p>
-    <w:p ns2:paraId="01D09C35" ns2:textId="4E8255E9">
+          <w14:ligatures w14:val="none"/>
+        </w:rPr>
+      </w:pPr>
+    </w:p>
+    <w:p>
       <w:pPr>
         <w:pStyle w:val="Prrafodelista"/>
         <w:numPr>
@@ -2599,7 +2514,7 @@
         <w:rPr>
           <w:rFonts w:ascii="Arial Narrow" w:eastAsia="Arial Narrow" w:hAnsi="Arial Narrow" w:cs="Arial Narrow"/>
           <w:kern w:val="0"/>
-          <ns2:ligatures ns2:val="none"/>
+          <w14:ligatures w14:val="none"/>
         </w:rPr>
       </w:pPr>
       <w:bookmarkStart w:id="1" w:name="_Hlk140755208"/>
@@ -2611,7 +2526,7 @@
           <w:color w:val="000000"/>
           <w:kern w:val="0"/>
           <w:lang w:eastAsia="es-PE"/>
-          <ns2:ligatures ns2:val="none"/>
+          <w14:ligatures w14:val="none"/>
         </w:rPr>
         <w:t xml:space="preserve">La Secretaría </w:t>
       </w:r>
@@ -2624,7 +2539,7 @@
           <w:color w:val="000000"/>
           <w:kern w:val="0"/>
           <w:lang w:eastAsia="es-PE"/>
-          <ns2:ligatures ns2:val="none"/>
+          <w14:ligatures w14:val="none"/>
         </w:rPr>
         <w:t>Técnica de la Comisión de Protección al Consumidor 1 (en adelante, la Secretaría Técnica), en ejercicio de sus facultades</w:t>
       </w:r>
@@ -2634,7 +2549,7 @@
           <w:rFonts w:ascii="Arial Narrow" w:eastAsia="Arial Narrow" w:hAnsi="Arial Narrow" w:cs="Arial Narrow"/>
           <w:kern w:val="0"/>
           <w:vertAlign w:val="superscript"/>
-          <ns2:ligatures ns2:val="none"/>
+          <w14:ligatures w14:val="none"/>
         </w:rPr>
         <w:footnoteReference w:id="3"/>
       </w:r>
@@ -2644,7 +2559,7 @@
           <w:color w:val="000000"/>
           <w:kern w:val="0"/>
           <w:lang w:eastAsia="es-PE"/>
-          <ns2:ligatures ns2:val="none"/>
+          <w14:ligatures w14:val="none"/>
         </w:rPr>
         <w:t xml:space="preserve">, considera </w:t>
       </w:r>
@@ -2652,7 +2567,7 @@
         <w:rPr>
           <w:rFonts w:ascii="Arial Narrow" w:eastAsia="Arial Narrow" w:hAnsi="Arial Narrow" w:cs="Arial Narrow"/>
           <w:kern w:val="0"/>
-          <ns2:ligatures ns2:val="none"/>
+          <w14:ligatures w14:val="none"/>
         </w:rPr>
         <w:t xml:space="preserve">que el hecho denunciado, consistente en que </w:t>
       </w:r>
@@ -2662,7 +2577,7 @@
           <w:kern w:val="0"/>
           <w:shd w:val="clear" w:color="auto" w:fill="FFFFFF"/>
           <w:lang w:eastAsia="es-PE"/>
-          <ns2:ligatures ns2:val="none"/>
+          <w14:ligatures w14:val="none"/>
         </w:rPr>
         <w:t xml:space="preserve">la </w:t>
       </w:r>
@@ -2672,7 +2587,7 @@
           <w:kern w:val="0"/>
           <w:shd w:val="clear" w:color="auto" w:fill="FFFFFF"/>
           <w:lang w:eastAsia="es-PE"/>
-          <ns2:ligatures ns2:val="none"/>
+          <w14:ligatures w14:val="none"/>
         </w:rPr>
         <w:lastRenderedPageBreak/>
         <w:t>compañía aseguradora no habría considerado la fecha de la ocurrencia del siniestro el 17 de julio de 2023 para otorgar la cobertura del Seguro de Accidentes Personales presentada por la denunciante en virtud de la invalidez total permanente que padece</w:t>
@@ -2681,7 +2596,7 @@
         <w:rPr>
           <w:rFonts w:ascii="Arial Narrow" w:eastAsia="Arial Narrow" w:hAnsi="Arial Narrow" w:cs="Arial Narrow"/>
           <w:kern w:val="0"/>
-          <ns2:ligatures ns2:val="none"/>
+          <w14:ligatures w14:val="none"/>
         </w:rPr>
         <w:t>; involucraría una presunta afectación a sus expectativas, quien no habría encontrado una correspondencia entre lo que esperaba recibir de parte del proveedor y lo que realmente recibió. Por consiguiente, corresponde calificar el hecho materia de denuncia como una presunta infracción al deber de idoneidad, tipificado en los artículos 18</w:t>
       </w:r>
@@ -2691,7 +2606,7 @@
           <w:color w:val="000000"/>
           <w:kern w:val="0"/>
           <w:lang w:eastAsia="es-PE"/>
-          <ns2:ligatures ns2:val="none"/>
+          <w14:ligatures w14:val="none"/>
         </w:rPr>
         <w:t/>
       </w:r>
@@ -2699,7 +2614,7 @@
         <w:rPr>
           <w:rFonts w:ascii="Arial Narrow" w:eastAsia="Arial Narrow" w:hAnsi="Arial Narrow" w:cs="Arial Narrow"/>
           <w:kern w:val="0"/>
-          <ns2:ligatures ns2:val="none"/>
+          <w14:ligatures w14:val="none"/>
         </w:rPr>
         <w:t xml:space="preserve"> y 19</w:t>
       </w:r>
@@ -2709,7 +2624,7 @@
           <w:color w:val="000000"/>
           <w:kern w:val="0"/>
           <w:lang w:eastAsia="es-PE"/>
-          <ns2:ligatures ns2:val="none"/>
+          <w14:ligatures w14:val="none"/>
         </w:rPr>
         <w:t/>
       </w:r>
@@ -2717,7 +2632,7 @@
         <w:rPr>
           <w:rFonts w:ascii="Arial Narrow" w:eastAsia="Arial Narrow" w:hAnsi="Arial Narrow" w:cs="Arial Narrow"/>
           <w:kern w:val="0"/>
-          <ns2:ligatures ns2:val="none"/>
+          <w14:ligatures w14:val="none"/>
         </w:rPr>
         <w:t xml:space="preserve"> del Código</w:t>
       </w:r>
@@ -2727,7 +2642,7 @@
           <w:rFonts w:ascii="Arial Narrow" w:eastAsia="Arial Narrow" w:hAnsi="Arial Narrow" w:cs="Arial"/>
           <w:kern w:val="0"/>
           <w:vertAlign w:val="superscript"/>
-          <ns2:ligatures ns2:val="none"/>
+          <w14:ligatures w14:val="none"/>
         </w:rPr>
         <w:footnoteReference w:id="4"/>
       </w:r>
@@ -2735,23 +2650,23 @@
         <w:rPr>
           <w:rFonts w:ascii="Arial Narrow" w:eastAsia="Arial Narrow" w:hAnsi="Arial Narrow" w:cs="Arial Narrow"/>
           <w:kern w:val="0"/>
-          <ns2:ligatures ns2:val="none"/>
+          <w14:ligatures w14:val="none"/>
         </w:rPr>
         <w:t>.</w:t>
       </w:r>
     </w:p>
-    <w:p ns2:paraId="3B0550BB" ns2:textId="77777777">
-      <w:pPr>
-        <w:spacing w:after="0" w:line="240" w:lineRule="auto"/>
-        <w:jc w:val="both"/>
-        <w:rPr>
-          <w:rFonts w:ascii="Arial Narrow" w:eastAsia="Arial Narrow" w:hAnsi="Arial Narrow" w:cs="Arial Narrow"/>
-          <w:kern w:val="0"/>
-          <ns2:ligatures ns2:val="none"/>
-        </w:rPr>
-      </w:pPr>
-    </w:p>
-    <w:p ns2:paraId="55F6E79B" ns2:textId="0164B653">
+    <w:p>
+      <w:pPr>
+        <w:spacing w:after="0" w:line="240" w:lineRule="auto"/>
+        <w:jc w:val="both"/>
+        <w:rPr>
+          <w:rFonts w:ascii="Arial Narrow" w:eastAsia="Arial Narrow" w:hAnsi="Arial Narrow" w:cs="Arial Narrow"/>
+          <w:kern w:val="0"/>
+          <w14:ligatures w14:val="none"/>
+        </w:rPr>
+      </w:pPr>
+    </w:p>
+    <w:p>
       <w:pPr>
         <w:pStyle w:val="Prrafodelista"/>
         <w:numPr>
@@ -2764,14 +2679,14 @@
         <w:rPr>
           <w:rFonts w:ascii="Arial Narrow" w:eastAsia="Arial Narrow" w:hAnsi="Arial Narrow" w:cs="Arial Narrow"/>
           <w:kern w:val="0"/>
-          <ns2:ligatures ns2:val="none"/>
-        </w:rPr>
-      </w:pPr>
-      <w:r>
-        <w:rPr>
-          <w:rFonts w:ascii="Arial Narrow" w:eastAsia="Arial Narrow" w:hAnsi="Arial Narrow" w:cs="Arial Narrow"/>
-          <w:kern w:val="0"/>
-          <ns2:ligatures ns2:val="none"/>
+          <w14:ligatures w14:val="none"/>
+        </w:rPr>
+      </w:pPr>
+      <w:r>
+        <w:rPr>
+          <w:rFonts w:ascii="Arial Narrow" w:eastAsia="Arial Narrow" w:hAnsi="Arial Narrow" w:cs="Arial Narrow"/>
+          <w:kern w:val="0"/>
+          <w14:ligatures w14:val="none"/>
         </w:rPr>
         <w:t xml:space="preserve">Así también, la Secretaría Técnica, en ejercicio de sus facultades, </w:t>
       </w:r>
@@ -2781,7 +2696,7 @@
           <w:color w:val="000000"/>
           <w:kern w:val="0"/>
           <w:lang w:eastAsia="es-PE"/>
-          <ns2:ligatures ns2:val="none"/>
+          <w14:ligatures w14:val="none"/>
         </w:rPr>
         <w:t xml:space="preserve">considera </w:t>
       </w:r>
@@ -2789,7 +2704,7 @@
         <w:rPr>
           <w:rFonts w:ascii="Arial Narrow" w:eastAsia="Arial Narrow" w:hAnsi="Arial Narrow" w:cs="Arial Narrow"/>
           <w:kern w:val="0"/>
-          <ns2:ligatures ns2:val="none"/>
+          <w14:ligatures w14:val="none"/>
         </w:rPr>
         <w:t xml:space="preserve">que el hecho denunciado, consistente en que </w:t>
       </w:r>
@@ -2797,7 +2712,7 @@
         <w:rPr>
           <w:rFonts w:ascii="Arial Narrow" w:eastAsia="Arial Narrow" w:hAnsi="Arial Narrow" w:cs="Arial Narrow"/>
           <w:kern w:val="0"/>
-          <ns2:ligatures ns2:val="none"/>
+          <w14:ligatures w14:val="none"/>
         </w:rPr>
         <w:t>el Banco Internacional del Perú-Interbank S.A.A. habría anulado indebidamente su tarjeta de crédito, pese a que la fecha de caducidad era junio de 2024</w:t>
       </w:r>
@@ -2805,7 +2720,7 @@
         <w:rPr>
           <w:rFonts w:ascii="Arial Narrow" w:eastAsia="Arial Narrow" w:hAnsi="Arial Narrow" w:cs="Arial Narrow"/>
           <w:kern w:val="0"/>
-          <ns2:ligatures ns2:val="none"/>
+          <w14:ligatures w14:val="none"/>
         </w:rPr>
         <w:t>; involucraría una presunta afectación a sus expectativas, quien no habría encontrado una correspondencia entre lo que esperaba recibir de parte del proveedor y lo que realmente recibió. Por consiguiente, corresponde calificar el hecho materia de denuncia como una presunta infracción al deber de idoneidad, tipificado en los artículos 18</w:t>
       </w:r>
@@ -2815,7 +2730,7 @@
           <w:color w:val="000000"/>
           <w:kern w:val="0"/>
           <w:lang w:eastAsia="es-PE"/>
-          <ns2:ligatures ns2:val="none"/>
+          <w14:ligatures w14:val="none"/>
         </w:rPr>
         <w:t/>
       </w:r>
@@ -2823,7 +2738,7 @@
         <w:rPr>
           <w:rFonts w:ascii="Arial Narrow" w:eastAsia="Arial Narrow" w:hAnsi="Arial Narrow" w:cs="Arial Narrow"/>
           <w:kern w:val="0"/>
-          <ns2:ligatures ns2:val="none"/>
+          <w14:ligatures w14:val="none"/>
         </w:rPr>
         <w:t xml:space="preserve"> y 19</w:t>
       </w:r>
@@ -2833,7 +2748,7 @@
           <w:color w:val="000000"/>
           <w:kern w:val="0"/>
           <w:lang w:eastAsia="es-PE"/>
-          <ns2:ligatures ns2:val="none"/>
+          <w14:ligatures w14:val="none"/>
         </w:rPr>
         <w:t/>
       </w:r>
@@ -2841,23 +2756,23 @@
         <w:rPr>
           <w:rFonts w:ascii="Arial Narrow" w:eastAsia="Arial Narrow" w:hAnsi="Arial Narrow" w:cs="Arial Narrow"/>
           <w:kern w:val="0"/>
-          <ns2:ligatures ns2:val="none"/>
+          <w14:ligatures w14:val="none"/>
         </w:rPr>
         <w:t xml:space="preserve"> del Código.</w:t>
       </w:r>
     </w:p>
-    <w:p ns2:paraId="3E8CF44B" ns2:textId="77777777">
-      <w:pPr>
-        <w:spacing w:after="0" w:line="240" w:lineRule="auto"/>
-        <w:jc w:val="both"/>
-        <w:rPr>
-          <w:rFonts w:ascii="Arial Narrow" w:eastAsia="Arial Narrow" w:hAnsi="Arial Narrow" w:cs="Arial Narrow"/>
-          <w:kern w:val="0"/>
-          <ns2:ligatures ns2:val="none"/>
-        </w:rPr>
-      </w:pPr>
-    </w:p>
-    <w:p ns2:paraId="400CC106" ns2:textId="73617D57">
+    <w:p>
+      <w:pPr>
+        <w:spacing w:after="0" w:line="240" w:lineRule="auto"/>
+        <w:jc w:val="both"/>
+        <w:rPr>
+          <w:rFonts w:ascii="Arial Narrow" w:eastAsia="Arial Narrow" w:hAnsi="Arial Narrow" w:cs="Arial Narrow"/>
+          <w:kern w:val="0"/>
+          <w14:ligatures w14:val="none"/>
+        </w:rPr>
+      </w:pPr>
+    </w:p>
+    <w:p>
       <w:pPr>
         <w:pStyle w:val="Prrafodelista"/>
         <w:numPr>
@@ -2870,14 +2785,14 @@
         <w:rPr>
           <w:rFonts w:ascii="Arial Narrow" w:eastAsia="Arial Narrow" w:hAnsi="Arial Narrow" w:cs="Arial Narrow"/>
           <w:kern w:val="0"/>
-          <ns2:ligatures ns2:val="none"/>
-        </w:rPr>
-      </w:pPr>
-      <w:r>
-        <w:rPr>
-          <w:rFonts w:ascii="Arial Narrow" w:eastAsia="Arial Narrow" w:hAnsi="Arial Narrow" w:cs="Arial Narrow"/>
-          <w:kern w:val="0"/>
-          <ns2:ligatures ns2:val="none"/>
+          <w14:ligatures w14:val="none"/>
+        </w:rPr>
+      </w:pPr>
+      <w:r>
+        <w:rPr>
+          <w:rFonts w:ascii="Arial Narrow" w:eastAsia="Arial Narrow" w:hAnsi="Arial Narrow" w:cs="Arial Narrow"/>
+          <w:kern w:val="0"/>
+          <w14:ligatures w14:val="none"/>
         </w:rPr>
         <w:t xml:space="preserve">Así también, la Secretaría Técnica, en ejercicio de sus facultades, </w:t>
       </w:r>
@@ -2887,7 +2802,7 @@
           <w:color w:val="000000"/>
           <w:kern w:val="0"/>
           <w:lang w:eastAsia="es-PE"/>
-          <ns2:ligatures ns2:val="none"/>
+          <w14:ligatures w14:val="none"/>
         </w:rPr>
         <w:t xml:space="preserve">considera </w:t>
       </w:r>
@@ -2895,7 +2810,7 @@
         <w:rPr>
           <w:rFonts w:ascii="Arial Narrow" w:eastAsia="Arial Narrow" w:hAnsi="Arial Narrow" w:cs="Arial Narrow"/>
           <w:kern w:val="0"/>
-          <ns2:ligatures ns2:val="none"/>
+          <w14:ligatures w14:val="none"/>
         </w:rPr>
         <w:t xml:space="preserve">que el hecho denunciado, consistente en que </w:t>
       </w:r>
@@ -2903,7 +2818,7 @@
         <w:rPr>
           <w:rFonts w:ascii="Arial Narrow" w:eastAsia="Arial Narrow" w:hAnsi="Arial Narrow" w:cs="Arial Narrow"/>
           <w:kern w:val="0"/>
-          <ns2:ligatures ns2:val="none"/>
+          <w14:ligatures w14:val="none"/>
         </w:rPr>
         <w:t xml:space="preserve">la compañía aseguradora habría anulado indebidamente el Seguro Chubb </w:t>
       </w:r>
@@ -2911,7 +2826,7 @@
         <w:rPr>
           <w:rFonts w:ascii="Arial Narrow" w:eastAsia="Arial Narrow" w:hAnsi="Arial Narrow" w:cs="Arial Narrow"/>
           <w:kern w:val="0"/>
-          <ns2:ligatures ns2:val="none"/>
+          <w14:ligatures w14:val="none"/>
         </w:rPr>
         <w:t>Perú</w:t>
       </w:r>
@@ -2919,7 +2834,7 @@
         <w:rPr>
           <w:rFonts w:ascii="Arial Narrow" w:eastAsia="Arial Narrow" w:hAnsi="Arial Narrow" w:cs="Arial Narrow"/>
           <w:kern w:val="0"/>
-          <ns2:ligatures ns2:val="none"/>
+          <w14:ligatures w14:val="none"/>
         </w:rPr>
         <w:t xml:space="preserve"> </w:t>
       </w:r>
@@ -2928,7 +2843,7 @@
         <w:rPr>
           <w:rFonts w:ascii="Arial Narrow" w:eastAsia="Arial Narrow" w:hAnsi="Arial Narrow" w:cs="Arial Narrow"/>
           <w:kern w:val="0"/>
-          <ns2:ligatures ns2:val="none"/>
+          <w14:ligatures w14:val="none"/>
         </w:rPr>
         <w:t>Multiprotección</w:t>
       </w:r>
@@ -2937,7 +2852,7 @@
         <w:rPr>
           <w:rFonts w:ascii="Arial Narrow" w:eastAsia="Arial Narrow" w:hAnsi="Arial Narrow" w:cs="Arial Narrow"/>
           <w:kern w:val="0"/>
-          <ns2:ligatures ns2:val="none"/>
+          <w14:ligatures w14:val="none"/>
         </w:rPr>
         <w:t xml:space="preserve"> contratado por la denunciante, pese al descuento de las primas</w:t>
       </w:r>
@@ -2945,7 +2860,7 @@
         <w:rPr>
           <w:rFonts w:ascii="Arial Narrow" w:eastAsia="Arial Narrow" w:hAnsi="Arial Narrow" w:cs="Arial Narrow"/>
           <w:kern w:val="0"/>
-          <ns2:ligatures ns2:val="none"/>
+          <w14:ligatures w14:val="none"/>
         </w:rPr>
         <w:t>; involucraría una presunta afectación a sus expectativas, quien no habría encontrado una correspondencia entre lo que esperaba recibir de parte del proveedor y lo que realmente recibió. Por consiguiente, corresponde calificar el hecho materia de denuncia como una presunta infracción al deber de idoneidad, tipificado en los artículos 18</w:t>
       </w:r>
@@ -2955,7 +2870,7 @@
           <w:color w:val="000000"/>
           <w:kern w:val="0"/>
           <w:lang w:eastAsia="es-PE"/>
-          <ns2:ligatures ns2:val="none"/>
+          <w14:ligatures w14:val="none"/>
         </w:rPr>
         <w:t/>
       </w:r>
@@ -2963,7 +2878,7 @@
         <w:rPr>
           <w:rFonts w:ascii="Arial Narrow" w:eastAsia="Arial Narrow" w:hAnsi="Arial Narrow" w:cs="Arial Narrow"/>
           <w:kern w:val="0"/>
-          <ns2:ligatures ns2:val="none"/>
+          <w14:ligatures w14:val="none"/>
         </w:rPr>
         <w:t xml:space="preserve"> y 19</w:t>
       </w:r>
@@ -2973,7 +2888,7 @@
           <w:color w:val="000000"/>
           <w:kern w:val="0"/>
           <w:lang w:eastAsia="es-PE"/>
-          <ns2:ligatures ns2:val="none"/>
+          <w14:ligatures w14:val="none"/>
         </w:rPr>
         <w:t/>
       </w:r>
@@ -2981,23 +2896,23 @@
         <w:rPr>
           <w:rFonts w:ascii="Arial Narrow" w:eastAsia="Arial Narrow" w:hAnsi="Arial Narrow" w:cs="Arial Narrow"/>
           <w:kern w:val="0"/>
-          <ns2:ligatures ns2:val="none"/>
+          <w14:ligatures w14:val="none"/>
         </w:rPr>
         <w:t xml:space="preserve"> del Código.</w:t>
       </w:r>
     </w:p>
-    <w:p ns2:paraId="4455E94F" ns2:textId="77777777">
-      <w:pPr>
-        <w:spacing w:after="0" w:line="240" w:lineRule="auto"/>
-        <w:jc w:val="both"/>
-        <w:rPr>
-          <w:rFonts w:ascii="Arial Narrow" w:eastAsia="Arial Narrow" w:hAnsi="Arial Narrow" w:cs="Arial Narrow"/>
-          <w:kern w:val="0"/>
-          <ns2:ligatures ns2:val="none"/>
-        </w:rPr>
-      </w:pPr>
-    </w:p>
-    <w:p ns2:paraId="4488D5F4" ns2:textId="04B3F225">
+    <w:p>
+      <w:pPr>
+        <w:spacing w:after="0" w:line="240" w:lineRule="auto"/>
+        <w:jc w:val="both"/>
+        <w:rPr>
+          <w:rFonts w:ascii="Arial Narrow" w:eastAsia="Arial Narrow" w:hAnsi="Arial Narrow" w:cs="Arial Narrow"/>
+          <w:kern w:val="0"/>
+          <w14:ligatures w14:val="none"/>
+        </w:rPr>
+      </w:pPr>
+    </w:p>
+    <w:p>
       <w:pPr>
         <w:pStyle w:val="Prrafodelista"/>
         <w:numPr>
@@ -3010,14 +2925,14 @@
         <w:rPr>
           <w:rFonts w:ascii="Arial Narrow" w:eastAsia="Arial Narrow" w:hAnsi="Arial Narrow" w:cs="Arial Narrow"/>
           <w:kern w:val="0"/>
-          <ns2:ligatures ns2:val="none"/>
-        </w:rPr>
-      </w:pPr>
-      <w:r>
-        <w:rPr>
-          <w:rFonts w:ascii="Arial Narrow" w:eastAsia="Arial Narrow" w:hAnsi="Arial Narrow" w:cs="Arial Narrow"/>
-          <w:kern w:val="0"/>
-          <ns2:ligatures ns2:val="none"/>
+          <w14:ligatures w14:val="none"/>
+        </w:rPr>
+      </w:pPr>
+      <w:r>
+        <w:rPr>
+          <w:rFonts w:ascii="Arial Narrow" w:eastAsia="Arial Narrow" w:hAnsi="Arial Narrow" w:cs="Arial Narrow"/>
+          <w:kern w:val="0"/>
+          <w14:ligatures w14:val="none"/>
         </w:rPr>
         <w:t xml:space="preserve">Así también, la Secretaría Técnica, en ejercicio de sus facultades, </w:t>
       </w:r>
@@ -3027,7 +2942,7 @@
           <w:color w:val="000000"/>
           <w:kern w:val="0"/>
           <w:lang w:eastAsia="es-PE"/>
-          <ns2:ligatures ns2:val="none"/>
+          <w14:ligatures w14:val="none"/>
         </w:rPr>
         <w:t xml:space="preserve">considera </w:t>
       </w:r>
@@ -3035,7 +2950,7 @@
         <w:rPr>
           <w:rFonts w:ascii="Arial Narrow" w:eastAsia="Arial Narrow" w:hAnsi="Arial Narrow" w:cs="Arial Narrow"/>
           <w:kern w:val="0"/>
-          <ns2:ligatures ns2:val="none"/>
+          <w14:ligatures w14:val="none"/>
         </w:rPr>
         <w:t>que el hecho denunciado</w:t>
       </w:r>
@@ -3043,7 +2958,7 @@
         <w:rPr>
           <w:rFonts w:ascii="Arial Narrow" w:eastAsia="Arial Narrow" w:hAnsi="Arial Narrow" w:cs="Arial Narrow"/>
           <w:kern w:val="0"/>
-          <ns2:ligatures ns2:val="none"/>
+          <w14:ligatures w14:val="none"/>
         </w:rPr>
         <w:t xml:space="preserve">, consistente en que </w:t>
       </w:r>
@@ -3054,7 +2969,7 @@
           <w:kern w:val="0"/>
           <w:shd w:val="clear" w:color="auto" w:fill="FFFFFF"/>
           <w:lang w:eastAsia="es-PE"/>
-          <ns2:ligatures ns2:val="none"/>
+          <w14:ligatures w14:val="none"/>
         </w:rPr>
         <w:t>la compañía aseguradora habría contratado indebidamente a favor de la denunciante el “</w:t>
       </w:r>
@@ -3066,7 +2981,7 @@
           <w:kern w:val="0"/>
           <w:shd w:val="clear" w:color="auto" w:fill="FFFFFF"/>
           <w:lang w:eastAsia="es-PE"/>
-          <ns2:ligatures ns2:val="none"/>
+          <w14:ligatures w14:val="none"/>
         </w:rPr>
         <w:t>chubb</w:t>
       </w:r>
@@ -3078,7 +2993,7 @@
           <w:kern w:val="0"/>
           <w:shd w:val="clear" w:color="auto" w:fill="FFFFFF"/>
           <w:lang w:eastAsia="es-PE"/>
-          <ns2:ligatures ns2:val="none"/>
+          <w14:ligatures w14:val="none"/>
         </w:rPr>
         <w:t xml:space="preserve"> </w:t>
       </w:r>
@@ -3089,7 +3004,7 @@
           <w:kern w:val="0"/>
           <w:shd w:val="clear" w:color="auto" w:fill="FFFFFF"/>
           <w:lang w:eastAsia="es-PE"/>
-          <ns2:ligatures ns2:val="none"/>
+          <w14:ligatures w14:val="none"/>
         </w:rPr>
         <w:t>Perú</w:t>
       </w:r>
@@ -3100,7 +3015,7 @@
           <w:kern w:val="0"/>
           <w:shd w:val="clear" w:color="auto" w:fill="FFFFFF"/>
           <w:lang w:eastAsia="es-PE"/>
-          <ns2:ligatures ns2:val="none"/>
+          <w14:ligatures w14:val="none"/>
         </w:rPr>
         <w:t xml:space="preserve"> </w:t>
       </w:r>
@@ -3112,7 +3027,7 @@
           <w:kern w:val="0"/>
           <w:shd w:val="clear" w:color="auto" w:fill="FFFFFF"/>
           <w:lang w:eastAsia="es-PE"/>
-          <ns2:ligatures ns2:val="none"/>
+          <w14:ligatures w14:val="none"/>
         </w:rPr>
         <w:t>Multiprotección</w:t>
       </w:r>
@@ -3124,7 +3039,7 @@
           <w:kern w:val="0"/>
           <w:shd w:val="clear" w:color="auto" w:fill="FFFFFF"/>
           <w:lang w:eastAsia="es-PE"/>
-          <ns2:ligatures ns2:val="none"/>
+          <w14:ligatures w14:val="none"/>
         </w:rPr>
         <w:t>”, pese a no contar con su autorización</w:t>
       </w:r>
@@ -3134,7 +3049,7 @@
           <w:color w:val="000000"/>
           <w:kern w:val="0"/>
           <w:lang w:eastAsia="es-PE"/>
-          <ns2:ligatures ns2:val="none"/>
+          <w14:ligatures w14:val="none"/>
         </w:rPr>
         <w:t xml:space="preserve">. </w:t>
       </w:r>
@@ -3145,7 +3060,7 @@
           <w:color w:val="000000"/>
           <w:kern w:val="0"/>
           <w:lang w:eastAsia="es-PE"/>
-          <ns2:ligatures ns2:val="none"/>
+          <w14:ligatures w14:val="none"/>
         </w:rPr>
         <w:t>Por consiguiente, corresponde calificar el hecho materia de denuncia como una presunta infracción al deber de protección contra los métodos comerciales</w:t>
       </w:r>
@@ -3156,7 +3071,7 @@
           <w:color w:val="000000"/>
           <w:kern w:val="0"/>
           <w:lang w:eastAsia="es-PE"/>
-          <ns2:ligatures ns2:val="none"/>
+          <w14:ligatures w14:val="none"/>
         </w:rPr>
         <w:t xml:space="preserve"> </w:t>
       </w:r>
@@ -3167,7 +3082,7 @@
           <w:color w:val="000000"/>
           <w:kern w:val="0"/>
           <w:lang w:eastAsia="es-PE"/>
-          <ns2:ligatures ns2:val="none"/>
+          <w14:ligatures w14:val="none"/>
         </w:rPr>
         <w:t>coercitivos</w:t>
       </w:r>
@@ -3178,7 +3093,7 @@
           <w:color w:val="000000"/>
           <w:kern w:val="0"/>
           <w:lang w:eastAsia="es-PE"/>
-          <ns2:ligatures ns2:val="none"/>
+          <w14:ligatures w14:val="none"/>
         </w:rPr>
         <w:t xml:space="preserve">, tipificado en </w:t>
       </w:r>
@@ -3189,7 +3104,7 @@
           <w:kern w:val="0"/>
           <w:shd w:val="clear" w:color="auto" w:fill="FFFFFF"/>
           <w:lang w:eastAsia="es-PE"/>
-          <ns2:ligatures ns2:val="none"/>
+          <w14:ligatures w14:val="none"/>
         </w:rPr>
         <w:t xml:space="preserve">literal </w:t>
       </w:r>
@@ -3200,7 +3115,7 @@
           <w:kern w:val="0"/>
           <w:shd w:val="clear" w:color="auto" w:fill="FFFFFF"/>
           <w:lang w:eastAsia="es-PE"/>
-          <ns2:ligatures ns2:val="none"/>
+          <w14:ligatures w14:val="none"/>
         </w:rPr>
         <w:t>b</w:t>
       </w:r>
@@ -3211,7 +3126,7 @@
           <w:kern w:val="0"/>
           <w:shd w:val="clear" w:color="auto" w:fill="FFFFFF"/>
           <w:lang w:eastAsia="es-PE"/>
-          <ns2:ligatures ns2:val="none"/>
+          <w14:ligatures w14:val="none"/>
         </w:rPr>
         <w:t xml:space="preserve">) del artículo 56 </w:t>
       </w:r>
@@ -3222,7 +3137,7 @@
           <w:color w:val="000000"/>
           <w:kern w:val="0"/>
           <w:lang w:eastAsia="es-PE"/>
-          <ns2:ligatures ns2:val="none"/>
+          <w14:ligatures w14:val="none"/>
         </w:rPr>
         <w:t>del Código</w:t>
       </w:r>
@@ -3241,7 +3156,7 @@
           <w:color w:val="000000"/>
           <w:kern w:val="0"/>
           <w:lang w:eastAsia="es-PE"/>
-          <ns2:ligatures ns2:val="none"/>
+          <w14:ligatures w14:val="none"/>
         </w:rPr>
         <w:t>.</w:t>
       </w:r>
@@ -3252,12 +3167,12 @@
           <w:color w:val="000000"/>
           <w:kern w:val="0"/>
           <w:lang w:eastAsia="es-PE"/>
-          <ns2:ligatures ns2:val="none"/>
+          <w14:ligatures w14:val="none"/>
         </w:rPr>
         <w:t xml:space="preserve"> </w:t>
       </w:r>
     </w:p>
-    <w:p ns2:paraId="0F121B4B" ns2:textId="4C40B5C7">
+    <w:p>
       <w:pPr>
         <w:pStyle w:val="Prrafodelista"/>
         <w:numPr>
@@ -3270,14 +3185,14 @@
         <w:rPr>
           <w:rFonts w:ascii="Arial Narrow" w:eastAsia="Arial Narrow" w:hAnsi="Arial Narrow" w:cs="Arial Narrow"/>
           <w:kern w:val="0"/>
-          <ns2:ligatures ns2:val="none"/>
-        </w:rPr>
-      </w:pPr>
-      <w:r>
-        <w:rPr>
-          <w:rFonts w:ascii="Arial Narrow" w:eastAsia="Arial Narrow" w:hAnsi="Arial Narrow" w:cs="Arial Narrow"/>
-          <w:kern w:val="0"/>
-          <ns2:ligatures ns2:val="none"/>
+          <w14:ligatures w14:val="none"/>
+        </w:rPr>
+      </w:pPr>
+      <w:r>
+        <w:rPr>
+          <w:rFonts w:ascii="Arial Narrow" w:eastAsia="Arial Narrow" w:hAnsi="Arial Narrow" w:cs="Arial Narrow"/>
+          <w:kern w:val="0"/>
+          <w14:ligatures w14:val="none"/>
         </w:rPr>
         <w:lastRenderedPageBreak/>
         <w:t xml:space="preserve">Así también, la Secretaría Técnica, en ejercicio de sus facultades, </w:t>
@@ -3288,7 +3203,7 @@
           <w:color w:val="000000"/>
           <w:kern w:val="0"/>
           <w:lang w:eastAsia="es-PE"/>
-          <ns2:ligatures ns2:val="none"/>
+          <w14:ligatures w14:val="none"/>
         </w:rPr>
         <w:t xml:space="preserve">considera </w:t>
       </w:r>
@@ -3296,7 +3211,7 @@
         <w:rPr>
           <w:rFonts w:ascii="Arial Narrow" w:eastAsia="Arial Narrow" w:hAnsi="Arial Narrow" w:cs="Arial Narrow"/>
           <w:kern w:val="0"/>
-          <ns2:ligatures ns2:val="none"/>
+          <w14:ligatures w14:val="none"/>
         </w:rPr>
         <w:t xml:space="preserve">que el hecho denunciado, consistente en que </w:t>
       </w:r>
@@ -3307,7 +3222,7 @@
           <w:kern w:val="0"/>
           <w:shd w:val="clear" w:color="auto" w:fill="FFFFFF"/>
           <w:lang w:eastAsia="es-PE"/>
-          <ns2:ligatures ns2:val="none"/>
+          <w14:ligatures w14:val="none"/>
         </w:rPr>
         <w:t xml:space="preserve">la compañía aseguradora habría contratado indebidamente a favor de la denunciante el “seguro </w:t>
       </w:r>
@@ -3319,7 +3234,7 @@
           <w:kern w:val="0"/>
           <w:shd w:val="clear" w:color="auto" w:fill="FFFFFF"/>
           <w:lang w:eastAsia="es-PE"/>
-          <ns2:ligatures ns2:val="none"/>
+          <w14:ligatures w14:val="none"/>
         </w:rPr>
         <w:t>chubb</w:t>
       </w:r>
@@ -3331,7 +3246,7 @@
           <w:kern w:val="0"/>
           <w:shd w:val="clear" w:color="auto" w:fill="FFFFFF"/>
           <w:lang w:eastAsia="es-PE"/>
-          <ns2:ligatures ns2:val="none"/>
+          <w14:ligatures w14:val="none"/>
         </w:rPr>
         <w:t xml:space="preserve"> </w:t>
       </w:r>
@@ -3342,7 +3257,7 @@
           <w:kern w:val="0"/>
           <w:shd w:val="clear" w:color="auto" w:fill="FFFFFF"/>
           <w:lang w:eastAsia="es-PE"/>
-          <ns2:ligatures ns2:val="none"/>
+          <w14:ligatures w14:val="none"/>
         </w:rPr>
         <w:t>Perú</w:t>
       </w:r>
@@ -3353,7 +3268,7 @@
           <w:kern w:val="0"/>
           <w:shd w:val="clear" w:color="auto" w:fill="FFFFFF"/>
           <w:lang w:eastAsia="es-PE"/>
-          <ns2:ligatures ns2:val="none"/>
+          <w14:ligatures w14:val="none"/>
         </w:rPr>
         <w:t xml:space="preserve"> pro”, pese a no contar con su autorización</w:t>
       </w:r>
@@ -3363,7 +3278,7 @@
           <w:color w:val="000000"/>
           <w:kern w:val="0"/>
           <w:lang w:eastAsia="es-PE"/>
-          <ns2:ligatures ns2:val="none"/>
+          <w14:ligatures w14:val="none"/>
         </w:rPr>
         <w:t xml:space="preserve">. </w:t>
       </w:r>
@@ -3374,7 +3289,7 @@
           <w:color w:val="000000"/>
           <w:kern w:val="0"/>
           <w:lang w:eastAsia="es-PE"/>
-          <ns2:ligatures ns2:val="none"/>
+          <w14:ligatures w14:val="none"/>
         </w:rPr>
         <w:t>Por consiguiente, corresponde calificar el hecho materia de denuncia como una presunta infracción al deber de protección contra los métodos comerciales</w:t>
       </w:r>
@@ -3385,7 +3300,7 @@
           <w:color w:val="000000"/>
           <w:kern w:val="0"/>
           <w:lang w:eastAsia="es-PE"/>
-          <ns2:ligatures ns2:val="none"/>
+          <w14:ligatures w14:val="none"/>
         </w:rPr>
         <w:t xml:space="preserve"> </w:t>
       </w:r>
@@ -3396,7 +3311,7 @@
           <w:color w:val="000000"/>
           <w:kern w:val="0"/>
           <w:lang w:eastAsia="es-PE"/>
-          <ns2:ligatures ns2:val="none"/>
+          <w14:ligatures w14:val="none"/>
         </w:rPr>
         <w:t>coercitivos</w:t>
       </w:r>
@@ -3407,7 +3322,7 @@
           <w:color w:val="000000"/>
           <w:kern w:val="0"/>
           <w:lang w:eastAsia="es-PE"/>
-          <ns2:ligatures ns2:val="none"/>
+          <w14:ligatures w14:val="none"/>
         </w:rPr>
         <w:t xml:space="preserve">, tipificado en </w:t>
       </w:r>
@@ -3418,7 +3333,7 @@
           <w:kern w:val="0"/>
           <w:shd w:val="clear" w:color="auto" w:fill="FFFFFF"/>
           <w:lang w:eastAsia="es-PE"/>
-          <ns2:ligatures ns2:val="none"/>
+          <w14:ligatures w14:val="none"/>
         </w:rPr>
         <w:t xml:space="preserve">literal </w:t>
       </w:r>
@@ -3429,7 +3344,7 @@
           <w:kern w:val="0"/>
           <w:shd w:val="clear" w:color="auto" w:fill="FFFFFF"/>
           <w:lang w:eastAsia="es-PE"/>
-          <ns2:ligatures ns2:val="none"/>
+          <w14:ligatures w14:val="none"/>
         </w:rPr>
         <w:t>b</w:t>
       </w:r>
@@ -3440,7 +3355,7 @@
           <w:kern w:val="0"/>
           <w:shd w:val="clear" w:color="auto" w:fill="FFFFFF"/>
           <w:lang w:eastAsia="es-PE"/>
-          <ns2:ligatures ns2:val="none"/>
+          <w14:ligatures w14:val="none"/>
         </w:rPr>
         <w:t xml:space="preserve">) del artículo 56 </w:t>
       </w:r>
@@ -3451,7 +3366,7 @@
           <w:color w:val="000000"/>
           <w:kern w:val="0"/>
           <w:lang w:eastAsia="es-PE"/>
-          <ns2:ligatures ns2:val="none"/>
+          <w14:ligatures w14:val="none"/>
         </w:rPr>
         <w:t>del Código</w:t>
       </w:r>
@@ -3459,23 +3374,23 @@
         <w:rPr>
           <w:rFonts w:ascii="Arial Narrow" w:eastAsia="Arial Narrow" w:hAnsi="Arial Narrow" w:cs="Arial Narrow"/>
           <w:kern w:val="0"/>
-          <ns2:ligatures ns2:val="none"/>
+          <w14:ligatures w14:val="none"/>
         </w:rPr>
         <w:t>.</w:t>
       </w:r>
     </w:p>
-    <w:p ns2:paraId="44ADC711" ns2:textId="77777777">
-      <w:pPr>
-        <w:spacing w:after="0" w:line="240" w:lineRule="auto"/>
-        <w:jc w:val="both"/>
-        <w:rPr>
-          <w:rFonts w:ascii="Arial Narrow" w:eastAsia="Arial Narrow" w:hAnsi="Arial Narrow" w:cs="Arial Narrow"/>
-          <w:kern w:val="0"/>
-          <ns2:ligatures ns2:val="none"/>
-        </w:rPr>
-      </w:pPr>
-    </w:p>
-    <w:p ns2:paraId="59BAA134" ns2:textId="457431F5">
+    <w:p>
+      <w:pPr>
+        <w:spacing w:after="0" w:line="240" w:lineRule="auto"/>
+        <w:jc w:val="both"/>
+        <w:rPr>
+          <w:rFonts w:ascii="Arial Narrow" w:eastAsia="Arial Narrow" w:hAnsi="Arial Narrow" w:cs="Arial Narrow"/>
+          <w:kern w:val="0"/>
+          <w14:ligatures w14:val="none"/>
+        </w:rPr>
+      </w:pPr>
+    </w:p>
+    <w:p>
       <w:pPr>
         <w:pStyle w:val="Prrafodelista"/>
         <w:numPr>
@@ -3488,14 +3403,14 @@
         <w:rPr>
           <w:rFonts w:ascii="Arial Narrow" w:eastAsia="Arial Narrow" w:hAnsi="Arial Narrow" w:cs="Arial Narrow"/>
           <w:kern w:val="0"/>
-          <ns2:ligatures ns2:val="none"/>
-        </w:rPr>
-      </w:pPr>
-      <w:r>
-        <w:rPr>
-          <w:rFonts w:ascii="Arial Narrow" w:eastAsia="Arial Narrow" w:hAnsi="Arial Narrow" w:cs="Arial Narrow"/>
-          <w:kern w:val="0"/>
-          <ns2:ligatures ns2:val="none"/>
+          <w14:ligatures w14:val="none"/>
+        </w:rPr>
+      </w:pPr>
+      <w:r>
+        <w:rPr>
+          <w:rFonts w:ascii="Arial Narrow" w:eastAsia="Arial Narrow" w:hAnsi="Arial Narrow" w:cs="Arial Narrow"/>
+          <w:kern w:val="0"/>
+          <w14:ligatures w14:val="none"/>
         </w:rPr>
         <w:t xml:space="preserve">Así también, la Secretaría Técnica, en ejercicio de sus facultades, </w:t>
       </w:r>
@@ -3505,7 +3420,7 @@
           <w:color w:val="000000"/>
           <w:kern w:val="0"/>
           <w:lang w:eastAsia="es-PE"/>
-          <ns2:ligatures ns2:val="none"/>
+          <w14:ligatures w14:val="none"/>
         </w:rPr>
         <w:t xml:space="preserve">considera </w:t>
       </w:r>
@@ -3513,7 +3428,7 @@
         <w:rPr>
           <w:rFonts w:ascii="Arial Narrow" w:eastAsia="Arial Narrow" w:hAnsi="Arial Narrow" w:cs="Arial Narrow"/>
           <w:kern w:val="0"/>
-          <ns2:ligatures ns2:val="none"/>
+          <w14:ligatures w14:val="none"/>
         </w:rPr>
         <w:t xml:space="preserve">que el hecho denunciado, consistente en que </w:t>
       </w:r>
@@ -3521,7 +3436,7 @@
         <w:rPr>
           <w:rFonts w:ascii="Arial Narrow" w:eastAsia="Arial Narrow" w:hAnsi="Arial Narrow" w:cs="Arial Narrow"/>
           <w:kern w:val="0"/>
-          <ns2:ligatures ns2:val="none"/>
+          <w14:ligatures w14:val="none"/>
         </w:rPr>
         <w:t>el Banco Internacional del Perú-Interbank S.A.A. no habría cumplido con brindar una respuesta a la solicitud presentada por la denunciante el 27 de febrero de 2025 respecto los estados de cuenta correspondientes al año 2023</w:t>
       </w:r>
@@ -3529,7 +3444,7 @@
         <w:rPr>
           <w:rFonts w:ascii="Arial Narrow" w:eastAsia="Arial Narrow" w:hAnsi="Arial Narrow" w:cs="Arial Narrow"/>
           <w:kern w:val="0"/>
-          <ns2:ligatures ns2:val="none"/>
+          <w14:ligatures w14:val="none"/>
         </w:rPr>
         <w:t>; involucraría una presunta afectación a sus expectativas, quien no habría encontrado una correspondencia entre lo que esperaba recibir de parte del proveedor y lo que realmente recibió. Por consiguiente, corresponde calificar el hecho materia de denuncia como una presunta infracción al deber de idoneidad, tipificado en los artículos 18</w:t>
       </w:r>
@@ -3539,7 +3454,7 @@
           <w:color w:val="000000"/>
           <w:kern w:val="0"/>
           <w:lang w:eastAsia="es-PE"/>
-          <ns2:ligatures ns2:val="none"/>
+          <w14:ligatures w14:val="none"/>
         </w:rPr>
         <w:t/>
       </w:r>
@@ -3547,7 +3462,7 @@
         <w:rPr>
           <w:rFonts w:ascii="Arial Narrow" w:eastAsia="Arial Narrow" w:hAnsi="Arial Narrow" w:cs="Arial Narrow"/>
           <w:kern w:val="0"/>
-          <ns2:ligatures ns2:val="none"/>
+          <w14:ligatures w14:val="none"/>
         </w:rPr>
         <w:t xml:space="preserve"> y 19</w:t>
       </w:r>
@@ -3557,7 +3472,7 @@
           <w:color w:val="000000"/>
           <w:kern w:val="0"/>
           <w:lang w:eastAsia="es-PE"/>
-          <ns2:ligatures ns2:val="none"/>
+          <w14:ligatures w14:val="none"/>
         </w:rPr>
         <w:t/>
       </w:r>
@@ -3565,22 +3480,22 @@
         <w:rPr>
           <w:rFonts w:ascii="Arial Narrow" w:eastAsia="Arial Narrow" w:hAnsi="Arial Narrow" w:cs="Arial Narrow"/>
           <w:kern w:val="0"/>
-          <ns2:ligatures ns2:val="none"/>
+          <w14:ligatures w14:val="none"/>
         </w:rPr>
         <w:t xml:space="preserve"> del Código.</w:t>
       </w:r>
     </w:p>
-    <w:p ns2:paraId="731D1418" ns2:textId="77777777">
+    <w:p>
       <w:pPr>
         <w:pStyle w:val="Prrafodelista"/>
         <w:rPr>
           <w:rFonts w:ascii="Arial Narrow" w:eastAsia="Arial Narrow" w:hAnsi="Arial Narrow" w:cs="Arial Narrow"/>
           <w:kern w:val="0"/>
-          <ns2:ligatures ns2:val="none"/>
-        </w:rPr>
-      </w:pPr>
-    </w:p>
-    <w:p ns2:paraId="298B7E71" ns2:textId="5B85BC31">
+          <w14:ligatures w14:val="none"/>
+        </w:rPr>
+      </w:pPr>
+    </w:p>
+    <w:p>
       <w:pPr>
         <w:pStyle w:val="Prrafodelista"/>
         <w:numPr>
@@ -3593,14 +3508,14 @@
         <w:rPr>
           <w:rFonts w:ascii="Arial Narrow" w:eastAsia="Arial Narrow" w:hAnsi="Arial Narrow" w:cs="Arial Narrow"/>
           <w:kern w:val="0"/>
-          <ns2:ligatures ns2:val="none"/>
-        </w:rPr>
-      </w:pPr>
-      <w:r>
-        <w:rPr>
-          <w:rFonts w:ascii="Arial Narrow" w:eastAsia="Arial Narrow" w:hAnsi="Arial Narrow" w:cs="Arial Narrow"/>
-          <w:kern w:val="0"/>
-          <ns2:ligatures ns2:val="none"/>
+          <w14:ligatures w14:val="none"/>
+        </w:rPr>
+      </w:pPr>
+      <w:r>
+        <w:rPr>
+          <w:rFonts w:ascii="Arial Narrow" w:eastAsia="Arial Narrow" w:hAnsi="Arial Narrow" w:cs="Arial Narrow"/>
+          <w:kern w:val="0"/>
+          <w14:ligatures w14:val="none"/>
         </w:rPr>
         <w:t xml:space="preserve">Así también, la Secretaría Técnica, en ejercicio de sus facultades, </w:t>
       </w:r>
@@ -3610,7 +3525,7 @@
           <w:color w:val="000000"/>
           <w:kern w:val="0"/>
           <w:lang w:eastAsia="es-PE"/>
-          <ns2:ligatures ns2:val="none"/>
+          <w14:ligatures w14:val="none"/>
         </w:rPr>
         <w:t xml:space="preserve">considera </w:t>
       </w:r>
@@ -3618,7 +3533,7 @@
         <w:rPr>
           <w:rFonts w:ascii="Arial Narrow" w:eastAsia="Arial Narrow" w:hAnsi="Arial Narrow" w:cs="Arial Narrow"/>
           <w:kern w:val="0"/>
-          <ns2:ligatures ns2:val="none"/>
+          <w14:ligatures w14:val="none"/>
         </w:rPr>
         <w:t xml:space="preserve">que el hecho denunciado, consistente en que </w:t>
       </w:r>
@@ -3626,7 +3541,7 @@
         <w:rPr>
           <w:rFonts w:ascii="Arial Narrow" w:eastAsia="Arial Narrow" w:hAnsi="Arial Narrow" w:cs="Arial Narrow"/>
           <w:kern w:val="0"/>
-          <ns2:ligatures ns2:val="none"/>
+          <w14:ligatures w14:val="none"/>
         </w:rPr>
         <w:t>el Banco Internacional del Perú-Interbank S.A.A. no habría cumplido con brindar una respuesta a la solicitud presentada por la denunciante el 11 de noviembre de 2024 respecto a los estados de cuenta correspondientes al año 2023</w:t>
       </w:r>
@@ -3634,7 +3549,7 @@
         <w:rPr>
           <w:rFonts w:ascii="Arial Narrow" w:eastAsia="Arial Narrow" w:hAnsi="Arial Narrow" w:cs="Arial Narrow"/>
           <w:kern w:val="0"/>
-          <ns2:ligatures ns2:val="none"/>
+          <w14:ligatures w14:val="none"/>
         </w:rPr>
         <w:t>; involucraría una presunta afectación a sus expectativas, quien no habría encontrado una correspondencia entre lo que esperaba recibir de parte del proveedor y lo que realmente recibió. Por consiguiente, corresponde calificar el hecho materia de denuncia como una presunta infracción al deber de idoneidad, tipificado en los artículos 18</w:t>
       </w:r>
@@ -3644,7 +3559,7 @@
           <w:color w:val="000000"/>
           <w:kern w:val="0"/>
           <w:lang w:eastAsia="es-PE"/>
-          <ns2:ligatures ns2:val="none"/>
+          <w14:ligatures w14:val="none"/>
         </w:rPr>
         <w:t/>
       </w:r>
@@ -3652,7 +3567,7 @@
         <w:rPr>
           <w:rFonts w:ascii="Arial Narrow" w:eastAsia="Arial Narrow" w:hAnsi="Arial Narrow" w:cs="Arial Narrow"/>
           <w:kern w:val="0"/>
-          <ns2:ligatures ns2:val="none"/>
+          <w14:ligatures w14:val="none"/>
         </w:rPr>
         <w:t xml:space="preserve"> y 19</w:t>
       </w:r>
@@ -3662,7 +3577,7 @@
           <w:color w:val="000000"/>
           <w:kern w:val="0"/>
           <w:lang w:eastAsia="es-PE"/>
-          <ns2:ligatures ns2:val="none"/>
+          <w14:ligatures w14:val="none"/>
         </w:rPr>
         <w:t/>
       </w:r>
@@ -3670,23 +3585,23 @@
         <w:rPr>
           <w:rFonts w:ascii="Arial Narrow" w:eastAsia="Arial Narrow" w:hAnsi="Arial Narrow" w:cs="Arial Narrow"/>
           <w:kern w:val="0"/>
-          <ns2:ligatures ns2:val="none"/>
+          <w14:ligatures w14:val="none"/>
         </w:rPr>
         <w:t xml:space="preserve"> del Código.</w:t>
       </w:r>
     </w:p>
-    <w:p ns2:paraId="05FB8F18" ns2:textId="77777777">
-      <w:pPr>
-        <w:spacing w:after="0" w:line="240" w:lineRule="auto"/>
-        <w:jc w:val="both"/>
-        <w:rPr>
-          <w:rFonts w:ascii="Arial Narrow" w:eastAsia="Arial Narrow" w:hAnsi="Arial Narrow" w:cs="Arial Narrow"/>
-          <w:kern w:val="0"/>
-          <ns2:ligatures ns2:val="none"/>
-        </w:rPr>
-      </w:pPr>
-    </w:p>
-    <w:p ns2:paraId="4280BB6C" ns2:textId="312E5CB8">
+    <w:p>
+      <w:pPr>
+        <w:spacing w:after="0" w:line="240" w:lineRule="auto"/>
+        <w:jc w:val="both"/>
+        <w:rPr>
+          <w:rFonts w:ascii="Arial Narrow" w:eastAsia="Arial Narrow" w:hAnsi="Arial Narrow" w:cs="Arial Narrow"/>
+          <w:kern w:val="0"/>
+          <w14:ligatures w14:val="none"/>
+        </w:rPr>
+      </w:pPr>
+    </w:p>
+    <w:p>
       <w:pPr>
         <w:pStyle w:val="Prrafodelista"/>
         <w:numPr>
@@ -3699,16 +3614,16 @@
         <w:rPr>
           <w:rFonts w:ascii="Arial Narrow" w:eastAsia="Arial Narrow" w:hAnsi="Arial Narrow" w:cs="Arial Narrow"/>
           <w:kern w:val="0"/>
-          <ns2:ligatures ns2:val="none"/>
-        </w:rPr>
-      </w:pPr>
-      <w:r>
-        <w:rPr>
-          <w:rFonts w:ascii="Arial Narrow" w:eastAsia="Times New Roman" w:hAnsi="Arial Narrow" w:cs="Arial"/>
-          <w:color w:val="000000"/>
-          <w:kern w:val="0"/>
-          <w:lang w:eastAsia="es-PE"/>
-          <ns2:ligatures ns2:val="none"/>
+          <w14:ligatures w14:val="none"/>
+        </w:rPr>
+      </w:pPr>
+      <w:r>
+        <w:rPr>
+          <w:rFonts w:ascii="Arial Narrow" w:eastAsia="Times New Roman" w:hAnsi="Arial Narrow" w:cs="Arial"/>
+          <w:color w:val="000000"/>
+          <w:kern w:val="0"/>
+          <w:lang w:eastAsia="es-PE"/>
+          <w14:ligatures w14:val="none"/>
         </w:rPr>
         <w:t xml:space="preserve">Además, la Secretaría Técnica, en ejercicio de sus </w:t>
       </w:r>
@@ -3718,7 +3633,7 @@
           <w:color w:val="000000"/>
           <w:kern w:val="0"/>
           <w:lang w:eastAsia="es-PE"/>
-          <ns2:ligatures ns2:val="none"/>
+          <w14:ligatures w14:val="none"/>
         </w:rPr>
         <w:t xml:space="preserve">facultades, considera </w:t>
       </w:r>
@@ -3726,7 +3641,7 @@
         <w:rPr>
           <w:rFonts w:ascii="Arial Narrow" w:eastAsia="Arial Narrow" w:hAnsi="Arial Narrow" w:cs="Arial"/>
           <w:kern w:val="0"/>
-          <ns2:ligatures ns2:val="none"/>
+          <w14:ligatures w14:val="none"/>
         </w:rPr>
         <w:t xml:space="preserve">que el hecho denunciado, consistente en que </w:t>
       </w:r>
@@ -3736,7 +3651,7 @@
           <w:kern w:val="0"/>
           <w:shd w:val="clear" w:color="auto" w:fill="FFFFFF"/>
           <w:lang w:eastAsia="es-PE"/>
-          <ns2:ligatures ns2:val="none"/>
+          <w14:ligatures w14:val="none"/>
         </w:rPr>
         <w:t>la compañía aseguradora no habría informado oportunamente a la denunciante que necesitaba el dictamen para su invalidez total y permanente</w:t>
       </w:r>
@@ -3747,7 +3662,7 @@
           <w:color w:val="000000"/>
           <w:kern w:val="0"/>
           <w:lang w:eastAsia="es-PE"/>
-          <ns2:ligatures ns2:val="none"/>
+          <w14:ligatures w14:val="none"/>
         </w:rPr>
         <w:t xml:space="preserve">. Por consiguiente, corresponde calificar el hecho materia de denuncia como una presunta infracción al deber de información, tipificado en el </w:t>
       </w:r>
@@ -3759,7 +3674,7 @@
           <w:color w:val="000000"/>
           <w:kern w:val="0"/>
           <w:lang w:eastAsia="es-PE"/>
-          <ns2:ligatures ns2:val="none"/>
+          <w14:ligatures w14:val="none"/>
         </w:rPr>
         <w:t xml:space="preserve">artículo 1, numeral 1, literal b) </w:t>
       </w:r>
@@ -3771,7 +3686,7 @@
           <w:color w:val="000000"/>
           <w:kern w:val="0"/>
           <w:lang w:eastAsia="es-PE"/>
-          <ns2:ligatures ns2:val="none"/>
+          <w14:ligatures w14:val="none"/>
         </w:rPr>
         <w:t>y al artículo 2 del Código</w:t>
       </w:r>
@@ -3784,7 +3699,7 @@
           <w:kern w:val="0"/>
           <w:vertAlign w:val="superscript"/>
           <w:lang w:eastAsia="es-PE"/>
-          <ns2:ligatures ns2:val="none"/>
+          <w14:ligatures w14:val="none"/>
         </w:rPr>
         <w:footnoteReference w:id="6"/>
       </w:r>
@@ -3795,23 +3710,23 @@
           <w:color w:val="000000"/>
           <w:kern w:val="0"/>
           <w:lang w:eastAsia="es-PE"/>
-          <ns2:ligatures ns2:val="none"/>
+          <w14:ligatures w14:val="none"/>
         </w:rPr>
         <w:t xml:space="preserve">. </w:t>
       </w:r>
     </w:p>
-    <w:p ns2:paraId="48434227" ns2:textId="77777777">
-      <w:pPr>
-        <w:spacing w:after="0" w:line="240" w:lineRule="auto"/>
-        <w:jc w:val="both"/>
-        <w:rPr>
-          <w:rFonts w:ascii="Arial Narrow" w:eastAsia="Arial Narrow" w:hAnsi="Arial Narrow" w:cs="Arial Narrow"/>
-          <w:kern w:val="0"/>
-          <ns2:ligatures ns2:val="none"/>
-        </w:rPr>
-      </w:pPr>
-    </w:p>
-    <w:p ns2:paraId="574DAFAD" ns2:textId="2F6B618B">
+    <w:p>
+      <w:pPr>
+        <w:spacing w:after="0" w:line="240" w:lineRule="auto"/>
+        <w:jc w:val="both"/>
+        <w:rPr>
+          <w:rFonts w:ascii="Arial Narrow" w:eastAsia="Arial Narrow" w:hAnsi="Arial Narrow" w:cs="Arial Narrow"/>
+          <w:kern w:val="0"/>
+          <w14:ligatures w14:val="none"/>
+        </w:rPr>
+      </w:pPr>
+    </w:p>
+    <w:p>
       <w:pPr>
         <w:pStyle w:val="Prrafodelista"/>
         <w:numPr>
@@ -3824,14 +3739,14 @@
         <w:rPr>
           <w:rFonts w:ascii="Arial Narrow" w:eastAsia="Arial Narrow" w:hAnsi="Arial Narrow" w:cs="Arial Narrow"/>
           <w:kern w:val="0"/>
-          <ns2:ligatures ns2:val="none"/>
-        </w:rPr>
-      </w:pPr>
-      <w:r>
-        <w:rPr>
-          <w:rFonts w:ascii="Arial Narrow" w:eastAsia="Arial Narrow" w:hAnsi="Arial Narrow" w:cs="Arial Narrow"/>
-          <w:kern w:val="0"/>
-          <ns2:ligatures ns2:val="none"/>
+          <w14:ligatures w14:val="none"/>
+        </w:rPr>
+      </w:pPr>
+      <w:r>
+        <w:rPr>
+          <w:rFonts w:ascii="Arial Narrow" w:eastAsia="Arial Narrow" w:hAnsi="Arial Narrow" w:cs="Arial Narrow"/>
+          <w:kern w:val="0"/>
+          <w14:ligatures w14:val="none"/>
         </w:rPr>
         <w:t xml:space="preserve">Así también, la Secretaría Técnica, en ejercicio de sus facultades, </w:t>
       </w:r>
@@ -3841,7 +3756,7 @@
           <w:color w:val="000000"/>
           <w:kern w:val="0"/>
           <w:lang w:eastAsia="es-PE"/>
-          <ns2:ligatures ns2:val="none"/>
+          <w14:ligatures w14:val="none"/>
         </w:rPr>
         <w:t xml:space="preserve">considera </w:t>
       </w:r>
@@ -3849,7 +3764,7 @@
         <w:rPr>
           <w:rFonts w:ascii="Arial Narrow" w:eastAsia="Arial Narrow" w:hAnsi="Arial Narrow" w:cs="Arial Narrow"/>
           <w:kern w:val="0"/>
-          <ns2:ligatures ns2:val="none"/>
+          <w14:ligatures w14:val="none"/>
         </w:rPr>
         <w:t xml:space="preserve">que el hecho denunciado, consistente en que </w:t>
       </w:r>
@@ -3857,7 +3772,7 @@
         <w:rPr>
           <w:rFonts w:ascii="Arial Narrow" w:eastAsia="Arial Narrow" w:hAnsi="Arial Narrow" w:cs="Arial Narrow"/>
           <w:kern w:val="0"/>
-          <ns2:ligatures ns2:val="none"/>
+          <w14:ligatures w14:val="none"/>
         </w:rPr>
         <w:t>el Banco Internacional del Perú-Interbank S.A.A. habría proporcionado indebidamente datos personales de la denunciante a Chubb Perú S.A. Compañía de Seguros y Reaseguros para formalizar contratos de seguro sin su consentimiento y usando información incorrecta e incomplet</w:t>
       </w:r>
@@ -3865,7 +3780,7 @@
         <w:rPr>
           <w:rFonts w:ascii="Arial Narrow" w:eastAsia="Arial Narrow" w:hAnsi="Arial Narrow" w:cs="Arial Narrow"/>
           <w:kern w:val="0"/>
-          <ns2:ligatures ns2:val="none"/>
+          <w14:ligatures w14:val="none"/>
         </w:rPr>
         <w:t>a</w:t>
       </w:r>
@@ -3873,7 +3788,7 @@
         <w:rPr>
           <w:rFonts w:ascii="Arial Narrow" w:eastAsia="Arial Narrow" w:hAnsi="Arial Narrow" w:cs="Arial Narrow"/>
           <w:kern w:val="0"/>
-          <ns2:ligatures ns2:val="none"/>
+          <w14:ligatures w14:val="none"/>
         </w:rPr>
         <w:t xml:space="preserve">; involucraría una presunta afectación a sus expectativas, quien no habría encontrado una correspondencia entre lo que esperaba recibir de parte del proveedor y lo </w:t>
       </w:r>
@@ -3881,7 +3796,7 @@
         <w:rPr>
           <w:rFonts w:ascii="Arial Narrow" w:eastAsia="Arial Narrow" w:hAnsi="Arial Narrow" w:cs="Arial Narrow"/>
           <w:kern w:val="0"/>
-          <ns2:ligatures ns2:val="none"/>
+          <w14:ligatures w14:val="none"/>
         </w:rPr>
         <w:lastRenderedPageBreak/>
         <w:t>que realmente recibió. Por consiguiente, corresponde calificar el hecho materia de denuncia como una presunta infracción al deber de idoneidad, tipificado en los artículos 18</w:t>
@@ -3892,7 +3807,7 @@
           <w:color w:val="000000"/>
           <w:kern w:val="0"/>
           <w:lang w:eastAsia="es-PE"/>
-          <ns2:ligatures ns2:val="none"/>
+          <w14:ligatures w14:val="none"/>
         </w:rPr>
         <w:t/>
       </w:r>
@@ -3900,7 +3815,7 @@
         <w:rPr>
           <w:rFonts w:ascii="Arial Narrow" w:eastAsia="Arial Narrow" w:hAnsi="Arial Narrow" w:cs="Arial Narrow"/>
           <w:kern w:val="0"/>
-          <ns2:ligatures ns2:val="none"/>
+          <w14:ligatures w14:val="none"/>
         </w:rPr>
         <w:t xml:space="preserve"> y 19</w:t>
       </w:r>
@@ -3910,7 +3825,7 @@
           <w:color w:val="000000"/>
           <w:kern w:val="0"/>
           <w:lang w:eastAsia="es-PE"/>
-          <ns2:ligatures ns2:val="none"/>
+          <w14:ligatures w14:val="none"/>
         </w:rPr>
         <w:t/>
       </w:r>
@@ -3918,23 +3833,23 @@
         <w:rPr>
           <w:rFonts w:ascii="Arial Narrow" w:eastAsia="Arial Narrow" w:hAnsi="Arial Narrow" w:cs="Arial Narrow"/>
           <w:kern w:val="0"/>
-          <ns2:ligatures ns2:val="none"/>
+          <w14:ligatures w14:val="none"/>
         </w:rPr>
         <w:t xml:space="preserve"> del Código.</w:t>
       </w:r>
     </w:p>
-    <w:p ns2:paraId="5DDE103A" ns2:textId="77777777">
-      <w:pPr>
-        <w:spacing w:after="0" w:line="240" w:lineRule="auto"/>
-        <w:jc w:val="both"/>
-        <w:rPr>
-          <w:rFonts w:ascii="Arial Narrow" w:eastAsia="Arial Narrow" w:hAnsi="Arial Narrow" w:cs="Arial Narrow"/>
-          <w:kern w:val="0"/>
-          <ns2:ligatures ns2:val="none"/>
-        </w:rPr>
-      </w:pPr>
-    </w:p>
-    <w:p ns2:paraId="531E0A5F" ns2:textId="65B8D145">
+    <w:p>
+      <w:pPr>
+        <w:spacing w:after="0" w:line="240" w:lineRule="auto"/>
+        <w:jc w:val="both"/>
+        <w:rPr>
+          <w:rFonts w:ascii="Arial Narrow" w:eastAsia="Arial Narrow" w:hAnsi="Arial Narrow" w:cs="Arial Narrow"/>
+          <w:kern w:val="0"/>
+          <w14:ligatures w14:val="none"/>
+        </w:rPr>
+      </w:pPr>
+    </w:p>
+    <w:p>
       <w:pPr>
         <w:pStyle w:val="Prrafodelista"/>
         <w:numPr>
@@ -3947,14 +3862,14 @@
         <w:rPr>
           <w:rFonts w:ascii="Arial Narrow" w:eastAsia="Arial Narrow" w:hAnsi="Arial Narrow" w:cs="Arial Narrow"/>
           <w:kern w:val="0"/>
-          <ns2:ligatures ns2:val="none"/>
-        </w:rPr>
-      </w:pPr>
-      <w:r>
-        <w:rPr>
-          <w:rFonts w:ascii="Arial Narrow" w:eastAsia="Arial Narrow" w:hAnsi="Arial Narrow" w:cs="Arial Narrow"/>
-          <w:kern w:val="0"/>
-          <ns2:ligatures ns2:val="none"/>
+          <w14:ligatures w14:val="none"/>
+        </w:rPr>
+      </w:pPr>
+      <w:r>
+        <w:rPr>
+          <w:rFonts w:ascii="Arial Narrow" w:eastAsia="Arial Narrow" w:hAnsi="Arial Narrow" w:cs="Arial Narrow"/>
+          <w:kern w:val="0"/>
+          <w14:ligatures w14:val="none"/>
         </w:rPr>
         <w:t xml:space="preserve">Así también, la Secretaría Técnica, en ejercicio de sus facultades, </w:t>
       </w:r>
@@ -3964,7 +3879,7 @@
           <w:color w:val="000000"/>
           <w:kern w:val="0"/>
           <w:lang w:eastAsia="es-PE"/>
-          <ns2:ligatures ns2:val="none"/>
+          <w14:ligatures w14:val="none"/>
         </w:rPr>
         <w:t xml:space="preserve">considera </w:t>
       </w:r>
@@ -3972,7 +3887,7 @@
         <w:rPr>
           <w:rFonts w:ascii="Arial Narrow" w:eastAsia="Arial Narrow" w:hAnsi="Arial Narrow" w:cs="Arial Narrow"/>
           <w:kern w:val="0"/>
-          <ns2:ligatures ns2:val="none"/>
+          <w14:ligatures w14:val="none"/>
         </w:rPr>
         <w:t xml:space="preserve">que el hecho denunciado, consistente en que </w:t>
       </w:r>
@@ -3980,7 +3895,7 @@
         <w:rPr>
           <w:rFonts w:ascii="Arial Narrow" w:eastAsia="Arial Narrow" w:hAnsi="Arial Narrow" w:cs="Arial Narrow"/>
           <w:kern w:val="0"/>
-          <ns2:ligatures ns2:val="none"/>
+          <w14:ligatures w14:val="none"/>
         </w:rPr>
         <w:t>los proveedores denunciados habrían efectuado cobros duplicados en los meses de mayo y agosto de 2022 por un monto de S/ 59,80 cada uno, a pesar de que la prima mensual del seguro ascendía únicamente a S/ 29,90</w:t>
       </w:r>
@@ -3988,7 +3903,7 @@
         <w:rPr>
           <w:rFonts w:ascii="Arial Narrow" w:eastAsia="Arial Narrow" w:hAnsi="Arial Narrow" w:cs="Arial Narrow"/>
           <w:kern w:val="0"/>
-          <ns2:ligatures ns2:val="none"/>
+          <w14:ligatures w14:val="none"/>
         </w:rPr>
         <w:t>; involucraría una presunta afectación a sus expectativas, quien no habría encontrado una correspondencia entre lo que esperaba recibir de parte del proveedor y lo que realmente recibió. Por consiguiente, corresponde calificar el hecho materia de denuncia como una presunta infracción al deber de idoneidad, tipificado en los artículos 18</w:t>
       </w:r>
@@ -3998,7 +3913,7 @@
           <w:color w:val="000000"/>
           <w:kern w:val="0"/>
           <w:lang w:eastAsia="es-PE"/>
-          <ns2:ligatures ns2:val="none"/>
+          <w14:ligatures w14:val="none"/>
         </w:rPr>
         <w:t/>
       </w:r>
@@ -4006,7 +3921,7 @@
         <w:rPr>
           <w:rFonts w:ascii="Arial Narrow" w:eastAsia="Arial Narrow" w:hAnsi="Arial Narrow" w:cs="Arial Narrow"/>
           <w:kern w:val="0"/>
-          <ns2:ligatures ns2:val="none"/>
+          <w14:ligatures w14:val="none"/>
         </w:rPr>
         <w:t xml:space="preserve"> y 19</w:t>
       </w:r>
@@ -4016,7 +3931,7 @@
           <w:color w:val="000000"/>
           <w:kern w:val="0"/>
           <w:lang w:eastAsia="es-PE"/>
-          <ns2:ligatures ns2:val="none"/>
+          <w14:ligatures w14:val="none"/>
         </w:rPr>
         <w:t/>
       </w:r>
@@ -4024,23 +3939,23 @@
         <w:rPr>
           <w:rFonts w:ascii="Arial Narrow" w:eastAsia="Arial Narrow" w:hAnsi="Arial Narrow" w:cs="Arial Narrow"/>
           <w:kern w:val="0"/>
-          <ns2:ligatures ns2:val="none"/>
+          <w14:ligatures w14:val="none"/>
         </w:rPr>
         <w:t xml:space="preserve"> del Código.</w:t>
       </w:r>
     </w:p>
-    <w:p ns2:paraId="03A3E7BC" ns2:textId="77777777">
-      <w:pPr>
-        <w:spacing w:after="0" w:line="240" w:lineRule="auto"/>
-        <w:jc w:val="both"/>
-        <w:rPr>
-          <w:rFonts w:ascii="Arial Narrow" w:eastAsia="Arial Narrow" w:hAnsi="Arial Narrow" w:cs="Arial Narrow"/>
-          <w:kern w:val="0"/>
-          <ns2:ligatures ns2:val="none"/>
-        </w:rPr>
-      </w:pPr>
-    </w:p>
-    <w:p ns2:paraId="55E5A0D8" ns2:textId="05D6ECAA">
+    <w:p>
+      <w:pPr>
+        <w:spacing w:after="0" w:line="240" w:lineRule="auto"/>
+        <w:jc w:val="both"/>
+        <w:rPr>
+          <w:rFonts w:ascii="Arial Narrow" w:eastAsia="Arial Narrow" w:hAnsi="Arial Narrow" w:cs="Arial Narrow"/>
+          <w:kern w:val="0"/>
+          <w14:ligatures w14:val="none"/>
+        </w:rPr>
+      </w:pPr>
+    </w:p>
+    <w:p>
       <w:pPr>
         <w:pStyle w:val="Prrafodelista"/>
         <w:numPr>
@@ -4053,16 +3968,16 @@
         <w:rPr>
           <w:rFonts w:ascii="Arial Narrow" w:eastAsia="Arial Narrow" w:hAnsi="Arial Narrow" w:cs="Arial Narrow"/>
           <w:kern w:val="0"/>
-          <ns2:ligatures ns2:val="none"/>
-        </w:rPr>
-      </w:pPr>
-      <w:r>
-        <w:rPr>
-          <w:rFonts w:ascii="Arial Narrow" w:eastAsia="Times New Roman" w:hAnsi="Arial Narrow" w:cs="Arial"/>
-          <w:color w:val="000000"/>
-          <w:kern w:val="0"/>
-          <w:lang w:eastAsia="es-PE"/>
-          <ns2:ligatures ns2:val="none"/>
+          <w14:ligatures w14:val="none"/>
+        </w:rPr>
+      </w:pPr>
+      <w:r>
+        <w:rPr>
+          <w:rFonts w:ascii="Arial Narrow" w:eastAsia="Times New Roman" w:hAnsi="Arial Narrow" w:cs="Arial"/>
+          <w:color w:val="000000"/>
+          <w:kern w:val="0"/>
+          <w:lang w:eastAsia="es-PE"/>
+          <w14:ligatures w14:val="none"/>
         </w:rPr>
         <w:t xml:space="preserve">Además, la Secretaría Técnica, en ejercicio de sus facultades, </w:t>
       </w:r>
@@ -4072,7 +3987,7 @@
           <w:color w:val="000000"/>
           <w:kern w:val="0"/>
           <w:lang w:eastAsia="es-PE"/>
-          <ns2:ligatures ns2:val="none"/>
+          <w14:ligatures w14:val="none"/>
         </w:rPr>
         <w:t xml:space="preserve">considera </w:t>
       </w:r>
@@ -4080,7 +3995,7 @@
         <w:rPr>
           <w:rFonts w:ascii="Arial Narrow" w:eastAsia="Arial Narrow" w:hAnsi="Arial Narrow" w:cs="Arial Narrow"/>
           <w:kern w:val="0"/>
-          <ns2:ligatures ns2:val="none"/>
+          <w14:ligatures w14:val="none"/>
         </w:rPr>
         <w:t>que el hecho denunciado, consistente en que</w:t>
       </w:r>
@@ -4088,7 +4003,7 @@
         <w:rPr>
           <w:rFonts w:ascii="Arial Narrow" w:eastAsia="Arial Narrow" w:hAnsi="Arial Narrow" w:cs="Arial Narrow"/>
           <w:kern w:val="0"/>
-          <ns2:ligatures ns2:val="none"/>
+          <w14:ligatures w14:val="none"/>
         </w:rPr>
         <w:t xml:space="preserve"> </w:t>
       </w:r>
@@ -4098,7 +4013,7 @@
           <w:kern w:val="0"/>
           <w:shd w:val="clear" w:color="auto" w:fill="FFFFFF"/>
           <w:lang w:eastAsia="es-PE"/>
-          <ns2:ligatures ns2:val="none"/>
+          <w14:ligatures w14:val="none"/>
         </w:rPr>
         <w:t>el Banco Internacional del Perú-Interbank S.A.A. habría exigido la anulación de la tarjeta de la denunciante como requisito para la entrega de recibos de pago solicitados por correo electrónico, a pesar de que tal condición no fue aceptada ni solicitada por la denunciante</w:t>
       </w:r>
@@ -4108,7 +4023,7 @@
           <w:color w:val="000000"/>
           <w:kern w:val="0"/>
           <w:lang w:eastAsia="es-PE"/>
-          <ns2:ligatures ns2:val="none"/>
+          <w14:ligatures w14:val="none"/>
         </w:rPr>
         <w:t xml:space="preserve">. </w:t>
       </w:r>
@@ -4119,7 +4034,7 @@
           <w:color w:val="000000"/>
           <w:kern w:val="0"/>
           <w:lang w:eastAsia="es-PE"/>
-          <ns2:ligatures ns2:val="none"/>
+          <w14:ligatures w14:val="none"/>
         </w:rPr>
         <w:t>Por consiguiente, corresponde calificar el hecho materia de denuncia como una presunta infracción al deber de protección contra los métodos comerciales</w:t>
       </w:r>
@@ -4136,7 +4051,7 @@
           <w:color w:val="000000"/>
           <w:kern w:val="0"/>
           <w:lang w:eastAsia="es-PE"/>
-          <ns2:ligatures ns2:val="none"/>
+          <w14:ligatures w14:val="none"/>
         </w:rPr>
         <w:t>coercitivos</w:t>
       </w:r>
@@ -4147,7 +4062,7 @@
           <w:color w:val="000000"/>
           <w:kern w:val="0"/>
           <w:lang w:eastAsia="es-PE"/>
-          <ns2:ligatures ns2:val="none"/>
+          <w14:ligatures w14:val="none"/>
         </w:rPr>
         <w:t xml:space="preserve">, tipificado en </w:t>
       </w:r>
@@ -4158,7 +4073,7 @@
           <w:kern w:val="0"/>
           <w:shd w:val="clear" w:color="auto" w:fill="FFFFFF"/>
           <w:lang w:eastAsia="es-PE"/>
-          <ns2:ligatures ns2:val="none"/>
+          <w14:ligatures w14:val="none"/>
         </w:rPr>
         <w:t xml:space="preserve">literal g) del artículo 56 </w:t>
       </w:r>
@@ -4169,7 +4084,7 @@
           <w:color w:val="000000"/>
           <w:kern w:val="0"/>
           <w:lang w:eastAsia="es-PE"/>
-          <ns2:ligatures ns2:val="none"/>
+          <w14:ligatures w14:val="none"/>
         </w:rPr>
         <w:t>del Código</w:t>
       </w:r>
@@ -4189,12 +4104,12 @@
           <w:color w:val="000000"/>
           <w:kern w:val="0"/>
           <w:lang w:eastAsia="es-PE"/>
-          <ns2:ligatures ns2:val="none"/>
+          <w14:ligatures w14:val="none"/>
         </w:rPr>
         <w:t xml:space="preserve">. </w:t>
       </w:r>
     </w:p>
-    <w:p ns2:paraId="2E7770E0" ns2:textId="77777777">
+    <w:p>
       <w:pPr>
         <w:pStyle w:val="Prrafodelista"/>
         <w:spacing w:after="0" w:line="240" w:lineRule="auto"/>
@@ -4204,11 +4119,11 @@
           <w:rFonts w:ascii="Arial Narrow" w:eastAsia="Calibri" w:hAnsi="Arial Narrow" w:cs="Arial Narrow"/>
           <w:kern w:val="0"/>
           <w:lang w:eastAsia="es-PE"/>
-          <ns2:ligatures ns2:val="none"/>
-        </w:rPr>
-      </w:pPr>
-    </w:p>
-    <w:p ns2:paraId="37321452" ns2:textId="77777777">
+          <w14:ligatures w14:val="none"/>
+        </w:rPr>
+      </w:pPr>
+    </w:p>
+    <w:p>
       <w:pPr>
         <w:pStyle w:val="Prrafodelista"/>
         <w:numPr>
@@ -4222,7 +4137,7 @@
           <w:rFonts w:ascii="Arial Narrow" w:eastAsia="Calibri" w:hAnsi="Arial Narrow" w:cs="Arial Narrow"/>
           <w:kern w:val="0"/>
           <w:lang w:eastAsia="es-PE"/>
-          <ns2:ligatures ns2:val="none"/>
+          <w14:ligatures w14:val="none"/>
         </w:rPr>
       </w:pPr>
       <w:r>
@@ -4231,7 +4146,7 @@
           <w:color w:val="000000"/>
           <w:kern w:val="0"/>
           <w:lang w:eastAsia="es-PE"/>
-          <ns2:ligatures ns2:val="none"/>
+          <w14:ligatures w14:val="none"/>
         </w:rPr>
         <w:t>En tanto la denuncia reúne los requisitos establecidos por la norma citada, corresponde admitirla a trámite</w:t>
       </w:r>
@@ -4241,7 +4156,7 @@
           <w:rFonts w:ascii="Arial Narrow" w:eastAsia="Arial Narrow" w:hAnsi="Arial Narrow" w:cs="Arial Narrow"/>
           <w:kern w:val="0"/>
           <w:vertAlign w:val="superscript"/>
-          <ns2:ligatures ns2:val="none"/>
+          <w14:ligatures w14:val="none"/>
         </w:rPr>
         <w:footnoteReference w:id="8"/>
       </w:r>
@@ -4251,12 +4166,12 @@
           <w:color w:val="000000"/>
           <w:kern w:val="0"/>
           <w:lang w:eastAsia="es-PE"/>
-          <ns2:ligatures ns2:val="none"/>
+          <w14:ligatures w14:val="none"/>
         </w:rPr>
         <w:t>.</w:t>
       </w:r>
     </w:p>
-    <w:p ns2:paraId="17426A8E" ns2:textId="77777777">
+    <w:p>
       <w:pPr>
         <w:spacing w:after="0" w:line="240" w:lineRule="auto"/>
         <w:ind w:left="567"/>
@@ -4267,11 +4182,11 @@
           <w:color w:val="000000"/>
           <w:kern w:val="0"/>
           <w:lang w:eastAsia="es-PE"/>
-          <ns2:ligatures ns2:val="none"/>
-        </w:rPr>
-      </w:pPr>
-    </w:p>
-    <w:p ns2:paraId="69FE781D" ns2:textId="77777777">
+          <w14:ligatures w14:val="none"/>
+        </w:rPr>
+      </w:pPr>
+    </w:p>
+    <w:p>
       <w:pPr>
         <w:pStyle w:val="Prrafodelista"/>
         <w:numPr>
@@ -4291,22 +4206,22 @@
           <w:color w:val="000000"/>
           <w:kern w:val="0"/>
           <w:lang w:eastAsia="es-PE"/>
-          <ns2:ligatures ns2:val="none"/>
-        </w:rPr>
-      </w:pPr>
-      <w:r>
-        <w:rPr>
-          <w:rFonts w:ascii="Arial Narrow" w:eastAsia="Arial Narrow" w:hAnsi="Arial Narrow" w:cs="Arial Narrow"/>
-          <w:b/>
-          <w:color w:val="000000"/>
-          <w:kern w:val="0"/>
-          <w:lang w:eastAsia="es-PE"/>
-          <ns2:ligatures ns2:val="none"/>
+          <w14:ligatures w14:val="none"/>
+        </w:rPr>
+      </w:pPr>
+      <w:r>
+        <w:rPr>
+          <w:rFonts w:ascii="Arial Narrow" w:eastAsia="Arial Narrow" w:hAnsi="Arial Narrow" w:cs="Arial Narrow"/>
+          <w:b/>
+          <w:color w:val="000000"/>
+          <w:kern w:val="0"/>
+          <w:lang w:eastAsia="es-PE"/>
+          <w14:ligatures w14:val="none"/>
         </w:rPr>
         <w:t>REQUERIMIENTO DE INFORMACION</w:t>
       </w:r>
     </w:p>
-    <w:p ns2:paraId="6252E905" ns2:textId="77777777">
+    <w:p>
       <w:pPr>
         <w:spacing w:after="0" w:line="240" w:lineRule="auto"/>
         <w:jc w:val="both"/>
@@ -4315,11 +4230,11 @@
           <w:color w:val="000000"/>
           <w:kern w:val="0"/>
           <w:lang w:val="es-ES" w:eastAsia="es-ES"/>
-          <ns2:ligatures ns2:val="none"/>
-        </w:rPr>
-      </w:pPr>
-    </w:p>
-    <w:p ns2:paraId="21C241A8" ns2:textId="77777777">
+          <w14:ligatures w14:val="none"/>
+        </w:rPr>
+      </w:pPr>
+    </w:p>
+    <w:p>
       <w:pPr>
         <w:pStyle w:val="Prrafodelista"/>
         <w:numPr>
@@ -4334,7 +4249,7 @@
           <w:color w:val="000000"/>
           <w:kern w:val="0"/>
           <w:lang w:val="es-ES" w:eastAsia="es-ES"/>
-          <ns2:ligatures ns2:val="none"/>
+          <w14:ligatures w14:val="none"/>
         </w:rPr>
       </w:pPr>
       <w:r>
@@ -4343,12 +4258,12 @@
           <w:color w:val="000000"/>
           <w:kern w:val="0"/>
           <w:lang w:val="es-ES" w:eastAsia="es-ES"/>
-          <ns2:ligatures ns2:val="none"/>
+          <w14:ligatures w14:val="none"/>
         </w:rPr>
         <w:t>A efectos de tener mayores elementos que sirvan para la resolución definitiva del presente caso, la Secretaría Técnica, en ejercicio de las facultades que la ley le confiere, conviene requerir a los proveedores denunciados que, en un plazo no mayor de cinco (5) días hábiles contado a partir del día siguiente de la notificación de la presente resolución, cumplan con lo siguiente:</w:t>
       </w:r>
     </w:p>
-    <w:p ns2:paraId="345D7F88" ns2:textId="77777777">
+    <w:p>
       <w:pPr>
         <w:pStyle w:val="Prrafodelista"/>
         <w:spacing w:after="0" w:line="240" w:lineRule="auto"/>
@@ -4359,11 +4274,11 @@
           <w:color w:val="000000"/>
           <w:kern w:val="0"/>
           <w:lang w:val="es-ES" w:eastAsia="es-ES"/>
-          <ns2:ligatures ns2:val="none"/>
-        </w:rPr>
-      </w:pPr>
-    </w:p>
-    <w:p ns2:paraId="01F25269" ns2:textId="5DBE4272">
+          <w14:ligatures w14:val="none"/>
+        </w:rPr>
+      </w:pPr>
+    </w:p>
+    <w:p>
       <w:pPr>
         <w:pStyle w:val="Prrafodelista"/>
         <w:spacing w:after="0" w:line="240" w:lineRule="auto"/>
@@ -4374,7 +4289,7 @@
           <w:color w:val="000000"/>
           <w:kern w:val="0"/>
           <w:lang w:val="es-ES" w:eastAsia="es-ES"/>
-          <ns2:ligatures ns2:val="none"/>
+          <w14:ligatures w14:val="none"/>
         </w:rPr>
       </w:pPr>
       <w:r>
@@ -4384,7 +4299,7 @@
           <w:kern w:val="0"/>
           <w:u w:val="single"/>
           <w:lang w:val="es-ES" w:eastAsia="es-ES"/>
-          <ns2:ligatures ns2:val="none"/>
+          <w14:ligatures w14:val="none"/>
         </w:rPr>
         <w:t xml:space="preserve">A </w:t>
       </w:r>
@@ -4395,7 +4310,7 @@
           <w:kern w:val="0"/>
           <w:u w:val="single"/>
           <w:lang w:val="es-ES" w:eastAsia="es-ES"/>
-          <ns2:ligatures ns2:val="none"/>
+          <w14:ligatures w14:val="none"/>
         </w:rPr>
         <w:t>Chubb</w:t>
       </w:r>
@@ -4405,7 +4320,7 @@
           <w:color w:val="000000"/>
           <w:kern w:val="0"/>
           <w:lang w:val="es-ES" w:eastAsia="es-ES"/>
-          <ns2:ligatures ns2:val="none"/>
+          <w14:ligatures w14:val="none"/>
         </w:rPr>
         <w:t xml:space="preserve">: </w:t>
       </w:r>
@@ -4415,7 +4330,7 @@
           <w:color w:val="000000"/>
           <w:kern w:val="0"/>
           <w:lang w:val="es-ES" w:eastAsia="es-ES"/>
-          <ns2:ligatures ns2:val="none"/>
+          <w14:ligatures w14:val="none"/>
         </w:rPr>
         <w:t xml:space="preserve">(i) presentar una copia debidamente suscrita de la Póliza </w:t>
       </w:r>
@@ -4426,7 +4341,7 @@
           <w:color w:val="000000"/>
           <w:kern w:val="0"/>
           <w:lang w:val="es-ES" w:eastAsia="es-ES"/>
-          <ns2:ligatures ns2:val="none"/>
+          <w14:ligatures w14:val="none"/>
         </w:rPr>
         <w:t/>
       </w:r>
@@ -4437,7 +4352,7 @@
           <w:color w:val="000000"/>
           <w:kern w:val="0"/>
           <w:lang w:val="es-ES" w:eastAsia="es-ES"/>
-          <ns2:ligatures ns2:val="none"/>
+          <w14:ligatures w14:val="none"/>
         </w:rPr>
         <w:t xml:space="preserve"> 31-166656; y, (</w:t>
       </w:r>
@@ -4448,7 +4363,7 @@
           <w:color w:val="000000"/>
           <w:kern w:val="0"/>
           <w:lang w:val="es-ES" w:eastAsia="es-ES"/>
-          <ns2:ligatures ns2:val="none"/>
+          <w14:ligatures w14:val="none"/>
         </w:rPr>
         <w:t>ii</w:t>
       </w:r>
@@ -4459,7 +4374,7 @@
           <w:color w:val="000000"/>
           <w:kern w:val="0"/>
           <w:lang w:val="es-ES" w:eastAsia="es-ES"/>
-          <ns2:ligatures ns2:val="none"/>
+          <w14:ligatures w14:val="none"/>
         </w:rPr>
         <w:t>) presentar los medios probatorios que desvirtúen los hechos denunciados</w:t>
       </w:r>
@@ -4469,12 +4384,12 @@
           <w:color w:val="000000"/>
           <w:kern w:val="0"/>
           <w:lang w:val="es-ES" w:eastAsia="es-ES"/>
-          <ns2:ligatures ns2:val="none"/>
+          <w14:ligatures w14:val="none"/>
         </w:rPr>
         <w:t>.</w:t>
       </w:r>
     </w:p>
-    <w:p ns2:paraId="48503CFE" ns2:textId="77777777">
+    <w:p>
       <w:pPr>
         <w:pStyle w:val="Prrafodelista"/>
         <w:spacing w:after="0" w:line="240" w:lineRule="auto"/>
@@ -4486,11 +4401,11 @@
           <w:kern w:val="0"/>
           <w:u w:val="single"/>
           <w:lang w:val="es-ES" w:eastAsia="es-ES"/>
-          <ns2:ligatures ns2:val="none"/>
-        </w:rPr>
-      </w:pPr>
-    </w:p>
-    <w:p ns2:paraId="4940B49E" ns2:textId="6A93C766">
+          <w14:ligatures w14:val="none"/>
+        </w:rPr>
+      </w:pPr>
+    </w:p>
+    <w:p>
       <w:pPr>
         <w:pStyle w:val="Prrafodelista"/>
         <w:spacing w:after="0" w:line="240" w:lineRule="auto"/>
@@ -4502,7 +4417,7 @@
           <w:kern w:val="0"/>
           <w:u w:val="single"/>
           <w:lang w:val="es-ES" w:eastAsia="es-ES"/>
-          <ns2:ligatures ns2:val="none"/>
+          <w14:ligatures w14:val="none"/>
         </w:rPr>
       </w:pPr>
       <w:r>
@@ -4512,7 +4427,7 @@
           <w:kern w:val="0"/>
           <w:u w:val="single"/>
           <w:lang w:val="es-ES" w:eastAsia="es-ES"/>
-          <ns2:ligatures ns2:val="none"/>
+          <w14:ligatures w14:val="none"/>
         </w:rPr>
         <w:t>Al Banco</w:t>
       </w:r>
@@ -4522,7 +4437,7 @@
           <w:color w:val="000000"/>
           <w:kern w:val="0"/>
           <w:lang w:val="es-ES" w:eastAsia="es-ES"/>
-          <ns2:ligatures ns2:val="none"/>
+          <w14:ligatures w14:val="none"/>
         </w:rPr>
         <w:t>:</w:t>
       </w:r>
@@ -4532,7 +4447,7 @@
           <w:color w:val="000000"/>
           <w:kern w:val="0"/>
           <w:lang w:eastAsia="es-ES"/>
-          <ns2:ligatures ns2:val="none"/>
+          <w14:ligatures w14:val="none"/>
         </w:rPr>
         <w:t xml:space="preserve"> </w:t>
       </w:r>
@@ -4542,7 +4457,7 @@
           <w:color w:val="000000"/>
           <w:kern w:val="0"/>
           <w:lang w:val="es-ES" w:eastAsia="es-ES"/>
-          <ns2:ligatures ns2:val="none"/>
+          <w14:ligatures w14:val="none"/>
         </w:rPr>
         <w:t xml:space="preserve">(i) presentar una copia debidamente suscrita de la Póliza </w:t>
       </w:r>
@@ -4553,7 +4468,7 @@
           <w:color w:val="000000"/>
           <w:kern w:val="0"/>
           <w:lang w:val="es-ES" w:eastAsia="es-ES"/>
-          <ns2:ligatures ns2:val="none"/>
+          <w14:ligatures w14:val="none"/>
         </w:rPr>
         <w:t/>
       </w:r>
@@ -4564,7 +4479,7 @@
           <w:color w:val="000000"/>
           <w:kern w:val="0"/>
           <w:lang w:val="es-ES" w:eastAsia="es-ES"/>
-          <ns2:ligatures ns2:val="none"/>
+          <w14:ligatures w14:val="none"/>
         </w:rPr>
         <w:t xml:space="preserve"> 31-166656 del Seguro de Accidentes Personales materia de denuncia; y, (</w:t>
       </w:r>
@@ -4575,7 +4490,7 @@
           <w:color w:val="000000"/>
           <w:kern w:val="0"/>
           <w:lang w:val="es-ES" w:eastAsia="es-ES"/>
-          <ns2:ligatures ns2:val="none"/>
+          <w14:ligatures w14:val="none"/>
         </w:rPr>
         <w:t>ii</w:t>
       </w:r>
@@ -4586,7 +4501,7 @@
           <w:color w:val="000000"/>
           <w:kern w:val="0"/>
           <w:lang w:val="es-ES" w:eastAsia="es-ES"/>
-          <ns2:ligatures ns2:val="none"/>
+          <w14:ligatures w14:val="none"/>
         </w:rPr>
         <w:t>) presentar todas las comunicaciones cursadas con la parte denunciante en virtud de los hechos materia de denuncia</w:t>
       </w:r>
@@ -4596,12 +4511,12 @@
           <w:color w:val="000000"/>
           <w:kern w:val="0"/>
           <w:lang w:val="es-ES" w:eastAsia="es-ES"/>
-          <ns2:ligatures ns2:val="none"/>
+          <w14:ligatures w14:val="none"/>
         </w:rPr>
         <w:t>.</w:t>
       </w:r>
     </w:p>
-    <w:p ns2:paraId="525DE1CC" ns2:textId="77777777">
+    <w:p>
       <w:pPr>
         <w:spacing w:after="0" w:line="240" w:lineRule="auto"/>
         <w:jc w:val="both"/>
@@ -4610,11 +4525,11 @@
           <w:color w:val="000000"/>
           <w:kern w:val="0"/>
           <w:lang w:val="es-ES" w:eastAsia="es-ES"/>
-          <ns2:ligatures ns2:val="none"/>
-        </w:rPr>
-      </w:pPr>
-    </w:p>
-    <w:p ns2:paraId="76AC2520" ns2:textId="77777777">
+          <w14:ligatures w14:val="none"/>
+        </w:rPr>
+      </w:pPr>
+    </w:p>
+    <w:p>
       <w:pPr>
         <w:pStyle w:val="Prrafodelista"/>
         <w:spacing w:after="0" w:line="240" w:lineRule="auto"/>
@@ -4625,11 +4540,11 @@
           <w:color w:val="000000"/>
           <w:kern w:val="0"/>
           <w:lang w:val="es-ES" w:eastAsia="es-ES"/>
-          <ns2:ligatures ns2:val="none"/>
-        </w:rPr>
-      </w:pPr>
-    </w:p>
-    <w:p ns2:paraId="45192A8B" ns2:textId="77777777">
+          <w14:ligatures w14:val="none"/>
+        </w:rPr>
+      </w:pPr>
+    </w:p>
+    <w:p>
       <w:pPr>
         <w:pStyle w:val="Prrafodelista"/>
         <w:numPr>
@@ -4649,37 +4564,37 @@
           <w:color w:val="000000"/>
           <w:kern w:val="0"/>
           <w:lang w:eastAsia="es-PE"/>
-          <ns2:ligatures ns2:val="none"/>
-        </w:rPr>
-      </w:pPr>
-      <w:r>
-        <w:rPr>
-          <w:rFonts w:ascii="Arial Narrow" w:eastAsia="Arial Narrow" w:hAnsi="Arial Narrow" w:cs="Arial Narrow"/>
-          <w:b/>
-          <w:color w:val="000000"/>
-          <w:kern w:val="0"/>
-          <w:lang w:eastAsia="es-PE"/>
-          <ns2:ligatures ns2:val="none"/>
+          <w14:ligatures w14:val="none"/>
+        </w:rPr>
+      </w:pPr>
+      <w:r>
+        <w:rPr>
+          <w:rFonts w:ascii="Arial Narrow" w:eastAsia="Arial Narrow" w:hAnsi="Arial Narrow" w:cs="Arial Narrow"/>
+          <w:b/>
+          <w:color w:val="000000"/>
+          <w:kern w:val="0"/>
+          <w:lang w:eastAsia="es-PE"/>
+          <w14:ligatures w14:val="none"/>
         </w:rPr>
         <w:lastRenderedPageBreak/>
         <w:t xml:space="preserve">RESOLUCIÓN DE LA SECRETARÍA TÉCNICA </w:t>
       </w:r>
     </w:p>
-    <w:p ns2:paraId="71820251" ns2:textId="77777777">
-      <w:pPr>
-        <w:spacing w:after="0" w:line="240" w:lineRule="auto"/>
-        <w:jc w:val="both"/>
-        <w:rPr>
-          <w:rFonts w:ascii="Arial Narrow" w:eastAsia="Arial Narrow" w:hAnsi="Arial Narrow" w:cs="Arial Narrow"/>
-          <w:b/>
-          <w:color w:val="000000"/>
-          <w:kern w:val="0"/>
-          <w:lang w:eastAsia="es-PE"/>
-          <ns2:ligatures ns2:val="none"/>
-        </w:rPr>
-      </w:pPr>
-    </w:p>
-    <w:p ns2:paraId="239FC5E1" ns2:textId="1F91198C">
+    <w:p>
+      <w:pPr>
+        <w:spacing w:after="0" w:line="240" w:lineRule="auto"/>
+        <w:jc w:val="both"/>
+        <w:rPr>
+          <w:rFonts w:ascii="Arial Narrow" w:eastAsia="Arial Narrow" w:hAnsi="Arial Narrow" w:cs="Arial Narrow"/>
+          <w:b/>
+          <w:color w:val="000000"/>
+          <w:kern w:val="0"/>
+          <w:lang w:eastAsia="es-PE"/>
+          <w14:ligatures w14:val="none"/>
+        </w:rPr>
+      </w:pPr>
+    </w:p>
+    <w:p>
       <w:pPr>
         <w:spacing w:after="0" w:line="240" w:lineRule="auto"/>
         <w:jc w:val="both"/>
@@ -4688,17 +4603,17 @@
           <w:color w:val="000000"/>
           <w:kern w:val="0"/>
           <w:lang w:eastAsia="es-PE"/>
-          <ns2:ligatures ns2:val="none"/>
-        </w:rPr>
-      </w:pPr>
-      <w:r>
-        <w:rPr>
-          <w:rFonts w:ascii="Arial Narrow" w:eastAsia="Arial Narrow" w:hAnsi="Arial Narrow" w:cs="Arial Narrow"/>
-          <w:b/>
-          <w:color w:val="000000"/>
-          <w:kern w:val="0"/>
-          <w:lang w:eastAsia="es-PE"/>
-          <ns2:ligatures ns2:val="none"/>
+          <w14:ligatures w14:val="none"/>
+        </w:rPr>
+      </w:pPr>
+      <w:r>
+        <w:rPr>
+          <w:rFonts w:ascii="Arial Narrow" w:eastAsia="Arial Narrow" w:hAnsi="Arial Narrow" w:cs="Arial Narrow"/>
+          <w:b/>
+          <w:color w:val="000000"/>
+          <w:kern w:val="0"/>
+          <w:lang w:eastAsia="es-PE"/>
+          <w14:ligatures w14:val="none"/>
         </w:rPr>
         <w:t xml:space="preserve">PRIMERO: admitir a trámite la denuncia del 20 de marzo de 2025, subsanada mediante escrito del 14 de mayo de 2025, interpuesta por la señora [DENUNCIANTE] contra Chubb Perú S.A. Compañía de Seguros y Reaseguros y el Banco Internacional del Perú -Interbank S.A.A., por lo siguiente:</w:t>
       </w:r>
@@ -4709,7 +4624,7 @@
           <w:kern w:val="0"/>
           <w:shd w:val="clear" w:color="auto" w:fill="FFFFFF"/>
           <w:lang w:eastAsia="es-PE"/>
-          <ns2:ligatures ns2:val="none"/>
+          <w14:ligatures w14:val="none"/>
         </w:rPr>
         <w:t xml:space="preserve"/>
       </w:r>
@@ -4719,7 +4634,7 @@
           <w:color w:val="000000"/>
           <w:kern w:val="0"/>
           <w:lang w:val="es-ES" w:eastAsia="es-ES"/>
-          <ns2:ligatures ns2:val="none"/>
+          <w14:ligatures w14:val="none"/>
         </w:rPr>
         <w:t/>
       </w:r>
@@ -4729,7 +4644,7 @@
           <w:color w:val="000000"/>
           <w:kern w:val="0"/>
           <w:lang w:val="es-ES" w:eastAsia="es-ES"/>
-          <ns2:ligatures ns2:val="none"/>
+          <w14:ligatures w14:val="none"/>
         </w:rPr>
         <w:t xml:space="preserve"/>
       </w:r>
@@ -4740,7 +4655,7 @@
           <w:kern w:val="0"/>
           <w:shd w:val="clear" w:color="auto" w:fill="FFFFFF"/>
           <w:lang w:eastAsia="es-PE"/>
-          <ns2:ligatures ns2:val="none"/>
+          <w14:ligatures w14:val="none"/>
         </w:rPr>
         <w:t xml:space="preserve"/>
       </w:r>
@@ -4751,7 +4666,7 @@
           <w:kern w:val="0"/>
           <w:shd w:val="clear" w:color="auto" w:fill="FFFFFF"/>
           <w:lang w:eastAsia="es-PE"/>
-          <ns2:ligatures ns2:val="none"/>
+          <w14:ligatures w14:val="none"/>
         </w:rPr>
         <w:t/>
       </w:r>
@@ -4762,7 +4677,7 @@
           <w:kern w:val="0"/>
           <w:shd w:val="clear" w:color="auto" w:fill="FFFFFF"/>
           <w:lang w:eastAsia="es-PE"/>
-          <ns2:ligatures ns2:val="none"/>
+          <w14:ligatures w14:val="none"/>
         </w:rPr>
         <w:t xml:space="preserve"/>
       </w:r>
@@ -4773,7 +4688,7 @@
           <w:kern w:val="0"/>
           <w:shd w:val="clear" w:color="auto" w:fill="FFFFFF"/>
           <w:lang w:eastAsia="es-PE"/>
-          <ns2:ligatures ns2:val="none"/>
+          <w14:ligatures w14:val="none"/>
         </w:rPr>
         <w:t/>
       </w:r>
@@ -4784,7 +4699,7 @@
           <w:kern w:val="0"/>
           <w:shd w:val="clear" w:color="auto" w:fill="FFFFFF"/>
           <w:lang w:eastAsia="es-PE"/>
-          <ns2:ligatures ns2:val="none"/>
+          <w14:ligatures w14:val="none"/>
         </w:rPr>
         <w:t xml:space="preserve"/>
       </w:r>
@@ -4795,7 +4710,7 @@
           <w:kern w:val="0"/>
           <w:shd w:val="clear" w:color="auto" w:fill="FFFFFF"/>
           <w:lang w:eastAsia="es-PE"/>
-          <ns2:ligatures ns2:val="none"/>
+          <w14:ligatures w14:val="none"/>
         </w:rPr>
         <w:t xml:space="preserve"/>
       </w:r>
@@ -4806,7 +4721,7 @@
           <w:kern w:val="0"/>
           <w:shd w:val="clear" w:color="auto" w:fill="FFFFFF"/>
           <w:lang w:eastAsia="es-PE"/>
-          <ns2:ligatures ns2:val="none"/>
+          <w14:ligatures w14:val="none"/>
         </w:rPr>
         <w:t xml:space="preserve"/>
       </w:r>
@@ -4824,12 +4739,12 @@
           <w:kern w:val="0"/>
           <w:shd w:val="clear" w:color="auto" w:fill="FFFFFF"/>
           <w:lang w:eastAsia="es-PE"/>
-          <ns2:ligatures ns2:val="none"/>
+          <w14:ligatures w14:val="none"/>
         </w:rPr>
         <w:t/>
       </w:r>
     </w:p>
-    <w:p ns2:paraId="4377044E" ns2:textId="77777777">
+    <w:p>
       <w:pPr>
         <w:spacing w:after="0" w:line="240" w:lineRule="auto"/>
         <w:jc w:val="both"/>
@@ -4838,11 +4753,11 @@
           <w:color w:val="000000"/>
           <w:kern w:val="0"/>
           <w:lang w:eastAsia="es-PE"/>
-          <ns2:ligatures ns2:val="none"/>
-        </w:rPr>
-      </w:pPr>
-    </w:p>
-    <w:p ns2:paraId="10E1ED62" ns2:textId="1DE20156">
+          <w14:ligatures w14:val="none"/>
+        </w:rPr>
+      </w:pPr>
+    </w:p>
+    <w:p>
       <w:pPr>
         <w:pStyle w:val="Prrafodelista"/>
         <w:numPr>
@@ -4859,7 +4774,7 @@
         <w:rPr>
           <w:rFonts w:ascii="Arial Narrow" w:eastAsia="Arial Narrow" w:hAnsi="Arial Narrow" w:cs="Arial Narrow"/>
           <w:kern w:val="0"/>
-          <ns2:ligatures ns2:val="none"/>
+          <w14:ligatures w14:val="none"/>
         </w:rPr>
       </w:pPr>
       <w:r>
@@ -4868,7 +4783,7 @@
           <w:color w:val="000000"/>
           <w:kern w:val="0"/>
           <w:lang w:eastAsia="es-PE"/>
-          <ns2:ligatures ns2:val="none"/>
+          <w14:ligatures w14:val="none"/>
         </w:rPr>
         <w:t>Presunta</w:t>
       </w:r>
@@ -4878,7 +4793,7 @@
           <w:kern w:val="0"/>
           <w:shd w:val="clear" w:color="auto" w:fill="FFFFFF"/>
           <w:lang w:eastAsia="es-PE"/>
-          <ns2:ligatures ns2:val="none"/>
+          <w14:ligatures w14:val="none"/>
         </w:rPr>
         <w:t xml:space="preserve"> infracción a los artículos 18 y 19</w:t>
       </w:r>
@@ -4887,7 +4802,7 @@
           <w:rFonts w:ascii="Arial Narrow" w:eastAsia="Calibri" w:hAnsi="Arial Narrow" w:cs="Arial Narrow"/>
           <w:kern w:val="0"/>
           <w:lang w:eastAsia="es-PE"/>
-          <ns2:ligatures ns2:val="none"/>
+          <w14:ligatures w14:val="none"/>
         </w:rPr>
         <w:t xml:space="preserve"> de </w:t>
       </w:r>
@@ -4897,7 +4812,7 @@
           <w:kern w:val="0"/>
           <w:shd w:val="clear" w:color="auto" w:fill="FFFFFF"/>
           <w:lang w:eastAsia="es-PE"/>
-          <ns2:ligatures ns2:val="none"/>
+          <w14:ligatures w14:val="none"/>
         </w:rPr>
         <w:t>la Ley 29571, Código de Protección y Defensa del Consumidor, en tanto</w:t>
       </w:r>
@@ -4905,7 +4820,7 @@
         <w:rPr>
           <w:rFonts w:ascii="Arial Narrow" w:eastAsia="Arial Narrow" w:hAnsi="Arial Narrow" w:cs="Arial Narrow"/>
           <w:kern w:val="0"/>
-          <ns2:ligatures ns2:val="none"/>
+          <w14:ligatures w14:val="none"/>
         </w:rPr>
         <w:t xml:space="preserve"> </w:t>
       </w:r>
@@ -4913,7 +4828,7 @@
         <w:rPr>
           <w:rFonts w:ascii="Arial Narrow" w:eastAsia="Arial Narrow" w:hAnsi="Arial Narrow" w:cs="Arial Narrow"/>
           <w:kern w:val="0"/>
-          <ns2:ligatures ns2:val="none"/>
+          <w14:ligatures w14:val="none"/>
         </w:rPr>
         <w:t xml:space="preserve">la compañía aseguradora no habría considerado la fecha </w:t>
       </w:r>
@@ -4921,7 +4836,7 @@
         <w:rPr>
           <w:rFonts w:ascii="Arial Narrow" w:eastAsia="Arial Narrow" w:hAnsi="Arial Narrow" w:cs="Arial Narrow"/>
           <w:kern w:val="0"/>
-          <ns2:ligatures ns2:val="none"/>
+          <w14:ligatures w14:val="none"/>
         </w:rPr>
         <w:t>de la ocurrencia</w:t>
       </w:r>
@@ -4929,7 +4844,7 @@
         <w:rPr>
           <w:rFonts w:ascii="Arial Narrow" w:eastAsia="Arial Narrow" w:hAnsi="Arial Narrow" w:cs="Arial Narrow"/>
           <w:kern w:val="0"/>
-          <ns2:ligatures ns2:val="none"/>
+          <w14:ligatures w14:val="none"/>
         </w:rPr>
         <w:t xml:space="preserve"> del siniestro el 17 de julio de 2023 para otorgar la cobertura del Seguro de Accidentes Personales presentada por la denunciante en virtud de la invalidez total permanente que padece</w:t>
       </w:r>
@@ -4937,12 +4852,12 @@
         <w:rPr>
           <w:rFonts w:ascii="Arial Narrow" w:eastAsia="Arial Narrow" w:hAnsi="Arial Narrow" w:cs="Arial Narrow"/>
           <w:kern w:val="0"/>
-          <ns2:ligatures ns2:val="none"/>
+          <w14:ligatures w14:val="none"/>
         </w:rPr>
         <w:t>.</w:t>
       </w:r>
     </w:p>
-    <w:p ns2:paraId="7C602E6C" ns2:textId="77777777">
+    <w:p>
       <w:pPr>
         <w:spacing w:after="0" w:line="240" w:lineRule="auto"/>
         <w:jc w:val="both"/>
@@ -4951,11 +4866,11 @@
           <w:color w:val="000000"/>
           <w:kern w:val="0"/>
           <w:lang w:eastAsia="es-PE"/>
-          <ns2:ligatures ns2:val="none"/>
-        </w:rPr>
-      </w:pPr>
-    </w:p>
-    <w:p ns2:paraId="7CB31A14" ns2:textId="6B598D25">
+          <w14:ligatures w14:val="none"/>
+        </w:rPr>
+      </w:pPr>
+    </w:p>
+    <w:p>
       <w:pPr>
         <w:pStyle w:val="Prrafodelista"/>
         <w:numPr>
@@ -4972,7 +4887,7 @@
         <w:rPr>
           <w:rFonts w:ascii="Arial Narrow" w:eastAsia="Arial Narrow" w:hAnsi="Arial Narrow" w:cs="Arial Narrow"/>
           <w:kern w:val="0"/>
-          <ns2:ligatures ns2:val="none"/>
+          <w14:ligatures w14:val="none"/>
         </w:rPr>
       </w:pPr>
       <w:r>
@@ -4981,7 +4896,7 @@
           <w:color w:val="000000"/>
           <w:kern w:val="0"/>
           <w:lang w:eastAsia="es-PE"/>
-          <ns2:ligatures ns2:val="none"/>
+          <w14:ligatures w14:val="none"/>
         </w:rPr>
         <w:t>Presunta</w:t>
       </w:r>
@@ -4991,7 +4906,7 @@
           <w:kern w:val="0"/>
           <w:shd w:val="clear" w:color="auto" w:fill="FFFFFF"/>
           <w:lang w:eastAsia="es-PE"/>
-          <ns2:ligatures ns2:val="none"/>
+          <w14:ligatures w14:val="none"/>
         </w:rPr>
         <w:t xml:space="preserve"> infracción a los artículos 18 y 19</w:t>
       </w:r>
@@ -5000,7 +4915,7 @@
           <w:rFonts w:ascii="Arial Narrow" w:eastAsia="Calibri" w:hAnsi="Arial Narrow" w:cs="Arial Narrow"/>
           <w:kern w:val="0"/>
           <w:lang w:eastAsia="es-PE"/>
-          <ns2:ligatures ns2:val="none"/>
+          <w14:ligatures w14:val="none"/>
         </w:rPr>
         <w:t xml:space="preserve"> de </w:t>
       </w:r>
@@ -5010,7 +4925,7 @@
           <w:kern w:val="0"/>
           <w:shd w:val="clear" w:color="auto" w:fill="FFFFFF"/>
           <w:lang w:eastAsia="es-PE"/>
-          <ns2:ligatures ns2:val="none"/>
+          <w14:ligatures w14:val="none"/>
         </w:rPr>
         <w:t>la Ley 29571, Código de Protección y Defensa del Consumidor, en tanto</w:t>
       </w:r>
@@ -5018,7 +4933,7 @@
         <w:rPr>
           <w:rFonts w:ascii="Arial Narrow" w:eastAsia="Arial Narrow" w:hAnsi="Arial Narrow" w:cs="Arial Narrow"/>
           <w:kern w:val="0"/>
-          <ns2:ligatures ns2:val="none"/>
+          <w14:ligatures w14:val="none"/>
         </w:rPr>
         <w:t xml:space="preserve"> </w:t>
       </w:r>
@@ -5028,7 +4943,7 @@
           <w:kern w:val="0"/>
           <w:shd w:val="clear" w:color="auto" w:fill="FFFFFF"/>
           <w:lang w:eastAsia="es-PE"/>
-          <ns2:ligatures ns2:val="none"/>
+          <w14:ligatures w14:val="none"/>
         </w:rPr>
         <w:t xml:space="preserve">el </w:t>
       </w:r>
@@ -5043,7 +4958,7 @@
         <w:rPr>
           <w:rFonts w:ascii="Arial Narrow" w:eastAsia="Arial Narrow" w:hAnsi="Arial Narrow" w:cs="Arial Narrow"/>
           <w:kern w:val="0"/>
-          <ns2:ligatures ns2:val="none"/>
+          <w14:ligatures w14:val="none"/>
         </w:rPr>
         <w:t>habría anulado indebidamente su tarjeta de crédito, pese a que la fecha de caducidad era junio de 2024</w:t>
       </w:r>
@@ -5051,7 +4966,7 @@
         <w:rPr>
           <w:rFonts w:ascii="Arial Narrow" w:eastAsia="Arial Narrow" w:hAnsi="Arial Narrow" w:cs="Arial Narrow"/>
           <w:kern w:val="0"/>
-          <ns2:ligatures ns2:val="none"/>
+          <w14:ligatures w14:val="none"/>
         </w:rPr>
         <w:t>.</w:t>
       </w:r>
@@ -5061,12 +4976,12 @@
           <w:color w:val="000000"/>
           <w:kern w:val="0"/>
           <w:lang w:eastAsia="es-ES"/>
-          <ns2:ligatures ns2:val="none"/>
+          <w14:ligatures w14:val="none"/>
         </w:rPr>
         <w:t xml:space="preserve"> </w:t>
       </w:r>
     </w:p>
-    <w:p ns2:paraId="64005B15" ns2:textId="77777777">
+    <w:p>
       <w:pPr>
         <w:spacing w:after="0" w:line="240" w:lineRule="auto"/>
         <w:jc w:val="both"/>
@@ -5075,11 +4990,11 @@
           <w:color w:val="000000"/>
           <w:kern w:val="0"/>
           <w:lang w:eastAsia="es-PE"/>
-          <ns2:ligatures ns2:val="none"/>
-        </w:rPr>
-      </w:pPr>
-    </w:p>
-    <w:p ns2:paraId="496F965C" ns2:textId="255DDA6D">
+          <w14:ligatures w14:val="none"/>
+        </w:rPr>
+      </w:pPr>
+    </w:p>
+    <w:p>
       <w:pPr>
         <w:pStyle w:val="Prrafodelista"/>
         <w:numPr>
@@ -5096,7 +5011,7 @@
         <w:rPr>
           <w:rFonts w:ascii="Arial Narrow" w:eastAsia="Arial Narrow" w:hAnsi="Arial Narrow" w:cs="Arial Narrow"/>
           <w:kern w:val="0"/>
-          <ns2:ligatures ns2:val="none"/>
+          <w14:ligatures w14:val="none"/>
         </w:rPr>
       </w:pPr>
       <w:r>
@@ -5105,7 +5020,7 @@
           <w:color w:val="000000"/>
           <w:kern w:val="0"/>
           <w:lang w:eastAsia="es-PE"/>
-          <ns2:ligatures ns2:val="none"/>
+          <w14:ligatures w14:val="none"/>
         </w:rPr>
         <w:t>Presunta</w:t>
       </w:r>
@@ -5115,7 +5030,7 @@
           <w:kern w:val="0"/>
           <w:shd w:val="clear" w:color="auto" w:fill="FFFFFF"/>
           <w:lang w:eastAsia="es-PE"/>
-          <ns2:ligatures ns2:val="none"/>
+          <w14:ligatures w14:val="none"/>
         </w:rPr>
         <w:t xml:space="preserve"> infracción a los artículos 18 y 19</w:t>
       </w:r>
@@ -5124,7 +5039,7 @@
           <w:rFonts w:ascii="Arial Narrow" w:eastAsia="Calibri" w:hAnsi="Arial Narrow" w:cs="Arial Narrow"/>
           <w:kern w:val="0"/>
           <w:lang w:eastAsia="es-PE"/>
-          <ns2:ligatures ns2:val="none"/>
+          <w14:ligatures w14:val="none"/>
         </w:rPr>
         <w:t xml:space="preserve"> de </w:t>
       </w:r>
@@ -5134,7 +5049,7 @@
           <w:kern w:val="0"/>
           <w:shd w:val="clear" w:color="auto" w:fill="FFFFFF"/>
           <w:lang w:eastAsia="es-PE"/>
-          <ns2:ligatures ns2:val="none"/>
+          <w14:ligatures w14:val="none"/>
         </w:rPr>
         <w:t>la Ley 29571, Código de Protección y Defensa del Consumidor, en tanto</w:t>
       </w:r>
@@ -5142,7 +5057,7 @@
         <w:rPr>
           <w:rFonts w:ascii="Arial Narrow" w:eastAsia="Arial Narrow" w:hAnsi="Arial Narrow" w:cs="Arial Narrow"/>
           <w:kern w:val="0"/>
-          <ns2:ligatures ns2:val="none"/>
+          <w14:ligatures w14:val="none"/>
         </w:rPr>
         <w:t xml:space="preserve"> </w:t>
       </w:r>
@@ -5150,7 +5065,7 @@
         <w:rPr>
           <w:rFonts w:ascii="Arial Narrow" w:eastAsia="Arial Narrow" w:hAnsi="Arial Narrow" w:cs="Arial Narrow"/>
           <w:kern w:val="0"/>
-          <ns2:ligatures ns2:val="none"/>
+          <w14:ligatures w14:val="none"/>
         </w:rPr>
         <w:t>la compañía aseguradora habría anulado indebidamente el Seguro</w:t>
       </w:r>
@@ -5158,7 +5073,7 @@
         <w:rPr>
           <w:rFonts w:ascii="Arial Narrow" w:eastAsia="Arial Narrow" w:hAnsi="Arial Narrow" w:cs="Arial Narrow"/>
           <w:kern w:val="0"/>
-          <ns2:ligatures ns2:val="none"/>
+          <w14:ligatures w14:val="none"/>
         </w:rPr>
         <w:t xml:space="preserve"> Chubb </w:t>
       </w:r>
@@ -5166,7 +5081,7 @@
         <w:rPr>
           <w:rFonts w:ascii="Arial Narrow" w:eastAsia="Arial Narrow" w:hAnsi="Arial Narrow" w:cs="Arial Narrow"/>
           <w:kern w:val="0"/>
-          <ns2:ligatures ns2:val="none"/>
+          <w14:ligatures w14:val="none"/>
         </w:rPr>
         <w:t>Perú</w:t>
       </w:r>
@@ -5174,7 +5089,7 @@
         <w:rPr>
           <w:rFonts w:ascii="Arial Narrow" w:eastAsia="Arial Narrow" w:hAnsi="Arial Narrow" w:cs="Arial Narrow"/>
           <w:kern w:val="0"/>
-          <ns2:ligatures ns2:val="none"/>
+          <w14:ligatures w14:val="none"/>
         </w:rPr>
         <w:t xml:space="preserve"> </w:t>
       </w:r>
@@ -5183,7 +5098,7 @@
         <w:rPr>
           <w:rFonts w:ascii="Arial Narrow" w:eastAsia="Arial Narrow" w:hAnsi="Arial Narrow" w:cs="Arial Narrow"/>
           <w:kern w:val="0"/>
-          <ns2:ligatures ns2:val="none"/>
+          <w14:ligatures w14:val="none"/>
         </w:rPr>
         <w:t>Multiprotección</w:t>
       </w:r>
@@ -5192,7 +5107,7 @@
         <w:rPr>
           <w:rFonts w:ascii="Arial Narrow" w:eastAsia="Arial Narrow" w:hAnsi="Arial Narrow" w:cs="Arial Narrow"/>
           <w:kern w:val="0"/>
-          <ns2:ligatures ns2:val="none"/>
+          <w14:ligatures w14:val="none"/>
         </w:rPr>
         <w:t xml:space="preserve"> contratado por la denunciante, pese al descuento de las primas</w:t>
       </w:r>
@@ -5200,12 +5115,12 @@
         <w:rPr>
           <w:rFonts w:ascii="Arial Narrow" w:eastAsia="Arial Narrow" w:hAnsi="Arial Narrow" w:cs="Arial Narrow"/>
           <w:kern w:val="0"/>
-          <ns2:ligatures ns2:val="none"/>
+          <w14:ligatures w14:val="none"/>
         </w:rPr>
         <w:t>.</w:t>
       </w:r>
     </w:p>
-    <w:p ns2:paraId="0D3F1E06" ns2:textId="77777777">
+    <w:p>
       <w:pPr>
         <w:spacing w:after="0" w:line="240" w:lineRule="auto"/>
         <w:jc w:val="both"/>
@@ -5214,11 +5129,11 @@
           <w:color w:val="000000"/>
           <w:kern w:val="0"/>
           <w:lang w:eastAsia="es-PE"/>
-          <ns2:ligatures ns2:val="none"/>
-        </w:rPr>
-      </w:pPr>
-    </w:p>
-    <w:p ns2:paraId="31CDF477" ns2:textId="01795EBB">
+          <w14:ligatures w14:val="none"/>
+        </w:rPr>
+      </w:pPr>
+    </w:p>
+    <w:p>
       <w:pPr>
         <w:pStyle w:val="Prrafodelista"/>
         <w:numPr>
@@ -5235,7 +5150,7 @@
         <w:rPr>
           <w:rFonts w:ascii="Arial Narrow" w:eastAsia="Arial Narrow" w:hAnsi="Arial Narrow" w:cs="Arial Narrow"/>
           <w:kern w:val="0"/>
-          <ns2:ligatures ns2:val="none"/>
+          <w14:ligatures w14:val="none"/>
         </w:rPr>
       </w:pPr>
       <w:r>
@@ -5245,7 +5160,7 @@
           <w:kern w:val="0"/>
           <w:shd w:val="clear" w:color="auto" w:fill="FFFFFF"/>
           <w:lang w:eastAsia="es-PE"/>
-          <ns2:ligatures ns2:val="none"/>
+          <w14:ligatures w14:val="none"/>
         </w:rPr>
         <w:t>P</w:t>
       </w:r>
@@ -5256,7 +5171,7 @@
           <w:kern w:val="0"/>
           <w:shd w:val="clear" w:color="auto" w:fill="FFFFFF"/>
           <w:lang w:eastAsia="es-PE"/>
-          <ns2:ligatures ns2:val="none"/>
+          <w14:ligatures w14:val="none"/>
         </w:rPr>
         <w:t xml:space="preserve">resunta infracción </w:t>
       </w:r>
@@ -5267,7 +5182,7 @@
           <w:kern w:val="0"/>
           <w:shd w:val="clear" w:color="auto" w:fill="FFFFFF"/>
           <w:lang w:eastAsia="es-PE"/>
-          <ns2:ligatures ns2:val="none"/>
+          <w14:ligatures w14:val="none"/>
         </w:rPr>
         <w:t xml:space="preserve">al literal </w:t>
       </w:r>
@@ -5278,7 +5193,7 @@
           <w:kern w:val="0"/>
           <w:shd w:val="clear" w:color="auto" w:fill="FFFFFF"/>
           <w:lang w:eastAsia="es-PE"/>
-          <ns2:ligatures ns2:val="none"/>
+          <w14:ligatures w14:val="none"/>
         </w:rPr>
         <w:t>b</w:t>
       </w:r>
@@ -5289,7 +5204,7 @@
           <w:kern w:val="0"/>
           <w:shd w:val="clear" w:color="auto" w:fill="FFFFFF"/>
           <w:lang w:eastAsia="es-PE"/>
-          <ns2:ligatures ns2:val="none"/>
+          <w14:ligatures w14:val="none"/>
         </w:rPr>
         <w:t>) del artículo 56</w:t>
       </w:r>
@@ -5300,7 +5215,7 @@
           <w:kern w:val="0"/>
           <w:shd w:val="clear" w:color="auto" w:fill="FFFFFF"/>
           <w:lang w:eastAsia="es-PE"/>
-          <ns2:ligatures ns2:val="none"/>
+          <w14:ligatures w14:val="none"/>
         </w:rPr>
         <w:t/>
       </w:r>
@@ -5311,7 +5226,7 @@
           <w:kern w:val="0"/>
           <w:shd w:val="clear" w:color="auto" w:fill="FFFFFF"/>
           <w:lang w:eastAsia="es-PE"/>
-          <ns2:ligatures ns2:val="none"/>
+          <w14:ligatures w14:val="none"/>
         </w:rPr>
         <w:t xml:space="preserve"> </w:t>
       </w:r>
@@ -5322,7 +5237,7 @@
           <w:kern w:val="0"/>
           <w:shd w:val="clear" w:color="auto" w:fill="FFFFFF"/>
           <w:lang w:eastAsia="es-PE"/>
-          <ns2:ligatures ns2:val="none"/>
+          <w14:ligatures w14:val="none"/>
         </w:rPr>
         <w:t>de la Ley 29571</w:t>
       </w:r>
@@ -5332,7 +5247,7 @@
           <w:kern w:val="0"/>
           <w:shd w:val="clear" w:color="auto" w:fill="FFFFFF"/>
           <w:lang w:eastAsia="es-PE"/>
-          <ns2:ligatures ns2:val="none"/>
+          <w14:ligatures w14:val="none"/>
         </w:rPr>
         <w:t>, Código de Protección y Defensa del Consumidor, en tanto</w:t>
       </w:r>
@@ -5340,7 +5255,7 @@
         <w:rPr>
           <w:rFonts w:ascii="Arial Narrow" w:eastAsia="Arial Narrow" w:hAnsi="Arial Narrow" w:cs="Arial Narrow"/>
           <w:kern w:val="0"/>
-          <ns2:ligatures ns2:val="none"/>
+          <w14:ligatures w14:val="none"/>
         </w:rPr>
         <w:t xml:space="preserve"> </w:t>
       </w:r>
@@ -5348,7 +5263,7 @@
         <w:rPr>
           <w:rFonts w:ascii="Arial Narrow" w:eastAsia="Arial Narrow" w:hAnsi="Arial Narrow" w:cs="Arial Narrow"/>
           <w:kern w:val="0"/>
-          <ns2:ligatures ns2:val="none"/>
+          <w14:ligatures w14:val="none"/>
         </w:rPr>
         <w:t xml:space="preserve">la compañía aseguradora habría contratado indebidamente a favor de la denunciante </w:t>
       </w:r>
@@ -5356,7 +5271,7 @@
         <w:rPr>
           <w:rFonts w:ascii="Arial Narrow" w:eastAsia="Arial Narrow" w:hAnsi="Arial Narrow" w:cs="Arial Narrow"/>
           <w:kern w:val="0"/>
-          <ns2:ligatures ns2:val="none"/>
+          <w14:ligatures w14:val="none"/>
         </w:rPr>
         <w:t>el “</w:t>
       </w:r>
@@ -5365,7 +5280,7 @@
         <w:rPr>
           <w:rFonts w:ascii="Arial Narrow" w:eastAsia="Arial Narrow" w:hAnsi="Arial Narrow" w:cs="Arial Narrow"/>
           <w:kern w:val="0"/>
-          <ns2:ligatures ns2:val="none"/>
+          <w14:ligatures w14:val="none"/>
         </w:rPr>
         <w:t>chubb</w:t>
       </w:r>
@@ -5374,7 +5289,7 @@
         <w:rPr>
           <w:rFonts w:ascii="Arial Narrow" w:eastAsia="Arial Narrow" w:hAnsi="Arial Narrow" w:cs="Arial Narrow"/>
           <w:kern w:val="0"/>
-          <ns2:ligatures ns2:val="none"/>
+          <w14:ligatures w14:val="none"/>
         </w:rPr>
         <w:t xml:space="preserve"> </w:t>
       </w:r>
@@ -5383,7 +5298,7 @@
         <w:rPr>
           <w:rFonts w:ascii="Arial Narrow" w:eastAsia="Arial Narrow" w:hAnsi="Arial Narrow" w:cs="Arial Narrow"/>
           <w:kern w:val="0"/>
-          <ns2:ligatures ns2:val="none"/>
+          <w14:ligatures w14:val="none"/>
         </w:rPr>
         <w:t>perú</w:t>
       </w:r>
@@ -5392,7 +5307,7 @@
         <w:rPr>
           <w:rFonts w:ascii="Arial Narrow" w:eastAsia="Arial Narrow" w:hAnsi="Arial Narrow" w:cs="Arial Narrow"/>
           <w:kern w:val="0"/>
-          <ns2:ligatures ns2:val="none"/>
+          <w14:ligatures w14:val="none"/>
         </w:rPr>
         <w:t xml:space="preserve"> </w:t>
       </w:r>
@@ -5401,7 +5316,7 @@
         <w:rPr>
           <w:rFonts w:ascii="Arial Narrow" w:eastAsia="Arial Narrow" w:hAnsi="Arial Narrow" w:cs="Arial Narrow"/>
           <w:kern w:val="0"/>
-          <ns2:ligatures ns2:val="none"/>
+          <w14:ligatures w14:val="none"/>
         </w:rPr>
         <w:t>Multiprotección</w:t>
       </w:r>
@@ -5410,7 +5325,7 @@
         <w:rPr>
           <w:rFonts w:ascii="Arial Narrow" w:eastAsia="Arial Narrow" w:hAnsi="Arial Narrow" w:cs="Arial Narrow"/>
           <w:kern w:val="0"/>
-          <ns2:ligatures ns2:val="none"/>
+          <w14:ligatures w14:val="none"/>
         </w:rPr>
         <w:t>”, pese a no contar con su autorización</w:t>
       </w:r>
@@ -5418,7 +5333,7 @@
         <w:rPr>
           <w:rFonts w:ascii="Arial Narrow" w:eastAsia="Arial Narrow" w:hAnsi="Arial Narrow" w:cs="Arial Narrow"/>
           <w:kern w:val="0"/>
-          <ns2:ligatures ns2:val="none"/>
+          <w14:ligatures w14:val="none"/>
         </w:rPr>
         <w:t>.</w:t>
       </w:r>
@@ -5426,12 +5341,12 @@
         <w:rPr>
           <w:rFonts w:ascii="Arial Narrow" w:eastAsia="Arial Narrow" w:hAnsi="Arial Narrow" w:cs="Arial Narrow"/>
           <w:kern w:val="0"/>
-          <ns2:ligatures ns2:val="none"/>
+          <w14:ligatures w14:val="none"/>
         </w:rPr>
         <w:t xml:space="preserve"> </w:t>
       </w:r>
     </w:p>
-    <w:p ns2:paraId="0B3E6D21" ns2:textId="77777777">
+    <w:p>
       <w:pPr>
         <w:spacing w:after="0" w:line="240" w:lineRule="auto"/>
         <w:jc w:val="both"/>
@@ -5440,11 +5355,11 @@
           <w:color w:val="000000"/>
           <w:kern w:val="0"/>
           <w:lang w:eastAsia="es-PE"/>
-          <ns2:ligatures ns2:val="none"/>
-        </w:rPr>
-      </w:pPr>
-    </w:p>
-    <w:p ns2:paraId="19E8F725" ns2:textId="7E9DA21D">
+          <w14:ligatures w14:val="none"/>
+        </w:rPr>
+      </w:pPr>
+    </w:p>
+    <w:p>
       <w:pPr>
         <w:pStyle w:val="Prrafodelista"/>
         <w:numPr>
@@ -5461,7 +5376,7 @@
         <w:rPr>
           <w:rFonts w:ascii="Arial Narrow" w:eastAsia="Arial Narrow" w:hAnsi="Arial Narrow" w:cs="Arial Narrow"/>
           <w:kern w:val="0"/>
-          <ns2:ligatures ns2:val="none"/>
+          <w14:ligatures w14:val="none"/>
         </w:rPr>
       </w:pPr>
       <w:r>
@@ -5471,7 +5386,7 @@
           <w:kern w:val="0"/>
           <w:shd w:val="clear" w:color="auto" w:fill="FFFFFF"/>
           <w:lang w:eastAsia="es-PE"/>
-          <ns2:ligatures ns2:val="none"/>
+          <w14:ligatures w14:val="none"/>
         </w:rPr>
         <w:t>P</w:t>
       </w:r>
@@ -5482,7 +5397,7 @@
           <w:kern w:val="0"/>
           <w:shd w:val="clear" w:color="auto" w:fill="FFFFFF"/>
           <w:lang w:eastAsia="es-PE"/>
-          <ns2:ligatures ns2:val="none"/>
+          <w14:ligatures w14:val="none"/>
         </w:rPr>
         <w:t xml:space="preserve">resunta infracción </w:t>
       </w:r>
@@ -5493,7 +5408,7 @@
           <w:kern w:val="0"/>
           <w:shd w:val="clear" w:color="auto" w:fill="FFFFFF"/>
           <w:lang w:eastAsia="es-PE"/>
-          <ns2:ligatures ns2:val="none"/>
+          <w14:ligatures w14:val="none"/>
         </w:rPr>
         <w:t xml:space="preserve">al literal </w:t>
       </w:r>
@@ -5504,7 +5419,7 @@
           <w:kern w:val="0"/>
           <w:shd w:val="clear" w:color="auto" w:fill="FFFFFF"/>
           <w:lang w:eastAsia="es-PE"/>
-          <ns2:ligatures ns2:val="none"/>
+          <w14:ligatures w14:val="none"/>
         </w:rPr>
         <w:t>b</w:t>
       </w:r>
@@ -5515,7 +5430,7 @@
           <w:kern w:val="0"/>
           <w:shd w:val="clear" w:color="auto" w:fill="FFFFFF"/>
           <w:lang w:eastAsia="es-PE"/>
-          <ns2:ligatures ns2:val="none"/>
+          <w14:ligatures w14:val="none"/>
         </w:rPr>
         <w:t>) del artículo 56</w:t>
       </w:r>
@@ -5526,7 +5441,7 @@
           <w:kern w:val="0"/>
           <w:shd w:val="clear" w:color="auto" w:fill="FFFFFF"/>
           <w:lang w:eastAsia="es-PE"/>
-          <ns2:ligatures ns2:val="none"/>
+          <w14:ligatures w14:val="none"/>
         </w:rPr>
         <w:t/>
       </w:r>
@@ -5537,7 +5452,7 @@
           <w:kern w:val="0"/>
           <w:shd w:val="clear" w:color="auto" w:fill="FFFFFF"/>
           <w:lang w:eastAsia="es-PE"/>
-          <ns2:ligatures ns2:val="none"/>
+          <w14:ligatures w14:val="none"/>
         </w:rPr>
         <w:t xml:space="preserve"> </w:t>
       </w:r>
@@ -5548,7 +5463,7 @@
           <w:kern w:val="0"/>
           <w:shd w:val="clear" w:color="auto" w:fill="FFFFFF"/>
           <w:lang w:eastAsia="es-PE"/>
-          <ns2:ligatures ns2:val="none"/>
+          <w14:ligatures w14:val="none"/>
         </w:rPr>
         <w:t>de la Ley 29571</w:t>
       </w:r>
@@ -5558,7 +5473,7 @@
           <w:kern w:val="0"/>
           <w:shd w:val="clear" w:color="auto" w:fill="FFFFFF"/>
           <w:lang w:eastAsia="es-PE"/>
-          <ns2:ligatures ns2:val="none"/>
+          <w14:ligatures w14:val="none"/>
         </w:rPr>
         <w:t>, Código de Protección y Defensa del Consumidor, en tanto</w:t>
       </w:r>
@@ -5566,7 +5481,7 @@
         <w:rPr>
           <w:rFonts w:ascii="Arial Narrow" w:eastAsia="Arial Narrow" w:hAnsi="Arial Narrow" w:cs="Arial Narrow"/>
           <w:kern w:val="0"/>
-          <ns2:ligatures ns2:val="none"/>
+          <w14:ligatures w14:val="none"/>
         </w:rPr>
         <w:t xml:space="preserve"> </w:t>
       </w:r>
@@ -5574,7 +5489,7 @@
         <w:rPr>
           <w:rFonts w:ascii="Arial Narrow" w:eastAsia="Arial Narrow" w:hAnsi="Arial Narrow" w:cs="Arial Narrow"/>
           <w:kern w:val="0"/>
-          <ns2:ligatures ns2:val="none"/>
+          <w14:ligatures w14:val="none"/>
         </w:rPr>
         <w:t xml:space="preserve">la compañía aseguradora habría contratado indebidamente a favor de la denunciante el “seguro </w:t>
       </w:r>
@@ -5583,7 +5498,7 @@
         <w:rPr>
           <w:rFonts w:ascii="Arial Narrow" w:eastAsia="Arial Narrow" w:hAnsi="Arial Narrow" w:cs="Arial Narrow"/>
           <w:kern w:val="0"/>
-          <ns2:ligatures ns2:val="none"/>
+          <w14:ligatures w14:val="none"/>
         </w:rPr>
         <w:t>chubb</w:t>
       </w:r>
@@ -5592,7 +5507,7 @@
         <w:rPr>
           <w:rFonts w:ascii="Arial Narrow" w:eastAsia="Arial Narrow" w:hAnsi="Arial Narrow" w:cs="Arial Narrow"/>
           <w:kern w:val="0"/>
-          <ns2:ligatures ns2:val="none"/>
+          <w14:ligatures w14:val="none"/>
         </w:rPr>
         <w:t xml:space="preserve"> </w:t>
       </w:r>
@@ -5600,7 +5515,7 @@
         <w:rPr>
           <w:rFonts w:ascii="Arial Narrow" w:eastAsia="Arial Narrow" w:hAnsi="Arial Narrow" w:cs="Arial Narrow"/>
           <w:kern w:val="0"/>
-          <ns2:ligatures ns2:val="none"/>
+          <w14:ligatures w14:val="none"/>
         </w:rPr>
         <w:t>Perú</w:t>
       </w:r>
@@ -5608,7 +5523,7 @@
         <w:rPr>
           <w:rFonts w:ascii="Arial Narrow" w:eastAsia="Arial Narrow" w:hAnsi="Arial Narrow" w:cs="Arial Narrow"/>
           <w:kern w:val="0"/>
-          <ns2:ligatures ns2:val="none"/>
+          <w14:ligatures w14:val="none"/>
         </w:rPr>
         <w:t xml:space="preserve"> pro”, pese a no contar con su autorización</w:t>
       </w:r>
@@ -5616,12 +5531,12 @@
         <w:rPr>
           <w:rFonts w:ascii="Arial Narrow" w:eastAsia="Arial Narrow" w:hAnsi="Arial Narrow" w:cs="Arial Narrow"/>
           <w:kern w:val="0"/>
-          <ns2:ligatures ns2:val="none"/>
+          <w14:ligatures w14:val="none"/>
         </w:rPr>
         <w:t xml:space="preserve">. </w:t>
       </w:r>
     </w:p>
-    <w:p ns2:paraId="6FBF533B" ns2:textId="77777777">
+    <w:p>
       <w:pPr>
         <w:spacing w:after="0" w:line="240" w:lineRule="auto"/>
         <w:jc w:val="both"/>
@@ -5630,11 +5545,11 @@
           <w:color w:val="000000"/>
           <w:kern w:val="0"/>
           <w:lang w:eastAsia="es-PE"/>
-          <ns2:ligatures ns2:val="none"/>
-        </w:rPr>
-      </w:pPr>
-    </w:p>
-    <w:p ns2:paraId="122BA031" ns2:textId="024C544E">
+          <w14:ligatures w14:val="none"/>
+        </w:rPr>
+      </w:pPr>
+    </w:p>
+    <w:p>
       <w:pPr>
         <w:pStyle w:val="Prrafodelista"/>
         <w:numPr>
@@ -5651,7 +5566,7 @@
         <w:rPr>
           <w:rFonts w:ascii="Arial Narrow" w:eastAsia="Arial Narrow" w:hAnsi="Arial Narrow" w:cs="Arial Narrow"/>
           <w:kern w:val="0"/>
-          <ns2:ligatures ns2:val="none"/>
+          <w14:ligatures w14:val="none"/>
         </w:rPr>
       </w:pPr>
       <w:r>
@@ -5660,7 +5575,7 @@
           <w:color w:val="000000"/>
           <w:kern w:val="0"/>
           <w:lang w:eastAsia="es-PE"/>
-          <ns2:ligatures ns2:val="none"/>
+          <w14:ligatures w14:val="none"/>
         </w:rPr>
         <w:t>Presunta</w:t>
       </w:r>
@@ -5670,7 +5585,7 @@
           <w:kern w:val="0"/>
           <w:shd w:val="clear" w:color="auto" w:fill="FFFFFF"/>
           <w:lang w:eastAsia="es-PE"/>
-          <ns2:ligatures ns2:val="none"/>
+          <w14:ligatures w14:val="none"/>
         </w:rPr>
         <w:t xml:space="preserve"> infracción a los artículos 18 y 19</w:t>
       </w:r>
@@ -5679,7 +5594,7 @@
           <w:rFonts w:ascii="Arial Narrow" w:eastAsia="Calibri" w:hAnsi="Arial Narrow" w:cs="Arial Narrow"/>
           <w:kern w:val="0"/>
           <w:lang w:eastAsia="es-PE"/>
-          <ns2:ligatures ns2:val="none"/>
+          <w14:ligatures w14:val="none"/>
         </w:rPr>
         <w:t xml:space="preserve"> de </w:t>
       </w:r>
@@ -5689,7 +5604,7 @@
           <w:kern w:val="0"/>
           <w:shd w:val="clear" w:color="auto" w:fill="FFFFFF"/>
           <w:lang w:eastAsia="es-PE"/>
-          <ns2:ligatures ns2:val="none"/>
+          <w14:ligatures w14:val="none"/>
         </w:rPr>
         <w:t>la Ley 29571, Código de Protección y Defensa del Consumidor, en tanto</w:t>
       </w:r>
@@ -5697,7 +5612,7 @@
         <w:rPr>
           <w:rFonts w:ascii="Arial Narrow" w:eastAsia="Arial Narrow" w:hAnsi="Arial Narrow" w:cs="Arial Narrow"/>
           <w:kern w:val="0"/>
-          <ns2:ligatures ns2:val="none"/>
+          <w14:ligatures w14:val="none"/>
         </w:rPr>
         <w:t xml:space="preserve"> </w:t>
       </w:r>
@@ -5705,7 +5620,7 @@
         <w:rPr>
           <w:rFonts w:ascii="Arial Narrow" w:eastAsia="Arial Narrow" w:hAnsi="Arial Narrow" w:cs="Arial Narrow"/>
           <w:kern w:val="0"/>
-          <ns2:ligatures ns2:val="none"/>
+          <w14:ligatures w14:val="none"/>
         </w:rPr>
         <w:t>el Banco Internacional del Perú-Interbank S.A.A. no habría cumplido con brindar una respuesta a la solicitud presentada por la denunciante el 27 de febrero de 2025 respecto los estados de cuenta correspondientes al año 2023</w:t>
       </w:r>
@@ -5713,12 +5628,12 @@
         <w:rPr>
           <w:rFonts w:ascii="Arial Narrow" w:eastAsia="Arial Narrow" w:hAnsi="Arial Narrow" w:cs="Arial Narrow"/>
           <w:kern w:val="0"/>
-          <ns2:ligatures ns2:val="none"/>
+          <w14:ligatures w14:val="none"/>
         </w:rPr>
         <w:t>.</w:t>
       </w:r>
     </w:p>
-    <w:p ns2:paraId="09F18944" ns2:textId="77777777">
+    <w:p>
       <w:pPr>
         <w:spacing w:after="0" w:line="240" w:lineRule="auto"/>
         <w:jc w:val="both"/>
@@ -5727,11 +5642,11 @@
           <w:color w:val="000000"/>
           <w:kern w:val="0"/>
           <w:lang w:eastAsia="es-PE"/>
-          <ns2:ligatures ns2:val="none"/>
-        </w:rPr>
-      </w:pPr>
-    </w:p>
-    <w:p ns2:paraId="0640F645" ns2:textId="25C1F01B">
+          <w14:ligatures w14:val="none"/>
+        </w:rPr>
+      </w:pPr>
+    </w:p>
+    <w:p>
       <w:pPr>
         <w:pStyle w:val="Prrafodelista"/>
         <w:numPr>
@@ -5748,7 +5663,7 @@
         <w:rPr>
           <w:rFonts w:ascii="Arial Narrow" w:eastAsia="Arial Narrow" w:hAnsi="Arial Narrow" w:cs="Arial Narrow"/>
           <w:kern w:val="0"/>
-          <ns2:ligatures ns2:val="none"/>
+          <w14:ligatures w14:val="none"/>
         </w:rPr>
       </w:pPr>
       <w:r>
@@ -5757,7 +5672,7 @@
           <w:color w:val="000000"/>
           <w:kern w:val="0"/>
           <w:lang w:eastAsia="es-PE"/>
-          <ns2:ligatures ns2:val="none"/>
+          <w14:ligatures w14:val="none"/>
         </w:rPr>
         <w:t>Presunta</w:t>
       </w:r>
@@ -5767,7 +5682,7 @@
           <w:kern w:val="0"/>
           <w:shd w:val="clear" w:color="auto" w:fill="FFFFFF"/>
           <w:lang w:eastAsia="es-PE"/>
-          <ns2:ligatures ns2:val="none"/>
+          <w14:ligatures w14:val="none"/>
         </w:rPr>
         <w:t xml:space="preserve"> infracción a los artículos 18 y 19</w:t>
       </w:r>
@@ -5776,7 +5691,7 @@
           <w:rFonts w:ascii="Arial Narrow" w:eastAsia="Calibri" w:hAnsi="Arial Narrow" w:cs="Arial Narrow"/>
           <w:kern w:val="0"/>
           <w:lang w:eastAsia="es-PE"/>
-          <ns2:ligatures ns2:val="none"/>
+          <w14:ligatures w14:val="none"/>
         </w:rPr>
         <w:t xml:space="preserve"> de </w:t>
       </w:r>
@@ -5786,7 +5701,7 @@
           <w:kern w:val="0"/>
           <w:shd w:val="clear" w:color="auto" w:fill="FFFFFF"/>
           <w:lang w:eastAsia="es-PE"/>
-          <ns2:ligatures ns2:val="none"/>
+          <w14:ligatures w14:val="none"/>
         </w:rPr>
         <w:t>la Ley 29571, Código de Protección y Defensa del Consumidor, en tanto</w:t>
       </w:r>
@@ -5794,7 +5709,7 @@
         <w:rPr>
           <w:rFonts w:ascii="Arial Narrow" w:eastAsia="Arial Narrow" w:hAnsi="Arial Narrow" w:cs="Arial Narrow"/>
           <w:kern w:val="0"/>
-          <ns2:ligatures ns2:val="none"/>
+          <w14:ligatures w14:val="none"/>
         </w:rPr>
         <w:t xml:space="preserve"> </w:t>
       </w:r>
@@ -5804,7 +5719,7 @@
           <w:kern w:val="0"/>
           <w:shd w:val="clear" w:color="auto" w:fill="FFFFFF"/>
           <w:lang w:eastAsia="es-PE"/>
-          <ns2:ligatures ns2:val="none"/>
+          <w14:ligatures w14:val="none"/>
         </w:rPr>
         <w:t xml:space="preserve">el </w:t>
       </w:r>
@@ -5819,7 +5734,7 @@
         <w:rPr>
           <w:rFonts w:ascii="Arial Narrow" w:eastAsia="Arial Narrow" w:hAnsi="Arial Narrow" w:cs="Arial Narrow"/>
           <w:kern w:val="0"/>
-          <ns2:ligatures ns2:val="none"/>
+          <w14:ligatures w14:val="none"/>
         </w:rPr>
         <w:t>no habría cumplido con brindar una respuesta a la solicitud presentada por la denunciante el 11 de noviembre de 2024 respecto a los estados de cuenta correspondientes al año 2023</w:t>
       </w:r>
@@ -5827,12 +5742,12 @@
         <w:rPr>
           <w:rFonts w:ascii="Arial Narrow" w:eastAsia="Arial Narrow" w:hAnsi="Arial Narrow" w:cs="Arial Narrow"/>
           <w:kern w:val="0"/>
-          <ns2:ligatures ns2:val="none"/>
+          <w14:ligatures w14:val="none"/>
         </w:rPr>
         <w:t>.</w:t>
       </w:r>
     </w:p>
-    <w:p ns2:paraId="7B59FFD0" ns2:textId="77777777">
+    <w:p>
       <w:pPr>
         <w:pStyle w:val="Prrafodelista"/>
         <w:spacing w:after="0" w:line="240" w:lineRule="auto"/>
@@ -5841,11 +5756,11 @@
         <w:rPr>
           <w:rFonts w:ascii="Arial Narrow" w:eastAsia="Arial Narrow" w:hAnsi="Arial Narrow" w:cs="Arial Narrow"/>
           <w:kern w:val="0"/>
-          <ns2:ligatures ns2:val="none"/>
-        </w:rPr>
-      </w:pPr>
-    </w:p>
-    <w:p ns2:paraId="46B7DB5A" ns2:textId="5B4F7283">
+          <w14:ligatures w14:val="none"/>
+        </w:rPr>
+      </w:pPr>
+    </w:p>
+    <w:p>
       <w:pPr>
         <w:pStyle w:val="Prrafodelista"/>
         <w:numPr>
@@ -5862,7 +5777,7 @@
         <w:rPr>
           <w:rFonts w:ascii="Arial Narrow" w:eastAsia="Arial Narrow" w:hAnsi="Arial Narrow" w:cs="Arial Narrow"/>
           <w:kern w:val="0"/>
-          <ns2:ligatures ns2:val="none"/>
+          <w14:ligatures w14:val="none"/>
         </w:rPr>
       </w:pPr>
       <w:r>
@@ -5871,7 +5786,7 @@
           <w:color w:val="000000"/>
           <w:kern w:val="0"/>
           <w:lang w:eastAsia="es-PE"/>
-          <ns2:ligatures ns2:val="none"/>
+          <w14:ligatures w14:val="none"/>
         </w:rPr>
         <w:t>Presunta infracción al artículo 1, numeral 1, literal b) y al artículo 2 de la Ley 29571, Código de Protección y Defensa del Consumidor</w:t>
       </w:r>
@@ -5881,7 +5796,7 @@
           <w:kern w:val="0"/>
           <w:shd w:val="clear" w:color="auto" w:fill="FFFFFF"/>
           <w:lang w:eastAsia="es-PE"/>
-          <ns2:ligatures ns2:val="none"/>
+          <w14:ligatures w14:val="none"/>
         </w:rPr>
         <w:t>, en tanto</w:t>
       </w:r>
@@ -5889,7 +5804,7 @@
         <w:rPr>
           <w:rFonts w:ascii="Arial Narrow" w:eastAsia="Arial Narrow" w:hAnsi="Arial Narrow" w:cs="Arial Narrow"/>
           <w:kern w:val="0"/>
-          <ns2:ligatures ns2:val="none"/>
+          <w14:ligatures w14:val="none"/>
         </w:rPr>
         <w:t xml:space="preserve"> </w:t>
       </w:r>
@@ -5897,7 +5812,7 @@
         <w:rPr>
           <w:rFonts w:ascii="Arial Narrow" w:eastAsia="Arial Narrow" w:hAnsi="Arial Narrow" w:cs="Arial Narrow"/>
           <w:kern w:val="0"/>
-          <ns2:ligatures ns2:val="none"/>
+          <w14:ligatures w14:val="none"/>
         </w:rPr>
         <w:t>la compañía aseguradora</w:t>
       </w:r>
@@ -5908,7 +5823,7 @@
           <w:kern w:val="0"/>
           <w:shd w:val="clear" w:color="auto" w:fill="FFFFFF"/>
           <w:lang w:eastAsia="es-PE"/>
-          <ns2:ligatures ns2:val="none"/>
+          <w14:ligatures w14:val="none"/>
         </w:rPr>
         <w:t xml:space="preserve"> no habría informado oportunamente a la denunciante que necesitaba el dictamen para su invalidez total y permanente</w:t>
       </w:r>
@@ -5919,12 +5834,12 @@
           <w:kern w:val="0"/>
           <w:shd w:val="clear" w:color="auto" w:fill="FFFFFF"/>
           <w:lang w:eastAsia="es-PE"/>
-          <ns2:ligatures ns2:val="none"/>
+          <w14:ligatures w14:val="none"/>
         </w:rPr>
         <w:t>.</w:t>
       </w:r>
     </w:p>
-    <w:p ns2:paraId="7865FAF8" ns2:textId="77777777">
+    <w:p>
       <w:pPr>
         <w:spacing w:after="0" w:line="240" w:lineRule="auto"/>
         <w:jc w:val="both"/>
@@ -5933,11 +5848,11 @@
           <w:color w:val="000000"/>
           <w:kern w:val="0"/>
           <w:lang w:eastAsia="es-PE"/>
-          <ns2:ligatures ns2:val="none"/>
-        </w:rPr>
-      </w:pPr>
-    </w:p>
-    <w:p ns2:paraId="47ED0DAF" ns2:textId="4768BBBF">
+          <w14:ligatures w14:val="none"/>
+        </w:rPr>
+      </w:pPr>
+    </w:p>
+    <w:p>
       <w:pPr>
         <w:pStyle w:val="Prrafodelista"/>
         <w:numPr>
@@ -5955,7 +5870,7 @@
           <w:rFonts w:ascii="Arial Narrow" w:eastAsia="Calibri" w:hAnsi="Arial Narrow" w:cs="Arial Narrow"/>
           <w:kern w:val="0"/>
           <w:lang w:eastAsia="es-PE"/>
-          <ns2:ligatures ns2:val="none"/>
+          <w14:ligatures w14:val="none"/>
         </w:rPr>
       </w:pPr>
       <w:r>
@@ -5964,7 +5879,7 @@
           <w:color w:val="000000"/>
           <w:kern w:val="0"/>
           <w:lang w:eastAsia="es-PE"/>
-          <ns2:ligatures ns2:val="none"/>
+          <w14:ligatures w14:val="none"/>
         </w:rPr>
         <w:t>Presunta</w:t>
       </w:r>
@@ -5974,7 +5889,7 @@
           <w:kern w:val="0"/>
           <w:shd w:val="clear" w:color="auto" w:fill="FFFFFF"/>
           <w:lang w:eastAsia="es-PE"/>
-          <ns2:ligatures ns2:val="none"/>
+          <w14:ligatures w14:val="none"/>
         </w:rPr>
         <w:t xml:space="preserve"> infracción a los artículos 18 y 19</w:t>
       </w:r>
@@ -5983,7 +5898,7 @@
           <w:rFonts w:ascii="Arial Narrow" w:eastAsia="Calibri" w:hAnsi="Arial Narrow" w:cs="Arial Narrow"/>
           <w:kern w:val="0"/>
           <w:lang w:eastAsia="es-PE"/>
-          <ns2:ligatures ns2:val="none"/>
+          <w14:ligatures w14:val="none"/>
         </w:rPr>
         <w:t xml:space="preserve"> de </w:t>
       </w:r>
@@ -5993,7 +5908,7 @@
           <w:kern w:val="0"/>
           <w:shd w:val="clear" w:color="auto" w:fill="FFFFFF"/>
           <w:lang w:eastAsia="es-PE"/>
-          <ns2:ligatures ns2:val="none"/>
+          <w14:ligatures w14:val="none"/>
         </w:rPr>
         <w:t>la Ley 29571, Código de Protección y Defensa del Consumidor, en tanto</w:t>
       </w:r>
@@ -6003,7 +5918,7 @@
           <w:kern w:val="0"/>
           <w:shd w:val="clear" w:color="auto" w:fill="FFFFFF"/>
           <w:lang w:eastAsia="es-PE"/>
-          <ns2:ligatures ns2:val="none"/>
+          <w14:ligatures w14:val="none"/>
         </w:rPr>
         <w:t xml:space="preserve"> </w:t>
       </w:r>
@@ -6013,7 +5928,7 @@
           <w:kern w:val="0"/>
           <w:shd w:val="clear" w:color="auto" w:fill="FFFFFF"/>
           <w:lang w:eastAsia="es-PE"/>
-          <ns2:ligatures ns2:val="none"/>
+          <w14:ligatures w14:val="none"/>
         </w:rPr>
         <w:t>el</w:t>
       </w:r>
@@ -6023,7 +5938,7 @@
           <w:kern w:val="0"/>
           <w:shd w:val="clear" w:color="auto" w:fill="FFFFFF"/>
           <w:lang w:eastAsia="es-PE"/>
-          <ns2:ligatures ns2:val="none"/>
+          <w14:ligatures w14:val="none"/>
         </w:rPr>
         <w:t xml:space="preserve"> </w:t>
       </w:r>
@@ -6091,7 +6006,7 @@
         <w:t>.</w:t>
       </w:r>
     </w:p>
-    <w:p ns2:paraId="6C32DB3F" ns2:textId="77777777">
+    <w:p>
       <w:pPr>
         <w:pStyle w:val="Prrafodelista"/>
         <w:spacing w:after="0" w:line="240" w:lineRule="auto"/>
@@ -6100,11 +6015,11 @@
         <w:rPr>
           <w:rFonts w:ascii="Arial Narrow" w:eastAsia="Arial Narrow" w:hAnsi="Arial Narrow" w:cs="Arial Narrow"/>
           <w:kern w:val="0"/>
-          <ns2:ligatures ns2:val="none"/>
-        </w:rPr>
-      </w:pPr>
-    </w:p>
-    <w:p ns2:paraId="30C3F087" ns2:textId="17A8AA53">
+          <w14:ligatures w14:val="none"/>
+        </w:rPr>
+      </w:pPr>
+    </w:p>
+    <w:p>
       <w:pPr>
         <w:pStyle w:val="Prrafodelista"/>
         <w:numPr>
@@ -6121,7 +6036,7 @@
         <w:rPr>
           <w:rFonts w:ascii="Arial Narrow" w:eastAsia="Arial Narrow" w:hAnsi="Arial Narrow" w:cs="Arial Narrow"/>
           <w:kern w:val="0"/>
-          <ns2:ligatures ns2:val="none"/>
+          <w14:ligatures w14:val="none"/>
         </w:rPr>
       </w:pPr>
       <w:r>
@@ -6130,7 +6045,7 @@
           <w:color w:val="000000"/>
           <w:kern w:val="0"/>
           <w:lang w:eastAsia="es-PE"/>
-          <ns2:ligatures ns2:val="none"/>
+          <w14:ligatures w14:val="none"/>
         </w:rPr>
         <w:t>Presunta</w:t>
       </w:r>
@@ -6140,7 +6055,7 @@
           <w:kern w:val="0"/>
           <w:shd w:val="clear" w:color="auto" w:fill="FFFFFF"/>
           <w:lang w:eastAsia="es-PE"/>
-          <ns2:ligatures ns2:val="none"/>
+          <w14:ligatures w14:val="none"/>
         </w:rPr>
         <w:t xml:space="preserve"> infracción a los artículos 18 y 19</w:t>
       </w:r>
@@ -6149,7 +6064,7 @@
           <w:rFonts w:ascii="Arial Narrow" w:eastAsia="Calibri" w:hAnsi="Arial Narrow" w:cs="Arial Narrow"/>
           <w:kern w:val="0"/>
           <w:lang w:eastAsia="es-PE"/>
-          <ns2:ligatures ns2:val="none"/>
+          <w14:ligatures w14:val="none"/>
         </w:rPr>
         <w:t xml:space="preserve"> de </w:t>
       </w:r>
@@ -6159,7 +6074,7 @@
           <w:kern w:val="0"/>
           <w:shd w:val="clear" w:color="auto" w:fill="FFFFFF"/>
           <w:lang w:eastAsia="es-PE"/>
-          <ns2:ligatures ns2:val="none"/>
+          <w14:ligatures w14:val="none"/>
         </w:rPr>
         <w:t>la Ley 29571, Código de Protección y Defensa del Consumidor, en tanto</w:t>
       </w:r>
@@ -6167,7 +6082,7 @@
         <w:rPr>
           <w:rFonts w:ascii="Arial Narrow" w:eastAsia="Arial Narrow" w:hAnsi="Arial Narrow" w:cs="Arial Narrow"/>
           <w:kern w:val="0"/>
-          <ns2:ligatures ns2:val="none"/>
+          <w14:ligatures w14:val="none"/>
         </w:rPr>
         <w:t xml:space="preserve"> </w:t>
       </w:r>
@@ -6175,7 +6090,7 @@
         <w:rPr>
           <w:rFonts w:ascii="Arial Narrow" w:eastAsia="Arial Narrow" w:hAnsi="Arial Narrow" w:cs="Arial Narrow"/>
           <w:kern w:val="0"/>
-          <ns2:ligatures ns2:val="none"/>
+          <w14:ligatures w14:val="none"/>
         </w:rPr>
         <w:t xml:space="preserve">los proveedores denunciados habrían efectuado cobros duplicados en los meses de mayo y agosto de 2022 por un monto de S/ 59,80 cada uno, a pesar de que la prima mensual </w:t>
       </w:r>
@@ -6183,7 +6098,7 @@
         <w:rPr>
           <w:rFonts w:ascii="Arial Narrow" w:eastAsia="Arial Narrow" w:hAnsi="Arial Narrow" w:cs="Arial Narrow"/>
           <w:kern w:val="0"/>
-          <ns2:ligatures ns2:val="none"/>
+          <w14:ligatures w14:val="none"/>
         </w:rPr>
         <w:t>del seguro</w:t>
       </w:r>
@@ -6191,7 +6106,7 @@
         <w:rPr>
           <w:rFonts w:ascii="Arial Narrow" w:eastAsia="Arial Narrow" w:hAnsi="Arial Narrow" w:cs="Arial Narrow"/>
           <w:kern w:val="0"/>
-          <ns2:ligatures ns2:val="none"/>
+          <w14:ligatures w14:val="none"/>
         </w:rPr>
         <w:t xml:space="preserve"> ascendía únicamente a S/ 29,90</w:t>
       </w:r>
@@ -6201,23 +6116,23 @@
           <w:color w:val="000000"/>
           <w:kern w:val="0"/>
           <w:lang w:eastAsia="es-ES"/>
-          <ns2:ligatures ns2:val="none"/>
+          <w14:ligatures w14:val="none"/>
         </w:rPr>
         <w:t xml:space="preserve">. </w:t>
       </w:r>
     </w:p>
-    <w:p ns2:paraId="6C8D88C9" ns2:textId="77777777">
-      <w:pPr>
-        <w:spacing w:after="0" w:line="240" w:lineRule="auto"/>
-        <w:jc w:val="both"/>
-        <w:rPr>
-          <w:rFonts w:ascii="Arial Narrow" w:eastAsia="Arial Narrow" w:hAnsi="Arial Narrow" w:cs="Arial Narrow"/>
-          <w:kern w:val="0"/>
-          <ns2:ligatures ns2:val="none"/>
-        </w:rPr>
-      </w:pPr>
-    </w:p>
-    <w:p ns2:paraId="0CC56D73" ns2:textId="49303C1F">
+    <w:p>
+      <w:pPr>
+        <w:spacing w:after="0" w:line="240" w:lineRule="auto"/>
+        <w:jc w:val="both"/>
+        <w:rPr>
+          <w:rFonts w:ascii="Arial Narrow" w:eastAsia="Arial Narrow" w:hAnsi="Arial Narrow" w:cs="Arial Narrow"/>
+          <w:kern w:val="0"/>
+          <w14:ligatures w14:val="none"/>
+        </w:rPr>
+      </w:pPr>
+    </w:p>
+    <w:p>
       <w:pPr>
         <w:pStyle w:val="Prrafodelista"/>
         <w:numPr>
@@ -6234,7 +6149,7 @@
         <w:rPr>
           <w:rFonts w:ascii="Arial Narrow" w:eastAsia="Arial Narrow" w:hAnsi="Arial Narrow" w:cs="Arial Narrow"/>
           <w:kern w:val="0"/>
-          <ns2:ligatures ns2:val="none"/>
+          <w14:ligatures w14:val="none"/>
         </w:rPr>
       </w:pPr>
       <w:r>
@@ -6244,7 +6159,7 @@
           <w:kern w:val="0"/>
           <w:shd w:val="clear" w:color="auto" w:fill="FFFFFF"/>
           <w:lang w:eastAsia="es-PE"/>
-          <ns2:ligatures ns2:val="none"/>
+          <w14:ligatures w14:val="none"/>
         </w:rPr>
         <w:lastRenderedPageBreak/>
         <w:t xml:space="preserve">Presunta infracción al literal g) del artículo 56 de la Ley 29571, Código de Protección y Defensa del Consumidor, en tanto </w:t>
@@ -6255,7 +6170,7 @@
           <w:kern w:val="0"/>
           <w:shd w:val="clear" w:color="auto" w:fill="FFFFFF"/>
           <w:lang w:eastAsia="es-PE"/>
-          <ns2:ligatures ns2:val="none"/>
+          <w14:ligatures w14:val="none"/>
         </w:rPr>
         <w:t xml:space="preserve">el </w:t>
       </w:r>
@@ -6270,7 +6185,7 @@
         <w:rPr>
           <w:rFonts w:ascii="Arial Narrow" w:eastAsia="Arial Narrow" w:hAnsi="Arial Narrow" w:cs="Arial Narrow"/>
           <w:kern w:val="0"/>
-          <ns2:ligatures ns2:val="none"/>
+          <w14:ligatures w14:val="none"/>
         </w:rPr>
         <w:t xml:space="preserve"> </w:t>
       </w:r>
@@ -6281,7 +6196,7 @@
           <w:kern w:val="0"/>
           <w:shd w:val="clear" w:color="auto" w:fill="FFFFFF"/>
           <w:lang w:eastAsia="es-PE"/>
-          <ns2:ligatures ns2:val="none"/>
+          <w14:ligatures w14:val="none"/>
         </w:rPr>
         <w:t>habría exigido la anulación de la tarjeta de la denunciante como requisito para la entrega de recibos de pago solicitados por correo electrónico, a pesar de que tal condición no fue aceptada ni solicitada por la denunciante</w:t>
       </w:r>
@@ -6289,23 +6204,23 @@
         <w:rPr>
           <w:rFonts w:ascii="Arial Narrow" w:eastAsia="Arial Narrow" w:hAnsi="Arial Narrow" w:cs="Arial Narrow"/>
           <w:kern w:val="0"/>
-          <ns2:ligatures ns2:val="none"/>
+          <w14:ligatures w14:val="none"/>
         </w:rPr>
         <w:t>.</w:t>
       </w:r>
     </w:p>
-    <w:p ns2:paraId="1DEB3481" ns2:textId="77777777">
-      <w:pPr>
-        <w:spacing w:after="0" w:line="240" w:lineRule="auto"/>
-        <w:jc w:val="both"/>
-        <w:rPr>
-          <w:rFonts w:ascii="Arial Narrow" w:eastAsia="Arial Narrow" w:hAnsi="Arial Narrow" w:cs="Arial Narrow"/>
-          <w:kern w:val="0"/>
-          <ns2:ligatures ns2:val="none"/>
-        </w:rPr>
-      </w:pPr>
-    </w:p>
-    <w:p ns2:paraId="634A0D61" ns2:textId="03FBB443">
+    <w:p>
+      <w:pPr>
+        <w:spacing w:after="0" w:line="240" w:lineRule="auto"/>
+        <w:jc w:val="both"/>
+        <w:rPr>
+          <w:rFonts w:ascii="Arial Narrow" w:eastAsia="Arial Narrow" w:hAnsi="Arial Narrow" w:cs="Arial Narrow"/>
+          <w:kern w:val="0"/>
+          <w14:ligatures w14:val="none"/>
+        </w:rPr>
+      </w:pPr>
+    </w:p>
+    <w:p>
       <w:pPr>
         <w:spacing w:line="240" w:lineRule="auto"/>
         <w:contextualSpacing/>
@@ -6313,17 +6228,17 @@
         <w:rPr>
           <w:rFonts w:ascii="Arial Narrow" w:eastAsia="Calibri" w:hAnsi="Arial Narrow" w:cs="Arial"/>
           <w:kern w:val="0"/>
-          <ns2:ligatures ns2:val="none"/>
-        </w:rPr>
-      </w:pPr>
-      <w:r>
-        <w:rPr>
-          <w:rFonts w:ascii="Arial Narrow" w:eastAsia="Arial Narrow" w:hAnsi="Arial Narrow" w:cs="Arial Narrow"/>
-          <w:b/>
-          <w:color w:val="000000"/>
-          <w:kern w:val="0"/>
-          <w:lang w:eastAsia="es-PE"/>
-          <ns2:ligatures ns2:val="none"/>
+          <w14:ligatures w14:val="none"/>
+        </w:rPr>
+      </w:pPr>
+      <w:r>
+        <w:rPr>
+          <w:rFonts w:ascii="Arial Narrow" w:eastAsia="Arial Narrow" w:hAnsi="Arial Narrow" w:cs="Arial Narrow"/>
+          <w:b/>
+          <w:color w:val="000000"/>
+          <w:kern w:val="0"/>
+          <w:lang w:eastAsia="es-PE"/>
+          <w14:ligatures w14:val="none"/>
         </w:rPr>
         <w:t>SEGUNDO:</w:t>
       </w:r>
@@ -6333,7 +6248,7 @@
           <w:color w:val="000000"/>
           <w:kern w:val="0"/>
           <w:lang w:eastAsia="es-PE"/>
-          <ns2:ligatures ns2:val="none"/>
+          <w14:ligatures w14:val="none"/>
         </w:rPr>
         <w:t xml:space="preserve"> tener por ofrecidos los medios probatorios presentados en el escrito de denuncia </w:t>
       </w:r>
@@ -6343,7 +6258,7 @@
           <w:color w:val="000000"/>
           <w:kern w:val="0"/>
           <w:lang w:val="es-ES" w:eastAsia="es-ES"/>
-          <ns2:ligatures ns2:val="none"/>
+          <w14:ligatures w14:val="none"/>
         </w:rPr>
         <w:t xml:space="preserve">del </w:t>
       </w:r>
@@ -6353,7 +6268,7 @@
           <w:color w:val="000000"/>
           <w:kern w:val="0"/>
           <w:lang w:val="es-ES" w:eastAsia="es-ES"/>
-          <ns2:ligatures ns2:val="none"/>
+          <w14:ligatures w14:val="none"/>
         </w:rPr>
         <w:t>20 de marzo de 2025, subsanada mediante escrito del 14 de mayo de 2025</w:t>
       </w:r>
@@ -6361,12 +6276,12 @@
         <w:rPr>
           <w:rFonts w:ascii="Arial Narrow" w:eastAsia="Calibri" w:hAnsi="Arial Narrow" w:cs="Arial"/>
           <w:kern w:val="0"/>
-          <ns2:ligatures ns2:val="none"/>
+          <w14:ligatures w14:val="none"/>
         </w:rPr>
         <w:t>.</w:t>
       </w:r>
     </w:p>
-    <w:p ns2:paraId="2AF03E3F" ns2:textId="77777777">
+    <w:p>
       <w:pPr>
         <w:spacing w:line="240" w:lineRule="auto"/>
         <w:contextualSpacing/>
@@ -6376,30 +6291,30 @@
           <w:color w:val="000000"/>
           <w:kern w:val="0"/>
           <w:lang w:eastAsia="es-PE"/>
-          <ns2:ligatures ns2:val="none"/>
-        </w:rPr>
-      </w:pPr>
-    </w:p>
-    <w:p ns2:paraId="5D90C1F7" ns2:textId="20C6A813">
-      <w:pPr>
-        <w:spacing w:after="0" w:line="240" w:lineRule="auto"/>
-        <w:jc w:val="both"/>
-        <w:rPr>
-          <w:rFonts w:ascii="Arial Narrow" w:eastAsia="Arial Narrow" w:hAnsi="Arial Narrow" w:cs="Arial Narrow"/>
-          <w:color w:val="000000"/>
-          <w:kern w:val="0"/>
-          <w:lang w:eastAsia="es-PE"/>
-          <ns2:ligatures ns2:val="none"/>
-        </w:rPr>
-      </w:pPr>
-      <w:r>
-        <w:rPr>
-          <w:rFonts w:ascii="Arial Narrow" w:eastAsia="Arial Narrow" w:hAnsi="Arial Narrow" w:cs="Arial Narrow"/>
-          <w:b/>
-          <w:color w:val="000000"/>
-          <w:kern w:val="0"/>
-          <w:lang w:eastAsia="es-PE"/>
-          <ns2:ligatures ns2:val="none"/>
+          <w14:ligatures w14:val="none"/>
+        </w:rPr>
+      </w:pPr>
+    </w:p>
+    <w:p>
+      <w:pPr>
+        <w:spacing w:after="0" w:line="240" w:lineRule="auto"/>
+        <w:jc w:val="both"/>
+        <w:rPr>
+          <w:rFonts w:ascii="Arial Narrow" w:eastAsia="Arial Narrow" w:hAnsi="Arial Narrow" w:cs="Arial Narrow"/>
+          <w:color w:val="000000"/>
+          <w:kern w:val="0"/>
+          <w:lang w:eastAsia="es-PE"/>
+          <w14:ligatures w14:val="none"/>
+        </w:rPr>
+      </w:pPr>
+      <w:r>
+        <w:rPr>
+          <w:rFonts w:ascii="Arial Narrow" w:eastAsia="Arial Narrow" w:hAnsi="Arial Narrow" w:cs="Arial Narrow"/>
+          <w:b/>
+          <w:color w:val="000000"/>
+          <w:kern w:val="0"/>
+          <w:lang w:eastAsia="es-PE"/>
+          <w14:ligatures w14:val="none"/>
         </w:rPr>
         <w:t xml:space="preserve">TERCERO: </w:t>
       </w:r>
@@ -6409,7 +6324,7 @@
           <w:color w:val="000000"/>
           <w:kern w:val="0"/>
           <w:lang w:eastAsia="es-PE"/>
-          <ns2:ligatures ns2:val="none"/>
+          <w14:ligatures w14:val="none"/>
         </w:rPr>
         <w:t xml:space="preserve">requerir a </w:t>
       </w:r>
@@ -6433,12 +6348,12 @@
           <w:color w:val="000000"/>
           <w:kern w:val="0"/>
           <w:lang w:eastAsia="es-PE"/>
-          <ns2:ligatures ns2:val="none"/>
+          <w14:ligatures w14:val="none"/>
         </w:rPr>
         <w:t>que cumplan con lo siguiente:</w:t>
       </w:r>
     </w:p>
-    <w:p ns2:paraId="156DFAB9" ns2:textId="77777777">
+    <w:p>
       <w:pPr>
         <w:spacing w:after="0" w:line="240" w:lineRule="auto"/>
         <w:jc w:val="both"/>
@@ -6447,11 +6362,11 @@
           <w:color w:val="000000"/>
           <w:kern w:val="0"/>
           <w:lang w:eastAsia="es-PE"/>
-          <ns2:ligatures ns2:val="none"/>
-        </w:rPr>
-      </w:pPr>
-    </w:p>
-    <w:p ns2:paraId="37384474" ns2:textId="77777777">
+          <w14:ligatures w14:val="none"/>
+        </w:rPr>
+      </w:pPr>
+    </w:p>
+    <w:p>
       <w:pPr>
         <w:numPr>
           <w:ilvl w:val="0"/>
@@ -6465,21 +6380,21 @@
           <w:color w:val="000000"/>
           <w:kern w:val="0"/>
           <w:lang w:eastAsia="es-PE"/>
-          <ns2:ligatures ns2:val="none"/>
-        </w:rPr>
-      </w:pPr>
-      <w:r>
-        <w:rPr>
-          <w:rFonts w:ascii="Arial Narrow" w:eastAsia="Arial Narrow" w:hAnsi="Arial Narrow" w:cs="Arial Narrow"/>
-          <w:color w:val="000000"/>
-          <w:kern w:val="0"/>
-          <w:lang w:eastAsia="es-PE"/>
-          <ns2:ligatures ns2:val="none"/>
+          <w14:ligatures w14:val="none"/>
+        </w:rPr>
+      </w:pPr>
+      <w:r>
+        <w:rPr>
+          <w:rFonts w:ascii="Arial Narrow" w:eastAsia="Arial Narrow" w:hAnsi="Arial Narrow" w:cs="Arial Narrow"/>
+          <w:color w:val="000000"/>
+          <w:kern w:val="0"/>
+          <w:lang w:eastAsia="es-PE"/>
+          <w14:ligatures w14:val="none"/>
         </w:rPr>
         <w:t>presentar documentos que acrediten su inscripción en los Registros Públicos o una declaración jurada que indique que cuenta con dicha inscripción;</w:t>
       </w:r>
     </w:p>
-    <w:p ns2:paraId="04A6E74B" ns2:textId="77777777">
+    <w:p>
       <w:pPr>
         <w:numPr>
           <w:ilvl w:val="0"/>
@@ -6493,21 +6408,21 @@
           <w:color w:val="000000"/>
           <w:kern w:val="0"/>
           <w:lang w:eastAsia="es-PE"/>
-          <ns2:ligatures ns2:val="none"/>
-        </w:rPr>
-      </w:pPr>
-      <w:r>
-        <w:rPr>
-          <w:rFonts w:ascii="Arial Narrow" w:eastAsia="Arial Narrow" w:hAnsi="Arial Narrow" w:cs="Arial Narrow"/>
-          <w:color w:val="000000"/>
-          <w:kern w:val="0"/>
-          <w:lang w:eastAsia="es-PE"/>
-          <ns2:ligatures ns2:val="none"/>
+          <w14:ligatures w14:val="none"/>
+        </w:rPr>
+      </w:pPr>
+      <w:r>
+        <w:rPr>
+          <w:rFonts w:ascii="Arial Narrow" w:eastAsia="Arial Narrow" w:hAnsi="Arial Narrow" w:cs="Arial Narrow"/>
+          <w:color w:val="000000"/>
+          <w:kern w:val="0"/>
+          <w:lang w:eastAsia="es-PE"/>
+          <w14:ligatures w14:val="none"/>
         </w:rPr>
         <w:t>presentar copia simple de las facultades de representación de su representante legal en el presente procedimiento o la declaración jurada que indique que cuenta con dichas facultades y que estas se encuentran vigentes;</w:t>
       </w:r>
     </w:p>
-    <w:p ns2:paraId="1203D0DC" ns2:textId="77777777">
+    <w:p>
       <w:pPr>
         <w:numPr>
           <w:ilvl w:val="0"/>
@@ -6521,21 +6436,21 @@
           <w:color w:val="000000"/>
           <w:kern w:val="0"/>
           <w:lang w:eastAsia="es-PE"/>
-          <ns2:ligatures ns2:val="none"/>
-        </w:rPr>
-      </w:pPr>
-      <w:r>
-        <w:rPr>
-          <w:rFonts w:ascii="Arial Narrow" w:eastAsia="Arial Narrow" w:hAnsi="Arial Narrow" w:cs="Arial Narrow"/>
-          <w:color w:val="000000"/>
-          <w:kern w:val="0"/>
-          <w:lang w:eastAsia="es-PE"/>
-          <ns2:ligatures ns2:val="none"/>
+          <w14:ligatures w14:val="none"/>
+        </w:rPr>
+      </w:pPr>
+      <w:r>
+        <w:rPr>
+          <w:rFonts w:ascii="Arial Narrow" w:eastAsia="Arial Narrow" w:hAnsi="Arial Narrow" w:cs="Arial Narrow"/>
+          <w:color w:val="000000"/>
+          <w:kern w:val="0"/>
+          <w:lang w:eastAsia="es-PE"/>
+          <w14:ligatures w14:val="none"/>
         </w:rPr>
         <w:t>consignar el Número de Registro Único de Contribuyentes (RUC); y,</w:t>
       </w:r>
     </w:p>
-    <w:p ns2:paraId="37704CA2" ns2:textId="77777777">
+    <w:p>
       <w:pPr>
         <w:numPr>
           <w:ilvl w:val="0"/>
@@ -6547,16 +6462,16 @@
         <w:rPr>
           <w:rFonts w:ascii="Arial Narrow" w:eastAsia="Calibri" w:hAnsi="Arial Narrow" w:cs="Arial"/>
           <w:kern w:val="0"/>
-          <ns2:ligatures ns2:val="none"/>
-        </w:rPr>
-      </w:pPr>
-      <w:r>
-        <w:rPr>
-          <w:rFonts w:ascii="Arial Narrow" w:eastAsia="Arial Narrow" w:hAnsi="Arial Narrow" w:cs="Arial Narrow"/>
-          <w:color w:val="000000"/>
-          <w:kern w:val="0"/>
-          <w:lang w:eastAsia="es-PE"/>
-          <ns2:ligatures ns2:val="none"/>
+          <w14:ligatures w14:val="none"/>
+        </w:rPr>
+      </w:pPr>
+      <w:r>
+        <w:rPr>
+          <w:rFonts w:ascii="Arial Narrow" w:eastAsia="Arial Narrow" w:hAnsi="Arial Narrow" w:cs="Arial Narrow"/>
+          <w:color w:val="000000"/>
+          <w:kern w:val="0"/>
+          <w:lang w:eastAsia="es-PE"/>
+          <w14:ligatures w14:val="none"/>
         </w:rPr>
         <w:t>fijar domicilio procesal para el procedimiento, de conformidad con el numeral 1 del artículo 442</w:t>
       </w:r>
@@ -6566,7 +6481,7 @@
           <w:color w:val="000000"/>
           <w:kern w:val="0"/>
           <w:lang w:eastAsia="es-PE"/>
-          <ns2:ligatures ns2:val="none"/>
+          <w14:ligatures w14:val="none"/>
         </w:rPr>
         <w:t/>
       </w:r>
@@ -6576,7 +6491,7 @@
           <w:color w:val="000000"/>
           <w:kern w:val="0"/>
           <w:lang w:eastAsia="es-PE"/>
-          <ns2:ligatures ns2:val="none"/>
+          <w14:ligatures w14:val="none"/>
         </w:rPr>
         <w:t xml:space="preserve"> del Código Procesal Civil. </w:t>
       </w:r>
@@ -6584,7 +6499,7 @@
         <w:rPr>
           <w:rFonts w:ascii="Arial Narrow" w:eastAsia="Calibri" w:hAnsi="Arial Narrow" w:cs="Arial"/>
           <w:kern w:val="0"/>
-          <ns2:ligatures ns2:val="none"/>
+          <w14:ligatures w14:val="none"/>
         </w:rPr>
         <w:t>Para ello podrá señalar domicilio físico o una dirección electrónica a la que pueda remitirse las notificaciones</w:t>
       </w:r>
@@ -6593,12 +6508,12 @@
           <w:rFonts w:ascii="Arial Narrow" w:eastAsia="Arial" w:hAnsi="Arial Narrow" w:cs="Arial"/>
           <w:kern w:val="0"/>
           <w:lang w:val="es"/>
-          <ns2:ligatures ns2:val="none"/>
+          <w14:ligatures w14:val="none"/>
         </w:rPr>
         <w:t>;</w:t>
       </w:r>
     </w:p>
-    <w:p ns2:paraId="6A38ABFB" ns2:textId="77777777">
+    <w:p>
       <w:pPr>
         <w:numPr>
           <w:ilvl w:val="0"/>
@@ -6610,14 +6525,14 @@
         <w:rPr>
           <w:rFonts w:ascii="Arial Narrow" w:eastAsia="Calibri" w:hAnsi="Arial Narrow" w:cs="Arial"/>
           <w:kern w:val="0"/>
-          <ns2:ligatures ns2:val="none"/>
+          <w14:ligatures w14:val="none"/>
         </w:rPr>
       </w:pPr>
       <w:r>
         <w:rPr>
           <w:rFonts w:ascii="Arial Narrow" w:eastAsia="Calibri" w:hAnsi="Arial Narrow" w:cs="Arial"/>
           <w:kern w:val="0"/>
-          <ns2:ligatures ns2:val="none"/>
+          <w14:ligatures w14:val="none"/>
         </w:rPr>
         <w:t xml:space="preserve">en caso califique como </w:t>
       </w:r>
@@ -6626,7 +6541,7 @@
         <w:rPr>
           <w:rFonts w:ascii="Arial Narrow" w:eastAsia="Calibri" w:hAnsi="Arial Narrow" w:cs="Arial"/>
           <w:kern w:val="0"/>
-          <ns2:ligatures ns2:val="none"/>
+          <w14:ligatures w14:val="none"/>
         </w:rPr>
         <w:t>micro empresa</w:t>
       </w:r>
@@ -6635,7 +6550,7 @@
         <w:rPr>
           <w:rFonts w:ascii="Arial Narrow" w:eastAsia="Calibri" w:hAnsi="Arial Narrow" w:cs="Arial"/>
           <w:kern w:val="0"/>
-          <ns2:ligatures ns2:val="none"/>
+          <w14:ligatures w14:val="none"/>
         </w:rPr>
         <w:t xml:space="preserve"> o pequeña empresa, presentar los documentos que acrediten su volumen de ventas o ingresos brutos percibidos el año anterior relativo a todas sus actividades económicas y el número de trabajadores con el que cuenta</w:t>
       </w:r>
@@ -6645,7 +6560,7 @@
           <w:rFonts w:ascii="Arial Narrow" w:eastAsia="Calibri" w:hAnsi="Arial Narrow" w:cs="Arial"/>
           <w:kern w:val="0"/>
           <w:vertAlign w:val="superscript"/>
-          <ns2:ligatures ns2:val="none"/>
+          <w14:ligatures w14:val="none"/>
         </w:rPr>
         <w:footnoteReference w:id="9"/>
       </w:r>
@@ -6653,7 +6568,7 @@
         <w:rPr>
           <w:rFonts w:ascii="Arial Narrow" w:eastAsia="Calibri" w:hAnsi="Arial Narrow" w:cs="Arial"/>
           <w:kern w:val="0"/>
-          <ns2:ligatures ns2:val="none"/>
+          <w14:ligatures w14:val="none"/>
         </w:rPr>
         <w:t>. Ello, a fin de que la Comisión pueda meritar dicha documentación, conforme lo establece el artículo 110</w:t>
       </w:r>
@@ -6663,7 +6578,7 @@
           <w:color w:val="000000"/>
           <w:kern w:val="0"/>
           <w:lang w:eastAsia="es-PE"/>
-          <ns2:ligatures ns2:val="none"/>
+          <w14:ligatures w14:val="none"/>
         </w:rPr>
         <w:t/>
       </w:r>
@@ -6671,7 +6586,7 @@
         <w:rPr>
           <w:rFonts w:ascii="Arial Narrow" w:eastAsia="Calibri" w:hAnsi="Arial Narrow" w:cs="Arial"/>
           <w:kern w:val="0"/>
-          <ns2:ligatures ns2:val="none"/>
+          <w14:ligatures w14:val="none"/>
         </w:rPr>
         <w:t xml:space="preserve"> del </w:t>
       </w:r>
@@ -6680,7 +6595,7 @@
           <w:rFonts w:ascii="Arial Narrow" w:eastAsia="Calibri" w:hAnsi="Arial Narrow" w:cs="Arial"/>
           <w:spacing w:val="-2"/>
           <w:kern w:val="0"/>
-          <ns2:ligatures ns2:val="none"/>
+          <w14:ligatures w14:val="none"/>
         </w:rPr>
         <w:t>Código</w:t>
       </w:r>
@@ -6691,7 +6606,7 @@
           <w:spacing w:val="-2"/>
           <w:kern w:val="0"/>
           <w:vertAlign w:val="superscript"/>
-          <ns2:ligatures ns2:val="none"/>
+          <w14:ligatures w14:val="none"/>
         </w:rPr>
         <w:footnoteReference w:id="10"/>
       </w:r>
@@ -6700,12 +6615,12 @@
           <w:rFonts w:ascii="Arial Narrow" w:eastAsia="Calibri" w:hAnsi="Arial Narrow" w:cs="Arial"/>
           <w:spacing w:val="-2"/>
           <w:kern w:val="0"/>
-          <ns2:ligatures ns2:val="none"/>
+          <w14:ligatures w14:val="none"/>
         </w:rPr>
         <w:t>.</w:t>
       </w:r>
     </w:p>
-    <w:p ns2:paraId="1B2AA0D1" ns2:textId="77777777">
+    <w:p>
       <w:pPr>
         <w:spacing w:after="0" w:line="240" w:lineRule="auto"/>
         <w:ind w:left="567"/>
@@ -6715,20 +6630,20 @@
           <w:color w:val="000000"/>
           <w:kern w:val="0"/>
           <w:lang w:eastAsia="es-PE"/>
-          <ns2:ligatures ns2:val="none"/>
-        </w:rPr>
-      </w:pPr>
-    </w:p>
-    <w:p>
-      <w:pPr>
-        <w:spacing w:after="0" w:line="240" w:lineRule="auto"/>
-        <w:jc w:val="both"/>
-        <w:rPr>
-          <w:rFonts w:ascii="Arial Narrow" w:eastAsia="Arial Narrow" w:hAnsi="Arial Narrow" w:cs="Arial Narrow"/>
-          <w:color w:val="000000"/>
-          <w:kern w:val="0"/>
-          <w:lang w:eastAsia="es-PE"/>
-          <ns2:ligatures ns2:val="none"/>
+          <w14:ligatures w14:val="none"/>
+        </w:rPr>
+      </w:pPr>
+    </w:p>
+    <w:p>
+      <w:pPr>
+        <w:spacing w:after="0" w:line="240" w:lineRule="auto"/>
+        <w:jc w:val="both"/>
+        <w:rPr>
+          <w:rFonts w:ascii="Arial Narrow" w:eastAsia="Arial Narrow" w:hAnsi="Arial Narrow" w:cs="Arial Narrow"/>
+          <w:color w:val="000000"/>
+          <w:kern w:val="0"/>
+          <w:lang w:eastAsia="es-PE"/>
+          <w14:ligatures w14:val="none"/>
         </w:rPr>
       </w:pPr>
       <w:r>
@@ -6747,42 +6662,82 @@
           <w:sz w:val="20"/>
           <w:szCs w:val="20"/>
         </w:rPr>
-        <w:t xml:space="preserve">correr traslado de la presente resolución a Chubb Perú S.A. Compañía de Seguros y Reaseguros y al Banco Internacional del Perú -Interbank S.A.A. para que, de conformidad con lo dispuesto por el artículo 26 de la Ley sobre Facultades, Normas y Organización del Indecopi, aprobada por Decreto Legislativo 807, presenten sus descargos sobre la imputación de cargos realizada en un plazo no mayor a cinco (5) días hábiles contado a partir del día siguiente de la notificación de la presente resolución, vencido el cual, el Secretario Técnico declarará en rebeldía a los denunciados que no lo hubieran presentado. Debe precisarse que de conformidad con lo establecido por el artículo 223 del Texto Único Ordenado de la Ley 27444, Ley del Procedimiento Administrativo General, las alegaciones y los hechos relevantes de la reclamación, salvo que hayan sido específicamente negadas en la contestación, se tendrán por aceptadas o merituadas como ciertas.</w:t>
-      </w:r>
-    </w:p>
-    <w:p ns2:paraId="2F1C55D7" ns2:textId="77777777">
-      <w:pPr>
-        <w:spacing w:after="0" w:line="240" w:lineRule="auto"/>
-        <w:jc w:val="both"/>
-        <w:rPr>
-          <w:rFonts w:ascii="Arial Narrow" w:eastAsia="Arial Narrow" w:hAnsi="Arial Narrow" w:cs="Arial Narrow"/>
-          <w:color w:val="000000"/>
-          <w:kern w:val="0"/>
-          <w:lang w:eastAsia="es-PE"/>
-          <ns2:ligatures ns2:val="none"/>
-        </w:rPr>
-      </w:pPr>
-    </w:p>
-    <w:p ns2:paraId="6D15F6EA" ns2:textId="77B7ED2C">
-      <w:pPr>
-        <w:spacing w:after="0" w:line="240" w:lineRule="auto"/>
-        <w:jc w:val="both"/>
-        <w:rPr>
-          <w:rFonts w:ascii="Arial Narrow" w:eastAsia="Times New Roman" w:hAnsi="Arial Narrow" w:cs="Arial"/>
-          <w:color w:val="000000"/>
-          <w:kern w:val="0"/>
+        <w:t xml:space="preserve">correr traslado de la presente resolución a Chubb Perú S.A. Compañía de Seguros y Reaseguros y al Banco Internacional del Perú -Interbank S.A.A. para que, de conformidad con lo dispuesto por el artículo 26 de la Ley sobre Facultades, Normas y Organización del Indecopi, aprobada por Decreto Legislativo 807</w:t>
+      </w:r>
+      <w:r>
+        <w:rPr>
+          <w:rStyle w:val="Refdenotaalpie"/>
+          <w:rFonts w:ascii="Arial Narrow" w:eastAsia="Times New Roman" w:hAnsi="Arial Narrow" w:cs="Times New Roman"/>
+          <w:color w:val="000000"/>
+          <w:kern w:val="0"/>
+          <w:vertAlign w:val="superscript"/>
           <w:lang w:val="es-ES" w:eastAsia="es-ES"/>
-          <ns2:ligatures ns2:val="none"/>
-        </w:rPr>
-      </w:pPr>
-      <w:r>
-        <w:rPr>
-          <w:rFonts w:ascii="Arial Narrow" w:eastAsia="Arial Narrow" w:hAnsi="Arial Narrow" w:cs="Arial Narrow"/>
-          <w:b/>
-          <w:color w:val="000000"/>
-          <w:kern w:val="0"/>
-          <w:lang w:eastAsia="es-PE"/>
-          <ns2:ligatures ns2:val="none"/>
+          <w14:ligatures w14:val="none"/>
+        </w:rPr>
+        <w:footnoteReference w:id="16"/>
+      </w:r>
+      <w:r>
+        <w:rPr>
+          <w:rFonts w:ascii="Arial Narrow" w:hAnsi="Arial Narrow" w:cs="Arial Narrow"/>
+          <w:sz w:val="20"/>
+          <w:szCs w:val="20"/>
+        </w:rPr>
+        <w:t xml:space="preserve">, presenten sus descargos sobre la imputación de cargos realizada en un plazo no mayor a cinco (5) días hábiles contado a partir del día siguiente de la notificación de la presente resolución, vencido el cual, el Secretario Técnico declarará en rebeldía a los denunciados que no lo hubieran presentado. Debe precisarse que de conformidad con lo establecido por el artículo 223 del Texto Único Ordenado de la Ley 27444, Ley del Procedimiento Administrativo General</w:t>
+      </w:r>
+      <w:r>
+        <w:rPr>
+          <w:rStyle w:val="Refdenotaalpie"/>
+          <w:rFonts w:ascii="Arial Narrow" w:eastAsia="Times New Roman" w:hAnsi="Arial Narrow" w:cs="Times New Roman"/>
+          <w:color w:val="000000"/>
+          <w:kern w:val="0"/>
+          <w:vertAlign w:val="superscript"/>
+          <w:lang w:val="es-ES" w:eastAsia="es-ES"/>
+          <w14:ligatures w14:val="none"/>
+        </w:rPr>
+        <w:footnoteReference w:id="17"/>
+      </w:r>
+      <w:r>
+        <w:rPr>
+          <w:rFonts w:ascii="Arial Narrow" w:hAnsi="Arial Narrow" w:cs="Arial Narrow"/>
+          <w:sz w:val="20"/>
+          <w:szCs w:val="20"/>
+        </w:rPr>
+        <w:t xml:space="preserve">, las alegaciones y los hechos relevantes de la reclamación, salvo que hayan sido específicamente negadas en la contestación, se tendrán por aceptadas o merituadas como ciertas.</w:t>
+      </w:r>
+    </w:p>
+    <w:p>
+      <w:pPr>
+        <w:spacing w:after="0" w:line="240" w:lineRule="auto"/>
+        <w:jc w:val="both"/>
+        <w:rPr>
+          <w:rFonts w:ascii="Arial Narrow" w:eastAsia="Arial Narrow" w:hAnsi="Arial Narrow" w:cs="Arial Narrow"/>
+          <w:color w:val="000000"/>
+          <w:kern w:val="0"/>
+          <w:lang w:eastAsia="es-PE"/>
+          <w14:ligatures w14:val="none"/>
+        </w:rPr>
+      </w:pPr>
+    </w:p>
+    <w:p>
+      <w:pPr>
+        <w:spacing w:after="0" w:line="240" w:lineRule="auto"/>
+        <w:jc w:val="both"/>
+        <w:rPr>
+          <w:rFonts w:ascii="Arial Narrow" w:eastAsia="Times New Roman" w:hAnsi="Arial Narrow" w:cs="Arial"/>
+          <w:color w:val="000000"/>
+          <w:kern w:val="0"/>
+          <w:lang w:val="es-ES" w:eastAsia="es-ES"/>
+          <w14:ligatures w14:val="none"/>
+        </w:rPr>
+      </w:pPr>
+      <w:r>
+        <w:rPr>
+          <w:rFonts w:ascii="Arial Narrow" w:eastAsia="Arial Narrow" w:hAnsi="Arial Narrow" w:cs="Arial Narrow"/>
+          <w:b/>
+          <w:color w:val="000000"/>
+          <w:kern w:val="0"/>
+          <w:lang w:eastAsia="es-PE"/>
+          <w14:ligatures w14:val="none"/>
         </w:rPr>
         <w:t xml:space="preserve">QUINTO: </w:t>
       </w:r>
@@ -6793,7 +6748,7 @@
           <w:color w:val="000000"/>
           <w:kern w:val="0"/>
           <w:lang w:eastAsia="es-ES"/>
-          <ns2:ligatures ns2:val="none"/>
+          <w14:ligatures w14:val="none"/>
         </w:rPr>
         <w:t xml:space="preserve">requerir </w:t>
       </w:r>
@@ -6803,7 +6758,7 @@
           <w:color w:val="000000"/>
           <w:kern w:val="0"/>
           <w:lang w:val="es-ES" w:eastAsia="es-ES"/>
-          <ns2:ligatures ns2:val="none"/>
+          <w14:ligatures w14:val="none"/>
         </w:rPr>
         <w:t xml:space="preserve">que, en un </w:t>
       </w:r>
@@ -6813,7 +6768,7 @@
           <w:color w:val="000000"/>
           <w:kern w:val="0"/>
           <w:lang w:eastAsia="es-ES"/>
-          <ns2:ligatures ns2:val="none"/>
+          <w14:ligatures w14:val="none"/>
         </w:rPr>
         <w:t>plazo no mayor de cinco (5) días hábiles contado a partir del día siguiente de la notificación de la presente resolución</w:t>
       </w:r>
@@ -6824,7 +6779,7 @@
           <w:color w:val="000000"/>
           <w:kern w:val="0"/>
           <w:lang w:eastAsia="es-ES"/>
-          <ns2:ligatures ns2:val="none"/>
+          <w14:ligatures w14:val="none"/>
         </w:rPr>
         <w:t xml:space="preserve">, </w:t>
       </w:r>
@@ -6842,7 +6797,7 @@
           <w:color w:val="000000"/>
           <w:kern w:val="0"/>
           <w:lang w:eastAsia="es-ES"/>
-          <ns2:ligatures ns2:val="none"/>
+          <w14:ligatures w14:val="none"/>
         </w:rPr>
         <w:t xml:space="preserve">, </w:t>
       </w:r>
@@ -6853,7 +6808,7 @@
           <w:color w:val="000000"/>
           <w:kern w:val="0"/>
           <w:lang w:val="es-ES" w:eastAsia="es-ES"/>
-          <ns2:ligatures ns2:val="none"/>
+          <w14:ligatures w14:val="none"/>
         </w:rPr>
         <w:t xml:space="preserve">cumpla con: </w:t>
       </w:r>
@@ -6863,7 +6818,7 @@
           <w:color w:val="000000"/>
           <w:kern w:val="0"/>
           <w:lang w:val="es-ES" w:eastAsia="es-ES"/>
-          <ns2:ligatures ns2:val="none"/>
+          <w14:ligatures w14:val="none"/>
         </w:rPr>
         <w:t xml:space="preserve">(i) presentar una copia debidamente suscrita de la Póliza </w:t>
       </w:r>
@@ -6874,7 +6829,7 @@
           <w:color w:val="000000"/>
           <w:kern w:val="0"/>
           <w:lang w:val="es-ES" w:eastAsia="es-ES"/>
-          <ns2:ligatures ns2:val="none"/>
+          <w14:ligatures w14:val="none"/>
         </w:rPr>
         <w:t/>
       </w:r>
@@ -6885,7 +6840,7 @@
           <w:color w:val="000000"/>
           <w:kern w:val="0"/>
           <w:lang w:val="es-ES" w:eastAsia="es-ES"/>
-          <ns2:ligatures ns2:val="none"/>
+          <w14:ligatures w14:val="none"/>
         </w:rPr>
         <w:t xml:space="preserve"> 31-166656; y, (</w:t>
       </w:r>
@@ -6896,7 +6851,7 @@
           <w:color w:val="000000"/>
           <w:kern w:val="0"/>
           <w:lang w:val="es-ES" w:eastAsia="es-ES"/>
-          <ns2:ligatures ns2:val="none"/>
+          <w14:ligatures w14:val="none"/>
         </w:rPr>
         <w:t>ii</w:t>
       </w:r>
@@ -6907,7 +6862,7 @@
           <w:color w:val="000000"/>
           <w:kern w:val="0"/>
           <w:lang w:val="es-ES" w:eastAsia="es-ES"/>
-          <ns2:ligatures ns2:val="none"/>
+          <w14:ligatures w14:val="none"/>
         </w:rPr>
         <w:t>) presentar los medios probatorios que desvirtúen los hechos denunciados</w:t>
       </w:r>
@@ -6917,12 +6872,12 @@
           <w:color w:val="000000"/>
           <w:kern w:val="0"/>
           <w:lang w:val="es-ES" w:eastAsia="es-ES"/>
-          <ns2:ligatures ns2:val="none"/>
+          <w14:ligatures w14:val="none"/>
         </w:rPr>
         <w:t>.</w:t>
       </w:r>
     </w:p>
-    <w:p ns2:paraId="7EAE58BA" ns2:textId="77777777">
+    <w:p>
       <w:pPr>
         <w:spacing w:after="0" w:line="240" w:lineRule="auto"/>
         <w:jc w:val="both"/>
@@ -6931,11 +6886,11 @@
           <w:color w:val="000000"/>
           <w:kern w:val="0"/>
           <w:lang w:val="es-ES" w:eastAsia="es-ES"/>
-          <ns2:ligatures ns2:val="none"/>
-        </w:rPr>
-      </w:pPr>
-    </w:p>
-    <w:p ns2:paraId="018EE32A" ns2:textId="3EA53423">
+          <w14:ligatures w14:val="none"/>
+        </w:rPr>
+      </w:pPr>
+    </w:p>
+    <w:p>
       <w:pPr>
         <w:spacing w:after="0" w:line="240" w:lineRule="auto"/>
         <w:jc w:val="both"/>
@@ -6944,17 +6899,17 @@
           <w:color w:val="000000"/>
           <w:kern w:val="0"/>
           <w:lang w:val="es-ES" w:eastAsia="es-ES"/>
-          <ns2:ligatures ns2:val="none"/>
-        </w:rPr>
-      </w:pPr>
-      <w:r>
-        <w:rPr>
-          <w:rFonts w:ascii="Arial Narrow" w:eastAsia="Arial Narrow" w:hAnsi="Arial Narrow" w:cs="Arial Narrow"/>
-          <w:b/>
-          <w:color w:val="000000"/>
-          <w:kern w:val="0"/>
-          <w:lang w:eastAsia="es-PE"/>
-          <ns2:ligatures ns2:val="none"/>
+          <w14:ligatures w14:val="none"/>
+        </w:rPr>
+      </w:pPr>
+      <w:r>
+        <w:rPr>
+          <w:rFonts w:ascii="Arial Narrow" w:eastAsia="Arial Narrow" w:hAnsi="Arial Narrow" w:cs="Arial Narrow"/>
+          <w:b/>
+          <w:color w:val="000000"/>
+          <w:kern w:val="0"/>
+          <w:lang w:eastAsia="es-PE"/>
+          <w14:ligatures w14:val="none"/>
         </w:rPr>
         <w:t xml:space="preserve">SEXTO: </w:t>
       </w:r>
@@ -6964,7 +6919,7 @@
           <w:color w:val="000000"/>
           <w:kern w:val="0"/>
           <w:lang w:eastAsia="es-ES"/>
-          <ns2:ligatures ns2:val="none"/>
+          <w14:ligatures w14:val="none"/>
         </w:rPr>
         <w:t xml:space="preserve">requerir </w:t>
       </w:r>
@@ -6974,7 +6929,7 @@
           <w:color w:val="000000"/>
           <w:kern w:val="0"/>
           <w:lang w:val="es-ES" w:eastAsia="es-ES"/>
-          <ns2:ligatures ns2:val="none"/>
+          <w14:ligatures w14:val="none"/>
         </w:rPr>
         <w:t xml:space="preserve">que, en un </w:t>
       </w:r>
@@ -6984,7 +6939,7 @@
           <w:color w:val="000000"/>
           <w:kern w:val="0"/>
           <w:lang w:eastAsia="es-ES"/>
-          <ns2:ligatures ns2:val="none"/>
+          <w14:ligatures w14:val="none"/>
         </w:rPr>
         <w:t xml:space="preserve">plazo no mayor de cinco (5) días hábiles contado a partir del día siguiente de la notificación de la presente resolución, </w:t>
       </w:r>
@@ -6995,7 +6950,7 @@
           <w:kern w:val="0"/>
           <w:shd w:val="clear" w:color="auto" w:fill="FFFFFF"/>
           <w:lang w:eastAsia="es-PE"/>
-          <ns2:ligatures ns2:val="none"/>
+          <w14:ligatures w14:val="none"/>
         </w:rPr>
         <w:t>Banco Internacional del Perú -Interbank S.A.A.</w:t>
       </w:r>
@@ -7005,7 +6960,7 @@
           <w:color w:val="000000"/>
           <w:kern w:val="0"/>
           <w:lang w:eastAsia="es-ES"/>
-          <ns2:ligatures ns2:val="none"/>
+          <w14:ligatures w14:val="none"/>
         </w:rPr>
         <w:t xml:space="preserve">, </w:t>
       </w:r>
@@ -7015,7 +6970,7 @@
           <w:color w:val="000000"/>
           <w:kern w:val="0"/>
           <w:lang w:val="es-ES" w:eastAsia="es-ES"/>
-          <ns2:ligatures ns2:val="none"/>
+          <w14:ligatures w14:val="none"/>
         </w:rPr>
         <w:t xml:space="preserve">cumpla con: </w:t>
       </w:r>
@@ -7025,7 +6980,7 @@
           <w:color w:val="000000"/>
           <w:kern w:val="0"/>
           <w:lang w:val="es-ES" w:eastAsia="es-ES"/>
-          <ns2:ligatures ns2:val="none"/>
+          <w14:ligatures w14:val="none"/>
         </w:rPr>
         <w:t xml:space="preserve">(i) </w:t>
       </w:r>
@@ -7035,7 +6990,7 @@
           <w:color w:val="000000"/>
           <w:kern w:val="0"/>
           <w:lang w:val="es-ES" w:eastAsia="es-ES"/>
-          <ns2:ligatures ns2:val="none"/>
+          <w14:ligatures w14:val="none"/>
         </w:rPr>
         <w:lastRenderedPageBreak/>
         <w:t>presentar una copia debidamente suscrita de la Póliza 31-166656 del Seguro de Accidentes Personales materia de denuncia; y, (</w:t>
@@ -7047,7 +7002,7 @@
           <w:color w:val="000000"/>
           <w:kern w:val="0"/>
           <w:lang w:val="es-ES" w:eastAsia="es-ES"/>
-          <ns2:ligatures ns2:val="none"/>
+          <w14:ligatures w14:val="none"/>
         </w:rPr>
         <w:t>ii</w:t>
       </w:r>
@@ -7058,7 +7013,7 @@
           <w:color w:val="000000"/>
           <w:kern w:val="0"/>
           <w:lang w:val="es-ES" w:eastAsia="es-ES"/>
-          <ns2:ligatures ns2:val="none"/>
+          <w14:ligatures w14:val="none"/>
         </w:rPr>
         <w:t>) presentar todas las comunicaciones cursadas con la parte denunciante en virtud de los hechos materia de denuncia</w:t>
       </w:r>
@@ -7068,12 +7023,12 @@
           <w:color w:val="000000"/>
           <w:kern w:val="0"/>
           <w:lang w:val="es-ES" w:eastAsia="es-ES"/>
-          <ns2:ligatures ns2:val="none"/>
+          <w14:ligatures w14:val="none"/>
         </w:rPr>
         <w:t>.</w:t>
       </w:r>
     </w:p>
-    <w:p ns2:paraId="61AD8504" ns2:textId="77777777">
+    <w:p>
       <w:pPr>
         <w:spacing w:after="0" w:line="240" w:lineRule="auto"/>
         <w:jc w:val="both"/>
@@ -7083,30 +7038,30 @@
           <w:color w:val="000000"/>
           <w:kern w:val="0"/>
           <w:lang w:val="es-ES" w:eastAsia="es-PE"/>
-          <ns2:ligatures ns2:val="none"/>
-        </w:rPr>
-      </w:pPr>
-    </w:p>
-    <w:p ns2:paraId="58D4E496" ns2:textId="77777777">
-      <w:pPr>
-        <w:spacing w:after="0" w:line="240" w:lineRule="auto"/>
-        <w:jc w:val="both"/>
-        <w:rPr>
-          <w:rFonts w:ascii="Arial Narrow" w:eastAsia="Arial Narrow" w:hAnsi="Arial Narrow" w:cs="Arial Narrow"/>
-          <w:color w:val="000000"/>
-          <w:kern w:val="0"/>
-          <w:lang w:eastAsia="es-PE"/>
-          <ns2:ligatures ns2:val="none"/>
-        </w:rPr>
-      </w:pPr>
-      <w:r>
-        <w:rPr>
-          <w:rFonts w:ascii="Arial Narrow" w:eastAsia="Arial Narrow" w:hAnsi="Arial Narrow" w:cs="Arial Narrow"/>
-          <w:b/>
-          <w:color w:val="000000"/>
-          <w:kern w:val="0"/>
-          <w:lang w:eastAsia="es-PE"/>
-          <ns2:ligatures ns2:val="none"/>
+          <w14:ligatures w14:val="none"/>
+        </w:rPr>
+      </w:pPr>
+    </w:p>
+    <w:p>
+      <w:pPr>
+        <w:spacing w:after="0" w:line="240" w:lineRule="auto"/>
+        <w:jc w:val="both"/>
+        <w:rPr>
+          <w:rFonts w:ascii="Arial Narrow" w:eastAsia="Arial Narrow" w:hAnsi="Arial Narrow" w:cs="Arial Narrow"/>
+          <w:color w:val="000000"/>
+          <w:kern w:val="0"/>
+          <w:lang w:eastAsia="es-PE"/>
+          <w14:ligatures w14:val="none"/>
+        </w:rPr>
+      </w:pPr>
+      <w:r>
+        <w:rPr>
+          <w:rFonts w:ascii="Arial Narrow" w:eastAsia="Arial Narrow" w:hAnsi="Arial Narrow" w:cs="Arial Narrow"/>
+          <w:b/>
+          <w:color w:val="000000"/>
+          <w:kern w:val="0"/>
+          <w:lang w:eastAsia="es-PE"/>
+          <w14:ligatures w14:val="none"/>
         </w:rPr>
         <w:t>SÉTIMO:</w:t>
       </w:r>
@@ -7116,7 +7071,7 @@
           <w:color w:val="000000"/>
           <w:kern w:val="0"/>
           <w:lang w:eastAsia="es-PE"/>
-          <ns2:ligatures ns2:val="none"/>
+          <w14:ligatures w14:val="none"/>
         </w:rPr>
         <w:t xml:space="preserve"> </w:t>
       </w:r>
@@ -7127,7 +7082,7 @@
           <w:color w:val="000000"/>
           <w:kern w:val="0"/>
           <w:lang w:eastAsia="es-PE"/>
-          <ns2:ligatures ns2:val="none"/>
+          <w14:ligatures w14:val="none"/>
         </w:rPr>
         <w:t>informar a las partes que el artículo 110</w:t>
       </w:r>
@@ -7137,7 +7092,7 @@
           <w:color w:val="000000"/>
           <w:kern w:val="0"/>
           <w:lang w:eastAsia="es-PE"/>
-          <ns2:ligatures ns2:val="none"/>
+          <w14:ligatures w14:val="none"/>
         </w:rPr>
         <w:t/>
       </w:r>
@@ -7147,7 +7102,7 @@
           <w:color w:val="000000"/>
           <w:kern w:val="0"/>
           <w:lang w:eastAsia="es-PE"/>
-          <ns2:ligatures ns2:val="none"/>
+          <w14:ligatures w14:val="none"/>
         </w:rPr>
         <w:t xml:space="preserve"> de la Ley 29571, Código de Protección y Defensa del Consumidor</w:t>
       </w:r>
@@ -7159,7 +7114,7 @@
           <w:kern w:val="0"/>
           <w:vertAlign w:val="superscript"/>
           <w:lang w:eastAsia="es-PE"/>
-          <ns2:ligatures ns2:val="none"/>
+          <w14:ligatures w14:val="none"/>
         </w:rPr>
         <w:footnoteReference w:id="11"/>
       </w:r>
@@ -7169,7 +7124,7 @@
           <w:color w:val="000000"/>
           <w:kern w:val="0"/>
           <w:lang w:eastAsia="es-PE"/>
-          <ns2:ligatures ns2:val="none"/>
+          <w14:ligatures w14:val="none"/>
         </w:rPr>
         <w:t>, faculta a la Comisión a calificar las infracciones de la referida norma como leves, graves o muy graves e imponer sanciones que van desde una amonestación hasta una multa por un máximo de 450 Unidades Impositivas Tributarias, sin perjuicio de las medidas correctivas, reparadoras y complementarias, que puedan ordenarse de acuerdo a lo estipulado en los artículos 114</w:t>
       </w:r>
@@ -7179,7 +7134,7 @@
           <w:color w:val="000000"/>
           <w:kern w:val="0"/>
           <w:lang w:eastAsia="es-PE"/>
-          <ns2:ligatures ns2:val="none"/>
+          <w14:ligatures w14:val="none"/>
         </w:rPr>
         <w:t/>
       </w:r>
@@ -7189,7 +7144,7 @@
           <w:color w:val="000000"/>
           <w:kern w:val="0"/>
           <w:lang w:eastAsia="es-PE"/>
-          <ns2:ligatures ns2:val="none"/>
+          <w14:ligatures w14:val="none"/>
         </w:rPr>
         <w:t>, 115</w:t>
       </w:r>
@@ -7199,7 +7154,7 @@
           <w:color w:val="000000"/>
           <w:kern w:val="0"/>
           <w:lang w:eastAsia="es-PE"/>
-          <ns2:ligatures ns2:val="none"/>
+          <w14:ligatures w14:val="none"/>
         </w:rPr>
         <w:t/>
       </w:r>
@@ -7209,7 +7164,7 @@
           <w:color w:val="000000"/>
           <w:kern w:val="0"/>
           <w:lang w:eastAsia="es-PE"/>
-          <ns2:ligatures ns2:val="none"/>
+          <w14:ligatures w14:val="none"/>
         </w:rPr>
         <w:t xml:space="preserve"> y 116</w:t>
       </w:r>
@@ -7219,7 +7174,7 @@
           <w:color w:val="000000"/>
           <w:kern w:val="0"/>
           <w:lang w:eastAsia="es-PE"/>
-          <ns2:ligatures ns2:val="none"/>
+          <w14:ligatures w14:val="none"/>
         </w:rPr>
         <w:t/>
       </w:r>
@@ -7229,7 +7184,7 @@
           <w:color w:val="000000"/>
           <w:kern w:val="0"/>
           <w:lang w:eastAsia="es-PE"/>
-          <ns2:ligatures ns2:val="none"/>
+          <w14:ligatures w14:val="none"/>
         </w:rPr>
         <w:t xml:space="preserve"> de la referida norma</w:t>
       </w:r>
@@ -7241,7 +7196,7 @@
           <w:kern w:val="0"/>
           <w:vertAlign w:val="superscript"/>
           <w:lang w:eastAsia="es-PE"/>
-          <ns2:ligatures ns2:val="none"/>
+          <w14:ligatures w14:val="none"/>
         </w:rPr>
         <w:footnoteReference w:id="12"/>
       </w:r>
@@ -7251,7 +7206,7 @@
           <w:color w:val="000000"/>
           <w:kern w:val="0"/>
           <w:lang w:eastAsia="es-PE"/>
-          <ns2:ligatures ns2:val="none"/>
+          <w14:ligatures w14:val="none"/>
         </w:rPr>
         <w:t xml:space="preserve">. </w:t>
       </w:r>
@@ -7262,7 +7217,7 @@
           <w:color w:val="000000"/>
           <w:kern w:val="0"/>
           <w:lang w:eastAsia="es-PE"/>
-          <ns2:ligatures ns2:val="none"/>
+          <w14:ligatures w14:val="none"/>
         </w:rPr>
         <w:lastRenderedPageBreak/>
         <w:t>Asimismo, se consideran circunstancias atenuantes para la graduación de la sanción, el allanamiento de la denuncia o el reconocimiento de las pretensiones en ella contenidas, de acuerdo con el artículo 112</w:t>
@@ -7273,7 +7228,7 @@
           <w:color w:val="000000"/>
           <w:kern w:val="0"/>
           <w:lang w:eastAsia="es-PE"/>
-          <ns2:ligatures ns2:val="none"/>
+          <w14:ligatures w14:val="none"/>
         </w:rPr>
         <w:t/>
       </w:r>
@@ -7283,7 +7238,7 @@
           <w:color w:val="000000"/>
           <w:kern w:val="0"/>
           <w:lang w:eastAsia="es-PE"/>
-          <ns2:ligatures ns2:val="none"/>
+          <w14:ligatures w14:val="none"/>
         </w:rPr>
         <w:t xml:space="preserve"> del Código</w:t>
       </w:r>
@@ -7295,7 +7250,7 @@
           <w:kern w:val="0"/>
           <w:vertAlign w:val="superscript"/>
           <w:lang w:eastAsia="es-PE"/>
-          <ns2:ligatures ns2:val="none"/>
+          <w14:ligatures w14:val="none"/>
         </w:rPr>
         <w:footnoteReference w:id="13"/>
       </w:r>
@@ -7305,12 +7260,12 @@
           <w:color w:val="000000"/>
           <w:kern w:val="0"/>
           <w:lang w:eastAsia="es-PE"/>
-          <ns2:ligatures ns2:val="none"/>
+          <w14:ligatures w14:val="none"/>
         </w:rPr>
         <w:t>.</w:t>
       </w:r>
     </w:p>
-    <w:p ns2:paraId="7A5236A4" ns2:textId="77777777">
+    <w:p>
       <w:pPr>
         <w:shd w:val="clear" w:color="auto" w:fill="FFFFFF"/>
         <w:spacing w:after="0" w:line="240" w:lineRule="auto"/>
@@ -7321,11 +7276,11 @@
           <w:color w:val="000000"/>
           <w:kern w:val="0"/>
           <w:lang w:eastAsia="es-PE"/>
-          <ns2:ligatures ns2:val="none"/>
-        </w:rPr>
-      </w:pPr>
-    </w:p>
-    <w:p ns2:paraId="3F071DDA" ns2:textId="77777777">
+          <w14:ligatures w14:val="none"/>
+        </w:rPr>
+      </w:pPr>
+    </w:p>
+    <w:p>
       <w:pPr>
         <w:shd w:val="clear" w:color="auto" w:fill="FFFFFF"/>
         <w:spacing w:after="0" w:line="240" w:lineRule="auto"/>
@@ -7335,7 +7290,7 @@
           <w:color w:val="000000"/>
           <w:kern w:val="0"/>
           <w:lang w:eastAsia="es-PE"/>
-          <ns2:ligatures ns2:val="none"/>
+          <w14:ligatures w14:val="none"/>
         </w:rPr>
       </w:pPr>
       <w:r>
@@ -7344,7 +7299,7 @@
           <w:b/>
           <w:bCs/>
           <w:kern w:val="0"/>
-          <ns2:ligatures ns2:val="none"/>
+          <w14:ligatures w14:val="none"/>
         </w:rPr>
         <w:t>OCTAVO</w:t>
       </w:r>
@@ -7355,7 +7310,7 @@
           <w:color w:val="000000"/>
           <w:kern w:val="0"/>
           <w:lang w:eastAsia="es-PE"/>
-          <ns2:ligatures ns2:val="none"/>
+          <w14:ligatures w14:val="none"/>
         </w:rPr>
         <w:t>:</w:t>
       </w:r>
@@ -7365,7 +7320,7 @@
           <w:color w:val="000000"/>
           <w:kern w:val="0"/>
           <w:lang w:eastAsia="es-PE"/>
-          <ns2:ligatures ns2:val="none"/>
+          <w14:ligatures w14:val="none"/>
         </w:rPr>
         <w:t xml:space="preserve"> informar a las partes que conforme a lo establecido en el artículo 39</w:t>
       </w:r>
@@ -7375,7 +7330,7 @@
           <w:color w:val="000000"/>
           <w:kern w:val="0"/>
           <w:lang w:eastAsia="es-PE"/>
-          <ns2:ligatures ns2:val="none"/>
+          <w14:ligatures w14:val="none"/>
         </w:rPr>
         <w:t/>
       </w:r>
@@ -7385,12 +7340,12 @@
           <w:color w:val="000000"/>
           <w:kern w:val="0"/>
           <w:lang w:eastAsia="es-PE"/>
-          <ns2:ligatures ns2:val="none"/>
+          <w14:ligatures w14:val="none"/>
         </w:rPr>
         <w:t xml:space="preserve"> de la Ley sobre Facultades, Normas y Organización del Indecopi, aprobada por Decreto Legislativo 807, los gastos por los peritajes realizados, actuación de pruebas, inspecciones y otros derivados de la tramitación del proceso serán de cargo de la parte que solicita la prueba, salvo pacto en contrario. En todos los casos, la resolución final determinará si los gastos deben ser asumidos por alguna de las partes, o reembolsados a la otra parte o al Indecopi, según sea el caso, de manera adicional a la sanción que haya podido imponerse. </w:t>
       </w:r>
     </w:p>
-    <w:p ns2:paraId="0F10F9CF" ns2:textId="77777777">
+    <w:p>
       <w:pPr>
         <w:shd w:val="clear" w:color="auto" w:fill="FFFFFF"/>
         <w:spacing w:after="0" w:line="240" w:lineRule="auto"/>
@@ -7400,11 +7355,11 @@
           <w:color w:val="000000"/>
           <w:kern w:val="0"/>
           <w:lang w:eastAsia="es-PE"/>
-          <ns2:ligatures ns2:val="none"/>
-        </w:rPr>
-      </w:pPr>
-    </w:p>
-    <w:p ns2:paraId="194C23DD" ns2:textId="77777777">
+          <w14:ligatures w14:val="none"/>
+        </w:rPr>
+      </w:pPr>
+    </w:p>
+    <w:p>
       <w:pPr>
         <w:suppressAutoHyphens/>
         <w:spacing w:after="0" w:line="240" w:lineRule="auto"/>
@@ -7413,7 +7368,7 @@
           <w:rFonts w:ascii="Arial Narrow" w:eastAsia="Calibri" w:hAnsi="Arial Narrow" w:cs="Arial"/>
           <w:kern w:val="0"/>
           <w:u w:val="single"/>
-          <ns2:ligatures ns2:val="none"/>
+          <w14:ligatures w14:val="none"/>
         </w:rPr>
       </w:pPr>
       <w:r>
@@ -7423,7 +7378,7 @@
           <w:color w:val="000000"/>
           <w:kern w:val="0"/>
           <w:lang w:eastAsia="es-PE"/>
-          <ns2:ligatures ns2:val="none"/>
+          <w14:ligatures w14:val="none"/>
         </w:rPr>
         <w:t>NOVENO</w:t>
       </w:r>
@@ -7432,7 +7387,7 @@
           <w:rFonts w:ascii="Arial Narrow" w:eastAsia="Calibri" w:hAnsi="Arial Narrow" w:cs="Arial"/>
           <w:b/>
           <w:kern w:val="0"/>
-          <ns2:ligatures ns2:val="none"/>
+          <w14:ligatures w14:val="none"/>
         </w:rPr>
         <w:t>:</w:t>
       </w:r>
@@ -7440,7 +7395,7 @@
         <w:rPr>
           <w:rFonts w:ascii="Arial Narrow" w:eastAsia="Calibri" w:hAnsi="Arial Narrow" w:cs="Arial"/>
           <w:kern w:val="0"/>
-          <ns2:ligatures ns2:val="none"/>
+          <w14:ligatures w14:val="none"/>
         </w:rPr>
         <w:t xml:space="preserve"> comunicar a las partes que, </w:t>
       </w:r>
@@ -7449,7 +7404,7 @@
         <w:rPr>
           <w:rFonts w:ascii="Arial Narrow" w:eastAsia="Calibri" w:hAnsi="Arial Narrow" w:cs="Arial"/>
           <w:kern w:val="0"/>
-          <ns2:ligatures ns2:val="none"/>
+          <w14:ligatures w14:val="none"/>
         </w:rPr>
         <w:t>de acuerdo a</w:t>
       </w:r>
@@ -7458,7 +7413,7 @@
         <w:rPr>
           <w:rFonts w:ascii="Arial Narrow" w:eastAsia="Calibri" w:hAnsi="Arial Narrow" w:cs="Arial"/>
           <w:kern w:val="0"/>
-          <ns2:ligatures ns2:val="none"/>
+          <w14:ligatures w14:val="none"/>
         </w:rPr>
         <w:t xml:space="preserve"> lo señalado por el artículo 29</w:t>
       </w:r>
@@ -7468,7 +7423,7 @@
           <w:color w:val="000000"/>
           <w:kern w:val="0"/>
           <w:lang w:eastAsia="es-PE"/>
-          <ns2:ligatures ns2:val="none"/>
+          <w14:ligatures w14:val="none"/>
         </w:rPr>
         <w:t/>
       </w:r>
@@ -7476,7 +7431,7 @@
         <w:rPr>
           <w:rFonts w:ascii="Arial Narrow" w:eastAsia="Calibri" w:hAnsi="Arial Narrow" w:cs="Arial"/>
           <w:kern w:val="0"/>
-          <ns2:ligatures ns2:val="none"/>
+          <w14:ligatures w14:val="none"/>
         </w:rPr>
         <w:t xml:space="preserve"> del Decreto Legislativo 807</w:t>
       </w:r>
@@ -7486,7 +7441,7 @@
           <w:rFonts w:ascii="Arial Narrow" w:eastAsia="Calibri" w:hAnsi="Arial Narrow" w:cs="Arial"/>
           <w:kern w:val="0"/>
           <w:vertAlign w:val="superscript"/>
-          <ns2:ligatures ns2:val="none"/>
+          <w14:ligatures w14:val="none"/>
         </w:rPr>
         <w:footnoteReference w:id="14"/>
       </w:r>
@@ -7494,7 +7449,7 @@
         <w:rPr>
           <w:rFonts w:ascii="Arial Narrow" w:eastAsia="Calibri" w:hAnsi="Arial Narrow" w:cs="Arial"/>
           <w:kern w:val="0"/>
-          <ns2:ligatures ns2:val="none"/>
+          <w14:ligatures w14:val="none"/>
         </w:rPr>
         <w:t xml:space="preserve">, hasta antes de la emisión de la Resolución Final tienen la posibilidad de solicitar una audiencia de conciliación. En caso deleguen a favor de una tercera persona su actuación en la diligencia programada, esta deberá presentar un poder especial con firma legalizada ante Notario Público, donde conste </w:t>
       </w:r>
@@ -7503,7 +7458,7 @@
           <w:rFonts w:ascii="Arial Narrow" w:eastAsia="Calibri" w:hAnsi="Arial Narrow" w:cs="Arial"/>
           <w:kern w:val="0"/>
           <w:u w:val="single"/>
-          <ns2:ligatures ns2:val="none"/>
+          <w14:ligatures w14:val="none"/>
         </w:rPr>
         <w:t>expresamente su facultad para asistir y conciliar en su representación</w:t>
       </w:r>
@@ -7512,7 +7467,7 @@
           <w:rFonts w:ascii="Arial Narrow" w:eastAsia="Calibri" w:hAnsi="Arial Narrow" w:cs="Arial"/>
           <w:bCs/>
           <w:kern w:val="0"/>
-          <ns2:ligatures ns2:val="none"/>
+          <w14:ligatures w14:val="none"/>
         </w:rPr>
         <w:t>.</w:t>
       </w:r>
@@ -7522,7 +7477,7 @@
           <w:b/>
           <w:bCs/>
           <w:kern w:val="0"/>
-          <ns2:ligatures ns2:val="none"/>
+          <w14:ligatures w14:val="none"/>
         </w:rPr>
         <w:t xml:space="preserve"> </w:t>
       </w:r>
@@ -7531,12 +7486,12 @@
           <w:rFonts w:ascii="Arial Narrow" w:eastAsia="Calibri" w:hAnsi="Arial Narrow" w:cs="Arial"/>
           <w:kern w:val="0"/>
           <w:u w:val="single"/>
-          <ns2:ligatures ns2:val="none"/>
+          <w14:ligatures w14:val="none"/>
         </w:rPr>
         <w:t xml:space="preserve">Ello bajo apercibimiento de no realizar la audiencia de conciliación y levantar el acta de inasistencia correspondiente. </w:t>
       </w:r>
     </w:p>
-    <w:p ns2:paraId="19088877" ns2:textId="77777777">
+    <w:p>
       <w:pPr>
         <w:suppressAutoHyphens/>
         <w:spacing w:after="0" w:line="240" w:lineRule="auto"/>
@@ -7545,11 +7500,11 @@
           <w:rFonts w:ascii="Arial Narrow" w:eastAsia="Calibri" w:hAnsi="Arial Narrow" w:cs="Arial"/>
           <w:kern w:val="0"/>
           <w:u w:val="single"/>
-          <ns2:ligatures ns2:val="none"/>
-        </w:rPr>
-      </w:pPr>
-    </w:p>
-    <w:p ns2:paraId="7767F307" ns2:textId="77777777">
+          <w14:ligatures w14:val="none"/>
+        </w:rPr>
+      </w:pPr>
+    </w:p>
+    <w:p>
       <w:pPr>
         <w:suppressAutoHyphens/>
         <w:spacing w:after="0" w:line="240" w:lineRule="auto"/>
@@ -7566,7 +7521,7 @@
           <w:b/>
           <w:spacing w:val="-3"/>
           <w:kern w:val="0"/>
-          <ns2:ligatures ns2:val="none"/>
+          <w14:ligatures w14:val="none"/>
         </w:rPr>
         <w:t>DÉCIMO</w:t>
       </w:r>
@@ -7577,7 +7532,7 @@
           <w:color w:val="000000"/>
           <w:kern w:val="0"/>
           <w:lang w:eastAsia="es-PE"/>
-          <ns2:ligatures ns2:val="none"/>
+          <w14:ligatures w14:val="none"/>
         </w:rPr>
         <w:t>:</w:t>
       </w:r>
@@ -7587,7 +7542,7 @@
           <w:color w:val="000000"/>
           <w:kern w:val="0"/>
           <w:lang w:eastAsia="es-PE"/>
-          <ns2:ligatures ns2:val="none"/>
+          <w14:ligatures w14:val="none"/>
         </w:rPr>
         <w:t xml:space="preserve"> poner en conocimiento de las partes que, antes de la emisión de la Resolución Final, tienen la posibilidad de formular su desistimiento o presentar el acuerdo arribado mediante la conciliación, mediación, </w:t>
       </w:r>
@@ -7597,7 +7552,7 @@
           <w:color w:val="000000"/>
           <w:kern w:val="0"/>
           <w:lang w:eastAsia="es-PE"/>
-          <ns2:ligatures ns2:val="none"/>
+          <w14:ligatures w14:val="none"/>
         </w:rPr>
         <w:lastRenderedPageBreak/>
         <w:t>transacción o cualquier otro que, de forma indubitable, deje constancia que se ha solucionado la controversia materia de denuncia.</w:t>
@@ -7605,7 +7560,7 @@
       <w:bookmarkStart w:id="8" w:name="h.gjdgxs" w:colFirst="0" w:colLast="0"/>
       <w:bookmarkEnd w:id="8"/>
     </w:p>
-    <w:p ns2:paraId="69E33D6A" ns2:textId="77777777">
+    <w:p>
       <w:pPr>
         <w:suppressAutoHyphens/>
         <w:spacing w:after="0" w:line="240" w:lineRule="auto"/>
@@ -7615,11 +7570,11 @@
           <w:color w:val="000000"/>
           <w:kern w:val="0"/>
           <w:lang w:eastAsia="es-PE"/>
-          <ns2:ligatures ns2:val="none"/>
-        </w:rPr>
-      </w:pPr>
-    </w:p>
-    <w:p ns2:paraId="4DB7FEAC" ns2:textId="426A5D5D">
+          <w14:ligatures w14:val="none"/>
+        </w:rPr>
+      </w:pPr>
+    </w:p>
+    <w:p>
       <w:pPr>
         <w:suppressAutoHyphens/>
         <w:spacing w:after="0" w:line="240" w:lineRule="auto"/>
@@ -7642,7 +7597,7 @@
           <w:b/>
           <w:spacing w:val="-3"/>
           <w:kern w:val="0"/>
-          <ns2:ligatures ns2:val="none"/>
+          <w14:ligatures w14:val="none"/>
         </w:rPr>
         <w:t/>
       </w:r>
@@ -7652,7 +7607,7 @@
           <w:bCs/>
           <w:spacing w:val="-3"/>
           <w:kern w:val="0"/>
-          <ns2:ligatures ns2:val="none"/>
+          <w14:ligatures w14:val="none"/>
         </w:rPr>
         <w:t xml:space="preserve"/>
       </w:r>
@@ -7663,7 +7618,7 @@
           <w:kern w:val="0"/>
           <w:shd w:val="clear" w:color="auto" w:fill="FFFFFF"/>
           <w:lang w:eastAsia="es-PE"/>
-          <ns2:ligatures ns2:val="none"/>
+          <w14:ligatures w14:val="none"/>
         </w:rPr>
         <w:t xml:space="preserve"/>
       </w:r>
@@ -7674,7 +7629,7 @@
           <w:kern w:val="0"/>
           <w:shd w:val="clear" w:color="auto" w:fill="FFFFFF"/>
           <w:lang w:eastAsia="es-PE"/>
-          <ns2:ligatures ns2:val="none"/>
+          <w14:ligatures w14:val="none"/>
         </w:rPr>
         <w:t/>
       </w:r>
@@ -7685,7 +7640,7 @@
           <w:kern w:val="0"/>
           <w:shd w:val="clear" w:color="auto" w:fill="FFFFFF"/>
           <w:lang w:eastAsia="es-PE"/>
-          <ns2:ligatures ns2:val="none"/>
+          <w14:ligatures w14:val="none"/>
         </w:rPr>
         <w:t/>
       </w:r>
@@ -7696,7 +7651,7 @@
           <w:kern w:val="0"/>
           <w:shd w:val="clear" w:color="auto" w:fill="FFFFFF"/>
           <w:lang w:eastAsia="es-PE"/>
-          <ns2:ligatures ns2:val="none"/>
+          <w14:ligatures w14:val="none"/>
         </w:rPr>
         <w:t xml:space="preserve"/>
       </w:r>
@@ -7811,7 +7766,7 @@
           <w:color w:val="000000"/>
           <w:kern w:val="0"/>
           <w:lang w:eastAsia="es-PE"/>
-          <ns2:ligatures ns2:val="none"/>
+          <w14:ligatures w14:val="none"/>
         </w:rPr>
         <w:t/>
       </w:r>
@@ -7828,7 +7783,7 @@
           <w:color w:val="000000"/>
           <w:kern w:val="0"/>
           <w:lang w:eastAsia="es-PE"/>
-          <ns2:ligatures ns2:val="none"/>
+          <w14:ligatures w14:val="none"/>
         </w:rPr>
         <w:t/>
       </w:r>
@@ -7854,7 +7809,7 @@
         <w:t/>
       </w:r>
     </w:p>
-    <w:p ns2:paraId="26B1ED4B" ns2:textId="77777777">
+    <w:p>
       <w:pPr>
         <w:suppressAutoHyphens/>
         <w:spacing w:after="0" w:line="240" w:lineRule="auto"/>
@@ -7864,7 +7819,7 @@
         </w:rPr>
       </w:pPr>
     </w:p>
-    <w:p ns2:paraId="12E923CD" ns2:textId="6817F3A4">
+    <w:p>
       <w:pPr>
         <w:suppressAutoHyphens/>
         <w:spacing w:line="240" w:lineRule="auto"/>
@@ -7915,7 +7870,7 @@
         <w:t>efectúe el acuse de recibo mediante la confirmación de recepción de la notificación remitida por este despacho a su Casilla Electrónica, dentro de los cinco (5) primeros días hábiles siguientes a la fecha en que recibe la notificación.</w:t>
       </w:r>
     </w:p>
-    <w:p ns2:paraId="00B9B615" ns2:textId="77777777">
+    <w:p>
       <w:pPr>
         <w:suppressAutoHyphens/>
         <w:spacing w:after="0" w:line="240" w:lineRule="auto"/>
@@ -7926,11 +7881,11 @@
           <w:color w:val="000000"/>
           <w:kern w:val="0"/>
           <w:lang w:eastAsia="es-PE"/>
-          <ns2:ligatures ns2:val="none"/>
-        </w:rPr>
-      </w:pPr>
-    </w:p>
-    <w:p ns2:paraId="78633E44" ns2:textId="77777777">
+          <w14:ligatures w14:val="none"/>
+        </w:rPr>
+      </w:pPr>
+    </w:p>
+    <w:p>
       <w:pPr>
         <w:suppressAutoHyphens/>
         <w:spacing w:after="0" w:line="240" w:lineRule="auto"/>
@@ -7941,40 +7896,40 @@
           <w:color w:val="000000"/>
           <w:kern w:val="0"/>
           <w:lang w:eastAsia="es-PE"/>
-          <ns2:ligatures ns2:val="none"/>
+          <w14:ligatures w14:val="none"/>
         </w:rPr>
       </w:pPr>
     </w:p>
     <w:bookmarkEnd w:id="0"/>
-    <w:p ns2:paraId="6F8AFAC6" ns2:textId="77777777">
-      <w:pPr>
-        <w:spacing w:after="0" w:line="240" w:lineRule="auto"/>
-        <w:jc w:val="both"/>
-        <w:rPr>
-          <w:rFonts w:ascii="Arial Narrow" w:eastAsia="Arial Narrow" w:hAnsi="Arial Narrow" w:cs="Arial Narrow"/>
-          <w:b/>
-          <w:color w:val="000000"/>
-          <w:kern w:val="0"/>
-          <w:lang w:eastAsia="es-PE"/>
-          <ns2:ligatures ns2:val="none"/>
-        </w:rPr>
-      </w:pPr>
-    </w:p>
-    <w:p ns2:paraId="41C37225" ns2:textId="77777777">
-      <w:pPr>
-        <w:spacing w:after="0" w:line="240" w:lineRule="auto"/>
-        <w:jc w:val="both"/>
-        <w:rPr>
-          <w:rFonts w:ascii="Arial Narrow" w:eastAsia="Arial Narrow" w:hAnsi="Arial Narrow" w:cs="Arial Narrow"/>
-          <w:b/>
-          <w:color w:val="000000"/>
-          <w:kern w:val="0"/>
-          <w:lang w:eastAsia="es-PE"/>
-          <ns2:ligatures ns2:val="none"/>
-        </w:rPr>
-      </w:pPr>
-    </w:p>
-    <w:p ns2:paraId="01FED055" ns2:textId="77777777">
+    <w:p>
+      <w:pPr>
+        <w:spacing w:after="0" w:line="240" w:lineRule="auto"/>
+        <w:jc w:val="both"/>
+        <w:rPr>
+          <w:rFonts w:ascii="Arial Narrow" w:eastAsia="Arial Narrow" w:hAnsi="Arial Narrow" w:cs="Arial Narrow"/>
+          <w:b/>
+          <w:color w:val="000000"/>
+          <w:kern w:val="0"/>
+          <w:lang w:eastAsia="es-PE"/>
+          <w14:ligatures w14:val="none"/>
+        </w:rPr>
+      </w:pPr>
+    </w:p>
+    <w:p>
+      <w:pPr>
+        <w:spacing w:after="0" w:line="240" w:lineRule="auto"/>
+        <w:jc w:val="both"/>
+        <w:rPr>
+          <w:rFonts w:ascii="Arial Narrow" w:eastAsia="Arial Narrow" w:hAnsi="Arial Narrow" w:cs="Arial Narrow"/>
+          <w:b/>
+          <w:color w:val="000000"/>
+          <w:kern w:val="0"/>
+          <w:lang w:eastAsia="es-PE"/>
+          <w14:ligatures w14:val="none"/>
+        </w:rPr>
+      </w:pPr>
+    </w:p>
+    <w:p>
       <w:pPr>
         <w:shd w:val="clear" w:color="auto" w:fill="FFFFFF"/>
         <w:spacing w:after="0" w:line="240" w:lineRule="auto"/>
@@ -7985,7 +7940,7 @@
           <w:bCs/>
           <w:color w:val="000000"/>
           <w:kern w:val="0"/>
-          <ns2:ligatures ns2:val="none"/>
+          <w14:ligatures w14:val="none"/>
         </w:rPr>
       </w:pPr>
       <w:r>
@@ -7995,12 +7950,12 @@
           <w:bCs/>
           <w:color w:val="000000"/>
           <w:kern w:val="0"/>
-          <ns2:ligatures ns2:val="none"/>
+          <w14:ligatures w14:val="none"/>
         </w:rPr>
         <w:t xml:space="preserve">EVELING ROA QUISPE</w:t>
       </w:r>
     </w:p>
-    <w:p ns2:paraId="278B0D05" ns2:textId="77777777">
+    <w:p>
       <w:pPr>
         <w:shd w:val="clear" w:color="auto" w:fill="FFFFFF"/>
         <w:spacing w:after="0" w:line="240" w:lineRule="auto"/>
@@ -8011,7 +7966,7 @@
           <w:bCs/>
           <w:color w:val="000000"/>
           <w:kern w:val="0"/>
-          <ns2:ligatures ns2:val="none"/>
+          <w14:ligatures w14:val="none"/>
         </w:rPr>
       </w:pPr>
       <w:r>
@@ -8021,12 +7976,12 @@
           <w:bCs/>
           <w:color w:val="000000"/>
           <w:kern w:val="0"/>
-          <ns2:ligatures ns2:val="none"/>
+          <w14:ligatures w14:val="none"/>
         </w:rPr>
         <w:t>Secretaria Técnica</w:t>
       </w:r>
     </w:p>
-    <w:p ns2:paraId="1C7F3EE1" ns2:textId="77777777">
+    <w:p>
       <w:pPr>
         <w:shd w:val="clear" w:color="auto" w:fill="FFFFFF"/>
         <w:spacing w:after="0" w:line="240" w:lineRule="auto"/>
@@ -8035,7 +7990,7 @@
           <w:rFonts w:ascii="Arial Narrow" w:eastAsia="Calibri" w:hAnsi="Arial Narrow" w:cs="Times New Roman"/>
           <w:color w:val="000000"/>
           <w:kern w:val="0"/>
-          <ns2:ligatures ns2:val="none"/>
+          <w14:ligatures w14:val="none"/>
         </w:rPr>
       </w:pPr>
       <w:r>
@@ -8045,7 +8000,7 @@
           <w:bCs/>
           <w:color w:val="000000"/>
           <w:kern w:val="0"/>
-          <ns2:ligatures ns2:val="none"/>
+          <w14:ligatures w14:val="none"/>
         </w:rPr>
         <w:t>Comisión </w:t>
       </w:r>
@@ -8057,7 +8012,7 @@
           <w:color w:val="000000"/>
           <w:kern w:val="0"/>
           <w:shd w:val="clear" w:color="auto" w:fill="FFFFFF"/>
-          <ns2:ligatures ns2:val="none"/>
+          <w14:ligatures w14:val="none"/>
         </w:rPr>
         <w:t>de</w:t>
       </w:r>
@@ -8068,26 +8023,26 @@
           <w:bCs/>
           <w:color w:val="000000"/>
           <w:kern w:val="0"/>
-          <ns2:ligatures ns2:val="none"/>
+          <w14:ligatures w14:val="none"/>
         </w:rPr>
         <w:t> Protección al Consumidor 1</w:t>
       </w:r>
     </w:p>
-    <w:p ns2:paraId="589C01D9" ns2:textId="77777777">
-      <w:pPr>
-        <w:spacing w:after="0" w:line="240" w:lineRule="auto"/>
-        <w:jc w:val="both"/>
-        <w:rPr>
-          <w:rFonts w:ascii="Arial Narrow" w:eastAsia="Arial Narrow" w:hAnsi="Arial Narrow" w:cs="Arial Narrow"/>
-          <w:b/>
-          <w:color w:val="000000"/>
-          <w:kern w:val="0"/>
-          <w:lang w:eastAsia="es-PE"/>
-          <ns2:ligatures ns2:val="none"/>
-        </w:rPr>
-      </w:pPr>
-    </w:p>
-    <w:p ns2:paraId="73FFBFF0" ns2:textId="77777777">
+    <w:p>
+      <w:pPr>
+        <w:spacing w:after="0" w:line="240" w:lineRule="auto"/>
+        <w:jc w:val="both"/>
+        <w:rPr>
+          <w:rFonts w:ascii="Arial Narrow" w:eastAsia="Arial Narrow" w:hAnsi="Arial Narrow" w:cs="Arial Narrow"/>
+          <w:b/>
+          <w:color w:val="000000"/>
+          <w:kern w:val="0"/>
+          <w:lang w:eastAsia="es-PE"/>
+          <w14:ligatures w14:val="none"/>
+        </w:rPr>
+      </w:pPr>
+    </w:p>
+    <w:p>
       <w:pPr>
         <w:spacing w:after="0" w:line="240" w:lineRule="auto"/>
         <w:jc w:val="both"/>
@@ -8105,12 +8060,12 @@
           <w:sz w:val="16"/>
           <w:szCs w:val="16"/>
           <w:lang w:eastAsia="es-PE"/>
-          <ns2:ligatures ns2:val="none"/>
+          <w14:ligatures w14:val="none"/>
         </w:rPr>
         <w:t>LSM/JCQ</w:t>
       </w:r>
     </w:p>
-    <w:p ns2:paraId="68107EE2" ns2:textId="77777777">
+    <w:p>
       <w:pPr>
         <w:spacing w:line="240" w:lineRule="auto"/>
         <w:rPr>
@@ -8120,8 +8075,8 @@
       </w:pPr>
     </w:p>
     <w:sectPr>
-      <w:headerReference w:type="default" ns3:id="rId8"/>
-      <w:footerReference w:type="default" ns3:id="rId9"/>
+      <w:headerReference w:type="default" r:id="rId8"/>
+      <w:footerReference w:type="default" r:id="rId9"/>
       <w:pgSz w:w="11906" w:h="16838"/>
       <w:pgMar w:top="1417" w:right="1701" w:bottom="1417" w:left="1701" w:header="708" w:footer="708" w:gutter="0"/>
       <w:cols w:space="708"/>
@@ -8132,7 +8087,7 @@
 </file>
 
 <file path=word/endnotes.xml><?xml version="1.0" encoding="utf-8"?>
-<w:endnotes xmlns:wpc="http://schemas.microsoft.com/office/word/2010/wordprocessingCanvas" xmlns:cx="http://schemas.microsoft.com/office/drawing/2014/chartex" xmlns:cx1="http://schemas.microsoft.com/office/drawing/2015/9/8/chartex" xmlns:cx2="http://schemas.microsoft.com/office/drawing/2015/10/21/chartex" xmlns:cx3="http://schemas.microsoft.com/office/drawing/2016/5/9/chartex" xmlns:cx4="http://schemas.microsoft.com/office/drawing/2016/5/10/chartex" xmlns:cx5="http://schemas.microsoft.com/office/drawing/2016/5/11/chartex" xmlns:cx6="http://schemas.microsoft.com/office/drawing/2016/5/12/chartex" xmlns:cx7="http://schemas.microsoft.com/office/drawing/2016/5/13/chartex" xmlns:cx8="http://schemas.microsoft.com/office/drawing/2016/5/14/chartex" xmlns:mc="http://schemas.openxmlformats.org/markup-compatibility/2006" xmlns:aink="http://schemas.microsoft.com/office/drawing/2016/ink" xmlns:am3d="http://schemas.microsoft.com/office/drawing/2017/model3d" xmlns:o="urn:schemas-microsoft-com:office:office" xmlns:oel="http://schemas.microsoft.com/office/2019/extlst" xmlns:r="http://schemas.openxmlformats.org/officeDocument/2006/relationships" xmlns:m="http://schemas.openxmlformats.org/officeDocument/2006/math" xmlns:v="urn:schemas-microsoft-com:vml" xmlns:wp14="http://schemas.microsoft.com/office/word/2010/wordprocessingDrawing" xmlns:wp="http://schemas.openxmlformats.org/drawingml/2006/wordprocessingDrawing" xmlns:w10="urn:schemas-microsoft-com:office:word" xmlns:w="http://schemas.openxmlformats.org/wordprocessingml/2006/main" xmlns:w14="http://schemas.microsoft.com/office/word/2010/wordml" xmlns:w15="http://schemas.microsoft.com/office/word/2012/wordml" xmlns:w16cex="http://schemas.microsoft.com/office/word/2018/wordml/cex" xmlns:w16cid="http://schemas.microsoft.com/office/word/2016/wordml/cid" xmlns:w16="http://schemas.microsoft.com/office/word/2018/wordml" xmlns:w16du="http://schemas.microsoft.com/office/word/2023/wordml/word16du" xmlns:w16sdtdh="http://schemas.microsoft.com/office/word/2020/wordml/sdtdatahash" xmlns:w16sdtfl="http://schemas.microsoft.com/office/word/2024/wordml/sdtformatlock" xmlns:w16se="http://schemas.microsoft.com/office/word/2015/wordml/symex" xmlns:wpg="http://schemas.microsoft.com/office/word/2010/wordprocessingGroup" xmlns:wpi="http://schemas.microsoft.com/office/word/2010/wordprocessingInk" xmlns:wne="http://schemas.microsoft.com/office/word/2006/wordml" xmlns:wps="http://schemas.microsoft.com/office/word/2010/wordprocessingShape" mc:Ignorable="w14 w15 w16se w16cid w16 w16cex w16sdtdh w16sdtfl w16du wp14">
+<w:endnotes xmlns:mc="http://schemas.openxmlformats.org/markup-compatibility/2006" xmlns:r="http://schemas.openxmlformats.org/officeDocument/2006/relationships" xmlns:w="http://schemas.openxmlformats.org/wordprocessingml/2006/main" xmlns:w14="http://schemas.microsoft.com/office/word/2010/wordml" xmlns:w15="http://schemas.microsoft.com/office/word/2012/wordml" xmlns:w16="http://schemas.microsoft.com/office/word/2018/wordml" xmlns:w16cex="http://schemas.microsoft.com/office/word/2018/wordml/cex" xmlns:w16cid="http://schemas.microsoft.com/office/word/2016/wordml/cid" xmlns:w16du="http://schemas.microsoft.com/office/word/2023/wordml/word16du" xmlns:w16sdtdh="http://schemas.microsoft.com/office/word/2020/wordml/sdtdatahash" xmlns:w16se="http://schemas.microsoft.com/office/word/2015/wordml/symex" xmlns:wp14="http://schemas.microsoft.com/office/word/2010/wordprocessingDrawing" mc:Ignorable="w14 w15 w16se w16cid w16 w16cex w16sdtdh w16du wp14">
   <w:endnote w:type="separator" w:id="-1">
     <w:p>
       <w:pPr>
@@ -8157,7 +8112,7 @@
 </file>
 
 <file path=word/footer1.xml><?xml version="1.0" encoding="utf-8"?>
-<w:ftr xmlns:wpc="http://schemas.microsoft.com/office/word/2010/wordprocessingCanvas" xmlns:cx="http://schemas.microsoft.com/office/drawing/2014/chartex" xmlns:cx1="http://schemas.microsoft.com/office/drawing/2015/9/8/chartex" xmlns:cx2="http://schemas.microsoft.com/office/drawing/2015/10/21/chartex" xmlns:cx3="http://schemas.microsoft.com/office/drawing/2016/5/9/chartex" xmlns:cx4="http://schemas.microsoft.com/office/drawing/2016/5/10/chartex" xmlns:cx5="http://schemas.microsoft.com/office/drawing/2016/5/11/chartex" xmlns:cx6="http://schemas.microsoft.com/office/drawing/2016/5/12/chartex" xmlns:cx7="http://schemas.microsoft.com/office/drawing/2016/5/13/chartex" xmlns:cx8="http://schemas.microsoft.com/office/drawing/2016/5/14/chartex" xmlns:mc="http://schemas.openxmlformats.org/markup-compatibility/2006" xmlns:aink="http://schemas.microsoft.com/office/drawing/2016/ink" xmlns:am3d="http://schemas.microsoft.com/office/drawing/2017/model3d" xmlns:o="urn:schemas-microsoft-com:office:office" xmlns:oel="http://schemas.microsoft.com/office/2019/extlst" xmlns:r="http://schemas.openxmlformats.org/officeDocument/2006/relationships" xmlns:m="http://schemas.openxmlformats.org/officeDocument/2006/math" xmlns:v="urn:schemas-microsoft-com:vml" xmlns:wp14="http://schemas.microsoft.com/office/word/2010/wordprocessingDrawing" xmlns:wp="http://schemas.openxmlformats.org/drawingml/2006/wordprocessingDrawing" xmlns:w10="urn:schemas-microsoft-com:office:word" xmlns:w="http://schemas.openxmlformats.org/wordprocessingml/2006/main" xmlns:w14="http://schemas.microsoft.com/office/word/2010/wordml" xmlns:w15="http://schemas.microsoft.com/office/word/2012/wordml" xmlns:w16cex="http://schemas.microsoft.com/office/word/2018/wordml/cex" xmlns:w16cid="http://schemas.microsoft.com/office/word/2016/wordml/cid" xmlns:w16="http://schemas.microsoft.com/office/word/2018/wordml" xmlns:w16du="http://schemas.microsoft.com/office/word/2023/wordml/word16du" xmlns:w16sdtdh="http://schemas.microsoft.com/office/word/2020/wordml/sdtdatahash" xmlns:w16sdtfl="http://schemas.microsoft.com/office/word/2024/wordml/sdtformatlock" xmlns:w16se="http://schemas.microsoft.com/office/word/2015/wordml/symex" xmlns:wpg="http://schemas.microsoft.com/office/word/2010/wordprocessingGroup" xmlns:wpi="http://schemas.microsoft.com/office/word/2010/wordprocessingInk" xmlns:wne="http://schemas.microsoft.com/office/word/2006/wordml" xmlns:wps="http://schemas.microsoft.com/office/word/2010/wordprocessingShape" mc:Ignorable="w14 w15 w16se w16cid w16 w16cex w16sdtdh w16sdtfl w16du wp14">
+<w:ftr xmlns:mc="http://schemas.openxmlformats.org/markup-compatibility/2006" xmlns:r="http://schemas.openxmlformats.org/officeDocument/2006/relationships" xmlns:w="http://schemas.openxmlformats.org/wordprocessingml/2006/main" xmlns:w14="http://schemas.microsoft.com/office/word/2010/wordml" xmlns:w15="http://schemas.microsoft.com/office/word/2012/wordml" xmlns:w16="http://schemas.microsoft.com/office/word/2018/wordml" xmlns:w16cex="http://schemas.microsoft.com/office/word/2018/wordml/cex" xmlns:w16cid="http://schemas.microsoft.com/office/word/2016/wordml/cid" xmlns:w16du="http://schemas.microsoft.com/office/word/2023/wordml/word16du" xmlns:w16sdtdh="http://schemas.microsoft.com/office/word/2020/wordml/sdtdatahash" xmlns:w16se="http://schemas.microsoft.com/office/word/2015/wordml/symex" xmlns:wp14="http://schemas.microsoft.com/office/word/2010/wordprocessingDrawing" mc:Ignorable="w14 w15 w16se w16cid w16 w16cex w16sdtdh w16du wp14">
   <w:p>
     <w:pPr>
       <w:pBdr>
@@ -8236,7 +8191,7 @@
 </file>
 
 <file path=word/footnotes.xml><?xml version="1.0" encoding="utf-8"?>
-<w:footnotes xmlns:wpc="http://schemas.microsoft.com/office/word/2010/wordprocessingCanvas" xmlns:cx="http://schemas.microsoft.com/office/drawing/2014/chartex" xmlns:cx1="http://schemas.microsoft.com/office/drawing/2015/9/8/chartex" xmlns:cx2="http://schemas.microsoft.com/office/drawing/2015/10/21/chartex" xmlns:cx3="http://schemas.microsoft.com/office/drawing/2016/5/9/chartex" xmlns:cx4="http://schemas.microsoft.com/office/drawing/2016/5/10/chartex" xmlns:cx5="http://schemas.microsoft.com/office/drawing/2016/5/11/chartex" xmlns:cx6="http://schemas.microsoft.com/office/drawing/2016/5/12/chartex" xmlns:cx7="http://schemas.microsoft.com/office/drawing/2016/5/13/chartex" xmlns:cx8="http://schemas.microsoft.com/office/drawing/2016/5/14/chartex" xmlns:mc="http://schemas.openxmlformats.org/markup-compatibility/2006" xmlns:aink="http://schemas.microsoft.com/office/drawing/2016/ink" xmlns:am3d="http://schemas.microsoft.com/office/drawing/2017/model3d" xmlns:o="urn:schemas-microsoft-com:office:office" xmlns:oel="http://schemas.microsoft.com/office/2019/extlst" xmlns:r="http://schemas.openxmlformats.org/officeDocument/2006/relationships" xmlns:m="http://schemas.openxmlformats.org/officeDocument/2006/math" xmlns:v="urn:schemas-microsoft-com:vml" xmlns:wp14="http://schemas.microsoft.com/office/word/2010/wordprocessingDrawing" xmlns:wp="http://schemas.openxmlformats.org/drawingml/2006/wordprocessingDrawing" xmlns:w10="urn:schemas-microsoft-com:office:word" xmlns:w="http://schemas.openxmlformats.org/wordprocessingml/2006/main" xmlns:w14="http://schemas.microsoft.com/office/word/2010/wordml" xmlns:w15="http://schemas.microsoft.com/office/word/2012/wordml" xmlns:w16cex="http://schemas.microsoft.com/office/word/2018/wordml/cex" xmlns:w16cid="http://schemas.microsoft.com/office/word/2016/wordml/cid" xmlns:w16="http://schemas.microsoft.com/office/word/2018/wordml" xmlns:w16du="http://schemas.microsoft.com/office/word/2023/wordml/word16du" xmlns:w16sdtdh="http://schemas.microsoft.com/office/word/2020/wordml/sdtdatahash" xmlns:w16sdtfl="http://schemas.microsoft.com/office/word/2024/wordml/sdtformatlock" xmlns:w16se="http://schemas.microsoft.com/office/word/2015/wordml/symex" xmlns:wpg="http://schemas.microsoft.com/office/word/2010/wordprocessingGroup" xmlns:wpi="http://schemas.microsoft.com/office/word/2010/wordprocessingInk" xmlns:wne="http://schemas.microsoft.com/office/word/2006/wordml" xmlns:wps="http://schemas.microsoft.com/office/word/2010/wordprocessingShape" mc:Ignorable="w14 w15 w16se w16cid w16 w16cex w16sdtdh w16sdtfl w16du wp14">
+<w:footnotes xmlns:mc="http://schemas.openxmlformats.org/markup-compatibility/2006" xmlns:r="http://schemas.openxmlformats.org/officeDocument/2006/relationships" xmlns:w="http://schemas.openxmlformats.org/wordprocessingml/2006/main" xmlns:w14="http://schemas.microsoft.com/office/word/2010/wordml" xmlns:w15="http://schemas.microsoft.com/office/word/2012/wordml" xmlns:w16="http://schemas.microsoft.com/office/word/2018/wordml" xmlns:w16cex="http://schemas.microsoft.com/office/word/2018/wordml/cex" xmlns:w16cid="http://schemas.microsoft.com/office/word/2016/wordml/cid" xmlns:w16du="http://schemas.microsoft.com/office/word/2023/wordml/word16du" xmlns:w16sdtdh="http://schemas.microsoft.com/office/word/2020/wordml/sdtdatahash" xmlns:w16se="http://schemas.microsoft.com/office/word/2015/wordml/symex" xmlns:wp14="http://schemas.microsoft.com/office/word/2010/wordprocessingDrawing" mc:Ignorable="w14 w15 w16se w16cid w16 w16cex w16sdtdh w16du wp14">
   <w:footnote w:type="separator" w:id="-1">
     <w:p>
       <w:pPr>
@@ -10183,6 +10138,161 @@
       </w:pPr>
     </w:p>
   </w:footnote>
+  <w:footnote w:id="16">
+    <w:p>
+      <w:pPr>
+        <w:pStyle w:val="Textonotapie"/>
+        <w:ind w:left="567" w:hanging="567"/>
+        <w:jc w:val="both"/>
+      </w:pPr>
+      <w:r>
+        <w:rPr>
+          <w:rStyle w:val="Refdenotaalpie"/>
+          <w:rFonts w:ascii="Arial Narrow" w:hAnsi="Arial Narrow" w:cs="Arial"/>
+          <w:sz w:val="16"/>
+          <w:szCs w:val="16"/>
+          <w:vertAlign w:val="superscript"/>
+        </w:rPr>
+        <w:footnoteRef/>
+      </w:r>
+      <w:r>
+        <w:rPr>
+          <w:rFonts w:ascii="Arial Narrow" w:hAnsi="Arial Narrow" w:cs="Arial"/>
+          <w:sz w:val="16"/>
+          <w:szCs w:val="16"/>
+        </w:rPr>
+        <w:tab/>
+      </w:r>
+      <w:r>
+        <w:rPr>
+          <w:rFonts w:ascii="Arial Narrow" w:hAnsi="Arial Narrow" w:cs="Arial"/>
+          <w:b/>
+          <w:bCs/>
+          <w:sz w:val="16"/>
+          <w:szCs w:val="16"/>
+        </w:rPr>
+        <w:t xml:space="preserve">DECRETO LEGISLATIVO 807, LEY SOBRE FACULTADES, NORMAS Y ORGANIZACIÓN DEL INDECOPI, publicado el 18 de abril de 1996</w:t>
+      </w:r>
+    </w:p>
+    <w:p>
+      <w:pPr>
+        <w:pStyle w:val="Textonotapie"/>
+        <w:ind w:left="567" w:hanging="567"/>
+        <w:jc w:val="both"/>
+      </w:pPr>
+      <w:r>
+        <w:rPr>
+          <w:rFonts w:ascii="Arial Narrow" w:hAnsi="Arial Narrow" w:cs="Arial"/>
+          <w:sz w:val="16"/>
+          <w:szCs w:val="16"/>
+        </w:rPr>
+        <w:tab/>
+      </w:r>
+      <w:r>
+        <w:rPr>
+          <w:rFonts w:ascii="Arial Narrow" w:hAnsi="Arial Narrow" w:cs="Arial"/>
+          <w:b/>
+          <w:bCs/>
+          <w:sz w:val="16"/>
+          <w:szCs w:val="16"/>
+        </w:rPr>
+        <w:t xml:space="preserve">Artículo 26.-</w:t>
+      </w:r>
+      <w:r>
+        <w:rPr>
+          <w:rFonts w:ascii="Arial Narrow" w:hAnsi="Arial Narrow" w:cs="Arial"/>
+          <w:sz w:val="16"/>
+          <w:szCs w:val="16"/>
+        </w:rPr>
+        <w:t xml:space="preserve"> Una vez admitida a trámite la denuncia, se correrá traslado de la misma al denunciado, a fin de que éste presente su descargo. El plazo para la presentación del descargo será de cinco (5) días contados desde la notificación, vencido el cual, el Secretario Técnico declarará en rebeldía al denunciado que no lo hubiera presentado.</w:t>
+      </w:r>
+    </w:p>
+  </w:footnote>
+  <w:footnote w:id="17">
+    <w:p>
+      <w:pPr>
+        <w:pStyle w:val="Textonotapie"/>
+        <w:ind w:left="567" w:hanging="567"/>
+        <w:jc w:val="both"/>
+      </w:pPr>
+      <w:r>
+        <w:rPr>
+          <w:rStyle w:val="Refdenotaalpie"/>
+          <w:rFonts w:ascii="Arial Narrow" w:hAnsi="Arial Narrow" w:cs="Arial"/>
+          <w:sz w:val="16"/>
+          <w:szCs w:val="16"/>
+          <w:vertAlign w:val="superscript"/>
+        </w:rPr>
+        <w:footnoteRef/>
+      </w:r>
+      <w:r>
+        <w:rPr>
+          <w:rFonts w:ascii="Arial Narrow" w:hAnsi="Arial Narrow" w:cs="Arial"/>
+          <w:sz w:val="16"/>
+          <w:szCs w:val="16"/>
+        </w:rPr>
+        <w:tab/>
+      </w:r>
+      <w:r>
+        <w:rPr>
+          <w:rFonts w:ascii="Arial Narrow" w:hAnsi="Arial Narrow" w:cs="Arial"/>
+          <w:b/>
+          <w:bCs/>
+          <w:sz w:val="16"/>
+          <w:szCs w:val="16"/>
+        </w:rPr>
+        <w:t xml:space="preserve">DECRETO SUPREMO 006-2026-JUS, TEXTO ÚNICO ORDENADO DE LA LEY 27444, LEY DEL PROCEDIMIENTO ADMINISTRATIVO GENERAL, publicado el 30 de abril de 2026</w:t>
+      </w:r>
+    </w:p>
+    <w:p>
+      <w:pPr>
+        <w:pStyle w:val="Textonotapie"/>
+        <w:ind w:left="567" w:hanging="567"/>
+        <w:jc w:val="both"/>
+      </w:pPr>
+      <w:r>
+        <w:rPr>
+          <w:rFonts w:ascii="Arial Narrow" w:hAnsi="Arial Narrow" w:cs="Arial"/>
+          <w:sz w:val="16"/>
+          <w:szCs w:val="16"/>
+        </w:rPr>
+        <w:tab/>
+      </w:r>
+      <w:r>
+        <w:rPr>
+          <w:rFonts w:ascii="Arial Narrow" w:hAnsi="Arial Narrow" w:cs="Arial"/>
+          <w:b/>
+          <w:bCs/>
+          <w:sz w:val="16"/>
+          <w:szCs w:val="16"/>
+        </w:rPr>
+        <w:t xml:space="preserve">Artículo 223.- Contestación de la reclamación</w:t>
+      </w:r>
+    </w:p>
+    <w:p>
+      <w:pPr>
+        <w:pStyle w:val="Textonotapie"/>
+        <w:ind w:left="567" w:hanging="567"/>
+        <w:jc w:val="both"/>
+      </w:pPr>
+      <w:r>
+        <w:rPr>
+          <w:rFonts w:ascii="Arial Narrow" w:hAnsi="Arial Narrow" w:cs="Arial"/>
+          <w:sz w:val="16"/>
+          <w:szCs w:val="16"/>
+        </w:rPr>
+        <w:tab/>
+      </w:r>
+      <w:r>
+        <w:rPr>
+          <w:rFonts w:ascii="Arial Narrow" w:hAnsi="Arial Narrow" w:cs="Arial"/>
+          <w:sz w:val="16"/>
+          <w:szCs w:val="16"/>
+        </w:rPr>
+        <w:t xml:space="preserve">223.1 El reclamado deberá presentar la contestación de la reclamación dentro de los quince (15) días posteriores a la notificación de ésta; vencido este plazo, la Administración declarará en rebeldía al reclamado que no la hubiera presentado. La contestación deberá contener los requisitos de los escritos previstos en el artículo 113 de la presente Ley, así como la absolución de todos los asuntos controvertidos de hecho y de derecho, Las alegaciones y los hechos relevantes de la reclamación, salvo que hayan sido específicamente negadas en la contestación, se tendrán por aceptadas o merituadas como ciertas.</w:t>
+      </w:r>
+    </w:p>
+  </w:footnote>
   <w:footnote w:id="11">
     <w:p>
       <w:pPr>
@@ -11762,7 +11872,7 @@
 </file>
 
 <file path=word/header1.xml><?xml version="1.0" encoding="utf-8"?>
-<w:hdr xmlns:wpc="http://schemas.microsoft.com/office/word/2010/wordprocessingCanvas" xmlns:cx="http://schemas.microsoft.com/office/drawing/2014/chartex" xmlns:cx1="http://schemas.microsoft.com/office/drawing/2015/9/8/chartex" xmlns:cx2="http://schemas.microsoft.com/office/drawing/2015/10/21/chartex" xmlns:cx3="http://schemas.microsoft.com/office/drawing/2016/5/9/chartex" xmlns:cx4="http://schemas.microsoft.com/office/drawing/2016/5/10/chartex" xmlns:cx5="http://schemas.microsoft.com/office/drawing/2016/5/11/chartex" xmlns:cx6="http://schemas.microsoft.com/office/drawing/2016/5/12/chartex" xmlns:cx7="http://schemas.microsoft.com/office/drawing/2016/5/13/chartex" xmlns:cx8="http://schemas.microsoft.com/office/drawing/2016/5/14/chartex" xmlns:mc="http://schemas.openxmlformats.org/markup-compatibility/2006" xmlns:aink="http://schemas.microsoft.com/office/drawing/2016/ink" xmlns:am3d="http://schemas.microsoft.com/office/drawing/2017/model3d" xmlns:o="urn:schemas-microsoft-com:office:office" xmlns:oel="http://schemas.microsoft.com/office/2019/extlst" xmlns:r="http://schemas.openxmlformats.org/officeDocument/2006/relationships" xmlns:m="http://schemas.openxmlformats.org/officeDocument/2006/math" xmlns:v="urn:schemas-microsoft-com:vml" xmlns:wp14="http://schemas.microsoft.com/office/word/2010/wordprocessingDrawing" xmlns:wp="http://schemas.openxmlformats.org/drawingml/2006/wordprocessingDrawing" xmlns:w10="urn:schemas-microsoft-com:office:word" xmlns:w="http://schemas.openxmlformats.org/wordprocessingml/2006/main" xmlns:w14="http://schemas.microsoft.com/office/word/2010/wordml" xmlns:w15="http://schemas.microsoft.com/office/word/2012/wordml" xmlns:w16cex="http://schemas.microsoft.com/office/word/2018/wordml/cex" xmlns:w16cid="http://schemas.microsoft.com/office/word/2016/wordml/cid" xmlns:w16="http://schemas.microsoft.com/office/word/2018/wordml" xmlns:w16du="http://schemas.microsoft.com/office/word/2023/wordml/word16du" xmlns:w16sdtdh="http://schemas.microsoft.com/office/word/2020/wordml/sdtdatahash" xmlns:w16sdtfl="http://schemas.microsoft.com/office/word/2024/wordml/sdtformatlock" xmlns:w16se="http://schemas.microsoft.com/office/word/2015/wordml/symex" xmlns:wpg="http://schemas.microsoft.com/office/word/2010/wordprocessingGroup" xmlns:wpi="http://schemas.microsoft.com/office/word/2010/wordprocessingInk" xmlns:wne="http://schemas.microsoft.com/office/word/2006/wordml" xmlns:wps="http://schemas.microsoft.com/office/word/2010/wordprocessingShape" mc:Ignorable="w14 w15 w16se w16cid w16 w16cex w16sdtdh w16sdtfl w16du wp14">
+<w:hdr xmlns:a="http://schemas.openxmlformats.org/drawingml/2006/main" xmlns:a14="http://schemas.microsoft.com/office/drawing/2010/main" xmlns:mc="http://schemas.openxmlformats.org/markup-compatibility/2006" xmlns:pic="http://schemas.openxmlformats.org/drawingml/2006/picture" xmlns:r="http://schemas.openxmlformats.org/officeDocument/2006/relationships" xmlns:w="http://schemas.openxmlformats.org/wordprocessingml/2006/main" xmlns:w14="http://schemas.microsoft.com/office/word/2010/wordml" xmlns:w15="http://schemas.microsoft.com/office/word/2012/wordml" xmlns:w16="http://schemas.microsoft.com/office/word/2018/wordml" xmlns:w16cex="http://schemas.microsoft.com/office/word/2018/wordml/cex" xmlns:w16cid="http://schemas.microsoft.com/office/word/2016/wordml/cid" xmlns:w16du="http://schemas.microsoft.com/office/word/2023/wordml/word16du" xmlns:w16sdtdh="http://schemas.microsoft.com/office/word/2020/wordml/sdtdatahash" xmlns:w16se="http://schemas.microsoft.com/office/word/2015/wordml/symex" xmlns:wp="http://schemas.openxmlformats.org/drawingml/2006/wordprocessingDrawing" xmlns:wp14="http://schemas.microsoft.com/office/word/2010/wordprocessingDrawing" mc:Ignorable="w14 w15 w16se w16cid w16 w16cex w16sdtdh w16du wp14">
   <w:tbl>
     <w:tblPr>
       <w:tblW w:w="8645" w:type="dxa"/>

--- a/plantillas_maestras/13_seguro_multiple_y_equipos/negativa_cobertura/2_ddos_banco_y_aseguradora/mujer/TPL_1372_2025_SEGURO_MULTIPLE_Y_EQUIPOS_NEGATIVA_COBERTURA_BANCO_MUJER_R1.docx
+++ b/plantillas_maestras/13_seguro_multiple_y_equipos/negativa_cobertura/2_ddos_banco_y_aseguradora/mujer/TPL_1372_2025_SEGURO_MULTIPLE_Y_EQUIPOS_NEGATIVA_COBERTURA_BANCO_MUJER_R1.docx
@@ -707,19 +707,7 @@
           <w:lang w:val="es-ES" w:eastAsia="es-ES"/>
           <w14:ligatures w14:val="none"/>
         </w:rPr>
-        <w:t xml:space="preserve">Mediante la denuncia del 20 de marzo de 2025, subsanada mediante escrito del 14 de mayo de 2025, la señora [APELLIDO] denunció a Chubb y al Banco por presuntas infracciones a la Ley 29571, Código de Protección y Defensa del Consumidor (en adelante, Código), señalando lo siguiente:</w:t>
-      </w:r>
-      <w:r>
-        <w:rPr>
-          <w:rFonts w:ascii="Arial Narrow" w:eastAsia="Arial Narrow" w:hAnsi="Arial Narrow" w:cs="Arial Narrow"/>
-          <w:color w:val="000000"/>
-          <w:kern w:val="0"/>
-          <w:sz w:val="22"/>
-          <w:szCs w:val="22"/>
-          <w:lang w:val="es-ES" w:eastAsia="es-ES"/>
-          <w14:ligatures w14:val="none"/>
-        </w:rPr>
-        <w:t/>
+        <w:t xml:space="preserve">Mediante la denuncia del 20 de marzo de 2025, subsanada mediante escrito del 14 de mayo de 2025, la señora [APELLIDO] denunció a Chubb y al Banco por presuntas infracciones a la Ley 29571, Código de Protección y Defensa del Consumidor</w:t>
       </w:r>
       <w:r>
         <w:rPr>
@@ -745,7 +733,7 @@
           <w:lang w:val="es-ES" w:eastAsia="es-ES"/>
           <w14:ligatures w14:val="none"/>
         </w:rPr>
-        <w:t xml:space="preserve"/>
+        <w:t xml:space="preserve"> (en adelante, Código), señalando lo siguiente:</w:t>
       </w:r>
       <w:r>
         <w:rPr>
@@ -758,148 +746,6 @@
           <w14:ligatures w14:val="none"/>
         </w:rPr>
         <w:t/>
-      </w:r>
-      <w:r>
-        <w:rPr>
-          <w:rFonts w:ascii="Arial Narrow" w:eastAsia="Arial Narrow" w:hAnsi="Arial Narrow" w:cs="Arial Narrow"/>
-          <w:color w:val="000000"/>
-          <w:kern w:val="0"/>
-          <w:sz w:val="22"/>
-          <w:szCs w:val="22"/>
-          <w:lang w:val="es-ES" w:eastAsia="es-ES"/>
-          <w14:ligatures w14:val="none"/>
-        </w:rPr>
-        <w:t/>
-      </w:r>
-      <w:r>
-        <w:rPr>
-          <w:rFonts w:ascii="Arial Narrow" w:eastAsia="Arial Narrow" w:hAnsi="Arial Narrow" w:cs="Arial Narrow"/>
-          <w:kern w:val="0"/>
-          <w14:ligatures w14:val="none"/>
-          <w:sz w:val="22"/>
-          <w:szCs w:val="22"/>
-        </w:rPr>
-        <w:t xml:space="preserve"/>
-      </w:r>
-      <w:r>
-        <w:rPr>
-          <w:rFonts w:ascii="Arial Narrow" w:eastAsia="Arial Narrow" w:hAnsi="Arial Narrow" w:cs="Arial Narrow"/>
-          <w:kern w:val="0"/>
-          <w14:ligatures w14:val="none"/>
-          <w:sz w:val="22"/>
-          <w:szCs w:val="22"/>
-        </w:rPr>
-        <w:t/>
-      </w:r>
-      <w:r>
-        <w:rPr>
-          <w:rFonts w:ascii="Arial Narrow" w:eastAsia="Arial Narrow" w:hAnsi="Arial Narrow" w:cs="Arial Narrow"/>
-          <w:kern w:val="0"/>
-          <w14:ligatures w14:val="none"/>
-          <w:sz w:val="22"/>
-          <w:szCs w:val="22"/>
-        </w:rPr>
-        <w:t xml:space="preserve"/>
-      </w:r>
-      <w:r>
-        <w:rPr>
-          <w:rFonts w:ascii="Arial Narrow" w:eastAsia="Arial Narrow" w:hAnsi="Arial Narrow" w:cs="Arial Narrow"/>
-          <w:kern w:val="0"/>
-          <w14:ligatures w14:val="none"/>
-          <w:sz w:val="22"/>
-          <w:szCs w:val="22"/>
-        </w:rPr>
-        <w:t/>
-      </w:r>
-      <w:r>
-        <w:rPr>
-          <w:rFonts w:ascii="Arial Narrow" w:eastAsia="Arial Narrow" w:hAnsi="Arial Narrow" w:cs="Arial Narrow"/>
-          <w:kern w:val="0"/>
-          <w14:ligatures w14:val="none"/>
-          <w:sz w:val="22"/>
-          <w:szCs w:val="22"/>
-        </w:rPr>
-        <w:t xml:space="preserve"/>
-      </w:r>
-      <w:r>
-        <w:rPr>
-          <w:rFonts w:ascii="Arial Narrow" w:eastAsia="Arial Narrow" w:hAnsi="Arial Narrow" w:cs="Arial Narrow"/>
-          <w:kern w:val="0"/>
-          <w14:ligatures w14:val="none"/>
-          <w:sz w:val="22"/>
-          <w:szCs w:val="22"/>
-        </w:rPr>
-        <w:t xml:space="preserve"/>
-      </w:r>
-      <w:r>
-        <w:rPr>
-          <w:rFonts w:ascii="Arial Narrow" w:eastAsia="Arial Narrow" w:hAnsi="Arial Narrow" w:cs="Arial Narrow"/>
-          <w:kern w:val="0"/>
-          <w14:ligatures w14:val="none"/>
-          <w:sz w:val="22"/>
-          <w:szCs w:val="22"/>
-        </w:rPr>
-        <w:t/>
-      </w:r>
-      <w:r>
-        <w:rPr>
-          <w:rFonts w:ascii="Arial Narrow" w:eastAsia="Arial Narrow" w:hAnsi="Arial Narrow" w:cs="Arial Narrow"/>
-          <w:color w:val="000000"/>
-          <w:kern w:val="0"/>
-          <w:sz w:val="22"/>
-          <w:szCs w:val="22"/>
-          <w:lang w:val="es-ES" w:eastAsia="es-ES"/>
-          <w14:ligatures w14:val="none"/>
-        </w:rPr>
-        <w:t xml:space="preserve"/>
-      </w:r>
-      <w:r>
-        <w:rPr>
-          <w:rFonts w:ascii="Arial Narrow" w:eastAsia="Arial Narrow" w:hAnsi="Arial Narrow" w:cs="Arial Narrow"/>
-          <w:color w:val="000000"/>
-          <w:kern w:val="0"/>
-          <w:sz w:val="22"/>
-          <w:szCs w:val="22"/>
-          <w:lang w:val="es-ES" w:eastAsia="es-ES"/>
-          <w14:ligatures w14:val="none"/>
-        </w:rPr>
-        <w:t xml:space="preserve"/>
-      </w:r>
-      <w:r>
-        <w:rPr>
-          <w:rFonts w:ascii="Arial Narrow" w:eastAsia="Arial Narrow" w:hAnsi="Arial Narrow" w:cs="Arial Narrow"/>
-          <w:color w:val="000000"/>
-          <w:kern w:val="0"/>
-          <w:sz w:val="22"/>
-          <w:szCs w:val="22"/>
-          <w:lang w:val="es-ES" w:eastAsia="es-ES"/>
-          <w14:ligatures w14:val="none"/>
-        </w:rPr>
-        <w:t xml:space="preserve"/>
-      </w:r>
-      <w:r>
-        <w:rPr>
-          <w:rFonts w:ascii="Arial Narrow" w:eastAsia="Arial Narrow" w:hAnsi="Arial Narrow" w:cs="Arial Narrow"/>
-          <w:color w:val="000000"/>
-          <w:kern w:val="0"/>
-          <w:sz w:val="22"/>
-          <w:szCs w:val="22"/>
-          <w:lang w:val="es-ES" w:eastAsia="es-ES"/>
-          <w14:ligatures w14:val="none"/>
-        </w:rPr>
-        <w:t/>
-      </w:r>
-      <w:r>
-        <w:rPr>
-          <w:rFonts w:ascii="Arial Narrow" w:eastAsia="Arial Narrow" w:hAnsi="Arial Narrow" w:cs="Arial Narrow"/>
-          <w:color w:val="000000"/>
-          <w:kern w:val="0"/>
-          <w:sz w:val="22"/>
-          <w:szCs w:val="22"/>
-          <w:lang w:val="es-ES" w:eastAsia="es-ES"/>
-          <w14:ligatures w14:val="none"/>
-        </w:rPr>
-        <w:t xml:space="preserve"/>
       </w:r>
       <w:r>
         <w:rPr>
@@ -914,6 +760,172 @@
           <w14:ligatures w14:val="none"/>
         </w:rPr>
         <w:footnoteReference w:id="2"/>
+      </w:r>
+      <w:r>
+        <w:rPr>
+          <w:rFonts w:ascii="Arial Narrow" w:eastAsia="Arial Narrow" w:hAnsi="Arial Narrow" w:cs="Arial Narrow"/>
+          <w:color w:val="000000"/>
+          <w:kern w:val="0"/>
+          <w:sz w:val="22"/>
+          <w:szCs w:val="22"/>
+          <w:lang w:val="es-ES" w:eastAsia="es-ES"/>
+          <w14:ligatures w14:val="none"/>
+        </w:rPr>
+        <w:t xml:space="preserve"/>
+      </w:r>
+      <w:r>
+        <w:rPr>
+          <w:rFonts w:ascii="Arial Narrow" w:eastAsia="Arial Narrow" w:hAnsi="Arial Narrow" w:cs="Arial Narrow"/>
+          <w:color w:val="000000"/>
+          <w:kern w:val="0"/>
+          <w:sz w:val="22"/>
+          <w:szCs w:val="22"/>
+          <w:lang w:val="es-ES" w:eastAsia="es-ES"/>
+          <w14:ligatures w14:val="none"/>
+        </w:rPr>
+        <w:t/>
+      </w:r>
+      <w:r>
+        <w:rPr>
+          <w:rFonts w:ascii="Arial Narrow" w:eastAsia="Arial Narrow" w:hAnsi="Arial Narrow" w:cs="Arial Narrow"/>
+          <w:color w:val="000000"/>
+          <w:kern w:val="0"/>
+          <w:sz w:val="22"/>
+          <w:szCs w:val="22"/>
+          <w:lang w:val="es-ES" w:eastAsia="es-ES"/>
+          <w14:ligatures w14:val="none"/>
+        </w:rPr>
+        <w:t/>
+      </w:r>
+      <w:r>
+        <w:rPr>
+          <w:rFonts w:ascii="Arial Narrow" w:eastAsia="Arial Narrow" w:hAnsi="Arial Narrow" w:cs="Arial Narrow"/>
+          <w:kern w:val="0"/>
+          <w14:ligatures w14:val="none"/>
+          <w:sz w:val="22"/>
+          <w:szCs w:val="22"/>
+        </w:rPr>
+        <w:t xml:space="preserve"/>
+      </w:r>
+      <w:r>
+        <w:rPr>
+          <w:rFonts w:ascii="Arial Narrow" w:eastAsia="Arial Narrow" w:hAnsi="Arial Narrow" w:cs="Arial Narrow"/>
+          <w:kern w:val="0"/>
+          <w14:ligatures w14:val="none"/>
+          <w:sz w:val="22"/>
+          <w:szCs w:val="22"/>
+        </w:rPr>
+        <w:t/>
+      </w:r>
+      <w:r>
+        <w:rPr>
+          <w:rFonts w:ascii="Arial Narrow" w:eastAsia="Arial Narrow" w:hAnsi="Arial Narrow" w:cs="Arial Narrow"/>
+          <w:kern w:val="0"/>
+          <w14:ligatures w14:val="none"/>
+          <w:sz w:val="22"/>
+          <w:szCs w:val="22"/>
+        </w:rPr>
+        <w:t xml:space="preserve"/>
+      </w:r>
+      <w:r>
+        <w:rPr>
+          <w:rFonts w:ascii="Arial Narrow" w:eastAsia="Arial Narrow" w:hAnsi="Arial Narrow" w:cs="Arial Narrow"/>
+          <w:kern w:val="0"/>
+          <w14:ligatures w14:val="none"/>
+          <w:sz w:val="22"/>
+          <w:szCs w:val="22"/>
+        </w:rPr>
+        <w:t/>
+      </w:r>
+      <w:r>
+        <w:rPr>
+          <w:rFonts w:ascii="Arial Narrow" w:eastAsia="Arial Narrow" w:hAnsi="Arial Narrow" w:cs="Arial Narrow"/>
+          <w:kern w:val="0"/>
+          <w14:ligatures w14:val="none"/>
+          <w:sz w:val="22"/>
+          <w:szCs w:val="22"/>
+        </w:rPr>
+        <w:t xml:space="preserve"/>
+      </w:r>
+      <w:r>
+        <w:rPr>
+          <w:rFonts w:ascii="Arial Narrow" w:eastAsia="Arial Narrow" w:hAnsi="Arial Narrow" w:cs="Arial Narrow"/>
+          <w:kern w:val="0"/>
+          <w14:ligatures w14:val="none"/>
+          <w:sz w:val="22"/>
+          <w:szCs w:val="22"/>
+        </w:rPr>
+        <w:t xml:space="preserve"/>
+      </w:r>
+      <w:r>
+        <w:rPr>
+          <w:rFonts w:ascii="Arial Narrow" w:eastAsia="Arial Narrow" w:hAnsi="Arial Narrow" w:cs="Arial Narrow"/>
+          <w:kern w:val="0"/>
+          <w14:ligatures w14:val="none"/>
+          <w:sz w:val="22"/>
+          <w:szCs w:val="22"/>
+        </w:rPr>
+        <w:t/>
+      </w:r>
+      <w:r>
+        <w:rPr>
+          <w:rFonts w:ascii="Arial Narrow" w:eastAsia="Arial Narrow" w:hAnsi="Arial Narrow" w:cs="Arial Narrow"/>
+          <w:color w:val="000000"/>
+          <w:kern w:val="0"/>
+          <w:sz w:val="22"/>
+          <w:szCs w:val="22"/>
+          <w:lang w:val="es-ES" w:eastAsia="es-ES"/>
+          <w14:ligatures w14:val="none"/>
+        </w:rPr>
+        <w:t xml:space="preserve"/>
+      </w:r>
+      <w:r>
+        <w:rPr>
+          <w:rFonts w:ascii="Arial Narrow" w:eastAsia="Arial Narrow" w:hAnsi="Arial Narrow" w:cs="Arial Narrow"/>
+          <w:color w:val="000000"/>
+          <w:kern w:val="0"/>
+          <w:sz w:val="22"/>
+          <w:szCs w:val="22"/>
+          <w:lang w:val="es-ES" w:eastAsia="es-ES"/>
+          <w14:ligatures w14:val="none"/>
+        </w:rPr>
+        <w:t xml:space="preserve"/>
+      </w:r>
+      <w:r>
+        <w:rPr>
+          <w:rFonts w:ascii="Arial Narrow" w:eastAsia="Arial Narrow" w:hAnsi="Arial Narrow" w:cs="Arial Narrow"/>
+          <w:color w:val="000000"/>
+          <w:kern w:val="0"/>
+          <w:sz w:val="22"/>
+          <w:szCs w:val="22"/>
+          <w:lang w:val="es-ES" w:eastAsia="es-ES"/>
+          <w14:ligatures w14:val="none"/>
+        </w:rPr>
+        <w:t xml:space="preserve"/>
+      </w:r>
+      <w:r>
+        <w:rPr>
+          <w:rFonts w:ascii="Arial Narrow" w:eastAsia="Arial Narrow" w:hAnsi="Arial Narrow" w:cs="Arial Narrow"/>
+          <w:color w:val="000000"/>
+          <w:kern w:val="0"/>
+          <w:sz w:val="22"/>
+          <w:szCs w:val="22"/>
+          <w:lang w:val="es-ES" w:eastAsia="es-ES"/>
+          <w14:ligatures w14:val="none"/>
+        </w:rPr>
+        <w:t/>
+      </w:r>
+      <w:r>
+        <w:rPr>
+          <w:rFonts w:ascii="Arial Narrow" w:eastAsia="Arial Narrow" w:hAnsi="Arial Narrow" w:cs="Arial Narrow"/>
+          <w:color w:val="000000"/>
+          <w:kern w:val="0"/>
+          <w:sz w:val="22"/>
+          <w:szCs w:val="22"/>
+          <w:lang w:val="es-ES" w:eastAsia="es-ES"/>
+          <w14:ligatures w14:val="none"/>
+        </w:rPr>
+        <w:t xml:space="preserve"/>
       </w:r>
       <w:r>
         <w:rPr>
@@ -5333,23 +5345,6 @@
     <w:p>
       <w:pPr>
         <w:pStyle w:val="Prrafodelista"/>
-        <w:spacing w:after="0" w:line="240" w:lineRule="auto"/>
-        <w:ind w:left="567"/>
-        <w:jc w:val="both"/>
-        <w:rPr>
-          <w:rFonts w:ascii="Arial Narrow" w:eastAsia="Arial Narrow" w:hAnsi="Arial Narrow" w:cs="Arial Narrow"/>
-          <w:color w:val="000000"/>
-          <w:kern w:val="0"/>
-          <w:sz w:val="22"/>
-          <w:szCs w:val="22"/>
-          <w:lang w:val="es-ES" w:eastAsia="es-ES"/>
-          <w14:ligatures w14:val="none"/>
-        </w:rPr>
-      </w:pPr>
-    </w:p>
-    <w:p>
-      <w:pPr>
-        <w:pStyle w:val="Prrafodelista"/>
         <w:numPr>
           <w:ilvl w:val="0"/>
           <w:numId w:val="5"/>
@@ -5428,7 +5423,19 @@
           <w:lang w:eastAsia="es-PE"/>
           <w14:ligatures w14:val="none"/>
         </w:rPr>
-        <w:t xml:space="preserve">PRIMERO: admitir a trámite la denuncia del 20 de marzo de 2025, subsanada mediante escrito del 14 de mayo de 2025, interpuesta por la señora [DENUNCIANTE] contra Chubb Perú S.A. Compañía de Seguros y Reaseguros y el Banco Internacional del Perú -Interbank S.A.A., por lo siguiente:</w:t>
+        <w:t xml:space="preserve">PRIMERO:</w:t>
+      </w:r>
+      <w:r>
+        <w:rPr>
+          <w:rFonts w:ascii="Arial Narrow" w:eastAsia="Arial Narrow" w:hAnsi="Arial Narrow" w:cs="Arial Narrow"/>
+          <w:color w:val="000000"/>
+          <w:kern w:val="0"/>
+          <w:sz w:val="22"/>
+          <w:szCs w:val="22"/>
+          <w:lang w:eastAsia="es-PE"/>
+          <w14:ligatures w14:val="none"/>
+        </w:rPr>
+        <w:t xml:space="preserve"> admitir a trámite la denuncia del 20 de marzo de 2025, subsanada mediante escrito del 14 de mayo de 2025, interpuesta por la señora [DENUNCIANTE] contra Chubb Perú S.A. Compañía de Seguros y Reaseguros y el Banco Internacional del Perú -Interbank S.A.A., por lo siguiente:</w:t>
       </w:r>
       <w:r>
         <w:rPr>
@@ -5561,7 +5568,6 @@
       <w:r>
         <w:rPr>
           <w:rFonts w:ascii="Arial Narrow" w:eastAsia="Arial Narrow" w:hAnsi="Arial Narrow" w:cs="Arial Narrow"/>
-          <w:bCs/>
           <w:sz w:val="22"/>
           <w:szCs w:val="22"/>
         </w:rPr>
@@ -7457,7 +7463,19 @@
           <w:lang w:eastAsia="es-PE"/>
           <w14:ligatures w14:val="none"/>
         </w:rPr>
-        <w:t xml:space="preserve">TERCERO: </w:t>
+        <w:t xml:space="preserve">TERCERO:</w:t>
+      </w:r>
+      <w:r>
+        <w:rPr>
+          <w:rFonts w:ascii="Arial Narrow" w:eastAsia="Arial Narrow" w:hAnsi="Arial Narrow" w:cs="Arial Narrow"/>
+          <w:color w:val="000000"/>
+          <w:kern w:val="0"/>
+          <w:sz w:val="22"/>
+          <w:szCs w:val="22"/>
+          <w:lang w:eastAsia="es-PE"/>
+          <w14:ligatures w14:val="none"/>
+        </w:rPr>
+        <w:t xml:space="preserve"> </w:t>
       </w:r>
       <w:r>
         <w:rPr>
@@ -7474,7 +7492,6 @@
       <w:r>
         <w:rPr>
           <w:rFonts w:ascii="Arial Narrow" w:eastAsia="Arial Narrow" w:hAnsi="Arial Narrow" w:cs="Arial Narrow"/>
-          <w:bCs/>
           <w:sz w:val="22"/>
           <w:szCs w:val="22"/>
         </w:rPr>
@@ -7483,7 +7500,6 @@
       <w:r>
         <w:rPr>
           <w:rFonts w:ascii="Arial Narrow" w:eastAsia="Arial Narrow" w:hAnsi="Arial Narrow" w:cs="Arial Narrow"/>
-          <w:bCs/>
           <w:sz w:val="22"/>
           <w:szCs w:val="22"/>
         </w:rPr>
@@ -7855,7 +7871,15 @@
           <w:sz w:val="22"/>
           <w:szCs w:val="22"/>
         </w:rPr>
-        <w:t xml:space="preserve">CUARTO: </w:t>
+        <w:t xml:space="preserve">CUARTO:</w:t>
+      </w:r>
+      <w:r>
+        <w:rPr>
+          <w:rFonts w:ascii="Arial Narrow" w:eastAsia="Arial Narrow" w:hAnsi="Arial Narrow" w:cs="Arial Narrow"/>
+          <w:sz w:val="22"/>
+          <w:szCs w:val="22"/>
+        </w:rPr>
+        <w:t xml:space="preserve"> </w:t>
       </w:r>
       <w:r>
         <w:rPr>
@@ -7877,7 +7901,7 @@
           <w:lang w:val="es-ES" w:eastAsia="es-ES"/>
           <w14:ligatures w14:val="none"/>
         </w:rPr>
-        <w:footnoteReference w:id="16"/>
+        <w:footnoteReference w:id="11"/>
       </w:r>
       <w:r>
         <w:rPr>
@@ -7899,7 +7923,7 @@
           <w:lang w:val="es-ES" w:eastAsia="es-ES"/>
           <w14:ligatures w14:val="none"/>
         </w:rPr>
-        <w:footnoteReference w:id="17"/>
+        <w:footnoteReference w:id="12"/>
       </w:r>
       <w:r>
         <w:rPr>
@@ -7950,7 +7974,19 @@
           <w:lang w:eastAsia="es-PE"/>
           <w14:ligatures w14:val="none"/>
         </w:rPr>
-        <w:t xml:space="preserve">QUINTO: </w:t>
+        <w:t xml:space="preserve">QUINTO:</w:t>
+      </w:r>
+      <w:r>
+        <w:rPr>
+          <w:rFonts w:ascii="Arial Narrow" w:eastAsia="Arial Narrow" w:hAnsi="Arial Narrow" w:cs="Arial Narrow"/>
+          <w:color w:val="000000"/>
+          <w:kern w:val="0"/>
+          <w:sz w:val="22"/>
+          <w:szCs w:val="22"/>
+          <w:lang w:eastAsia="es-PE"/>
+          <w14:ligatures w14:val="none"/>
+        </w:rPr>
+        <w:t xml:space="preserve"> </w:t>
       </w:r>
       <w:bookmarkStart w:id="5" w:name="_Hlk188286813"/>
       <w:r>
@@ -8006,7 +8042,6 @@
       <w:r>
         <w:rPr>
           <w:rFonts w:ascii="Arial Narrow" w:eastAsia="Arial Narrow" w:hAnsi="Arial Narrow" w:cs="Arial Narrow"/>
-          <w:bCs/>
           <w:sz w:val="22"/>
           <w:szCs w:val="22"/>
         </w:rPr>
@@ -8154,7 +8189,19 @@
           <w:lang w:eastAsia="es-PE"/>
           <w14:ligatures w14:val="none"/>
         </w:rPr>
-        <w:t xml:space="preserve">SEXTO: </w:t>
+        <w:t xml:space="preserve">SEXTO:</w:t>
+      </w:r>
+      <w:r>
+        <w:rPr>
+          <w:rFonts w:ascii="Arial Narrow" w:eastAsia="Arial Narrow" w:hAnsi="Arial Narrow" w:cs="Arial Narrow"/>
+          <w:color w:val="000000"/>
+          <w:kern w:val="0"/>
+          <w:sz w:val="22"/>
+          <w:szCs w:val="22"/>
+          <w:lang w:eastAsia="es-PE"/>
+          <w14:ligatures w14:val="none"/>
+        </w:rPr>
+        <w:t xml:space="preserve"> </w:t>
       </w:r>
       <w:r>
         <w:rPr>
@@ -8397,7 +8444,7 @@
           <w:lang w:eastAsia="es-PE"/>
           <w14:ligatures w14:val="none"/>
         </w:rPr>
-        <w:footnoteReference w:id="11"/>
+        <w:footnoteReference w:id="13"/>
       </w:r>
       <w:r>
         <w:rPr>
@@ -8495,7 +8542,7 @@
           <w:lang w:eastAsia="es-PE"/>
           <w14:ligatures w14:val="none"/>
         </w:rPr>
-        <w:footnoteReference w:id="12"/>
+        <w:footnoteReference w:id="14"/>
       </w:r>
       <w:r>
         <w:rPr>
@@ -8559,7 +8606,7 @@
           <w:lang w:eastAsia="es-PE"/>
           <w14:ligatures w14:val="none"/>
         </w:rPr>
-        <w:footnoteReference w:id="13"/>
+        <w:footnoteReference w:id="15"/>
       </w:r>
       <w:r>
         <w:rPr>
@@ -8786,7 +8833,7 @@
           <w:vertAlign w:val="superscript"/>
           <w14:ligatures w14:val="none"/>
         </w:rPr>
-        <w:footnoteReference w:id="14"/>
+        <w:footnoteReference w:id="16"/>
       </w:r>
       <w:r>
         <w:rPr>
@@ -8804,45 +8851,133 @@
           <w:kern w:val="0"/>
           <w:sz w:val="22"/>
           <w:szCs w:val="22"/>
+          <w14:ligatures w14:val="none"/>
+        </w:rPr>
+        <w:t>expresamente su facultad para asistir y conciliar en su representación</w:t>
+      </w:r>
+      <w:r>
+        <w:rPr>
+          <w:rFonts w:ascii="Arial Narrow" w:eastAsia="Arial Narrow" w:hAnsi="Arial Narrow" w:cs="Arial Narrow"/>
+          <w:kern w:val="0"/>
+          <w14:ligatures w14:val="none"/>
+          <w:sz w:val="22"/>
+          <w:szCs w:val="22"/>
+        </w:rPr>
+        <w:t>.</w:t>
+      </w:r>
+      <w:r>
+        <w:rPr>
+          <w:rFonts w:ascii="Arial Narrow" w:eastAsia="Arial Narrow" w:hAnsi="Arial Narrow" w:cs="Arial Narrow"/>
+          <w:kern w:val="0"/>
+          <w14:ligatures w14:val="none"/>
+          <w:sz w:val="22"/>
+          <w:szCs w:val="22"/>
+        </w:rPr>
+        <w:t xml:space="preserve"> </w:t>
+      </w:r>
+      <w:r>
+        <w:rPr>
+          <w:rFonts w:ascii="Arial Narrow" w:eastAsia="Arial Narrow" w:hAnsi="Arial Narrow" w:cs="Arial Narrow"/>
+          <w:kern w:val="0"/>
+          <w:sz w:val="22"/>
+          <w:szCs w:val="22"/>
+          <w14:ligatures w14:val="none"/>
+        </w:rPr>
+        <w:t xml:space="preserve">Ello bajo apercibimiento de no realizar la audiencia de conciliación y levantar el acta de inasistencia correspondiente. </w:t>
+      </w:r>
+    </w:p>
+    <w:p>
+      <w:pPr>
+        <w:suppressAutoHyphens/>
+        <w:spacing w:after="0" w:line="240" w:lineRule="auto"/>
+        <w:jc w:val="both"/>
+        <w:rPr>
+          <w:rFonts w:ascii="Arial Narrow" w:eastAsia="Arial Narrow" w:hAnsi="Arial Narrow" w:cs="Arial Narrow"/>
+          <w:kern w:val="0"/>
+          <w:sz w:val="22"/>
+          <w:szCs w:val="22"/>
           <w:u w:val="single"/>
           <w14:ligatures w14:val="none"/>
         </w:rPr>
-        <w:t>expresamente su facultad para asistir y conciliar en su representación</w:t>
-      </w:r>
-      <w:r>
-        <w:rPr>
-          <w:rFonts w:ascii="Arial Narrow" w:eastAsia="Arial Narrow" w:hAnsi="Arial Narrow" w:cs="Arial Narrow"/>
-          <w:bCs/>
-          <w:kern w:val="0"/>
-          <w14:ligatures w14:val="none"/>
-          <w:sz w:val="22"/>
-          <w:szCs w:val="22"/>
-        </w:rPr>
-        <w:t>.</w:t>
-      </w:r>
-      <w:r>
+      </w:pPr>
+    </w:p>
+    <w:p>
+      <w:pPr>
+        <w:suppressAutoHyphens/>
+        <w:spacing w:after="0" w:line="240" w:lineRule="auto"/>
+        <w:jc w:val="both"/>
         <w:rPr>
           <w:rFonts w:ascii="Arial Narrow" w:eastAsia="Arial Narrow" w:hAnsi="Arial Narrow" w:cs="Arial Narrow"/>
           <w:b/>
           <w:bCs/>
-          <w:kern w:val="0"/>
-          <w14:ligatures w14:val="none"/>
-          <w:sz w:val="22"/>
-          <w:szCs w:val="22"/>
+          <w:sz w:val="22"/>
+          <w:szCs w:val="22"/>
+        </w:rPr>
+      </w:pPr>
+      <w:r>
+        <w:rPr>
+          <w:rFonts w:ascii="Arial Narrow" w:eastAsia="Arial Narrow" w:hAnsi="Arial Narrow" w:cs="Arial Narrow"/>
+          <w:b/>
+          <w:spacing w:val="-3"/>
+          <w:kern w:val="0"/>
+          <w14:ligatures w14:val="none"/>
+          <w:sz w:val="22"/>
+          <w:szCs w:val="22"/>
+        </w:rPr>
+        <w:t>DÉCIMO</w:t>
+      </w:r>
+      <w:r>
+        <w:rPr>
+          <w:rFonts w:ascii="Arial Narrow" w:eastAsia="Arial Narrow" w:hAnsi="Arial Narrow" w:cs="Arial Narrow"/>
+          <w:b/>
+          <w:color w:val="000000"/>
+          <w:kern w:val="0"/>
+          <w:sz w:val="22"/>
+          <w:szCs w:val="22"/>
+          <w:lang w:eastAsia="es-PE"/>
+          <w14:ligatures w14:val="none"/>
+        </w:rPr>
+        <w:t>:</w:t>
+      </w:r>
+      <w:r>
+        <w:rPr>
+          <w:rFonts w:ascii="Arial Narrow" w:eastAsia="Arial Narrow" w:hAnsi="Arial Narrow" w:cs="Arial Narrow"/>
+          <w:color w:val="000000"/>
+          <w:kern w:val="0"/>
+          <w:sz w:val="22"/>
+          <w:szCs w:val="22"/>
+          <w:lang w:eastAsia="es-PE"/>
+          <w14:ligatures w14:val="none"/>
         </w:rPr>
         <w:t xml:space="preserve"> </w:t>
       </w:r>
       <w:r>
         <w:rPr>
           <w:rFonts w:ascii="Arial Narrow" w:eastAsia="Arial Narrow" w:hAnsi="Arial Narrow" w:cs="Arial Narrow"/>
-          <w:kern w:val="0"/>
-          <w:sz w:val="22"/>
-          <w:szCs w:val="22"/>
-          <w:u w:val="single"/>
-          <w14:ligatures w14:val="none"/>
-        </w:rPr>
-        <w:t xml:space="preserve">Ello bajo apercibimiento de no realizar la audiencia de conciliación y levantar el acta de inasistencia correspondiente. </w:t>
-      </w:r>
+          <w:color w:val="000000"/>
+          <w:kern w:val="0"/>
+          <w:sz w:val="22"/>
+          <w:szCs w:val="22"/>
+          <w:lang w:eastAsia="es-PE"/>
+          <w14:ligatures w14:val="none"/>
+        </w:rPr>
+        <w:t xml:space="preserve">poner en conocimiento de las partes que, antes de la emisión de la Resolución Final, tienen la posibilidad de formular su desistimiento o presentar el acuerdo arribado mediante la conciliación, mediación, </w:t>
+      </w:r>
+      <w:r>
+        <w:rPr>
+          <w:rFonts w:ascii="Arial Narrow" w:eastAsia="Arial Narrow" w:hAnsi="Arial Narrow" w:cs="Arial Narrow"/>
+          <w:color w:val="000000"/>
+          <w:kern w:val="0"/>
+          <w:sz w:val="22"/>
+          <w:szCs w:val="22"/>
+          <w:lang w:eastAsia="es-PE"/>
+          <w14:ligatures w14:val="none"/>
+        </w:rPr>
+        <w:lastRenderedPageBreak/>
+        <w:t>transacción o cualquier otro que, de forma indubitable, deje constancia que se ha solucionado la controversia materia de denuncia.</w:t>
+      </w:r>
+      <w:bookmarkStart w:id="8" w:name="h.gjdgxs" w:colFirst="0" w:colLast="0"/>
+      <w:bookmarkEnd w:id="8"/>
     </w:p>
     <w:p>
       <w:pPr>
@@ -8851,10 +8986,11 @@
         <w:jc w:val="both"/>
         <w:rPr>
           <w:rFonts w:ascii="Arial Narrow" w:eastAsia="Arial Narrow" w:hAnsi="Arial Narrow" w:cs="Arial Narrow"/>
-          <w:kern w:val="0"/>
-          <w:sz w:val="22"/>
-          <w:szCs w:val="22"/>
-          <w:u w:val="single"/>
+          <w:color w:val="000000"/>
+          <w:kern w:val="0"/>
+          <w:sz w:val="22"/>
+          <w:szCs w:val="22"/>
+          <w:lang w:eastAsia="es-PE"/>
           <w14:ligatures w14:val="none"/>
         </w:rPr>
       </w:pPr>
@@ -8866,76 +9002,305 @@
         <w:jc w:val="both"/>
         <w:rPr>
           <w:rFonts w:ascii="Arial Narrow" w:eastAsia="Arial Narrow" w:hAnsi="Arial Narrow" w:cs="Arial Narrow"/>
+          <w:sz w:val="22"/>
+          <w:szCs w:val="22"/>
+        </w:rPr>
+      </w:pPr>
+      <w:r>
+        <w:rPr>
+          <w:rFonts w:ascii="Arial Narrow" w:eastAsia="Arial Narrow" w:hAnsi="Arial Narrow" w:cs="Arial Narrow"/>
           <w:b/>
           <w:bCs/>
           <w:sz w:val="22"/>
           <w:szCs w:val="22"/>
         </w:rPr>
-      </w:pPr>
-      <w:r>
-        <w:rPr>
-          <w:rFonts w:ascii="Arial Narrow" w:eastAsia="Arial Narrow" w:hAnsi="Arial Narrow" w:cs="Arial Narrow"/>
-          <w:b/>
+        <w:t xml:space="preserve">DÉCIMO PRIMERO:</w:t>
+      </w:r>
+      <w:r>
+        <w:rPr>
+          <w:rFonts w:ascii="Arial Narrow" w:eastAsia="Arial Narrow" w:hAnsi="Arial Narrow" w:cs="Arial Narrow"/>
+          <w:sz w:val="22"/>
+          <w:szCs w:val="22"/>
+        </w:rPr>
+        <w:t xml:space="preserve"> </w:t>
+      </w:r>
+      <w:r>
+        <w:rPr>
+          <w:rFonts w:ascii="Arial Narrow" w:eastAsia="Arial Narrow" w:hAnsi="Arial Narrow" w:cs="Arial Narrow"/>
+          <w:sz w:val="22"/>
+          <w:szCs w:val="22"/>
+        </w:rPr>
+        <w:t xml:space="preserve">requerir a la señora [DENUNCIANTE] y al Banco Internacional del Perú -Interbank S.A.A. para que, dentro del plazo de dos (2) días hábiles siguientes a la fecha en que reciban la notificación en sus bandejas de correo electrónico, efectúen la confirmación de recepción de la notificación remitida por este despacho a sus correos electrónicos, de conformidad con el segundo párrafo del numeral 4 del artículo 20 del Texto Único Ordenado de la Ley del Procedimiento Administrativo General, aprobado mediante Decreto Supremo 006-2026-JUS, bajo apercibimiento de rehacer el acto de notificación y notificarles conforme al numeral 1 del artículo 20 del citado cuerpo normativo.</w:t>
+      </w:r>
+      <w:r>
+        <w:rPr>
+          <w:rFonts w:ascii="Arial Narrow" w:eastAsia="Arial Narrow" w:hAnsi="Arial Narrow" w:cs="Arial Narrow"/>
           <w:spacing w:val="-3"/>
           <w:kern w:val="0"/>
           <w14:ligatures w14:val="none"/>
           <w:sz w:val="22"/>
           <w:szCs w:val="22"/>
         </w:rPr>
-        <w:t>DÉCIMO</w:t>
-      </w:r>
-      <w:r>
-        <w:rPr>
-          <w:rFonts w:ascii="Arial Narrow" w:eastAsia="Arial Narrow" w:hAnsi="Arial Narrow" w:cs="Arial Narrow"/>
-          <w:b/>
-          <w:color w:val="000000"/>
-          <w:kern w:val="0"/>
-          <w:sz w:val="22"/>
-          <w:szCs w:val="22"/>
-          <w:lang w:eastAsia="es-PE"/>
-          <w14:ligatures w14:val="none"/>
-        </w:rPr>
-        <w:t>:</w:t>
-      </w:r>
-      <w:r>
-        <w:rPr>
-          <w:rFonts w:ascii="Arial Narrow" w:eastAsia="Arial Narrow" w:hAnsi="Arial Narrow" w:cs="Arial Narrow"/>
-          <w:color w:val="000000"/>
-          <w:kern w:val="0"/>
-          <w:sz w:val="22"/>
-          <w:szCs w:val="22"/>
-          <w:lang w:eastAsia="es-PE"/>
-          <w14:ligatures w14:val="none"/>
-        </w:rPr>
-        <w:t xml:space="preserve"> </w:t>
-      </w:r>
-      <w:r>
-        <w:rPr>
-          <w:rFonts w:ascii="Arial Narrow" w:eastAsia="Arial Narrow" w:hAnsi="Arial Narrow" w:cs="Arial Narrow"/>
-          <w:color w:val="000000"/>
-          <w:kern w:val="0"/>
-          <w:sz w:val="22"/>
-          <w:szCs w:val="22"/>
-          <w:lang w:eastAsia="es-PE"/>
-          <w14:ligatures w14:val="none"/>
-        </w:rPr>
-        <w:t xml:space="preserve">poner en conocimiento de las partes que, antes de la emisión de la Resolución Final, tienen la posibilidad de formular su desistimiento o presentar el acuerdo arribado mediante la conciliación, mediación, </w:t>
-      </w:r>
-      <w:r>
-        <w:rPr>
-          <w:rFonts w:ascii="Arial Narrow" w:eastAsia="Arial Narrow" w:hAnsi="Arial Narrow" w:cs="Arial Narrow"/>
-          <w:color w:val="000000"/>
-          <w:kern w:val="0"/>
-          <w:sz w:val="22"/>
-          <w:szCs w:val="22"/>
-          <w:lang w:eastAsia="es-PE"/>
-          <w14:ligatures w14:val="none"/>
-        </w:rPr>
-        <w:lastRenderedPageBreak/>
-        <w:t>transacción o cualquier otro que, de forma indubitable, deje constancia que se ha solucionado la controversia materia de denuncia.</w:t>
-      </w:r>
-      <w:bookmarkStart w:id="8" w:name="h.gjdgxs" w:colFirst="0" w:colLast="0"/>
-      <w:bookmarkEnd w:id="8"/>
+        <w:t/>
+      </w:r>
+      <w:r>
+        <w:rPr>
+          <w:rFonts w:ascii="Arial Narrow" w:eastAsia="Arial Narrow" w:hAnsi="Arial Narrow" w:cs="Arial Narrow"/>
+          <w:spacing w:val="-3"/>
+          <w:kern w:val="0"/>
+          <w14:ligatures w14:val="none"/>
+          <w:sz w:val="22"/>
+          <w:szCs w:val="22"/>
+        </w:rPr>
+        <w:t xml:space="preserve"/>
+      </w:r>
+      <w:r>
+        <w:rPr>
+          <w:rFonts w:ascii="Arial Narrow" w:eastAsia="Arial Narrow" w:hAnsi="Arial Narrow" w:cs="Arial Narrow"/>
+          <w:color w:val="000000"/>
+          <w:kern w:val="0"/>
+          <w:sz w:val="22"/>
+          <w:szCs w:val="22"/>
+          <w:shd w:val="clear" w:color="auto" w:fill="FFFFFF"/>
+          <w:lang w:eastAsia="es-PE"/>
+          <w14:ligatures w14:val="none"/>
+        </w:rPr>
+        <w:t xml:space="preserve"/>
+      </w:r>
+      <w:r>
+        <w:rPr>
+          <w:rFonts w:ascii="Arial Narrow" w:eastAsia="Arial Narrow" w:hAnsi="Arial Narrow" w:cs="Arial Narrow"/>
+          <w:color w:val="000000"/>
+          <w:kern w:val="0"/>
+          <w:sz w:val="22"/>
+          <w:szCs w:val="22"/>
+          <w:shd w:val="clear" w:color="auto" w:fill="FFFFFF"/>
+          <w:lang w:eastAsia="es-PE"/>
+          <w14:ligatures w14:val="none"/>
+        </w:rPr>
+        <w:t/>
+      </w:r>
+      <w:r>
+        <w:rPr>
+          <w:rFonts w:ascii="Arial Narrow" w:eastAsia="Arial Narrow" w:hAnsi="Arial Narrow" w:cs="Arial Narrow"/>
+          <w:color w:val="000000"/>
+          <w:kern w:val="0"/>
+          <w:sz w:val="22"/>
+          <w:szCs w:val="22"/>
+          <w:shd w:val="clear" w:color="auto" w:fill="FFFFFF"/>
+          <w:lang w:eastAsia="es-PE"/>
+          <w14:ligatures w14:val="none"/>
+        </w:rPr>
+        <w:t/>
+      </w:r>
+      <w:r>
+        <w:rPr>
+          <w:rFonts w:ascii="Arial Narrow" w:eastAsia="Arial Narrow" w:hAnsi="Arial Narrow" w:cs="Arial Narrow"/>
+          <w:color w:val="000000"/>
+          <w:kern w:val="0"/>
+          <w:sz w:val="22"/>
+          <w:szCs w:val="22"/>
+          <w:shd w:val="clear" w:color="auto" w:fill="FFFFFF"/>
+          <w:lang w:eastAsia="es-PE"/>
+          <w14:ligatures w14:val="none"/>
+        </w:rPr>
+        <w:t xml:space="preserve"/>
+      </w:r>
+      <w:r>
+        <w:rPr>
+          <w:rFonts w:ascii="Arial Narrow" w:eastAsia="Arial Narrow" w:hAnsi="Arial Narrow" w:cs="Arial Narrow"/>
+          <w:color w:val="000000"/>
+          <w:sz w:val="22"/>
+          <w:szCs w:val="22"/>
+        </w:rPr>
+        <w:t/>
+      </w:r>
+      <w:r>
+        <w:rPr>
+          <w:rFonts w:ascii="Arial Narrow" w:eastAsia="Arial Narrow" w:hAnsi="Arial Narrow" w:cs="Arial Narrow"/>
+          <w:color w:val="000000"/>
+          <w:sz w:val="22"/>
+          <w:szCs w:val="22"/>
+        </w:rPr>
+        <w:t/>
+      </w:r>
+      <w:r>
+        <w:rPr>
+          <w:rFonts w:ascii="Arial Narrow" w:eastAsia="Arial Narrow" w:hAnsi="Arial Narrow" w:cs="Arial Narrow"/>
+          <w:color w:val="000000"/>
+          <w:sz w:val="22"/>
+          <w:szCs w:val="22"/>
+        </w:rPr>
+        <w:t xml:space="preserve"/>
+      </w:r>
+      <w:r>
+        <w:rPr>
+          <w:rFonts w:ascii="Arial Narrow" w:eastAsia="Arial Narrow" w:hAnsi="Arial Narrow" w:cs="Arial Narrow"/>
+          <w:color w:val="000000"/>
+          <w:sz w:val="22"/>
+          <w:szCs w:val="22"/>
+        </w:rPr>
+        <w:t/>
+      </w:r>
+      <w:r>
+        <w:rPr>
+          <w:rFonts w:ascii="Arial Narrow" w:eastAsia="Arial Narrow" w:hAnsi="Arial Narrow" w:cs="Arial Narrow"/>
+          <w:color w:val="000000"/>
+          <w:sz w:val="22"/>
+          <w:szCs w:val="22"/>
+        </w:rPr>
+        <w:t xml:space="preserve"/>
+      </w:r>
+      <w:r>
+        <w:rPr>
+          <w:rFonts w:ascii="Arial Narrow" w:eastAsia="Arial Narrow" w:hAnsi="Arial Narrow" w:cs="Arial Narrow"/>
+          <w:color w:val="000000"/>
+          <w:sz w:val="22"/>
+          <w:szCs w:val="22"/>
+        </w:rPr>
+        <w:t/>
+      </w:r>
+      <w:r>
+        <w:rPr>
+          <w:rFonts w:ascii="Arial Narrow" w:eastAsia="Arial Narrow" w:hAnsi="Arial Narrow" w:cs="Arial Narrow"/>
+          <w:color w:val="000000"/>
+          <w:sz w:val="22"/>
+          <w:szCs w:val="22"/>
+        </w:rPr>
+        <w:t xml:space="preserve"/>
+      </w:r>
+      <w:r>
+        <w:rPr>
+          <w:rFonts w:ascii="Arial Narrow" w:eastAsia="Arial Narrow" w:hAnsi="Arial Narrow" w:cs="Arial Narrow"/>
+          <w:color w:val="000000"/>
+          <w:sz w:val="22"/>
+          <w:szCs w:val="22"/>
+        </w:rPr>
+        <w:t/>
+      </w:r>
+      <w:r>
+        <w:rPr>
+          <w:rFonts w:ascii="Arial Narrow" w:eastAsia="Arial Narrow" w:hAnsi="Arial Narrow" w:cs="Arial Narrow"/>
+          <w:color w:val="000000"/>
+          <w:sz w:val="22"/>
+          <w:szCs w:val="22"/>
+        </w:rPr>
+        <w:t xml:space="preserve"/>
+      </w:r>
+      <w:r>
+        <w:rPr>
+          <w:rFonts w:ascii="Arial Narrow" w:eastAsia="Arial Narrow" w:hAnsi="Arial Narrow" w:cs="Arial Narrow"/>
+          <w:color w:val="000000"/>
+          <w:sz w:val="22"/>
+          <w:szCs w:val="22"/>
+        </w:rPr>
+        <w:t/>
+      </w:r>
+      <w:r>
+        <w:rPr>
+          <w:rFonts w:ascii="Arial Narrow" w:eastAsia="Arial Narrow" w:hAnsi="Arial Narrow" w:cs="Arial Narrow"/>
+          <w:color w:val="000000"/>
+          <w:sz w:val="22"/>
+          <w:szCs w:val="22"/>
+        </w:rPr>
+        <w:t xml:space="preserve"/>
+      </w:r>
+      <w:r>
+        <w:rPr>
+          <w:rFonts w:ascii="Arial Narrow" w:eastAsia="Arial Narrow" w:hAnsi="Arial Narrow" w:cs="Arial Narrow"/>
+          <w:color w:val="000000"/>
+          <w:sz w:val="22"/>
+          <w:szCs w:val="22"/>
+        </w:rPr>
+        <w:t/>
+      </w:r>
+      <w:r>
+        <w:rPr>
+          <w:rFonts w:ascii="Arial Narrow" w:eastAsia="Arial Narrow" w:hAnsi="Arial Narrow" w:cs="Arial Narrow"/>
+          <w:color w:val="000000"/>
+          <w:sz w:val="22"/>
+          <w:szCs w:val="22"/>
+        </w:rPr>
+        <w:t xml:space="preserve"/>
+      </w:r>
+      <w:r>
+        <w:rPr>
+          <w:rFonts w:ascii="Arial Narrow" w:eastAsia="Arial Narrow" w:hAnsi="Arial Narrow" w:cs="Arial Narrow"/>
+          <w:color w:val="000000"/>
+          <w:sz w:val="22"/>
+          <w:szCs w:val="22"/>
+        </w:rPr>
+        <w:t/>
+      </w:r>
+      <w:r>
+        <w:rPr>
+          <w:rFonts w:ascii="Arial Narrow" w:eastAsia="Arial Narrow" w:hAnsi="Arial Narrow" w:cs="Arial Narrow"/>
+          <w:color w:val="000000"/>
+          <w:sz w:val="22"/>
+          <w:szCs w:val="22"/>
+        </w:rPr>
+        <w:t/>
+      </w:r>
+      <w:r>
+        <w:rPr>
+          <w:rFonts w:ascii="Arial Narrow" w:eastAsia="Arial Narrow" w:hAnsi="Arial Narrow" w:cs="Arial Narrow"/>
+          <w:color w:val="000000"/>
+          <w:kern w:val="0"/>
+          <w:sz w:val="22"/>
+          <w:szCs w:val="22"/>
+          <w:lang w:eastAsia="es-PE"/>
+          <w14:ligatures w14:val="none"/>
+        </w:rPr>
+        <w:t/>
+      </w:r>
+      <w:r>
+        <w:rPr>
+          <w:rFonts w:ascii="Arial Narrow" w:eastAsia="Arial Narrow" w:hAnsi="Arial Narrow" w:cs="Arial Narrow"/>
+          <w:color w:val="000000"/>
+          <w:sz w:val="22"/>
+          <w:szCs w:val="22"/>
+        </w:rPr>
+        <w:t xml:space="preserve"/>
+      </w:r>
+      <w:r>
+        <w:rPr>
+          <w:rFonts w:ascii="Arial Narrow" w:eastAsia="Arial Narrow" w:hAnsi="Arial Narrow" w:cs="Arial Narrow"/>
+          <w:color w:val="000000"/>
+          <w:kern w:val="0"/>
+          <w:sz w:val="22"/>
+          <w:szCs w:val="22"/>
+          <w:lang w:eastAsia="es-PE"/>
+          <w14:ligatures w14:val="none"/>
+        </w:rPr>
+        <w:t/>
+      </w:r>
+      <w:r>
+        <w:rPr>
+          <w:rFonts w:ascii="Arial Narrow" w:eastAsia="Arial Narrow" w:hAnsi="Arial Narrow" w:cs="Arial Narrow"/>
+          <w:color w:val="000000"/>
+          <w:sz w:val="22"/>
+          <w:szCs w:val="22"/>
+        </w:rPr>
+        <w:t xml:space="preserve"/>
+      </w:r>
+      <w:r>
+        <w:rPr>
+          <w:rStyle w:val="Refdenotaalpie"/>
+          <w:rFonts w:ascii="Arial Narrow" w:eastAsia="Arial Narrow" w:hAnsi="Arial Narrow" w:cs="Arial Narrow"/>
+          <w:sz w:val="22"/>
+          <w:szCs w:val="22"/>
+          <w:vertAlign w:val="superscript"/>
+        </w:rPr>
+        <w:footnoteReference w:id="17"/>
+      </w:r>
+      <w:r>
+        <w:rPr>
+          <w:rFonts w:ascii="Arial Narrow" w:eastAsia="Arial Narrow" w:hAnsi="Arial Narrow" w:cs="Arial Narrow"/>
+          <w:sz w:val="22"/>
+          <w:szCs w:val="22"/>
+        </w:rPr>
+        <w:t/>
+      </w:r>
     </w:p>
     <w:p>
       <w:pPr>
@@ -8944,14 +9309,74 @@
         <w:jc w:val="both"/>
         <w:rPr>
           <w:rFonts w:ascii="Arial Narrow" w:eastAsia="Arial Narrow" w:hAnsi="Arial Narrow" w:cs="Arial Narrow"/>
-          <w:color w:val="000000"/>
-          <w:kern w:val="0"/>
-          <w:sz w:val="22"/>
-          <w:szCs w:val="22"/>
-          <w:lang w:eastAsia="es-PE"/>
-          <w14:ligatures w14:val="none"/>
-        </w:rPr>
-      </w:pPr>
+          <w:sz w:val="22"/>
+          <w:szCs w:val="22"/>
+        </w:rPr>
+      </w:pPr>
+    </w:p>
+    <w:p>
+      <w:pPr>
+        <w:suppressAutoHyphens/>
+        <w:spacing w:line="240" w:lineRule="auto"/>
+        <w:jc w:val="both"/>
+        <w:rPr>
+          <w:rFonts w:ascii="Arial Narrow" w:eastAsia="Arial Narrow" w:hAnsi="Arial Narrow" w:cs="Arial Narrow"/>
+          <w:sz w:val="22"/>
+          <w:szCs w:val="22"/>
+        </w:rPr>
+      </w:pPr>
+      <w:r>
+        <w:rPr>
+          <w:rFonts w:ascii="Arial Narrow" w:eastAsia="Arial Narrow" w:hAnsi="Arial Narrow" w:cs="Arial Narrow"/>
+          <w:b/>
+          <w:bCs/>
+          <w:sz w:val="22"/>
+          <w:szCs w:val="22"/>
+        </w:rPr>
+        <w:t>DÉCIMO SEGUNDO:</w:t>
+      </w:r>
+      <w:r>
+        <w:rPr>
+          <w:rFonts w:ascii="Arial Narrow" w:eastAsia="Arial Narrow" w:hAnsi="Arial Narrow" w:cs="Arial Narrow"/>
+          <w:sz w:val="22"/>
+          <w:szCs w:val="22"/>
+        </w:rPr>
+        <w:t xml:space="preserve"> </w:t>
+      </w:r>
+      <w:r>
+        <w:rPr>
+          <w:rFonts w:ascii="Arial Narrow" w:eastAsia="Arial Narrow" w:hAnsi="Arial Narrow" w:cs="Arial Narrow"/>
+          <w:color w:val="000000"/>
+          <w:sz w:val="22"/>
+          <w:szCs w:val="22"/>
+        </w:rPr>
+        <w:t xml:space="preserve">requerir a </w:t>
+      </w:r>
+      <w:r>
+        <w:rPr>
+          <w:rFonts w:ascii="Arial Narrow" w:eastAsia="Arial Narrow" w:hAnsi="Arial Narrow" w:cs="Arial Narrow"/>
+          <w:sz w:val="22"/>
+          <w:szCs w:val="22"/>
+        </w:rPr>
+        <w:t xml:space="preserve">Chubb Perú S.A. Compañía de Seguros y Reaseguros </w:t>
+      </w:r>
+      <w:r>
+        <w:rPr>
+          <w:rFonts w:ascii="Arial Narrow" w:eastAsia="Arial Narrow" w:hAnsi="Arial Narrow" w:cs="Arial Narrow"/>
+          <w:sz w:val="22"/>
+          <w:szCs w:val="22"/>
+          <w:shd w:val="clear" w:color="auto" w:fill="FFFFFF"/>
+        </w:rPr>
+        <w:t xml:space="preserve">para que </w:t>
+      </w:r>
+      <w:r>
+        <w:rPr>
+          <w:rFonts w:ascii="Arial Narrow" w:eastAsia="Arial Narrow" w:hAnsi="Arial Narrow" w:cs="Arial Narrow"/>
+          <w:sz w:val="22"/>
+          <w:szCs w:val="22"/>
+        </w:rPr>
+        <w:t>efectúe el acuse de recibo mediante la confirmación de recepción de la notificación remitida por este despacho a su Casilla Electrónica, dentro de los cinco (5) primeros días hábiles siguientes a la fecha en que recibe la notificación.</w:t>
+      </w:r>
     </w:p>
     <w:p>
       <w:pPr>
@@ -8960,317 +9385,78 @@
         <w:jc w:val="both"/>
         <w:rPr>
           <w:rFonts w:ascii="Arial Narrow" w:eastAsia="Arial Narrow" w:hAnsi="Arial Narrow" w:cs="Arial Narrow"/>
-          <w:sz w:val="22"/>
-          <w:szCs w:val="22"/>
-        </w:rPr>
-      </w:pPr>
-      <w:r>
+          <w:b/>
+          <w:color w:val="000000"/>
+          <w:kern w:val="0"/>
+          <w:sz w:val="22"/>
+          <w:szCs w:val="22"/>
+          <w:lang w:eastAsia="es-PE"/>
+          <w14:ligatures w14:val="none"/>
+        </w:rPr>
+      </w:pPr>
+    </w:p>
+    <w:p>
+      <w:pPr>
+        <w:suppressAutoHyphens/>
+        <w:spacing w:after="0" w:line="240" w:lineRule="auto"/>
+        <w:jc w:val="both"/>
+        <w:rPr>
+          <w:rFonts w:ascii="Arial Narrow" w:eastAsia="Arial Narrow" w:hAnsi="Arial Narrow" w:cs="Arial Narrow"/>
+          <w:b/>
+          <w:color w:val="000000"/>
+          <w:kern w:val="0"/>
+          <w:sz w:val="22"/>
+          <w:szCs w:val="22"/>
+          <w:lang w:eastAsia="es-PE"/>
+          <w14:ligatures w14:val="none"/>
+        </w:rPr>
+      </w:pPr>
+    </w:p>
+    <w:bookmarkEnd w:id="0"/>
+    <w:p>
+      <w:pPr>
+        <w:spacing w:after="0" w:line="240" w:lineRule="auto"/>
+        <w:jc w:val="both"/>
+        <w:rPr>
+          <w:rFonts w:ascii="Arial Narrow" w:eastAsia="Arial Narrow" w:hAnsi="Arial Narrow" w:cs="Arial Narrow"/>
+          <w:b/>
+          <w:color w:val="000000"/>
+          <w:kern w:val="0"/>
+          <w:sz w:val="22"/>
+          <w:szCs w:val="22"/>
+          <w:lang w:eastAsia="es-PE"/>
+          <w14:ligatures w14:val="none"/>
+        </w:rPr>
+      </w:pPr>
+    </w:p>
+    <w:p>
+      <w:pPr>
+        <w:spacing w:after="0" w:line="240" w:lineRule="auto"/>
+        <w:jc w:val="both"/>
+        <w:rPr>
+          <w:rFonts w:ascii="Arial Narrow" w:eastAsia="Arial Narrow" w:hAnsi="Arial Narrow" w:cs="Arial Narrow"/>
+          <w:b/>
+          <w:color w:val="000000"/>
+          <w:kern w:val="0"/>
+          <w:sz w:val="22"/>
+          <w:szCs w:val="22"/>
+          <w:lang w:eastAsia="es-PE"/>
+          <w14:ligatures w14:val="none"/>
+        </w:rPr>
+      </w:pPr>
+    </w:p>
+    <w:p>
+      <w:pPr>
+        <w:shd w:val="clear" w:color="auto" w:fill="FFFFFF"/>
+        <w:spacing w:after="0" w:line="240" w:lineRule="auto"/>
+        <w:jc w:val="center"/>
         <w:rPr>
           <w:rFonts w:ascii="Arial Narrow" w:eastAsia="Arial Narrow" w:hAnsi="Arial Narrow" w:cs="Arial Narrow"/>
           <w:b/>
           <w:bCs/>
-          <w:sz w:val="22"/>
-          <w:szCs w:val="22"/>
-        </w:rPr>
-        <w:t xml:space="preserve">DÉCIMO PRIMERO: </w:t>
-      </w:r>
-      <w:r>
-        <w:rPr>
-          <w:rFonts w:ascii="Arial Narrow" w:eastAsia="Arial Narrow" w:hAnsi="Arial Narrow" w:cs="Arial Narrow"/>
-          <w:sz w:val="22"/>
-          <w:szCs w:val="22"/>
-        </w:rPr>
-        <w:t xml:space="preserve">requerir a la señora [DENUNCIANTE] y al Banco Internacional del Perú -Interbank S.A.A. para que, dentro del plazo de dos (2) días hábiles siguientes a la fecha en que reciban la notificación en sus bandejas de correo electrónico, efectúen la confirmación de recepción de la notificación remitida por este despacho a sus correos electrónicos, de conformidad con el segundo párrafo del numeral 4 del artículo 20 del Texto Único Ordenado de la Ley del Procedimiento Administrativo General, aprobado mediante Decreto Supremo 006-2026-JUS, bajo apercibimiento de rehacer el acto de notificación y notificarle conforme al numeral 1 del artículo 20 del citado cuerpo normativo.</w:t>
-      </w:r>
-      <w:r>
-        <w:rPr>
-          <w:rFonts w:ascii="Arial Narrow" w:eastAsia="Arial Narrow" w:hAnsi="Arial Narrow" w:cs="Arial Narrow"/>
-          <w:spacing w:val="-3"/>
-          <w:kern w:val="0"/>
-          <w14:ligatures w14:val="none"/>
-          <w:sz w:val="22"/>
-          <w:szCs w:val="22"/>
-        </w:rPr>
-        <w:t/>
-      </w:r>
-      <w:r>
-        <w:rPr>
-          <w:rFonts w:ascii="Arial Narrow" w:eastAsia="Arial Narrow" w:hAnsi="Arial Narrow" w:cs="Arial Narrow"/>
-          <w:spacing w:val="-3"/>
-          <w:kern w:val="0"/>
-          <w14:ligatures w14:val="none"/>
-          <w:sz w:val="22"/>
-          <w:szCs w:val="22"/>
-        </w:rPr>
-        <w:t xml:space="preserve"/>
-      </w:r>
-      <w:r>
-        <w:rPr>
-          <w:rFonts w:ascii="Arial Narrow" w:eastAsia="Arial Narrow" w:hAnsi="Arial Narrow" w:cs="Arial Narrow"/>
-          <w:color w:val="000000"/>
-          <w:kern w:val="0"/>
-          <w:sz w:val="22"/>
-          <w:szCs w:val="22"/>
-          <w:shd w:val="clear" w:color="auto" w:fill="FFFFFF"/>
-          <w:lang w:eastAsia="es-PE"/>
-          <w14:ligatures w14:val="none"/>
-        </w:rPr>
-        <w:t xml:space="preserve"/>
-      </w:r>
-      <w:r>
-        <w:rPr>
-          <w:rFonts w:ascii="Arial Narrow" w:eastAsia="Arial Narrow" w:hAnsi="Arial Narrow" w:cs="Arial Narrow"/>
-          <w:color w:val="000000"/>
-          <w:kern w:val="0"/>
-          <w:sz w:val="22"/>
-          <w:szCs w:val="22"/>
-          <w:shd w:val="clear" w:color="auto" w:fill="FFFFFF"/>
-          <w:lang w:eastAsia="es-PE"/>
-          <w14:ligatures w14:val="none"/>
-        </w:rPr>
-        <w:t/>
-      </w:r>
-      <w:r>
-        <w:rPr>
-          <w:rFonts w:ascii="Arial Narrow" w:eastAsia="Arial Narrow" w:hAnsi="Arial Narrow" w:cs="Arial Narrow"/>
-          <w:color w:val="000000"/>
-          <w:kern w:val="0"/>
-          <w:sz w:val="22"/>
-          <w:szCs w:val="22"/>
-          <w:shd w:val="clear" w:color="auto" w:fill="FFFFFF"/>
-          <w:lang w:eastAsia="es-PE"/>
-          <w14:ligatures w14:val="none"/>
-        </w:rPr>
-        <w:t/>
-      </w:r>
-      <w:r>
-        <w:rPr>
-          <w:rFonts w:ascii="Arial Narrow" w:eastAsia="Arial Narrow" w:hAnsi="Arial Narrow" w:cs="Arial Narrow"/>
-          <w:color w:val="000000"/>
-          <w:kern w:val="0"/>
-          <w:sz w:val="22"/>
-          <w:szCs w:val="22"/>
-          <w:shd w:val="clear" w:color="auto" w:fill="FFFFFF"/>
-          <w:lang w:eastAsia="es-PE"/>
-          <w14:ligatures w14:val="none"/>
-        </w:rPr>
-        <w:t xml:space="preserve"/>
-      </w:r>
-      <w:r>
-        <w:rPr>
-          <w:rFonts w:ascii="Arial Narrow" w:eastAsia="Arial Narrow" w:hAnsi="Arial Narrow" w:cs="Arial Narrow"/>
-          <w:color w:val="000000"/>
-          <w:sz w:val="22"/>
-          <w:szCs w:val="22"/>
-        </w:rPr>
-        <w:t/>
-      </w:r>
-      <w:r>
-        <w:rPr>
-          <w:rFonts w:ascii="Arial Narrow" w:eastAsia="Arial Narrow" w:hAnsi="Arial Narrow" w:cs="Arial Narrow"/>
-          <w:color w:val="000000"/>
-          <w:sz w:val="22"/>
-          <w:szCs w:val="22"/>
-        </w:rPr>
-        <w:t/>
-      </w:r>
-      <w:r>
-        <w:rPr>
-          <w:rFonts w:ascii="Arial Narrow" w:eastAsia="Arial Narrow" w:hAnsi="Arial Narrow" w:cs="Arial Narrow"/>
-          <w:color w:val="000000"/>
-          <w:sz w:val="22"/>
-          <w:szCs w:val="22"/>
-        </w:rPr>
-        <w:t xml:space="preserve"/>
-      </w:r>
-      <w:r>
-        <w:rPr>
-          <w:rFonts w:ascii="Arial Narrow" w:eastAsia="Arial Narrow" w:hAnsi="Arial Narrow" w:cs="Arial Narrow"/>
-          <w:color w:val="000000"/>
-          <w:sz w:val="22"/>
-          <w:szCs w:val="22"/>
-        </w:rPr>
-        <w:t/>
-      </w:r>
-      <w:r>
-        <w:rPr>
-          <w:rFonts w:ascii="Arial Narrow" w:eastAsia="Arial Narrow" w:hAnsi="Arial Narrow" w:cs="Arial Narrow"/>
-          <w:color w:val="000000"/>
-          <w:sz w:val="22"/>
-          <w:szCs w:val="22"/>
-        </w:rPr>
-        <w:t xml:space="preserve"/>
-      </w:r>
-      <w:r>
-        <w:rPr>
-          <w:rFonts w:ascii="Arial Narrow" w:eastAsia="Arial Narrow" w:hAnsi="Arial Narrow" w:cs="Arial Narrow"/>
-          <w:color w:val="000000"/>
-          <w:sz w:val="22"/>
-          <w:szCs w:val="22"/>
-        </w:rPr>
-        <w:t/>
-      </w:r>
-      <w:r>
-        <w:rPr>
-          <w:rFonts w:ascii="Arial Narrow" w:eastAsia="Arial Narrow" w:hAnsi="Arial Narrow" w:cs="Arial Narrow"/>
-          <w:color w:val="000000"/>
-          <w:sz w:val="22"/>
-          <w:szCs w:val="22"/>
-        </w:rPr>
-        <w:t xml:space="preserve"/>
-      </w:r>
-      <w:r>
-        <w:rPr>
-          <w:rFonts w:ascii="Arial Narrow" w:eastAsia="Arial Narrow" w:hAnsi="Arial Narrow" w:cs="Arial Narrow"/>
-          <w:color w:val="000000"/>
-          <w:sz w:val="22"/>
-          <w:szCs w:val="22"/>
-        </w:rPr>
-        <w:t/>
-      </w:r>
-      <w:r>
-        <w:rPr>
-          <w:rFonts w:ascii="Arial Narrow" w:eastAsia="Arial Narrow" w:hAnsi="Arial Narrow" w:cs="Arial Narrow"/>
-          <w:color w:val="000000"/>
-          <w:sz w:val="22"/>
-          <w:szCs w:val="22"/>
-        </w:rPr>
-        <w:t xml:space="preserve"/>
-      </w:r>
-      <w:r>
-        <w:rPr>
-          <w:rFonts w:ascii="Arial Narrow" w:eastAsia="Arial Narrow" w:hAnsi="Arial Narrow" w:cs="Arial Narrow"/>
-          <w:color w:val="000000"/>
-          <w:sz w:val="22"/>
-          <w:szCs w:val="22"/>
-        </w:rPr>
-        <w:t/>
-      </w:r>
-      <w:r>
-        <w:rPr>
-          <w:rFonts w:ascii="Arial Narrow" w:eastAsia="Arial Narrow" w:hAnsi="Arial Narrow" w:cs="Arial Narrow"/>
-          <w:color w:val="000000"/>
-          <w:sz w:val="22"/>
-          <w:szCs w:val="22"/>
-        </w:rPr>
-        <w:t xml:space="preserve"/>
-      </w:r>
-      <w:r>
-        <w:rPr>
-          <w:rFonts w:ascii="Arial Narrow" w:eastAsia="Arial Narrow" w:hAnsi="Arial Narrow" w:cs="Arial Narrow"/>
-          <w:color w:val="000000"/>
-          <w:sz w:val="22"/>
-          <w:szCs w:val="22"/>
-        </w:rPr>
-        <w:t/>
-      </w:r>
-      <w:r>
-        <w:rPr>
-          <w:rFonts w:ascii="Arial Narrow" w:eastAsia="Arial Narrow" w:hAnsi="Arial Narrow" w:cs="Arial Narrow"/>
-          <w:color w:val="000000"/>
-          <w:sz w:val="22"/>
-          <w:szCs w:val="22"/>
-        </w:rPr>
-        <w:t xml:space="preserve"/>
-      </w:r>
-      <w:r>
-        <w:rPr>
-          <w:rFonts w:ascii="Arial Narrow" w:eastAsia="Arial Narrow" w:hAnsi="Arial Narrow" w:cs="Arial Narrow"/>
-          <w:color w:val="000000"/>
-          <w:sz w:val="22"/>
-          <w:szCs w:val="22"/>
-        </w:rPr>
-        <w:t/>
-      </w:r>
-      <w:r>
-        <w:rPr>
-          <w:rFonts w:ascii="Arial Narrow" w:eastAsia="Arial Narrow" w:hAnsi="Arial Narrow" w:cs="Arial Narrow"/>
-          <w:color w:val="000000"/>
-          <w:sz w:val="22"/>
-          <w:szCs w:val="22"/>
-        </w:rPr>
-        <w:t/>
-      </w:r>
-      <w:r>
-        <w:rPr>
-          <w:rFonts w:ascii="Arial Narrow" w:eastAsia="Arial Narrow" w:hAnsi="Arial Narrow" w:cs="Arial Narrow"/>
-          <w:color w:val="000000"/>
-          <w:kern w:val="0"/>
-          <w:sz w:val="22"/>
-          <w:szCs w:val="22"/>
-          <w:lang w:eastAsia="es-PE"/>
-          <w14:ligatures w14:val="none"/>
-        </w:rPr>
-        <w:t/>
-      </w:r>
-      <w:r>
-        <w:rPr>
-          <w:rFonts w:ascii="Arial Narrow" w:eastAsia="Arial Narrow" w:hAnsi="Arial Narrow" w:cs="Arial Narrow"/>
-          <w:color w:val="000000"/>
-          <w:sz w:val="22"/>
-          <w:szCs w:val="22"/>
-        </w:rPr>
-        <w:t xml:space="preserve"/>
-      </w:r>
-      <w:r>
-        <w:rPr>
-          <w:rFonts w:ascii="Arial Narrow" w:eastAsia="Arial Narrow" w:hAnsi="Arial Narrow" w:cs="Arial Narrow"/>
-          <w:color w:val="000000"/>
-          <w:kern w:val="0"/>
-          <w:sz w:val="22"/>
-          <w:szCs w:val="22"/>
-          <w:lang w:eastAsia="es-PE"/>
-          <w14:ligatures w14:val="none"/>
-        </w:rPr>
-        <w:t/>
-      </w:r>
-      <w:r>
-        <w:rPr>
-          <w:rFonts w:ascii="Arial Narrow" w:eastAsia="Arial Narrow" w:hAnsi="Arial Narrow" w:cs="Arial Narrow"/>
-          <w:color w:val="000000"/>
-          <w:sz w:val="22"/>
-          <w:szCs w:val="22"/>
-        </w:rPr>
-        <w:t xml:space="preserve"/>
-      </w:r>
-      <w:r>
-        <w:rPr>
-          <w:rStyle w:val="Refdenotaalpie"/>
-          <w:rFonts w:ascii="Arial Narrow" w:eastAsia="Arial Narrow" w:hAnsi="Arial Narrow" w:cs="Arial Narrow"/>
-          <w:sz w:val="22"/>
-          <w:szCs w:val="22"/>
-          <w:vertAlign w:val="superscript"/>
-        </w:rPr>
-        <w:footnoteReference w:id="15"/>
-      </w:r>
-      <w:r>
-        <w:rPr>
-          <w:rFonts w:ascii="Arial Narrow" w:eastAsia="Arial Narrow" w:hAnsi="Arial Narrow" w:cs="Arial Narrow"/>
-          <w:sz w:val="22"/>
-          <w:szCs w:val="22"/>
-        </w:rPr>
-        <w:t/>
-      </w:r>
-    </w:p>
-    <w:p>
-      <w:pPr>
-        <w:suppressAutoHyphens/>
-        <w:spacing w:after="0" w:line="240" w:lineRule="auto"/>
-        <w:jc w:val="both"/>
-        <w:rPr>
-          <w:rFonts w:ascii="Arial Narrow" w:eastAsia="Arial Narrow" w:hAnsi="Arial Narrow" w:cs="Arial Narrow"/>
-          <w:sz w:val="22"/>
-          <w:szCs w:val="22"/>
-        </w:rPr>
-      </w:pPr>
-    </w:p>
-    <w:p>
-      <w:pPr>
-        <w:suppressAutoHyphens/>
-        <w:spacing w:line="240" w:lineRule="auto"/>
-        <w:jc w:val="both"/>
-        <w:rPr>
-          <w:rFonts w:ascii="Arial Narrow" w:eastAsia="Arial Narrow" w:hAnsi="Arial Narrow" w:cs="Arial Narrow"/>
+          <w:color w:val="000000"/>
+          <w:kern w:val="0"/>
+          <w14:ligatures w14:val="none"/>
           <w:sz w:val="22"/>
           <w:szCs w:val="22"/>
         </w:rPr>
@@ -9280,120 +9466,14 @@
           <w:rFonts w:ascii="Arial Narrow" w:eastAsia="Arial Narrow" w:hAnsi="Arial Narrow" w:cs="Arial Narrow"/>
           <w:b/>
           <w:bCs/>
-          <w:sz w:val="22"/>
-          <w:szCs w:val="22"/>
-        </w:rPr>
-        <w:t>DÉCIMO SEGUNDO:</w:t>
-      </w:r>
-      <w:r>
-        <w:rPr>
-          <w:rFonts w:ascii="Arial Narrow" w:eastAsia="Arial Narrow" w:hAnsi="Arial Narrow" w:cs="Arial Narrow"/>
-          <w:sz w:val="22"/>
-          <w:szCs w:val="22"/>
-        </w:rPr>
-        <w:t xml:space="preserve"> </w:t>
-      </w:r>
-      <w:r>
-        <w:rPr>
-          <w:rFonts w:ascii="Arial Narrow" w:eastAsia="Arial Narrow" w:hAnsi="Arial Narrow" w:cs="Arial Narrow"/>
-          <w:color w:val="000000"/>
-          <w:sz w:val="22"/>
-          <w:szCs w:val="22"/>
-        </w:rPr>
-        <w:t xml:space="preserve">requerir a </w:t>
-      </w:r>
-      <w:r>
-        <w:rPr>
-          <w:rFonts w:ascii="Arial Narrow" w:eastAsia="Arial Narrow" w:hAnsi="Arial Narrow" w:cs="Arial Narrow"/>
-          <w:sz w:val="22"/>
-          <w:szCs w:val="22"/>
-        </w:rPr>
-        <w:t xml:space="preserve">Chubb Perú S.A. Compañía de Seguros y Reaseguros </w:t>
-      </w:r>
-      <w:r>
-        <w:rPr>
-          <w:rFonts w:ascii="Arial Narrow" w:eastAsia="Arial Narrow" w:hAnsi="Arial Narrow" w:cs="Arial Narrow"/>
-          <w:sz w:val="22"/>
-          <w:szCs w:val="22"/>
-          <w:shd w:val="clear" w:color="auto" w:fill="FFFFFF"/>
-        </w:rPr>
-        <w:t xml:space="preserve">para que </w:t>
-      </w:r>
-      <w:r>
-        <w:rPr>
-          <w:rFonts w:ascii="Arial Narrow" w:eastAsia="Arial Narrow" w:hAnsi="Arial Narrow" w:cs="Arial Narrow"/>
-          <w:sz w:val="22"/>
-          <w:szCs w:val="22"/>
-        </w:rPr>
-        <w:t>efectúe el acuse de recibo mediante la confirmación de recepción de la notificación remitida por este despacho a su Casilla Electrónica, dentro de los cinco (5) primeros días hábiles siguientes a la fecha en que recibe la notificación.</w:t>
-      </w:r>
-    </w:p>
-    <w:p>
-      <w:pPr>
-        <w:suppressAutoHyphens/>
-        <w:spacing w:after="0" w:line="240" w:lineRule="auto"/>
-        <w:jc w:val="both"/>
-        <w:rPr>
-          <w:rFonts w:ascii="Arial Narrow" w:eastAsia="Arial Narrow" w:hAnsi="Arial Narrow" w:cs="Arial Narrow"/>
-          <w:b/>
-          <w:color w:val="000000"/>
-          <w:kern w:val="0"/>
-          <w:sz w:val="22"/>
-          <w:szCs w:val="22"/>
-          <w:lang w:eastAsia="es-PE"/>
-          <w14:ligatures w14:val="none"/>
-        </w:rPr>
-      </w:pPr>
-    </w:p>
-    <w:p>
-      <w:pPr>
-        <w:suppressAutoHyphens/>
-        <w:spacing w:after="0" w:line="240" w:lineRule="auto"/>
-        <w:jc w:val="both"/>
-        <w:rPr>
-          <w:rFonts w:ascii="Arial Narrow" w:eastAsia="Arial Narrow" w:hAnsi="Arial Narrow" w:cs="Arial Narrow"/>
-          <w:b/>
-          <w:color w:val="000000"/>
-          <w:kern w:val="0"/>
-          <w:sz w:val="22"/>
-          <w:szCs w:val="22"/>
-          <w:lang w:eastAsia="es-PE"/>
-          <w14:ligatures w14:val="none"/>
-        </w:rPr>
-      </w:pPr>
-    </w:p>
-    <w:bookmarkEnd w:id="0"/>
-    <w:p>
-      <w:pPr>
-        <w:spacing w:after="0" w:line="240" w:lineRule="auto"/>
-        <w:jc w:val="both"/>
-        <w:rPr>
-          <w:rFonts w:ascii="Arial Narrow" w:eastAsia="Arial Narrow" w:hAnsi="Arial Narrow" w:cs="Arial Narrow"/>
-          <w:b/>
-          <w:color w:val="000000"/>
-          <w:kern w:val="0"/>
-          <w:sz w:val="22"/>
-          <w:szCs w:val="22"/>
-          <w:lang w:eastAsia="es-PE"/>
-          <w14:ligatures w14:val="none"/>
-        </w:rPr>
-      </w:pPr>
-    </w:p>
-    <w:p>
-      <w:pPr>
-        <w:spacing w:after="0" w:line="240" w:lineRule="auto"/>
-        <w:jc w:val="both"/>
-        <w:rPr>
-          <w:rFonts w:ascii="Arial Narrow" w:eastAsia="Arial Narrow" w:hAnsi="Arial Narrow" w:cs="Arial Narrow"/>
-          <w:b/>
-          <w:color w:val="000000"/>
-          <w:kern w:val="0"/>
-          <w:sz w:val="22"/>
-          <w:szCs w:val="22"/>
-          <w:lang w:eastAsia="es-PE"/>
-          <w14:ligatures w14:val="none"/>
-        </w:rPr>
-      </w:pPr>
+          <w:color w:val="000000"/>
+          <w:kern w:val="0"/>
+          <w14:ligatures w14:val="none"/>
+          <w:sz w:val="22"/>
+          <w:szCs w:val="22"/>
+        </w:rPr>
+        <w:t xml:space="preserve">Firmado digitalmente por</w:t>
+      </w:r>
     </w:p>
     <w:p>
       <w:pPr>
@@ -9702,6 +9782,9 @@
     <w:p>
       <w:pPr>
         <w:pStyle w:val="Textonotapie"/>
+        <w:tabs>
+          <w:tab w:val="left" w:pos="567"/>
+        </w:tabs>
         <w:ind w:left="567" w:hanging="567"/>
         <w:jc w:val="both"/>
         <w:rPr>
@@ -9726,7 +9809,82 @@
           <w:sz w:val="16"/>
           <w:szCs w:val="16"/>
         </w:rPr>
+        <w:tab/>
+        <w:t xml:space="preserve"/>
+      </w:r>
+      <w:r>
+        <w:rPr>
+          <w:rFonts w:ascii="Arial Narrow" w:eastAsia="Arial Narrow" w:hAnsi="Arial Narrow" w:cs="Arial Narrow"/>
+          <w:sz w:val="16"/>
+          <w:szCs w:val="16"/>
+        </w:rPr>
+        <w:tab/>
+        <w:t>Publicado</w:t>
+      </w:r>
+      <w:r>
+        <w:rPr>
+          <w:rFonts w:ascii="Arial Narrow" w:eastAsia="Arial Narrow" w:hAnsi="Arial Narrow" w:cs="Arial Narrow"/>
+          <w:b/>
+          <w:sz w:val="16"/>
+          <w:szCs w:val="16"/>
+        </w:rPr>
         <w:t xml:space="preserve"> </w:t>
+      </w:r>
+      <w:r>
+        <w:rPr>
+          <w:rFonts w:ascii="Arial Narrow" w:eastAsia="Arial Narrow" w:hAnsi="Arial Narrow" w:cs="Arial Narrow"/>
+          <w:sz w:val="16"/>
+          <w:szCs w:val="16"/>
+        </w:rPr>
+        <w:t xml:space="preserve">el 2 de setiembre de 2010 en el Diario Oficial El Peruano, vigente desde el 2 de octubre de 2010 y modificado por Decreto Legislativo 1308.</w:t>
+      </w:r>
+    </w:p>
+    <w:p>
+      <w:pPr>
+        <w:pStyle w:val="Textonotapie"/>
+        <w:ind w:left="567" w:hanging="567"/>
+        <w:jc w:val="both"/>
+        <w:rPr>
+          <w:rFonts w:ascii="Arial Narrow" w:eastAsia="Arial Narrow" w:hAnsi="Arial Narrow" w:cs="Arial Narrow"/>
+          <w:sz w:val="16"/>
+          <w:szCs w:val="16"/>
+        </w:rPr>
+      </w:pPr>
+    </w:p>
+  </w:footnote>
+  <w:footnote w:id="2">
+    <w:p>
+      <w:pPr>
+        <w:pStyle w:val="Textonotapie"/>
+        <w:tabs>
+          <w:tab w:val="left" w:pos="567"/>
+        </w:tabs>
+        <w:ind w:left="567" w:hanging="567"/>
+        <w:jc w:val="both"/>
+        <w:rPr>
+          <w:rFonts w:ascii="Arial Narrow" w:eastAsia="Arial Narrow" w:hAnsi="Arial Narrow" w:cs="Arial Narrow"/>
+          <w:sz w:val="16"/>
+          <w:szCs w:val="16"/>
+        </w:rPr>
+      </w:pPr>
+      <w:r>
+        <w:rPr>
+          <w:rStyle w:val="Refdenotaalpie"/>
+          <w:rFonts w:ascii="Arial Narrow" w:eastAsia="Arial Narrow" w:hAnsi="Arial Narrow" w:cs="Arial Narrow"/>
+          <w:sz w:val="16"/>
+          <w:szCs w:val="16"/>
+          <w:vertAlign w:val="superscript"/>
+        </w:rPr>
+        <w:footnoteRef/>
+      </w:r>
+      <w:r>
+        <w:rPr>
+          <w:rFonts w:ascii="Arial Narrow" w:eastAsia="Arial Narrow" w:hAnsi="Arial Narrow" w:cs="Arial Narrow"/>
+          <w:sz w:val="16"/>
+          <w:szCs w:val="16"/>
+        </w:rPr>
+        <w:tab/>
+        <w:t xml:space="preserve"/>
       </w:r>
       <w:r>
         <w:rPr>
@@ -9818,76 +9976,6 @@
           <w:szCs w:val="16"/>
         </w:rPr>
         <w:t xml:space="preserve">.</w:t>
-      </w:r>
-    </w:p>
-    <w:p>
-      <w:pPr>
-        <w:pStyle w:val="Textonotapie"/>
-        <w:ind w:left="567" w:hanging="567"/>
-        <w:jc w:val="both"/>
-        <w:rPr>
-          <w:rFonts w:ascii="Arial Narrow" w:eastAsia="Arial Narrow" w:hAnsi="Arial Narrow" w:cs="Arial Narrow"/>
-          <w:sz w:val="16"/>
-          <w:szCs w:val="16"/>
-        </w:rPr>
-      </w:pPr>
-    </w:p>
-  </w:footnote>
-  <w:footnote w:id="2">
-    <w:p>
-      <w:pPr>
-        <w:pStyle w:val="Textonotapie"/>
-        <w:ind w:left="567" w:hanging="567"/>
-        <w:jc w:val="both"/>
-        <w:rPr>
-          <w:rFonts w:ascii="Arial Narrow" w:eastAsia="Arial Narrow" w:hAnsi="Arial Narrow" w:cs="Arial Narrow"/>
-          <w:sz w:val="16"/>
-          <w:szCs w:val="16"/>
-        </w:rPr>
-      </w:pPr>
-      <w:r>
-        <w:rPr>
-          <w:rStyle w:val="Refdenotaalpie"/>
-          <w:rFonts w:ascii="Arial Narrow" w:eastAsia="Arial Narrow" w:hAnsi="Arial Narrow" w:cs="Arial Narrow"/>
-          <w:sz w:val="16"/>
-          <w:szCs w:val="16"/>
-          <w:vertAlign w:val="superscript"/>
-        </w:rPr>
-        <w:footnoteRef/>
-      </w:r>
-      <w:r>
-        <w:rPr>
-          <w:rFonts w:ascii="Arial Narrow" w:eastAsia="Arial Narrow" w:hAnsi="Arial Narrow" w:cs="Arial Narrow"/>
-          <w:sz w:val="16"/>
-          <w:szCs w:val="16"/>
-        </w:rPr>
-        <w:t xml:space="preserve"> </w:t>
-      </w:r>
-      <w:r>
-        <w:rPr>
-          <w:rFonts w:ascii="Arial Narrow" w:eastAsia="Arial Narrow" w:hAnsi="Arial Narrow" w:cs="Arial Narrow"/>
-          <w:sz w:val="16"/>
-          <w:szCs w:val="16"/>
-        </w:rPr>
-        <w:tab/>
-        <w:t>Publicado</w:t>
-      </w:r>
-      <w:r>
-        <w:rPr>
-          <w:rFonts w:ascii="Arial Narrow" w:eastAsia="Arial Narrow" w:hAnsi="Arial Narrow" w:cs="Arial Narrow"/>
-          <w:b/>
-          <w:sz w:val="16"/>
-          <w:szCs w:val="16"/>
-        </w:rPr>
-        <w:t xml:space="preserve"> </w:t>
-      </w:r>
-      <w:r>
-        <w:rPr>
-          <w:rFonts w:ascii="Arial Narrow" w:eastAsia="Arial Narrow" w:hAnsi="Arial Narrow" w:cs="Arial Narrow"/>
-          <w:sz w:val="16"/>
-          <w:szCs w:val="16"/>
-        </w:rPr>
-        <w:t xml:space="preserve">el 2 de setiembre de 2010 en el Diario Oficial El Peruano, vigente desde el 2 de octubre de 2010 y modificado por Decreto Legislativo 1308.</w:t>
       </w:r>
     </w:p>
     <w:p>
@@ -9936,7 +10024,8 @@
           <w:sz w:val="16"/>
           <w:szCs w:val="16"/>
         </w:rPr>
-        <w:t xml:space="preserve"> </w:t>
+        <w:tab/>
+        <w:t xml:space="preserve"/>
       </w:r>
       <w:r>
         <w:rPr>
@@ -10043,10 +10132,30 @@
         <w:jc w:val="both"/>
         <w:rPr>
           <w:rFonts w:ascii="Arial Narrow" w:eastAsia="Arial Narrow" w:hAnsi="Arial Narrow" w:cs="Arial Narrow"/>
-          <w:sz w:val="16"/>
-          <w:szCs w:val="16"/>
-        </w:rPr>
-      </w:pPr>
+          <w:b/>
+          <w:bCs/>
+          <w:sz w:val="16"/>
+          <w:szCs w:val="16"/>
+        </w:rPr>
+      </w:pPr>
+      <w:r>
+        <w:rPr>
+          <w:rFonts w:ascii="Arial Narrow" w:eastAsia="Arial Narrow" w:hAnsi="Arial Narrow" w:cs="Arial Narrow"/>
+          <w:sz w:val="16"/>
+          <w:szCs w:val="16"/>
+        </w:rPr>
+        <w:tab/>
+      </w:r>
+      <w:r>
+        <w:rPr>
+          <w:rFonts w:ascii="Arial Narrow" w:eastAsia="Arial Narrow" w:hAnsi="Arial Narrow" w:cs="Arial Narrow"/>
+          <w:b/>
+          <w:bCs/>
+          <w:sz w:val="16"/>
+          <w:szCs w:val="16"/>
+        </w:rPr>
+        <w:t xml:space="preserve">LEY DE ORGANIZACIÓN Y FUNCIONES DEL INDECOPI, APROBADA POR DECRETO LEGISLATIVO 1033 </w:t>
+      </w:r>
     </w:p>
     <w:p>
       <w:pPr>
@@ -10058,29 +10167,46 @@
         <w:jc w:val="both"/>
         <w:rPr>
           <w:rFonts w:ascii="Arial Narrow" w:eastAsia="Arial Narrow" w:hAnsi="Arial Narrow" w:cs="Arial Narrow"/>
+          <w:sz w:val="16"/>
+          <w:szCs w:val="16"/>
+        </w:rPr>
+      </w:pPr>
+      <w:r>
+        <w:rPr>
+          <w:rFonts w:ascii="Arial Narrow" w:eastAsia="Arial Narrow" w:hAnsi="Arial Narrow" w:cs="Arial Narrow"/>
           <w:b/>
           <w:bCs/>
           <w:sz w:val="16"/>
           <w:szCs w:val="16"/>
         </w:rPr>
-      </w:pPr>
-      <w:r>
-        <w:rPr>
-          <w:rFonts w:ascii="Arial Narrow" w:eastAsia="Arial Narrow" w:hAnsi="Arial Narrow" w:cs="Arial Narrow"/>
-          <w:sz w:val="16"/>
-          <w:szCs w:val="16"/>
-        </w:rPr>
         <w:tab/>
-      </w:r>
-      <w:r>
-        <w:rPr>
-          <w:rFonts w:ascii="Arial Narrow" w:eastAsia="Arial Narrow" w:hAnsi="Arial Narrow" w:cs="Arial Narrow"/>
-          <w:b/>
-          <w:bCs/>
-          <w:sz w:val="16"/>
-          <w:szCs w:val="16"/>
-        </w:rPr>
-        <w:t xml:space="preserve">LEY DE ORGANIZACIÓN Y FUNCIONES DEL INDECOPI, APROBADA POR DECRETO LEGISLATIVO 1033 </w:t>
+        <w:t>Artículo 27.-</w:t>
+      </w:r>
+      <w:r>
+        <w:rPr>
+          <w:rFonts w:ascii="Arial Narrow" w:eastAsia="Arial Narrow" w:hAnsi="Arial Narrow" w:cs="Arial Narrow"/>
+          <w:sz w:val="16"/>
+          <w:szCs w:val="16"/>
+        </w:rPr>
+        <w:t xml:space="preserve"> De la Comisión de Protección al </w:t>
+      </w:r>
+      <w:proofErr w:type="gramStart"/>
+      <w:r>
+        <w:rPr>
+          <w:rFonts w:ascii="Arial Narrow" w:eastAsia="Arial Narrow" w:hAnsi="Arial Narrow" w:cs="Arial Narrow"/>
+          <w:sz w:val="16"/>
+          <w:szCs w:val="16"/>
+        </w:rPr>
+        <w:t>Consumidor.-</w:t>
+      </w:r>
+      <w:proofErr w:type="gramEnd"/>
+      <w:r>
+        <w:rPr>
+          <w:rFonts w:ascii="Arial Narrow" w:eastAsia="Arial Narrow" w:hAnsi="Arial Narrow" w:cs="Arial Narrow"/>
+          <w:sz w:val="16"/>
+          <w:szCs w:val="16"/>
+        </w:rPr>
+        <w:t xml:space="preserve"> </w:t>
       </w:r>
     </w:p>
     <w:p>
@@ -10100,39 +10226,11 @@
       <w:r>
         <w:rPr>
           <w:rFonts w:ascii="Arial Narrow" w:eastAsia="Arial Narrow" w:hAnsi="Arial Narrow" w:cs="Arial Narrow"/>
-          <w:b/>
-          <w:bCs/>
           <w:sz w:val="16"/>
           <w:szCs w:val="16"/>
         </w:rPr>
         <w:tab/>
-        <w:t>Artículo 27.-</w:t>
-      </w:r>
-      <w:r>
-        <w:rPr>
-          <w:rFonts w:ascii="Arial Narrow" w:eastAsia="Arial Narrow" w:hAnsi="Arial Narrow" w:cs="Arial Narrow"/>
-          <w:sz w:val="16"/>
-          <w:szCs w:val="16"/>
-        </w:rPr>
-        <w:t xml:space="preserve"> De la Comisión de Protección al </w:t>
-      </w:r>
-      <w:proofErr w:type="gramStart"/>
-      <w:r>
-        <w:rPr>
-          <w:rFonts w:ascii="Arial Narrow" w:eastAsia="Arial Narrow" w:hAnsi="Arial Narrow" w:cs="Arial Narrow"/>
-          <w:sz w:val="16"/>
-          <w:szCs w:val="16"/>
-        </w:rPr>
-        <w:t>Consumidor.-</w:t>
-      </w:r>
-      <w:proofErr w:type="gramEnd"/>
-      <w:r>
-        <w:rPr>
-          <w:rFonts w:ascii="Arial Narrow" w:eastAsia="Arial Narrow" w:hAnsi="Arial Narrow" w:cs="Arial Narrow"/>
-          <w:sz w:val="16"/>
-          <w:szCs w:val="16"/>
-        </w:rPr>
-        <w:t xml:space="preserve"> </w:t>
+        <w:t>Corresponde a la Comisión de Protección al Consumidor velar por el cumplimiento de la Ley de Protección al Consumidor y de las leyes que, en general, protegen a los consumidores de la falta de idoneidad de los bienes y servicios en función de la información brindada, de las omisiones de información y de la discriminación en el consumo, así como de aquellas que complementen o sustituyan a las anteriores.</w:t>
       </w:r>
     </w:p>
     <w:p>
@@ -10145,20 +10243,15 @@
         <w:jc w:val="both"/>
         <w:rPr>
           <w:rFonts w:ascii="Arial Narrow" w:eastAsia="Arial Narrow" w:hAnsi="Arial Narrow" w:cs="Arial Narrow"/>
-          <w:sz w:val="16"/>
-          <w:szCs w:val="16"/>
-        </w:rPr>
-      </w:pPr>
-      <w:r>
-        <w:rPr>
-          <w:rFonts w:ascii="Arial Narrow" w:eastAsia="Arial Narrow" w:hAnsi="Arial Narrow" w:cs="Arial Narrow"/>
-          <w:sz w:val="16"/>
-          <w:szCs w:val="16"/>
-        </w:rPr>
-        <w:tab/>
-        <w:t>Corresponde a la Comisión de Protección al Consumidor velar por el cumplimiento de la Ley de Protección al Consumidor y de las leyes que, en general, protegen a los consumidores de la falta de idoneidad de los bienes y servicios en función de la información brindada, de las omisiones de información y de la discriminación en el consumo, así como de aquellas que complementen o sustituyan a las anteriores.</w:t>
-      </w:r>
-    </w:p>
+          <w:b/>
+          <w:bCs/>
+          <w:sz w:val="16"/>
+          <w:szCs w:val="16"/>
+        </w:rPr>
+      </w:pPr>
+    </w:p>
+  </w:footnote>
+  <w:footnote w:id="4">
     <w:p>
       <w:pPr>
         <w:pStyle w:val="Textonotapie"/>
@@ -10175,9 +10268,150 @@
           <w:szCs w:val="16"/>
         </w:rPr>
       </w:pPr>
-    </w:p>
-  </w:footnote>
-  <w:footnote w:id="4">
+      <w:r>
+        <w:rPr>
+          <w:rStyle w:val="Refdenotaalpie"/>
+          <w:rFonts w:ascii="Arial Narrow" w:eastAsia="Arial Narrow" w:hAnsi="Arial Narrow" w:cs="Arial Narrow"/>
+          <w:sz w:val="16"/>
+          <w:szCs w:val="16"/>
+          <w:vertAlign w:val="superscript"/>
+        </w:rPr>
+        <w:footnoteRef/>
+      </w:r>
+      <w:r>
+        <w:rPr>
+          <w:rFonts w:ascii="Arial Narrow" w:eastAsia="Arial Narrow" w:hAnsi="Arial Narrow" w:cs="Arial Narrow"/>
+          <w:sz w:val="16"/>
+          <w:szCs w:val="16"/>
+        </w:rPr>
+        <w:tab/>
+        <w:t xml:space="preserve"/>
+      </w:r>
+      <w:r>
+        <w:rPr>
+          <w:rFonts w:ascii="Arial Narrow" w:eastAsia="Arial Narrow" w:hAnsi="Arial Narrow" w:cs="Arial Narrow"/>
+          <w:sz w:val="16"/>
+          <w:szCs w:val="16"/>
+        </w:rPr>
+        <w:tab/>
+      </w:r>
+      <w:r>
+        <w:rPr>
+          <w:rFonts w:ascii="Arial Narrow" w:eastAsia="Arial Narrow" w:hAnsi="Arial Narrow" w:cs="Arial Narrow"/>
+          <w:b/>
+          <w:bCs/>
+          <w:sz w:val="16"/>
+          <w:szCs w:val="16"/>
+        </w:rPr>
+        <w:t xml:space="preserve">LEY 29571, CÓDIGO DE PROTECCIÓN Y DEFENSA DEL CONSUMIDOR, publicado el 2 de setiembre de 2010 y modificado por Decreto Legislativo 1308 </w:t>
+      </w:r>
+    </w:p>
+    <w:p>
+      <w:pPr>
+        <w:pStyle w:val="Textonotapie"/>
+        <w:ind w:left="567" w:right="-1"/>
+        <w:jc w:val="both"/>
+        <w:rPr>
+          <w:rFonts w:ascii="Arial Narrow" w:eastAsia="Arial Narrow" w:hAnsi="Arial Narrow" w:cs="Arial Narrow"/>
+          <w:b/>
+          <w:bCs/>
+          <w:sz w:val="16"/>
+          <w:szCs w:val="16"/>
+        </w:rPr>
+      </w:pPr>
+      <w:r>
+        <w:rPr>
+          <w:rFonts w:ascii="Arial Narrow" w:eastAsia="Arial Narrow" w:hAnsi="Arial Narrow" w:cs="Arial Narrow"/>
+          <w:b/>
+          <w:bCs/>
+          <w:sz w:val="16"/>
+          <w:szCs w:val="16"/>
+        </w:rPr>
+        <w:t xml:space="preserve">Artículo 18.- Idoneidad </w:t>
+      </w:r>
+    </w:p>
+    <w:p>
+      <w:pPr>
+        <w:pStyle w:val="Textonotapie"/>
+        <w:ind w:left="567" w:right="-1"/>
+        <w:jc w:val="both"/>
+        <w:rPr>
+          <w:rFonts w:ascii="Arial Narrow" w:eastAsia="Arial Narrow" w:hAnsi="Arial Narrow" w:cs="Arial Narrow"/>
+          <w:sz w:val="16"/>
+          <w:szCs w:val="16"/>
+        </w:rPr>
+      </w:pPr>
+      <w:r>
+        <w:rPr>
+          <w:rFonts w:ascii="Arial Narrow" w:eastAsia="Arial Narrow" w:hAnsi="Arial Narrow" w:cs="Arial Narrow"/>
+          <w:sz w:val="16"/>
+          <w:szCs w:val="16"/>
+        </w:rPr>
+        <w:t xml:space="preserve">Se entiende por idoneidad la correspondencia entre lo que un consumidor espera y lo que efectivamente recibe, en función a lo que se le hubiera ofrecido, la publicidad e información transmitida, las condiciones y circunstancias de la transacción, las características y naturaleza del producto o servicio, el precio, entre otros factores, atendiendo a las circunstancias del caso. </w:t>
+      </w:r>
+    </w:p>
+    <w:p>
+      <w:pPr>
+        <w:pStyle w:val="Textonotapie"/>
+        <w:ind w:left="567" w:right="-1"/>
+        <w:jc w:val="both"/>
+        <w:rPr>
+          <w:rFonts w:ascii="Arial Narrow" w:eastAsia="Arial Narrow" w:hAnsi="Arial Narrow" w:cs="Arial Narrow"/>
+          <w:sz w:val="16"/>
+          <w:szCs w:val="16"/>
+        </w:rPr>
+      </w:pPr>
+      <w:r>
+        <w:rPr>
+          <w:rFonts w:ascii="Arial Narrow" w:eastAsia="Arial Narrow" w:hAnsi="Arial Narrow" w:cs="Arial Narrow"/>
+          <w:sz w:val="16"/>
+          <w:szCs w:val="16"/>
+        </w:rPr>
+        <w:t xml:space="preserve">La idoneidad es evaluada en función a la propia naturaleza del producto o servicio y a su aptitud para satisfacer la finalidad para la cual ha sido puesto en el mercado. Las autorizaciones por parte de los organismos del Estado para la fabricación de un producto o la prestación de un servicio, en los casos que sea necesario, no eximen de responsabilidad al proveedor frente al consumidor. </w:t>
+      </w:r>
+    </w:p>
+    <w:p>
+      <w:pPr>
+        <w:pStyle w:val="Textonotapie"/>
+        <w:ind w:left="567" w:right="-1"/>
+        <w:jc w:val="both"/>
+        <w:rPr>
+          <w:rFonts w:ascii="Arial Narrow" w:eastAsia="Arial Narrow" w:hAnsi="Arial Narrow" w:cs="Arial Narrow"/>
+          <w:sz w:val="16"/>
+          <w:szCs w:val="16"/>
+        </w:rPr>
+      </w:pPr>
+      <w:r>
+        <w:rPr>
+          <w:rFonts w:ascii="Arial Narrow" w:eastAsia="Arial Narrow" w:hAnsi="Arial Narrow" w:cs="Arial Narrow"/>
+          <w:b/>
+          <w:bCs/>
+          <w:sz w:val="16"/>
+          <w:szCs w:val="16"/>
+        </w:rPr>
+        <w:t xml:space="preserve">Artículo 19.- Obligación de los proveedores </w:t>
+      </w:r>
+    </w:p>
+    <w:p>
+      <w:pPr>
+        <w:pStyle w:val="Textonotapie"/>
+        <w:ind w:left="567" w:right="-1"/>
+        <w:jc w:val="both"/>
+        <w:rPr>
+          <w:rFonts w:ascii="Arial Narrow" w:eastAsia="Arial Narrow" w:hAnsi="Arial Narrow" w:cs="Arial Narrow"/>
+          <w:sz w:val="16"/>
+          <w:szCs w:val="16"/>
+        </w:rPr>
+      </w:pPr>
+      <w:r>
+        <w:rPr>
+          <w:rFonts w:ascii="Arial Narrow" w:eastAsia="Arial Narrow" w:hAnsi="Arial Narrow" w:cs="Arial Narrow"/>
+          <w:sz w:val="16"/>
+          <w:szCs w:val="16"/>
+        </w:rPr>
+        <w:t>El proveedor responde por la idoneidad y calidad de los productos y servicios ofrecidos; por la autenticidad de las marcas y leyendas que exhiben sus productos o del signo que respalda al prestador del servicio, por la falta de conformidad entre la publicidad comercial de los productos y servicios y estos, así como por el contenido y la vida útil del producto indicado en el envase, en lo que corresponda.</w:t>
+      </w:r>
+    </w:p>
     <w:p>
       <w:pPr>
         <w:pStyle w:val="Textonotapie"/>
@@ -10194,161 +10428,9 @@
           <w:szCs w:val="16"/>
         </w:rPr>
       </w:pPr>
-      <w:r>
-        <w:rPr>
-          <w:rStyle w:val="Refdenotaalpie"/>
-          <w:rFonts w:ascii="Arial Narrow" w:eastAsia="Arial Narrow" w:hAnsi="Arial Narrow" w:cs="Arial Narrow"/>
-          <w:sz w:val="16"/>
-          <w:szCs w:val="16"/>
-          <w:vertAlign w:val="superscript"/>
-        </w:rPr>
-        <w:footnoteRef/>
-      </w:r>
-      <w:r>
-        <w:rPr>
-          <w:rFonts w:ascii="Arial Narrow" w:eastAsia="Arial Narrow" w:hAnsi="Arial Narrow" w:cs="Arial Narrow"/>
-          <w:sz w:val="16"/>
-          <w:szCs w:val="16"/>
-        </w:rPr>
-        <w:t xml:space="preserve"> </w:t>
-      </w:r>
-      <w:r>
-        <w:rPr>
-          <w:rFonts w:ascii="Arial Narrow" w:eastAsia="Arial Narrow" w:hAnsi="Arial Narrow" w:cs="Arial Narrow"/>
-          <w:sz w:val="16"/>
-          <w:szCs w:val="16"/>
-        </w:rPr>
-        <w:tab/>
-      </w:r>
-      <w:r>
-        <w:rPr>
-          <w:rFonts w:ascii="Arial Narrow" w:eastAsia="Arial Narrow" w:hAnsi="Arial Narrow" w:cs="Arial Narrow"/>
-          <w:b/>
-          <w:bCs/>
-          <w:sz w:val="16"/>
-          <w:szCs w:val="16"/>
-        </w:rPr>
-        <w:t xml:space="preserve">LEY 29571, CÓDIGO DE PROTECCIÓN Y DEFENSA DEL CONSUMIDOR, publicado el 2 de setiembre de 2010 y modificado por Decreto Legislativo 1308 </w:t>
-      </w:r>
-    </w:p>
-    <w:p>
-      <w:pPr>
-        <w:pStyle w:val="Textonotapie"/>
-        <w:ind w:left="567" w:right="-1"/>
-        <w:jc w:val="both"/>
-        <w:rPr>
-          <w:rFonts w:ascii="Arial Narrow" w:eastAsia="Arial Narrow" w:hAnsi="Arial Narrow" w:cs="Arial Narrow"/>
-          <w:b/>
-          <w:bCs/>
-          <w:sz w:val="16"/>
-          <w:szCs w:val="16"/>
-        </w:rPr>
-      </w:pPr>
-      <w:r>
-        <w:rPr>
-          <w:rFonts w:ascii="Arial Narrow" w:eastAsia="Arial Narrow" w:hAnsi="Arial Narrow" w:cs="Arial Narrow"/>
-          <w:b/>
-          <w:bCs/>
-          <w:sz w:val="16"/>
-          <w:szCs w:val="16"/>
-        </w:rPr>
-        <w:t xml:space="preserve">Artículo 18.- Idoneidad </w:t>
-      </w:r>
-    </w:p>
-    <w:p>
-      <w:pPr>
-        <w:pStyle w:val="Textonotapie"/>
-        <w:ind w:left="567" w:right="-1"/>
-        <w:jc w:val="both"/>
-        <w:rPr>
-          <w:rFonts w:ascii="Arial Narrow" w:eastAsia="Arial Narrow" w:hAnsi="Arial Narrow" w:cs="Arial Narrow"/>
-          <w:sz w:val="16"/>
-          <w:szCs w:val="16"/>
-        </w:rPr>
-      </w:pPr>
-      <w:r>
-        <w:rPr>
-          <w:rFonts w:ascii="Arial Narrow" w:eastAsia="Arial Narrow" w:hAnsi="Arial Narrow" w:cs="Arial Narrow"/>
-          <w:sz w:val="16"/>
-          <w:szCs w:val="16"/>
-        </w:rPr>
-        <w:t xml:space="preserve">Se entiende por idoneidad la correspondencia entre lo que un consumidor espera y lo que efectivamente recibe, en función a lo que se le hubiera ofrecido, la publicidad e información transmitida, las condiciones y circunstancias de la transacción, las características y naturaleza del producto o servicio, el precio, entre otros factores, atendiendo a las circunstancias del caso. </w:t>
-      </w:r>
-    </w:p>
-    <w:p>
-      <w:pPr>
-        <w:pStyle w:val="Textonotapie"/>
-        <w:ind w:left="567" w:right="-1"/>
-        <w:jc w:val="both"/>
-        <w:rPr>
-          <w:rFonts w:ascii="Arial Narrow" w:eastAsia="Arial Narrow" w:hAnsi="Arial Narrow" w:cs="Arial Narrow"/>
-          <w:sz w:val="16"/>
-          <w:szCs w:val="16"/>
-        </w:rPr>
-      </w:pPr>
-      <w:r>
-        <w:rPr>
-          <w:rFonts w:ascii="Arial Narrow" w:eastAsia="Arial Narrow" w:hAnsi="Arial Narrow" w:cs="Arial Narrow"/>
-          <w:sz w:val="16"/>
-          <w:szCs w:val="16"/>
-        </w:rPr>
-        <w:t xml:space="preserve">La idoneidad es evaluada en función a la propia naturaleza del producto o servicio y a su aptitud para satisfacer la finalidad para la cual ha sido puesto en el mercado. Las autorizaciones por parte de los organismos del Estado para la fabricación de un producto o la prestación de un servicio, en los casos que sea necesario, no eximen de responsabilidad al proveedor frente al consumidor. </w:t>
-      </w:r>
-    </w:p>
-    <w:p>
-      <w:pPr>
-        <w:pStyle w:val="Textonotapie"/>
-        <w:ind w:left="567" w:right="-1"/>
-        <w:jc w:val="both"/>
-        <w:rPr>
-          <w:rFonts w:ascii="Arial Narrow" w:eastAsia="Arial Narrow" w:hAnsi="Arial Narrow" w:cs="Arial Narrow"/>
-          <w:sz w:val="16"/>
-          <w:szCs w:val="16"/>
-        </w:rPr>
-      </w:pPr>
-    </w:p>
-    <w:p>
-      <w:pPr>
-        <w:pStyle w:val="Textonotapie"/>
-        <w:ind w:left="567" w:right="-1"/>
-        <w:jc w:val="both"/>
-        <w:rPr>
-          <w:rFonts w:ascii="Arial Narrow" w:eastAsia="Arial Narrow" w:hAnsi="Arial Narrow" w:cs="Arial Narrow"/>
-          <w:sz w:val="16"/>
-          <w:szCs w:val="16"/>
-        </w:rPr>
-      </w:pPr>
-      <w:r>
-        <w:rPr>
-          <w:rFonts w:ascii="Arial Narrow" w:eastAsia="Arial Narrow" w:hAnsi="Arial Narrow" w:cs="Arial Narrow"/>
-          <w:b/>
-          <w:bCs/>
-          <w:sz w:val="16"/>
-          <w:szCs w:val="16"/>
-        </w:rPr>
-        <w:t xml:space="preserve">Artículo 19.- Obligación de los proveedores </w:t>
-      </w:r>
-    </w:p>
-    <w:p>
-      <w:pPr>
-        <w:pStyle w:val="Textonotapie"/>
-        <w:ind w:left="567" w:right="-1"/>
-        <w:jc w:val="both"/>
-        <w:rPr>
-          <w:rFonts w:ascii="Arial Narrow" w:eastAsia="Arial Narrow" w:hAnsi="Arial Narrow" w:cs="Arial Narrow"/>
-          <w:sz w:val="16"/>
-          <w:szCs w:val="16"/>
-        </w:rPr>
-      </w:pPr>
-      <w:r>
-        <w:rPr>
-          <w:rFonts w:ascii="Arial Narrow" w:eastAsia="Arial Narrow" w:hAnsi="Arial Narrow" w:cs="Arial Narrow"/>
-          <w:sz w:val="16"/>
-          <w:szCs w:val="16"/>
-        </w:rPr>
-        <w:t>El proveedor responde por la idoneidad y calidad de los productos y servicios ofrecidos; por la autenticidad de las marcas y leyendas que exhiben sus productos o del signo que respalda al prestador del servicio, por la falta de conformidad entre la publicidad comercial de los productos y servicios y estos, así como por el contenido y la vida útil del producto indicado en el envase, en lo que corresponda.</w:t>
-      </w:r>
-    </w:p>
+    </w:p>
+  </w:footnote>
+  <w:footnote w:id="5">
     <w:p>
       <w:pPr>
         <w:pStyle w:val="Textonotapie"/>
@@ -10365,9 +10447,207 @@
           <w:szCs w:val="16"/>
         </w:rPr>
       </w:pPr>
-    </w:p>
-  </w:footnote>
-  <w:footnote w:id="5">
+      <w:r>
+        <w:rPr>
+          <w:rStyle w:val="Refdenotaalpie"/>
+          <w:rFonts w:ascii="Arial Narrow" w:eastAsia="Arial Narrow" w:hAnsi="Arial Narrow" w:cs="Arial Narrow"/>
+          <w:sz w:val="16"/>
+          <w:szCs w:val="16"/>
+          <w:vertAlign w:val="superscript"/>
+        </w:rPr>
+        <w:footnoteRef/>
+      </w:r>
+      <w:r>
+        <w:rPr>
+          <w:rFonts w:ascii="Arial Narrow" w:eastAsia="Arial Narrow" w:hAnsi="Arial Narrow" w:cs="Arial Narrow"/>
+          <w:sz w:val="16"/>
+          <w:szCs w:val="16"/>
+        </w:rPr>
+        <w:tab/>
+        <w:t xml:space="preserve"/>
+      </w:r>
+      <w:r>
+        <w:rPr>
+          <w:rFonts w:ascii="Arial Narrow" w:eastAsia="Arial Narrow" w:hAnsi="Arial Narrow" w:cs="Arial Narrow"/>
+          <w:sz w:val="16"/>
+          <w:szCs w:val="16"/>
+        </w:rPr>
+        <w:tab/>
+      </w:r>
+      <w:r>
+        <w:rPr>
+          <w:rFonts w:ascii="Arial Narrow" w:eastAsia="Arial Narrow" w:hAnsi="Arial Narrow" w:cs="Arial Narrow"/>
+          <w:b/>
+          <w:bCs/>
+          <w:sz w:val="16"/>
+          <w:szCs w:val="16"/>
+        </w:rPr>
+        <w:t xml:space="preserve">LEY </w:t>
+      </w:r>
+      <w:proofErr w:type="spellStart"/>
+      <w:r>
+        <w:rPr>
+          <w:rFonts w:ascii="Arial Narrow" w:eastAsia="Arial Narrow" w:hAnsi="Arial Narrow" w:cs="Arial Narrow"/>
+          <w:b/>
+          <w:bCs/>
+          <w:sz w:val="16"/>
+          <w:szCs w:val="16"/>
+        </w:rPr>
+        <w:t/>
+      </w:r>
+      <w:proofErr w:type="spellEnd"/>
+      <w:r>
+        <w:rPr>
+          <w:rFonts w:ascii="Arial Narrow" w:eastAsia="Arial Narrow" w:hAnsi="Arial Narrow" w:cs="Arial Narrow"/>
+          <w:b/>
+          <w:bCs/>
+          <w:sz w:val="16"/>
+          <w:szCs w:val="16"/>
+        </w:rPr>
+        <w:t xml:space="preserve">29571, CÓDIGO DE PROTECCIÓN Y DEFENSA DEL CONSUMIDOR, publicado el 2 de setiembre de 2010 y modificado por Decreto Legislativo </w:t>
+      </w:r>
+      <w:proofErr w:type="spellStart"/>
+      <w:r>
+        <w:rPr>
+          <w:rFonts w:ascii="Arial Narrow" w:eastAsia="Arial Narrow" w:hAnsi="Arial Narrow" w:cs="Arial Narrow"/>
+          <w:b/>
+          <w:bCs/>
+          <w:sz w:val="16"/>
+          <w:szCs w:val="16"/>
+        </w:rPr>
+        <w:t/>
+      </w:r>
+      <w:proofErr w:type="spellEnd"/>
+      <w:r>
+        <w:rPr>
+          <w:rFonts w:ascii="Arial Narrow" w:eastAsia="Arial Narrow" w:hAnsi="Arial Narrow" w:cs="Arial Narrow"/>
+          <w:b/>
+          <w:bCs/>
+          <w:sz w:val="16"/>
+          <w:szCs w:val="16"/>
+        </w:rPr>
+        <w:t xml:space="preserve">1308 </w:t>
+      </w:r>
+    </w:p>
+    <w:p>
+      <w:pPr>
+        <w:pStyle w:val="Textonotapie"/>
+        <w:tabs>
+          <w:tab w:val="left" w:pos="567"/>
+        </w:tabs>
+        <w:rPr>
+          <w:rFonts w:ascii="Arial Narrow" w:eastAsia="Arial Narrow" w:hAnsi="Arial Narrow" w:cs="Arial Narrow"/>
+          <w:sz w:val="16"/>
+          <w:szCs w:val="16"/>
+        </w:rPr>
+      </w:pPr>
+      <w:r>
+        <w:rPr>
+          <w:rFonts w:ascii="Arial Narrow" w:eastAsia="Arial Narrow" w:hAnsi="Arial Narrow" w:cs="Arial Narrow"/>
+          <w:b/>
+          <w:bCs/>
+          <w:sz w:val="16"/>
+          <w:szCs w:val="16"/>
+        </w:rPr>
+        <w:tab/>
+      </w:r>
+      <w:r>
+        <w:rPr>
+          <w:rFonts w:ascii="Arial Narrow" w:eastAsia="Arial Narrow" w:hAnsi="Arial Narrow" w:cs="Arial Narrow"/>
+          <w:b/>
+          <w:bCs/>
+          <w:sz w:val="16"/>
+          <w:szCs w:val="16"/>
+        </w:rPr>
+        <w:t>Artículo 56.- Métodos comerciales coercitivo</w:t>
+      </w:r>
+      <w:r>
+        <w:rPr>
+          <w:rFonts w:ascii="Arial Narrow" w:eastAsia="Arial Narrow" w:hAnsi="Arial Narrow" w:cs="Arial Narrow"/>
+          <w:b/>
+          <w:bCs/>
+          <w:sz w:val="16"/>
+          <w:szCs w:val="16"/>
+        </w:rPr>
+        <w:t>s</w:t>
+      </w:r>
+    </w:p>
+    <w:p>
+      <w:pPr>
+        <w:pStyle w:val="Textonotapie"/>
+        <w:ind w:left="567"/>
+        <w:jc w:val="both"/>
+        <w:rPr>
+          <w:rFonts w:ascii="Arial Narrow" w:eastAsia="Arial Narrow" w:hAnsi="Arial Narrow" w:cs="Arial Narrow"/>
+          <w:sz w:val="16"/>
+          <w:szCs w:val="16"/>
+        </w:rPr>
+      </w:pPr>
+      <w:r>
+        <w:rPr>
+          <w:rFonts w:ascii="Arial Narrow" w:eastAsia="Arial Narrow" w:hAnsi="Arial Narrow" w:cs="Arial Narrow"/>
+          <w:sz w:val="16"/>
+          <w:szCs w:val="16"/>
+        </w:rPr>
+        <w:t>56.1 De manera enunciativa y no limitativa, el derecho de todo consumidor a la protección contra los métodos comerciales coercitivos implica que los proveedores no pueden:</w:t>
+      </w:r>
+    </w:p>
+    <w:p>
+      <w:pPr>
+        <w:pStyle w:val="Textonotapie"/>
+        <w:ind w:left="567"/>
+        <w:jc w:val="both"/>
+        <w:rPr>
+          <w:rFonts w:ascii="Arial Narrow" w:eastAsia="Arial Narrow" w:hAnsi="Arial Narrow" w:cs="Arial Narrow"/>
+          <w:sz w:val="16"/>
+          <w:szCs w:val="16"/>
+        </w:rPr>
+      </w:pPr>
+      <w:r>
+        <w:rPr>
+          <w:rFonts w:ascii="Arial Narrow" w:eastAsia="Arial Narrow" w:hAnsi="Arial Narrow" w:cs="Arial Narrow"/>
+          <w:sz w:val="16"/>
+          <w:szCs w:val="16"/>
+        </w:rPr>
+        <w:t>(…)</w:t>
+      </w:r>
+    </w:p>
+    <w:p>
+      <w:pPr>
+        <w:pStyle w:val="Textonotapie"/>
+        <w:ind w:left="567"/>
+        <w:jc w:val="both"/>
+        <w:rPr>
+          <w:rFonts w:ascii="Arial Narrow" w:eastAsia="Arial Narrow" w:hAnsi="Arial Narrow" w:cs="Arial Narrow"/>
+          <w:sz w:val="16"/>
+          <w:szCs w:val="16"/>
+        </w:rPr>
+      </w:pPr>
+      <w:r>
+        <w:rPr>
+          <w:rFonts w:ascii="Arial Narrow" w:eastAsia="Arial Narrow" w:hAnsi="Arial Narrow" w:cs="Arial Narrow"/>
+          <w:sz w:val="16"/>
+          <w:szCs w:val="16"/>
+        </w:rPr>
+        <w:t>b. El cambio de la información originalmente proporcionada al consumidor al momento de celebrarse la contratación, sin el</w:t>
+      </w:r>
+      <w:r>
+        <w:rPr>
+          <w:rFonts w:ascii="Arial Narrow" w:eastAsia="Arial Narrow" w:hAnsi="Arial Narrow" w:cs="Arial Narrow"/>
+          <w:sz w:val="16"/>
+          <w:szCs w:val="16"/>
+        </w:rPr>
+        <w:t xml:space="preserve"> </w:t>
+      </w:r>
+      <w:r>
+        <w:rPr>
+          <w:rFonts w:ascii="Arial Narrow" w:eastAsia="Arial Narrow" w:hAnsi="Arial Narrow" w:cs="Arial Narrow"/>
+          <w:sz w:val="16"/>
+          <w:szCs w:val="16"/>
+        </w:rPr>
+        <w:t>consentimiento expreso e informado del consumidor.</w:t>
+      </w:r>
+    </w:p>
     <w:p>
       <w:pPr>
         <w:pStyle w:val="Textonotapie"/>
@@ -10384,206 +10664,9 @@
           <w:szCs w:val="16"/>
         </w:rPr>
       </w:pPr>
-      <w:r>
-        <w:rPr>
-          <w:rStyle w:val="Refdenotaalpie"/>
-          <w:rFonts w:ascii="Arial Narrow" w:eastAsia="Arial Narrow" w:hAnsi="Arial Narrow" w:cs="Arial Narrow"/>
-          <w:sz w:val="16"/>
-          <w:szCs w:val="16"/>
-          <w:vertAlign w:val="superscript"/>
-        </w:rPr>
-        <w:footnoteRef/>
-      </w:r>
-      <w:r>
-        <w:rPr>
-          <w:rFonts w:ascii="Arial Narrow" w:eastAsia="Arial Narrow" w:hAnsi="Arial Narrow" w:cs="Arial Narrow"/>
-          <w:sz w:val="16"/>
-          <w:szCs w:val="16"/>
-        </w:rPr>
-        <w:t xml:space="preserve"> </w:t>
-      </w:r>
-      <w:r>
-        <w:rPr>
-          <w:rFonts w:ascii="Arial Narrow" w:eastAsia="Arial Narrow" w:hAnsi="Arial Narrow" w:cs="Arial Narrow"/>
-          <w:sz w:val="16"/>
-          <w:szCs w:val="16"/>
-        </w:rPr>
-        <w:tab/>
-      </w:r>
-      <w:r>
-        <w:rPr>
-          <w:rFonts w:ascii="Arial Narrow" w:eastAsia="Arial Narrow" w:hAnsi="Arial Narrow" w:cs="Arial Narrow"/>
-          <w:b/>
-          <w:bCs/>
-          <w:sz w:val="16"/>
-          <w:szCs w:val="16"/>
-        </w:rPr>
-        <w:t xml:space="preserve">LEY </w:t>
-      </w:r>
-      <w:proofErr w:type="spellStart"/>
-      <w:r>
-        <w:rPr>
-          <w:rFonts w:ascii="Arial Narrow" w:eastAsia="Arial Narrow" w:hAnsi="Arial Narrow" w:cs="Arial Narrow"/>
-          <w:b/>
-          <w:bCs/>
-          <w:sz w:val="16"/>
-          <w:szCs w:val="16"/>
-        </w:rPr>
-        <w:t/>
-      </w:r>
-      <w:proofErr w:type="spellEnd"/>
-      <w:r>
-        <w:rPr>
-          <w:rFonts w:ascii="Arial Narrow" w:eastAsia="Arial Narrow" w:hAnsi="Arial Narrow" w:cs="Arial Narrow"/>
-          <w:b/>
-          <w:bCs/>
-          <w:sz w:val="16"/>
-          <w:szCs w:val="16"/>
-        </w:rPr>
-        <w:t xml:space="preserve"> 29571, CÓDIGO DE PROTECCIÓN Y DEFENSA DEL CONSUMIDOR, publicado el 2 de setiembre de 2010 y modificado por Decreto Legislativo </w:t>
-      </w:r>
-      <w:proofErr w:type="spellStart"/>
-      <w:r>
-        <w:rPr>
-          <w:rFonts w:ascii="Arial Narrow" w:eastAsia="Arial Narrow" w:hAnsi="Arial Narrow" w:cs="Arial Narrow"/>
-          <w:b/>
-          <w:bCs/>
-          <w:sz w:val="16"/>
-          <w:szCs w:val="16"/>
-        </w:rPr>
-        <w:t/>
-      </w:r>
-      <w:proofErr w:type="spellEnd"/>
-      <w:r>
-        <w:rPr>
-          <w:rFonts w:ascii="Arial Narrow" w:eastAsia="Arial Narrow" w:hAnsi="Arial Narrow" w:cs="Arial Narrow"/>
-          <w:b/>
-          <w:bCs/>
-          <w:sz w:val="16"/>
-          <w:szCs w:val="16"/>
-        </w:rPr>
-        <w:t xml:space="preserve"> 1308 </w:t>
-      </w:r>
-    </w:p>
-    <w:p>
-      <w:pPr>
-        <w:pStyle w:val="Textonotapie"/>
-        <w:tabs>
-          <w:tab w:val="left" w:pos="567"/>
-        </w:tabs>
-        <w:rPr>
-          <w:rFonts w:ascii="Arial Narrow" w:eastAsia="Arial Narrow" w:hAnsi="Arial Narrow" w:cs="Arial Narrow"/>
-          <w:sz w:val="16"/>
-          <w:szCs w:val="16"/>
-        </w:rPr>
-      </w:pPr>
-      <w:r>
-        <w:rPr>
-          <w:rFonts w:ascii="Arial Narrow" w:eastAsia="Arial Narrow" w:hAnsi="Arial Narrow" w:cs="Arial Narrow"/>
-          <w:b/>
-          <w:bCs/>
-          <w:sz w:val="16"/>
-          <w:szCs w:val="16"/>
-        </w:rPr>
-        <w:tab/>
-      </w:r>
-      <w:r>
-        <w:rPr>
-          <w:rFonts w:ascii="Arial Narrow" w:eastAsia="Arial Narrow" w:hAnsi="Arial Narrow" w:cs="Arial Narrow"/>
-          <w:b/>
-          <w:bCs/>
-          <w:sz w:val="16"/>
-          <w:szCs w:val="16"/>
-        </w:rPr>
-        <w:t>Artículo 56.- Métodos comerciales coercitivo</w:t>
-      </w:r>
-      <w:r>
-        <w:rPr>
-          <w:rFonts w:ascii="Arial Narrow" w:eastAsia="Arial Narrow" w:hAnsi="Arial Narrow" w:cs="Arial Narrow"/>
-          <w:b/>
-          <w:bCs/>
-          <w:sz w:val="16"/>
-          <w:szCs w:val="16"/>
-        </w:rPr>
-        <w:t>s</w:t>
-      </w:r>
-    </w:p>
-    <w:p>
-      <w:pPr>
-        <w:pStyle w:val="Textonotapie"/>
-        <w:ind w:left="567"/>
-        <w:jc w:val="both"/>
-        <w:rPr>
-          <w:rFonts w:ascii="Arial Narrow" w:eastAsia="Arial Narrow" w:hAnsi="Arial Narrow" w:cs="Arial Narrow"/>
-          <w:sz w:val="16"/>
-          <w:szCs w:val="16"/>
-        </w:rPr>
-      </w:pPr>
-      <w:r>
-        <w:rPr>
-          <w:rFonts w:ascii="Arial Narrow" w:eastAsia="Arial Narrow" w:hAnsi="Arial Narrow" w:cs="Arial Narrow"/>
-          <w:sz w:val="16"/>
-          <w:szCs w:val="16"/>
-        </w:rPr>
-        <w:t>56.1 De manera enunciativa y no limitativa, el derecho de todo consumidor a la protección contra los métodos comerciales coercitivos implica que los proveedores no pueden:</w:t>
-      </w:r>
-    </w:p>
-    <w:p>
-      <w:pPr>
-        <w:pStyle w:val="Textonotapie"/>
-        <w:ind w:left="567"/>
-        <w:jc w:val="both"/>
-        <w:rPr>
-          <w:rFonts w:ascii="Arial Narrow" w:eastAsia="Arial Narrow" w:hAnsi="Arial Narrow" w:cs="Arial Narrow"/>
-          <w:sz w:val="16"/>
-          <w:szCs w:val="16"/>
-        </w:rPr>
-      </w:pPr>
-      <w:r>
-        <w:rPr>
-          <w:rFonts w:ascii="Arial Narrow" w:eastAsia="Arial Narrow" w:hAnsi="Arial Narrow" w:cs="Arial Narrow"/>
-          <w:sz w:val="16"/>
-          <w:szCs w:val="16"/>
-        </w:rPr>
-        <w:t>(…)</w:t>
-      </w:r>
-    </w:p>
-    <w:p>
-      <w:pPr>
-        <w:pStyle w:val="Textonotapie"/>
-        <w:ind w:left="567"/>
-        <w:jc w:val="both"/>
-        <w:rPr>
-          <w:rFonts w:ascii="Arial Narrow" w:eastAsia="Arial Narrow" w:hAnsi="Arial Narrow" w:cs="Arial Narrow"/>
-          <w:sz w:val="16"/>
-          <w:szCs w:val="16"/>
-        </w:rPr>
-      </w:pPr>
-      <w:r>
-        <w:rPr>
-          <w:rFonts w:ascii="Arial Narrow" w:eastAsia="Arial Narrow" w:hAnsi="Arial Narrow" w:cs="Arial Narrow"/>
-          <w:sz w:val="16"/>
-          <w:szCs w:val="16"/>
-        </w:rPr>
-        <w:t>b. El cambio de la información originalmente proporcionada al consumidor al momento de celebrarse la contratación, sin el</w:t>
-      </w:r>
-      <w:r>
-        <w:rPr>
-          <w:rFonts w:ascii="Arial Narrow" w:eastAsia="Arial Narrow" w:hAnsi="Arial Narrow" w:cs="Arial Narrow"/>
-          <w:sz w:val="16"/>
-          <w:szCs w:val="16"/>
-        </w:rPr>
-        <w:t xml:space="preserve"> </w:t>
-      </w:r>
-      <w:r>
-        <w:rPr>
-          <w:rFonts w:ascii="Arial Narrow" w:eastAsia="Arial Narrow" w:hAnsi="Arial Narrow" w:cs="Arial Narrow"/>
-          <w:sz w:val="16"/>
-          <w:szCs w:val="16"/>
-        </w:rPr>
-        <w:t>consentimiento expreso e informado del consumidor.</w:t>
-      </w:r>
-    </w:p>
+    </w:p>
+  </w:footnote>
+  <w:footnote w:id="6">
     <w:p>
       <w:pPr>
         <w:pStyle w:val="Textonotapie"/>
@@ -10600,9 +10683,163 @@
           <w:szCs w:val="16"/>
         </w:rPr>
       </w:pPr>
-    </w:p>
-  </w:footnote>
-  <w:footnote w:id="6">
+      <w:r>
+        <w:rPr>
+          <w:rStyle w:val="Refdenotaalpie"/>
+          <w:rFonts w:ascii="Arial Narrow" w:eastAsia="Arial Narrow" w:hAnsi="Arial Narrow" w:cs="Arial Narrow"/>
+          <w:sz w:val="16"/>
+          <w:szCs w:val="16"/>
+          <w:vertAlign w:val="superscript"/>
+        </w:rPr>
+        <w:footnoteRef/>
+      </w:r>
+      <w:r>
+        <w:rPr>
+          <w:rFonts w:ascii="Arial Narrow" w:eastAsia="Arial Narrow" w:hAnsi="Arial Narrow" w:cs="Arial Narrow"/>
+          <w:sz w:val="16"/>
+          <w:szCs w:val="16"/>
+        </w:rPr>
+        <w:tab/>
+        <w:t xml:space="preserve"/>
+      </w:r>
+      <w:r>
+        <w:rPr>
+          <w:rFonts w:ascii="Arial Narrow" w:eastAsia="Arial Narrow" w:hAnsi="Arial Narrow" w:cs="Arial Narrow"/>
+          <w:sz w:val="16"/>
+          <w:szCs w:val="16"/>
+        </w:rPr>
+        <w:tab/>
+      </w:r>
+      <w:r>
+        <w:rPr>
+          <w:rFonts w:ascii="Arial Narrow" w:eastAsia="Arial Narrow" w:hAnsi="Arial Narrow" w:cs="Arial Narrow"/>
+          <w:b/>
+          <w:bCs/>
+          <w:sz w:val="16"/>
+          <w:szCs w:val="16"/>
+        </w:rPr>
+        <w:t xml:space="preserve">LEY </w:t>
+      </w:r>
+      <w:proofErr w:type="spellStart"/>
+      <w:r>
+        <w:rPr>
+          <w:rFonts w:ascii="Arial Narrow" w:eastAsia="Arial Narrow" w:hAnsi="Arial Narrow" w:cs="Arial Narrow"/>
+          <w:b/>
+          <w:bCs/>
+          <w:sz w:val="16"/>
+          <w:szCs w:val="16"/>
+        </w:rPr>
+        <w:t/>
+      </w:r>
+      <w:proofErr w:type="spellEnd"/>
+      <w:r>
+        <w:rPr>
+          <w:rFonts w:ascii="Arial Narrow" w:eastAsia="Arial Narrow" w:hAnsi="Arial Narrow" w:cs="Arial Narrow"/>
+          <w:b/>
+          <w:bCs/>
+          <w:sz w:val="16"/>
+          <w:szCs w:val="16"/>
+        </w:rPr>
+        <w:t xml:space="preserve">29571, CÓDIGO DE PROTECCIÓN Y DEFENSA DEL CONSUMIDOR, publicado el 2 de setiembre de 2010 y modificado por Decreto Legislativo </w:t>
+      </w:r>
+      <w:proofErr w:type="spellStart"/>
+      <w:r>
+        <w:rPr>
+          <w:rFonts w:ascii="Arial Narrow" w:eastAsia="Arial Narrow" w:hAnsi="Arial Narrow" w:cs="Arial Narrow"/>
+          <w:b/>
+          <w:bCs/>
+          <w:sz w:val="16"/>
+          <w:szCs w:val="16"/>
+        </w:rPr>
+        <w:t/>
+      </w:r>
+      <w:proofErr w:type="spellEnd"/>
+      <w:r>
+        <w:rPr>
+          <w:rFonts w:ascii="Arial Narrow" w:eastAsia="Arial Narrow" w:hAnsi="Arial Narrow" w:cs="Arial Narrow"/>
+          <w:b/>
+          <w:bCs/>
+          <w:sz w:val="16"/>
+          <w:szCs w:val="16"/>
+        </w:rPr>
+        <w:t xml:space="preserve">1308 </w:t>
+      </w:r>
+    </w:p>
+    <w:p>
+      <w:pPr>
+        <w:pStyle w:val="Textonotapie"/>
+        <w:ind w:firstLine="567"/>
+        <w:rPr>
+          <w:rFonts w:ascii="Arial Narrow" w:eastAsia="Arial Narrow" w:hAnsi="Arial Narrow" w:cs="Arial Narrow"/>
+          <w:b/>
+          <w:bCs/>
+          <w:sz w:val="16"/>
+          <w:szCs w:val="16"/>
+        </w:rPr>
+      </w:pPr>
+      <w:r>
+        <w:rPr>
+          <w:rFonts w:ascii="Arial Narrow" w:eastAsia="Arial Narrow" w:hAnsi="Arial Narrow" w:cs="Arial Narrow"/>
+          <w:b/>
+          <w:bCs/>
+          <w:sz w:val="16"/>
+          <w:szCs w:val="16"/>
+        </w:rPr>
+        <w:t>Artículo 1.- Derechos de los consumidores</w:t>
+      </w:r>
+    </w:p>
+    <w:p>
+      <w:pPr>
+        <w:pStyle w:val="Textonotapie"/>
+        <w:tabs>
+          <w:tab w:val="left" w:pos="567"/>
+        </w:tabs>
+        <w:rPr>
+          <w:rFonts w:ascii="Arial Narrow" w:eastAsia="Arial Narrow" w:hAnsi="Arial Narrow" w:cs="Arial Narrow"/>
+          <w:sz w:val="16"/>
+          <w:szCs w:val="16"/>
+        </w:rPr>
+      </w:pPr>
+      <w:r>
+        <w:rPr>
+          <w:rFonts w:ascii="Arial Narrow" w:eastAsia="Arial Narrow" w:hAnsi="Arial Narrow" w:cs="Arial Narrow"/>
+          <w:sz w:val="16"/>
+          <w:szCs w:val="16"/>
+        </w:rPr>
+        <w:tab/>
+        <w:t>1.1 (…)</w:t>
+      </w:r>
+    </w:p>
+    <w:p>
+      <w:pPr>
+        <w:pStyle w:val="Textonotapie"/>
+        <w:tabs>
+          <w:tab w:val="left" w:pos="567"/>
+        </w:tabs>
+        <w:ind w:left="570"/>
+        <w:rPr>
+          <w:rFonts w:ascii="Arial Narrow" w:eastAsia="Arial Narrow" w:hAnsi="Arial Narrow" w:cs="Arial Narrow"/>
+          <w:sz w:val="16"/>
+          <w:szCs w:val="16"/>
+        </w:rPr>
+      </w:pPr>
+      <w:r>
+        <w:rPr>
+          <w:rFonts w:ascii="Arial Narrow" w:eastAsia="Arial Narrow" w:hAnsi="Arial Narrow" w:cs="Arial Narrow"/>
+          <w:sz w:val="16"/>
+          <w:szCs w:val="16"/>
+        </w:rPr>
+        <w:t xml:space="preserve">b. </w:t>
+      </w:r>
+      <w:r>
+        <w:rPr>
+          <w:rFonts w:ascii="Arial Narrow" w:eastAsia="Arial Narrow" w:hAnsi="Arial Narrow" w:cs="Arial Narrow"/>
+          <w:sz w:val="16"/>
+          <w:szCs w:val="16"/>
+        </w:rPr>
+        <w:t xml:space="preserve">Derecho a acceder a información oportuna, suficiente, veraz y fácilmente accesible, relevante para tomar una decisión o realizar una elección de consumo que se ajuste a sus intereses, así como para efectuar un uso o consumo adecuado de los productos o servicios. </w:t>
+      </w:r>
+    </w:p>
     <w:p>
       <w:pPr>
         <w:pStyle w:val="Textonotapie"/>
@@ -10613,6 +10850,27 @@
         <w:jc w:val="both"/>
         <w:rPr>
           <w:rFonts w:ascii="Arial Narrow" w:eastAsia="Arial Narrow" w:hAnsi="Arial Narrow" w:cs="Arial Narrow"/>
+          <w:sz w:val="16"/>
+          <w:szCs w:val="16"/>
+        </w:rPr>
+      </w:pPr>
+      <w:r>
+        <w:rPr>
+          <w:rFonts w:ascii="Arial Narrow" w:eastAsia="Arial Narrow" w:hAnsi="Arial Narrow" w:cs="Arial Narrow"/>
+          <w:sz w:val="16"/>
+          <w:szCs w:val="16"/>
+        </w:rPr>
+        <w:tab/>
+        <w:t>(…).</w:t>
+      </w:r>
+    </w:p>
+    <w:p>
+      <w:pPr>
+        <w:pStyle w:val="Textonotapie"/>
+        <w:ind w:firstLine="567"/>
+        <w:jc w:val="both"/>
+        <w:rPr>
+          <w:rFonts w:ascii="Arial Narrow" w:eastAsia="Arial Narrow" w:hAnsi="Arial Narrow" w:cs="Arial Narrow"/>
           <w:b/>
           <w:bCs/>
           <w:sz w:val="16"/>
@@ -10621,106 +10879,13 @@
       </w:pPr>
       <w:r>
         <w:rPr>
-          <w:rStyle w:val="Refdenotaalpie"/>
-          <w:rFonts w:ascii="Arial Narrow" w:eastAsia="Arial Narrow" w:hAnsi="Arial Narrow" w:cs="Arial Narrow"/>
-          <w:sz w:val="16"/>
-          <w:szCs w:val="16"/>
-          <w:vertAlign w:val="superscript"/>
-        </w:rPr>
-        <w:footnoteRef/>
-      </w:r>
-      <w:r>
-        <w:rPr>
-          <w:rFonts w:ascii="Arial Narrow" w:eastAsia="Arial Narrow" w:hAnsi="Arial Narrow" w:cs="Arial Narrow"/>
-          <w:sz w:val="16"/>
-          <w:szCs w:val="16"/>
-        </w:rPr>
-        <w:t xml:space="preserve"> </w:t>
-      </w:r>
-      <w:r>
-        <w:rPr>
-          <w:rFonts w:ascii="Arial Narrow" w:eastAsia="Arial Narrow" w:hAnsi="Arial Narrow" w:cs="Arial Narrow"/>
-          <w:sz w:val="16"/>
-          <w:szCs w:val="16"/>
-        </w:rPr>
-        <w:tab/>
-      </w:r>
-      <w:r>
-        <w:rPr>
           <w:rFonts w:ascii="Arial Narrow" w:eastAsia="Arial Narrow" w:hAnsi="Arial Narrow" w:cs="Arial Narrow"/>
           <w:b/>
           <w:bCs/>
           <w:sz w:val="16"/>
           <w:szCs w:val="16"/>
         </w:rPr>
-        <w:t xml:space="preserve">LEY </w:t>
-      </w:r>
-      <w:proofErr w:type="spellStart"/>
-      <w:r>
-        <w:rPr>
-          <w:rFonts w:ascii="Arial Narrow" w:eastAsia="Arial Narrow" w:hAnsi="Arial Narrow" w:cs="Arial Narrow"/>
-          <w:b/>
-          <w:bCs/>
-          <w:sz w:val="16"/>
-          <w:szCs w:val="16"/>
-        </w:rPr>
-        <w:t/>
-      </w:r>
-      <w:proofErr w:type="spellEnd"/>
-      <w:r>
-        <w:rPr>
-          <w:rFonts w:ascii="Arial Narrow" w:eastAsia="Arial Narrow" w:hAnsi="Arial Narrow" w:cs="Arial Narrow"/>
-          <w:b/>
-          <w:bCs/>
-          <w:sz w:val="16"/>
-          <w:szCs w:val="16"/>
-        </w:rPr>
-        <w:t xml:space="preserve"> 29571, CÓDIGO DE PROTECCIÓN Y DEFENSA DEL CONSUMIDOR, publicado el 2 de setiembre de 2010 y modificado por Decreto Legislativo </w:t>
-      </w:r>
-      <w:proofErr w:type="spellStart"/>
-      <w:r>
-        <w:rPr>
-          <w:rFonts w:ascii="Arial Narrow" w:eastAsia="Arial Narrow" w:hAnsi="Arial Narrow" w:cs="Arial Narrow"/>
-          <w:b/>
-          <w:bCs/>
-          <w:sz w:val="16"/>
-          <w:szCs w:val="16"/>
-        </w:rPr>
-        <w:t/>
-      </w:r>
-      <w:proofErr w:type="spellEnd"/>
-      <w:r>
-        <w:rPr>
-          <w:rFonts w:ascii="Arial Narrow" w:eastAsia="Arial Narrow" w:hAnsi="Arial Narrow" w:cs="Arial Narrow"/>
-          <w:b/>
-          <w:bCs/>
-          <w:sz w:val="16"/>
-          <w:szCs w:val="16"/>
-        </w:rPr>
-        <w:t xml:space="preserve"> 1308 </w:t>
-      </w:r>
-    </w:p>
-    <w:p>
-      <w:pPr>
-        <w:pStyle w:val="Textonotapie"/>
-        <w:ind w:firstLine="567"/>
-        <w:rPr>
-          <w:rFonts w:ascii="Arial Narrow" w:eastAsia="Arial Narrow" w:hAnsi="Arial Narrow" w:cs="Arial Narrow"/>
-          <w:b/>
-          <w:bCs/>
-          <w:sz w:val="16"/>
-          <w:szCs w:val="16"/>
-        </w:rPr>
-      </w:pPr>
-      <w:r>
-        <w:rPr>
-          <w:rFonts w:ascii="Arial Narrow" w:eastAsia="Arial Narrow" w:hAnsi="Arial Narrow" w:cs="Arial Narrow"/>
-          <w:b/>
-          <w:bCs/>
-          <w:sz w:val="16"/>
-          <w:szCs w:val="16"/>
-        </w:rPr>
-        <w:t>Artículo 1.- Derechos de los consumidores</w:t>
+        <w:t>Artículo 2.- Información relevante</w:t>
       </w:r>
     </w:p>
     <w:p>
@@ -10729,20 +10894,21 @@
         <w:tabs>
           <w:tab w:val="left" w:pos="567"/>
         </w:tabs>
-        <w:rPr>
-          <w:rFonts w:ascii="Arial Narrow" w:eastAsia="Arial Narrow" w:hAnsi="Arial Narrow" w:cs="Arial Narrow"/>
-          <w:sz w:val="16"/>
-          <w:szCs w:val="16"/>
-        </w:rPr>
-      </w:pPr>
-      <w:r>
-        <w:rPr>
-          <w:rFonts w:ascii="Arial Narrow" w:eastAsia="Arial Narrow" w:hAnsi="Arial Narrow" w:cs="Arial Narrow"/>
-          <w:sz w:val="16"/>
-          <w:szCs w:val="16"/>
-        </w:rPr>
-        <w:tab/>
-        <w:t>1.1 (…)</w:t>
+        <w:ind w:left="567"/>
+        <w:jc w:val="both"/>
+        <w:rPr>
+          <w:rFonts w:ascii="Arial Narrow" w:eastAsia="Arial Narrow" w:hAnsi="Arial Narrow" w:cs="Arial Narrow"/>
+          <w:sz w:val="16"/>
+          <w:szCs w:val="16"/>
+        </w:rPr>
+      </w:pPr>
+      <w:r>
+        <w:rPr>
+          <w:rFonts w:ascii="Arial Narrow" w:eastAsia="Arial Narrow" w:hAnsi="Arial Narrow" w:cs="Arial Narrow"/>
+          <w:sz w:val="16"/>
+          <w:szCs w:val="16"/>
+        </w:rPr>
+        <w:t xml:space="preserve">2.1 El proveedor tiene la obligación de ofrecer al consumidor toda la información relevante para tomar una decisión o realizar una elección adecuada de consumo, así como para efectuar un uso o consumo adecuado de los productos o servicios. </w:t>
       </w:r>
     </w:p>
     <w:p>
@@ -10751,28 +10917,75 @@
         <w:tabs>
           <w:tab w:val="left" w:pos="567"/>
         </w:tabs>
-        <w:ind w:left="570"/>
-        <w:rPr>
-          <w:rFonts w:ascii="Arial Narrow" w:eastAsia="Arial Narrow" w:hAnsi="Arial Narrow" w:cs="Arial Narrow"/>
-          <w:sz w:val="16"/>
-          <w:szCs w:val="16"/>
-        </w:rPr>
-      </w:pPr>
-      <w:r>
-        <w:rPr>
-          <w:rFonts w:ascii="Arial Narrow" w:eastAsia="Arial Narrow" w:hAnsi="Arial Narrow" w:cs="Arial Narrow"/>
-          <w:sz w:val="16"/>
-          <w:szCs w:val="16"/>
-        </w:rPr>
-        <w:t xml:space="preserve">b. </w:t>
-      </w:r>
-      <w:r>
-        <w:rPr>
-          <w:rFonts w:ascii="Arial Narrow" w:eastAsia="Arial Narrow" w:hAnsi="Arial Narrow" w:cs="Arial Narrow"/>
-          <w:sz w:val="16"/>
-          <w:szCs w:val="16"/>
-        </w:rPr>
-        <w:t xml:space="preserve">Derecho a acceder a información oportuna, suficiente, veraz y fácilmente accesible, relevante para tomar una decisión o realizar una elección de consumo que se ajuste a sus intereses, así como para efectuar un uso o consumo adecuado de los productos o servicios. </w:t>
+        <w:ind w:left="567"/>
+        <w:jc w:val="both"/>
+        <w:rPr>
+          <w:rFonts w:ascii="Arial Narrow" w:eastAsia="Arial Narrow" w:hAnsi="Arial Narrow" w:cs="Arial Narrow"/>
+          <w:sz w:val="16"/>
+          <w:szCs w:val="16"/>
+        </w:rPr>
+      </w:pPr>
+      <w:r>
+        <w:rPr>
+          <w:rFonts w:ascii="Arial Narrow" w:eastAsia="Arial Narrow" w:hAnsi="Arial Narrow" w:cs="Arial Narrow"/>
+          <w:sz w:val="16"/>
+          <w:szCs w:val="16"/>
+        </w:rPr>
+        <w:t xml:space="preserve">2.2 La información debe ser veraz, suficiente, de fácil comprensión, apropiada, oportuna y fácilmente accesible, debiendo ser brindada en idioma castellano. </w:t>
+      </w:r>
+    </w:p>
+    <w:p>
+      <w:pPr>
+        <w:pStyle w:val="Textonotapie"/>
+        <w:tabs>
+          <w:tab w:val="left" w:pos="567"/>
+        </w:tabs>
+        <w:ind w:left="567"/>
+        <w:jc w:val="both"/>
+        <w:rPr>
+          <w:rFonts w:ascii="Arial Narrow" w:eastAsia="Arial Narrow" w:hAnsi="Arial Narrow" w:cs="Arial Narrow"/>
+          <w:sz w:val="16"/>
+          <w:szCs w:val="16"/>
+        </w:rPr>
+      </w:pPr>
+      <w:r>
+        <w:rPr>
+          <w:rFonts w:ascii="Arial Narrow" w:eastAsia="Arial Narrow" w:hAnsi="Arial Narrow" w:cs="Arial Narrow"/>
+          <w:sz w:val="16"/>
+          <w:szCs w:val="16"/>
+        </w:rPr>
+        <w:t xml:space="preserve">2.3 Sin perjuicio de las exigencias concretas de las normas sectoriales correspondientes, para analizar la información relevante se tiene en consideración a toda aquella sin la cual no se hubiera adoptado la decisión de consumo o se hubiera efectuado en términos substancialmente distintos. Para ello se debe examinar si la información omitida desnaturaliza las condiciones en que se realizó la oferta al consumidor. </w:t>
+      </w:r>
+    </w:p>
+    <w:p>
+      <w:pPr>
+        <w:pStyle w:val="Textonotapie"/>
+        <w:tabs>
+          <w:tab w:val="left" w:pos="567"/>
+        </w:tabs>
+        <w:ind w:left="567"/>
+        <w:jc w:val="both"/>
+        <w:rPr>
+          <w:rFonts w:ascii="Arial Narrow" w:eastAsia="Arial Narrow" w:hAnsi="Arial Narrow" w:cs="Arial Narrow"/>
+          <w:sz w:val="16"/>
+          <w:szCs w:val="16"/>
+        </w:rPr>
+      </w:pPr>
+      <w:r>
+        <w:rPr>
+          <w:rFonts w:ascii="Arial Narrow" w:eastAsia="Arial Narrow" w:hAnsi="Arial Narrow" w:cs="Arial Narrow"/>
+          <w:sz w:val="16"/>
+          <w:szCs w:val="16"/>
+        </w:rPr>
+        <w:t>2.4 Al evaluarse la información, deben considerarse los problemas de confusión que generarían al consumidor el suministro de información excesiva o sumamente compleja, atendiendo a la naturaleza del producto adquirido o al servicio contratado</w:t>
+      </w:r>
+      <w:r>
+        <w:rPr>
+          <w:rFonts w:ascii="Arial Narrow" w:eastAsia="Arial Narrow" w:hAnsi="Arial Narrow" w:cs="Arial Narrow"/>
+          <w:sz w:val="16"/>
+          <w:szCs w:val="16"/>
+        </w:rPr>
+        <w:t xml:space="preserve">. </w:t>
       </w:r>
     </w:p>
     <w:p>
@@ -10785,20 +10998,15 @@
         <w:jc w:val="both"/>
         <w:rPr>
           <w:rFonts w:ascii="Arial Narrow" w:eastAsia="Arial Narrow" w:hAnsi="Arial Narrow" w:cs="Arial Narrow"/>
-          <w:sz w:val="16"/>
-          <w:szCs w:val="16"/>
-        </w:rPr>
-      </w:pPr>
-      <w:r>
-        <w:rPr>
-          <w:rFonts w:ascii="Arial Narrow" w:eastAsia="Arial Narrow" w:hAnsi="Arial Narrow" w:cs="Arial Narrow"/>
-          <w:sz w:val="16"/>
-          <w:szCs w:val="16"/>
-        </w:rPr>
-        <w:tab/>
-        <w:t>(…).</w:t>
-      </w:r>
-    </w:p>
+          <w:b/>
+          <w:bCs/>
+          <w:sz w:val="16"/>
+          <w:szCs w:val="16"/>
+        </w:rPr>
+      </w:pPr>
+    </w:p>
+  </w:footnote>
+  <w:footnote w:id="7">
     <w:p>
       <w:pPr>
         <w:pStyle w:val="Textonotapie"/>
@@ -10815,12 +11023,34 @@
           <w:szCs w:val="16"/>
         </w:rPr>
       </w:pPr>
-    </w:p>
-    <w:p>
-      <w:pPr>
-        <w:pStyle w:val="Textonotapie"/>
-        <w:ind w:firstLine="567"/>
-        <w:jc w:val="both"/>
+      <w:r>
+        <w:rPr>
+          <w:rStyle w:val="Refdenotaalpie"/>
+          <w:rFonts w:ascii="Arial Narrow" w:eastAsia="Arial Narrow" w:hAnsi="Arial Narrow" w:cs="Arial Narrow"/>
+          <w:sz w:val="16"/>
+          <w:szCs w:val="16"/>
+          <w:vertAlign w:val="superscript"/>
+        </w:rPr>
+        <w:footnoteRef/>
+      </w:r>
+      <w:r>
+        <w:rPr>
+          <w:rFonts w:ascii="Arial Narrow" w:eastAsia="Arial Narrow" w:hAnsi="Arial Narrow" w:cs="Arial Narrow"/>
+          <w:sz w:val="16"/>
+          <w:szCs w:val="16"/>
+        </w:rPr>
+        <w:tab/>
+        <w:t xml:space="preserve"/>
+      </w:r>
+      <w:r>
+        <w:rPr>
+          <w:rFonts w:ascii="Arial Narrow" w:eastAsia="Arial Narrow" w:hAnsi="Arial Narrow" w:cs="Arial Narrow"/>
+          <w:sz w:val="16"/>
+          <w:szCs w:val="16"/>
+        </w:rPr>
+        <w:tab/>
+      </w:r>
+      <w:r>
         <w:rPr>
           <w:rFonts w:ascii="Arial Narrow" w:eastAsia="Arial Narrow" w:hAnsi="Arial Narrow" w:cs="Arial Narrow"/>
           <w:b/>
@@ -10828,7 +11058,9 @@
           <w:sz w:val="16"/>
           <w:szCs w:val="16"/>
         </w:rPr>
-      </w:pPr>
+        <w:t xml:space="preserve">LEY </w:t>
+      </w:r>
+      <w:proofErr w:type="spellStart"/>
       <w:r>
         <w:rPr>
           <w:rFonts w:ascii="Arial Narrow" w:eastAsia="Arial Narrow" w:hAnsi="Arial Narrow" w:cs="Arial Narrow"/>
@@ -10837,7 +11069,40 @@
           <w:sz w:val="16"/>
           <w:szCs w:val="16"/>
         </w:rPr>
-        <w:t>Artículo 2.- Información relevante</w:t>
+        <w:t/>
+      </w:r>
+      <w:proofErr w:type="spellEnd"/>
+      <w:r>
+        <w:rPr>
+          <w:rFonts w:ascii="Arial Narrow" w:eastAsia="Arial Narrow" w:hAnsi="Arial Narrow" w:cs="Arial Narrow"/>
+          <w:b/>
+          <w:bCs/>
+          <w:sz w:val="16"/>
+          <w:szCs w:val="16"/>
+        </w:rPr>
+        <w:t xml:space="preserve">29571, CÓDIGO DE PROTECCIÓN Y DEFENSA DEL CONSUMIDOR, publicado el 2 de setiembre de 2010 y modificado por Decreto Legislativo </w:t>
+      </w:r>
+      <w:proofErr w:type="spellStart"/>
+      <w:r>
+        <w:rPr>
+          <w:rFonts w:ascii="Arial Narrow" w:eastAsia="Arial Narrow" w:hAnsi="Arial Narrow" w:cs="Arial Narrow"/>
+          <w:b/>
+          <w:bCs/>
+          <w:sz w:val="16"/>
+          <w:szCs w:val="16"/>
+        </w:rPr>
+        <w:t/>
+      </w:r>
+      <w:proofErr w:type="spellEnd"/>
+      <w:r>
+        <w:rPr>
+          <w:rFonts w:ascii="Arial Narrow" w:eastAsia="Arial Narrow" w:hAnsi="Arial Narrow" w:cs="Arial Narrow"/>
+          <w:b/>
+          <w:bCs/>
+          <w:sz w:val="16"/>
+          <w:szCs w:val="16"/>
+        </w:rPr>
+        <w:t xml:space="preserve">1308 </w:t>
       </w:r>
     </w:p>
     <w:p>
@@ -10846,6 +11111,47 @@
         <w:tabs>
           <w:tab w:val="left" w:pos="567"/>
         </w:tabs>
+        <w:jc w:val="both"/>
+        <w:rPr>
+          <w:rFonts w:ascii="Arial Narrow" w:eastAsia="Arial Narrow" w:hAnsi="Arial Narrow" w:cs="Arial Narrow"/>
+          <w:sz w:val="16"/>
+          <w:szCs w:val="16"/>
+        </w:rPr>
+      </w:pPr>
+      <w:r>
+        <w:rPr>
+          <w:rFonts w:ascii="Arial Narrow" w:eastAsia="Arial Narrow" w:hAnsi="Arial Narrow" w:cs="Arial Narrow"/>
+          <w:b/>
+          <w:bCs/>
+          <w:sz w:val="16"/>
+          <w:szCs w:val="16"/>
+        </w:rPr>
+        <w:tab/>
+      </w:r>
+      <w:r>
+        <w:rPr>
+          <w:rFonts w:ascii="Arial Narrow" w:eastAsia="Arial Narrow" w:hAnsi="Arial Narrow" w:cs="Arial Narrow"/>
+          <w:b/>
+          <w:bCs/>
+          <w:sz w:val="16"/>
+          <w:szCs w:val="16"/>
+        </w:rPr>
+        <w:t>Artículo 56.- Métodos comerciales coercitivo</w:t>
+      </w:r>
+      <w:r>
+        <w:rPr>
+          <w:rFonts w:ascii="Arial Narrow" w:eastAsia="Arial Narrow" w:hAnsi="Arial Narrow" w:cs="Arial Narrow"/>
+          <w:b/>
+          <w:bCs/>
+          <w:sz w:val="16"/>
+          <w:szCs w:val="16"/>
+        </w:rPr>
+        <w:t>s</w:t>
+      </w:r>
+    </w:p>
+    <w:p>
+      <w:pPr>
+        <w:pStyle w:val="Textonotapie"/>
         <w:ind w:left="567"/>
         <w:jc w:val="both"/>
         <w:rPr>
@@ -10860,15 +11166,12 @@
           <w:sz w:val="16"/>
           <w:szCs w:val="16"/>
         </w:rPr>
-        <w:t xml:space="preserve">2.1 El proveedor tiene la obligación de ofrecer al consumidor toda la información relevante para tomar una decisión o realizar una elección adecuada de consumo, así como para efectuar un uso o consumo adecuado de los productos o servicios. </w:t>
+        <w:t>56.1 De manera enunciativa y no limitativa, el derecho de todo consumidor a la protección contra los métodos comerciales coercitivos implica que los proveedores no pueden:</w:t>
       </w:r>
     </w:p>
     <w:p>
       <w:pPr>
         <w:pStyle w:val="Textonotapie"/>
-        <w:tabs>
-          <w:tab w:val="left" w:pos="567"/>
-        </w:tabs>
         <w:ind w:left="567"/>
         <w:jc w:val="both"/>
         <w:rPr>
@@ -10883,15 +11186,12 @@
           <w:sz w:val="16"/>
           <w:szCs w:val="16"/>
         </w:rPr>
-        <w:t xml:space="preserve">2.2 La información debe ser veraz, suficiente, de fácil comprensión, apropiada, oportuna y fácilmente accesible, debiendo ser brindada en idioma castellano. </w:t>
+        <w:t>(…)</w:t>
       </w:r>
     </w:p>
     <w:p>
       <w:pPr>
         <w:pStyle w:val="Textonotapie"/>
-        <w:tabs>
-          <w:tab w:val="left" w:pos="567"/>
-        </w:tabs>
         <w:ind w:left="567"/>
         <w:jc w:val="both"/>
         <w:rPr>
@@ -10906,38 +11206,7 @@
           <w:sz w:val="16"/>
           <w:szCs w:val="16"/>
         </w:rPr>
-        <w:t xml:space="preserve">2.3 Sin perjuicio de las exigencias concretas de las normas sectoriales correspondientes, para analizar la información relevante se tiene en consideración a toda aquella sin la cual no se hubiera adoptado la decisión de consumo o se hubiera efectuado en términos substancialmente distintos. Para ello se debe examinar si la información omitida desnaturaliza las condiciones en que se realizó la oferta al consumidor. </w:t>
-      </w:r>
-    </w:p>
-    <w:p>
-      <w:pPr>
-        <w:pStyle w:val="Textonotapie"/>
-        <w:tabs>
-          <w:tab w:val="left" w:pos="567"/>
-        </w:tabs>
-        <w:ind w:left="567"/>
-        <w:jc w:val="both"/>
-        <w:rPr>
-          <w:rFonts w:ascii="Arial Narrow" w:eastAsia="Arial Narrow" w:hAnsi="Arial Narrow" w:cs="Arial Narrow"/>
-          <w:sz w:val="16"/>
-          <w:szCs w:val="16"/>
-        </w:rPr>
-      </w:pPr>
-      <w:r>
-        <w:rPr>
-          <w:rFonts w:ascii="Arial Narrow" w:eastAsia="Arial Narrow" w:hAnsi="Arial Narrow" w:cs="Arial Narrow"/>
-          <w:sz w:val="16"/>
-          <w:szCs w:val="16"/>
-        </w:rPr>
-        <w:t>2.4 Al evaluarse la información, deben considerarse los problemas de confusión que generarían al consumidor el suministro de información excesiva o sumamente compleja, atendiendo a la naturaleza del producto adquirido o al servicio contratado</w:t>
-      </w:r>
-      <w:r>
-        <w:rPr>
-          <w:rFonts w:ascii="Arial Narrow" w:eastAsia="Arial Narrow" w:hAnsi="Arial Narrow" w:cs="Arial Narrow"/>
-          <w:sz w:val="16"/>
-          <w:szCs w:val="16"/>
-        </w:rPr>
-        <w:t xml:space="preserve">. </w:t>
+        <w:t>g. Exigir al consumidor la presentación de documentación innecesaria para la prestación del servicio que contrate o la entrega del producto adquirido, pudiendo, en todo caso, exigirse solo la documentación necesaria, razonable y pertinente de acuerdo con la etapa en la que se encuentre la prestación del producto o ejecución del servicio.</w:t>
       </w:r>
     </w:p>
     <w:p>
@@ -10958,7 +11227,7 @@
       </w:pPr>
     </w:p>
   </w:footnote>
-  <w:footnote w:id="7">
+  <w:footnote w:id="8">
     <w:p>
       <w:pPr>
         <w:pStyle w:val="Textonotapie"/>
@@ -10969,195 +11238,72 @@
         <w:jc w:val="both"/>
         <w:rPr>
           <w:rFonts w:ascii="Arial Narrow" w:eastAsia="Arial Narrow" w:hAnsi="Arial Narrow" w:cs="Arial Narrow"/>
+          <w:sz w:val="16"/>
+          <w:szCs w:val="16"/>
+        </w:rPr>
+      </w:pPr>
+      <w:r>
+        <w:rPr>
+          <w:rStyle w:val="Refdenotaalpie"/>
+          <w:rFonts w:ascii="Arial Narrow" w:eastAsia="Arial Narrow" w:hAnsi="Arial Narrow" w:cs="Arial Narrow"/>
+          <w:sz w:val="16"/>
+          <w:szCs w:val="16"/>
+          <w:vertAlign w:val="superscript"/>
+        </w:rPr>
+        <w:footnoteRef/>
+      </w:r>
+      <w:r>
+        <w:rPr>
+          <w:rFonts w:ascii="Arial Narrow" w:eastAsia="Arial Narrow" w:hAnsi="Arial Narrow" w:cs="Arial Narrow"/>
+          <w:sz w:val="16"/>
+          <w:szCs w:val="16"/>
+        </w:rPr>
+        <w:tab/>
+        <w:t xml:space="preserve"/>
+      </w:r>
+      <w:r>
+        <w:rPr>
+          <w:rFonts w:ascii="Arial Narrow" w:eastAsia="Arial Narrow" w:hAnsi="Arial Narrow" w:cs="Arial Narrow"/>
+          <w:sz w:val="16"/>
+          <w:szCs w:val="16"/>
+        </w:rPr>
+        <w:tab/>
+      </w:r>
+      <w:r>
+        <w:rPr>
+          <w:rFonts w:ascii="Arial Narrow" w:eastAsia="Arial Narrow" w:hAnsi="Arial Narrow" w:cs="Arial Narrow"/>
           <w:b/>
           <w:bCs/>
           <w:sz w:val="16"/>
           <w:szCs w:val="16"/>
         </w:rPr>
-      </w:pPr>
-      <w:r>
-        <w:rPr>
-          <w:rStyle w:val="Refdenotaalpie"/>
-          <w:rFonts w:ascii="Arial Narrow" w:eastAsia="Arial Narrow" w:hAnsi="Arial Narrow" w:cs="Arial Narrow"/>
-          <w:sz w:val="16"/>
-          <w:szCs w:val="16"/>
-          <w:vertAlign w:val="superscript"/>
-        </w:rPr>
-        <w:footnoteRef/>
-      </w:r>
-      <w:r>
-        <w:rPr>
-          <w:rFonts w:ascii="Arial Narrow" w:eastAsia="Arial Narrow" w:hAnsi="Arial Narrow" w:cs="Arial Narrow"/>
-          <w:sz w:val="16"/>
-          <w:szCs w:val="16"/>
-        </w:rPr>
-        <w:t xml:space="preserve"> </w:t>
-      </w:r>
-      <w:r>
-        <w:rPr>
-          <w:rFonts w:ascii="Arial Narrow" w:eastAsia="Arial Narrow" w:hAnsi="Arial Narrow" w:cs="Arial Narrow"/>
-          <w:sz w:val="16"/>
-          <w:szCs w:val="16"/>
-        </w:rPr>
-        <w:tab/>
-      </w:r>
-      <w:r>
-        <w:rPr>
-          <w:rFonts w:ascii="Arial Narrow" w:eastAsia="Arial Narrow" w:hAnsi="Arial Narrow" w:cs="Arial Narrow"/>
-          <w:b/>
-          <w:bCs/>
-          <w:sz w:val="16"/>
-          <w:szCs w:val="16"/>
-        </w:rPr>
-        <w:t xml:space="preserve">LEY </w:t>
-      </w:r>
-      <w:proofErr w:type="spellStart"/>
-      <w:r>
-        <w:rPr>
-          <w:rFonts w:ascii="Arial Narrow" w:eastAsia="Arial Narrow" w:hAnsi="Arial Narrow" w:cs="Arial Narrow"/>
-          <w:b/>
-          <w:bCs/>
-          <w:sz w:val="16"/>
-          <w:szCs w:val="16"/>
-        </w:rPr>
-        <w:t/>
-      </w:r>
-      <w:proofErr w:type="spellEnd"/>
-      <w:r>
-        <w:rPr>
-          <w:rFonts w:ascii="Arial Narrow" w:eastAsia="Arial Narrow" w:hAnsi="Arial Narrow" w:cs="Arial Narrow"/>
-          <w:b/>
-          <w:bCs/>
-          <w:sz w:val="16"/>
-          <w:szCs w:val="16"/>
-        </w:rPr>
-        <w:t xml:space="preserve"> 29571, CÓDIGO DE PROTECCIÓN Y DEFENSA DEL CONSUMIDOR, publicado el 2 de setiembre de 2010 y modificado por Decreto Legislativo </w:t>
-      </w:r>
-      <w:proofErr w:type="spellStart"/>
-      <w:r>
-        <w:rPr>
-          <w:rFonts w:ascii="Arial Narrow" w:eastAsia="Arial Narrow" w:hAnsi="Arial Narrow" w:cs="Arial Narrow"/>
-          <w:b/>
-          <w:bCs/>
-          <w:sz w:val="16"/>
-          <w:szCs w:val="16"/>
-        </w:rPr>
-        <w:t/>
-      </w:r>
-      <w:proofErr w:type="spellEnd"/>
-      <w:r>
-        <w:rPr>
-          <w:rFonts w:ascii="Arial Narrow" w:eastAsia="Arial Narrow" w:hAnsi="Arial Narrow" w:cs="Arial Narrow"/>
-          <w:b/>
-          <w:bCs/>
-          <w:sz w:val="16"/>
-          <w:szCs w:val="16"/>
-        </w:rPr>
-        <w:t xml:space="preserve"> 1308 </w:t>
-      </w:r>
-    </w:p>
-    <w:p>
-      <w:pPr>
-        <w:pStyle w:val="Textonotapie"/>
-        <w:tabs>
-          <w:tab w:val="left" w:pos="567"/>
-        </w:tabs>
-        <w:jc w:val="both"/>
-        <w:rPr>
-          <w:rFonts w:ascii="Arial Narrow" w:eastAsia="Arial Narrow" w:hAnsi="Arial Narrow" w:cs="Arial Narrow"/>
-          <w:sz w:val="16"/>
-          <w:szCs w:val="16"/>
-        </w:rPr>
-      </w:pPr>
-      <w:r>
-        <w:rPr>
-          <w:rFonts w:ascii="Arial Narrow" w:eastAsia="Arial Narrow" w:hAnsi="Arial Narrow" w:cs="Arial Narrow"/>
-          <w:b/>
-          <w:bCs/>
-          <w:sz w:val="16"/>
-          <w:szCs w:val="16"/>
-        </w:rPr>
-        <w:tab/>
-      </w:r>
-      <w:r>
-        <w:rPr>
-          <w:rFonts w:ascii="Arial Narrow" w:eastAsia="Arial Narrow" w:hAnsi="Arial Narrow" w:cs="Arial Narrow"/>
-          <w:b/>
-          <w:bCs/>
-          <w:sz w:val="16"/>
-          <w:szCs w:val="16"/>
-        </w:rPr>
-        <w:t>Artículo 56.- Métodos comerciales coercitivo</w:t>
-      </w:r>
-      <w:r>
-        <w:rPr>
-          <w:rFonts w:ascii="Arial Narrow" w:eastAsia="Arial Narrow" w:hAnsi="Arial Narrow" w:cs="Arial Narrow"/>
-          <w:b/>
-          <w:bCs/>
-          <w:sz w:val="16"/>
-          <w:szCs w:val="16"/>
-        </w:rPr>
-        <w:t>s</w:t>
-      </w:r>
-    </w:p>
-    <w:p>
-      <w:pPr>
-        <w:pStyle w:val="Textonotapie"/>
-        <w:ind w:left="567"/>
-        <w:jc w:val="both"/>
-        <w:rPr>
-          <w:rFonts w:ascii="Arial Narrow" w:eastAsia="Arial Narrow" w:hAnsi="Arial Narrow" w:cs="Arial Narrow"/>
-          <w:sz w:val="16"/>
-          <w:szCs w:val="16"/>
-        </w:rPr>
-      </w:pPr>
-      <w:r>
-        <w:rPr>
-          <w:rFonts w:ascii="Arial Narrow" w:eastAsia="Arial Narrow" w:hAnsi="Arial Narrow" w:cs="Arial Narrow"/>
-          <w:sz w:val="16"/>
-          <w:szCs w:val="16"/>
-        </w:rPr>
-        <w:t>56.1 De manera enunciativa y no limitativa, el derecho de todo consumidor a la protección contra los métodos comerciales coercitivos implica que los proveedores no pueden:</w:t>
-      </w:r>
-    </w:p>
-    <w:p>
-      <w:pPr>
-        <w:pStyle w:val="Textonotapie"/>
-        <w:ind w:left="567"/>
-        <w:jc w:val="both"/>
-        <w:rPr>
-          <w:rFonts w:ascii="Arial Narrow" w:eastAsia="Arial Narrow" w:hAnsi="Arial Narrow" w:cs="Arial Narrow"/>
-          <w:sz w:val="16"/>
-          <w:szCs w:val="16"/>
-        </w:rPr>
-      </w:pPr>
-      <w:r>
-        <w:rPr>
-          <w:rFonts w:ascii="Arial Narrow" w:eastAsia="Arial Narrow" w:hAnsi="Arial Narrow" w:cs="Arial Narrow"/>
-          <w:sz w:val="16"/>
-          <w:szCs w:val="16"/>
-        </w:rPr>
-        <w:t>(…)</w:t>
-      </w:r>
-    </w:p>
-    <w:p>
-      <w:pPr>
-        <w:pStyle w:val="Textonotapie"/>
-        <w:ind w:left="567"/>
-        <w:jc w:val="both"/>
-        <w:rPr>
-          <w:rFonts w:ascii="Arial Narrow" w:eastAsia="Arial Narrow" w:hAnsi="Arial Narrow" w:cs="Arial Narrow"/>
-          <w:sz w:val="16"/>
-          <w:szCs w:val="16"/>
-        </w:rPr>
-      </w:pPr>
-      <w:r>
-        <w:rPr>
-          <w:rFonts w:ascii="Arial Narrow" w:eastAsia="Arial Narrow" w:hAnsi="Arial Narrow" w:cs="Arial Narrow"/>
-          <w:sz w:val="16"/>
-          <w:szCs w:val="16"/>
-        </w:rPr>
-        <w:t>g. Exigir al consumidor la presentación de documentación innecesaria para la prestación del servicio que contrate o la entrega del producto adquirido, pudiendo, en todo caso, exigirse solo la documentación necesaria, razonable y pertinente de acuerdo con la etapa en la que se encuentre la prestación del producto o ejecución del servicio.</w:t>
+        <w:t>LEY SOBRE FACULTADES, NORMAS Y ORGANIZACIÓN DEL INDECOPI, APROBADA POR DECRETO LEGISLATIVO 807 Artículo 24.-</w:t>
+      </w:r>
+      <w:r>
+        <w:rPr>
+          <w:rFonts w:ascii="Arial Narrow" w:eastAsia="Arial Narrow" w:hAnsi="Arial Narrow" w:cs="Arial Narrow"/>
+          <w:sz w:val="16"/>
+          <w:szCs w:val="16"/>
+        </w:rPr>
+        <w:t xml:space="preserve"> El </w:t>
+      </w:r>
+      <w:proofErr w:type="gramStart"/>
+      <w:r>
+        <w:rPr>
+          <w:rFonts w:ascii="Arial Narrow" w:eastAsia="Arial Narrow" w:hAnsi="Arial Narrow" w:cs="Arial Narrow"/>
+          <w:sz w:val="16"/>
+          <w:szCs w:val="16"/>
+        </w:rPr>
+        <w:t>Secretario Técnico</w:t>
+      </w:r>
+      <w:proofErr w:type="gramEnd"/>
+      <w:r>
+        <w:rPr>
+          <w:rFonts w:ascii="Arial Narrow" w:eastAsia="Arial Narrow" w:hAnsi="Arial Narrow" w:cs="Arial Narrow"/>
+          <w:sz w:val="16"/>
+          <w:szCs w:val="16"/>
+        </w:rPr>
+        <w:t xml:space="preserve"> se encargará de la tramitación del procedimiento. Para ello, cuenta con las siguientes facultades:</w:t>
       </w:r>
     </w:p>
     <w:p>
@@ -11170,15 +11316,20 @@
         <w:jc w:val="both"/>
         <w:rPr>
           <w:rFonts w:ascii="Arial Narrow" w:eastAsia="Arial Narrow" w:hAnsi="Arial Narrow" w:cs="Arial Narrow"/>
-          <w:b/>
-          <w:bCs/>
-          <w:sz w:val="16"/>
-          <w:szCs w:val="16"/>
-        </w:rPr>
-      </w:pPr>
-    </w:p>
-  </w:footnote>
-  <w:footnote w:id="8">
+          <w:sz w:val="16"/>
+          <w:szCs w:val="16"/>
+        </w:rPr>
+      </w:pPr>
+      <w:r>
+        <w:rPr>
+          <w:rFonts w:ascii="Arial Narrow" w:eastAsia="Arial Narrow" w:hAnsi="Arial Narrow" w:cs="Arial Narrow"/>
+          <w:sz w:val="16"/>
+          <w:szCs w:val="16"/>
+        </w:rPr>
+        <w:tab/>
+        <w:t xml:space="preserve">(...) </w:t>
+      </w:r>
+    </w:p>
     <w:p>
       <w:pPr>
         <w:pStyle w:val="Textonotapie"/>
@@ -11195,65 +11346,12 @@
       </w:pPr>
       <w:r>
         <w:rPr>
-          <w:rStyle w:val="Refdenotaalpie"/>
-          <w:rFonts w:ascii="Arial Narrow" w:eastAsia="Arial Narrow" w:hAnsi="Arial Narrow" w:cs="Arial Narrow"/>
-          <w:sz w:val="16"/>
-          <w:szCs w:val="16"/>
-          <w:vertAlign w:val="superscript"/>
-        </w:rPr>
-        <w:footnoteRef/>
-      </w:r>
-      <w:r>
-        <w:rPr>
-          <w:rFonts w:ascii="Arial Narrow" w:eastAsia="Arial Narrow" w:hAnsi="Arial Narrow" w:cs="Arial Narrow"/>
-          <w:sz w:val="16"/>
-          <w:szCs w:val="16"/>
-        </w:rPr>
-        <w:t xml:space="preserve"> </w:t>
-      </w:r>
-      <w:r>
-        <w:rPr>
           <w:rFonts w:ascii="Arial Narrow" w:eastAsia="Arial Narrow" w:hAnsi="Arial Narrow" w:cs="Arial Narrow"/>
           <w:sz w:val="16"/>
           <w:szCs w:val="16"/>
         </w:rPr>
         <w:tab/>
-      </w:r>
-      <w:r>
-        <w:rPr>
-          <w:rFonts w:ascii="Arial Narrow" w:eastAsia="Arial Narrow" w:hAnsi="Arial Narrow" w:cs="Arial Narrow"/>
-          <w:b/>
-          <w:bCs/>
-          <w:sz w:val="16"/>
-          <w:szCs w:val="16"/>
-        </w:rPr>
-        <w:t>LEY SOBRE FACULTADES, NORMAS Y ORGANIZACIÓN DEL INDECOPI, APROBADA POR DECRETO LEGISLATIVO 807 Artículo 24.-</w:t>
-      </w:r>
-      <w:r>
-        <w:rPr>
-          <w:rFonts w:ascii="Arial Narrow" w:eastAsia="Arial Narrow" w:hAnsi="Arial Narrow" w:cs="Arial Narrow"/>
-          <w:sz w:val="16"/>
-          <w:szCs w:val="16"/>
-        </w:rPr>
-        <w:t xml:space="preserve"> El </w:t>
-      </w:r>
-      <w:proofErr w:type="gramStart"/>
-      <w:r>
-        <w:rPr>
-          <w:rFonts w:ascii="Arial Narrow" w:eastAsia="Arial Narrow" w:hAnsi="Arial Narrow" w:cs="Arial Narrow"/>
-          <w:sz w:val="16"/>
-          <w:szCs w:val="16"/>
-        </w:rPr>
-        <w:t>Secretario Técnico</w:t>
-      </w:r>
-      <w:proofErr w:type="gramEnd"/>
-      <w:r>
-        <w:rPr>
-          <w:rFonts w:ascii="Arial Narrow" w:eastAsia="Arial Narrow" w:hAnsi="Arial Narrow" w:cs="Arial Narrow"/>
-          <w:sz w:val="16"/>
-          <w:szCs w:val="16"/>
-        </w:rPr>
-        <w:t xml:space="preserve"> se encargará de la tramitación del procedimiento. Para ello, cuenta con las siguientes facultades:</w:t>
+        <w:t xml:space="preserve">c) Admitir denuncias a trámite, en aquellos casos en que la Comisión le haya delegado esta facultad. </w:t>
       </w:r>
     </w:p>
     <w:p>
@@ -11277,7 +11375,7 @@
           <w:szCs w:val="16"/>
         </w:rPr>
         <w:tab/>
-        <w:t xml:space="preserve">(...) </w:t>
+        <w:t>(...).</w:t>
       </w:r>
     </w:p>
     <w:p>
@@ -11294,30 +11392,33 @@
           <w:szCs w:val="16"/>
         </w:rPr>
       </w:pPr>
-      <w:r>
-        <w:rPr>
-          <w:rFonts w:ascii="Arial Narrow" w:eastAsia="Arial Narrow" w:hAnsi="Arial Narrow" w:cs="Arial Narrow"/>
-          <w:sz w:val="16"/>
-          <w:szCs w:val="16"/>
-        </w:rPr>
-        <w:tab/>
-        <w:t xml:space="preserve">c) Admitir denuncias a trámite, en aquellos casos en que la Comisión le haya delegado esta facultad. </w:t>
-      </w:r>
-    </w:p>
+    </w:p>
+  </w:footnote>
+  <w:footnote w:id="9">
     <w:p>
       <w:pPr>
         <w:pStyle w:val="Textonotapie"/>
         <w:tabs>
           <w:tab w:val="left" w:pos="567"/>
         </w:tabs>
-        <w:ind w:left="567" w:right="-1" w:hanging="567"/>
-        <w:jc w:val="both"/>
-        <w:rPr>
-          <w:rFonts w:ascii="Arial Narrow" w:eastAsia="Arial Narrow" w:hAnsi="Arial Narrow" w:cs="Arial Narrow"/>
-          <w:sz w:val="16"/>
-          <w:szCs w:val="16"/>
-        </w:rPr>
-      </w:pPr>
+        <w:ind w:left="567" w:hanging="567"/>
+        <w:jc w:val="both"/>
+        <w:rPr>
+          <w:rFonts w:ascii="Arial Narrow" w:eastAsia="Arial Narrow" w:hAnsi="Arial Narrow" w:cs="Arial Narrow"/>
+          <w:sz w:val="16"/>
+          <w:szCs w:val="16"/>
+        </w:rPr>
+      </w:pPr>
+      <w:r>
+        <w:rPr>
+          <w:rStyle w:val="Refdenotaalpie"/>
+          <w:rFonts w:ascii="Arial Narrow" w:eastAsia="Arial Narrow" w:hAnsi="Arial Narrow" w:cs="Arial Narrow"/>
+          <w:sz w:val="16"/>
+          <w:szCs w:val="16"/>
+          <w:vertAlign w:val="superscript"/>
+        </w:rPr>
+        <w:footnoteRef/>
+      </w:r>
       <w:r>
         <w:rPr>
           <w:rFonts w:ascii="Arial Narrow" w:eastAsia="Arial Narrow" w:hAnsi="Arial Narrow" w:cs="Arial Narrow"/>
@@ -11325,52 +11426,74 @@
           <w:szCs w:val="16"/>
         </w:rPr>
         <w:tab/>
-        <w:t>(...).</w:t>
-      </w:r>
-    </w:p>
+        <w:t xml:space="preserve"/>
+      </w:r>
+      <w:r>
+        <w:rPr>
+          <w:rFonts w:ascii="Arial Narrow" w:eastAsia="Arial Narrow" w:hAnsi="Arial Narrow" w:cs="Arial Narrow"/>
+          <w:sz w:val="16"/>
+          <w:szCs w:val="16"/>
+        </w:rPr>
+        <w:tab/>
+        <w:t xml:space="preserve">El número de trabajadores se atenderá siempre que la empresa haya sido constituida antes de la vigencia de la Ley </w:t>
+      </w:r>
+      <w:proofErr w:type="spellStart"/>
+      <w:r>
+        <w:rPr>
+          <w:rFonts w:ascii="Arial Narrow" w:eastAsia="Arial Narrow" w:hAnsi="Arial Narrow" w:cs="Arial Narrow"/>
+          <w:sz w:val="16"/>
+          <w:szCs w:val="16"/>
+        </w:rPr>
+        <w:t/>
+      </w:r>
+      <w:proofErr w:type="spellEnd"/>
+      <w:r>
+        <w:rPr>
+          <w:rFonts w:ascii="Arial Narrow" w:eastAsia="Arial Narrow" w:hAnsi="Arial Narrow" w:cs="Arial Narrow"/>
+          <w:sz w:val="16"/>
+          <w:szCs w:val="16"/>
+        </w:rPr>
+        <w:t xml:space="preserve">30056, publicada el 2 de julio de 2013, que modificó el artículo 5 del Texto Único Ordenado de la Ley de Promoción de la Competitividad, Formalización y Desarrollo de la Micro y Pequeña Empresa y de Acceso al Empleo Decente (LEY MYPE). Ello, en la medida que la Tercera Disposición Complementaria Transitoria de la norma modificatoria precisa que las empresas constituidas antes de la </w:t>
+      </w:r>
+      <w:proofErr w:type="gramStart"/>
+      <w:r>
+        <w:rPr>
+          <w:rFonts w:ascii="Arial Narrow" w:eastAsia="Arial Narrow" w:hAnsi="Arial Narrow" w:cs="Arial Narrow"/>
+          <w:sz w:val="16"/>
+          <w:szCs w:val="16"/>
+        </w:rPr>
+        <w:t>entrada en vigencia</w:t>
+      </w:r>
+      <w:proofErr w:type="gramEnd"/>
+      <w:r>
+        <w:rPr>
+          <w:rFonts w:ascii="Arial Narrow" w:eastAsia="Arial Narrow" w:hAnsi="Arial Narrow" w:cs="Arial Narrow"/>
+          <w:sz w:val="16"/>
+          <w:szCs w:val="16"/>
+        </w:rPr>
+        <w:t xml:space="preserve"> de dicha Ley se rigen por los requisitos de acogimiento al régimen de las micro y pequeñas empresas regulados en el Decreto Legislativo 1086.</w:t>
+      </w:r>
+    </w:p>
+    <w:p>
+      <w:pPr>
+        <w:pStyle w:val="Textonotapie"/>
+        <w:ind w:left="567" w:hanging="567"/>
+        <w:jc w:val="both"/>
+        <w:rPr>
+          <w:rFonts w:ascii="Arial Narrow" w:eastAsia="Arial Narrow" w:hAnsi="Arial Narrow" w:cs="Arial Narrow"/>
+          <w:sz w:val="16"/>
+          <w:szCs w:val="16"/>
+        </w:rPr>
+      </w:pPr>
+    </w:p>
+  </w:footnote>
+  <w:footnote w:id="10">
     <w:p>
       <w:pPr>
         <w:pStyle w:val="Textonotapie"/>
         <w:tabs>
           <w:tab w:val="left" w:pos="567"/>
         </w:tabs>
-        <w:ind w:left="567" w:right="-1" w:hanging="567"/>
-        <w:jc w:val="both"/>
-        <w:rPr>
-          <w:rFonts w:ascii="Arial Narrow" w:eastAsia="Arial Narrow" w:hAnsi="Arial Narrow" w:cs="Arial Narrow"/>
-          <w:sz w:val="16"/>
-          <w:szCs w:val="16"/>
-        </w:rPr>
-      </w:pPr>
-      <w:r>
-        <w:rPr>
-          <w:rFonts w:ascii="Arial Narrow" w:eastAsia="Arial Narrow" w:hAnsi="Arial Narrow" w:cs="Arial Narrow"/>
-          <w:sz w:val="16"/>
-          <w:szCs w:val="16"/>
-        </w:rPr>
-        <w:t xml:space="preserve">. </w:t>
-      </w:r>
-    </w:p>
-    <w:p>
-      <w:pPr>
-        <w:pStyle w:val="Textonotapie"/>
-        <w:tabs>
-          <w:tab w:val="left" w:pos="567"/>
-        </w:tabs>
-        <w:ind w:left="567" w:right="-1" w:hanging="567"/>
-        <w:jc w:val="both"/>
-        <w:rPr>
-          <w:rFonts w:ascii="Arial Narrow" w:eastAsia="Arial Narrow" w:hAnsi="Arial Narrow" w:cs="Arial Narrow"/>
-          <w:sz w:val="16"/>
-          <w:szCs w:val="16"/>
-        </w:rPr>
-      </w:pPr>
-    </w:p>
-  </w:footnote>
-  <w:footnote w:id="9">
-    <w:p>
-      <w:pPr>
-        <w:pStyle w:val="Textonotapie"/>
         <w:ind w:left="567" w:hanging="567"/>
         <w:jc w:val="both"/>
         <w:rPr>
@@ -11395,96 +11518,8 @@
           <w:sz w:val="16"/>
           <w:szCs w:val="16"/>
         </w:rPr>
-        <w:t xml:space="preserve"> </w:t>
-      </w:r>
-      <w:r>
-        <w:rPr>
-          <w:rFonts w:ascii="Arial Narrow" w:eastAsia="Arial Narrow" w:hAnsi="Arial Narrow" w:cs="Arial Narrow"/>
-          <w:sz w:val="16"/>
-          <w:szCs w:val="16"/>
-        </w:rPr>
         <w:tab/>
-        <w:t xml:space="preserve">El número de trabajadores se atenderá siempre que la empresa haya sido constituida antes de la vigencia de la Ley </w:t>
-      </w:r>
-      <w:proofErr w:type="spellStart"/>
-      <w:r>
-        <w:rPr>
-          <w:rFonts w:ascii="Arial Narrow" w:eastAsia="Arial Narrow" w:hAnsi="Arial Narrow" w:cs="Arial Narrow"/>
-          <w:sz w:val="16"/>
-          <w:szCs w:val="16"/>
-        </w:rPr>
-        <w:t/>
-      </w:r>
-      <w:proofErr w:type="spellEnd"/>
-      <w:r>
-        <w:rPr>
-          <w:rFonts w:ascii="Arial Narrow" w:eastAsia="Arial Narrow" w:hAnsi="Arial Narrow" w:cs="Arial Narrow"/>
-          <w:sz w:val="16"/>
-          <w:szCs w:val="16"/>
-        </w:rPr>
-        <w:t xml:space="preserve"> 30056, publicada el 2 de julio de 2013, que modificó el artículo 5 del Texto Único Ordenado de la Ley de Promoción de la Competitividad, Formalización y Desarrollo de la Micro y Pequeña Empresa y de Acceso al Empleo Decente (LEY MYPE). Ello, en la medida que la Tercera Disposición Complementaria Transitoria de la norma modificatoria precisa que las empresas constituidas antes de la </w:t>
-      </w:r>
-      <w:proofErr w:type="gramStart"/>
-      <w:r>
-        <w:rPr>
-          <w:rFonts w:ascii="Arial Narrow" w:eastAsia="Arial Narrow" w:hAnsi="Arial Narrow" w:cs="Arial Narrow"/>
-          <w:sz w:val="16"/>
-          <w:szCs w:val="16"/>
-        </w:rPr>
-        <w:t>entrada en vigencia</w:t>
-      </w:r>
-      <w:proofErr w:type="gramEnd"/>
-      <w:r>
-        <w:rPr>
-          <w:rFonts w:ascii="Arial Narrow" w:eastAsia="Arial Narrow" w:hAnsi="Arial Narrow" w:cs="Arial Narrow"/>
-          <w:sz w:val="16"/>
-          <w:szCs w:val="16"/>
-        </w:rPr>
-        <w:t xml:space="preserve"> de dicha Ley se rigen por los requisitos de acogimiento al régimen de las micro y pequeñas empresas regulados en el Decreto Legislativo 1086.</w:t>
-      </w:r>
-    </w:p>
-    <w:p>
-      <w:pPr>
-        <w:pStyle w:val="Textonotapie"/>
-        <w:ind w:left="567" w:hanging="567"/>
-        <w:jc w:val="both"/>
-        <w:rPr>
-          <w:rFonts w:ascii="Arial Narrow" w:eastAsia="Arial Narrow" w:hAnsi="Arial Narrow" w:cs="Arial Narrow"/>
-          <w:sz w:val="16"/>
-          <w:szCs w:val="16"/>
-        </w:rPr>
-      </w:pPr>
-    </w:p>
-  </w:footnote>
-  <w:footnote w:id="10">
-    <w:p>
-      <w:pPr>
-        <w:pStyle w:val="Textonotapie"/>
-        <w:ind w:left="567" w:hanging="567"/>
-        <w:jc w:val="both"/>
-        <w:rPr>
-          <w:rFonts w:ascii="Arial Narrow" w:eastAsia="Arial Narrow" w:hAnsi="Arial Narrow" w:cs="Arial Narrow"/>
-          <w:sz w:val="16"/>
-          <w:szCs w:val="16"/>
-        </w:rPr>
-      </w:pPr>
-      <w:r>
-        <w:rPr>
-          <w:rStyle w:val="Refdenotaalpie"/>
-          <w:rFonts w:ascii="Arial Narrow" w:eastAsia="Arial Narrow" w:hAnsi="Arial Narrow" w:cs="Arial Narrow"/>
-          <w:sz w:val="16"/>
-          <w:szCs w:val="16"/>
-          <w:vertAlign w:val="superscript"/>
-        </w:rPr>
-        <w:footnoteRef/>
-      </w:r>
-      <w:r>
-        <w:rPr>
-          <w:rFonts w:ascii="Arial Narrow" w:eastAsia="Arial Narrow" w:hAnsi="Arial Narrow" w:cs="Arial Narrow"/>
-          <w:sz w:val="16"/>
-          <w:szCs w:val="16"/>
-        </w:rPr>
-        <w:t xml:space="preserve"> </w:t>
+        <w:t xml:space="preserve"/>
       </w:r>
       <w:r>
         <w:rPr>
@@ -11643,7 +11678,50 @@
       </w:pPr>
     </w:p>
   </w:footnote>
-  <w:footnote w:id="16">
+  <w:footnote w:id="11">
+    <w:p>
+      <w:pPr>
+        <w:pStyle w:val="Textonotapie"/>
+        <w:tabs>
+          <w:tab w:val="left" w:pos="567"/>
+        </w:tabs>
+        <w:ind w:left="567" w:hanging="567"/>
+        <w:jc w:val="both"/>
+        <w:rPr>
+          <w:rFonts w:ascii="Arial Narrow" w:eastAsia="Arial Narrow" w:hAnsi="Arial Narrow" w:cs="Arial Narrow"/>
+          <w:sz w:val="16"/>
+          <w:szCs w:val="16"/>
+        </w:rPr>
+      </w:pPr>
+      <w:r>
+        <w:rPr>
+          <w:rStyle w:val="Refdenotaalpie"/>
+          <w:rFonts w:ascii="Arial Narrow" w:eastAsia="Arial Narrow" w:hAnsi="Arial Narrow" w:cs="Arial Narrow"/>
+          <w:sz w:val="16"/>
+          <w:szCs w:val="16"/>
+          <w:vertAlign w:val="superscript"/>
+        </w:rPr>
+        <w:footnoteRef/>
+      </w:r>
+      <w:r>
+        <w:rPr>
+          <w:rFonts w:ascii="Arial Narrow" w:eastAsia="Arial Narrow" w:hAnsi="Arial Narrow" w:cs="Arial Narrow"/>
+          <w:sz w:val="16"/>
+          <w:szCs w:val="16"/>
+        </w:rPr>
+        <w:tab/>
+      </w:r>
+      <w:r>
+        <w:rPr>
+          <w:rFonts w:ascii="Arial Narrow" w:eastAsia="Arial Narrow" w:hAnsi="Arial Narrow" w:cs="Arial Narrow"/>
+          <w:b/>
+          <w:bCs/>
+          <w:sz w:val="16"/>
+          <w:szCs w:val="16"/>
+        </w:rPr>
+        <w:t xml:space="preserve">DECRETO LEGISLATIVO 807, LEY SOBRE FACULTADES, NORMAS Y ORGANIZACIÓN DEL INDECOPI, publicado el 18 de abril de 1996</w:t>
+      </w:r>
+    </w:p>
     <w:p>
       <w:pPr>
         <w:pStyle w:val="Textonotapie"/>
@@ -11657,16 +11735,6 @@
       </w:pPr>
       <w:r>
         <w:rPr>
-          <w:rStyle w:val="Refdenotaalpie"/>
-          <w:rFonts w:ascii="Arial Narrow" w:eastAsia="Arial Narrow" w:hAnsi="Arial Narrow" w:cs="Arial Narrow"/>
-          <w:sz w:val="16"/>
-          <w:szCs w:val="16"/>
-          <w:vertAlign w:val="superscript"/>
-        </w:rPr>
-        <w:footnoteRef/>
-      </w:r>
-      <w:r>
-        <w:rPr>
           <w:rFonts w:ascii="Arial Narrow" w:eastAsia="Arial Narrow" w:hAnsi="Arial Narrow" w:cs="Arial Narrow"/>
           <w:sz w:val="16"/>
           <w:szCs w:val="16"/>
@@ -11681,7 +11749,15 @@
           <w:sz w:val="16"/>
           <w:szCs w:val="16"/>
         </w:rPr>
-        <w:t xml:space="preserve">DECRETO LEGISLATIVO 807, LEY SOBRE FACULTADES, NORMAS Y ORGANIZACIÓN DEL INDECOPI, publicado el 18 de abril de 1996</w:t>
+        <w:t xml:space="preserve">Artículo 26.-</w:t>
+      </w:r>
+      <w:r>
+        <w:rPr>
+          <w:rFonts w:ascii="Arial Narrow" w:eastAsia="Arial Narrow" w:hAnsi="Arial Narrow" w:cs="Arial Narrow"/>
+          <w:sz w:val="16"/>
+          <w:szCs w:val="16"/>
+        </w:rPr>
+        <w:t xml:space="preserve"> Una vez admitida a trámite la denuncia, se correrá traslado de la misma al denunciado, a fin de que éste presente su descargo. El plazo para la presentación del descargo será de cinco (5) días contados desde la notificación, vencido el cual, el Secretario Técnico declarará en rebeldía al denunciado que no lo hubiera presentado.</w:t>
       </w:r>
     </w:p>
     <w:p>
@@ -11695,6 +11771,33 @@
           <w:szCs w:val="16"/>
         </w:rPr>
       </w:pPr>
+    </w:p>
+  </w:footnote>
+  <w:footnote w:id="12">
+    <w:p>
+      <w:pPr>
+        <w:pStyle w:val="Textonotapie"/>
+        <w:tabs>
+          <w:tab w:val="left" w:pos="567"/>
+        </w:tabs>
+        <w:ind w:left="567" w:hanging="567"/>
+        <w:jc w:val="both"/>
+        <w:rPr>
+          <w:rFonts w:ascii="Arial Narrow" w:eastAsia="Arial Narrow" w:hAnsi="Arial Narrow" w:cs="Arial Narrow"/>
+          <w:sz w:val="16"/>
+          <w:szCs w:val="16"/>
+        </w:rPr>
+      </w:pPr>
+      <w:r>
+        <w:rPr>
+          <w:rStyle w:val="Refdenotaalpie"/>
+          <w:rFonts w:ascii="Arial Narrow" w:eastAsia="Arial Narrow" w:hAnsi="Arial Narrow" w:cs="Arial Narrow"/>
+          <w:sz w:val="16"/>
+          <w:szCs w:val="16"/>
+          <w:vertAlign w:val="superscript"/>
+        </w:rPr>
+        <w:footnoteRef/>
+      </w:r>
       <w:r>
         <w:rPr>
           <w:rFonts w:ascii="Arial Narrow" w:eastAsia="Arial Narrow" w:hAnsi="Arial Narrow" w:cs="Arial Narrow"/>
@@ -11711,15 +11814,7 @@
           <w:sz w:val="16"/>
           <w:szCs w:val="16"/>
         </w:rPr>
-        <w:t xml:space="preserve">Artículo 26.-</w:t>
-      </w:r>
-      <w:r>
-        <w:rPr>
-          <w:rFonts w:ascii="Arial Narrow" w:eastAsia="Arial Narrow" w:hAnsi="Arial Narrow" w:cs="Arial Narrow"/>
-          <w:sz w:val="16"/>
-          <w:szCs w:val="16"/>
-        </w:rPr>
-        <w:t xml:space="preserve"> Una vez admitida a trámite la denuncia, se correrá traslado de la misma al denunciado, a fin de que éste presente su descargo. El plazo para la presentación del descargo será de cinco (5) días contados desde la notificación, vencido el cual, el Secretario Técnico declarará en rebeldía al denunciado que no lo hubiera presentado.</w:t>
+        <w:t xml:space="preserve">DECRETO SUPREMO 006-2026-JUS, TEXTO ÚNICO ORDENADO DE LA LEY 27444, LEY DEL PROCEDIMIENTO ADMINISTRATIVO GENERAL, publicado el 30 de abril de 2026</w:t>
       </w:r>
     </w:p>
     <w:p>
@@ -11733,9 +11828,25 @@
           <w:szCs w:val="16"/>
         </w:rPr>
       </w:pPr>
-    </w:p>
-  </w:footnote>
-  <w:footnote w:id="17">
+      <w:r>
+        <w:rPr>
+          <w:rFonts w:ascii="Arial Narrow" w:eastAsia="Arial Narrow" w:hAnsi="Arial Narrow" w:cs="Arial Narrow"/>
+          <w:sz w:val="16"/>
+          <w:szCs w:val="16"/>
+        </w:rPr>
+        <w:tab/>
+      </w:r>
+      <w:r>
+        <w:rPr>
+          <w:rFonts w:ascii="Arial Narrow" w:eastAsia="Arial Narrow" w:hAnsi="Arial Narrow" w:cs="Arial Narrow"/>
+          <w:b/>
+          <w:bCs/>
+          <w:sz w:val="16"/>
+          <w:szCs w:val="16"/>
+        </w:rPr>
+        <w:t xml:space="preserve">Artículo 223.- Contestación de la reclamación</w:t>
+      </w:r>
+    </w:p>
     <w:p>
       <w:pPr>
         <w:pStyle w:val="Textonotapie"/>
@@ -11749,16 +11860,6 @@
       </w:pPr>
       <w:r>
         <w:rPr>
-          <w:rStyle w:val="Refdenotaalpie"/>
-          <w:rFonts w:ascii="Arial Narrow" w:eastAsia="Arial Narrow" w:hAnsi="Arial Narrow" w:cs="Arial Narrow"/>
-          <w:sz w:val="16"/>
-          <w:szCs w:val="16"/>
-          <w:vertAlign w:val="superscript"/>
-        </w:rPr>
-        <w:footnoteRef/>
-      </w:r>
-      <w:r>
-        <w:rPr>
           <w:rFonts w:ascii="Arial Narrow" w:eastAsia="Arial Narrow" w:hAnsi="Arial Narrow" w:cs="Arial Narrow"/>
           <w:sz w:val="16"/>
           <w:szCs w:val="16"/>
@@ -11768,12 +11869,10 @@
       <w:r>
         <w:rPr>
           <w:rFonts w:ascii="Arial Narrow" w:eastAsia="Arial Narrow" w:hAnsi="Arial Narrow" w:cs="Arial Narrow"/>
-          <w:b/>
-          <w:bCs/>
-          <w:sz w:val="16"/>
-          <w:szCs w:val="16"/>
-        </w:rPr>
-        <w:t xml:space="preserve">DECRETO SUPREMO 006-2026-JUS, TEXTO ÚNICO ORDENADO DE LA LEY 27444, LEY DEL PROCEDIMIENTO ADMINISTRATIVO GENERAL, publicado el 30 de abril de 2026</w:t>
+          <w:sz w:val="16"/>
+          <w:szCs w:val="16"/>
+        </w:rPr>
+        <w:t xml:space="preserve">223.1 El reclamado deberá presentar la contestación de la reclamación dentro de los quince (15) días posteriores a la notificación de ésta; vencido este plazo, la Administración declarará en rebeldía al reclamado que no la hubiera presentado. La contestación deberá contener los requisitos de los escritos previstos en el artículo 113 de la presente Ley, así como la absolución de todos los asuntos controvertidos de hecho y de derecho, Las alegaciones y los hechos relevantes de la reclamación, salvo que hayan sido específicamente negadas en la contestación, se tendrán por aceptadas o merituadas como ciertas.</w:t>
       </w:r>
     </w:p>
     <w:p>
@@ -11787,69 +11886,14 @@
           <w:szCs w:val="16"/>
         </w:rPr>
       </w:pPr>
-      <w:r>
-        <w:rPr>
-          <w:rFonts w:ascii="Arial Narrow" w:eastAsia="Arial Narrow" w:hAnsi="Arial Narrow" w:cs="Arial Narrow"/>
-          <w:sz w:val="16"/>
-          <w:szCs w:val="16"/>
-        </w:rPr>
-        <w:tab/>
-      </w:r>
-      <w:r>
-        <w:rPr>
-          <w:rFonts w:ascii="Arial Narrow" w:eastAsia="Arial Narrow" w:hAnsi="Arial Narrow" w:cs="Arial Narrow"/>
-          <w:b/>
-          <w:bCs/>
-          <w:sz w:val="16"/>
-          <w:szCs w:val="16"/>
-        </w:rPr>
-        <w:t xml:space="preserve">Artículo 223.- Contestación de la reclamación</w:t>
-      </w:r>
-    </w:p>
-    <w:p>
-      <w:pPr>
-        <w:pStyle w:val="Textonotapie"/>
-        <w:ind w:left="567" w:hanging="567"/>
-        <w:jc w:val="both"/>
-        <w:rPr>
-          <w:rFonts w:ascii="Arial Narrow" w:eastAsia="Arial Narrow" w:hAnsi="Arial Narrow" w:cs="Arial Narrow"/>
-          <w:sz w:val="16"/>
-          <w:szCs w:val="16"/>
-        </w:rPr>
-      </w:pPr>
-      <w:r>
-        <w:rPr>
-          <w:rFonts w:ascii="Arial Narrow" w:eastAsia="Arial Narrow" w:hAnsi="Arial Narrow" w:cs="Arial Narrow"/>
-          <w:sz w:val="16"/>
-          <w:szCs w:val="16"/>
-        </w:rPr>
-        <w:tab/>
-      </w:r>
-      <w:r>
-        <w:rPr>
-          <w:rFonts w:ascii="Arial Narrow" w:eastAsia="Arial Narrow" w:hAnsi="Arial Narrow" w:cs="Arial Narrow"/>
-          <w:sz w:val="16"/>
-          <w:szCs w:val="16"/>
-        </w:rPr>
-        <w:t xml:space="preserve">223.1 El reclamado deberá presentar la contestación de la reclamación dentro de los quince (15) días posteriores a la notificación de ésta; vencido este plazo, la Administración declarará en rebeldía al reclamado que no la hubiera presentado. La contestación deberá contener los requisitos de los escritos previstos en el artículo 113 de la presente Ley, así como la absolución de todos los asuntos controvertidos de hecho y de derecho, Las alegaciones y los hechos relevantes de la reclamación, salvo que hayan sido específicamente negadas en la contestación, se tendrán por aceptadas o merituadas como ciertas.</w:t>
-      </w:r>
-    </w:p>
-    <w:p>
-      <w:pPr>
-        <w:pStyle w:val="Textonotapie"/>
-        <w:ind w:left="567" w:hanging="567"/>
-        <w:jc w:val="both"/>
-        <w:rPr>
-          <w:rFonts w:ascii="Arial Narrow" w:eastAsia="Arial Narrow" w:hAnsi="Arial Narrow" w:cs="Arial Narrow"/>
-          <w:sz w:val="16"/>
-          <w:szCs w:val="16"/>
-        </w:rPr>
-      </w:pPr>
     </w:p>
   </w:footnote>
-  <w:footnote w:id="11">
-    <w:p>
-      <w:pPr>
+  <w:footnote w:id="13">
+    <w:p>
+      <w:pPr>
+        <w:tabs>
+          <w:tab w:val="left" w:pos="567"/>
+        </w:tabs>
         <w:spacing w:after="0" w:line="240" w:lineRule="auto"/>
         <w:ind w:left="567" w:hanging="567"/>
         <w:jc w:val="both"/>
@@ -11876,7 +11920,8 @@
           <w:szCs w:val="16"/>
           <w:vertAlign w:val="superscript"/>
         </w:rPr>
-        <w:t xml:space="preserve"> </w:t>
+        <w:tab/>
+        <w:t xml:space="preserve"/>
       </w:r>
       <w:r>
         <w:rPr>
@@ -12071,9 +12116,66 @@
       </w:pPr>
     </w:p>
   </w:footnote>
-  <w:footnote w:id="12">
-    <w:p>
-      <w:pPr>
+  <w:footnote w:id="14">
+    <w:p>
+      <w:pPr>
+        <w:pStyle w:val="Textonotapie"/>
+        <w:tabs>
+          <w:tab w:val="left" w:pos="567"/>
+        </w:tabs>
+        <w:ind w:left="567" w:right="-1" w:hanging="567"/>
+        <w:jc w:val="both"/>
+        <w:rPr>
+          <w:rFonts w:ascii="Arial Narrow" w:eastAsia="Arial Narrow" w:hAnsi="Arial Narrow" w:cs="Arial Narrow"/>
+          <w:b/>
+          <w:bCs/>
+          <w:sz w:val="16"/>
+          <w:szCs w:val="16"/>
+        </w:rPr>
+      </w:pPr>
+      <w:r>
+        <w:rPr>
+          <w:rStyle w:val="Refdenotaalpie"/>
+          <w:rFonts w:ascii="Arial Narrow" w:eastAsia="Arial Narrow" w:hAnsi="Arial Narrow" w:cs="Arial Narrow"/>
+          <w:sz w:val="16"/>
+          <w:szCs w:val="16"/>
+          <w:vertAlign w:val="superscript"/>
+        </w:rPr>
+        <w:footnoteRef/>
+      </w:r>
+      <w:r>
+        <w:rPr>
+          <w:rFonts w:ascii="Arial Narrow" w:eastAsia="Arial Narrow" w:hAnsi="Arial Narrow" w:cs="Arial Narrow"/>
+          <w:sz w:val="16"/>
+          <w:szCs w:val="16"/>
+        </w:rPr>
+        <w:tab/>
+        <w:t xml:space="preserve"/>
+      </w:r>
+      <w:r>
+        <w:rPr>
+          <w:rFonts w:ascii="Arial Narrow" w:eastAsia="Arial Narrow" w:hAnsi="Arial Narrow" w:cs="Arial Narrow"/>
+          <w:sz w:val="16"/>
+          <w:szCs w:val="16"/>
+        </w:rPr>
+        <w:tab/>
+      </w:r>
+      <w:r>
+        <w:rPr>
+          <w:rFonts w:ascii="Arial Narrow" w:eastAsia="Arial Narrow" w:hAnsi="Arial Narrow" w:cs="Arial Narrow"/>
+          <w:b/>
+          <w:bCs/>
+          <w:sz w:val="16"/>
+          <w:szCs w:val="16"/>
+        </w:rPr>
+        <w:t xml:space="preserve">LEY 29571, CÓDIGO DE PROTECCIÓN Y DEFENSA DEL CONSUMIDOR, publicado el 2 de setiembre de 2010 y modificado por Decreto Legislativo 1308 </w:t>
+      </w:r>
+    </w:p>
+    <w:p>
+      <w:pPr>
+        <w:tabs>
+          <w:tab w:val="left" w:pos="567"/>
+        </w:tabs>
         <w:spacing w:after="0" w:line="240" w:lineRule="auto"/>
         <w:ind w:left="567" w:hanging="567"/>
         <w:jc w:val="both"/>
@@ -12085,29 +12187,12 @@
       </w:pPr>
       <w:r>
         <w:rPr>
-          <w:rStyle w:val="Refdenotaalpie"/>
-          <w:rFonts w:ascii="Arial Narrow" w:eastAsia="Arial Narrow" w:hAnsi="Arial Narrow" w:cs="Arial Narrow"/>
-          <w:sz w:val="16"/>
-          <w:szCs w:val="16"/>
-          <w:vertAlign w:val="superscript"/>
-        </w:rPr>
-        <w:footnoteRef/>
-      </w:r>
-      <w:r>
-        <w:rPr>
-          <w:rFonts w:ascii="Arial Narrow" w:eastAsia="Arial Narrow" w:hAnsi="Arial Narrow" w:cs="Arial Narrow"/>
-          <w:sz w:val="16"/>
-          <w:szCs w:val="16"/>
-        </w:rPr>
-        <w:t xml:space="preserve"> </w:t>
-      </w:r>
-      <w:r>
-        <w:rPr>
           <w:rFonts w:ascii="Arial Narrow" w:eastAsia="Arial Narrow" w:hAnsi="Arial Narrow" w:cs="Arial Narrow"/>
           <w:sz w:val="16"/>
           <w:szCs w:val="16"/>
         </w:rPr>
         <w:tab/>
+        <w:t xml:space="preserve"/>
       </w:r>
       <w:r>
         <w:rPr>
@@ -12180,18 +12265,6 @@
         <w:tab/>
         <w:t>Las medidas correctivas complementarias pueden dictarse de oficio o a pedido de parte.</w:t>
       </w:r>
-    </w:p>
-    <w:p>
-      <w:pPr>
-        <w:spacing w:after="0" w:line="240" w:lineRule="auto"/>
-        <w:ind w:left="567" w:hanging="567"/>
-        <w:jc w:val="both"/>
-        <w:rPr>
-          <w:rFonts w:ascii="Arial Narrow" w:eastAsia="Arial Narrow" w:hAnsi="Arial Narrow" w:cs="Arial Narrow"/>
-          <w:sz w:val="16"/>
-          <w:szCs w:val="16"/>
-        </w:rPr>
-      </w:pPr>
     </w:p>
     <w:p>
       <w:pPr>
@@ -12406,8 +12479,12 @@
     </w:p>
     <w:p>
       <w:pPr>
-        <w:pStyle w:val="Sinespaciado"/>
-        <w:ind w:firstLine="567"/>
+        <w:numPr>
+          <w:ilvl w:val="0"/>
+          <w:numId w:val="1"/>
+        </w:numPr>
+        <w:spacing w:after="0" w:line="240" w:lineRule="auto"/>
+        <w:ind w:left="567" w:firstLine="0"/>
         <w:jc w:val="both"/>
         <w:rPr>
           <w:rFonts w:ascii="Arial Narrow" w:eastAsia="Arial Narrow" w:hAnsi="Arial Narrow" w:cs="Arial Narrow"/>
@@ -12426,8 +12503,12 @@
     </w:p>
     <w:p>
       <w:pPr>
-        <w:pStyle w:val="Sinespaciado"/>
-        <w:ind w:firstLine="567"/>
+        <w:numPr>
+          <w:ilvl w:val="0"/>
+          <w:numId w:val="1"/>
+        </w:numPr>
+        <w:spacing w:after="0" w:line="240" w:lineRule="auto"/>
+        <w:ind w:left="567" w:firstLine="0"/>
         <w:jc w:val="both"/>
         <w:rPr>
           <w:rFonts w:ascii="Arial Narrow" w:eastAsia="Arial Narrow" w:hAnsi="Arial Narrow" w:cs="Arial Narrow"/>
@@ -12589,10 +12670,22 @@
         <w:jc w:val="both"/>
         <w:rPr>
           <w:rFonts w:ascii="Arial Narrow" w:eastAsia="Arial Narrow" w:hAnsi="Arial Narrow" w:cs="Arial Narrow"/>
-          <w:sz w:val="16"/>
-          <w:szCs w:val="16"/>
-        </w:rPr>
-      </w:pPr>
+          <w:b/>
+          <w:bCs/>
+          <w:sz w:val="16"/>
+          <w:szCs w:val="16"/>
+        </w:rPr>
+      </w:pPr>
+      <w:r>
+        <w:rPr>
+          <w:rFonts w:ascii="Arial Narrow" w:eastAsia="Arial Narrow" w:hAnsi="Arial Narrow" w:cs="Arial Narrow"/>
+          <w:b/>
+          <w:bCs/>
+          <w:sz w:val="16"/>
+          <w:szCs w:val="16"/>
+        </w:rPr>
+        <w:t>Artículo 116.- Medidas correctivas complementarias</w:t>
+      </w:r>
     </w:p>
     <w:p>
       <w:pPr>
@@ -12601,21 +12694,17 @@
         <w:jc w:val="both"/>
         <w:rPr>
           <w:rFonts w:ascii="Arial Narrow" w:eastAsia="Arial Narrow" w:hAnsi="Arial Narrow" w:cs="Arial Narrow"/>
-          <w:b/>
-          <w:bCs/>
-          <w:sz w:val="16"/>
-          <w:szCs w:val="16"/>
-        </w:rPr>
-      </w:pPr>
-      <w:r>
-        <w:rPr>
-          <w:rFonts w:ascii="Arial Narrow" w:eastAsia="Arial Narrow" w:hAnsi="Arial Narrow" w:cs="Arial Narrow"/>
-          <w:b/>
-          <w:bCs/>
-          <w:sz w:val="16"/>
-          <w:szCs w:val="16"/>
-        </w:rPr>
-        <w:t>Artículo 116.- Medidas correctivas complementarias</w:t>
+          <w:sz w:val="16"/>
+          <w:szCs w:val="16"/>
+        </w:rPr>
+      </w:pPr>
+      <w:r>
+        <w:rPr>
+          <w:rFonts w:ascii="Arial Narrow" w:eastAsia="Arial Narrow" w:hAnsi="Arial Narrow" w:cs="Arial Narrow"/>
+          <w:sz w:val="16"/>
+          <w:szCs w:val="16"/>
+        </w:rPr>
+        <w:t xml:space="preserve">Las medidas correctivas complementarias tienen el objeto de revertir los efectos de la conducta infractora o evitar que esta se produzca nuevamente en el futuro y pueden ser, entre otras, las siguientes: </w:t>
       </w:r>
     </w:p>
     <w:p>
@@ -12635,7 +12724,7 @@
           <w:sz w:val="16"/>
           <w:szCs w:val="16"/>
         </w:rPr>
-        <w:t xml:space="preserve">Las medidas correctivas complementarias tienen el objeto de revertir los efectos de la conducta infractora o evitar que esta se produzca nuevamente en el futuro y pueden ser, entre otras, las siguientes: </w:t>
+        <w:t xml:space="preserve">a. Que el proveedor cumpla con atender la solicitud de información requerida por el consumidor, siempre que dicho requerimiento guarde relación con el producto adquirido o servicio contratado. </w:t>
       </w:r>
     </w:p>
     <w:p>
@@ -12655,7 +12744,7 @@
           <w:sz w:val="16"/>
           <w:szCs w:val="16"/>
         </w:rPr>
-        <w:t xml:space="preserve">a. Que el proveedor cumpla con atender la solicitud de información requerida por el consumidor, siempre que dicho requerimiento guarde relación con el producto adquirido o servicio contratado. </w:t>
+        <w:t xml:space="preserve">b. Declarar inexigibles las cláusulas que han sido identificadas como abusivas en el procedimiento. </w:t>
       </w:r>
     </w:p>
     <w:p>
@@ -12675,7 +12764,7 @@
           <w:sz w:val="16"/>
           <w:szCs w:val="16"/>
         </w:rPr>
-        <w:t xml:space="preserve">b. Declarar inexigibles las cláusulas que han sido identificadas como abusivas en el procedimiento. </w:t>
+        <w:t xml:space="preserve">c. El decomiso y destrucción de la mercadería, envases, envolturas o etiquetas. </w:t>
       </w:r>
     </w:p>
     <w:p>
@@ -12695,7 +12784,25 @@
           <w:sz w:val="16"/>
           <w:szCs w:val="16"/>
         </w:rPr>
-        <w:t xml:space="preserve">c. El decomiso y destrucción de la mercadería, envases, envolturas o etiquetas. </w:t>
+        <w:t xml:space="preserve">d. En caso de infracciones muy graves y de reincidencia o </w:t>
+      </w:r>
+      <w:proofErr w:type="spellStart"/>
+      <w:r>
+        <w:rPr>
+          <w:rFonts w:ascii="Arial Narrow" w:eastAsia="Arial Narrow" w:hAnsi="Arial Narrow" w:cs="Arial Narrow"/>
+          <w:sz w:val="16"/>
+          <w:szCs w:val="16"/>
+        </w:rPr>
+        <w:t>reiterancia</w:t>
+      </w:r>
+      <w:proofErr w:type="spellEnd"/>
+      <w:r>
+        <w:rPr>
+          <w:rFonts w:ascii="Arial Narrow" w:eastAsia="Arial Narrow" w:hAnsi="Arial Narrow" w:cs="Arial Narrow"/>
+          <w:sz w:val="16"/>
+          <w:szCs w:val="16"/>
+        </w:rPr>
+        <w:t xml:space="preserve">: </w:t>
       </w:r>
     </w:p>
     <w:p>
@@ -12715,25 +12822,7 @@
           <w:sz w:val="16"/>
           <w:szCs w:val="16"/>
         </w:rPr>
-        <w:t xml:space="preserve">d. En caso de infracciones muy graves y de reincidencia o </w:t>
-      </w:r>
-      <w:proofErr w:type="spellStart"/>
-      <w:r>
-        <w:rPr>
-          <w:rFonts w:ascii="Arial Narrow" w:eastAsia="Arial Narrow" w:hAnsi="Arial Narrow" w:cs="Arial Narrow"/>
-          <w:sz w:val="16"/>
-          <w:szCs w:val="16"/>
-        </w:rPr>
-        <w:t>reiterancia</w:t>
-      </w:r>
-      <w:proofErr w:type="spellEnd"/>
-      <w:r>
-        <w:rPr>
-          <w:rFonts w:ascii="Arial Narrow" w:eastAsia="Arial Narrow" w:hAnsi="Arial Narrow" w:cs="Arial Narrow"/>
-          <w:sz w:val="16"/>
-          <w:szCs w:val="16"/>
-        </w:rPr>
-        <w:t xml:space="preserve">: </w:t>
+        <w:t xml:space="preserve">(i) Solicitar a la autoridad correspondiente la clausura temporal del establecimiento industrial, comercial o de servicios por un plazo máximo de seis (6) meses. </w:t>
       </w:r>
     </w:p>
     <w:p>
@@ -12753,7 +12842,25 @@
           <w:sz w:val="16"/>
           <w:szCs w:val="16"/>
         </w:rPr>
-        <w:t xml:space="preserve">(i) Solicitar a la autoridad correspondiente la clausura temporal del establecimiento industrial, comercial o de servicios por un plazo máximo de seis (6) meses. </w:t>
+        <w:t>(</w:t>
+      </w:r>
+      <w:proofErr w:type="spellStart"/>
+      <w:r>
+        <w:rPr>
+          <w:rFonts w:ascii="Arial Narrow" w:eastAsia="Arial Narrow" w:hAnsi="Arial Narrow" w:cs="Arial Narrow"/>
+          <w:sz w:val="16"/>
+          <w:szCs w:val="16"/>
+        </w:rPr>
+        <w:t>ii</w:t>
+      </w:r>
+      <w:proofErr w:type="spellEnd"/>
+      <w:r>
+        <w:rPr>
+          <w:rFonts w:ascii="Arial Narrow" w:eastAsia="Arial Narrow" w:hAnsi="Arial Narrow" w:cs="Arial Narrow"/>
+          <w:sz w:val="16"/>
+          <w:szCs w:val="16"/>
+        </w:rPr>
+        <w:t xml:space="preserve">) Solicitar a la autoridad competente la inhabilitación, temporal o permanente, del proveedor en función de los alcances de la infracción sancionada. </w:t>
       </w:r>
     </w:p>
     <w:p>
@@ -12773,7 +12880,7 @@
           <w:sz w:val="16"/>
           <w:szCs w:val="16"/>
         </w:rPr>
-        <w:t>(</w:t>
+        <w:t xml:space="preserve">e. Publicación de avisos </w:t>
       </w:r>
       <w:proofErr w:type="spellStart"/>
       <w:r>
@@ -12782,7 +12889,7 @@
           <w:sz w:val="16"/>
           <w:szCs w:val="16"/>
         </w:rPr>
-        <w:t>ii</w:t>
+        <w:t>rectificatorios</w:t>
       </w:r>
       <w:proofErr w:type="spellEnd"/>
       <w:r>
@@ -12791,7 +12898,7 @@
           <w:sz w:val="16"/>
           <w:szCs w:val="16"/>
         </w:rPr>
-        <w:t xml:space="preserve">) Solicitar a la autoridad competente la inhabilitación, temporal o permanente, del proveedor en función de los alcances de la infracción sancionada. </w:t>
+        <w:t xml:space="preserve"> o informativos en la forma que determine el Indecopi, tomando en consideración los medios que resulten idóneos para revertir los efectos que el acto objeto de sanción ha ocasionado. </w:t>
       </w:r>
     </w:p>
     <w:p>
@@ -12811,25 +12918,7 @@
           <w:sz w:val="16"/>
           <w:szCs w:val="16"/>
         </w:rPr>
-        <w:t xml:space="preserve">e. Publicación de avisos </w:t>
-      </w:r>
-      <w:proofErr w:type="spellStart"/>
-      <w:r>
-        <w:rPr>
-          <w:rFonts w:ascii="Arial Narrow" w:eastAsia="Arial Narrow" w:hAnsi="Arial Narrow" w:cs="Arial Narrow"/>
-          <w:sz w:val="16"/>
-          <w:szCs w:val="16"/>
-        </w:rPr>
-        <w:t>rectificatorios</w:t>
-      </w:r>
-      <w:proofErr w:type="spellEnd"/>
-      <w:r>
-        <w:rPr>
-          <w:rFonts w:ascii="Arial Narrow" w:eastAsia="Arial Narrow" w:hAnsi="Arial Narrow" w:cs="Arial Narrow"/>
-          <w:sz w:val="16"/>
-          <w:szCs w:val="16"/>
-        </w:rPr>
-        <w:t xml:space="preserve"> o informativos en la forma que determine el Indecopi, tomando en consideración los medios que resulten idóneos para revertir los efectos que el acto objeto de sanción ha ocasionado. </w:t>
+        <w:t xml:space="preserve">f. Cualquier otra medida correctiva que tenga el objeto de revertir los efectos de la conducta infractora o evitar que esta se produzca nuevamente en el futuro. </w:t>
       </w:r>
     </w:p>
     <w:p>
@@ -12849,26 +12938,6 @@
           <w:sz w:val="16"/>
           <w:szCs w:val="16"/>
         </w:rPr>
-        <w:t xml:space="preserve">f. Cualquier otra medida correctiva que tenga el objeto de revertir los efectos de la conducta infractora o evitar que esta se produzca nuevamente en el futuro. </w:t>
-      </w:r>
-    </w:p>
-    <w:p>
-      <w:pPr>
-        <w:spacing w:after="0" w:line="240" w:lineRule="auto"/>
-        <w:ind w:left="567"/>
-        <w:jc w:val="both"/>
-        <w:rPr>
-          <w:rFonts w:ascii="Arial Narrow" w:eastAsia="Arial Narrow" w:hAnsi="Arial Narrow" w:cs="Arial Narrow"/>
-          <w:sz w:val="16"/>
-          <w:szCs w:val="16"/>
-        </w:rPr>
-      </w:pPr>
-      <w:r>
-        <w:rPr>
-          <w:rFonts w:ascii="Arial Narrow" w:eastAsia="Arial Narrow" w:hAnsi="Arial Narrow" w:cs="Arial Narrow"/>
-          <w:sz w:val="16"/>
-          <w:szCs w:val="16"/>
-        </w:rPr>
         <w:t>El Indecopi está facultado para solicitar a la autoridad municipal y policial el apoyo respectivo para la ejecución de las medidas correctivas complementarias correspondientes.</w:t>
       </w:r>
     </w:p>
@@ -12885,7 +12954,7 @@
       </w:pPr>
     </w:p>
   </w:footnote>
-  <w:footnote w:id="13">
+  <w:footnote w:id="15">
     <w:p>
       <w:pPr>
         <w:pStyle w:val="Textonotapie"/>
@@ -12917,7 +12986,8 @@
           <w:sz w:val="16"/>
           <w:szCs w:val="16"/>
         </w:rPr>
-        <w:t xml:space="preserve"> </w:t>
+        <w:tab/>
+        <w:t xml:space="preserve"/>
       </w:r>
       <w:r>
         <w:rPr>
@@ -13108,7 +13178,164 @@
       </w:pPr>
     </w:p>
   </w:footnote>
-  <w:footnote w:id="14">
+  <w:footnote w:id="16">
+    <w:p>
+      <w:pPr>
+        <w:autoSpaceDE w:val="0"/>
+        <w:autoSpaceDN w:val="0"/>
+        <w:adjustRightInd w:val="0"/>
+        <w:tabs>
+          <w:tab w:val="left" w:pos="567"/>
+        </w:tabs>
+        <w:spacing w:after="0" w:line="240" w:lineRule="auto"/>
+        <w:ind w:left="567" w:hanging="567"/>
+        <w:jc w:val="both"/>
+        <w:rPr>
+          <w:rFonts w:ascii="Arial Narrow" w:eastAsia="Arial Narrow" w:hAnsi="Arial Narrow" w:cs="Arial Narrow"/>
+          <w:b/>
+          <w:bCs/>
+          <w:sz w:val="16"/>
+          <w:szCs w:val="16"/>
+        </w:rPr>
+      </w:pPr>
+      <w:r>
+        <w:rPr>
+          <w:rStyle w:val="Refdenotaalpie"/>
+          <w:rFonts w:ascii="Arial Narrow" w:eastAsia="Arial Narrow" w:hAnsi="Arial Narrow" w:cs="Arial Narrow"/>
+          <w:b/>
+          <w:bCs/>
+          <w:sz w:val="16"/>
+          <w:szCs w:val="16"/>
+          <w:vertAlign w:val="superscript"/>
+        </w:rPr>
+        <w:footnoteRef/>
+      </w:r>
+      <w:r>
+        <w:rPr>
+          <w:rFonts w:ascii="Arial Narrow" w:eastAsia="Arial Narrow" w:hAnsi="Arial Narrow" w:cs="Arial Narrow"/>
+          <w:b/>
+          <w:bCs/>
+          <w:sz w:val="16"/>
+          <w:szCs w:val="16"/>
+        </w:rPr>
+        <w:tab/>
+        <w:t xml:space="preserve"/>
+      </w:r>
+      <w:r>
+        <w:rPr>
+          <w:rFonts w:ascii="Arial Narrow" w:eastAsia="Arial Narrow" w:hAnsi="Arial Narrow" w:cs="Arial Narrow"/>
+          <w:b/>
+          <w:bCs/>
+          <w:sz w:val="16"/>
+          <w:szCs w:val="16"/>
+        </w:rPr>
+        <w:tab/>
+        <w:t xml:space="preserve">DECRETO LEGISLATIVO </w:t>
+      </w:r>
+      <w:proofErr w:type="spellStart"/>
+      <w:r>
+        <w:rPr>
+          <w:rFonts w:ascii="Arial Narrow" w:eastAsia="Arial Narrow" w:hAnsi="Arial Narrow" w:cs="Arial Narrow"/>
+          <w:b/>
+          <w:bCs/>
+          <w:sz w:val="16"/>
+          <w:szCs w:val="16"/>
+        </w:rPr>
+        <w:t/>
+      </w:r>
+      <w:proofErr w:type="spellEnd"/>
+      <w:r>
+        <w:rPr>
+          <w:rFonts w:ascii="Arial Narrow" w:eastAsia="Arial Narrow" w:hAnsi="Arial Narrow" w:cs="Arial Narrow"/>
+          <w:b/>
+          <w:bCs/>
+          <w:sz w:val="16"/>
+          <w:szCs w:val="16"/>
+        </w:rPr>
+        <w:t xml:space="preserve">807, LEY SOBRE FACULTADES, NORMAS Y ORGANIZACIÓN DEL INDECOPI FACULTADES DE LAS COMISIONES Y OFICINAS DEL INDECOPI</w:t>
+      </w:r>
+    </w:p>
+    <w:p>
+      <w:pPr>
+        <w:pStyle w:val="NormalWeb"/>
+        <w:spacing w:after="0" w:line="240" w:lineRule="auto"/>
+        <w:ind w:left="567"/>
+        <w:jc w:val="both"/>
+        <w:rPr>
+          <w:rFonts w:ascii="Arial Narrow" w:eastAsia="Arial Narrow" w:hAnsi="Arial Narrow" w:cs="Arial Narrow"/>
+          <w:bCs/>
+          <w:sz w:val="16"/>
+          <w:szCs w:val="16"/>
+        </w:rPr>
+      </w:pPr>
+      <w:r>
+        <w:rPr>
+          <w:rFonts w:ascii="Arial Narrow" w:eastAsia="Arial Narrow" w:hAnsi="Arial Narrow" w:cs="Arial Narrow"/>
+          <w:b/>
+          <w:sz w:val="16"/>
+          <w:szCs w:val="16"/>
+        </w:rPr>
+        <w:t xml:space="preserve">Artículo 29.- </w:t>
+      </w:r>
+      <w:r>
+        <w:rPr>
+          <w:rFonts w:ascii="Arial Narrow" w:eastAsia="Arial Narrow" w:hAnsi="Arial Narrow" w:cs="Arial Narrow"/>
+          <w:bCs/>
+          <w:sz w:val="16"/>
+          <w:szCs w:val="16"/>
+        </w:rPr>
+        <w:t xml:space="preserve">En cualquier estado del procedimiento, e incluso antes de admitirse a trámite la denuncia, el </w:t>
+      </w:r>
+      <w:proofErr w:type="gramStart"/>
+      <w:r>
+        <w:rPr>
+          <w:rFonts w:ascii="Arial Narrow" w:eastAsia="Arial Narrow" w:hAnsi="Arial Narrow" w:cs="Arial Narrow"/>
+          <w:bCs/>
+          <w:sz w:val="16"/>
+          <w:szCs w:val="16"/>
+        </w:rPr>
+        <w:t>Secretario Técnico</w:t>
+      </w:r>
+      <w:proofErr w:type="gramEnd"/>
+      <w:r>
+        <w:rPr>
+          <w:rFonts w:ascii="Arial Narrow" w:eastAsia="Arial Narrow" w:hAnsi="Arial Narrow" w:cs="Arial Narrow"/>
+          <w:bCs/>
+          <w:sz w:val="16"/>
+          <w:szCs w:val="16"/>
+        </w:rPr>
+        <w:t xml:space="preserve"> podrá citar a las partes a audiencia de conciliación. La audiencia se desarrollará ante el </w:t>
+      </w:r>
+      <w:proofErr w:type="gramStart"/>
+      <w:r>
+        <w:rPr>
+          <w:rFonts w:ascii="Arial Narrow" w:eastAsia="Arial Narrow" w:hAnsi="Arial Narrow" w:cs="Arial Narrow"/>
+          <w:bCs/>
+          <w:sz w:val="16"/>
+          <w:szCs w:val="16"/>
+        </w:rPr>
+        <w:t>Secretario Técnico</w:t>
+      </w:r>
+      <w:proofErr w:type="gramEnd"/>
+      <w:r>
+        <w:rPr>
+          <w:rFonts w:ascii="Arial Narrow" w:eastAsia="Arial Narrow" w:hAnsi="Arial Narrow" w:cs="Arial Narrow"/>
+          <w:bCs/>
+          <w:sz w:val="16"/>
+          <w:szCs w:val="16"/>
+        </w:rPr>
+        <w:t xml:space="preserve"> o ante la persona que este designe. Si ambas partes arribaran a un acuerdo respecto de la denuncia, se levantará un acta donde conste el acuerdo respectivo, el mismo que tendrá efectos de transacción </w:t>
+      </w:r>
+      <w:r>
+        <w:rPr>
+          <w:rFonts w:ascii="Arial Narrow" w:eastAsia="Arial Narrow" w:hAnsi="Arial Narrow" w:cs="Arial Narrow"/>
+          <w:bCs/>
+          <w:sz w:val="16"/>
+          <w:szCs w:val="16"/>
+        </w:rPr>
+        <w:t>extrajudicial. En cualquier caso, la Comisión podrá continuar de oficio el procedimiento, si del análisis de los hechos denunciados considera que podría estarse afectando intereses de terceros.</w:t>
+      </w:r>
+    </w:p>
     <w:p>
       <w:pPr>
         <w:autoSpaceDE w:val="0"/>
@@ -13125,12 +13352,27 @@
           <w:szCs w:val="16"/>
         </w:rPr>
       </w:pPr>
+    </w:p>
+  </w:footnote>
+  <w:footnote w:id="17">
+    <w:p>
+      <w:pPr>
+        <w:pStyle w:val="Textonotapie"/>
+        <w:tabs>
+          <w:tab w:val="left" w:pos="567"/>
+        </w:tabs>
+        <w:ind w:left="567" w:hanging="567"/>
+        <w:jc w:val="both"/>
+        <w:rPr>
+          <w:rFonts w:ascii="Arial Narrow" w:eastAsia="Arial Narrow" w:hAnsi="Arial Narrow" w:cs="Arial Narrow"/>
+          <w:sz w:val="16"/>
+          <w:szCs w:val="16"/>
+        </w:rPr>
+      </w:pPr>
       <w:r>
         <w:rPr>
           <w:rStyle w:val="Refdenotaalpie"/>
           <w:rFonts w:ascii="Arial Narrow" w:eastAsia="Arial Narrow" w:hAnsi="Arial Narrow" w:cs="Arial Narrow"/>
-          <w:b/>
-          <w:bCs/>
           <w:sz w:val="16"/>
           <w:szCs w:val="16"/>
           <w:vertAlign w:val="superscript"/>
@@ -13140,175 +13382,11 @@
       <w:r>
         <w:rPr>
           <w:rFonts w:ascii="Arial Narrow" w:eastAsia="Arial Narrow" w:hAnsi="Arial Narrow" w:cs="Arial Narrow"/>
-          <w:b/>
-          <w:bCs/>
-          <w:sz w:val="16"/>
-          <w:szCs w:val="16"/>
-        </w:rPr>
-        <w:t xml:space="preserve"> </w:t>
-      </w:r>
-      <w:r>
-        <w:rPr>
-          <w:rFonts w:ascii="Arial Narrow" w:eastAsia="Arial Narrow" w:hAnsi="Arial Narrow" w:cs="Arial Narrow"/>
-          <w:b/>
-          <w:bCs/>
           <w:sz w:val="16"/>
           <w:szCs w:val="16"/>
         </w:rPr>
         <w:tab/>
-        <w:t xml:space="preserve">DECRETO LEGISLATIVO </w:t>
-      </w:r>
-      <w:proofErr w:type="spellStart"/>
-      <w:r>
-        <w:rPr>
-          <w:rFonts w:ascii="Arial Narrow" w:eastAsia="Arial Narrow" w:hAnsi="Arial Narrow" w:cs="Arial Narrow"/>
-          <w:b/>
-          <w:bCs/>
-          <w:sz w:val="16"/>
-          <w:szCs w:val="16"/>
-        </w:rPr>
-        <w:t/>
-      </w:r>
-      <w:proofErr w:type="spellEnd"/>
-      <w:r>
-        <w:rPr>
-          <w:rFonts w:ascii="Arial Narrow" w:eastAsia="Arial Narrow" w:hAnsi="Arial Narrow" w:cs="Arial Narrow"/>
-          <w:b/>
-          <w:bCs/>
-          <w:sz w:val="16"/>
-          <w:szCs w:val="16"/>
-        </w:rPr>
-        <w:t xml:space="preserve"> 807, LEY SOBRE FACULTADES, NORMAS Y ORGANIZACIÓN DEL INDECOPI FACULTADES DE LAS COMISIONES Y OFICINAS DEL INDECOPI</w:t>
-      </w:r>
-    </w:p>
-    <w:p>
-      <w:pPr>
-        <w:pStyle w:val="NormalWeb"/>
-        <w:spacing w:after="0" w:line="240" w:lineRule="auto"/>
-        <w:ind w:left="567"/>
-        <w:jc w:val="both"/>
-        <w:rPr>
-          <w:rFonts w:ascii="Arial Narrow" w:eastAsia="Arial Narrow" w:hAnsi="Arial Narrow" w:cs="Arial Narrow"/>
-          <w:bCs/>
-          <w:sz w:val="16"/>
-          <w:szCs w:val="16"/>
-        </w:rPr>
-      </w:pPr>
-      <w:r>
-        <w:rPr>
-          <w:rFonts w:ascii="Arial Narrow" w:eastAsia="Arial Narrow" w:hAnsi="Arial Narrow" w:cs="Arial Narrow"/>
-          <w:b/>
-          <w:sz w:val="16"/>
-          <w:szCs w:val="16"/>
-        </w:rPr>
-        <w:t xml:space="preserve">Artículo 29.- </w:t>
-      </w:r>
-      <w:r>
-        <w:rPr>
-          <w:rFonts w:ascii="Arial Narrow" w:eastAsia="Arial Narrow" w:hAnsi="Arial Narrow" w:cs="Arial Narrow"/>
-          <w:bCs/>
-          <w:sz w:val="16"/>
-          <w:szCs w:val="16"/>
-        </w:rPr>
-        <w:t xml:space="preserve">En cualquier estado del procedimiento, e incluso antes de admitirse a trámite la denuncia, el </w:t>
-      </w:r>
-      <w:proofErr w:type="gramStart"/>
-      <w:r>
-        <w:rPr>
-          <w:rFonts w:ascii="Arial Narrow" w:eastAsia="Arial Narrow" w:hAnsi="Arial Narrow" w:cs="Arial Narrow"/>
-          <w:bCs/>
-          <w:sz w:val="16"/>
-          <w:szCs w:val="16"/>
-        </w:rPr>
-        <w:t>Secretario Técnico</w:t>
-      </w:r>
-      <w:proofErr w:type="gramEnd"/>
-      <w:r>
-        <w:rPr>
-          <w:rFonts w:ascii="Arial Narrow" w:eastAsia="Arial Narrow" w:hAnsi="Arial Narrow" w:cs="Arial Narrow"/>
-          <w:bCs/>
-          <w:sz w:val="16"/>
-          <w:szCs w:val="16"/>
-        </w:rPr>
-        <w:t xml:space="preserve"> podrá citar a las partes a audiencia de conciliación. La audiencia se desarrollará ante el </w:t>
-      </w:r>
-      <w:proofErr w:type="gramStart"/>
-      <w:r>
-        <w:rPr>
-          <w:rFonts w:ascii="Arial Narrow" w:eastAsia="Arial Narrow" w:hAnsi="Arial Narrow" w:cs="Arial Narrow"/>
-          <w:bCs/>
-          <w:sz w:val="16"/>
-          <w:szCs w:val="16"/>
-        </w:rPr>
-        <w:t>Secretario Técnico</w:t>
-      </w:r>
-      <w:proofErr w:type="gramEnd"/>
-      <w:r>
-        <w:rPr>
-          <w:rFonts w:ascii="Arial Narrow" w:eastAsia="Arial Narrow" w:hAnsi="Arial Narrow" w:cs="Arial Narrow"/>
-          <w:bCs/>
-          <w:sz w:val="16"/>
-          <w:szCs w:val="16"/>
-        </w:rPr>
-        <w:t xml:space="preserve"> o ante la persona que este designe. Si ambas partes arribaran a un acuerdo respecto de la denuncia, se levantará un acta donde conste el acuerdo respectivo, el mismo que tendrá efectos de transacción </w:t>
-      </w:r>
-      <w:r>
-        <w:rPr>
-          <w:rFonts w:ascii="Arial Narrow" w:eastAsia="Arial Narrow" w:hAnsi="Arial Narrow" w:cs="Arial Narrow"/>
-          <w:bCs/>
-          <w:sz w:val="16"/>
-          <w:szCs w:val="16"/>
-        </w:rPr>
-        <w:t>extrajudicial. En cualquier caso, la Comisión podrá continuar de oficio el procedimiento, si del análisis de los hechos denunciados considera que podría estarse afectando intereses de terceros.</w:t>
-      </w:r>
-    </w:p>
-    <w:p>
-      <w:pPr>
-        <w:autoSpaceDE w:val="0"/>
-        <w:autoSpaceDN w:val="0"/>
-        <w:adjustRightInd w:val="0"/>
-        <w:spacing w:after="0" w:line="240" w:lineRule="auto"/>
-        <w:ind w:left="567" w:hanging="567"/>
-        <w:jc w:val="both"/>
-        <w:rPr>
-          <w:rFonts w:ascii="Arial Narrow" w:eastAsia="Arial Narrow" w:hAnsi="Arial Narrow" w:cs="Arial Narrow"/>
-          <w:b/>
-          <w:bCs/>
-          <w:sz w:val="16"/>
-          <w:szCs w:val="16"/>
-        </w:rPr>
-      </w:pPr>
-    </w:p>
-  </w:footnote>
-  <w:footnote w:id="15">
-    <w:p>
-      <w:pPr>
-        <w:pStyle w:val="Textonotapie"/>
-        <w:ind w:left="567" w:hanging="567"/>
-        <w:jc w:val="both"/>
-        <w:rPr>
-          <w:rFonts w:ascii="Arial Narrow" w:eastAsia="Arial Narrow" w:hAnsi="Arial Narrow" w:cs="Arial Narrow"/>
-          <w:sz w:val="16"/>
-          <w:szCs w:val="16"/>
-        </w:rPr>
-      </w:pPr>
-      <w:r>
-        <w:rPr>
-          <w:rStyle w:val="Refdenotaalpie"/>
-          <w:rFonts w:ascii="Arial Narrow" w:eastAsia="Arial Narrow" w:hAnsi="Arial Narrow" w:cs="Arial Narrow"/>
-          <w:sz w:val="16"/>
-          <w:szCs w:val="16"/>
-          <w:vertAlign w:val="superscript"/>
-        </w:rPr>
-        <w:footnoteRef/>
-      </w:r>
-      <w:r>
-        <w:rPr>
-          <w:rFonts w:ascii="Arial Narrow" w:eastAsia="Arial Narrow" w:hAnsi="Arial Narrow" w:cs="Arial Narrow"/>
-          <w:sz w:val="16"/>
-          <w:szCs w:val="16"/>
-        </w:rPr>
-        <w:t xml:space="preserve"> </w:t>
+        <w:t xml:space="preserve"/>
       </w:r>
       <w:r>
         <w:rPr>

--- a/plantillas_maestras/13_seguro_multiple_y_equipos/negativa_cobertura/2_ddos_banco_y_aseguradora/mujer/TPL_1372_2025_SEGURO_MULTIPLE_Y_EQUIPOS_NEGATIVA_COBERTURA_BANCO_MUJER_R1.docx
+++ b/plantillas_maestras/13_seguro_multiple_y_equipos/negativa_cobertura/2_ddos_banco_y_aseguradora/mujer/TPL_1372_2025_SEGURO_MULTIPLE_Y_EQUIPOS_NEGATIVA_COBERTURA_BANCO_MUJER_R1.docx
@@ -665,7 +665,7 @@
     </w:p>
     <w:p>
       <w:pPr>
-        <w:spacing w:after="0" w:line="240" w:lineRule="auto"/>
+        <w:spacing w:before="0" w:after="0" w:line="240" w:lineRule="auto"/>
         <w:jc w:val="both"/>
         <w:rPr>
           <w:rFonts w:ascii="Arial Narrow" w:eastAsia="Arial Narrow" w:hAnsi="Arial Narrow" w:cs="Arial Narrow"/>
@@ -707,7 +707,7 @@
           <w:lang w:val="es-ES" w:eastAsia="es-ES"/>
           <w14:ligatures w14:val="none"/>
         </w:rPr>
-        <w:t xml:space="preserve">Mediante la denuncia del 20 de marzo de 2025, subsanada mediante escrito del 14 de mayo de 2025, la señora [APELLIDO] denunció a Chubb y al Banco por presuntas infracciones a la Ley 29571, Código de Protección y Defensa del Consumidor</w:t>
+        <w:t xml:space="preserve">Mediante la denuncia del 20 de marzo de 2025</w:t>
       </w:r>
       <w:r>
         <w:rPr>
@@ -733,19 +733,7 @@
           <w:lang w:val="es-ES" w:eastAsia="es-ES"/>
           <w14:ligatures w14:val="none"/>
         </w:rPr>
-        <w:t xml:space="preserve"> (en adelante, Código), señalando lo siguiente:</w:t>
-      </w:r>
-      <w:r>
-        <w:rPr>
-          <w:rFonts w:ascii="Arial Narrow" w:eastAsia="Arial Narrow" w:hAnsi="Arial Narrow" w:cs="Arial Narrow"/>
-          <w:color w:val="000000"/>
-          <w:kern w:val="0"/>
-          <w:sz w:val="22"/>
-          <w:szCs w:val="22"/>
-          <w:lang w:val="es-ES" w:eastAsia="es-ES"/>
-          <w14:ligatures w14:val="none"/>
-        </w:rPr>
-        <w:t/>
+        <w:t xml:space="preserve">, subsanada mediante escrito del 14 de mayo de 2025, la señora [APELLIDO] denunció a Chubb y al Banco por presuntas infracciones a la Ley 29571, Código de Protección y Defensa del Consumidor</w:t>
       </w:r>
       <w:r>
         <w:rPr>
@@ -771,6 +759,30 @@
           <w:lang w:val="es-ES" w:eastAsia="es-ES"/>
           <w14:ligatures w14:val="none"/>
         </w:rPr>
+        <w:t xml:space="preserve"> (en adelante, Código), señalando lo siguiente:</w:t>
+      </w:r>
+      <w:r>
+        <w:rPr>
+          <w:rFonts w:ascii="Arial Narrow" w:eastAsia="Arial Narrow" w:hAnsi="Arial Narrow" w:cs="Arial Narrow"/>
+          <w:color w:val="000000"/>
+          <w:kern w:val="0"/>
+          <w:sz w:val="22"/>
+          <w:szCs w:val="22"/>
+          <w:lang w:val="es-ES" w:eastAsia="es-ES"/>
+          <w14:ligatures w14:val="none"/>
+        </w:rPr>
+        <w:t/>
+      </w:r>
+      <w:r>
+        <w:rPr>
+          <w:rFonts w:ascii="Arial Narrow" w:eastAsia="Arial Narrow" w:hAnsi="Arial Narrow" w:cs="Arial Narrow"/>
+          <w:color w:val="000000"/>
+          <w:kern w:val="0"/>
+          <w:sz w:val="22"/>
+          <w:szCs w:val="22"/>
+          <w:lang w:val="es-ES" w:eastAsia="es-ES"/>
+          <w14:ligatures w14:val="none"/>
+        </w:rPr>
         <w:t xml:space="preserve"/>
       </w:r>
       <w:r>
@@ -955,10 +967,10 @@
     </w:p>
     <w:p>
       <w:pPr>
+        <w:spacing w:before="0" w:after="0" w:line="240" w:lineRule="auto"/>
         <w:tabs>
           <w:tab w:val="left" w:pos="1134"/>
         </w:tabs>
-        <w:spacing w:after="0" w:line="240" w:lineRule="auto"/>
         <w:jc w:val="both"/>
         <w:rPr>
           <w:rFonts w:ascii="Arial Narrow" w:eastAsia="Arial Narrow" w:hAnsi="Arial Narrow" w:cs="Arial Narrow"/>
@@ -1011,7 +1023,7 @@
     <w:p>
       <w:pPr>
         <w:pStyle w:val="Prrafodelista"/>
-        <w:spacing w:line="240" w:lineRule="auto"/>
+        <w:spacing w:before="0" w:after="0" w:line="240" w:lineRule="auto"/>
         <w:ind w:left="1430"/>
         <w:jc w:val="both"/>
         <w:rPr>
@@ -1335,7 +1347,7 @@
     <w:p>
       <w:pPr>
         <w:pStyle w:val="Prrafodelista"/>
-        <w:spacing w:line="240" w:lineRule="auto"/>
+        <w:spacing w:before="0" w:after="0" w:line="240" w:lineRule="auto"/>
         <w:rPr>
           <w:rFonts w:ascii="Arial Narrow" w:eastAsia="Arial Narrow" w:hAnsi="Arial Narrow" w:cs="Arial Narrow"/>
           <w:color w:val="000000"/>
@@ -1387,7 +1399,7 @@
     <w:p>
       <w:pPr>
         <w:pStyle w:val="Prrafodelista"/>
-        <w:spacing w:line="240" w:lineRule="auto"/>
+        <w:spacing w:before="0" w:after="0" w:line="240" w:lineRule="auto"/>
         <w:rPr>
           <w:rFonts w:ascii="Arial Narrow" w:eastAsia="Arial Narrow" w:hAnsi="Arial Narrow" w:cs="Arial Narrow"/>
           <w:color w:val="000000"/>
@@ -1477,7 +1489,7 @@
     <w:p>
       <w:pPr>
         <w:pStyle w:val="Prrafodelista"/>
-        <w:spacing w:line="240" w:lineRule="auto"/>
+        <w:spacing w:before="0" w:after="0" w:line="240" w:lineRule="auto"/>
         <w:rPr>
           <w:rFonts w:ascii="Arial Narrow" w:eastAsia="Arial Narrow" w:hAnsi="Arial Narrow" w:cs="Arial Narrow"/>
           <w:color w:val="000000"/>
@@ -1553,7 +1565,7 @@
     <w:p>
       <w:pPr>
         <w:pStyle w:val="Prrafodelista"/>
-        <w:spacing w:line="240" w:lineRule="auto"/>
+        <w:spacing w:before="0" w:after="0" w:line="240" w:lineRule="auto"/>
         <w:rPr>
           <w:rFonts w:ascii="Arial Narrow" w:eastAsia="Arial Narrow" w:hAnsi="Arial Narrow" w:cs="Arial Narrow"/>
           <w:color w:val="000000"/>
@@ -1605,7 +1617,7 @@
     <w:p>
       <w:pPr>
         <w:pStyle w:val="Prrafodelista"/>
-        <w:spacing w:line="240" w:lineRule="auto"/>
+        <w:spacing w:before="0" w:after="0" w:line="240" w:lineRule="auto"/>
         <w:rPr>
           <w:rFonts w:ascii="Arial Narrow" w:eastAsia="Arial Narrow" w:hAnsi="Arial Narrow" w:cs="Arial Narrow"/>
           <w:color w:val="000000"/>
@@ -1729,7 +1741,7 @@
     <w:p>
       <w:pPr>
         <w:pStyle w:val="Prrafodelista"/>
-        <w:spacing w:line="240" w:lineRule="auto"/>
+        <w:spacing w:before="0" w:after="0" w:line="240" w:lineRule="auto"/>
         <w:rPr>
           <w:rFonts w:ascii="Arial Narrow" w:eastAsia="Arial Narrow" w:hAnsi="Arial Narrow" w:cs="Arial Narrow"/>
           <w:color w:val="000000"/>
@@ -1806,7 +1818,7 @@
     <w:p>
       <w:pPr>
         <w:pStyle w:val="Prrafodelista"/>
-        <w:spacing w:line="240" w:lineRule="auto"/>
+        <w:spacing w:before="0" w:after="0" w:line="240" w:lineRule="auto"/>
         <w:ind w:left="1430"/>
         <w:jc w:val="both"/>
         <w:rPr>
@@ -2076,7 +2088,7 @@
     <w:p>
       <w:pPr>
         <w:pStyle w:val="Prrafodelista"/>
-        <w:spacing w:line="240" w:lineRule="auto"/>
+        <w:spacing w:before="0" w:after="0" w:line="240" w:lineRule="auto"/>
         <w:ind w:left="1430"/>
         <w:jc w:val="both"/>
         <w:rPr>
@@ -2310,7 +2322,7 @@
     <w:p>
       <w:pPr>
         <w:pStyle w:val="Prrafodelista"/>
-        <w:spacing w:line="240" w:lineRule="auto"/>
+        <w:spacing w:before="0" w:after="0" w:line="240" w:lineRule="auto"/>
         <w:ind w:left="1430"/>
         <w:jc w:val="both"/>
         <w:rPr>
@@ -2412,7 +2424,7 @@
     <w:p>
       <w:pPr>
         <w:pStyle w:val="Prrafodelista"/>
-        <w:spacing w:line="240" w:lineRule="auto"/>
+        <w:spacing w:before="0" w:after="0" w:line="240" w:lineRule="auto"/>
         <w:rPr>
           <w:rFonts w:ascii="Arial Narrow" w:eastAsia="Arial Narrow" w:hAnsi="Arial Narrow" w:cs="Arial Narrow"/>
           <w:color w:val="000000"/>
@@ -2512,7 +2524,7 @@
     <w:p>
       <w:pPr>
         <w:pStyle w:val="Prrafodelista"/>
-        <w:spacing w:line="240" w:lineRule="auto"/>
+        <w:spacing w:before="0" w:after="0" w:line="240" w:lineRule="auto"/>
         <w:rPr>
           <w:rFonts w:ascii="Arial Narrow" w:eastAsia="Arial Narrow" w:hAnsi="Arial Narrow" w:cs="Arial Narrow"/>
           <w:color w:val="000000"/>
@@ -2564,7 +2576,7 @@
     <w:p>
       <w:pPr>
         <w:pStyle w:val="Prrafodelista"/>
-        <w:spacing w:line="240" w:lineRule="auto"/>
+        <w:spacing w:before="0" w:after="0" w:line="240" w:lineRule="auto"/>
         <w:ind w:left="1430"/>
         <w:jc w:val="both"/>
         <w:rPr>
@@ -2857,7 +2869,7 @@
     </w:p>
     <w:p>
       <w:pPr>
-        <w:spacing w:after="0" w:line="240" w:lineRule="auto"/>
+        <w:spacing w:before="0" w:after="0" w:line="240" w:lineRule="auto"/>
         <w:contextualSpacing/>
         <w:jc w:val="both"/>
         <w:rPr>
@@ -2913,7 +2925,7 @@
     </w:p>
     <w:p>
       <w:pPr>
-        <w:spacing w:after="0" w:line="240" w:lineRule="auto"/>
+        <w:spacing w:before="0" w:after="0" w:line="240" w:lineRule="auto"/>
         <w:ind w:left="567"/>
         <w:contextualSpacing/>
         <w:jc w:val="both"/>
@@ -3115,7 +3127,7 @@
     </w:p>
     <w:p>
       <w:pPr>
-        <w:spacing w:after="0" w:line="240" w:lineRule="auto"/>
+        <w:spacing w:before="0" w:after="0" w:line="240" w:lineRule="auto"/>
         <w:jc w:val="both"/>
         <w:rPr>
           <w:rFonts w:ascii="Arial Narrow" w:eastAsia="Arial Narrow" w:hAnsi="Arial Narrow" w:cs="Arial Narrow"/>
@@ -3243,7 +3255,7 @@
     </w:p>
     <w:p>
       <w:pPr>
-        <w:spacing w:after="0" w:line="240" w:lineRule="auto"/>
+        <w:spacing w:before="0" w:after="0" w:line="240" w:lineRule="auto"/>
         <w:jc w:val="both"/>
         <w:rPr>
           <w:rFonts w:ascii="Arial Narrow" w:eastAsia="Arial Narrow" w:hAnsi="Arial Narrow" w:cs="Arial Narrow"/>
@@ -3413,7 +3425,7 @@
     </w:p>
     <w:p>
       <w:pPr>
-        <w:spacing w:after="0" w:line="240" w:lineRule="auto"/>
+        <w:spacing w:before="0" w:after="0" w:line="240" w:lineRule="auto"/>
         <w:jc w:val="both"/>
         <w:rPr>
           <w:rFonts w:ascii="Arial Narrow" w:eastAsia="Arial Narrow" w:hAnsi="Arial Narrow" w:cs="Arial Narrow"/>
@@ -3980,7 +3992,7 @@
     </w:p>
     <w:p>
       <w:pPr>
-        <w:spacing w:after="0" w:line="240" w:lineRule="auto"/>
+        <w:spacing w:before="0" w:after="0" w:line="240" w:lineRule="auto"/>
         <w:jc w:val="both"/>
         <w:rPr>
           <w:rFonts w:ascii="Arial Narrow" w:eastAsia="Arial Narrow" w:hAnsi="Arial Narrow" w:cs="Arial Narrow"/>
@@ -4109,6 +4121,7 @@
     <w:p>
       <w:pPr>
         <w:pStyle w:val="Prrafodelista"/>
+        <w:spacing w:before="0" w:after="0" w:line="240" w:lineRule="auto"/>
         <w:rPr>
           <w:rFonts w:ascii="Arial Narrow" w:eastAsia="Arial Narrow" w:hAnsi="Arial Narrow" w:cs="Arial Narrow"/>
           <w:kern w:val="0"/>
@@ -4235,7 +4248,7 @@
     </w:p>
     <w:p>
       <w:pPr>
-        <w:spacing w:after="0" w:line="240" w:lineRule="auto"/>
+        <w:spacing w:before="0" w:after="0" w:line="240" w:lineRule="auto"/>
         <w:jc w:val="both"/>
         <w:rPr>
           <w:rFonts w:ascii="Arial Narrow" w:eastAsia="Arial Narrow" w:hAnsi="Arial Narrow" w:cs="Arial Narrow"/>
@@ -4382,7 +4395,7 @@
     </w:p>
     <w:p>
       <w:pPr>
-        <w:spacing w:after="0" w:line="240" w:lineRule="auto"/>
+        <w:spacing w:before="0" w:after="0" w:line="240" w:lineRule="auto"/>
         <w:jc w:val="both"/>
         <w:rPr>
           <w:rFonts w:ascii="Arial Narrow" w:eastAsia="Arial Narrow" w:hAnsi="Arial Narrow" w:cs="Arial Narrow"/>
@@ -4531,7 +4544,7 @@
     </w:p>
     <w:p>
       <w:pPr>
-        <w:spacing w:after="0" w:line="240" w:lineRule="auto"/>
+        <w:spacing w:before="0" w:after="0" w:line="240" w:lineRule="auto"/>
         <w:jc w:val="both"/>
         <w:rPr>
           <w:rFonts w:ascii="Arial Narrow" w:eastAsia="Arial Narrow" w:hAnsi="Arial Narrow" w:cs="Arial Narrow"/>
@@ -4659,7 +4672,7 @@
     </w:p>
     <w:p>
       <w:pPr>
-        <w:spacing w:after="0" w:line="240" w:lineRule="auto"/>
+        <w:spacing w:before="0" w:after="0" w:line="240" w:lineRule="auto"/>
         <w:jc w:val="both"/>
         <w:rPr>
           <w:rFonts w:ascii="Arial Narrow" w:eastAsia="Arial Narrow" w:hAnsi="Arial Narrow" w:cs="Arial Narrow"/>
@@ -4857,7 +4870,7 @@
     <w:p>
       <w:pPr>
         <w:pStyle w:val="Prrafodelista"/>
-        <w:spacing w:after="0" w:line="240" w:lineRule="auto"/>
+        <w:spacing w:before="0" w:after="0" w:line="240" w:lineRule="auto"/>
         <w:ind w:left="567"/>
         <w:jc w:val="both"/>
         <w:rPr>
@@ -4928,7 +4941,7 @@
     </w:p>
     <w:p>
       <w:pPr>
-        <w:spacing w:after="0" w:line="240" w:lineRule="auto"/>
+        <w:spacing w:before="0" w:after="0" w:line="240" w:lineRule="auto"/>
         <w:ind w:left="567"/>
         <w:contextualSpacing/>
         <w:jc w:val="both"/>
@@ -4984,7 +4997,7 @@
     </w:p>
     <w:p>
       <w:pPr>
-        <w:spacing w:after="0" w:line="240" w:lineRule="auto"/>
+        <w:spacing w:before="0" w:after="0" w:line="240" w:lineRule="auto"/>
         <w:jc w:val="both"/>
         <w:rPr>
           <w:rFonts w:ascii="Arial Narrow" w:eastAsia="Arial Narrow" w:hAnsi="Arial Narrow" w:cs="Arial Narrow"/>
@@ -5033,7 +5046,7 @@
     <w:p>
       <w:pPr>
         <w:pStyle w:val="Prrafodelista"/>
-        <w:spacing w:after="0" w:line="240" w:lineRule="auto"/>
+        <w:spacing w:before="0" w:after="0" w:line="240" w:lineRule="auto"/>
         <w:ind w:left="567"/>
         <w:jc w:val="both"/>
         <w:rPr>
@@ -5099,7 +5112,7 @@
           <w:lang w:val="es-ES" w:eastAsia="es-ES"/>
           <w14:ligatures w14:val="none"/>
         </w:rPr>
-        <w:t xml:space="preserve">: </w:t>
+        <w:t xml:space="preserve">:</w:t>
       </w:r>
       <w:r>
         <w:rPr>
@@ -5111,6 +5124,18 @@
           <w:lang w:val="es-ES" w:eastAsia="es-ES"/>
           <w14:ligatures w14:val="none"/>
         </w:rPr>
+        <w:t xml:space="preserve"> </w:t>
+      </w:r>
+      <w:r>
+        <w:rPr>
+          <w:rFonts w:ascii="Arial Narrow" w:eastAsia="Arial Narrow" w:hAnsi="Arial Narrow" w:cs="Arial Narrow"/>
+          <w:color w:val="000000"/>
+          <w:kern w:val="0"/>
+          <w:sz w:val="22"/>
+          <w:szCs w:val="22"/>
+          <w:lang w:val="es-ES" w:eastAsia="es-ES"/>
+          <w14:ligatures w14:val="none"/>
+        </w:rPr>
         <w:t xml:space="preserve">(i) presentar una copia debidamente suscrita de la Póliza </w:t>
       </w:r>
       <w:proofErr w:type="spellStart"/>
@@ -5177,6 +5202,24 @@
         </w:rPr>
         <w:t>.</w:t>
       </w:r>
+    </w:p>
+    <w:p>
+      <w:pPr>
+        <w:pStyle w:val="Prrafodelista"/>
+        <w:spacing w:before="0" w:after="0" w:line="240" w:lineRule="auto"/>
+        <w:ind w:left="567"/>
+        <w:jc w:val="both"/>
+        <w:rPr>
+          <w:rFonts w:ascii="Arial Narrow" w:eastAsia="Arial Narrow" w:hAnsi="Arial Narrow" w:cs="Arial Narrow"/>
+          <w:color w:val="000000"/>
+          <w:kern w:val="0"/>
+          <w:sz w:val="22"/>
+          <w:szCs w:val="22"/>
+          <w:u w:val="single"/>
+          <w:lang w:val="es-ES" w:eastAsia="es-ES"/>
+          <w14:ligatures w14:val="none"/>
+        </w:rPr>
+      </w:pPr>
     </w:p>
     <w:p>
       <w:pPr>
@@ -5195,13 +5238,7 @@
           <w14:ligatures w14:val="none"/>
         </w:rPr>
       </w:pPr>
-    </w:p>
-    <w:p>
-      <w:pPr>
-        <w:pStyle w:val="Prrafodelista"/>
-        <w:spacing w:after="0" w:line="240" w:lineRule="auto"/>
-        <w:ind w:left="567"/>
-        <w:jc w:val="both"/>
+      <w:r>
         <w:rPr>
           <w:rFonts w:ascii="Arial Narrow" w:eastAsia="Arial Narrow" w:hAnsi="Arial Narrow" w:cs="Arial Narrow"/>
           <w:color w:val="000000"/>
@@ -5212,19 +5249,31 @@
           <w:lang w:val="es-ES" w:eastAsia="es-ES"/>
           <w14:ligatures w14:val="none"/>
         </w:rPr>
-      </w:pPr>
-      <w:r>
-        <w:rPr>
-          <w:rFonts w:ascii="Arial Narrow" w:eastAsia="Arial Narrow" w:hAnsi="Arial Narrow" w:cs="Arial Narrow"/>
-          <w:color w:val="000000"/>
-          <w:kern w:val="0"/>
-          <w:sz w:val="22"/>
-          <w:szCs w:val="22"/>
-          <w:u w:val="single"/>
+        <w:t>Al Banco</w:t>
+      </w:r>
+      <w:r>
+        <w:rPr>
+          <w:rFonts w:ascii="Arial Narrow" w:eastAsia="Arial Narrow" w:hAnsi="Arial Narrow" w:cs="Arial Narrow"/>
+          <w:color w:val="000000"/>
+          <w:kern w:val="0"/>
+          <w:sz w:val="22"/>
+          <w:szCs w:val="22"/>
           <w:lang w:val="es-ES" w:eastAsia="es-ES"/>
           <w14:ligatures w14:val="none"/>
         </w:rPr>
-        <w:t>Al Banco</w:t>
+        <w:t>:</w:t>
+      </w:r>
+      <w:r>
+        <w:rPr>
+          <w:rFonts w:ascii="Arial Narrow" w:eastAsia="Arial Narrow" w:hAnsi="Arial Narrow" w:cs="Arial Narrow"/>
+          <w:color w:val="000000"/>
+          <w:kern w:val="0"/>
+          <w:sz w:val="22"/>
+          <w:szCs w:val="22"/>
+          <w:lang w:eastAsia="es-ES"/>
+          <w14:ligatures w14:val="none"/>
+        </w:rPr>
+        <w:t xml:space="preserve"> </w:t>
       </w:r>
       <w:r>
         <w:rPr>
@@ -5236,20 +5285,9 @@
           <w:lang w:val="es-ES" w:eastAsia="es-ES"/>
           <w14:ligatures w14:val="none"/>
         </w:rPr>
-        <w:t>:</w:t>
-      </w:r>
-      <w:r>
-        <w:rPr>
-          <w:rFonts w:ascii="Arial Narrow" w:eastAsia="Arial Narrow" w:hAnsi="Arial Narrow" w:cs="Arial Narrow"/>
-          <w:color w:val="000000"/>
-          <w:kern w:val="0"/>
-          <w:sz w:val="22"/>
-          <w:szCs w:val="22"/>
-          <w:lang w:eastAsia="es-ES"/>
-          <w14:ligatures w14:val="none"/>
-        </w:rPr>
-        <w:t xml:space="preserve"> </w:t>
-      </w:r>
+        <w:t xml:space="preserve">(i) presentar una copia debidamente suscrita de la Póliza </w:t>
+      </w:r>
+      <w:proofErr w:type="spellStart"/>
       <w:r>
         <w:rPr>
           <w:rFonts w:ascii="Arial Narrow" w:eastAsia="Arial Narrow" w:hAnsi="Arial Narrow" w:cs="Arial Narrow"/>
@@ -5260,7 +5298,20 @@
           <w:lang w:val="es-ES" w:eastAsia="es-ES"/>
           <w14:ligatures w14:val="none"/>
         </w:rPr>
-        <w:t xml:space="preserve">(i) presentar una copia debidamente suscrita de la Póliza </w:t>
+        <w:t/>
+      </w:r>
+      <w:proofErr w:type="spellEnd"/>
+      <w:r>
+        <w:rPr>
+          <w:rFonts w:ascii="Arial Narrow" w:eastAsia="Arial Narrow" w:hAnsi="Arial Narrow" w:cs="Arial Narrow"/>
+          <w:color w:val="000000"/>
+          <w:kern w:val="0"/>
+          <w:sz w:val="22"/>
+          <w:szCs w:val="22"/>
+          <w:lang w:val="es-ES" w:eastAsia="es-ES"/>
+          <w14:ligatures w14:val="none"/>
+        </w:rPr>
+        <w:t xml:space="preserve"> 31-166656 del Seguro de Accidentes Personales materia de denuncia; y, (</w:t>
       </w:r>
       <w:proofErr w:type="spellStart"/>
       <w:r>
@@ -5273,7 +5324,7 @@
           <w:lang w:val="es-ES" w:eastAsia="es-ES"/>
           <w14:ligatures w14:val="none"/>
         </w:rPr>
-        <w:t/>
+        <w:t>ii</w:t>
       </w:r>
       <w:proofErr w:type="spellEnd"/>
       <w:r>
@@ -5286,9 +5337,8 @@
           <w:lang w:val="es-ES" w:eastAsia="es-ES"/>
           <w14:ligatures w14:val="none"/>
         </w:rPr>
-        <w:t xml:space="preserve"> 31-166656 del Seguro de Accidentes Personales materia de denuncia; y, (</w:t>
-      </w:r>
-      <w:proofErr w:type="spellStart"/>
+        <w:t>) presentar todas las comunicaciones cursadas con la parte denunciante en virtud de los hechos materia de denuncia</w:t>
+      </w:r>
       <w:r>
         <w:rPr>
           <w:rFonts w:ascii="Arial Narrow" w:eastAsia="Arial Narrow" w:hAnsi="Arial Narrow" w:cs="Arial Narrow"/>
@@ -5299,37 +5349,12 @@
           <w:lang w:val="es-ES" w:eastAsia="es-ES"/>
           <w14:ligatures w14:val="none"/>
         </w:rPr>
-        <w:t>ii</w:t>
-      </w:r>
-      <w:proofErr w:type="spellEnd"/>
-      <w:r>
-        <w:rPr>
-          <w:rFonts w:ascii="Arial Narrow" w:eastAsia="Arial Narrow" w:hAnsi="Arial Narrow" w:cs="Arial Narrow"/>
-          <w:color w:val="000000"/>
-          <w:kern w:val="0"/>
-          <w:sz w:val="22"/>
-          <w:szCs w:val="22"/>
-          <w:lang w:val="es-ES" w:eastAsia="es-ES"/>
-          <w14:ligatures w14:val="none"/>
-        </w:rPr>
-        <w:t>) presentar todas las comunicaciones cursadas con la parte denunciante en virtud de los hechos materia de denuncia</w:t>
-      </w:r>
-      <w:r>
-        <w:rPr>
-          <w:rFonts w:ascii="Arial Narrow" w:eastAsia="Arial Narrow" w:hAnsi="Arial Narrow" w:cs="Arial Narrow"/>
-          <w:color w:val="000000"/>
-          <w:kern w:val="0"/>
-          <w:sz w:val="22"/>
-          <w:szCs w:val="22"/>
-          <w:lang w:val="es-ES" w:eastAsia="es-ES"/>
-          <w14:ligatures w14:val="none"/>
-        </w:rPr>
         <w:t>.</w:t>
       </w:r>
     </w:p>
     <w:p>
       <w:pPr>
-        <w:spacing w:after="0" w:line="240" w:lineRule="auto"/>
+        <w:spacing w:before="0" w:after="0" w:line="240" w:lineRule="auto"/>
         <w:jc w:val="both"/>
         <w:rPr>
           <w:rFonts w:ascii="Arial Narrow" w:eastAsia="Arial Narrow" w:hAnsi="Arial Narrow" w:cs="Arial Narrow"/>
@@ -5384,10 +5409,37 @@
     </w:p>
     <w:p>
       <w:pPr>
+        <w:spacing w:before="0" w:after="0" w:line="240" w:lineRule="auto"/>
+        <w:jc w:val="both"/>
+        <w:rPr>
+          <w:rFonts w:ascii="Arial Narrow" w:eastAsia="Arial Narrow" w:hAnsi="Arial Narrow" w:cs="Arial Narrow"/>
+          <w:b/>
+          <w:color w:val="000000"/>
+          <w:kern w:val="0"/>
+          <w:sz w:val="22"/>
+          <w:szCs w:val="22"/>
+          <w:lang w:eastAsia="es-PE"/>
+          <w14:ligatures w14:val="none"/>
+        </w:rPr>
+      </w:pPr>
+    </w:p>
+    <w:p>
+      <w:pPr>
         <w:spacing w:after="0" w:line="240" w:lineRule="auto"/>
         <w:jc w:val="both"/>
         <w:rPr>
           <w:rFonts w:ascii="Arial Narrow" w:eastAsia="Arial Narrow" w:hAnsi="Arial Narrow" w:cs="Arial Narrow"/>
+          <w:color w:val="000000"/>
+          <w:kern w:val="0"/>
+          <w:sz w:val="22"/>
+          <w:szCs w:val="22"/>
+          <w:lang w:eastAsia="es-PE"/>
+          <w14:ligatures w14:val="none"/>
+        </w:rPr>
+      </w:pPr>
+      <w:r>
+        <w:rPr>
+          <w:rFonts w:ascii="Arial Narrow" w:eastAsia="Arial Narrow" w:hAnsi="Arial Narrow" w:cs="Arial Narrow"/>
           <w:b/>
           <w:color w:val="000000"/>
           <w:kern w:val="0"/>
@@ -5396,33 +5448,6 @@
           <w:lang w:eastAsia="es-PE"/>
           <w14:ligatures w14:val="none"/>
         </w:rPr>
-      </w:pPr>
-    </w:p>
-    <w:p>
-      <w:pPr>
-        <w:spacing w:after="0" w:line="240" w:lineRule="auto"/>
-        <w:jc w:val="both"/>
-        <w:rPr>
-          <w:rFonts w:ascii="Arial Narrow" w:eastAsia="Arial Narrow" w:hAnsi="Arial Narrow" w:cs="Arial Narrow"/>
-          <w:color w:val="000000"/>
-          <w:kern w:val="0"/>
-          <w:sz w:val="22"/>
-          <w:szCs w:val="22"/>
-          <w:lang w:eastAsia="es-PE"/>
-          <w14:ligatures w14:val="none"/>
-        </w:rPr>
-      </w:pPr>
-      <w:r>
-        <w:rPr>
-          <w:rFonts w:ascii="Arial Narrow" w:eastAsia="Arial Narrow" w:hAnsi="Arial Narrow" w:cs="Arial Narrow"/>
-          <w:b/>
-          <w:color w:val="000000"/>
-          <w:kern w:val="0"/>
-          <w:sz w:val="22"/>
-          <w:szCs w:val="22"/>
-          <w:lang w:eastAsia="es-PE"/>
-          <w14:ligatures w14:val="none"/>
-        </w:rPr>
         <w:t xml:space="preserve">PRIMERO:</w:t>
       </w:r>
       <w:r>
@@ -5589,7 +5614,7 @@
     </w:p>
     <w:p>
       <w:pPr>
-        <w:spacing w:after="0" w:line="240" w:lineRule="auto"/>
+        <w:spacing w:before="0" w:after="0" w:line="240" w:lineRule="auto"/>
         <w:jc w:val="both"/>
         <w:rPr>
           <w:rFonts w:ascii="Arial Narrow" w:eastAsia="Arial Narrow" w:hAnsi="Arial Narrow" w:cs="Arial Narrow"/>
@@ -5724,7 +5749,7 @@
     </w:p>
     <w:p>
       <w:pPr>
-        <w:spacing w:after="0" w:line="240" w:lineRule="auto"/>
+        <w:spacing w:before="0" w:after="0" w:line="240" w:lineRule="auto"/>
         <w:jc w:val="both"/>
         <w:rPr>
           <w:rFonts w:ascii="Arial Narrow" w:eastAsia="Arial Narrow" w:hAnsi="Arial Narrow" w:cs="Arial Narrow"/>
@@ -5872,7 +5897,7 @@
     </w:p>
     <w:p>
       <w:pPr>
-        <w:spacing w:after="0" w:line="240" w:lineRule="auto"/>
+        <w:spacing w:before="0" w:after="0" w:line="240" w:lineRule="auto"/>
         <w:jc w:val="both"/>
         <w:rPr>
           <w:rFonts w:ascii="Arial Narrow" w:eastAsia="Arial Narrow" w:hAnsi="Arial Narrow" w:cs="Arial Narrow"/>
@@ -6039,7 +6064,7 @@
     </w:p>
     <w:p>
       <w:pPr>
-        <w:spacing w:after="0" w:line="240" w:lineRule="auto"/>
+        <w:spacing w:before="0" w:after="0" w:line="240" w:lineRule="auto"/>
         <w:jc w:val="both"/>
         <w:rPr>
           <w:rFonts w:ascii="Arial Narrow" w:eastAsia="Arial Narrow" w:hAnsi="Arial Narrow" w:cs="Arial Narrow"/>
@@ -6309,7 +6334,7 @@
     </w:p>
     <w:p>
       <w:pPr>
-        <w:spacing w:after="0" w:line="240" w:lineRule="auto"/>
+        <w:spacing w:before="0" w:after="0" w:line="240" w:lineRule="auto"/>
         <w:jc w:val="both"/>
         <w:rPr>
           <w:rFonts w:ascii="Arial Narrow" w:eastAsia="Arial Narrow" w:hAnsi="Arial Narrow" w:cs="Arial Narrow"/>
@@ -6535,7 +6560,7 @@
     </w:p>
     <w:p>
       <w:pPr>
-        <w:spacing w:after="0" w:line="240" w:lineRule="auto"/>
+        <w:spacing w:before="0" w:after="0" w:line="240" w:lineRule="auto"/>
         <w:jc w:val="both"/>
         <w:rPr>
           <w:rFonts w:ascii="Arial Narrow" w:eastAsia="Arial Narrow" w:hAnsi="Arial Narrow" w:cs="Arial Narrow"/>
@@ -6650,7 +6675,7 @@
     </w:p>
     <w:p>
       <w:pPr>
-        <w:spacing w:after="0" w:line="240" w:lineRule="auto"/>
+        <w:spacing w:before="0" w:after="0" w:line="240" w:lineRule="auto"/>
         <w:jc w:val="both"/>
         <w:rPr>
           <w:rFonts w:ascii="Arial Narrow" w:eastAsia="Arial Narrow" w:hAnsi="Arial Narrow" w:cs="Arial Narrow"/>
@@ -6787,7 +6812,7 @@
     <w:p>
       <w:pPr>
         <w:pStyle w:val="Prrafodelista"/>
-        <w:spacing w:after="0" w:line="240" w:lineRule="auto"/>
+        <w:spacing w:before="0" w:after="0" w:line="240" w:lineRule="auto"/>
         <w:ind w:left="567"/>
         <w:jc w:val="both"/>
         <w:rPr>
@@ -6894,7 +6919,7 @@
     </w:p>
     <w:p>
       <w:pPr>
-        <w:spacing w:after="0" w:line="240" w:lineRule="auto"/>
+        <w:spacing w:before="0" w:after="0" w:line="240" w:lineRule="auto"/>
         <w:jc w:val="both"/>
         <w:rPr>
           <w:rFonts w:ascii="Arial Narrow" w:eastAsia="Arial Narrow" w:hAnsi="Arial Narrow" w:cs="Arial Narrow"/>
@@ -7098,7 +7123,7 @@
     <w:p>
       <w:pPr>
         <w:pStyle w:val="Prrafodelista"/>
-        <w:spacing w:after="0" w:line="240" w:lineRule="auto"/>
+        <w:spacing w:before="0" w:after="0" w:line="240" w:lineRule="auto"/>
         <w:ind w:left="567"/>
         <w:jc w:val="both"/>
         <w:rPr>
@@ -7234,7 +7259,7 @@
     </w:p>
     <w:p>
       <w:pPr>
-        <w:spacing w:after="0" w:line="240" w:lineRule="auto"/>
+        <w:spacing w:before="0" w:after="0" w:line="240" w:lineRule="auto"/>
         <w:jc w:val="both"/>
         <w:rPr>
           <w:rFonts w:ascii="Arial Narrow" w:eastAsia="Arial Narrow" w:hAnsi="Arial Narrow" w:cs="Arial Narrow"/>
@@ -7338,7 +7363,7 @@
     </w:p>
     <w:p>
       <w:pPr>
-        <w:spacing w:after="0" w:line="240" w:lineRule="auto"/>
+        <w:spacing w:before="0" w:after="0" w:line="240" w:lineRule="auto"/>
         <w:jc w:val="both"/>
         <w:rPr>
           <w:rFonts w:ascii="Arial Narrow" w:eastAsia="Arial Narrow" w:hAnsi="Arial Narrow" w:cs="Arial Narrow"/>
@@ -7424,7 +7449,7 @@
     </w:p>
     <w:p>
       <w:pPr>
-        <w:spacing w:line="240" w:lineRule="auto"/>
+        <w:spacing w:before="0" w:after="0" w:line="240" w:lineRule="auto"/>
         <w:contextualSpacing/>
         <w:jc w:val="both"/>
         <w:rPr>
@@ -7520,7 +7545,7 @@
     </w:p>
     <w:p>
       <w:pPr>
-        <w:spacing w:after="0" w:line="240" w:lineRule="auto"/>
+        <w:spacing w:before="0" w:after="0" w:line="240" w:lineRule="auto"/>
         <w:jc w:val="both"/>
         <w:rPr>
           <w:rFonts w:ascii="Arial Narrow" w:eastAsia="Arial Narrow" w:hAnsi="Arial Narrow" w:cs="Arial Narrow"/>
@@ -7835,7 +7860,7 @@
     </w:p>
     <w:p>
       <w:pPr>
-        <w:spacing w:after="0" w:line="240" w:lineRule="auto"/>
+        <w:spacing w:before="0" w:after="0" w:line="240" w:lineRule="auto"/>
         <w:ind w:left="567"/>
         <w:jc w:val="both"/>
         <w:rPr>
@@ -7936,6 +7961,21 @@
     </w:p>
     <w:p>
       <w:pPr>
+        <w:spacing w:before="0" w:after="0" w:line="240" w:lineRule="auto"/>
+        <w:jc w:val="both"/>
+        <w:rPr>
+          <w:rFonts w:ascii="Arial Narrow" w:eastAsia="Arial Narrow" w:hAnsi="Arial Narrow" w:cs="Arial Narrow"/>
+          <w:color w:val="000000"/>
+          <w:kern w:val="0"/>
+          <w:sz w:val="22"/>
+          <w:szCs w:val="22"/>
+          <w:lang w:eastAsia="es-PE"/>
+          <w14:ligatures w14:val="none"/>
+        </w:rPr>
+      </w:pPr>
+    </w:p>
+    <w:p>
+      <w:pPr>
         <w:spacing w:after="0" w:line="240" w:lineRule="auto"/>
         <w:jc w:val="both"/>
         <w:rPr>
@@ -7944,21 +7984,6 @@
           <w:kern w:val="0"/>
           <w:sz w:val="22"/>
           <w:szCs w:val="22"/>
-          <w:lang w:eastAsia="es-PE"/>
-          <w14:ligatures w14:val="none"/>
-        </w:rPr>
-      </w:pPr>
-    </w:p>
-    <w:p>
-      <w:pPr>
-        <w:spacing w:after="0" w:line="240" w:lineRule="auto"/>
-        <w:jc w:val="both"/>
-        <w:rPr>
-          <w:rFonts w:ascii="Arial Narrow" w:eastAsia="Arial Narrow" w:hAnsi="Arial Narrow" w:cs="Arial Narrow"/>
-          <w:color w:val="000000"/>
-          <w:kern w:val="0"/>
-          <w:sz w:val="22"/>
-          <w:szCs w:val="22"/>
           <w:lang w:val="es-ES" w:eastAsia="es-ES"/>
           <w14:ligatures w14:val="none"/>
         </w:rPr>
@@ -8151,7 +8176,7 @@
     </w:p>
     <w:p>
       <w:pPr>
-        <w:spacing w:after="0" w:line="240" w:lineRule="auto"/>
+        <w:spacing w:before="0" w:after="0" w:line="240" w:lineRule="auto"/>
         <w:jc w:val="both"/>
         <w:rPr>
           <w:rFonts w:ascii="Arial Narrow" w:eastAsia="Arial Narrow" w:hAnsi="Arial Narrow" w:cs="Arial Narrow"/>
@@ -8342,7 +8367,7 @@
     </w:p>
     <w:p>
       <w:pPr>
-        <w:spacing w:after="0" w:line="240" w:lineRule="auto"/>
+        <w:spacing w:before="0" w:after="0" w:line="240" w:lineRule="auto"/>
         <w:jc w:val="both"/>
         <w:rPr>
           <w:rFonts w:ascii="Arial Narrow" w:eastAsia="Arial Narrow" w:hAnsi="Arial Narrow" w:cs="Arial Narrow"/>
@@ -8623,28 +8648,28 @@
     </w:p>
     <w:p>
       <w:pPr>
+        <w:spacing w:before="0" w:after="0" w:line="240" w:lineRule="auto"/>
+        <w:shd w:val="clear" w:color="auto" w:fill="FFFFFF"/>
+        <w:jc w:val="both"/>
+        <w:rPr>
+          <w:rFonts w:ascii="Arial Narrow" w:eastAsia="Arial Narrow" w:hAnsi="Arial Narrow" w:cs="Arial Narrow"/>
+          <w:b/>
+          <w:color w:val="000000"/>
+          <w:kern w:val="0"/>
+          <w:sz w:val="22"/>
+          <w:szCs w:val="22"/>
+          <w:lang w:eastAsia="es-PE"/>
+          <w14:ligatures w14:val="none"/>
+        </w:rPr>
+      </w:pPr>
+    </w:p>
+    <w:p>
+      <w:pPr>
         <w:shd w:val="clear" w:color="auto" w:fill="FFFFFF"/>
         <w:spacing w:after="0" w:line="240" w:lineRule="auto"/>
         <w:jc w:val="both"/>
         <w:rPr>
           <w:rFonts w:ascii="Arial Narrow" w:eastAsia="Arial Narrow" w:hAnsi="Arial Narrow" w:cs="Arial Narrow"/>
-          <w:b/>
-          <w:color w:val="000000"/>
-          <w:kern w:val="0"/>
-          <w:sz w:val="22"/>
-          <w:szCs w:val="22"/>
-          <w:lang w:eastAsia="es-PE"/>
-          <w14:ligatures w14:val="none"/>
-        </w:rPr>
-      </w:pPr>
-    </w:p>
-    <w:p>
-      <w:pPr>
-        <w:shd w:val="clear" w:color="auto" w:fill="FFFFFF"/>
-        <w:spacing w:after="0" w:line="240" w:lineRule="auto"/>
-        <w:jc w:val="both"/>
-        <w:rPr>
-          <w:rFonts w:ascii="Arial Narrow" w:eastAsia="Arial Narrow" w:hAnsi="Arial Narrow" w:cs="Arial Narrow"/>
           <w:color w:val="000000"/>
           <w:kern w:val="0"/>
           <w:sz w:val="22"/>
@@ -8717,8 +8742,8 @@
     </w:p>
     <w:p>
       <w:pPr>
+        <w:spacing w:before="0" w:after="0" w:line="240" w:lineRule="auto"/>
         <w:shd w:val="clear" w:color="auto" w:fill="FFFFFF"/>
-        <w:spacing w:after="0" w:line="240" w:lineRule="auto"/>
         <w:jc w:val="both"/>
         <w:rPr>
           <w:rFonts w:ascii="Arial Narrow" w:eastAsia="Arial Narrow" w:hAnsi="Arial Narrow" w:cs="Arial Narrow"/>
@@ -8888,15 +8913,109 @@
     </w:p>
     <w:p>
       <w:pPr>
+        <w:spacing w:before="0" w:after="0" w:line="240" w:lineRule="auto"/>
+        <w:suppressAutoHyphens/>
+        <w:jc w:val="both"/>
+        <w:rPr>
+          <w:rFonts w:ascii="Arial Narrow" w:eastAsia="Arial Narrow" w:hAnsi="Arial Narrow" w:cs="Arial Narrow"/>
+          <w:kern w:val="0"/>
+          <w:sz w:val="22"/>
+          <w:szCs w:val="22"/>
+          <w:u w:val="single"/>
+          <w14:ligatures w14:val="none"/>
+        </w:rPr>
+      </w:pPr>
+    </w:p>
+    <w:p>
+      <w:pPr>
         <w:suppressAutoHyphens/>
         <w:spacing w:after="0" w:line="240" w:lineRule="auto"/>
         <w:jc w:val="both"/>
         <w:rPr>
           <w:rFonts w:ascii="Arial Narrow" w:eastAsia="Arial Narrow" w:hAnsi="Arial Narrow" w:cs="Arial Narrow"/>
-          <w:kern w:val="0"/>
-          <w:sz w:val="22"/>
-          <w:szCs w:val="22"/>
-          <w:u w:val="single"/>
+          <w:b/>
+          <w:bCs/>
+          <w:sz w:val="22"/>
+          <w:szCs w:val="22"/>
+        </w:rPr>
+      </w:pPr>
+      <w:r>
+        <w:rPr>
+          <w:rFonts w:ascii="Arial Narrow" w:eastAsia="Arial Narrow" w:hAnsi="Arial Narrow" w:cs="Arial Narrow"/>
+          <w:b/>
+          <w:spacing w:val="-3"/>
+          <w:kern w:val="0"/>
+          <w14:ligatures w14:val="none"/>
+          <w:sz w:val="22"/>
+          <w:szCs w:val="22"/>
+        </w:rPr>
+        <w:t>DÉCIMO</w:t>
+      </w:r>
+      <w:r>
+        <w:rPr>
+          <w:rFonts w:ascii="Arial Narrow" w:eastAsia="Arial Narrow" w:hAnsi="Arial Narrow" w:cs="Arial Narrow"/>
+          <w:b/>
+          <w:color w:val="000000"/>
+          <w:kern w:val="0"/>
+          <w:sz w:val="22"/>
+          <w:szCs w:val="22"/>
+          <w:lang w:eastAsia="es-PE"/>
+          <w14:ligatures w14:val="none"/>
+        </w:rPr>
+        <w:t>:</w:t>
+      </w:r>
+      <w:r>
+        <w:rPr>
+          <w:rFonts w:ascii="Arial Narrow" w:eastAsia="Arial Narrow" w:hAnsi="Arial Narrow" w:cs="Arial Narrow"/>
+          <w:color w:val="000000"/>
+          <w:kern w:val="0"/>
+          <w:sz w:val="22"/>
+          <w:szCs w:val="22"/>
+          <w:lang w:eastAsia="es-PE"/>
+          <w14:ligatures w14:val="none"/>
+        </w:rPr>
+        <w:t xml:space="preserve"> </w:t>
+      </w:r>
+      <w:r>
+        <w:rPr>
+          <w:rFonts w:ascii="Arial Narrow" w:eastAsia="Arial Narrow" w:hAnsi="Arial Narrow" w:cs="Arial Narrow"/>
+          <w:color w:val="000000"/>
+          <w:kern w:val="0"/>
+          <w:sz w:val="22"/>
+          <w:szCs w:val="22"/>
+          <w:lang w:eastAsia="es-PE"/>
+          <w14:ligatures w14:val="none"/>
+        </w:rPr>
+        <w:t xml:space="preserve">poner en conocimiento de las partes que, antes de la emisión de la Resolución Final, tienen la posibilidad de formular su desistimiento o presentar el acuerdo arribado mediante la conciliación, mediación, </w:t>
+      </w:r>
+      <w:r>
+        <w:rPr>
+          <w:rFonts w:ascii="Arial Narrow" w:eastAsia="Arial Narrow" w:hAnsi="Arial Narrow" w:cs="Arial Narrow"/>
+          <w:color w:val="000000"/>
+          <w:kern w:val="0"/>
+          <w:sz w:val="22"/>
+          <w:szCs w:val="22"/>
+          <w:lang w:eastAsia="es-PE"/>
+          <w14:ligatures w14:val="none"/>
+        </w:rPr>
+        <w:lastRenderedPageBreak/>
+        <w:t>transacción o cualquier otro que, de forma indubitable, deje constancia que se ha solucionado la controversia materia de denuncia.</w:t>
+      </w:r>
+      <w:bookmarkStart w:id="8" w:name="h.gjdgxs" w:colFirst="0" w:colLast="0"/>
+      <w:bookmarkEnd w:id="8"/>
+    </w:p>
+    <w:p>
+      <w:pPr>
+        <w:spacing w:before="0" w:after="0" w:line="240" w:lineRule="auto"/>
+        <w:suppressAutoHyphens/>
+        <w:jc w:val="both"/>
+        <w:rPr>
+          <w:rFonts w:ascii="Arial Narrow" w:eastAsia="Arial Narrow" w:hAnsi="Arial Narrow" w:cs="Arial Narrow"/>
+          <w:color w:val="000000"/>
+          <w:kern w:val="0"/>
+          <w:sz w:val="22"/>
+          <w:szCs w:val="22"/>
+          <w:lang w:eastAsia="es-PE"/>
           <w14:ligatures w14:val="none"/>
         </w:rPr>
       </w:pPr>
@@ -8908,404 +9027,310 @@
         <w:jc w:val="both"/>
         <w:rPr>
           <w:rFonts w:ascii="Arial Narrow" w:eastAsia="Arial Narrow" w:hAnsi="Arial Narrow" w:cs="Arial Narrow"/>
+          <w:sz w:val="22"/>
+          <w:szCs w:val="22"/>
+        </w:rPr>
+      </w:pPr>
+      <w:r>
+        <w:rPr>
+          <w:rFonts w:ascii="Arial Narrow" w:eastAsia="Arial Narrow" w:hAnsi="Arial Narrow" w:cs="Arial Narrow"/>
           <w:b/>
           <w:bCs/>
           <w:sz w:val="22"/>
           <w:szCs w:val="22"/>
         </w:rPr>
-      </w:pPr>
-      <w:r>
-        <w:rPr>
-          <w:rFonts w:ascii="Arial Narrow" w:eastAsia="Arial Narrow" w:hAnsi="Arial Narrow" w:cs="Arial Narrow"/>
-          <w:b/>
+        <w:t xml:space="preserve">DÉCIMO PRIMERO:</w:t>
+      </w:r>
+      <w:r>
+        <w:rPr>
+          <w:rFonts w:ascii="Arial Narrow" w:eastAsia="Arial Narrow" w:hAnsi="Arial Narrow" w:cs="Arial Narrow"/>
+          <w:sz w:val="22"/>
+          <w:szCs w:val="22"/>
+        </w:rPr>
+        <w:t xml:space="preserve"> </w:t>
+      </w:r>
+      <w:r>
+        <w:rPr>
+          <w:rFonts w:ascii="Arial Narrow" w:eastAsia="Arial Narrow" w:hAnsi="Arial Narrow" w:cs="Arial Narrow"/>
+          <w:sz w:val="22"/>
+          <w:szCs w:val="22"/>
+        </w:rPr>
+        <w:t xml:space="preserve">requerir a la señora [DENUNCIANTE] y al Banco Internacional del Perú -Interbank S.A.A. para que, dentro del plazo de dos (2) días hábiles siguientes a la fecha en que reciban la notificación en sus bandejas de correo electrónico, efectúen la confirmación de recepción de la notificación remitida por este despacho a sus correos electrónicos, de conformidad con el segundo párrafo del numeral 4 del artículo 20 del Texto Único Ordenado de la Ley del Procedimiento Administrativo General, aprobado mediante Decreto Supremo 006-2026-JUS, bajo apercibimiento de rehacer el acto de notificación y notificarles conforme al numeral 1 del artículo 20 del citado cuerpo normativo.</w:t>
+      </w:r>
+      <w:r>
+        <w:rPr>
+          <w:rFonts w:ascii="Arial Narrow" w:eastAsia="Arial Narrow" w:hAnsi="Arial Narrow" w:cs="Arial Narrow"/>
           <w:spacing w:val="-3"/>
           <w:kern w:val="0"/>
           <w14:ligatures w14:val="none"/>
           <w:sz w:val="22"/>
           <w:szCs w:val="22"/>
         </w:rPr>
-        <w:t>DÉCIMO</w:t>
-      </w:r>
-      <w:r>
-        <w:rPr>
-          <w:rFonts w:ascii="Arial Narrow" w:eastAsia="Arial Narrow" w:hAnsi="Arial Narrow" w:cs="Arial Narrow"/>
-          <w:b/>
-          <w:color w:val="000000"/>
-          <w:kern w:val="0"/>
-          <w:sz w:val="22"/>
-          <w:szCs w:val="22"/>
-          <w:lang w:eastAsia="es-PE"/>
-          <w14:ligatures w14:val="none"/>
-        </w:rPr>
-        <w:t>:</w:t>
-      </w:r>
-      <w:r>
-        <w:rPr>
-          <w:rFonts w:ascii="Arial Narrow" w:eastAsia="Arial Narrow" w:hAnsi="Arial Narrow" w:cs="Arial Narrow"/>
-          <w:color w:val="000000"/>
-          <w:kern w:val="0"/>
-          <w:sz w:val="22"/>
-          <w:szCs w:val="22"/>
-          <w:lang w:eastAsia="es-PE"/>
-          <w14:ligatures w14:val="none"/>
-        </w:rPr>
-        <w:t xml:space="preserve"> </w:t>
-      </w:r>
-      <w:r>
-        <w:rPr>
-          <w:rFonts w:ascii="Arial Narrow" w:eastAsia="Arial Narrow" w:hAnsi="Arial Narrow" w:cs="Arial Narrow"/>
-          <w:color w:val="000000"/>
-          <w:kern w:val="0"/>
-          <w:sz w:val="22"/>
-          <w:szCs w:val="22"/>
-          <w:lang w:eastAsia="es-PE"/>
-          <w14:ligatures w14:val="none"/>
-        </w:rPr>
-        <w:t xml:space="preserve">poner en conocimiento de las partes que, antes de la emisión de la Resolución Final, tienen la posibilidad de formular su desistimiento o presentar el acuerdo arribado mediante la conciliación, mediación, </w:t>
-      </w:r>
-      <w:r>
-        <w:rPr>
-          <w:rFonts w:ascii="Arial Narrow" w:eastAsia="Arial Narrow" w:hAnsi="Arial Narrow" w:cs="Arial Narrow"/>
-          <w:color w:val="000000"/>
-          <w:kern w:val="0"/>
-          <w:sz w:val="22"/>
-          <w:szCs w:val="22"/>
-          <w:lang w:eastAsia="es-PE"/>
-          <w14:ligatures w14:val="none"/>
-        </w:rPr>
-        <w:lastRenderedPageBreak/>
-        <w:t>transacción o cualquier otro que, de forma indubitable, deje constancia que se ha solucionado la controversia materia de denuncia.</w:t>
-      </w:r>
-      <w:bookmarkStart w:id="8" w:name="h.gjdgxs" w:colFirst="0" w:colLast="0"/>
-      <w:bookmarkEnd w:id="8"/>
-    </w:p>
-    <w:p>
-      <w:pPr>
+        <w:t/>
+      </w:r>
+      <w:r>
+        <w:rPr>
+          <w:rFonts w:ascii="Arial Narrow" w:eastAsia="Arial Narrow" w:hAnsi="Arial Narrow" w:cs="Arial Narrow"/>
+          <w:spacing w:val="-3"/>
+          <w:kern w:val="0"/>
+          <w14:ligatures w14:val="none"/>
+          <w:sz w:val="22"/>
+          <w:szCs w:val="22"/>
+        </w:rPr>
+        <w:t xml:space="preserve"/>
+      </w:r>
+      <w:r>
+        <w:rPr>
+          <w:rFonts w:ascii="Arial Narrow" w:eastAsia="Arial Narrow" w:hAnsi="Arial Narrow" w:cs="Arial Narrow"/>
+          <w:color w:val="000000"/>
+          <w:kern w:val="0"/>
+          <w:sz w:val="22"/>
+          <w:szCs w:val="22"/>
+          <w:shd w:val="clear" w:color="auto" w:fill="FFFFFF"/>
+          <w:lang w:eastAsia="es-PE"/>
+          <w14:ligatures w14:val="none"/>
+        </w:rPr>
+        <w:t xml:space="preserve"/>
+      </w:r>
+      <w:r>
+        <w:rPr>
+          <w:rFonts w:ascii="Arial Narrow" w:eastAsia="Arial Narrow" w:hAnsi="Arial Narrow" w:cs="Arial Narrow"/>
+          <w:color w:val="000000"/>
+          <w:kern w:val="0"/>
+          <w:sz w:val="22"/>
+          <w:szCs w:val="22"/>
+          <w:shd w:val="clear" w:color="auto" w:fill="FFFFFF"/>
+          <w:lang w:eastAsia="es-PE"/>
+          <w14:ligatures w14:val="none"/>
+        </w:rPr>
+        <w:t/>
+      </w:r>
+      <w:r>
+        <w:rPr>
+          <w:rFonts w:ascii="Arial Narrow" w:eastAsia="Arial Narrow" w:hAnsi="Arial Narrow" w:cs="Arial Narrow"/>
+          <w:color w:val="000000"/>
+          <w:kern w:val="0"/>
+          <w:sz w:val="22"/>
+          <w:szCs w:val="22"/>
+          <w:shd w:val="clear" w:color="auto" w:fill="FFFFFF"/>
+          <w:lang w:eastAsia="es-PE"/>
+          <w14:ligatures w14:val="none"/>
+        </w:rPr>
+        <w:t/>
+      </w:r>
+      <w:r>
+        <w:rPr>
+          <w:rFonts w:ascii="Arial Narrow" w:eastAsia="Arial Narrow" w:hAnsi="Arial Narrow" w:cs="Arial Narrow"/>
+          <w:color w:val="000000"/>
+          <w:kern w:val="0"/>
+          <w:sz w:val="22"/>
+          <w:szCs w:val="22"/>
+          <w:shd w:val="clear" w:color="auto" w:fill="FFFFFF"/>
+          <w:lang w:eastAsia="es-PE"/>
+          <w14:ligatures w14:val="none"/>
+        </w:rPr>
+        <w:t xml:space="preserve"/>
+      </w:r>
+      <w:r>
+        <w:rPr>
+          <w:rFonts w:ascii="Arial Narrow" w:eastAsia="Arial Narrow" w:hAnsi="Arial Narrow" w:cs="Arial Narrow"/>
+          <w:color w:val="000000"/>
+          <w:sz w:val="22"/>
+          <w:szCs w:val="22"/>
+        </w:rPr>
+        <w:t/>
+      </w:r>
+      <w:r>
+        <w:rPr>
+          <w:rFonts w:ascii="Arial Narrow" w:eastAsia="Arial Narrow" w:hAnsi="Arial Narrow" w:cs="Arial Narrow"/>
+          <w:color w:val="000000"/>
+          <w:sz w:val="22"/>
+          <w:szCs w:val="22"/>
+        </w:rPr>
+        <w:t/>
+      </w:r>
+      <w:r>
+        <w:rPr>
+          <w:rFonts w:ascii="Arial Narrow" w:eastAsia="Arial Narrow" w:hAnsi="Arial Narrow" w:cs="Arial Narrow"/>
+          <w:color w:val="000000"/>
+          <w:sz w:val="22"/>
+          <w:szCs w:val="22"/>
+        </w:rPr>
+        <w:t xml:space="preserve"/>
+      </w:r>
+      <w:r>
+        <w:rPr>
+          <w:rFonts w:ascii="Arial Narrow" w:eastAsia="Arial Narrow" w:hAnsi="Arial Narrow" w:cs="Arial Narrow"/>
+          <w:color w:val="000000"/>
+          <w:sz w:val="22"/>
+          <w:szCs w:val="22"/>
+        </w:rPr>
+        <w:t/>
+      </w:r>
+      <w:r>
+        <w:rPr>
+          <w:rFonts w:ascii="Arial Narrow" w:eastAsia="Arial Narrow" w:hAnsi="Arial Narrow" w:cs="Arial Narrow"/>
+          <w:color w:val="000000"/>
+          <w:sz w:val="22"/>
+          <w:szCs w:val="22"/>
+        </w:rPr>
+        <w:t xml:space="preserve"/>
+      </w:r>
+      <w:r>
+        <w:rPr>
+          <w:rFonts w:ascii="Arial Narrow" w:eastAsia="Arial Narrow" w:hAnsi="Arial Narrow" w:cs="Arial Narrow"/>
+          <w:color w:val="000000"/>
+          <w:sz w:val="22"/>
+          <w:szCs w:val="22"/>
+        </w:rPr>
+        <w:t/>
+      </w:r>
+      <w:r>
+        <w:rPr>
+          <w:rFonts w:ascii="Arial Narrow" w:eastAsia="Arial Narrow" w:hAnsi="Arial Narrow" w:cs="Arial Narrow"/>
+          <w:color w:val="000000"/>
+          <w:sz w:val="22"/>
+          <w:szCs w:val="22"/>
+        </w:rPr>
+        <w:t xml:space="preserve"/>
+      </w:r>
+      <w:r>
+        <w:rPr>
+          <w:rFonts w:ascii="Arial Narrow" w:eastAsia="Arial Narrow" w:hAnsi="Arial Narrow" w:cs="Arial Narrow"/>
+          <w:color w:val="000000"/>
+          <w:sz w:val="22"/>
+          <w:szCs w:val="22"/>
+        </w:rPr>
+        <w:t/>
+      </w:r>
+      <w:r>
+        <w:rPr>
+          <w:rFonts w:ascii="Arial Narrow" w:eastAsia="Arial Narrow" w:hAnsi="Arial Narrow" w:cs="Arial Narrow"/>
+          <w:color w:val="000000"/>
+          <w:sz w:val="22"/>
+          <w:szCs w:val="22"/>
+        </w:rPr>
+        <w:t xml:space="preserve"/>
+      </w:r>
+      <w:r>
+        <w:rPr>
+          <w:rFonts w:ascii="Arial Narrow" w:eastAsia="Arial Narrow" w:hAnsi="Arial Narrow" w:cs="Arial Narrow"/>
+          <w:color w:val="000000"/>
+          <w:sz w:val="22"/>
+          <w:szCs w:val="22"/>
+        </w:rPr>
+        <w:t/>
+      </w:r>
+      <w:r>
+        <w:rPr>
+          <w:rFonts w:ascii="Arial Narrow" w:eastAsia="Arial Narrow" w:hAnsi="Arial Narrow" w:cs="Arial Narrow"/>
+          <w:color w:val="000000"/>
+          <w:sz w:val="22"/>
+          <w:szCs w:val="22"/>
+        </w:rPr>
+        <w:t xml:space="preserve"/>
+      </w:r>
+      <w:r>
+        <w:rPr>
+          <w:rFonts w:ascii="Arial Narrow" w:eastAsia="Arial Narrow" w:hAnsi="Arial Narrow" w:cs="Arial Narrow"/>
+          <w:color w:val="000000"/>
+          <w:sz w:val="22"/>
+          <w:szCs w:val="22"/>
+        </w:rPr>
+        <w:t/>
+      </w:r>
+      <w:r>
+        <w:rPr>
+          <w:rFonts w:ascii="Arial Narrow" w:eastAsia="Arial Narrow" w:hAnsi="Arial Narrow" w:cs="Arial Narrow"/>
+          <w:color w:val="000000"/>
+          <w:sz w:val="22"/>
+          <w:szCs w:val="22"/>
+        </w:rPr>
+        <w:t xml:space="preserve"/>
+      </w:r>
+      <w:r>
+        <w:rPr>
+          <w:rFonts w:ascii="Arial Narrow" w:eastAsia="Arial Narrow" w:hAnsi="Arial Narrow" w:cs="Arial Narrow"/>
+          <w:color w:val="000000"/>
+          <w:sz w:val="22"/>
+          <w:szCs w:val="22"/>
+        </w:rPr>
+        <w:t/>
+      </w:r>
+      <w:r>
+        <w:rPr>
+          <w:rFonts w:ascii="Arial Narrow" w:eastAsia="Arial Narrow" w:hAnsi="Arial Narrow" w:cs="Arial Narrow"/>
+          <w:color w:val="000000"/>
+          <w:sz w:val="22"/>
+          <w:szCs w:val="22"/>
+        </w:rPr>
+        <w:t/>
+      </w:r>
+      <w:r>
+        <w:rPr>
+          <w:rFonts w:ascii="Arial Narrow" w:eastAsia="Arial Narrow" w:hAnsi="Arial Narrow" w:cs="Arial Narrow"/>
+          <w:color w:val="000000"/>
+          <w:kern w:val="0"/>
+          <w:sz w:val="22"/>
+          <w:szCs w:val="22"/>
+          <w:lang w:eastAsia="es-PE"/>
+          <w14:ligatures w14:val="none"/>
+        </w:rPr>
+        <w:t/>
+      </w:r>
+      <w:r>
+        <w:rPr>
+          <w:rFonts w:ascii="Arial Narrow" w:eastAsia="Arial Narrow" w:hAnsi="Arial Narrow" w:cs="Arial Narrow"/>
+          <w:color w:val="000000"/>
+          <w:sz w:val="22"/>
+          <w:szCs w:val="22"/>
+        </w:rPr>
+        <w:t xml:space="preserve"/>
+      </w:r>
+      <w:r>
+        <w:rPr>
+          <w:rFonts w:ascii="Arial Narrow" w:eastAsia="Arial Narrow" w:hAnsi="Arial Narrow" w:cs="Arial Narrow"/>
+          <w:color w:val="000000"/>
+          <w:kern w:val="0"/>
+          <w:sz w:val="22"/>
+          <w:szCs w:val="22"/>
+          <w:lang w:eastAsia="es-PE"/>
+          <w14:ligatures w14:val="none"/>
+        </w:rPr>
+        <w:t/>
+      </w:r>
+      <w:r>
+        <w:rPr>
+          <w:rFonts w:ascii="Arial Narrow" w:eastAsia="Arial Narrow" w:hAnsi="Arial Narrow" w:cs="Arial Narrow"/>
+          <w:color w:val="000000"/>
+          <w:sz w:val="22"/>
+          <w:szCs w:val="22"/>
+        </w:rPr>
+        <w:t xml:space="preserve"/>
+      </w:r>
+      <w:r>
+        <w:rPr>
+          <w:rStyle w:val="Refdenotaalpie"/>
+          <w:rFonts w:ascii="Arial Narrow" w:eastAsia="Arial Narrow" w:hAnsi="Arial Narrow" w:cs="Arial Narrow"/>
+          <w:sz w:val="22"/>
+          <w:szCs w:val="22"/>
+          <w:vertAlign w:val="superscript"/>
+        </w:rPr>
+        <w:footnoteReference w:id="17"/>
+      </w:r>
+      <w:r>
+        <w:rPr>
+          <w:rFonts w:ascii="Arial Narrow" w:eastAsia="Arial Narrow" w:hAnsi="Arial Narrow" w:cs="Arial Narrow"/>
+          <w:sz w:val="22"/>
+          <w:szCs w:val="22"/>
+        </w:rPr>
+        <w:t/>
+      </w:r>
+    </w:p>
+    <w:p>
+      <w:pPr>
+        <w:spacing w:before="0" w:after="0" w:line="240" w:lineRule="auto"/>
         <w:suppressAutoHyphens/>
-        <w:spacing w:after="0" w:line="240" w:lineRule="auto"/>
-        <w:jc w:val="both"/>
-        <w:rPr>
-          <w:rFonts w:ascii="Arial Narrow" w:eastAsia="Arial Narrow" w:hAnsi="Arial Narrow" w:cs="Arial Narrow"/>
-          <w:color w:val="000000"/>
-          <w:kern w:val="0"/>
-          <w:sz w:val="22"/>
-          <w:szCs w:val="22"/>
-          <w:lang w:eastAsia="es-PE"/>
-          <w14:ligatures w14:val="none"/>
-        </w:rPr>
-      </w:pPr>
-    </w:p>
-    <w:p>
-      <w:pPr>
-        <w:suppressAutoHyphens/>
-        <w:spacing w:after="0" w:line="240" w:lineRule="auto"/>
-        <w:jc w:val="both"/>
-        <w:rPr>
-          <w:rFonts w:ascii="Arial Narrow" w:eastAsia="Arial Narrow" w:hAnsi="Arial Narrow" w:cs="Arial Narrow"/>
-          <w:sz w:val="22"/>
-          <w:szCs w:val="22"/>
-        </w:rPr>
-      </w:pPr>
-      <w:r>
-        <w:rPr>
-          <w:rFonts w:ascii="Arial Narrow" w:eastAsia="Arial Narrow" w:hAnsi="Arial Narrow" w:cs="Arial Narrow"/>
-          <w:b/>
-          <w:bCs/>
-          <w:sz w:val="22"/>
-          <w:szCs w:val="22"/>
-        </w:rPr>
-        <w:t xml:space="preserve">DÉCIMO PRIMERO:</w:t>
-      </w:r>
-      <w:r>
-        <w:rPr>
-          <w:rFonts w:ascii="Arial Narrow" w:eastAsia="Arial Narrow" w:hAnsi="Arial Narrow" w:cs="Arial Narrow"/>
-          <w:sz w:val="22"/>
-          <w:szCs w:val="22"/>
-        </w:rPr>
-        <w:t xml:space="preserve"> </w:t>
-      </w:r>
-      <w:r>
-        <w:rPr>
-          <w:rFonts w:ascii="Arial Narrow" w:eastAsia="Arial Narrow" w:hAnsi="Arial Narrow" w:cs="Arial Narrow"/>
-          <w:sz w:val="22"/>
-          <w:szCs w:val="22"/>
-        </w:rPr>
-        <w:t xml:space="preserve">requerir a la señora [DENUNCIANTE] y al Banco Internacional del Perú -Interbank S.A.A. para que, dentro del plazo de dos (2) días hábiles siguientes a la fecha en que reciban la notificación en sus bandejas de correo electrónico, efectúen la confirmación de recepción de la notificación remitida por este despacho a sus correos electrónicos, de conformidad con el segundo párrafo del numeral 4 del artículo 20 del Texto Único Ordenado de la Ley del Procedimiento Administrativo General, aprobado mediante Decreto Supremo 006-2026-JUS, bajo apercibimiento de rehacer el acto de notificación y notificarles conforme al numeral 1 del artículo 20 del citado cuerpo normativo.</w:t>
-      </w:r>
-      <w:r>
-        <w:rPr>
-          <w:rFonts w:ascii="Arial Narrow" w:eastAsia="Arial Narrow" w:hAnsi="Arial Narrow" w:cs="Arial Narrow"/>
-          <w:spacing w:val="-3"/>
-          <w:kern w:val="0"/>
-          <w14:ligatures w14:val="none"/>
-          <w:sz w:val="22"/>
-          <w:szCs w:val="22"/>
-        </w:rPr>
-        <w:t/>
-      </w:r>
-      <w:r>
-        <w:rPr>
-          <w:rFonts w:ascii="Arial Narrow" w:eastAsia="Arial Narrow" w:hAnsi="Arial Narrow" w:cs="Arial Narrow"/>
-          <w:spacing w:val="-3"/>
-          <w:kern w:val="0"/>
-          <w14:ligatures w14:val="none"/>
-          <w:sz w:val="22"/>
-          <w:szCs w:val="22"/>
-        </w:rPr>
-        <w:t xml:space="preserve"/>
-      </w:r>
-      <w:r>
-        <w:rPr>
-          <w:rFonts w:ascii="Arial Narrow" w:eastAsia="Arial Narrow" w:hAnsi="Arial Narrow" w:cs="Arial Narrow"/>
-          <w:color w:val="000000"/>
-          <w:kern w:val="0"/>
-          <w:sz w:val="22"/>
-          <w:szCs w:val="22"/>
-          <w:shd w:val="clear" w:color="auto" w:fill="FFFFFF"/>
-          <w:lang w:eastAsia="es-PE"/>
-          <w14:ligatures w14:val="none"/>
-        </w:rPr>
-        <w:t xml:space="preserve"/>
-      </w:r>
-      <w:r>
-        <w:rPr>
-          <w:rFonts w:ascii="Arial Narrow" w:eastAsia="Arial Narrow" w:hAnsi="Arial Narrow" w:cs="Arial Narrow"/>
-          <w:color w:val="000000"/>
-          <w:kern w:val="0"/>
-          <w:sz w:val="22"/>
-          <w:szCs w:val="22"/>
-          <w:shd w:val="clear" w:color="auto" w:fill="FFFFFF"/>
-          <w:lang w:eastAsia="es-PE"/>
-          <w14:ligatures w14:val="none"/>
-        </w:rPr>
-        <w:t/>
-      </w:r>
-      <w:r>
-        <w:rPr>
-          <w:rFonts w:ascii="Arial Narrow" w:eastAsia="Arial Narrow" w:hAnsi="Arial Narrow" w:cs="Arial Narrow"/>
-          <w:color w:val="000000"/>
-          <w:kern w:val="0"/>
-          <w:sz w:val="22"/>
-          <w:szCs w:val="22"/>
-          <w:shd w:val="clear" w:color="auto" w:fill="FFFFFF"/>
-          <w:lang w:eastAsia="es-PE"/>
-          <w14:ligatures w14:val="none"/>
-        </w:rPr>
-        <w:t/>
-      </w:r>
-      <w:r>
-        <w:rPr>
-          <w:rFonts w:ascii="Arial Narrow" w:eastAsia="Arial Narrow" w:hAnsi="Arial Narrow" w:cs="Arial Narrow"/>
-          <w:color w:val="000000"/>
-          <w:kern w:val="0"/>
-          <w:sz w:val="22"/>
-          <w:szCs w:val="22"/>
-          <w:shd w:val="clear" w:color="auto" w:fill="FFFFFF"/>
-          <w:lang w:eastAsia="es-PE"/>
-          <w14:ligatures w14:val="none"/>
-        </w:rPr>
-        <w:t xml:space="preserve"/>
-      </w:r>
-      <w:r>
-        <w:rPr>
-          <w:rFonts w:ascii="Arial Narrow" w:eastAsia="Arial Narrow" w:hAnsi="Arial Narrow" w:cs="Arial Narrow"/>
-          <w:color w:val="000000"/>
-          <w:sz w:val="22"/>
-          <w:szCs w:val="22"/>
-        </w:rPr>
-        <w:t/>
-      </w:r>
-      <w:r>
-        <w:rPr>
-          <w:rFonts w:ascii="Arial Narrow" w:eastAsia="Arial Narrow" w:hAnsi="Arial Narrow" w:cs="Arial Narrow"/>
-          <w:color w:val="000000"/>
-          <w:sz w:val="22"/>
-          <w:szCs w:val="22"/>
-        </w:rPr>
-        <w:t/>
-      </w:r>
-      <w:r>
-        <w:rPr>
-          <w:rFonts w:ascii="Arial Narrow" w:eastAsia="Arial Narrow" w:hAnsi="Arial Narrow" w:cs="Arial Narrow"/>
-          <w:color w:val="000000"/>
-          <w:sz w:val="22"/>
-          <w:szCs w:val="22"/>
-        </w:rPr>
-        <w:t xml:space="preserve"/>
-      </w:r>
-      <w:r>
-        <w:rPr>
-          <w:rFonts w:ascii="Arial Narrow" w:eastAsia="Arial Narrow" w:hAnsi="Arial Narrow" w:cs="Arial Narrow"/>
-          <w:color w:val="000000"/>
-          <w:sz w:val="22"/>
-          <w:szCs w:val="22"/>
-        </w:rPr>
-        <w:t/>
-      </w:r>
-      <w:r>
-        <w:rPr>
-          <w:rFonts w:ascii="Arial Narrow" w:eastAsia="Arial Narrow" w:hAnsi="Arial Narrow" w:cs="Arial Narrow"/>
-          <w:color w:val="000000"/>
-          <w:sz w:val="22"/>
-          <w:szCs w:val="22"/>
-        </w:rPr>
-        <w:t xml:space="preserve"/>
-      </w:r>
-      <w:r>
-        <w:rPr>
-          <w:rFonts w:ascii="Arial Narrow" w:eastAsia="Arial Narrow" w:hAnsi="Arial Narrow" w:cs="Arial Narrow"/>
-          <w:color w:val="000000"/>
-          <w:sz w:val="22"/>
-          <w:szCs w:val="22"/>
-        </w:rPr>
-        <w:t/>
-      </w:r>
-      <w:r>
-        <w:rPr>
-          <w:rFonts w:ascii="Arial Narrow" w:eastAsia="Arial Narrow" w:hAnsi="Arial Narrow" w:cs="Arial Narrow"/>
-          <w:color w:val="000000"/>
-          <w:sz w:val="22"/>
-          <w:szCs w:val="22"/>
-        </w:rPr>
-        <w:t xml:space="preserve"/>
-      </w:r>
-      <w:r>
-        <w:rPr>
-          <w:rFonts w:ascii="Arial Narrow" w:eastAsia="Arial Narrow" w:hAnsi="Arial Narrow" w:cs="Arial Narrow"/>
-          <w:color w:val="000000"/>
-          <w:sz w:val="22"/>
-          <w:szCs w:val="22"/>
-        </w:rPr>
-        <w:t/>
-      </w:r>
-      <w:r>
-        <w:rPr>
-          <w:rFonts w:ascii="Arial Narrow" w:eastAsia="Arial Narrow" w:hAnsi="Arial Narrow" w:cs="Arial Narrow"/>
-          <w:color w:val="000000"/>
-          <w:sz w:val="22"/>
-          <w:szCs w:val="22"/>
-        </w:rPr>
-        <w:t xml:space="preserve"/>
-      </w:r>
-      <w:r>
-        <w:rPr>
-          <w:rFonts w:ascii="Arial Narrow" w:eastAsia="Arial Narrow" w:hAnsi="Arial Narrow" w:cs="Arial Narrow"/>
-          <w:color w:val="000000"/>
-          <w:sz w:val="22"/>
-          <w:szCs w:val="22"/>
-        </w:rPr>
-        <w:t/>
-      </w:r>
-      <w:r>
-        <w:rPr>
-          <w:rFonts w:ascii="Arial Narrow" w:eastAsia="Arial Narrow" w:hAnsi="Arial Narrow" w:cs="Arial Narrow"/>
-          <w:color w:val="000000"/>
-          <w:sz w:val="22"/>
-          <w:szCs w:val="22"/>
-        </w:rPr>
-        <w:t xml:space="preserve"/>
-      </w:r>
-      <w:r>
-        <w:rPr>
-          <w:rFonts w:ascii="Arial Narrow" w:eastAsia="Arial Narrow" w:hAnsi="Arial Narrow" w:cs="Arial Narrow"/>
-          <w:color w:val="000000"/>
-          <w:sz w:val="22"/>
-          <w:szCs w:val="22"/>
-        </w:rPr>
-        <w:t/>
-      </w:r>
-      <w:r>
-        <w:rPr>
-          <w:rFonts w:ascii="Arial Narrow" w:eastAsia="Arial Narrow" w:hAnsi="Arial Narrow" w:cs="Arial Narrow"/>
-          <w:color w:val="000000"/>
-          <w:sz w:val="22"/>
-          <w:szCs w:val="22"/>
-        </w:rPr>
-        <w:t xml:space="preserve"/>
-      </w:r>
-      <w:r>
-        <w:rPr>
-          <w:rFonts w:ascii="Arial Narrow" w:eastAsia="Arial Narrow" w:hAnsi="Arial Narrow" w:cs="Arial Narrow"/>
-          <w:color w:val="000000"/>
-          <w:sz w:val="22"/>
-          <w:szCs w:val="22"/>
-        </w:rPr>
-        <w:t/>
-      </w:r>
-      <w:r>
-        <w:rPr>
-          <w:rFonts w:ascii="Arial Narrow" w:eastAsia="Arial Narrow" w:hAnsi="Arial Narrow" w:cs="Arial Narrow"/>
-          <w:color w:val="000000"/>
-          <w:sz w:val="22"/>
-          <w:szCs w:val="22"/>
-        </w:rPr>
-        <w:t/>
-      </w:r>
-      <w:r>
-        <w:rPr>
-          <w:rFonts w:ascii="Arial Narrow" w:eastAsia="Arial Narrow" w:hAnsi="Arial Narrow" w:cs="Arial Narrow"/>
-          <w:color w:val="000000"/>
-          <w:kern w:val="0"/>
-          <w:sz w:val="22"/>
-          <w:szCs w:val="22"/>
-          <w:lang w:eastAsia="es-PE"/>
-          <w14:ligatures w14:val="none"/>
-        </w:rPr>
-        <w:t/>
-      </w:r>
-      <w:r>
-        <w:rPr>
-          <w:rFonts w:ascii="Arial Narrow" w:eastAsia="Arial Narrow" w:hAnsi="Arial Narrow" w:cs="Arial Narrow"/>
-          <w:color w:val="000000"/>
-          <w:sz w:val="22"/>
-          <w:szCs w:val="22"/>
-        </w:rPr>
-        <w:t xml:space="preserve"/>
-      </w:r>
-      <w:r>
-        <w:rPr>
-          <w:rFonts w:ascii="Arial Narrow" w:eastAsia="Arial Narrow" w:hAnsi="Arial Narrow" w:cs="Arial Narrow"/>
-          <w:color w:val="000000"/>
-          <w:kern w:val="0"/>
-          <w:sz w:val="22"/>
-          <w:szCs w:val="22"/>
-          <w:lang w:eastAsia="es-PE"/>
-          <w14:ligatures w14:val="none"/>
-        </w:rPr>
-        <w:t/>
-      </w:r>
-      <w:r>
-        <w:rPr>
-          <w:rFonts w:ascii="Arial Narrow" w:eastAsia="Arial Narrow" w:hAnsi="Arial Narrow" w:cs="Arial Narrow"/>
-          <w:color w:val="000000"/>
-          <w:sz w:val="22"/>
-          <w:szCs w:val="22"/>
-        </w:rPr>
-        <w:t xml:space="preserve"/>
-      </w:r>
-      <w:r>
-        <w:rPr>
-          <w:rStyle w:val="Refdenotaalpie"/>
-          <w:rFonts w:ascii="Arial Narrow" w:eastAsia="Arial Narrow" w:hAnsi="Arial Narrow" w:cs="Arial Narrow"/>
-          <w:sz w:val="22"/>
-          <w:szCs w:val="22"/>
-          <w:vertAlign w:val="superscript"/>
-        </w:rPr>
-        <w:footnoteReference w:id="17"/>
-      </w:r>
-      <w:r>
-        <w:rPr>
-          <w:rFonts w:ascii="Arial Narrow" w:eastAsia="Arial Narrow" w:hAnsi="Arial Narrow" w:cs="Arial Narrow"/>
-          <w:sz w:val="22"/>
-          <w:szCs w:val="22"/>
-        </w:rPr>
-        <w:t/>
-      </w:r>
-    </w:p>
-    <w:p>
-      <w:pPr>
-        <w:suppressAutoHyphens/>
-        <w:spacing w:after="0" w:line="240" w:lineRule="auto"/>
         <w:jc w:val="both"/>
         <w:rPr>
           <w:rFonts w:ascii="Arial Narrow" w:eastAsia="Arial Narrow" w:hAnsi="Arial Narrow" w:cs="Arial Narrow"/>
@@ -9809,7 +9834,47 @@
           <w:sz w:val="16"/>
           <w:szCs w:val="16"/>
         </w:rPr>
+        <w:t xml:space="preserve"/>
+      </w:r>
+      <w:r>
+        <w:rPr>
+          <w:rFonts w:ascii="Arial Narrow" w:eastAsia="Arial Narrow" w:hAnsi="Arial Narrow" w:cs="Arial Narrow"/>
+          <w:sz w:val="16"/>
+          <w:szCs w:val="16"/>
+        </w:rPr>
         <w:tab/>
+        <w:t xml:space="preserve">Denuncia remitida a esta Comisión mediante MEMORANDUM </w:t>
+      </w:r>
+      <w:r>
+        <w:rPr>
+          <w:rFonts w:ascii="Arial Narrow" w:eastAsia="Arial Narrow" w:hAnsi="Arial Narrow" w:cs="Arial Narrow"/>
+          <w:sz w:val="16"/>
+          <w:szCs w:val="16"/>
+        </w:rPr>
+        <w:t xml:space="preserve">000085-2025-CPC-ICA/INDECOPI </w:t>
+      </w:r>
+      <w:r>
+        <w:rPr>
+          <w:rFonts w:ascii="Arial Narrow" w:eastAsia="Arial Narrow" w:hAnsi="Arial Narrow" w:cs="Arial Narrow"/>
+          <w:sz w:val="16"/>
+          <w:szCs w:val="16"/>
+        </w:rPr>
+        <w:t xml:space="preserve">de fecha </w:t>
+      </w:r>
+      <w:r>
+        <w:rPr>
+          <w:rFonts w:ascii="Arial Narrow" w:eastAsia="Arial Narrow" w:hAnsi="Arial Narrow" w:cs="Arial Narrow"/>
+          <w:sz w:val="16"/>
+          <w:szCs w:val="16"/>
+        </w:rPr>
+        <w:t xml:space="preserve">11 de junio de 2025</w:t>
+      </w:r>
+      <w:r>
+        <w:rPr>
+          <w:rFonts w:ascii="Arial Narrow" w:eastAsia="Arial Narrow" w:hAnsi="Arial Narrow" w:cs="Arial Narrow"/>
+          <w:sz w:val="16"/>
+          <w:szCs w:val="16"/>
+        </w:rPr>
         <w:t xml:space="preserve"/>
       </w:r>
       <w:r>
@@ -9818,25 +9883,49 @@
           <w:sz w:val="16"/>
           <w:szCs w:val="16"/>
         </w:rPr>
-        <w:tab/>
-        <w:t>Publicado</w:t>
-      </w:r>
-      <w:r>
-        <w:rPr>
-          <w:rFonts w:ascii="Arial Narrow" w:eastAsia="Arial Narrow" w:hAnsi="Arial Narrow" w:cs="Arial Narrow"/>
-          <w:b/>
-          <w:sz w:val="16"/>
-          <w:szCs w:val="16"/>
-        </w:rPr>
-        <w:t xml:space="preserve"> </w:t>
-      </w:r>
-      <w:r>
-        <w:rPr>
-          <w:rFonts w:ascii="Arial Narrow" w:eastAsia="Arial Narrow" w:hAnsi="Arial Narrow" w:cs="Arial Narrow"/>
-          <w:sz w:val="16"/>
-          <w:szCs w:val="16"/>
-        </w:rPr>
-        <w:t xml:space="preserve">el 2 de setiembre de 2010 en el Diario Oficial El Peruano, vigente desde el 2 de octubre de 2010 y modificado por Decreto Legislativo 1308.</w:t>
+        <w:t xml:space="preserve"/>
+      </w:r>
+      <w:r>
+        <w:rPr>
+          <w:rFonts w:ascii="Arial Narrow" w:eastAsia="Arial Narrow" w:hAnsi="Arial Narrow" w:cs="Arial Narrow"/>
+          <w:sz w:val="16"/>
+          <w:szCs w:val="16"/>
+        </w:rPr>
+        <w:t xml:space="preserve">, </w:t>
+      </w:r>
+      <w:proofErr w:type="spellStart"/>
+      <w:r>
+        <w:rPr>
+          <w:rFonts w:ascii="Arial Narrow" w:eastAsia="Arial Narrow" w:hAnsi="Arial Narrow" w:cs="Arial Narrow"/>
+          <w:sz w:val="16"/>
+          <w:szCs w:val="16"/>
+        </w:rPr>
+        <w:t xml:space="preserve">recibida</w:t>
+      </w:r>
+      <w:proofErr w:type="spellEnd"/>
+      <w:r>
+        <w:rPr>
+          <w:rFonts w:ascii="Arial Narrow" w:eastAsia="Arial Narrow" w:hAnsi="Arial Narrow" w:cs="Arial Narrow"/>
+          <w:sz w:val="16"/>
+          <w:szCs w:val="16"/>
+        </w:rPr>
+        <w:t xml:space="preserve"> el </w:t>
+      </w:r>
+      <w:r>
+        <w:rPr>
+          <w:rFonts w:ascii="Arial Narrow" w:eastAsia="Arial Narrow" w:hAnsi="Arial Narrow" w:cs="Arial Narrow"/>
+          <w:sz w:val="16"/>
+          <w:szCs w:val="16"/>
+        </w:rPr>
+        <w:t xml:space="preserve">11 de junio de 2025</w:t>
+      </w:r>
+      <w:r>
+        <w:rPr>
+          <w:rFonts w:ascii="Arial Narrow" w:eastAsia="Arial Narrow" w:hAnsi="Arial Narrow" w:cs="Arial Narrow"/>
+          <w:sz w:val="16"/>
+          <w:szCs w:val="16"/>
+        </w:rPr>
+        <w:t xml:space="preserve">.</w:t>
       </w:r>
     </w:p>
     <w:p>
@@ -9883,99 +9972,33 @@
           <w:sz w:val="16"/>
           <w:szCs w:val="16"/>
         </w:rPr>
+        <w:t xml:space="preserve"/>
+      </w:r>
+      <w:r>
+        <w:rPr>
+          <w:rFonts w:ascii="Arial Narrow" w:eastAsia="Arial Narrow" w:hAnsi="Arial Narrow" w:cs="Arial Narrow"/>
+          <w:sz w:val="16"/>
+          <w:szCs w:val="16"/>
+        </w:rPr>
         <w:tab/>
-        <w:t xml:space="preserve"/>
-      </w:r>
-      <w:r>
-        <w:rPr>
-          <w:rFonts w:ascii="Arial Narrow" w:eastAsia="Arial Narrow" w:hAnsi="Arial Narrow" w:cs="Arial Narrow"/>
-          <w:sz w:val="16"/>
-          <w:szCs w:val="16"/>
-        </w:rPr>
-        <w:tab/>
-        <w:t xml:space="preserve">Denuncia remitida a esta Comisión mediante MEMORANDUM </w:t>
-      </w:r>
-      <w:r>
-        <w:rPr>
-          <w:rFonts w:ascii="Arial Narrow" w:eastAsia="Arial Narrow" w:hAnsi="Arial Narrow" w:cs="Arial Narrow"/>
-          <w:sz w:val="16"/>
-          <w:szCs w:val="16"/>
-        </w:rPr>
-        <w:t xml:space="preserve">000085-2025-CPC-ICA/INDECOPI </w:t>
-      </w:r>
-      <w:r>
-        <w:rPr>
-          <w:rFonts w:ascii="Arial Narrow" w:eastAsia="Arial Narrow" w:hAnsi="Arial Narrow" w:cs="Arial Narrow"/>
-          <w:sz w:val="16"/>
-          <w:szCs w:val="16"/>
-        </w:rPr>
-        <w:t xml:space="preserve">de fecha </w:t>
-      </w:r>
-      <w:r>
-        <w:rPr>
-          <w:rFonts w:ascii="Arial Narrow" w:eastAsia="Arial Narrow" w:hAnsi="Arial Narrow" w:cs="Arial Narrow"/>
-          <w:sz w:val="16"/>
-          <w:szCs w:val="16"/>
-        </w:rPr>
-        <w:t xml:space="preserve">11 de junio de 2025</w:t>
-      </w:r>
-      <w:r>
-        <w:rPr>
-          <w:rFonts w:ascii="Arial Narrow" w:eastAsia="Arial Narrow" w:hAnsi="Arial Narrow" w:cs="Arial Narrow"/>
-          <w:sz w:val="16"/>
-          <w:szCs w:val="16"/>
-        </w:rPr>
-        <w:t xml:space="preserve"/>
-      </w:r>
-      <w:r>
-        <w:rPr>
-          <w:rFonts w:ascii="Arial Narrow" w:eastAsia="Arial Narrow" w:hAnsi="Arial Narrow" w:cs="Arial Narrow"/>
-          <w:sz w:val="16"/>
-          <w:szCs w:val="16"/>
-        </w:rPr>
-        <w:t xml:space="preserve"/>
-      </w:r>
-      <w:r>
-        <w:rPr>
-          <w:rFonts w:ascii="Arial Narrow" w:eastAsia="Arial Narrow" w:hAnsi="Arial Narrow" w:cs="Arial Narrow"/>
-          <w:sz w:val="16"/>
-          <w:szCs w:val="16"/>
-        </w:rPr>
-        <w:t xml:space="preserve">, </w:t>
-      </w:r>
-      <w:proofErr w:type="spellStart"/>
-      <w:r>
-        <w:rPr>
-          <w:rFonts w:ascii="Arial Narrow" w:eastAsia="Arial Narrow" w:hAnsi="Arial Narrow" w:cs="Arial Narrow"/>
-          <w:sz w:val="16"/>
-          <w:szCs w:val="16"/>
-        </w:rPr>
-        <w:t xml:space="preserve">recibida</w:t>
-      </w:r>
-      <w:proofErr w:type="spellEnd"/>
-      <w:r>
-        <w:rPr>
-          <w:rFonts w:ascii="Arial Narrow" w:eastAsia="Arial Narrow" w:hAnsi="Arial Narrow" w:cs="Arial Narrow"/>
-          <w:sz w:val="16"/>
-          <w:szCs w:val="16"/>
-        </w:rPr>
-        <w:t xml:space="preserve"> el </w:t>
-      </w:r>
-      <w:r>
-        <w:rPr>
-          <w:rFonts w:ascii="Arial Narrow" w:eastAsia="Arial Narrow" w:hAnsi="Arial Narrow" w:cs="Arial Narrow"/>
-          <w:sz w:val="16"/>
-          <w:szCs w:val="16"/>
-        </w:rPr>
-        <w:t xml:space="preserve">11 de junio de 2025</w:t>
-      </w:r>
-      <w:r>
-        <w:rPr>
-          <w:rFonts w:ascii="Arial Narrow" w:eastAsia="Arial Narrow" w:hAnsi="Arial Narrow" w:cs="Arial Narrow"/>
-          <w:sz w:val="16"/>
-          <w:szCs w:val="16"/>
-        </w:rPr>
-        <w:t xml:space="preserve">.</w:t>
+        <w:t>Publicado</w:t>
+      </w:r>
+      <w:r>
+        <w:rPr>
+          <w:rFonts w:ascii="Arial Narrow" w:eastAsia="Arial Narrow" w:hAnsi="Arial Narrow" w:cs="Arial Narrow"/>
+          <w:b/>
+          <w:sz w:val="16"/>
+          <w:szCs w:val="16"/>
+        </w:rPr>
+        <w:t xml:space="preserve"> </w:t>
+      </w:r>
+      <w:r>
+        <w:rPr>
+          <w:rFonts w:ascii="Arial Narrow" w:eastAsia="Arial Narrow" w:hAnsi="Arial Narrow" w:cs="Arial Narrow"/>
+          <w:sz w:val="16"/>
+          <w:szCs w:val="16"/>
+        </w:rPr>
+        <w:t xml:space="preserve">el 2 de setiembre de 2010 en el Diario Oficial El Peruano, vigente desde el 2 de octubre de 2010 y modificado por Decreto Legislativo 1308.</w:t>
       </w:r>
     </w:p>
     <w:p>
@@ -10024,7 +10047,6 @@
           <w:sz w:val="16"/>
           <w:szCs w:val="16"/>
         </w:rPr>
-        <w:tab/>
         <w:t xml:space="preserve"/>
       </w:r>
       <w:r>
@@ -10033,7 +10055,6 @@
           <w:sz w:val="16"/>
           <w:szCs w:val="16"/>
         </w:rPr>
-        <w:tab/>
       </w:r>
       <w:r>
         <w:rPr>
@@ -10043,6 +10064,7 @@
           <w:sz w:val="16"/>
           <w:szCs w:val="16"/>
         </w:rPr>
+        <w:tab/>
         <w:t xml:space="preserve">LEY 29571, CÓDIGO DE PROTECCIÓN Y DEFENSA DEL CONSUMIDOR, publicado el 2 de setiembre de 2010 y modificado por Decreto Legislativo 1308 </w:t>
       </w:r>
     </w:p>
@@ -10284,7 +10306,6 @@
           <w:sz w:val="16"/>
           <w:szCs w:val="16"/>
         </w:rPr>
-        <w:tab/>
         <w:t xml:space="preserve"/>
       </w:r>
       <w:r>
@@ -10293,7 +10314,6 @@
           <w:sz w:val="16"/>
           <w:szCs w:val="16"/>
         </w:rPr>
-        <w:tab/>
       </w:r>
       <w:r>
         <w:rPr>
@@ -10303,6 +10323,7 @@
           <w:sz w:val="16"/>
           <w:szCs w:val="16"/>
         </w:rPr>
+        <w:tab/>
         <w:t xml:space="preserve">LEY 29571, CÓDIGO DE PROTECCIÓN Y DEFENSA DEL CONSUMIDOR, publicado el 2 de setiembre de 2010 y modificado por Decreto Legislativo 1308 </w:t>
       </w:r>
     </w:p>
@@ -10463,7 +10484,6 @@
           <w:sz w:val="16"/>
           <w:szCs w:val="16"/>
         </w:rPr>
-        <w:tab/>
         <w:t xml:space="preserve"/>
       </w:r>
       <w:r>
@@ -10472,7 +10492,6 @@
           <w:sz w:val="16"/>
           <w:szCs w:val="16"/>
         </w:rPr>
-        <w:tab/>
       </w:r>
       <w:r>
         <w:rPr>
@@ -10482,6 +10501,7 @@
           <w:sz w:val="16"/>
           <w:szCs w:val="16"/>
         </w:rPr>
+        <w:tab/>
         <w:t xml:space="preserve">LEY </w:t>
       </w:r>
       <w:proofErr w:type="spellStart"/>
@@ -10699,7 +10719,6 @@
           <w:sz w:val="16"/>
           <w:szCs w:val="16"/>
         </w:rPr>
-        <w:tab/>
         <w:t xml:space="preserve"/>
       </w:r>
       <w:r>
@@ -10708,7 +10727,6 @@
           <w:sz w:val="16"/>
           <w:szCs w:val="16"/>
         </w:rPr>
-        <w:tab/>
       </w:r>
       <w:r>
         <w:rPr>
@@ -10718,6 +10736,7 @@
           <w:sz w:val="16"/>
           <w:szCs w:val="16"/>
         </w:rPr>
+        <w:tab/>
         <w:t xml:space="preserve">LEY </w:t>
       </w:r>
       <w:proofErr w:type="spellStart"/>
@@ -11039,7 +11058,6 @@
           <w:sz w:val="16"/>
           <w:szCs w:val="16"/>
         </w:rPr>
-        <w:tab/>
         <w:t xml:space="preserve"/>
       </w:r>
       <w:r>
@@ -11048,7 +11066,6 @@
           <w:sz w:val="16"/>
           <w:szCs w:val="16"/>
         </w:rPr>
-        <w:tab/>
       </w:r>
       <w:r>
         <w:rPr>
@@ -11058,6 +11075,7 @@
           <w:sz w:val="16"/>
           <w:szCs w:val="16"/>
         </w:rPr>
+        <w:tab/>
         <w:t xml:space="preserve">LEY </w:t>
       </w:r>
       <w:proofErr w:type="spellStart"/>
@@ -11258,7 +11276,6 @@
           <w:sz w:val="16"/>
           <w:szCs w:val="16"/>
         </w:rPr>
-        <w:tab/>
         <w:t xml:space="preserve"/>
       </w:r>
       <w:r>
@@ -11267,7 +11284,6 @@
           <w:sz w:val="16"/>
           <w:szCs w:val="16"/>
         </w:rPr>
-        <w:tab/>
       </w:r>
       <w:r>
         <w:rPr>
@@ -11277,6 +11293,7 @@
           <w:sz w:val="16"/>
           <w:szCs w:val="16"/>
         </w:rPr>
+        <w:tab/>
         <w:t>LEY SOBRE FACULTADES, NORMAS Y ORGANIZACIÓN DEL INDECOPI, APROBADA POR DECRETO LEGISLATIVO 807 Artículo 24.-</w:t>
       </w:r>
       <w:r>
@@ -11425,7 +11442,6 @@
           <w:sz w:val="16"/>
           <w:szCs w:val="16"/>
         </w:rPr>
-        <w:tab/>
         <w:t xml:space="preserve"/>
       </w:r>
       <w:r>
@@ -11518,24 +11534,23 @@
           <w:sz w:val="16"/>
           <w:szCs w:val="16"/>
         </w:rPr>
+        <w:t xml:space="preserve"/>
+      </w:r>
+      <w:r>
+        <w:rPr>
+          <w:rFonts w:ascii="Arial Narrow" w:eastAsia="Arial Narrow" w:hAnsi="Arial Narrow" w:cs="Arial Narrow"/>
+          <w:sz w:val="16"/>
+          <w:szCs w:val="16"/>
+        </w:rPr>
+      </w:r>
+      <w:r>
+        <w:rPr>
+          <w:rFonts w:ascii="Arial Narrow" w:eastAsia="Arial Narrow" w:hAnsi="Arial Narrow" w:cs="Arial Narrow"/>
+          <w:b/>
+          <w:sz w:val="16"/>
+          <w:szCs w:val="16"/>
+        </w:rPr>
         <w:tab/>
-        <w:t xml:space="preserve"/>
-      </w:r>
-      <w:r>
-        <w:rPr>
-          <w:rFonts w:ascii="Arial Narrow" w:eastAsia="Arial Narrow" w:hAnsi="Arial Narrow" w:cs="Arial Narrow"/>
-          <w:sz w:val="16"/>
-          <w:szCs w:val="16"/>
-        </w:rPr>
-        <w:tab/>
-      </w:r>
-      <w:r>
-        <w:rPr>
-          <w:rFonts w:ascii="Arial Narrow" w:eastAsia="Arial Narrow" w:hAnsi="Arial Narrow" w:cs="Arial Narrow"/>
-          <w:b/>
-          <w:sz w:val="16"/>
-          <w:szCs w:val="16"/>
-        </w:rPr>
         <w:t>LEY 29571, CÓDIGO DE PROTECCIÓN Y DEFENSA DEL CONSUMIDOR</w:t>
       </w:r>
       <w:r>
@@ -11920,32 +11935,31 @@
           <w:szCs w:val="16"/>
           <w:vertAlign w:val="superscript"/>
         </w:rPr>
+        <w:t xml:space="preserve"/>
+      </w:r>
+      <w:r>
+        <w:rPr>
+          <w:rFonts w:ascii="Arial Narrow" w:eastAsia="Arial Narrow" w:hAnsi="Arial Narrow" w:cs="Arial Narrow"/>
+          <w:sz w:val="16"/>
+          <w:szCs w:val="16"/>
+        </w:rPr>
+        <w:t xml:space="preserve"/>
+      </w:r>
+      <w:r>
+        <w:rPr>
+          <w:rFonts w:ascii="Arial Narrow" w:eastAsia="Arial Narrow" w:hAnsi="Arial Narrow" w:cs="Arial Narrow"/>
+          <w:sz w:val="16"/>
+          <w:szCs w:val="16"/>
+        </w:rPr>
+      </w:r>
+      <w:r>
+        <w:rPr>
+          <w:rFonts w:ascii="Arial Narrow" w:eastAsia="Arial Narrow" w:hAnsi="Arial Narrow" w:cs="Arial Narrow"/>
+          <w:b/>
+          <w:sz w:val="16"/>
+          <w:szCs w:val="16"/>
+        </w:rPr>
         <w:tab/>
-        <w:t xml:space="preserve"/>
-      </w:r>
-      <w:r>
-        <w:rPr>
-          <w:rFonts w:ascii="Arial Narrow" w:eastAsia="Arial Narrow" w:hAnsi="Arial Narrow" w:cs="Arial Narrow"/>
-          <w:sz w:val="16"/>
-          <w:szCs w:val="16"/>
-        </w:rPr>
-        <w:t xml:space="preserve"> </w:t>
-      </w:r>
-      <w:r>
-        <w:rPr>
-          <w:rFonts w:ascii="Arial Narrow" w:eastAsia="Arial Narrow" w:hAnsi="Arial Narrow" w:cs="Arial Narrow"/>
-          <w:sz w:val="16"/>
-          <w:szCs w:val="16"/>
-        </w:rPr>
-        <w:tab/>
-      </w:r>
-      <w:r>
-        <w:rPr>
-          <w:rFonts w:ascii="Arial Narrow" w:eastAsia="Arial Narrow" w:hAnsi="Arial Narrow" w:cs="Arial Narrow"/>
-          <w:b/>
-          <w:sz w:val="16"/>
-          <w:szCs w:val="16"/>
-        </w:rPr>
         <w:t>LEY 29571, CÓDIGO DE PROTECCIÓN Y DEFENSA DEL CONSUMIDOR</w:t>
       </w:r>
       <w:r>
@@ -12149,7 +12163,6 @@
           <w:sz w:val="16"/>
           <w:szCs w:val="16"/>
         </w:rPr>
-        <w:tab/>
         <w:t xml:space="preserve"/>
       </w:r>
       <w:r>
@@ -12158,7 +12171,6 @@
           <w:sz w:val="16"/>
           <w:szCs w:val="16"/>
         </w:rPr>
-        <w:tab/>
       </w:r>
       <w:r>
         <w:rPr>
@@ -12168,6 +12180,7 @@
           <w:sz w:val="16"/>
           <w:szCs w:val="16"/>
         </w:rPr>
+        <w:tab/>
         <w:t xml:space="preserve">LEY 29571, CÓDIGO DE PROTECCIÓN Y DEFENSA DEL CONSUMIDOR, publicado el 2 de setiembre de 2010 y modificado por Decreto Legislativo 1308 </w:t>
       </w:r>
     </w:p>
@@ -12986,24 +12999,23 @@
           <w:sz w:val="16"/>
           <w:szCs w:val="16"/>
         </w:rPr>
+        <w:t xml:space="preserve"/>
+      </w:r>
+      <w:r>
+        <w:rPr>
+          <w:rFonts w:ascii="Arial Narrow" w:eastAsia="Arial Narrow" w:hAnsi="Arial Narrow" w:cs="Arial Narrow"/>
+          <w:sz w:val="16"/>
+          <w:szCs w:val="16"/>
+        </w:rPr>
+      </w:r>
+      <w:r>
+        <w:rPr>
+          <w:rFonts w:ascii="Arial Narrow" w:eastAsia="Arial Narrow" w:hAnsi="Arial Narrow" w:cs="Arial Narrow"/>
+          <w:b/>
+          <w:sz w:val="16"/>
+          <w:szCs w:val="16"/>
+        </w:rPr>
         <w:tab/>
-        <w:t xml:space="preserve"/>
-      </w:r>
-      <w:r>
-        <w:rPr>
-          <w:rFonts w:ascii="Arial Narrow" w:eastAsia="Arial Narrow" w:hAnsi="Arial Narrow" w:cs="Arial Narrow"/>
-          <w:sz w:val="16"/>
-          <w:szCs w:val="16"/>
-        </w:rPr>
-        <w:tab/>
-      </w:r>
-      <w:r>
-        <w:rPr>
-          <w:rFonts w:ascii="Arial Narrow" w:eastAsia="Arial Narrow" w:hAnsi="Arial Narrow" w:cs="Arial Narrow"/>
-          <w:b/>
-          <w:sz w:val="16"/>
-          <w:szCs w:val="16"/>
-        </w:rPr>
         <w:t>LEY 29571, CÓDIGO DE PROTECCIÓN Y DEFENSA DEL CONSUMIDOR</w:t>
       </w:r>
       <w:r>
@@ -13218,7 +13230,6 @@
           <w:sz w:val="16"/>
           <w:szCs w:val="16"/>
         </w:rPr>
-        <w:tab/>
         <w:t xml:space="preserve"/>
       </w:r>
       <w:r>
@@ -13385,31 +13396,30 @@
           <w:sz w:val="16"/>
           <w:szCs w:val="16"/>
         </w:rPr>
+        <w:t xml:space="preserve"/>
+      </w:r>
+      <w:r>
+        <w:rPr>
+          <w:rFonts w:ascii="Arial Narrow" w:eastAsia="Arial Narrow" w:hAnsi="Arial Narrow" w:cs="Arial Narrow"/>
+          <w:sz w:val="16"/>
+          <w:szCs w:val="16"/>
+        </w:rPr>
+      </w:r>
+      <w:r>
+        <w:rPr>
+          <w:rFonts w:ascii="Arial Narrow" w:eastAsia="Arial Narrow" w:hAnsi="Arial Narrow" w:cs="Arial Narrow"/>
+          <w:b/>
+          <w:sz w:val="16"/>
+          <w:szCs w:val="16"/>
+        </w:rPr>
         <w:tab/>
-        <w:t xml:space="preserve"/>
-      </w:r>
-      <w:r>
-        <w:rPr>
-          <w:rFonts w:ascii="Arial Narrow" w:eastAsia="Arial Narrow" w:hAnsi="Arial Narrow" w:cs="Arial Narrow"/>
-          <w:sz w:val="16"/>
-          <w:szCs w:val="16"/>
-        </w:rPr>
-        <w:tab/>
-      </w:r>
-      <w:r>
-        <w:rPr>
-          <w:rFonts w:ascii="Arial Narrow" w:eastAsia="Arial Narrow" w:hAnsi="Arial Narrow" w:cs="Arial Narrow"/>
-          <w:b/>
-          <w:sz w:val="16"/>
-          <w:szCs w:val="16"/>
-        </w:rPr>
         <w:t>TEXTO ÚNICO ORDENADO DE LA LEY DEL PROCEDIMIENTO ADMINISTRATIVO GENERAL, aprobado mediante Decreto Supremo 006-2026-JUS y publicado el 30 de abril de 2026</w:t>
       </w:r>
     </w:p>
     <w:p>
       <w:pPr>
         <w:pStyle w:val="Textonotapie"/>
-        <w:ind w:left="1134" w:hanging="567"/>
+        <w:ind w:left="1134"/>
         <w:jc w:val="both"/>
         <w:rPr>
           <w:rFonts w:ascii="Arial Narrow" w:eastAsia="Arial Narrow" w:hAnsi="Arial Narrow" w:cs="Arial Narrow"/>
@@ -13433,7 +13443,7 @@
     <w:p>
       <w:pPr>
         <w:pStyle w:val="Textonotapie"/>
-        <w:ind w:left="1134" w:hanging="567"/>
+        <w:ind w:left="1134" w:hanging="1134"/>
         <w:jc w:val="both"/>
         <w:rPr>
           <w:rFonts w:ascii="Arial Narrow" w:eastAsia="Arial Narrow" w:hAnsi="Arial Narrow" w:cs="Arial Narrow"/>

--- a/plantillas_maestras/13_seguro_multiple_y_equipos/negativa_cobertura/2_ddos_banco_y_aseguradora/mujer/TPL_1372_2025_SEGURO_MULTIPLE_Y_EQUIPOS_NEGATIVA_COBERTURA_BANCO_MUJER_R1.docx
+++ b/plantillas_maestras/13_seguro_multiple_y_equipos/negativa_cobertura/2_ddos_banco_y_aseguradora/mujer/TPL_1372_2025_SEGURO_MULTIPLE_Y_EQUIPOS_NEGATIVA_COBERTURA_BANCO_MUJER_R1.docx
@@ -4321,7 +4321,7 @@
           <w:lang w:eastAsia="es-PE"/>
           <w14:ligatures w14:val="none"/>
         </w:rPr>
-        <w:t>la compañía aseguradora no habría informado oportunamente a la denunciante que necesitaba el dictamen para su invalidez total y permanente</w:t>
+        <w:t xml:space="preserve">la compañía aseguradora no habría informado oportunamente a la denunciante que necesitaba el dictamen para su invalidez total y permanente</w:t>
       </w:r>
       <w:r>
         <w:rPr>
@@ -4334,7 +4334,7 @@
           <w:lang w:eastAsia="es-PE"/>
           <w14:ligatures w14:val="none"/>
         </w:rPr>
-        <w:t xml:space="preserve">. Por consiguiente, corresponde calificar el hecho materia de denuncia como una presunta infracción al deber de información, tipificado en el </w:t>
+        <w:t xml:space="preserve">; involucraría una presunta afectación al derecho de información de los consumidores. Por consiguiente, corresponde calificar el hecho materia de denuncia como una presunta infracción al deber de información, tipificado en el artículo 1, numeral 1, literal b) y al artículo 2 del Código</w:t>
       </w:r>
       <w:bookmarkStart w:id="4" w:name="_Hlk195611851"/>
       <w:r>
@@ -4348,7 +4348,7 @@
           <w:lang w:eastAsia="es-PE"/>
           <w14:ligatures w14:val="none"/>
         </w:rPr>
-        <w:t xml:space="preserve">artículo 1, numeral 1, literal b) </w:t>
+        <w:t xml:space="preserve"/>
       </w:r>
       <w:bookmarkEnd w:id="4"/>
       <w:r>
@@ -4362,7 +4362,7 @@
           <w:lang w:eastAsia="es-PE"/>
           <w14:ligatures w14:val="none"/>
         </w:rPr>
-        <w:t>y al artículo 2 del Código</w:t>
+        <w:t xml:space="preserve"/>
       </w:r>
       <w:r>
         <w:rPr>

--- a/plantillas_maestras/13_seguro_multiple_y_equipos/negativa_cobertura/2_ddos_banco_y_aseguradora/mujer/TPL_1372_2025_SEGURO_MULTIPLE_Y_EQUIPOS_NEGATIVA_COBERTURA_BANCO_MUJER_R1.docx
+++ b/plantillas_maestras/13_seguro_multiple_y_equipos/negativa_cobertura/2_ddos_banco_y_aseguradora/mujer/TPL_1372_2025_SEGURO_MULTIPLE_Y_EQUIPOS_NEGATIVA_COBERTURA_BANCO_MUJER_R1.docx
@@ -7912,7 +7912,7 @@
           <w:sz w:val="22"/>
           <w:szCs w:val="22"/>
         </w:rPr>
-        <w:t xml:space="preserve">correr traslado de la presente resolución a Chubb Perú S.A. Compañía de Seguros y Reaseguros y al Banco Internacional del Perú -Interbank S.A.A. para que, de conformidad con lo dispuesto por el artículo 26 de la Ley sobre Facultades, Normas y Organización del Indecopi, aprobada por Decreto Legislativo 807</w:t>
+        <w:t xml:space="preserve">correr traslado de la denuncia del 20 de marzo de 2025, subsanada mediante escrito del 14 de mayo de 2025 a Chubb Perú S.A. Compañía de Seguros y Reaseguros y al Banco Internacional del Perú -Interbank S.A.A. para que, de conformidad con lo dispuesto por el artículo 26 de la Ley sobre Facultades, Normas y Organización del Indecopi, aprobada por Decreto Legislativo 807</w:t>
       </w:r>
       <w:r>
         <w:rPr>
